--- a/doc/sad/TSaS_SAD_arc42_1.docx
+++ b/doc/sad/TSaS_SAD_arc42_1.docx
@@ -28,7 +28,7 @@
         </w:p>
       </w:sdtContent>
     </w:sdt>
-    <w:bookmarkStart w:id="47" w:name="X8e4ebc2e1f4eb088d047a6684ad88a5c65a2b31"/>
+    <w:bookmarkStart w:id="71" w:name="X8e4ebc2e1f4eb088d047a6684ad88a5c65a2b31"/>
     <w:p>
       <w:pPr>
         <w:pStyle w:val="Heading1"/>
@@ -751,6 +751,52 @@
           </w:p>
         </w:tc>
       </w:tr>
+      <w:tr>
+        <w:tc>
+          <w:tcPr/>
+          <w:p>
+            <w:pPr>
+              <w:pStyle w:val="Compact"/>
+            </w:pPr>
+            <w:r>
+              <w:t xml:space="preserve">QZ-06</w:t>
+            </w:r>
+          </w:p>
+        </w:tc>
+        <w:tc>
+          <w:tcPr/>
+          <w:p>
+            <w:pPr>
+              <w:pStyle w:val="Compact"/>
+            </w:pPr>
+            <w:r>
+              <w:t xml:space="preserve">Performance – KI-Analyse</w:t>
+            </w:r>
+          </w:p>
+        </w:tc>
+        <w:tc>
+          <w:tcPr/>
+          <w:p>
+            <w:pPr>
+              <w:pStyle w:val="Compact"/>
+            </w:pPr>
+            <w:r>
+              <w:t xml:space="preserve">Die KI-gestützte Match-Analyse (Postmortem) muss synchron innerhalb von 60 Sekunden generiert sein (Timeout des LLM-Aufrufs). Wiederholtes Lesen einer bereits generierten Analyse erfolgt aus der DB in &lt; 250 ms.</w:t>
+            </w:r>
+          </w:p>
+        </w:tc>
+        <w:tc>
+          <w:tcPr/>
+          <w:p>
+            <w:pPr>
+              <w:pStyle w:val="Compact"/>
+            </w:pPr>
+            <w:r>
+              <w:t xml:space="preserve">Mittel</w:t>
+            </w:r>
+          </w:p>
+        </w:tc>
+      </w:tr>
     </w:tbl>
     <w:bookmarkEnd w:id="11"/>
     <w:bookmarkStart w:id="12" w:name="stakeholder"/>
@@ -1089,7 +1135,90 @@
               <w:pStyle w:val="Compact"/>
             </w:pPr>
             <w:r>
-              <w:t xml:space="preserve">Architekturstil: Modularer Monolith. Das Backend wird nach den Prinzipien der Clean Architecture aufgebaut (Schichten: Domain, Application, Infrastructure, Adapter). Abhängigkeiten zeigen stets von aussen nach innen – die Domänenschicht hat keine Abhängigkeiten zu Frameworks oder Infrastruktur.</w:t>
+              <w:t xml:space="preserve">Architekturstil: Modularer Monolith als Gradle Multi-Module-Projekt. Das Backend wird nach den Prinzipien der Clean Architecture aufgebaut (Schichten: Domain, Application, Infrastructure, Adapter). Abhängigkeiten zeigen stets von aussen nach innen – die Domänenschicht hat keine Abhängigkeiten zu Frameworks oder Infrastruktur. Modulübergreifendes</w:t>
+            </w:r>
+            <w:r>
+              <w:t xml:space="preserve"> </w:t>
+            </w:r>
+            <w:r>
+              <w:rPr>
+                <w:b/>
+                <w:bCs/>
+              </w:rPr>
+              <w:t xml:space="preserve">Verhalten</w:t>
+            </w:r>
+            <w:r>
+              <w:t xml:space="preserve"> </w:t>
+            </w:r>
+            <w:r>
+              <w:t xml:space="preserve">wird ausschliesslich über definierte Interfaces im Application-Layer aufgerufen (Ports &amp; Adapters) – keine Event-basierte Kommunikation. Stabile</w:t>
+            </w:r>
+            <w:r>
+              <w:t xml:space="preserve"> </w:t>
+            </w:r>
+            <w:r>
+              <w:rPr>
+                <w:b/>
+                <w:bCs/>
+              </w:rPr>
+              <w:t xml:space="preserve">Domänen-Wertobjekte</w:t>
+            </w:r>
+            <w:r>
+              <w:t xml:space="preserve"> </w:t>
+            </w:r>
+            <w:r>
+              <w:t xml:space="preserve">(z. B.</w:t>
+            </w:r>
+            <w:r>
+              <w:t xml:space="preserve"> </w:t>
+            </w:r>
+            <w:r>
+              <w:rPr>
+                <w:rStyle w:val="VerbatimChar"/>
+              </w:rPr>
+              <w:t xml:space="preserve">Point</w:t>
+            </w:r>
+            <w:r>
+              <w:t xml:space="preserve">,</w:t>
+            </w:r>
+            <w:r>
+              <w:t xml:space="preserve"> </w:t>
+            </w:r>
+            <w:r>
+              <w:rPr>
+                <w:rStyle w:val="VerbatimChar"/>
+              </w:rPr>
+              <w:t xml:space="preserve">Player</w:t>
+            </w:r>
+            <w:r>
+              <w:t xml:space="preserve">,</w:t>
+            </w:r>
+            <w:r>
+              <w:t xml:space="preserve"> </w:t>
+            </w:r>
+            <w:r>
+              <w:rPr>
+                <w:rStyle w:val="VerbatimChar"/>
+              </w:rPr>
+              <w:t xml:space="preserve">MatchStatistics</w:t>
+            </w:r>
+            <w:r>
+              <w:t xml:space="preserve">) dürfen dagegen als gemeinsames, lesendes Domänenmodell modulübergreifend verwendet werden, statt sie an jeder Modulgrenze auf DTOs abzubilden (siehe ADR-13). Die Einhaltung dieser Regeln (framework-freie Domäne, einwärts gerichtete Schichten, zyklenfreier Modulgraph) wird durch</w:t>
+            </w:r>
+            <w:r>
+              <w:t xml:space="preserve"> </w:t>
+            </w:r>
+            <w:r>
+              <w:rPr>
+                <w:rStyle w:val="VerbatimChar"/>
+              </w:rPr>
+              <w:t xml:space="preserve">ArchitectureTest</w:t>
+            </w:r>
+            <w:r>
+              <w:t xml:space="preserve"> </w:t>
+            </w:r>
+            <w:r>
+              <w:t xml:space="preserve">automatisiert geprüft.</w:t>
             </w:r>
           </w:p>
         </w:tc>
@@ -1150,7 +1279,7 @@
     </w:p>
     <w:bookmarkEnd w:id="15"/>
     <w:bookmarkEnd w:id="16"/>
-    <w:bookmarkStart w:id="19" w:name="kontextabgrenzung"/>
+    <w:bookmarkStart w:id="23" w:name="kontextabgrenzung"/>
     <w:p>
       <w:pPr>
         <w:pStyle w:val="Heading2"/>
@@ -1159,7 +1288,7 @@
         <w:t xml:space="preserve">3. Kontextabgrenzung</w:t>
       </w:r>
     </w:p>
-    <w:bookmarkStart w:id="17" w:name="fachlicher-kontext"/>
+    <w:bookmarkStart w:id="21" w:name="fachlicher-kontext"/>
     <w:p>
       <w:pPr>
         <w:pStyle w:val="Heading3"/>
@@ -1178,290 +1307,87 @@
     </w:p>
     <w:p>
       <w:pPr>
-        <w:pStyle w:val="SourceCode"/>
-      </w:pPr>
-      <w:r>
-        <w:rPr>
-          <w:rStyle w:val="VerbatimChar"/>
-        </w:rPr>
-        <w:t xml:space="preserve">graph TB</w:t>
-      </w:r>
-      <w:r>
-        <w:br/>
-      </w:r>
-      <w:r>
-        <w:rPr>
-          <w:rStyle w:val="VerbatimChar"/>
-        </w:rPr>
-        <w:t xml:space="preserve">    subgraph Akteure</w:t>
-      </w:r>
-      <w:r>
-        <w:br/>
-      </w:r>
-      <w:r>
-        <w:rPr>
-          <w:rStyle w:val="VerbatimChar"/>
-        </w:rPr>
-        <w:t xml:space="preserve">        Trainer["👤 Trainer / Eltern&lt;br/&gt;(Browser)"]</w:t>
-      </w:r>
-      <w:r>
-        <w:br/>
-      </w:r>
-      <w:r>
-        <w:rPr>
-          <w:rStyle w:val="VerbatimChar"/>
-        </w:rPr>
-        <w:t xml:space="preserve">    end</w:t>
-      </w:r>
-      <w:r>
-        <w:br/>
-      </w:r>
-      <w:r>
-        <w:br/>
-      </w:r>
-      <w:r>
-        <w:rPr>
-          <w:rStyle w:val="VerbatimChar"/>
-        </w:rPr>
-        <w:t xml:space="preserve">    subgraph TSaS System</w:t>
-      </w:r>
-      <w:r>
-        <w:br/>
-      </w:r>
-      <w:r>
-        <w:rPr>
-          <w:rStyle w:val="VerbatimChar"/>
-        </w:rPr>
-        <w:t xml:space="preserve">        FE["Angular Frontend&lt;br/&gt;(Node.js)"]</w:t>
-      </w:r>
-      <w:r>
-        <w:br/>
-      </w:r>
-      <w:r>
-        <w:rPr>
-          <w:rStyle w:val="VerbatimChar"/>
-        </w:rPr>
-        <w:t xml:space="preserve">        BE["Spring Boot API&lt;br/&gt;(Modularer Monolith)"]</w:t>
-      </w:r>
-      <w:r>
-        <w:br/>
-      </w:r>
-      <w:r>
-        <w:rPr>
-          <w:rStyle w:val="VerbatimChar"/>
-        </w:rPr>
-        <w:t xml:space="preserve">        DB[("PostgreSQL")]</w:t>
-      </w:r>
-      <w:r>
-        <w:br/>
-      </w:r>
-      <w:r>
-        <w:rPr>
-          <w:rStyle w:val="VerbatimChar"/>
-        </w:rPr>
-        <w:t xml:space="preserve">    end</w:t>
-      </w:r>
-      <w:r>
-        <w:br/>
-      </w:r>
-      <w:r>
-        <w:br/>
-      </w:r>
-      <w:r>
-        <w:rPr>
-          <w:rStyle w:val="VerbatimChar"/>
-        </w:rPr>
-        <w:t xml:space="preserve">    subgraph Externe Systeme</w:t>
-      </w:r>
-      <w:r>
-        <w:br/>
-      </w:r>
-      <w:r>
-        <w:rPr>
-          <w:rStyle w:val="VerbatimChar"/>
-        </w:rPr>
-        <w:t xml:space="preserve">        KC["Keycloak&lt;br/&gt;(IDP)"]</w:t>
-      </w:r>
-      <w:r>
-        <w:br/>
-      </w:r>
-      <w:r>
-        <w:rPr>
-          <w:rStyle w:val="VerbatimChar"/>
-        </w:rPr>
-        <w:t xml:space="preserve">        Google["Google IDP&lt;br/&gt;(ab V2)"]</w:t>
-      </w:r>
-      <w:r>
-        <w:br/>
-      </w:r>
-      <w:r>
-        <w:rPr>
-          <w:rStyle w:val="VerbatimChar"/>
-        </w:rPr>
-        <w:t xml:space="preserve">        Swiss["Swisstennis API&lt;br/&gt;(ab V4)"]</w:t>
-      </w:r>
-      <w:r>
-        <w:br/>
-      </w:r>
-      <w:r>
-        <w:rPr>
-          <w:rStyle w:val="VerbatimChar"/>
-        </w:rPr>
-        <w:t xml:space="preserve">        Cam["Kamera-System&lt;br/&gt;(ab V5)"]</w:t>
-      </w:r>
-      <w:r>
-        <w:br/>
-      </w:r>
-      <w:r>
-        <w:rPr>
-          <w:rStyle w:val="VerbatimChar"/>
-        </w:rPr>
-        <w:t xml:space="preserve">    end</w:t>
-      </w:r>
-      <w:r>
-        <w:br/>
-      </w:r>
-      <w:r>
-        <w:br/>
-      </w:r>
-      <w:r>
-        <w:rPr>
-          <w:rStyle w:val="VerbatimChar"/>
-        </w:rPr>
-        <w:t xml:space="preserve">    Trainer -- "HTTPS" --&gt; FE</w:t>
-      </w:r>
-      <w:r>
-        <w:br/>
-      </w:r>
-      <w:r>
-        <w:rPr>
-          <w:rStyle w:val="VerbatimChar"/>
-        </w:rPr>
-        <w:t xml:space="preserve">    FE -- "REST/JSON" --&gt; BE</w:t>
-      </w:r>
-      <w:r>
-        <w:br/>
-      </w:r>
-      <w:r>
-        <w:rPr>
-          <w:rStyle w:val="VerbatimChar"/>
-        </w:rPr>
-        <w:t xml:space="preserve">    BE -- "JDBC" --&gt; DB</w:t>
-      </w:r>
-      <w:r>
-        <w:br/>
-      </w:r>
-      <w:r>
-        <w:rPr>
-          <w:rStyle w:val="VerbatimChar"/>
-        </w:rPr>
-        <w:t xml:space="preserve">    BE -- "OAuth2/OIDC" --&gt; KC</w:t>
-      </w:r>
-      <w:r>
-        <w:br/>
-      </w:r>
-      <w:r>
-        <w:rPr>
-          <w:rStyle w:val="VerbatimChar"/>
-        </w:rPr>
-        <w:t xml:space="preserve">    KC -. "Federation" .-&gt; Google</w:t>
-      </w:r>
-      <w:r>
-        <w:br/>
-      </w:r>
-      <w:r>
-        <w:rPr>
-          <w:rStyle w:val="VerbatimChar"/>
-        </w:rPr>
-        <w:t xml:space="preserve">    BE -. "REST" .-&gt; Swiss</w:t>
-      </w:r>
-      <w:r>
-        <w:br/>
-      </w:r>
-      <w:r>
-        <w:rPr>
-          <w:rStyle w:val="VerbatimChar"/>
-        </w:rPr>
-        <w:t xml:space="preserve">    BE -. "Video-Feed" .-&gt; Cam</w:t>
-      </w:r>
-      <w:r>
-        <w:br/>
-      </w:r>
-      <w:r>
-        <w:br/>
-      </w:r>
-      <w:r>
-        <w:rPr>
-          <w:rStyle w:val="VerbatimChar"/>
-        </w:rPr>
-        <w:t xml:space="preserve">    style FE fill:#C8E6C9,stroke:#2E7D32</w:t>
-      </w:r>
-      <w:r>
-        <w:br/>
-      </w:r>
-      <w:r>
-        <w:rPr>
-          <w:rStyle w:val="VerbatimChar"/>
-        </w:rPr>
-        <w:t xml:space="preserve">    style BE fill:#C8E6C9,stroke:#2E7D32</w:t>
-      </w:r>
-      <w:r>
-        <w:br/>
-      </w:r>
-      <w:r>
-        <w:rPr>
-          <w:rStyle w:val="VerbatimChar"/>
-        </w:rPr>
-        <w:t xml:space="preserve">    style DB fill:#C8E6C9,stroke:#2E7D32</w:t>
-      </w:r>
-      <w:r>
-        <w:br/>
-      </w:r>
-      <w:r>
-        <w:rPr>
-          <w:rStyle w:val="VerbatimChar"/>
-        </w:rPr>
-        <w:t xml:space="preserve">    style KC fill:#BBDEFB,stroke:#1565C0</w:t>
-      </w:r>
-      <w:r>
-        <w:br/>
-      </w:r>
-      <w:r>
-        <w:rPr>
-          <w:rStyle w:val="VerbatimChar"/>
-        </w:rPr>
-        <w:t xml:space="preserve">    style Google fill:#FFF9C4,stroke:#F9A825</w:t>
-      </w:r>
-      <w:r>
-        <w:br/>
-      </w:r>
-      <w:r>
-        <w:rPr>
-          <w:rStyle w:val="VerbatimChar"/>
-        </w:rPr>
-        <w:t xml:space="preserve">    style Swiss fill:#FFF9C4,stroke:#F9A825</w:t>
-      </w:r>
-      <w:r>
-        <w:br/>
-      </w:r>
-      <w:r>
-        <w:rPr>
-          <w:rStyle w:val="VerbatimChar"/>
-        </w:rPr>
-        <w:t xml:space="preserve">    style Cam fill:#FFF9C4,stroke:#F9A825</w:t>
-      </w:r>
-    </w:p>
-    <w:p>
-      <w:pPr>
-        <w:pStyle w:val="FirstParagraph"/>
+        <w:pStyle w:val="CaptionedFigure"/>
+      </w:pPr>
+      <w:r>
+        <w:drawing>
+          <wp:inline>
+            <wp:extent cx="5039999" cy="3130739"/>
+            <wp:effectExtent b="0" l="0" r="0" t="0"/>
+            <wp:docPr descr="TSaS – Fachlicher Kontext" title="" id="18" name="Picture"/>
+            <a:graphic>
+              <a:graphicData uri="http://schemas.openxmlformats.org/drawingml/2006/picture">
+                <pic:pic>
+                  <pic:nvPicPr>
+                    <pic:cNvPr descr="Fachlicher_Kontext.png" id="19" name="Picture"/>
+                    <pic:cNvPicPr>
+                      <a:picLocks noChangeArrowheads="1" noChangeAspect="1"/>
+                    </pic:cNvPicPr>
+                  </pic:nvPicPr>
+                  <pic:blipFill>
+                    <a:blip r:embed="rId17"/>
+                    <a:stretch>
+                      <a:fillRect/>
+                    </a:stretch>
+                  </pic:blipFill>
+                  <pic:spPr bwMode="auto">
+                    <a:xfrm>
+                      <a:off x="0" y="0"/>
+                      <a:ext cx="5039999" cy="3130739"/>
+                    </a:xfrm>
+                    <a:prstGeom prst="rect">
+                      <a:avLst/>
+                    </a:prstGeom>
+                    <a:noFill/>
+                    <a:ln w="9525">
+                      <a:noFill/>
+                      <a:headEnd/>
+                      <a:tailEnd/>
+                    </a:ln>
+                  </pic:spPr>
+                </pic:pic>
+              </a:graphicData>
+            </a:graphic>
+          </wp:inline>
+        </w:drawing>
+      </w:r>
+    </w:p>
+    <w:p>
+      <w:pPr>
+        <w:pStyle w:val="ImageCaption"/>
+      </w:pPr>
+      <w:r>
+        <w:t xml:space="preserve">TSaS – Fachlicher Kontext</w:t>
+      </w:r>
+    </w:p>
+    <w:p>
+      <w:pPr>
+        <w:pStyle w:val="BodyText"/>
       </w:pPr>
       <w:r>
         <w:rPr>
           <w:i/>
           <w:iCs/>
         </w:rPr>
-        <w:t xml:space="preserve">Durchgezogene Linien = V1, gestrichelte Linien = zukünftige Versionen</w:t>
-      </w:r>
+        <w:t xml:space="preserve">Durchgezogene Linien = implementiert (V1 / V1.x), gestrichelte Linien = geplante Versionen. Quelle:</w:t>
+      </w:r>
+      <w:r>
+        <w:rPr>
+          <w:i/>
+          <w:iCs/>
+        </w:rPr>
+        <w:t xml:space="preserve"> </w:t>
+      </w:r>
+      <w:hyperlink r:id="rId20">
+        <w:r>
+          <w:rPr>
+            <w:rStyle w:val="VerbatimChar"/>
+            <w:i/>
+            <w:iCs/>
+          </w:rPr>
+          <w:t xml:space="preserve">diagrams/TSaS_Fachlicher_Kontext.drawio</w:t>
+        </w:r>
+      </w:hyperlink>
     </w:p>
     <w:tbl>
       <w:tblPr>
@@ -1614,8 +1540,8 @@
         </w:tc>
       </w:tr>
     </w:tbl>
-    <w:bookmarkEnd w:id="17"/>
-    <w:bookmarkStart w:id="18" w:name="technischer-kontext"/>
+    <w:bookmarkEnd w:id="21"/>
+    <w:bookmarkStart w:id="22" w:name="technischer-kontext"/>
     <w:p>
       <w:pPr>
         <w:pStyle w:val="Heading3"/>
@@ -1773,9 +1699,9 @@
         </w:pict>
       </w:r>
     </w:p>
-    <w:bookmarkEnd w:id="18"/>
-    <w:bookmarkEnd w:id="19"/>
-    <w:bookmarkStart w:id="23" w:name="lösungsstrategie"/>
+    <w:bookmarkEnd w:id="22"/>
+    <w:bookmarkEnd w:id="23"/>
+    <w:bookmarkStart w:id="27" w:name="lösungsstrategie"/>
     <w:p>
       <w:pPr>
         <w:pStyle w:val="Heading2"/>
@@ -1784,7 +1710,7 @@
         <w:t xml:space="preserve">4. Lösungsstrategie</w:t>
       </w:r>
     </w:p>
-    <w:bookmarkStart w:id="20" w:name="architekturansatz-modularer-monolith"/>
+    <w:bookmarkStart w:id="24" w:name="architekturansatz-modularer-monolith"/>
     <w:p>
       <w:pPr>
         <w:pStyle w:val="Heading3"/>
@@ -1849,8 +1775,8 @@
         <w:t xml:space="preserve">Geringere Komplexität bei der Kommunikation (keine Netzwerk-Latenzen zwischen Modulen).</w:t>
       </w:r>
     </w:p>
-    <w:bookmarkEnd w:id="20"/>
-    <w:bookmarkStart w:id="21" w:name="technologieentscheidungen"/>
+    <w:bookmarkEnd w:id="24"/>
+    <w:bookmarkStart w:id="25" w:name="technologieentscheidungen"/>
     <w:p>
       <w:pPr>
         <w:pStyle w:val="Heading3"/>
@@ -1932,18 +1858,18 @@
               <w:pStyle w:val="Compact"/>
             </w:pPr>
             <w:r>
-              <w:t xml:space="preserve">Java 25, Spring Boot 4</w:t>
-            </w:r>
-          </w:p>
-        </w:tc>
-        <w:tc>
-          <w:tcPr/>
-          <w:p>
-            <w:pPr>
-              <w:pStyle w:val="Compact"/>
-            </w:pPr>
-            <w:r>
-              <w:t xml:space="preserve">Etabliertes Ökosystem, grosse Community, ausgereiftes Dependency-Management, native Unterstützung für modulare Architekturen via Spring Modulith.</w:t>
+              <w:t xml:space="preserve">Java 25, Spring Boot 4, Gradle Multi-Module</w:t>
+            </w:r>
+          </w:p>
+        </w:tc>
+        <w:tc>
+          <w:tcPr/>
+          <w:p>
+            <w:pPr>
+              <w:pStyle w:val="Compact"/>
+            </w:pPr>
+            <w:r>
+              <w:t xml:space="preserve">Etabliertes Ökosystem, grosse Community, ausgereiftes Dependency-Management. Gradle Multi-Module-Projekt ermöglicht klare Modulgrenzen mit expliziten Compile-Zeit-Abhängigkeiten. Synchrone Modul-Kommunikation über Interfaces im Application-Layer – einfacher und direkter als Event-basierte Ansätze.</w:t>
             </w:r>
           </w:p>
         </w:tc>
@@ -1971,18 +1897,18 @@
               <w:pStyle w:val="Compact"/>
             </w:pPr>
             <w:r>
-              <w:t xml:space="preserve">Angular mit Node.js</w:t>
-            </w:r>
-          </w:p>
-        </w:tc>
-        <w:tc>
-          <w:tcPr/>
-          <w:p>
-            <w:pPr>
-              <w:pStyle w:val="Compact"/>
-            </w:pPr>
-            <w:r>
-              <w:t xml:space="preserve">Typsicherheit durch TypeScript, komponentenbasiert, gut geeignet für komplexe Single-Page-Applikationen.</w:t>
+              <w:t xml:space="preserve">Angular mit Node.js, Angular Material, ngx-charts</w:t>
+            </w:r>
+          </w:p>
+        </w:tc>
+        <w:tc>
+          <w:tcPr/>
+          <w:p>
+            <w:pPr>
+              <w:pStyle w:val="Compact"/>
+            </w:pPr>
+            <w:r>
+              <w:t xml:space="preserve">Typsicherheit durch TypeScript, komponentenbasiert, gut geeignet für komplexe Single-Page-Applikationen. Angular Material liefert touch-optimierte UI-Komponenten (grosse Buttons, Formulare, Dialoge) für die Punkterfassung auf dem Platz. ngx-charts ergänzt Statistik-Visualisierungen.</w:t>
             </w:r>
           </w:p>
         </w:tc>
@@ -2104,9 +2030,90 @@
           </w:p>
         </w:tc>
       </w:tr>
+      <w:tr>
+        <w:tc>
+          <w:tcPr/>
+          <w:p>
+            <w:pPr>
+              <w:pStyle w:val="Compact"/>
+            </w:pPr>
+            <w:r>
+              <w:rPr>
+                <w:b/>
+                <w:bCs/>
+              </w:rPr>
+              <w:t xml:space="preserve">KI / LLM</w:t>
+            </w:r>
+          </w:p>
+        </w:tc>
+        <w:tc>
+          <w:tcPr/>
+          <w:p>
+            <w:pPr>
+              <w:pStyle w:val="Compact"/>
+            </w:pPr>
+            <w:r>
+              <w:t xml:space="preserve">Spring AI 2.0.x mit OpenAI (gpt-4o-mini Default)</w:t>
+            </w:r>
+          </w:p>
+        </w:tc>
+        <w:tc>
+          <w:tcPr/>
+          <w:p>
+            <w:pPr>
+              <w:pStyle w:val="Compact"/>
+            </w:pPr>
+            <w:r>
+              <w:t xml:space="preserve">Spring AI 2.x ist Boot-4-kompatibel und liefert die</w:t>
+            </w:r>
+            <w:r>
+              <w:t xml:space="preserve"> </w:t>
+            </w:r>
+            <w:r>
+              <w:rPr>
+                <w:rStyle w:val="VerbatimChar"/>
+              </w:rPr>
+              <w:t xml:space="preserve">ChatClient</w:t>
+            </w:r>
+            <w:r>
+              <w:t xml:space="preserve">-Abstraktion mit strukturiertem JSON-Output (BeanOutputConverter) für taktische Match-Analysen. OpenAI gewählt für die initiale Implementierung; der</w:t>
+            </w:r>
+            <w:r>
+              <w:t xml:space="preserve"> </w:t>
+            </w:r>
+            <w:r>
+              <w:rPr>
+                <w:rStyle w:val="VerbatimChar"/>
+              </w:rPr>
+              <w:t xml:space="preserve">LlmClientPort</w:t>
+            </w:r>
+            <w:r>
+              <w:t xml:space="preserve"> </w:t>
+            </w:r>
+            <w:r>
+              <w:t xml:space="preserve">im</w:t>
+            </w:r>
+            <w:r>
+              <w:t xml:space="preserve"> </w:t>
+            </w:r>
+            <w:r>
+              <w:rPr>
+                <w:rStyle w:val="VerbatimChar"/>
+              </w:rPr>
+              <w:t xml:space="preserve">ai-module</w:t>
+            </w:r>
+            <w:r>
+              <w:t xml:space="preserve"> </w:t>
+            </w:r>
+            <w:r>
+              <w:t xml:space="preserve">erlaubt späteren Wechsel auf Anthropic oder ein lokales LLM (Ollama) ohne Refactoring der Use Cases.</w:t>
+            </w:r>
+          </w:p>
+        </w:tc>
+      </w:tr>
     </w:tbl>
-    <w:bookmarkEnd w:id="21"/>
-    <w:bookmarkStart w:id="22" w:name="release-planung"/>
+    <w:bookmarkEnd w:id="25"/>
+    <w:bookmarkStart w:id="26" w:name="release-planung"/>
     <w:p>
       <w:pPr>
         <w:pStyle w:val="Heading3"/>
@@ -2193,6 +2200,34 @@
                 <w:b/>
                 <w:bCs/>
               </w:rPr>
+              <w:t xml:space="preserve">Version 1.x</w:t>
+            </w:r>
+          </w:p>
+        </w:tc>
+        <w:tc>
+          <w:tcPr/>
+          <w:p>
+            <w:pPr>
+              <w:pStyle w:val="Compact"/>
+            </w:pPr>
+            <w:r>
+              <w:t xml:space="preserve">KI-gestützte Match-Analyse (Postmortem): Coach generiert per Klick eine strukturierte taktische Auswertung nach Match-Ende (Schlüsselmomente, Stärken/Schwächen beider Spieler, 3–5 Empfehlungen)</w:t>
+            </w:r>
+          </w:p>
+        </w:tc>
+      </w:tr>
+      <w:tr>
+        <w:tc>
+          <w:tcPr/>
+          <w:p>
+            <w:pPr>
+              <w:pStyle w:val="Compact"/>
+            </w:pPr>
+            <w:r>
+              <w:rPr>
+                <w:b/>
+                <w:bCs/>
+              </w:rPr>
               <w:t xml:space="preserve">Version 2</w:t>
             </w:r>
           </w:p>
@@ -2204,7 +2239,7 @@
               <w:pStyle w:val="Compact"/>
             </w:pPr>
             <w:r>
-              <w:t xml:space="preserve">Google als federated IDP, erweiterte statistische Auswertungen, natives iOS-Frontend für iPad (Swift)</w:t>
+              <w:t xml:space="preserve">Google als federated IDP, erweiterte statistische Auswertungen, natives iOS-Frontend für iPad (Swift), KI-Live-Coaching während des Matches, KI-Vorbereitung auf einen Gegner (Head-to-Head-basiert)</w:t>
             </w:r>
           </w:p>
         </w:tc>
@@ -2301,9 +2336,9 @@
         </w:pict>
       </w:r>
     </w:p>
-    <w:bookmarkEnd w:id="22"/>
-    <w:bookmarkEnd w:id="23"/>
-    <w:bookmarkStart w:id="26" w:name="bausteinsicht"/>
+    <w:bookmarkEnd w:id="26"/>
+    <w:bookmarkEnd w:id="27"/>
+    <w:bookmarkStart w:id="39" w:name="bausteinsicht"/>
     <w:p>
       <w:pPr>
         <w:pStyle w:val="Heading2"/>
@@ -2312,7 +2347,7 @@
         <w:t xml:space="preserve">5. Bausteinsicht</w:t>
       </w:r>
     </w:p>
-    <w:bookmarkStart w:id="24" w:name="whitebox-gesamtsystem"/>
+    <w:bookmarkStart w:id="28" w:name="whitebox-gesamtsystem"/>
     <w:p>
       <w:pPr>
         <w:pStyle w:val="Heading3"/>
@@ -2383,8 +2418,8 @@
         <w:t xml:space="preserve">Identity Provider für Authentifizierung und Autorisierung.</w:t>
       </w:r>
     </w:p>
-    <w:bookmarkEnd w:id="24"/>
-    <w:bookmarkStart w:id="25" w:name="backend-module-modularer-monolith"/>
+    <w:bookmarkEnd w:id="28"/>
+    <w:bookmarkStart w:id="33" w:name="backend-module-modularer-monolith"/>
     <w:p>
       <w:pPr>
         <w:pStyle w:val="Heading3"/>
@@ -2488,7 +2523,50 @@
               <w:pStyle w:val="Compact"/>
             </w:pPr>
             <w:r>
-              <w:t xml:space="preserve">Erstellen und Verwalten von Begegnungen (Matches) mit Attributen wie Anzahl Gewinnsätze, Match-Tiebreak, Short Set. Verwaltung der Sets und Spiele.</w:t>
+              <w:t xml:space="preserve">Erstellen und Verwalten von Begegnungen (Matches) mit Attributen wie Anzahl Gewinnsätze, Match-Tiebreak, Short Set; Verwaltung der Sets und Spiele.</w:t>
+            </w:r>
+            <w:r>
+              <w:t xml:space="preserve"> </w:t>
+            </w:r>
+            <w:r>
+              <w:rPr>
+                <w:b/>
+                <w:bCs/>
+              </w:rPr>
+              <w:t xml:space="preserve">Umfasst auch das Scoring</w:t>
+            </w:r>
+            <w:r>
+              <w:t xml:space="preserve"> </w:t>
+            </w:r>
+            <w:r>
+              <w:t xml:space="preserve">(Tennis-Zählregeln in</w:t>
+            </w:r>
+            <w:r>
+              <w:t xml:space="preserve"> </w:t>
+            </w:r>
+            <w:r>
+              <w:rPr>
+                <w:rStyle w:val="VerbatimChar"/>
+              </w:rPr>
+              <w:t xml:space="preserve">ScoringService</w:t>
+            </w:r>
+            <w:r>
+              <w:t xml:space="preserve">, Punkterfassung Punkt-für-Punkt, fixe Attribute wie Forehand Winner, Ace, Double Fault, freie Bemerkungen). Das ursprünglich separat geplante</w:t>
+            </w:r>
+            <w:r>
+              <w:t xml:space="preserve"> </w:t>
+            </w:r>
+            <w:r>
+              <w:rPr>
+                <w:rStyle w:val="VerbatimChar"/>
+              </w:rPr>
+              <w:t xml:space="preserve">scoring-module</w:t>
+            </w:r>
+            <w:r>
+              <w:t xml:space="preserve"> </w:t>
+            </w:r>
+            <w:r>
+              <w:t xml:space="preserve">wurde hier konsolidiert, da Scoring das Kernverhalten eines Matches ist und eng an dessen Zustand koppelt (siehe ADR-12).</w:t>
             </w:r>
           </w:p>
         </w:tc>
@@ -2504,18 +2582,78 @@
               <w:rPr>
                 <w:rStyle w:val="VerbatimChar"/>
               </w:rPr>
-              <w:t xml:space="preserve">scoring-module</w:t>
-            </w:r>
-          </w:p>
-        </w:tc>
-        <w:tc>
-          <w:tcPr/>
-          <w:p>
-            <w:pPr>
-              <w:pStyle w:val="Compact"/>
-            </w:pPr>
-            <w:r>
-              <w:t xml:space="preserve">Erfassen des laufenden Spielstandes Punkt für Punkt. Verwaltung der fixen Attribute (Forehand Winner, Backhand Winner, Ace, Double Fault, etc.) und freier Bemerkungen.</w:t>
+              <w:t xml:space="preserve">statistics-module</w:t>
+            </w:r>
+          </w:p>
+        </w:tc>
+        <w:tc>
+          <w:tcPr/>
+          <w:p>
+            <w:pPr>
+              <w:pStyle w:val="Compact"/>
+            </w:pPr>
+            <w:r>
+              <w:t xml:space="preserve">Berechnung und Bereitstellung von Statistiken: Head-to-Head, Winner%, Unforced Error%, First/Second Serve%, Double Faults, Aces. Aggregierte Match-Statistiken werden on-the-fly aus Points berechnet und sowohl an die REST-Schicht als auch an das</w:t>
+            </w:r>
+            <w:r>
+              <w:t xml:space="preserve"> </w:t>
+            </w:r>
+            <w:r>
+              <w:rPr>
+                <w:rStyle w:val="VerbatimChar"/>
+              </w:rPr>
+              <w:t xml:space="preserve">ai-module</w:t>
+            </w:r>
+            <w:r>
+              <w:t xml:space="preserve"> </w:t>
+            </w:r>
+            <w:r>
+              <w:t xml:space="preserve">als Input geliefert. Abhängig von</w:t>
+            </w:r>
+            <w:r>
+              <w:t xml:space="preserve"> </w:t>
+            </w:r>
+            <w:r>
+              <w:rPr>
+                <w:rStyle w:val="VerbatimChar"/>
+              </w:rPr>
+              <w:t xml:space="preserve">player-module</w:t>
+            </w:r>
+            <w:r>
+              <w:t xml:space="preserve"> </w:t>
+            </w:r>
+            <w:r>
+              <w:t xml:space="preserve">(Spieler-Existenzprüfung → HTTP 404). REST:</w:t>
+            </w:r>
+            <w:r>
+              <w:t xml:space="preserve"> </w:t>
+            </w:r>
+            <w:r>
+              <w:rPr>
+                <w:rStyle w:val="VerbatimChar"/>
+              </w:rPr>
+              <w:t xml:space="preserve">GET /api/statistics/head-to-head</w:t>
+            </w:r>
+            <w:r>
+              <w:t xml:space="preserve"> </w:t>
+            </w:r>
+            <w:r>
+              <w:t xml:space="preserve">(FA-08),</w:t>
+            </w:r>
+            <w:r>
+              <w:t xml:space="preserve"> </w:t>
+            </w:r>
+            <w:r>
+              <w:rPr>
+                <w:rStyle w:val="VerbatimChar"/>
+              </w:rPr>
+              <w:t xml:space="preserve">GET /api/matches/{id}/statistics</w:t>
+            </w:r>
+            <w:r>
+              <w:t xml:space="preserve"> </w:t>
+            </w:r>
+            <w:r>
+              <w:t xml:space="preserve">(Einzel-Match, FA-17).</w:t>
             </w:r>
           </w:p>
         </w:tc>
@@ -2531,18 +2669,18 @@
               <w:rPr>
                 <w:rStyle w:val="VerbatimChar"/>
               </w:rPr>
-              <w:t xml:space="preserve">statistics-module</w:t>
-            </w:r>
-          </w:p>
-        </w:tc>
-        <w:tc>
-          <w:tcPr/>
-          <w:p>
-            <w:pPr>
-              <w:pStyle w:val="Compact"/>
-            </w:pPr>
-            <w:r>
-              <w:t xml:space="preserve">Berechnung und Bereitstellung von Statistiken: Head-to-Head, Winner%, Unforced Error%, First/Second Serve%, Double Faults, Aces.</w:t>
+              <w:t xml:space="preserve">auth-module</w:t>
+            </w:r>
+          </w:p>
+        </w:tc>
+        <w:tc>
+          <w:tcPr/>
+          <w:p>
+            <w:pPr>
+              <w:pStyle w:val="Compact"/>
+            </w:pPr>
+            <w:r>
+              <w:t xml:space="preserve">Integration mit Keycloak. Token-Validierung, Rollenprüfung, Benutzerverwaltung.</w:t>
             </w:r>
           </w:p>
         </w:tc>
@@ -2558,18 +2696,90 @@
               <w:rPr>
                 <w:rStyle w:val="VerbatimChar"/>
               </w:rPr>
-              <w:t xml:space="preserve">auth-module</w:t>
-            </w:r>
-          </w:p>
-        </w:tc>
-        <w:tc>
-          <w:tcPr/>
-          <w:p>
-            <w:pPr>
-              <w:pStyle w:val="Compact"/>
-            </w:pPr>
-            <w:r>
-              <w:t xml:space="preserve">Integration mit Keycloak. Token-Validierung, Rollenprüfung, Benutzerverwaltung.</w:t>
+              <w:t xml:space="preserve">ai-module</w:t>
+            </w:r>
+          </w:p>
+        </w:tc>
+        <w:tc>
+          <w:tcPr/>
+          <w:p>
+            <w:pPr>
+              <w:pStyle w:val="Compact"/>
+            </w:pPr>
+            <w:r>
+              <w:t xml:space="preserve">KI-gestützte Match-Analyse. Konsumiert</w:t>
+            </w:r>
+            <w:r>
+              <w:t xml:space="preserve"> </w:t>
+            </w:r>
+            <w:r>
+              <w:rPr>
+                <w:rStyle w:val="VerbatimChar"/>
+              </w:rPr>
+              <w:t xml:space="preserve">statistics-module</w:t>
+            </w:r>
+            <w:r>
+              <w:t xml:space="preserve"> </w:t>
+            </w:r>
+            <w:r>
+              <w:t xml:space="preserve">(aggregierte Stats) und</w:t>
+            </w:r>
+            <w:r>
+              <w:t xml:space="preserve"> </w:t>
+            </w:r>
+            <w:r>
+              <w:rPr>
+                <w:rStyle w:val="VerbatimChar"/>
+              </w:rPr>
+              <w:t xml:space="preserve">player-module</w:t>
+            </w:r>
+            <w:r>
+              <w:t xml:space="preserve"> </w:t>
+            </w:r>
+            <w:r>
+              <w:t xml:space="preserve">(Spielerdaten als Kontext), ruft via</w:t>
+            </w:r>
+            <w:r>
+              <w:t xml:space="preserve"> </w:t>
+            </w:r>
+            <w:r>
+              <w:rPr>
+                <w:rStyle w:val="VerbatimChar"/>
+              </w:rPr>
+              <w:t xml:space="preserve">LlmClientPort</w:t>
+            </w:r>
+            <w:r>
+              <w:t xml:space="preserve"> </w:t>
+            </w:r>
+            <w:r>
+              <w:t xml:space="preserve">ein LLM (Default OpenAI) und persistiert das Ergebnis als</w:t>
+            </w:r>
+            <w:r>
+              <w:t xml:space="preserve"> </w:t>
+            </w:r>
+            <w:r>
+              <w:rPr>
+                <w:rStyle w:val="VerbatimChar"/>
+              </w:rPr>
+              <w:t xml:space="preserve">MatchAnalysis</w:t>
+            </w:r>
+            <w:r>
+              <w:t xml:space="preserve"> </w:t>
+            </w:r>
+            <w:r>
+              <w:t xml:space="preserve">(1:1 zum Match, überschreibbar). REST:</w:t>
+            </w:r>
+            <w:r>
+              <w:t xml:space="preserve"> </w:t>
+            </w:r>
+            <w:r>
+              <w:rPr>
+                <w:rStyle w:val="VerbatimChar"/>
+              </w:rPr>
+              <w:t xml:space="preserve">POST/GET /api/matches/{id}/analysis</w:t>
+            </w:r>
+            <w:r>
+              <w:t xml:space="preserve">.</w:t>
             </w:r>
           </w:p>
         </w:tc>
@@ -2603,30 +2813,97 @@
       </w:tr>
     </w:tbl>
     <w:p>
-      <w:r>
-        <w:pict>
-          <v:rect style="width:0;height:1.5pt" o:hralign="center" o:hrstd="t" o:hr="t"/>
-        </w:pict>
-      </w:r>
-    </w:p>
-    <w:bookmarkEnd w:id="25"/>
-    <w:bookmarkEnd w:id="26"/>
-    <w:bookmarkStart w:id="29" w:name="laufzeitsicht"/>
-    <w:p>
-      <w:pPr>
-        <w:pStyle w:val="Heading2"/>
-      </w:pPr>
-      <w:r>
-        <w:t xml:space="preserve">6. Laufzeitsicht</w:t>
-      </w:r>
-    </w:p>
-    <w:bookmarkStart w:id="27" w:name="szenario-punkt-erfassen"/>
+      <w:pPr>
+        <w:pStyle w:val="CaptionedFigure"/>
+      </w:pPr>
+      <w:r>
+        <w:drawing>
+          <wp:inline>
+            <wp:extent cx="5334000" cy="2876721"/>
+            <wp:effectExtent b="0" l="0" r="0" t="0"/>
+            <wp:docPr descr="TSaS Backend – Fachliche Module" title="" id="30" name="Picture"/>
+            <a:graphic>
+              <a:graphicData uri="http://schemas.openxmlformats.org/drawingml/2006/picture">
+                <pic:pic>
+                  <pic:nvPicPr>
+                    <pic:cNvPr descr="Backend_Module.png" id="31" name="Picture"/>
+                    <pic:cNvPicPr>
+                      <a:picLocks noChangeArrowheads="1" noChangeAspect="1"/>
+                    </pic:cNvPicPr>
+                  </pic:nvPicPr>
+                  <pic:blipFill>
+                    <a:blip r:embed="rId29"/>
+                    <a:stretch>
+                      <a:fillRect/>
+                    </a:stretch>
+                  </pic:blipFill>
+                  <pic:spPr bwMode="auto">
+                    <a:xfrm>
+                      <a:off x="0" y="0"/>
+                      <a:ext cx="5334000" cy="2876721"/>
+                    </a:xfrm>
+                    <a:prstGeom prst="rect">
+                      <a:avLst/>
+                    </a:prstGeom>
+                    <a:noFill/>
+                    <a:ln w="9525">
+                      <a:noFill/>
+                      <a:headEnd/>
+                      <a:tailEnd/>
+                    </a:ln>
+                  </pic:spPr>
+                </pic:pic>
+              </a:graphicData>
+            </a:graphic>
+          </wp:inline>
+        </w:drawing>
+      </w:r>
+    </w:p>
+    <w:p>
+      <w:pPr>
+        <w:pStyle w:val="ImageCaption"/>
+      </w:pPr>
+      <w:r>
+        <w:t xml:space="preserve">TSaS Backend – Fachliche Module</w:t>
+      </w:r>
+    </w:p>
+    <w:p>
+      <w:pPr>
+        <w:pStyle w:val="BodyText"/>
+      </w:pPr>
+      <w:r>
+        <w:rPr>
+          <w:i/>
+          <w:iCs/>
+        </w:rPr>
+        <w:t xml:space="preserve">Quelle:</w:t>
+      </w:r>
+      <w:r>
+        <w:rPr>
+          <w:i/>
+          <w:iCs/>
+        </w:rPr>
+        <w:t xml:space="preserve"> </w:t>
+      </w:r>
+      <w:hyperlink r:id="rId32">
+        <w:r>
+          <w:rPr>
+            <w:rStyle w:val="VerbatimChar"/>
+            <w:i/>
+            <w:iCs/>
+          </w:rPr>
+          <w:t xml:space="preserve">diagrams/TSaS_Backend_Module.drawio</w:t>
+        </w:r>
+      </w:hyperlink>
+    </w:p>
+    <w:bookmarkEnd w:id="33"/>
+    <w:bookmarkStart w:id="38" w:name="Xdde48f936cf8430c2326803bb37fe317373f62f"/>
     <w:p>
       <w:pPr>
         <w:pStyle w:val="Heading3"/>
       </w:pPr>
       <w:r>
-        <w:t xml:space="preserve">6.1 Szenario: Punkt erfassen</w:t>
+        <w:t xml:space="preserve">5.3 Backend – Clean Architecture (Schichten &amp; Ports)</w:t>
       </w:r>
     </w:p>
     <w:p>
@@ -2634,7 +2911,20 @@
         <w:pStyle w:val="FirstParagraph"/>
       </w:pPr>
       <w:r>
-        <w:t xml:space="preserve">Dieses Szenario beschreibt den typischen Ablauf, wenn ein Trainer während eines Matches einen Punkt erfasst:</w:t>
+        <w:t xml:space="preserve">Jedes fachliche Modul ist intern nach Clean Architecture / Ports &amp; Adapters aufgebaut. Die Abhängigkeiten zeigen stets von aussen nach innen:</w:t>
+      </w:r>
+      <w:r>
+        <w:t xml:space="preserve"> </w:t>
+      </w:r>
+      <w:r>
+        <w:rPr>
+          <w:b/>
+          <w:bCs/>
+        </w:rPr>
+        <w:t xml:space="preserve">Infrastructure → Application → Domain</w:t>
+      </w:r>
+      <w:r>
+        <w:t xml:space="preserve">. Die Domain bleibt frei von Framework-Abhängigkeiten.</w:t>
       </w:r>
     </w:p>
     <w:p>
@@ -2646,7 +2936,89 @@
         </w:numPr>
       </w:pPr>
       <w:r>
-        <w:t xml:space="preserve">Der Trainer klickt im Angular-Frontend auf die Schaltfläche für den Punkttyp (z.B. „Forehand Winner”).</w:t>
+        <w:rPr>
+          <w:b/>
+          <w:bCs/>
+        </w:rPr>
+        <w:t xml:space="preserve">Domain</w:t>
+      </w:r>
+      <w:r>
+        <w:t xml:space="preserve"> </w:t>
+      </w:r>
+      <w:r>
+        <w:t xml:space="preserve">– Modelle und Geschäftsregeln (z. B.</w:t>
+      </w:r>
+      <w:r>
+        <w:t xml:space="preserve"> </w:t>
+      </w:r>
+      <w:r>
+        <w:rPr>
+          <w:rStyle w:val="VerbatimChar"/>
+        </w:rPr>
+        <w:t xml:space="preserve">Player</w:t>
+      </w:r>
+      <w:r>
+        <w:t xml:space="preserve">,</w:t>
+      </w:r>
+      <w:r>
+        <w:t xml:space="preserve"> </w:t>
+      </w:r>
+      <w:r>
+        <w:rPr>
+          <w:rStyle w:val="VerbatimChar"/>
+        </w:rPr>
+        <w:t xml:space="preserve">Match</w:t>
+      </w:r>
+      <w:r>
+        <w:t xml:space="preserve">,</w:t>
+      </w:r>
+      <w:r>
+        <w:t xml:space="preserve"> </w:t>
+      </w:r>
+      <w:r>
+        <w:rPr>
+          <w:rStyle w:val="VerbatimChar"/>
+        </w:rPr>
+        <w:t xml:space="preserve">Point</w:t>
+      </w:r>
+      <w:r>
+        <w:t xml:space="preserve">,</w:t>
+      </w:r>
+      <w:r>
+        <w:t xml:space="preserve"> </w:t>
+      </w:r>
+      <w:r>
+        <w:rPr>
+          <w:rStyle w:val="VerbatimChar"/>
+        </w:rPr>
+        <w:t xml:space="preserve">MatchScore</w:t>
+      </w:r>
+      <w:r>
+        <w:t xml:space="preserve">,</w:t>
+      </w:r>
+      <w:r>
+        <w:t xml:space="preserve"> </w:t>
+      </w:r>
+      <w:r>
+        <w:rPr>
+          <w:rStyle w:val="VerbatimChar"/>
+        </w:rPr>
+        <w:t xml:space="preserve">MatchStatistics</w:t>
+      </w:r>
+      <w:r>
+        <w:t xml:space="preserve">,</w:t>
+      </w:r>
+      <w:r>
+        <w:t xml:space="preserve"> </w:t>
+      </w:r>
+      <w:r>
+        <w:rPr>
+          <w:rStyle w:val="VerbatimChar"/>
+        </w:rPr>
+        <w:t xml:space="preserve">MatchAnalysis</w:t>
+      </w:r>
+      <w:r>
+        <w:t xml:space="preserve">), ohne Spring-/JPA-Abhängigkeiten.</w:t>
       </w:r>
     </w:p>
     <w:p>
@@ -2658,7 +3030,212 @@
         </w:numPr>
       </w:pPr>
       <w:r>
-        <w:t xml:space="preserve">Das Frontend sendet einen POST-Request an /api/matches/{id}/points mit dem Bearer Token im Authorization-Header.</w:t>
+        <w:rPr>
+          <w:b/>
+          <w:bCs/>
+        </w:rPr>
+        <w:t xml:space="preserve">Application</w:t>
+      </w:r>
+      <w:r>
+        <w:t xml:space="preserve"> </w:t>
+      </w:r>
+      <w:r>
+        <w:t xml:space="preserve">– Use-Case-Interfaces (</w:t>
+      </w:r>
+      <w:r>
+        <w:rPr>
+          <w:rStyle w:val="VerbatimChar"/>
+        </w:rPr>
+        <w:t xml:space="preserve">port/in</w:t>
+      </w:r>
+      <w:r>
+        <w:t xml:space="preserve">, z. B.</w:t>
+      </w:r>
+      <w:r>
+        <w:t xml:space="preserve"> </w:t>
+      </w:r>
+      <w:r>
+        <w:rPr>
+          <w:rStyle w:val="VerbatimChar"/>
+        </w:rPr>
+        <w:t xml:space="preserve">CreatePlayerUseCase</w:t>
+      </w:r>
+      <w:r>
+        <w:t xml:space="preserve">,</w:t>
+      </w:r>
+      <w:r>
+        <w:t xml:space="preserve"> </w:t>
+      </w:r>
+      <w:r>
+        <w:rPr>
+          <w:rStyle w:val="VerbatimChar"/>
+        </w:rPr>
+        <w:t xml:space="preserve">RecordPointUseCase</w:t>
+      </w:r>
+      <w:r>
+        <w:t xml:space="preserve">,</w:t>
+      </w:r>
+      <w:r>
+        <w:t xml:space="preserve"> </w:t>
+      </w:r>
+      <w:r>
+        <w:rPr>
+          <w:rStyle w:val="VerbatimChar"/>
+        </w:rPr>
+        <w:t xml:space="preserve">ComputeHeadToHeadStatisticsUseCase</w:t>
+      </w:r>
+      <w:r>
+        <w:t xml:space="preserve">,</w:t>
+      </w:r>
+      <w:r>
+        <w:t xml:space="preserve"> </w:t>
+      </w:r>
+      <w:r>
+        <w:rPr>
+          <w:rStyle w:val="VerbatimChar"/>
+        </w:rPr>
+        <w:t xml:space="preserve">GenerateMatchAnalysisUseCase</w:t>
+      </w:r>
+      <w:r>
+        <w:t xml:space="preserve">), deren</w:t>
+      </w:r>
+      <w:r>
+        <w:t xml:space="preserve"> </w:t>
+      </w:r>
+      <w:r>
+        <w:rPr>
+          <w:rStyle w:val="VerbatimChar"/>
+        </w:rPr>
+        <w:t xml:space="preserve">@Service</w:t>
+      </w:r>
+      <w:r>
+        <w:t xml:space="preserve">-Implementierungen (</w:t>
+      </w:r>
+      <w:r>
+        <w:rPr>
+          <w:rStyle w:val="VerbatimChar"/>
+        </w:rPr>
+        <w:t xml:space="preserve">PlayerService</w:t>
+      </w:r>
+      <w:r>
+        <w:t xml:space="preserve">,</w:t>
+      </w:r>
+      <w:r>
+        <w:t xml:space="preserve"> </w:t>
+      </w:r>
+      <w:r>
+        <w:rPr>
+          <w:rStyle w:val="VerbatimChar"/>
+        </w:rPr>
+        <w:t xml:space="preserve">MatchService</w:t>
+      </w:r>
+      <w:r>
+        <w:t xml:space="preserve">,</w:t>
+      </w:r>
+      <w:r>
+        <w:t xml:space="preserve"> </w:t>
+      </w:r>
+      <w:r>
+        <w:rPr>
+          <w:rStyle w:val="VerbatimChar"/>
+        </w:rPr>
+        <w:t xml:space="preserve">ScoringService</w:t>
+      </w:r>
+      <w:r>
+        <w:t xml:space="preserve">,</w:t>
+      </w:r>
+      <w:r>
+        <w:t xml:space="preserve"> </w:t>
+      </w:r>
+      <w:r>
+        <w:rPr>
+          <w:rStyle w:val="VerbatimChar"/>
+        </w:rPr>
+        <w:t xml:space="preserve">MatchStatisticsService</w:t>
+      </w:r>
+      <w:r>
+        <w:t xml:space="preserve">,</w:t>
+      </w:r>
+      <w:r>
+        <w:t xml:space="preserve"> </w:t>
+      </w:r>
+      <w:r>
+        <w:rPr>
+          <w:rStyle w:val="VerbatimChar"/>
+        </w:rPr>
+        <w:t xml:space="preserve">HeadToHeadStatisticsService</w:t>
+      </w:r>
+      <w:r>
+        <w:t xml:space="preserve">,</w:t>
+      </w:r>
+      <w:r>
+        <w:t xml:space="preserve"> </w:t>
+      </w:r>
+      <w:r>
+        <w:rPr>
+          <w:rStyle w:val="VerbatimChar"/>
+        </w:rPr>
+        <w:t xml:space="preserve">MatchAnalysisService</w:t>
+      </w:r>
+      <w:r>
+        <w:t xml:space="preserve">) sowie die Output-Ports (</w:t>
+      </w:r>
+      <w:r>
+        <w:rPr>
+          <w:rStyle w:val="VerbatimChar"/>
+        </w:rPr>
+        <w:t xml:space="preserve">port/out</w:t>
+      </w:r>
+      <w:r>
+        <w:t xml:space="preserve">, z. B.</w:t>
+      </w:r>
+      <w:r>
+        <w:t xml:space="preserve"> </w:t>
+      </w:r>
+      <w:r>
+        <w:rPr>
+          <w:rStyle w:val="VerbatimChar"/>
+        </w:rPr>
+        <w:t xml:space="preserve">LoadPlayerPort</w:t>
+      </w:r>
+      <w:r>
+        <w:t xml:space="preserve">,</w:t>
+      </w:r>
+      <w:r>
+        <w:t xml:space="preserve"> </w:t>
+      </w:r>
+      <w:r>
+        <w:rPr>
+          <w:rStyle w:val="VerbatimChar"/>
+        </w:rPr>
+        <w:t xml:space="preserve">SaveMatchScorePort</w:t>
+      </w:r>
+      <w:r>
+        <w:t xml:space="preserve">,</w:t>
+      </w:r>
+      <w:r>
+        <w:t xml:space="preserve"> </w:t>
+      </w:r>
+      <w:r>
+        <w:rPr>
+          <w:rStyle w:val="VerbatimChar"/>
+        </w:rPr>
+        <w:t xml:space="preserve">LoadPointsByMatchPort</w:t>
+      </w:r>
+      <w:r>
+        <w:t xml:space="preserve">,</w:t>
+      </w:r>
+      <w:r>
+        <w:t xml:space="preserve"> </w:t>
+      </w:r>
+      <w:r>
+        <w:rPr>
+          <w:rStyle w:val="VerbatimChar"/>
+        </w:rPr>
+        <w:t xml:space="preserve">LlmClientPort</w:t>
+      </w:r>
+      <w:r>
+        <w:t xml:space="preserve">).</w:t>
       </w:r>
     </w:p>
     <w:p>
@@ -2670,65 +3247,220 @@
         </w:numPr>
       </w:pPr>
       <w:r>
-        <w:t xml:space="preserve">Das Spring Boot API validiert das Token via Keycloak.</w:t>
-      </w:r>
-    </w:p>
-    <w:p>
-      <w:pPr>
-        <w:pStyle w:val="Compact"/>
-        <w:numPr>
-          <w:ilvl w:val="0"/>
-          <w:numId w:val="1004"/>
-        </w:numPr>
-      </w:pPr>
-      <w:r>
-        <w:t xml:space="preserve">Das scoring-module verarbeitet den Punkt: Aktualisierung des Spielstands (Punkte, Games, Sets), Persistierung in der POINT-Tabelle.</w:t>
-      </w:r>
-    </w:p>
-    <w:p>
-      <w:pPr>
-        <w:pStyle w:val="Compact"/>
-        <w:numPr>
-          <w:ilvl w:val="0"/>
-          <w:numId w:val="1004"/>
-        </w:numPr>
-      </w:pPr>
-      <w:r>
-        <w:t xml:space="preserve">Das scoring-module aktualisiert die CURRENT_SCORE-Tabelle und die aggregierten MATCH_STATS.</w:t>
-      </w:r>
-    </w:p>
-    <w:p>
-      <w:pPr>
-        <w:pStyle w:val="Compact"/>
-        <w:numPr>
-          <w:ilvl w:val="0"/>
-          <w:numId w:val="1004"/>
-        </w:numPr>
-      </w:pPr>
-      <w:r>
-        <w:t xml:space="preserve">Das API gibt den aktualisierten Spielstand als JSON zurück (HTTP 200).</w:t>
-      </w:r>
-    </w:p>
-    <w:p>
-      <w:pPr>
-        <w:pStyle w:val="Compact"/>
-        <w:numPr>
-          <w:ilvl w:val="0"/>
-          <w:numId w:val="1004"/>
-        </w:numPr>
-      </w:pPr>
-      <w:r>
-        <w:t xml:space="preserve">Das Frontend aktualisiert die Anzeige des Spielstands.</w:t>
-      </w:r>
-    </w:p>
-    <w:bookmarkEnd w:id="27"/>
-    <w:bookmarkStart w:id="28" w:name="szenario-benutzer-authentifizierung"/>
+        <w:rPr>
+          <w:b/>
+          <w:bCs/>
+        </w:rPr>
+        <w:t xml:space="preserve">Infrastructure</w:t>
+      </w:r>
+      <w:r>
+        <w:t xml:space="preserve"> </w:t>
+      </w:r>
+      <w:r>
+        <w:t xml:space="preserve">– Adapter: REST-Controller (</w:t>
+      </w:r>
+      <w:r>
+        <w:rPr>
+          <w:rStyle w:val="VerbatimChar"/>
+        </w:rPr>
+        <w:t xml:space="preserve">web</w:t>
+      </w:r>
+      <w:r>
+        <w:t xml:space="preserve">), JPA-Persistenz-Adapter (</w:t>
+      </w:r>
+      <w:r>
+        <w:rPr>
+          <w:rStyle w:val="VerbatimChar"/>
+        </w:rPr>
+        <w:t xml:space="preserve">persistence</w:t>
+      </w:r>
+      <w:r>
+        <w:t xml:space="preserve">), LLM-Adapter (</w:t>
+      </w:r>
+      <w:r>
+        <w:rPr>
+          <w:rStyle w:val="VerbatimChar"/>
+        </w:rPr>
+        <w:t xml:space="preserve">OpenAiLlmAdapter</w:t>
+      </w:r>
+      <w:r>
+        <w:t xml:space="preserve"> </w:t>
+      </w:r>
+      <w:r>
+        <w:t xml:space="preserve">/</w:t>
+      </w:r>
+      <w:r>
+        <w:t xml:space="preserve"> </w:t>
+      </w:r>
+      <w:r>
+        <w:rPr>
+          <w:rStyle w:val="VerbatimChar"/>
+        </w:rPr>
+        <w:t xml:space="preserve">FakeLlmClientAdapter</w:t>
+      </w:r>
+      <w:r>
+        <w:t xml:space="preserve">) sowie Security/Config.</w:t>
+      </w:r>
+    </w:p>
+    <w:p>
+      <w:pPr>
+        <w:pStyle w:val="FirstParagraph"/>
+      </w:pPr>
+      <w:r>
+        <w:t xml:space="preserve">Die Austauschbarkeit über Ports zeigt sich exemplarisch am</w:t>
+      </w:r>
+      <w:r>
+        <w:t xml:space="preserve"> </w:t>
+      </w:r>
+      <w:r>
+        <w:rPr>
+          <w:rStyle w:val="VerbatimChar"/>
+        </w:rPr>
+        <w:t xml:space="preserve">LlmClientPort</w:t>
+      </w:r>
+      <w:r>
+        <w:t xml:space="preserve">: Der produktive</w:t>
+      </w:r>
+      <w:r>
+        <w:t xml:space="preserve"> </w:t>
+      </w:r>
+      <w:r>
+        <w:rPr>
+          <w:rStyle w:val="VerbatimChar"/>
+        </w:rPr>
+        <w:t xml:space="preserve">OpenAiLlmAdapter</w:t>
+      </w:r>
+      <w:r>
+        <w:t xml:space="preserve"> </w:t>
+      </w:r>
+      <w:r>
+        <w:t xml:space="preserve">(Spring AI) und der deterministische</w:t>
+      </w:r>
+      <w:r>
+        <w:t xml:space="preserve"> </w:t>
+      </w:r>
+      <w:r>
+        <w:rPr>
+          <w:rStyle w:val="VerbatimChar"/>
+        </w:rPr>
+        <w:t xml:space="preserve">FakeLlmClientAdapter</w:t>
+      </w:r>
+      <w:r>
+        <w:t xml:space="preserve"> </w:t>
+      </w:r>
+      <w:r>
+        <w:t xml:space="preserve">(für Tests und Entwicklung ohne API-Key) implementieren denselben Port — der Use Case bleibt unverändert.</w:t>
+      </w:r>
+    </w:p>
+    <w:p>
+      <w:pPr>
+        <w:pStyle w:val="CaptionedFigure"/>
+      </w:pPr>
+      <w:r>
+        <w:drawing>
+          <wp:inline>
+            <wp:extent cx="5334000" cy="3488096"/>
+            <wp:effectExtent b="0" l="0" r="0" t="0"/>
+            <wp:docPr descr="TSaS Backend – Clean Architecture (Klassen-Detail)" title="" id="35" name="Picture"/>
+            <a:graphic>
+              <a:graphicData uri="http://schemas.openxmlformats.org/drawingml/2006/picture">
+                <pic:pic>
+                  <pic:nvPicPr>
+                    <pic:cNvPr descr="Backend_CleanArchitecture.png" id="36" name="Picture"/>
+                    <pic:cNvPicPr>
+                      <a:picLocks noChangeArrowheads="1" noChangeAspect="1"/>
+                    </pic:cNvPicPr>
+                  </pic:nvPicPr>
+                  <pic:blipFill>
+                    <a:blip r:embed="rId34"/>
+                    <a:stretch>
+                      <a:fillRect/>
+                    </a:stretch>
+                  </pic:blipFill>
+                  <pic:spPr bwMode="auto">
+                    <a:xfrm>
+                      <a:off x="0" y="0"/>
+                      <a:ext cx="5334000" cy="3488096"/>
+                    </a:xfrm>
+                    <a:prstGeom prst="rect">
+                      <a:avLst/>
+                    </a:prstGeom>
+                    <a:noFill/>
+                    <a:ln w="9525">
+                      <a:noFill/>
+                      <a:headEnd/>
+                      <a:tailEnd/>
+                    </a:ln>
+                  </pic:spPr>
+                </pic:pic>
+              </a:graphicData>
+            </a:graphic>
+          </wp:inline>
+        </w:drawing>
+      </w:r>
+    </w:p>
+    <w:p>
+      <w:pPr>
+        <w:pStyle w:val="ImageCaption"/>
+      </w:pPr>
+      <w:r>
+        <w:t xml:space="preserve">TSaS Backend – Clean Architecture (Klassen-Detail)</w:t>
+      </w:r>
+    </w:p>
+    <w:p>
+      <w:pPr>
+        <w:pStyle w:val="BodyText"/>
+      </w:pPr>
+      <w:r>
+        <w:rPr>
+          <w:i/>
+          <w:iCs/>
+        </w:rPr>
+        <w:t xml:space="preserve">Quelle:</w:t>
+      </w:r>
+      <w:r>
+        <w:rPr>
+          <w:i/>
+          <w:iCs/>
+        </w:rPr>
+        <w:t xml:space="preserve"> </w:t>
+      </w:r>
+      <w:hyperlink r:id="rId37">
+        <w:r>
+          <w:rPr>
+            <w:rStyle w:val="VerbatimChar"/>
+            <w:i/>
+            <w:iCs/>
+          </w:rPr>
+          <w:t xml:space="preserve">diagrams/TSaS_Backend_CleanArchitecture.drawio</w:t>
+        </w:r>
+      </w:hyperlink>
+    </w:p>
+    <w:p>
+      <w:r>
+        <w:pict>
+          <v:rect style="width:0;height:1.5pt" o:hralign="center" o:hrstd="t" o:hr="t"/>
+        </w:pict>
+      </w:r>
+    </w:p>
+    <w:bookmarkEnd w:id="38"/>
+    <w:bookmarkEnd w:id="39"/>
+    <w:bookmarkStart w:id="43" w:name="laufzeitsicht"/>
+    <w:p>
+      <w:pPr>
+        <w:pStyle w:val="Heading2"/>
+      </w:pPr>
+      <w:r>
+        <w:t xml:space="preserve">6. Laufzeitsicht</w:t>
+      </w:r>
+    </w:p>
+    <w:bookmarkStart w:id="40" w:name="szenario-punkt-erfassen"/>
     <w:p>
       <w:pPr>
         <w:pStyle w:val="Heading3"/>
       </w:pPr>
       <w:r>
-        <w:t xml:space="preserve">6.2 Szenario: Benutzer-Authentifizierung</w:t>
+        <w:t xml:space="preserve">6.1 Szenario: Punkt erfassen</w:t>
       </w:r>
     </w:p>
     <w:p>
@@ -2736,7 +3468,7 @@
         <w:pStyle w:val="FirstParagraph"/>
       </w:pPr>
       <w:r>
-        <w:t xml:space="preserve">Der Login-Flow folgt dem Standard OAuth2 Authorization Code Flow mit PKCE:</w:t>
+        <w:t xml:space="preserve">Dieses Szenario beschreibt den typischen Ablauf, wenn ein Trainer während eines Matches einen Punkt erfasst:</w:t>
       </w:r>
     </w:p>
     <w:p>
@@ -2748,7 +3480,7 @@
         </w:numPr>
       </w:pPr>
       <w:r>
-        <w:t xml:space="preserve">Benutzer öffnet TSaS im Browser und wird zum Keycloak-Login weitergeleitet.</w:t>
+        <w:t xml:space="preserve">Der Trainer klickt im Angular-Frontend auf die Schaltfläche für den Punkttyp (z.B. „Forehand Winner”).</w:t>
       </w:r>
     </w:p>
     <w:p>
@@ -2760,7 +3492,7 @@
         </w:numPr>
       </w:pPr>
       <w:r>
-        <w:t xml:space="preserve">Benutzer authentifiziert sich (Benutzername/Passwort oder Google IDP ab V2).</w:t>
+        <w:t xml:space="preserve">Das Frontend sendet einen POST-Request an /api/matches/{id}/points mit dem Bearer Token im Authorization-Header.</w:t>
       </w:r>
     </w:p>
     <w:p>
@@ -2772,7 +3504,7 @@
         </w:numPr>
       </w:pPr>
       <w:r>
-        <w:t xml:space="preserve">Keycloak stellt Authorization Code aus und leitet zurück an TSaS.</w:t>
+        <w:t xml:space="preserve">Das Spring Boot API validiert das Token via Keycloak.</w:t>
       </w:r>
     </w:p>
     <w:p>
@@ -2784,7 +3516,7 @@
         </w:numPr>
       </w:pPr>
       <w:r>
-        <w:t xml:space="preserve">Das Frontend tauscht den Code gegen Access- und Refresh-Token.</w:t>
+        <w:t xml:space="preserve">Das match-module (Scoring-Logik) verarbeitet den Punkt: Aktualisierung des Spielstands (Punkte, Games, Sets), Persistierung in der POINT-Tabelle.</w:t>
       </w:r>
     </w:p>
     <w:p>
@@ -2796,6 +3528,507 @@
         </w:numPr>
       </w:pPr>
       <w:r>
+        <w:t xml:space="preserve">Das match-module aktualisiert die CURRENT_SCORE-Tabelle; aggregierte Statistiken werden vom statistics-module on-the-fly aus den Points berechnet.</w:t>
+      </w:r>
+    </w:p>
+    <w:p>
+      <w:pPr>
+        <w:pStyle w:val="Compact"/>
+        <w:numPr>
+          <w:ilvl w:val="0"/>
+          <w:numId w:val="1005"/>
+        </w:numPr>
+      </w:pPr>
+      <w:r>
+        <w:t xml:space="preserve">Das API gibt den aktualisierten Spielstand als JSON zurück (HTTP 200).</w:t>
+      </w:r>
+    </w:p>
+    <w:p>
+      <w:pPr>
+        <w:pStyle w:val="Compact"/>
+        <w:numPr>
+          <w:ilvl w:val="0"/>
+          <w:numId w:val="1005"/>
+        </w:numPr>
+      </w:pPr>
+      <w:r>
+        <w:t xml:space="preserve">Das Frontend aktualisiert die Anzeige des Spielstands.</w:t>
+      </w:r>
+    </w:p>
+    <w:bookmarkEnd w:id="40"/>
+    <w:bookmarkStart w:id="41" w:name="X2fff043d07f14bccbec7d33989c0b93f7e0c4dd"/>
+    <w:p>
+      <w:pPr>
+        <w:pStyle w:val="Heading3"/>
+      </w:pPr>
+      <w:r>
+        <w:t xml:space="preserve">6.2 Szenario: KI-gestützte Match-Analyse (Postmortem)</w:t>
+      </w:r>
+    </w:p>
+    <w:p>
+      <w:pPr>
+        <w:pStyle w:val="FirstParagraph"/>
+      </w:pPr>
+      <w:r>
+        <w:t xml:space="preserve">Dieses Szenario beschreibt die Generierung einer taktischen Match-Analyse nach Match-Ende:</w:t>
+      </w:r>
+    </w:p>
+    <w:p>
+      <w:pPr>
+        <w:pStyle w:val="Compact"/>
+        <w:numPr>
+          <w:ilvl w:val="0"/>
+          <w:numId w:val="1006"/>
+        </w:numPr>
+      </w:pPr>
+      <w:r>
+        <w:t xml:space="preserve">Der Coach öffnet ein beendetes Match (</w:t>
+      </w:r>
+      <w:r>
+        <w:rPr>
+          <w:rStyle w:val="VerbatimChar"/>
+        </w:rPr>
+        <w:t xml:space="preserve">MatchStatus = COMPLETED</w:t>
+      </w:r>
+      <w:r>
+        <w:t xml:space="preserve">) im Frontend und klickt auf „Taktische Analyse generieren”.</w:t>
+      </w:r>
+    </w:p>
+    <w:p>
+      <w:pPr>
+        <w:pStyle w:val="Compact"/>
+        <w:numPr>
+          <w:ilvl w:val="0"/>
+          <w:numId w:val="1006"/>
+        </w:numPr>
+      </w:pPr>
+      <w:r>
+        <w:t xml:space="preserve">Das Frontend sendet</w:t>
+      </w:r>
+      <w:r>
+        <w:t xml:space="preserve"> </w:t>
+      </w:r>
+      <w:r>
+        <w:rPr>
+          <w:rStyle w:val="VerbatimChar"/>
+        </w:rPr>
+        <w:t xml:space="preserve">POST /api/matches/{id}/analysis</w:t>
+      </w:r>
+      <w:r>
+        <w:t xml:space="preserve"> </w:t>
+      </w:r>
+      <w:r>
+        <w:t xml:space="preserve">mit Bearer Token.</w:t>
+      </w:r>
+    </w:p>
+    <w:p>
+      <w:pPr>
+        <w:pStyle w:val="Compact"/>
+        <w:numPr>
+          <w:ilvl w:val="0"/>
+          <w:numId w:val="1006"/>
+        </w:numPr>
+      </w:pPr>
+      <w:r>
+        <w:t xml:space="preserve">Der</w:t>
+      </w:r>
+      <w:r>
+        <w:t xml:space="preserve"> </w:t>
+      </w:r>
+      <w:r>
+        <w:rPr>
+          <w:rStyle w:val="VerbatimChar"/>
+        </w:rPr>
+        <w:t xml:space="preserve">MatchAnalysisController</w:t>
+      </w:r>
+      <w:r>
+        <w:t xml:space="preserve"> </w:t>
+      </w:r>
+      <w:r>
+        <w:t xml:space="preserve">im</w:t>
+      </w:r>
+      <w:r>
+        <w:t xml:space="preserve"> </w:t>
+      </w:r>
+      <w:r>
+        <w:rPr>
+          <w:rStyle w:val="VerbatimChar"/>
+        </w:rPr>
+        <w:t xml:space="preserve">ai-module</w:t>
+      </w:r>
+      <w:r>
+        <w:t xml:space="preserve"> </w:t>
+      </w:r>
+      <w:r>
+        <w:t xml:space="preserve">ruft den</w:t>
+      </w:r>
+      <w:r>
+        <w:t xml:space="preserve"> </w:t>
+      </w:r>
+      <w:r>
+        <w:rPr>
+          <w:rStyle w:val="VerbatimChar"/>
+        </w:rPr>
+        <w:t xml:space="preserve">GenerateMatchAnalysisUseCase</w:t>
+      </w:r>
+      <w:r>
+        <w:t xml:space="preserve"> </w:t>
+      </w:r>
+      <w:r>
+        <w:t xml:space="preserve">(</w:t>
+      </w:r>
+      <w:r>
+        <w:rPr>
+          <w:rStyle w:val="VerbatimChar"/>
+        </w:rPr>
+        <w:t xml:space="preserve">MatchAnalysisService</w:t>
+      </w:r>
+      <w:r>
+        <w:t xml:space="preserve">) auf.</w:t>
+      </w:r>
+    </w:p>
+    <w:p>
+      <w:pPr>
+        <w:pStyle w:val="Compact"/>
+        <w:numPr>
+          <w:ilvl w:val="0"/>
+          <w:numId w:val="1006"/>
+        </w:numPr>
+      </w:pPr>
+      <w:r>
+        <w:t xml:space="preserve">Der Service prüft: Match-Status = COMPLETED (sonst HTTP 409), Punktzahl ≥ 10 (sonst HTTP 422, Kostenschutz).</w:t>
+      </w:r>
+    </w:p>
+    <w:p>
+      <w:pPr>
+        <w:pStyle w:val="Compact"/>
+        <w:numPr>
+          <w:ilvl w:val="0"/>
+          <w:numId w:val="1006"/>
+        </w:numPr>
+      </w:pPr>
+      <w:r>
+        <w:t xml:space="preserve">Der Service ruft das</w:t>
+      </w:r>
+      <w:r>
+        <w:t xml:space="preserve"> </w:t>
+      </w:r>
+      <w:r>
+        <w:rPr>
+          <w:rStyle w:val="VerbatimChar"/>
+        </w:rPr>
+        <w:t xml:space="preserve">statistics-module</w:t>
+      </w:r>
+      <w:r>
+        <w:t xml:space="preserve"> </w:t>
+      </w:r>
+      <w:r>
+        <w:t xml:space="preserve">für die aggregierten Kennzahlen und das</w:t>
+      </w:r>
+      <w:r>
+        <w:t xml:space="preserve"> </w:t>
+      </w:r>
+      <w:r>
+        <w:rPr>
+          <w:rStyle w:val="VerbatimChar"/>
+        </w:rPr>
+        <w:t xml:space="preserve">player-module</w:t>
+      </w:r>
+      <w:r>
+        <w:t xml:space="preserve"> </w:t>
+      </w:r>
+      <w:r>
+        <w:t xml:space="preserve">für Spielermetadaten (Name, Ranking, Handedness, Backhand-Typ).</w:t>
+      </w:r>
+    </w:p>
+    <w:p>
+      <w:pPr>
+        <w:pStyle w:val="Compact"/>
+        <w:numPr>
+          <w:ilvl w:val="0"/>
+          <w:numId w:val="1006"/>
+        </w:numPr>
+      </w:pPr>
+      <w:r>
+        <w:t xml:space="preserve">Der Service ruft</w:t>
+      </w:r>
+      <w:r>
+        <w:t xml:space="preserve"> </w:t>
+      </w:r>
+      <w:r>
+        <w:rPr>
+          <w:rStyle w:val="VerbatimChar"/>
+        </w:rPr>
+        <w:t xml:space="preserve">LlmClientPort.generateAnalysis(stats, metadata)</w:t>
+      </w:r>
+      <w:r>
+        <w:t xml:space="preserve">. Im Default-Profil ist dies der</w:t>
+      </w:r>
+      <w:r>
+        <w:t xml:space="preserve"> </w:t>
+      </w:r>
+      <w:r>
+        <w:rPr>
+          <w:rStyle w:val="VerbatimChar"/>
+        </w:rPr>
+        <w:t xml:space="preserve">OpenAiLlmAdapter</w:t>
+      </w:r>
+      <w:r>
+        <w:t xml:space="preserve"> </w:t>
+      </w:r>
+      <w:r>
+        <w:t xml:space="preserve">(Spring AI ChatClient → OpenAI Chat Completions API mit strukturiertem JSON-Output via BeanOutputConverter). Bei fehlendem oder leerem</w:t>
+      </w:r>
+      <w:r>
+        <w:t xml:space="preserve"> </w:t>
+      </w:r>
+      <w:r>
+        <w:rPr>
+          <w:rStyle w:val="VerbatimChar"/>
+        </w:rPr>
+        <w:t xml:space="preserve">OPENAI_API_KEY</w:t>
+      </w:r>
+      <w:r>
+        <w:t xml:space="preserve"> </w:t>
+      </w:r>
+      <w:r>
+        <w:t xml:space="preserve">übernimmt der</w:t>
+      </w:r>
+      <w:r>
+        <w:t xml:space="preserve"> </w:t>
+      </w:r>
+      <w:r>
+        <w:rPr>
+          <w:rStyle w:val="VerbatimChar"/>
+        </w:rPr>
+        <w:t xml:space="preserve">FakeLlmClientAdapter</w:t>
+      </w:r>
+      <w:r>
+        <w:t xml:space="preserve"> </w:t>
+      </w:r>
+      <w:r>
+        <w:t xml:space="preserve">(deterministisches Stub-Result) — nützlich für Tests und Entwicklung ohne Provider.</w:t>
+      </w:r>
+    </w:p>
+    <w:p>
+      <w:pPr>
+        <w:pStyle w:val="Compact"/>
+        <w:numPr>
+          <w:ilvl w:val="0"/>
+          <w:numId w:val="1006"/>
+        </w:numPr>
+      </w:pPr>
+      <w:r>
+        <w:t xml:space="preserve">Die strukturierte Antwort (Schlüsselmomente, eigene/gegnerische Stärken/Schwächen, 3–5 priorisierte Empfehlungen) wird als</w:t>
+      </w:r>
+      <w:r>
+        <w:t xml:space="preserve"> </w:t>
+      </w:r>
+      <w:r>
+        <w:rPr>
+          <w:rStyle w:val="VerbatimChar"/>
+        </w:rPr>
+        <w:t xml:space="preserve">MatchAnalysis</w:t>
+      </w:r>
+      <w:r>
+        <w:t xml:space="preserve"> </w:t>
+      </w:r>
+      <w:r>
+        <w:t xml:space="preserve">mit Status</w:t>
+      </w:r>
+      <w:r>
+        <w:t xml:space="preserve"> </w:t>
+      </w:r>
+      <w:r>
+        <w:rPr>
+          <w:rStyle w:val="VerbatimChar"/>
+        </w:rPr>
+        <w:t xml:space="preserve">COMPLETED</w:t>
+      </w:r>
+      <w:r>
+        <w:t xml:space="preserve"> </w:t>
+      </w:r>
+      <w:r>
+        <w:t xml:space="preserve">in der Tabelle</w:t>
+      </w:r>
+      <w:r>
+        <w:t xml:space="preserve"> </w:t>
+      </w:r>
+      <w:r>
+        <w:rPr>
+          <w:rStyle w:val="VerbatimChar"/>
+        </w:rPr>
+        <w:t xml:space="preserve">match_analysis</w:t>
+      </w:r>
+      <w:r>
+        <w:t xml:space="preserve"> </w:t>
+      </w:r>
+      <w:r>
+        <w:t xml:space="preserve">persistiert (1:1 zum Match, überschreibbar via UNIQUE-Constraint).</w:t>
+      </w:r>
+    </w:p>
+    <w:p>
+      <w:pPr>
+        <w:pStyle w:val="Compact"/>
+        <w:numPr>
+          <w:ilvl w:val="0"/>
+          <w:numId w:val="1006"/>
+        </w:numPr>
+      </w:pPr>
+      <w:r>
+        <w:t xml:space="preserve">Das API antwortet mit HTTP 200 und der vollständigen Analyse.</w:t>
+      </w:r>
+    </w:p>
+    <w:p>
+      <w:pPr>
+        <w:pStyle w:val="Compact"/>
+        <w:numPr>
+          <w:ilvl w:val="0"/>
+          <w:numId w:val="1006"/>
+        </w:numPr>
+      </w:pPr>
+      <w:r>
+        <w:t xml:space="preserve">Bei LLM-Fehlern (Netzwerk, 5xx, Parse-Fehler) wird ein</w:t>
+      </w:r>
+      <w:r>
+        <w:t xml:space="preserve"> </w:t>
+      </w:r>
+      <w:r>
+        <w:rPr>
+          <w:rStyle w:val="VerbatimChar"/>
+        </w:rPr>
+        <w:t xml:space="preserve">MatchAnalysis</w:t>
+      </w:r>
+      <w:r>
+        <w:t xml:space="preserve">-Datensatz mit Status</w:t>
+      </w:r>
+      <w:r>
+        <w:t xml:space="preserve"> </w:t>
+      </w:r>
+      <w:r>
+        <w:rPr>
+          <w:rStyle w:val="VerbatimChar"/>
+        </w:rPr>
+        <w:t xml:space="preserve">FAILED</w:t>
+      </w:r>
+      <w:r>
+        <w:t xml:space="preserve"> </w:t>
+      </w:r>
+      <w:r>
+        <w:t xml:space="preserve">und</w:t>
+      </w:r>
+      <w:r>
+        <w:t xml:space="preserve"> </w:t>
+      </w:r>
+      <w:r>
+        <w:rPr>
+          <w:rStyle w:val="VerbatimChar"/>
+        </w:rPr>
+        <w:t xml:space="preserve">errorMessage</w:t>
+      </w:r>
+      <w:r>
+        <w:t xml:space="preserve"> </w:t>
+      </w:r>
+      <w:r>
+        <w:t xml:space="preserve">persistiert, das API antwortet mit HTTP 502. Der Coach kann „Erneut versuchen” klicken; der nächste erfolgreiche Aufruf überschreibt den FAILED-Datensatz.</w:t>
+      </w:r>
+    </w:p>
+    <w:p>
+      <w:pPr>
+        <w:pStyle w:val="Compact"/>
+        <w:numPr>
+          <w:ilvl w:val="0"/>
+          <w:numId w:val="1006"/>
+        </w:numPr>
+      </w:pPr>
+      <w:r>
+        <w:rPr>
+          <w:rStyle w:val="VerbatimChar"/>
+        </w:rPr>
+        <w:t xml:space="preserve">GET /api/matches/{id}/analysis</w:t>
+      </w:r>
+      <w:r>
+        <w:t xml:space="preserve"> </w:t>
+      </w:r>
+      <w:r>
+        <w:t xml:space="preserve">liefert die gespeicherte Analyse ohne erneuten LLM-Aufruf (HTTP 200) oder HTTP 404, falls noch keine generiert wurde.</w:t>
+      </w:r>
+    </w:p>
+    <w:bookmarkEnd w:id="41"/>
+    <w:bookmarkStart w:id="42" w:name="szenario-benutzer-authentifizierung"/>
+    <w:p>
+      <w:pPr>
+        <w:pStyle w:val="Heading3"/>
+      </w:pPr>
+      <w:r>
+        <w:t xml:space="preserve">6.3 Szenario: Benutzer-Authentifizierung</w:t>
+      </w:r>
+    </w:p>
+    <w:p>
+      <w:pPr>
+        <w:pStyle w:val="FirstParagraph"/>
+      </w:pPr>
+      <w:r>
+        <w:t xml:space="preserve">Der Login-Flow folgt dem Standard OAuth2 Authorization Code Flow mit PKCE:</w:t>
+      </w:r>
+    </w:p>
+    <w:p>
+      <w:pPr>
+        <w:pStyle w:val="Compact"/>
+        <w:numPr>
+          <w:ilvl w:val="0"/>
+          <w:numId w:val="1007"/>
+        </w:numPr>
+      </w:pPr>
+      <w:r>
+        <w:t xml:space="preserve">Benutzer öffnet TSaS im Browser und wird zum Keycloak-Login weitergeleitet.</w:t>
+      </w:r>
+    </w:p>
+    <w:p>
+      <w:pPr>
+        <w:pStyle w:val="Compact"/>
+        <w:numPr>
+          <w:ilvl w:val="0"/>
+          <w:numId w:val="1007"/>
+        </w:numPr>
+      </w:pPr>
+      <w:r>
+        <w:t xml:space="preserve">Benutzer authentifiziert sich (Benutzername/Passwort oder Google IDP ab V2).</w:t>
+      </w:r>
+    </w:p>
+    <w:p>
+      <w:pPr>
+        <w:pStyle w:val="Compact"/>
+        <w:numPr>
+          <w:ilvl w:val="0"/>
+          <w:numId w:val="1007"/>
+        </w:numPr>
+      </w:pPr>
+      <w:r>
+        <w:t xml:space="preserve">Keycloak stellt Authorization Code aus und leitet zurück an TSaS.</w:t>
+      </w:r>
+    </w:p>
+    <w:p>
+      <w:pPr>
+        <w:pStyle w:val="Compact"/>
+        <w:numPr>
+          <w:ilvl w:val="0"/>
+          <w:numId w:val="1007"/>
+        </w:numPr>
+      </w:pPr>
+      <w:r>
+        <w:t xml:space="preserve">Das Frontend tauscht den Code gegen Access- und Refresh-Token.</w:t>
+      </w:r>
+    </w:p>
+    <w:p>
+      <w:pPr>
+        <w:pStyle w:val="Compact"/>
+        <w:numPr>
+          <w:ilvl w:val="0"/>
+          <w:numId w:val="1007"/>
+        </w:numPr>
+      </w:pPr>
+      <w:r>
         <w:t xml:space="preserve">Bei jedem API-Call wird das Access-Token im Authorization-Header mitgesendet.</w:t>
       </w:r>
     </w:p>
@@ -2806,9 +4039,9 @@
         </w:pict>
       </w:r>
     </w:p>
-    <w:bookmarkEnd w:id="28"/>
-    <w:bookmarkEnd w:id="29"/>
-    <w:bookmarkStart w:id="32" w:name="verteilungssicht"/>
+    <w:bookmarkEnd w:id="42"/>
+    <w:bookmarkEnd w:id="43"/>
+    <w:bookmarkStart w:id="50" w:name="verteilungssicht"/>
     <w:p>
       <w:pPr>
         <w:pStyle w:val="Heading2"/>
@@ -2817,7 +4050,7 @@
         <w:t xml:space="preserve">7. Verteilungssicht</w:t>
       </w:r>
     </w:p>
-    <w:bookmarkStart w:id="30" w:name="infrastruktur"/>
+    <w:bookmarkStart w:id="48" w:name="infrastruktur"/>
     <w:p>
       <w:pPr>
         <w:pStyle w:val="Heading3"/>
@@ -2836,253 +4069,93 @@
     </w:p>
     <w:p>
       <w:pPr>
-        <w:pStyle w:val="SourceCode"/>
-      </w:pPr>
-      <w:r>
-        <w:rPr>
-          <w:rStyle w:val="VerbatimChar"/>
-        </w:rPr>
-        <w:t xml:space="preserve">graph TB</w:t>
-      </w:r>
-      <w:r>
-        <w:br/>
-      </w:r>
-      <w:r>
-        <w:rPr>
-          <w:rStyle w:val="VerbatimChar"/>
-        </w:rPr>
-        <w:t xml:space="preserve">    subgraph Host["🖥️ Docker Host"]</w:t>
-      </w:r>
-      <w:r>
-        <w:br/>
-      </w:r>
-      <w:r>
-        <w:rPr>
-          <w:rStyle w:val="VerbatimChar"/>
-        </w:rPr>
-        <w:t xml:space="preserve">        subgraph compose["docker-compose"]</w:t>
-      </w:r>
-      <w:r>
-        <w:br/>
-      </w:r>
-      <w:r>
-        <w:br/>
-      </w:r>
-      <w:r>
-        <w:rPr>
-          <w:rStyle w:val="VerbatimChar"/>
-        </w:rPr>
-        <w:t xml:space="preserve">            subgraph app["📦 tsas-app Container"]</w:t>
-      </w:r>
-      <w:r>
-        <w:br/>
-      </w:r>
-      <w:r>
-        <w:rPr>
-          <w:rStyle w:val="VerbatimChar"/>
-        </w:rPr>
-        <w:t xml:space="preserve">                FE["Angular Frontend&lt;br/&gt;(Node.js)&lt;br/&gt;:80"]</w:t>
-      </w:r>
-      <w:r>
-        <w:br/>
-      </w:r>
-      <w:r>
-        <w:rPr>
-          <w:rStyle w:val="VerbatimChar"/>
-        </w:rPr>
-        <w:t xml:space="preserve">                BE["Spring Boot API&lt;br/&gt;(Java 25)&lt;br/&gt;:8080"]</w:t>
-      </w:r>
-      <w:r>
-        <w:br/>
-      </w:r>
-      <w:r>
-        <w:rPr>
-          <w:rStyle w:val="VerbatimChar"/>
-        </w:rPr>
-        <w:t xml:space="preserve">            end</w:t>
-      </w:r>
-      <w:r>
-        <w:br/>
-      </w:r>
-      <w:r>
-        <w:br/>
-      </w:r>
-      <w:r>
-        <w:rPr>
-          <w:rStyle w:val="VerbatimChar"/>
-        </w:rPr>
-        <w:t xml:space="preserve">            subgraph db["📦 tsas-db Container"]</w:t>
-      </w:r>
-      <w:r>
-        <w:br/>
-      </w:r>
-      <w:r>
-        <w:rPr>
-          <w:rStyle w:val="VerbatimChar"/>
-        </w:rPr>
-        <w:t xml:space="preserve">                PG[("PostgreSQL 16&lt;br/&gt;:5432")]</w:t>
-      </w:r>
-      <w:r>
-        <w:br/>
-      </w:r>
-      <w:r>
-        <w:rPr>
-          <w:rStyle w:val="VerbatimChar"/>
-        </w:rPr>
-        <w:t xml:space="preserve">                VOL[("Volume:&lt;br/&gt;tsas-data")]</w:t>
-      </w:r>
-      <w:r>
-        <w:br/>
-      </w:r>
-      <w:r>
-        <w:rPr>
-          <w:rStyle w:val="VerbatimChar"/>
-        </w:rPr>
-        <w:t xml:space="preserve">            end</w:t>
-      </w:r>
-      <w:r>
-        <w:br/>
-      </w:r>
-      <w:r>
-        <w:br/>
-      </w:r>
-      <w:r>
-        <w:rPr>
-          <w:rStyle w:val="VerbatimChar"/>
-        </w:rPr>
-        <w:t xml:space="preserve">            subgraph kc["📦 tsas-keycloak Container"]</w:t>
-      </w:r>
-      <w:r>
-        <w:br/>
-      </w:r>
-      <w:r>
-        <w:rPr>
-          <w:rStyle w:val="VerbatimChar"/>
-        </w:rPr>
-        <w:t xml:space="preserve">                KEY["Keycloak 24+&lt;br/&gt;:8443"]</w:t>
-      </w:r>
-      <w:r>
-        <w:br/>
-      </w:r>
-      <w:r>
-        <w:rPr>
-          <w:rStyle w:val="VerbatimChar"/>
-        </w:rPr>
-        <w:t xml:space="preserve">            end</w:t>
-      </w:r>
-      <w:r>
-        <w:br/>
-      </w:r>
-      <w:r>
-        <w:rPr>
-          <w:rStyle w:val="VerbatimChar"/>
-        </w:rPr>
-        <w:t xml:space="preserve">        end</w:t>
-      </w:r>
-      <w:r>
-        <w:br/>
-      </w:r>
-      <w:r>
-        <w:rPr>
-          <w:rStyle w:val="VerbatimChar"/>
-        </w:rPr>
-        <w:t xml:space="preserve">    end</w:t>
-      </w:r>
-      <w:r>
-        <w:br/>
-      </w:r>
-      <w:r>
-        <w:br/>
-      </w:r>
-      <w:r>
-        <w:rPr>
-          <w:rStyle w:val="VerbatimChar"/>
-        </w:rPr>
-        <w:t xml:space="preserve">    Browser["👤 Browser"] -- "HTTPS :80" --&gt; FE</w:t>
-      </w:r>
-      <w:r>
-        <w:br/>
-      </w:r>
-      <w:r>
-        <w:rPr>
-          <w:rStyle w:val="VerbatimChar"/>
-        </w:rPr>
-        <w:t xml:space="preserve">    FE -- "REST/JSON :8080" --&gt; BE</w:t>
-      </w:r>
-      <w:r>
-        <w:br/>
-      </w:r>
-      <w:r>
-        <w:rPr>
-          <w:rStyle w:val="VerbatimChar"/>
-        </w:rPr>
-        <w:t xml:space="preserve">    BE -- "JDBC :5432" --&gt; PG</w:t>
-      </w:r>
-      <w:r>
-        <w:br/>
-      </w:r>
-      <w:r>
-        <w:rPr>
-          <w:rStyle w:val="VerbatimChar"/>
-        </w:rPr>
-        <w:t xml:space="preserve">    BE -- "OAuth2/OIDC :8443" --&gt; KEY</w:t>
-      </w:r>
-      <w:r>
-        <w:br/>
-      </w:r>
-      <w:r>
-        <w:rPr>
-          <w:rStyle w:val="VerbatimChar"/>
-        </w:rPr>
-        <w:t xml:space="preserve">    PG --- VOL</w:t>
-      </w:r>
-      <w:r>
-        <w:br/>
-      </w:r>
-      <w:r>
-        <w:br/>
-      </w:r>
-      <w:r>
-        <w:rPr>
-          <w:rStyle w:val="VerbatimChar"/>
-        </w:rPr>
-        <w:t xml:space="preserve">    style app fill:#C8E6C9,stroke:#2E7D32</w:t>
-      </w:r>
-      <w:r>
-        <w:br/>
-      </w:r>
-      <w:r>
-        <w:rPr>
-          <w:rStyle w:val="VerbatimChar"/>
-        </w:rPr>
-        <w:t xml:space="preserve">    style db fill:#BBDEFB,stroke:#1565C0</w:t>
-      </w:r>
-      <w:r>
-        <w:br/>
-      </w:r>
-      <w:r>
-        <w:rPr>
-          <w:rStyle w:val="VerbatimChar"/>
-        </w:rPr>
-        <w:t xml:space="preserve">    style kc fill:#FFF9C4,stroke:#F9A825</w:t>
-      </w:r>
-      <w:r>
-        <w:br/>
-      </w:r>
-      <w:r>
-        <w:rPr>
-          <w:rStyle w:val="VerbatimChar"/>
-        </w:rPr>
-        <w:t xml:space="preserve">    style compose fill:#f8f9fa,stroke:#666</w:t>
-      </w:r>
-      <w:r>
-        <w:br/>
-      </w:r>
-      <w:r>
-        <w:rPr>
-          <w:rStyle w:val="VerbatimChar"/>
-        </w:rPr>
-        <w:t xml:space="preserve">    style Host fill:#fff,stroke:#333</w:t>
+        <w:pStyle w:val="CaptionedFigure"/>
+      </w:pPr>
+      <w:r>
+        <w:drawing>
+          <wp:inline>
+            <wp:extent cx="5334000" cy="3442815"/>
+            <wp:effectExtent b="0" l="0" r="0" t="0"/>
+            <wp:docPr descr="TSaS – Verteilungssicht (Docker Compose)" title="" id="45" name="Picture"/>
+            <a:graphic>
+              <a:graphicData uri="http://schemas.openxmlformats.org/drawingml/2006/picture">
+                <pic:pic>
+                  <pic:nvPicPr>
+                    <pic:cNvPr descr="Deployment.png" id="46" name="Picture"/>
+                    <pic:cNvPicPr>
+                      <a:picLocks noChangeArrowheads="1" noChangeAspect="1"/>
+                    </pic:cNvPicPr>
+                  </pic:nvPicPr>
+                  <pic:blipFill>
+                    <a:blip r:embed="rId44"/>
+                    <a:stretch>
+                      <a:fillRect/>
+                    </a:stretch>
+                  </pic:blipFill>
+                  <pic:spPr bwMode="auto">
+                    <a:xfrm>
+                      <a:off x="0" y="0"/>
+                      <a:ext cx="5334000" cy="3442815"/>
+                    </a:xfrm>
+                    <a:prstGeom prst="rect">
+                      <a:avLst/>
+                    </a:prstGeom>
+                    <a:noFill/>
+                    <a:ln w="9525">
+                      <a:noFill/>
+                      <a:headEnd/>
+                      <a:tailEnd/>
+                    </a:ln>
+                  </pic:spPr>
+                </pic:pic>
+              </a:graphicData>
+            </a:graphic>
+          </wp:inline>
+        </w:drawing>
+      </w:r>
+    </w:p>
+    <w:p>
+      <w:pPr>
+        <w:pStyle w:val="ImageCaption"/>
+      </w:pPr>
+      <w:r>
+        <w:t xml:space="preserve">TSaS – Verteilungssicht (Docker Compose)</w:t>
+      </w:r>
+    </w:p>
+    <w:p>
+      <w:pPr>
+        <w:pStyle w:val="BodyText"/>
+      </w:pPr>
+      <w:r>
+        <w:rPr>
+          <w:i/>
+          <w:iCs/>
+        </w:rPr>
+        <w:t xml:space="preserve">Quelle:</w:t>
+      </w:r>
+      <w:r>
+        <w:rPr>
+          <w:i/>
+          <w:iCs/>
+        </w:rPr>
+        <w:t xml:space="preserve"> </w:t>
+      </w:r>
+      <w:hyperlink r:id="rId47">
+        <w:r>
+          <w:rPr>
+            <w:rStyle w:val="VerbatimChar"/>
+            <w:i/>
+            <w:iCs/>
+          </w:rPr>
+          <w:t xml:space="preserve">diagrams/TSaS_Deployment.drawio</w:t>
+        </w:r>
+      </w:hyperlink>
+      <w:r>
+        <w:rPr>
+          <w:i/>
+          <w:iCs/>
+        </w:rPr>
+        <w:t xml:space="preserve">. Der externe OpenAI-LLM-Dienst (Spring AI, ab V1.x) wird vom Backend über HTTPS angesprochen.</w:t>
       </w:r>
     </w:p>
     <w:tbl>
@@ -3158,40 +4231,52 @@
               <w:rPr>
                 <w:rStyle w:val="VerbatimChar"/>
               </w:rPr>
-              <w:t xml:space="preserve">tsas-app</w:t>
-            </w:r>
-          </w:p>
-        </w:tc>
-        <w:tc>
-          <w:tcPr/>
-          <w:p>
-            <w:pPr>
-              <w:pStyle w:val="Compact"/>
-            </w:pPr>
-            <w:r>
-              <w:t xml:space="preserve">Angular Frontend (Node.js) + Spring Boot Backend</w:t>
-            </w:r>
-          </w:p>
-        </w:tc>
-        <w:tc>
-          <w:tcPr/>
-          <w:p>
-            <w:pPr>
-              <w:pStyle w:val="Compact"/>
-            </w:pPr>
-            <w:r>
-              <w:t xml:space="preserve">80, 8080</w:t>
-            </w:r>
-          </w:p>
-        </w:tc>
-        <w:tc>
-          <w:tcPr/>
-          <w:p>
-            <w:pPr>
-              <w:pStyle w:val="Compact"/>
-            </w:pPr>
-            <w:r>
-              <w:t xml:space="preserve">Beide Services laufen als eigenständige Prozesse in einem gemeinsamen Container.</w:t>
+              <w:t xml:space="preserve">frontend</w:t>
+            </w:r>
+          </w:p>
+        </w:tc>
+        <w:tc>
+          <w:tcPr/>
+          <w:p>
+            <w:pPr>
+              <w:pStyle w:val="Compact"/>
+            </w:pPr>
+            <w:r>
+              <w:t xml:space="preserve">Nginx + Angular SPA (statische Build-Artefakte)</w:t>
+            </w:r>
+          </w:p>
+        </w:tc>
+        <w:tc>
+          <w:tcPr/>
+          <w:p>
+            <w:pPr>
+              <w:pStyle w:val="Compact"/>
+            </w:pPr>
+            <w:r>
+              <w:t xml:space="preserve">80</w:t>
+            </w:r>
+          </w:p>
+        </w:tc>
+        <w:tc>
+          <w:tcPr/>
+          <w:p>
+            <w:pPr>
+              <w:pStyle w:val="Compact"/>
+            </w:pPr>
+            <w:r>
+              <w:t xml:space="preserve">Nginx liefert die SPA aus und proxied</w:t>
+            </w:r>
+            <w:r>
+              <w:t xml:space="preserve"> </w:t>
+            </w:r>
+            <w:r>
+              <w:rPr>
+                <w:rStyle w:val="VerbatimChar"/>
+              </w:rPr>
+              <w:t xml:space="preserve">/api/</w:t>
+            </w:r>
+            <w:r>
+              <w:t xml:space="preserve">-Requests an den Backend-Container.</w:t>
             </w:r>
           </w:p>
         </w:tc>
@@ -3207,40 +4292,40 @@
               <w:rPr>
                 <w:rStyle w:val="VerbatimChar"/>
               </w:rPr>
-              <w:t xml:space="preserve">tsas-db</w:t>
-            </w:r>
-          </w:p>
-        </w:tc>
-        <w:tc>
-          <w:tcPr/>
-          <w:p>
-            <w:pPr>
-              <w:pStyle w:val="Compact"/>
-            </w:pPr>
-            <w:r>
-              <w:t xml:space="preserve">PostgreSQL 16</w:t>
-            </w:r>
-          </w:p>
-        </w:tc>
-        <w:tc>
-          <w:tcPr/>
-          <w:p>
-            <w:pPr>
-              <w:pStyle w:val="Compact"/>
-            </w:pPr>
-            <w:r>
-              <w:t xml:space="preserve">5432</w:t>
-            </w:r>
-          </w:p>
-        </w:tc>
-        <w:tc>
-          <w:tcPr/>
-          <w:p>
-            <w:pPr>
-              <w:pStyle w:val="Compact"/>
-            </w:pPr>
-            <w:r>
-              <w:t xml:space="preserve">Persistentes Volume für Datenbank-Dateien.</w:t>
+              <w:t xml:space="preserve">backend</w:t>
+            </w:r>
+          </w:p>
+        </w:tc>
+        <w:tc>
+          <w:tcPr/>
+          <w:p>
+            <w:pPr>
+              <w:pStyle w:val="Compact"/>
+            </w:pPr>
+            <w:r>
+              <w:t xml:space="preserve">Spring Boot API (Java 25)</w:t>
+            </w:r>
+          </w:p>
+        </w:tc>
+        <w:tc>
+          <w:tcPr/>
+          <w:p>
+            <w:pPr>
+              <w:pStyle w:val="Compact"/>
+            </w:pPr>
+            <w:r>
+              <w:t xml:space="preserve">8080</w:t>
+            </w:r>
+          </w:p>
+        </w:tc>
+        <w:tc>
+          <w:tcPr/>
+          <w:p>
+            <w:pPr>
+              <w:pStyle w:val="Compact"/>
+            </w:pPr>
+            <w:r>
+              <w:t xml:space="preserve">Nur intern erreichbar (kein direkter Portmapping nach aussen im Produktiv-Setup).</w:t>
             </w:r>
           </w:p>
         </w:tc>
@@ -3256,47 +4341,111 @@
               <w:rPr>
                 <w:rStyle w:val="VerbatimChar"/>
               </w:rPr>
-              <w:t xml:space="preserve">tsas-keycloak</w:t>
-            </w:r>
-          </w:p>
-        </w:tc>
-        <w:tc>
-          <w:tcPr/>
-          <w:p>
-            <w:pPr>
-              <w:pStyle w:val="Compact"/>
-            </w:pPr>
-            <w:r>
-              <w:t xml:space="preserve">Keycloak 24+</w:t>
-            </w:r>
-          </w:p>
-        </w:tc>
-        <w:tc>
-          <w:tcPr/>
-          <w:p>
-            <w:pPr>
-              <w:pStyle w:val="Compact"/>
-            </w:pPr>
-            <w:r>
-              <w:t xml:space="preserve">8443</w:t>
-            </w:r>
-          </w:p>
-        </w:tc>
-        <w:tc>
-          <w:tcPr/>
-          <w:p>
-            <w:pPr>
-              <w:pStyle w:val="Compact"/>
-            </w:pPr>
-            <w:r>
-              <w:t xml:space="preserve">Separater Container, eigene PostgreSQL-Instanz oder Shared-DB möglich.</w:t>
+              <w:t xml:space="preserve">db</w:t>
+            </w:r>
+          </w:p>
+        </w:tc>
+        <w:tc>
+          <w:tcPr/>
+          <w:p>
+            <w:pPr>
+              <w:pStyle w:val="Compact"/>
+            </w:pPr>
+            <w:r>
+              <w:t xml:space="preserve">PostgreSQL 16</w:t>
+            </w:r>
+          </w:p>
+        </w:tc>
+        <w:tc>
+          <w:tcPr/>
+          <w:p>
+            <w:pPr>
+              <w:pStyle w:val="Compact"/>
+            </w:pPr>
+            <w:r>
+              <w:t xml:space="preserve">5432 (intern)</w:t>
+            </w:r>
+          </w:p>
+        </w:tc>
+        <w:tc>
+          <w:tcPr/>
+          <w:p>
+            <w:pPr>
+              <w:pStyle w:val="Compact"/>
+            </w:pPr>
+            <w:r>
+              <w:t xml:space="preserve">Persistentes Volume. Kein Port-Mapping nach aussen.</w:t>
+            </w:r>
+          </w:p>
+        </w:tc>
+      </w:tr>
+      <w:tr>
+        <w:tc>
+          <w:tcPr/>
+          <w:p>
+            <w:pPr>
+              <w:pStyle w:val="Compact"/>
+            </w:pPr>
+            <w:r>
+              <w:rPr>
+                <w:rStyle w:val="VerbatimChar"/>
+              </w:rPr>
+              <w:t xml:space="preserve">keycloak</w:t>
+            </w:r>
+          </w:p>
+        </w:tc>
+        <w:tc>
+          <w:tcPr/>
+          <w:p>
+            <w:pPr>
+              <w:pStyle w:val="Compact"/>
+            </w:pPr>
+            <w:r>
+              <w:t xml:space="preserve">Keycloak 26</w:t>
+            </w:r>
+          </w:p>
+        </w:tc>
+        <w:tc>
+          <w:tcPr/>
+          <w:p>
+            <w:pPr>
+              <w:pStyle w:val="Compact"/>
+            </w:pPr>
+            <w:r>
+              <w:t xml:space="preserve">8443 (HTTPS), 18080 (HTTP intern für JWKS)</w:t>
+            </w:r>
+          </w:p>
+        </w:tc>
+        <w:tc>
+          <w:tcPr/>
+          <w:p>
+            <w:pPr>
+              <w:pStyle w:val="Compact"/>
+            </w:pPr>
+            <w:r>
+              <w:t xml:space="preserve">Realm</w:t>
+            </w:r>
+            <w:r>
+              <w:t xml:space="preserve"> </w:t>
+            </w:r>
+            <w:r>
+              <w:rPr>
+                <w:rStyle w:val="VerbatimChar"/>
+              </w:rPr>
+              <w:t xml:space="preserve">tsas</w:t>
+            </w:r>
+            <w:r>
+              <w:t xml:space="preserve"> </w:t>
+            </w:r>
+            <w:r>
+              <w:t xml:space="preserve">wird beim Start automatisch importiert.</w:t>
             </w:r>
           </w:p>
         </w:tc>
       </w:tr>
     </w:tbl>
-    <w:bookmarkEnd w:id="30"/>
-    <w:bookmarkStart w:id="31" w:name="docker-compose-struktur"/>
+    <w:bookmarkEnd w:id="48"/>
+    <w:bookmarkStart w:id="49" w:name="docker-compose-struktur"/>
     <w:p>
       <w:pPr>
         <w:pStyle w:val="Heading3"/>
@@ -3310,7 +4459,19 @@
         <w:pStyle w:val="FirstParagraph"/>
       </w:pPr>
       <w:r>
-        <w:t xml:space="preserve">Schematischer Aufbau der docker-compose.yml:</w:t>
+        <w:t xml:space="preserve">Schematischer Aufbau der</w:t>
+      </w:r>
+      <w:r>
+        <w:t xml:space="preserve"> </w:t>
+      </w:r>
+      <w:r>
+        <w:rPr>
+          <w:rStyle w:val="VerbatimChar"/>
+        </w:rPr>
+        <w:t xml:space="preserve">docker/compose.yml</w:t>
+      </w:r>
+      <w:r>
+        <w:t xml:space="preserve">:</w:t>
       </w:r>
     </w:p>
     <w:p>
@@ -3342,7 +4503,7 @@
         <w:rPr>
           <w:rStyle w:val="FunctionTok"/>
         </w:rPr>
-        <w:t xml:space="preserve">tsas-app</w:t>
+        <w:t xml:space="preserve">db</w:t>
       </w:r>
       <w:r>
         <w:rPr>
@@ -3363,6 +4524,348 @@
         <w:rPr>
           <w:rStyle w:val="FunctionTok"/>
         </w:rPr>
+        <w:t xml:space="preserve">image</w:t>
+      </w:r>
+      <w:r>
+        <w:rPr>
+          <w:rStyle w:val="KeywordTok"/>
+        </w:rPr>
+        <w:t xml:space="preserve">:</w:t>
+      </w:r>
+      <w:r>
+        <w:rPr>
+          <w:rStyle w:val="AttributeTok"/>
+        </w:rPr>
+        <w:t xml:space="preserve"> postgres:16-alpine</w:t>
+      </w:r>
+      <w:r>
+        <w:br/>
+      </w:r>
+      <w:r>
+        <w:rPr>
+          <w:rStyle w:val="AttributeTok"/>
+        </w:rPr>
+        <w:t xml:space="preserve">    </w:t>
+      </w:r>
+      <w:r>
+        <w:rPr>
+          <w:rStyle w:val="FunctionTok"/>
+        </w:rPr>
+        <w:t xml:space="preserve">volumes</w:t>
+      </w:r>
+      <w:r>
+        <w:rPr>
+          <w:rStyle w:val="KeywordTok"/>
+        </w:rPr>
+        <w:t xml:space="preserve">:</w:t>
+      </w:r>
+      <w:r>
+        <w:br/>
+      </w:r>
+      <w:r>
+        <w:rPr>
+          <w:rStyle w:val="AttributeTok"/>
+        </w:rPr>
+        <w:t xml:space="preserve">      </w:t>
+      </w:r>
+      <w:r>
+        <w:rPr>
+          <w:rStyle w:val="KeywordTok"/>
+        </w:rPr>
+        <w:t xml:space="preserve">-</w:t>
+      </w:r>
+      <w:r>
+        <w:rPr>
+          <w:rStyle w:val="AttributeTok"/>
+        </w:rPr>
+        <w:t xml:space="preserve"> ../volume/postgres:/var/lib/postgresql/data</w:t>
+      </w:r>
+      <w:r>
+        <w:br/>
+      </w:r>
+      <w:r>
+        <w:rPr>
+          <w:rStyle w:val="AttributeTok"/>
+        </w:rPr>
+        <w:t xml:space="preserve">    </w:t>
+      </w:r>
+      <w:r>
+        <w:rPr>
+          <w:rStyle w:val="FunctionTok"/>
+        </w:rPr>
+        <w:t xml:space="preserve">environment</w:t>
+      </w:r>
+      <w:r>
+        <w:rPr>
+          <w:rStyle w:val="KeywordTok"/>
+        </w:rPr>
+        <w:t xml:space="preserve">:</w:t>
+      </w:r>
+      <w:r>
+        <w:br/>
+      </w:r>
+      <w:r>
+        <w:rPr>
+          <w:rStyle w:val="AttributeTok"/>
+        </w:rPr>
+        <w:t xml:space="preserve">      </w:t>
+      </w:r>
+      <w:r>
+        <w:rPr>
+          <w:rStyle w:val="KeywordTok"/>
+        </w:rPr>
+        <w:t xml:space="preserve">-</w:t>
+      </w:r>
+      <w:r>
+        <w:rPr>
+          <w:rStyle w:val="AttributeTok"/>
+        </w:rPr>
+        <w:t xml:space="preserve"> POSTGRES_DB=${DB_NAME:-tsas}</w:t>
+      </w:r>
+      <w:r>
+        <w:br/>
+      </w:r>
+      <w:r>
+        <w:rPr>
+          <w:rStyle w:val="AttributeTok"/>
+        </w:rPr>
+        <w:t xml:space="preserve">      </w:t>
+      </w:r>
+      <w:r>
+        <w:rPr>
+          <w:rStyle w:val="KeywordTok"/>
+        </w:rPr>
+        <w:t xml:space="preserve">-</w:t>
+      </w:r>
+      <w:r>
+        <w:rPr>
+          <w:rStyle w:val="AttributeTok"/>
+        </w:rPr>
+        <w:t xml:space="preserve"> POSTGRES_USER=${DB_USERNAME:-tsas}</w:t>
+      </w:r>
+      <w:r>
+        <w:br/>
+      </w:r>
+      <w:r>
+        <w:rPr>
+          <w:rStyle w:val="AttributeTok"/>
+        </w:rPr>
+        <w:t xml:space="preserve">      </w:t>
+      </w:r>
+      <w:r>
+        <w:rPr>
+          <w:rStyle w:val="KeywordTok"/>
+        </w:rPr>
+        <w:t xml:space="preserve">-</w:t>
+      </w:r>
+      <w:r>
+        <w:rPr>
+          <w:rStyle w:val="AttributeTok"/>
+        </w:rPr>
+        <w:t xml:space="preserve"> POSTGRES_PASSWORD=${DB_PASSWORD:-tsas}</w:t>
+      </w:r>
+      <w:r>
+        <w:br/>
+      </w:r>
+      <w:r>
+        <w:br/>
+      </w:r>
+      <w:r>
+        <w:rPr>
+          <w:rStyle w:val="AttributeTok"/>
+        </w:rPr>
+        <w:t xml:space="preserve">  </w:t>
+      </w:r>
+      <w:r>
+        <w:rPr>
+          <w:rStyle w:val="FunctionTok"/>
+        </w:rPr>
+        <w:t xml:space="preserve">keycloak</w:t>
+      </w:r>
+      <w:r>
+        <w:rPr>
+          <w:rStyle w:val="KeywordTok"/>
+        </w:rPr>
+        <w:t xml:space="preserve">:</w:t>
+      </w:r>
+      <w:r>
+        <w:br/>
+      </w:r>
+      <w:r>
+        <w:rPr>
+          <w:rStyle w:val="AttributeTok"/>
+        </w:rPr>
+        <w:t xml:space="preserve">    </w:t>
+      </w:r>
+      <w:r>
+        <w:rPr>
+          <w:rStyle w:val="FunctionTok"/>
+        </w:rPr>
+        <w:t xml:space="preserve">image</w:t>
+      </w:r>
+      <w:r>
+        <w:rPr>
+          <w:rStyle w:val="KeywordTok"/>
+        </w:rPr>
+        <w:t xml:space="preserve">:</w:t>
+      </w:r>
+      <w:r>
+        <w:rPr>
+          <w:rStyle w:val="AttributeTok"/>
+        </w:rPr>
+        <w:t xml:space="preserve"> quay.io/keycloak/keycloak:26.0.7</w:t>
+      </w:r>
+      <w:r>
+        <w:br/>
+      </w:r>
+      <w:r>
+        <w:rPr>
+          <w:rStyle w:val="AttributeTok"/>
+        </w:rPr>
+        <w:t xml:space="preserve">    </w:t>
+      </w:r>
+      <w:r>
+        <w:rPr>
+          <w:rStyle w:val="FunctionTok"/>
+        </w:rPr>
+        <w:t xml:space="preserve">command</w:t>
+      </w:r>
+      <w:r>
+        <w:rPr>
+          <w:rStyle w:val="KeywordTok"/>
+        </w:rPr>
+        <w:t xml:space="preserve">:</w:t>
+      </w:r>
+      <w:r>
+        <w:rPr>
+          <w:rStyle w:val="AttributeTok"/>
+        </w:rPr>
+        <w:t xml:space="preserve"> start-dev --import-realm</w:t>
+      </w:r>
+      <w:r>
+        <w:br/>
+      </w:r>
+      <w:r>
+        <w:rPr>
+          <w:rStyle w:val="AttributeTok"/>
+        </w:rPr>
+        <w:t xml:space="preserve">    </w:t>
+      </w:r>
+      <w:r>
+        <w:rPr>
+          <w:rStyle w:val="FunctionTok"/>
+        </w:rPr>
+        <w:t xml:space="preserve">ports</w:t>
+      </w:r>
+      <w:r>
+        <w:rPr>
+          <w:rStyle w:val="KeywordTok"/>
+        </w:rPr>
+        <w:t xml:space="preserve">:</w:t>
+      </w:r>
+      <w:r>
+        <w:br/>
+      </w:r>
+      <w:r>
+        <w:rPr>
+          <w:rStyle w:val="AttributeTok"/>
+        </w:rPr>
+        <w:t xml:space="preserve">      </w:t>
+      </w:r>
+      <w:r>
+        <w:rPr>
+          <w:rStyle w:val="KeywordTok"/>
+        </w:rPr>
+        <w:t xml:space="preserve">-</w:t>
+      </w:r>
+      <w:r>
+        <w:rPr>
+          <w:rStyle w:val="AttributeTok"/>
+        </w:rPr>
+        <w:t xml:space="preserve"> </w:t>
+      </w:r>
+      <w:r>
+        <w:rPr>
+          <w:rStyle w:val="StringTok"/>
+        </w:rPr>
+        <w:t xml:space="preserve">"8443:8443"</w:t>
+      </w:r>
+      <w:r>
+        <w:rPr>
+          <w:rStyle w:val="CommentTok"/>
+        </w:rPr>
+        <w:t xml:space="preserve">   # HTTPS (Browser OAuth2)</w:t>
+      </w:r>
+      <w:r>
+        <w:br/>
+      </w:r>
+      <w:r>
+        <w:rPr>
+          <w:rStyle w:val="AttributeTok"/>
+        </w:rPr>
+        <w:t xml:space="preserve">      </w:t>
+      </w:r>
+      <w:r>
+        <w:rPr>
+          <w:rStyle w:val="KeywordTok"/>
+        </w:rPr>
+        <w:t xml:space="preserve">-</w:t>
+      </w:r>
+      <w:r>
+        <w:rPr>
+          <w:rStyle w:val="AttributeTok"/>
+        </w:rPr>
+        <w:t xml:space="preserve"> </w:t>
+      </w:r>
+      <w:r>
+        <w:rPr>
+          <w:rStyle w:val="StringTok"/>
+        </w:rPr>
+        <w:t xml:space="preserve">"18080:8080"</w:t>
+      </w:r>
+      <w:r>
+        <w:rPr>
+          <w:rStyle w:val="CommentTok"/>
+        </w:rPr>
+        <w:t xml:space="preserve">  # HTTP (interner JWKS-Abruf durch Backend)</w:t>
+      </w:r>
+      <w:r>
+        <w:br/>
+      </w:r>
+      <w:r>
+        <w:br/>
+      </w:r>
+      <w:r>
+        <w:rPr>
+          <w:rStyle w:val="AttributeTok"/>
+        </w:rPr>
+        <w:t xml:space="preserve">  </w:t>
+      </w:r>
+      <w:r>
+        <w:rPr>
+          <w:rStyle w:val="FunctionTok"/>
+        </w:rPr>
+        <w:t xml:space="preserve">backend</w:t>
+      </w:r>
+      <w:r>
+        <w:rPr>
+          <w:rStyle w:val="KeywordTok"/>
+        </w:rPr>
+        <w:t xml:space="preserve">:</w:t>
+      </w:r>
+      <w:r>
+        <w:br/>
+      </w:r>
+      <w:r>
+        <w:rPr>
+          <w:rStyle w:val="AttributeTok"/>
+        </w:rPr>
+        <w:t xml:space="preserve">    </w:t>
+      </w:r>
+      <w:r>
+        <w:rPr>
+          <w:rStyle w:val="FunctionTok"/>
+        </w:rPr>
         <w:t xml:space="preserve">build</w:t>
       </w:r>
       <w:r>
@@ -3375,7 +4878,7 @@
         <w:rPr>
           <w:rStyle w:val="AttributeTok"/>
         </w:rPr>
-        <w:t xml:space="preserve"> .</w:t>
+        <w:t xml:space="preserve"> ./backend</w:t>
       </w:r>
       <w:r>
         <w:br/>
@@ -3423,21 +4926,366 @@
         <w:rPr>
           <w:rStyle w:val="StringTok"/>
         </w:rPr>
+        <w:t xml:space="preserve">"8080:8080"</w:t>
+      </w:r>
+      <w:r>
+        <w:br/>
+      </w:r>
+      <w:r>
+        <w:rPr>
+          <w:rStyle w:val="AttributeTok"/>
+        </w:rPr>
+        <w:t xml:space="preserve">    </w:t>
+      </w:r>
+      <w:r>
+        <w:rPr>
+          <w:rStyle w:val="FunctionTok"/>
+        </w:rPr>
+        <w:t xml:space="preserve">depends_on</w:t>
+      </w:r>
+      <w:r>
+        <w:rPr>
+          <w:rStyle w:val="KeywordTok"/>
+        </w:rPr>
+        <w:t xml:space="preserve">:</w:t>
+      </w:r>
+      <w:r>
+        <w:br/>
+      </w:r>
+      <w:r>
+        <w:rPr>
+          <w:rStyle w:val="AttributeTok"/>
+        </w:rPr>
+        <w:t xml:space="preserve">      </w:t>
+      </w:r>
+      <w:r>
+        <w:rPr>
+          <w:rStyle w:val="FunctionTok"/>
+        </w:rPr>
+        <w:t xml:space="preserve">db</w:t>
+      </w:r>
+      <w:r>
+        <w:rPr>
+          <w:rStyle w:val="KeywordTok"/>
+        </w:rPr>
+        <w:t xml:space="preserve">:</w:t>
+      </w:r>
+      <w:r>
+        <w:rPr>
+          <w:rStyle w:val="AttributeTok"/>
+        </w:rPr>
+        <w:t xml:space="preserve"> </w:t>
+      </w:r>
+      <w:r>
+        <w:rPr>
+          <w:rStyle w:val="KeywordTok"/>
+        </w:rPr>
+        <w:t xml:space="preserve">{</w:t>
+      </w:r>
+      <w:r>
+        <w:rPr>
+          <w:rStyle w:val="AttributeTok"/>
+        </w:rPr>
+        <w:t xml:space="preserve"> </w:t>
+      </w:r>
+      <w:r>
+        <w:rPr>
+          <w:rStyle w:val="FunctionTok"/>
+        </w:rPr>
+        <w:t xml:space="preserve">condition</w:t>
+      </w:r>
+      <w:r>
+        <w:rPr>
+          <w:rStyle w:val="KeywordTok"/>
+        </w:rPr>
+        <w:t xml:space="preserve">:</w:t>
+      </w:r>
+      <w:r>
+        <w:rPr>
+          <w:rStyle w:val="AttributeTok"/>
+        </w:rPr>
+        <w:t xml:space="preserve"> service_healthy </w:t>
+      </w:r>
+      <w:r>
+        <w:rPr>
+          <w:rStyle w:val="KeywordTok"/>
+        </w:rPr>
+        <w:t xml:space="preserve">}</w:t>
+      </w:r>
+      <w:r>
+        <w:br/>
+      </w:r>
+      <w:r>
+        <w:rPr>
+          <w:rStyle w:val="AttributeTok"/>
+        </w:rPr>
+        <w:t xml:space="preserve">      </w:t>
+      </w:r>
+      <w:r>
+        <w:rPr>
+          <w:rStyle w:val="FunctionTok"/>
+        </w:rPr>
+        <w:t xml:space="preserve">keycloak</w:t>
+      </w:r>
+      <w:r>
+        <w:rPr>
+          <w:rStyle w:val="KeywordTok"/>
+        </w:rPr>
+        <w:t xml:space="preserve">:</w:t>
+      </w:r>
+      <w:r>
+        <w:rPr>
+          <w:rStyle w:val="AttributeTok"/>
+        </w:rPr>
+        <w:t xml:space="preserve"> </w:t>
+      </w:r>
+      <w:r>
+        <w:rPr>
+          <w:rStyle w:val="KeywordTok"/>
+        </w:rPr>
+        <w:t xml:space="preserve">{</w:t>
+      </w:r>
+      <w:r>
+        <w:rPr>
+          <w:rStyle w:val="AttributeTok"/>
+        </w:rPr>
+        <w:t xml:space="preserve"> </w:t>
+      </w:r>
+      <w:r>
+        <w:rPr>
+          <w:rStyle w:val="FunctionTok"/>
+        </w:rPr>
+        <w:t xml:space="preserve">condition</w:t>
+      </w:r>
+      <w:r>
+        <w:rPr>
+          <w:rStyle w:val="KeywordTok"/>
+        </w:rPr>
+        <w:t xml:space="preserve">:</w:t>
+      </w:r>
+      <w:r>
+        <w:rPr>
+          <w:rStyle w:val="AttributeTok"/>
+        </w:rPr>
+        <w:t xml:space="preserve"> service_healthy </w:t>
+      </w:r>
+      <w:r>
+        <w:rPr>
+          <w:rStyle w:val="KeywordTok"/>
+        </w:rPr>
+        <w:t xml:space="preserve">}</w:t>
+      </w:r>
+      <w:r>
+        <w:br/>
+      </w:r>
+      <w:r>
+        <w:rPr>
+          <w:rStyle w:val="AttributeTok"/>
+        </w:rPr>
+        <w:t xml:space="preserve">    </w:t>
+      </w:r>
+      <w:r>
+        <w:rPr>
+          <w:rStyle w:val="FunctionTok"/>
+        </w:rPr>
+        <w:t xml:space="preserve">environment</w:t>
+      </w:r>
+      <w:r>
+        <w:rPr>
+          <w:rStyle w:val="KeywordTok"/>
+        </w:rPr>
+        <w:t xml:space="preserve">:</w:t>
+      </w:r>
+      <w:r>
+        <w:br/>
+      </w:r>
+      <w:r>
+        <w:rPr>
+          <w:rStyle w:val="AttributeTok"/>
+        </w:rPr>
+        <w:t xml:space="preserve">      </w:t>
+      </w:r>
+      <w:r>
+        <w:rPr>
+          <w:rStyle w:val="KeywordTok"/>
+        </w:rPr>
+        <w:t xml:space="preserve">-</w:t>
+      </w:r>
+      <w:r>
+        <w:rPr>
+          <w:rStyle w:val="AttributeTok"/>
+        </w:rPr>
+        <w:t xml:space="preserve"> SPRING_DATASOURCE_URL=jdbc:postgresql://db:5432/tsas</w:t>
+      </w:r>
+      <w:r>
+        <w:br/>
+      </w:r>
+      <w:r>
+        <w:rPr>
+          <w:rStyle w:val="AttributeTok"/>
+        </w:rPr>
+        <w:t xml:space="preserve">      </w:t>
+      </w:r>
+      <w:r>
+        <w:rPr>
+          <w:rStyle w:val="KeywordTok"/>
+        </w:rPr>
+        <w:t xml:space="preserve">-</w:t>
+      </w:r>
+      <w:r>
+        <w:rPr>
+          <w:rStyle w:val="AttributeTok"/>
+        </w:rPr>
+        <w:t xml:space="preserve"> KEYCLOAK_ISSUER_URI=https://keycloak:8443/realms/tsas</w:t>
+      </w:r>
+      <w:r>
+        <w:br/>
+      </w:r>
+      <w:r>
+        <w:rPr>
+          <w:rStyle w:val="AttributeTok"/>
+        </w:rPr>
+        <w:t xml:space="preserve">      </w:t>
+      </w:r>
+      <w:r>
+        <w:rPr>
+          <w:rStyle w:val="KeywordTok"/>
+        </w:rPr>
+        <w:t xml:space="preserve">-</w:t>
+      </w:r>
+      <w:r>
+        <w:rPr>
+          <w:rStyle w:val="AttributeTok"/>
+        </w:rPr>
+        <w:t xml:space="preserve"> KEYCLOAK_JWK_SET_URI=http://keycloak:8080/realms/tsas/protocol/openid-connect/certs</w:t>
+      </w:r>
+      <w:r>
+        <w:br/>
+      </w:r>
+      <w:r>
+        <w:br/>
+      </w:r>
+      <w:r>
+        <w:rPr>
+          <w:rStyle w:val="AttributeTok"/>
+        </w:rPr>
+        <w:t xml:space="preserve">  </w:t>
+      </w:r>
+      <w:r>
+        <w:rPr>
+          <w:rStyle w:val="FunctionTok"/>
+        </w:rPr>
+        <w:t xml:space="preserve">frontend</w:t>
+      </w:r>
+      <w:r>
+        <w:rPr>
+          <w:rStyle w:val="KeywordTok"/>
+        </w:rPr>
+        <w:t xml:space="preserve">:</w:t>
+      </w:r>
+      <w:r>
+        <w:br/>
+      </w:r>
+      <w:r>
+        <w:rPr>
+          <w:rStyle w:val="AttributeTok"/>
+        </w:rPr>
+        <w:t xml:space="preserve">    </w:t>
+      </w:r>
+      <w:r>
+        <w:rPr>
+          <w:rStyle w:val="FunctionTok"/>
+        </w:rPr>
+        <w:t xml:space="preserve">build</w:t>
+      </w:r>
+      <w:r>
+        <w:rPr>
+          <w:rStyle w:val="KeywordTok"/>
+        </w:rPr>
+        <w:t xml:space="preserve">:</w:t>
+      </w:r>
+      <w:r>
+        <w:rPr>
+          <w:rStyle w:val="AttributeTok"/>
+        </w:rPr>
+        <w:t xml:space="preserve"> ./frontend</w:t>
+      </w:r>
+      <w:r>
+        <w:br/>
+      </w:r>
+      <w:r>
+        <w:rPr>
+          <w:rStyle w:val="AttributeTok"/>
+        </w:rPr>
+        <w:t xml:space="preserve">    </w:t>
+      </w:r>
+      <w:r>
+        <w:rPr>
+          <w:rStyle w:val="FunctionTok"/>
+        </w:rPr>
+        <w:t xml:space="preserve">ports</w:t>
+      </w:r>
+      <w:r>
+        <w:rPr>
+          <w:rStyle w:val="KeywordTok"/>
+        </w:rPr>
+        <w:t xml:space="preserve">:</w:t>
+      </w:r>
+      <w:r>
+        <w:br/>
+      </w:r>
+      <w:r>
+        <w:rPr>
+          <w:rStyle w:val="AttributeTok"/>
+        </w:rPr>
+        <w:t xml:space="preserve">      </w:t>
+      </w:r>
+      <w:r>
+        <w:rPr>
+          <w:rStyle w:val="KeywordTok"/>
+        </w:rPr>
+        <w:t xml:space="preserve">-</w:t>
+      </w:r>
+      <w:r>
+        <w:rPr>
+          <w:rStyle w:val="AttributeTok"/>
+        </w:rPr>
+        <w:t xml:space="preserve"> </w:t>
+      </w:r>
+      <w:r>
+        <w:rPr>
+          <w:rStyle w:val="StringTok"/>
+        </w:rPr>
         <w:t xml:space="preserve">"80:80"</w:t>
       </w:r>
       <w:r>
-        <w:rPr>
-          <w:rStyle w:val="CommentTok"/>
-        </w:rPr>
-        <w:t xml:space="preserve">      # Node.js/Angular</w:t>
-      </w:r>
-      <w:r>
         <w:br/>
       </w:r>
       <w:r>
         <w:rPr>
           <w:rStyle w:val="AttributeTok"/>
         </w:rPr>
+        <w:t xml:space="preserve">    </w:t>
+      </w:r>
+      <w:r>
+        <w:rPr>
+          <w:rStyle w:val="FunctionTok"/>
+        </w:rPr>
+        <w:t xml:space="preserve">depends_on</w:t>
+      </w:r>
+      <w:r>
+        <w:rPr>
+          <w:rStyle w:val="KeywordTok"/>
+        </w:rPr>
+        <w:t xml:space="preserve">:</w:t>
+      </w:r>
+      <w:r>
+        <w:br/>
+      </w:r>
+      <w:r>
+        <w:rPr>
+          <w:rStyle w:val="AttributeTok"/>
+        </w:rPr>
         <w:t xml:space="preserve">      </w:t>
       </w:r>
       <w:r>
@@ -3450,421 +5298,7 @@
         <w:rPr>
           <w:rStyle w:val="AttributeTok"/>
         </w:rPr>
-        <w:t xml:space="preserve"> </w:t>
-      </w:r>
-      <w:r>
-        <w:rPr>
-          <w:rStyle w:val="StringTok"/>
-        </w:rPr>
-        <w:t xml:space="preserve">"8080:8080"</w:t>
-      </w:r>
-      <w:r>
-        <w:rPr>
-          <w:rStyle w:val="CommentTok"/>
-        </w:rPr>
-        <w:t xml:space="preserve">  # Spring Boot API</w:t>
-      </w:r>
-      <w:r>
-        <w:br/>
-      </w:r>
-      <w:r>
-        <w:rPr>
-          <w:rStyle w:val="AttributeTok"/>
-        </w:rPr>
-        <w:t xml:space="preserve">    </w:t>
-      </w:r>
-      <w:r>
-        <w:rPr>
-          <w:rStyle w:val="FunctionTok"/>
-        </w:rPr>
-        <w:t xml:space="preserve">depends_on</w:t>
-      </w:r>
-      <w:r>
-        <w:rPr>
-          <w:rStyle w:val="KeywordTok"/>
-        </w:rPr>
-        <w:t xml:space="preserve">:</w:t>
-      </w:r>
-      <w:r>
-        <w:br/>
-      </w:r>
-      <w:r>
-        <w:rPr>
-          <w:rStyle w:val="AttributeTok"/>
-        </w:rPr>
-        <w:t xml:space="preserve">      </w:t>
-      </w:r>
-      <w:r>
-        <w:rPr>
-          <w:rStyle w:val="KeywordTok"/>
-        </w:rPr>
-        <w:t xml:space="preserve">-</w:t>
-      </w:r>
-      <w:r>
-        <w:rPr>
-          <w:rStyle w:val="AttributeTok"/>
-        </w:rPr>
-        <w:t xml:space="preserve"> tsas-db</w:t>
-      </w:r>
-      <w:r>
-        <w:br/>
-      </w:r>
-      <w:r>
-        <w:rPr>
-          <w:rStyle w:val="AttributeTok"/>
-        </w:rPr>
-        <w:t xml:space="preserve">      </w:t>
-      </w:r>
-      <w:r>
-        <w:rPr>
-          <w:rStyle w:val="KeywordTok"/>
-        </w:rPr>
-        <w:t xml:space="preserve">-</w:t>
-      </w:r>
-      <w:r>
-        <w:rPr>
-          <w:rStyle w:val="AttributeTok"/>
-        </w:rPr>
-        <w:t xml:space="preserve"> tsas-keycloak</w:t>
-      </w:r>
-      <w:r>
-        <w:br/>
-      </w:r>
-      <w:r>
-        <w:rPr>
-          <w:rStyle w:val="AttributeTok"/>
-        </w:rPr>
-        <w:t xml:space="preserve">    </w:t>
-      </w:r>
-      <w:r>
-        <w:rPr>
-          <w:rStyle w:val="FunctionTok"/>
-        </w:rPr>
-        <w:t xml:space="preserve">environment</w:t>
-      </w:r>
-      <w:r>
-        <w:rPr>
-          <w:rStyle w:val="KeywordTok"/>
-        </w:rPr>
-        <w:t xml:space="preserve">:</w:t>
-      </w:r>
-      <w:r>
-        <w:br/>
-      </w:r>
-      <w:r>
-        <w:rPr>
-          <w:rStyle w:val="AttributeTok"/>
-        </w:rPr>
-        <w:t xml:space="preserve">      </w:t>
-      </w:r>
-      <w:r>
-        <w:rPr>
-          <w:rStyle w:val="KeywordTok"/>
-        </w:rPr>
-        <w:t xml:space="preserve">-</w:t>
-      </w:r>
-      <w:r>
-        <w:rPr>
-          <w:rStyle w:val="AttributeTok"/>
-        </w:rPr>
-        <w:t xml:space="preserve"> SPRING_DATASOURCE_URL=jdbc:postgresql://tsas-db:5432/tsas</w:t>
-      </w:r>
-      <w:r>
-        <w:br/>
-      </w:r>
-      <w:r>
-        <w:rPr>
-          <w:rStyle w:val="AttributeTok"/>
-        </w:rPr>
-        <w:t xml:space="preserve">      </w:t>
-      </w:r>
-      <w:r>
-        <w:rPr>
-          <w:rStyle w:val="KeywordTok"/>
-        </w:rPr>
-        <w:t xml:space="preserve">-</w:t>
-      </w:r>
-      <w:r>
-        <w:rPr>
-          <w:rStyle w:val="AttributeTok"/>
-        </w:rPr>
-        <w:t xml:space="preserve"> KEYCLOAK_AUTH_SERVER_URL=https://tsas-keycloak:8443</w:t>
-      </w:r>
-      <w:r>
-        <w:br/>
-      </w:r>
-      <w:r>
-        <w:br/>
-      </w:r>
-      <w:r>
-        <w:rPr>
-          <w:rStyle w:val="AttributeTok"/>
-        </w:rPr>
-        <w:t xml:space="preserve">  </w:t>
-      </w:r>
-      <w:r>
-        <w:rPr>
-          <w:rStyle w:val="FunctionTok"/>
-        </w:rPr>
-        <w:t xml:space="preserve">tsas-db</w:t>
-      </w:r>
-      <w:r>
-        <w:rPr>
-          <w:rStyle w:val="KeywordTok"/>
-        </w:rPr>
-        <w:t xml:space="preserve">:</w:t>
-      </w:r>
-      <w:r>
-        <w:br/>
-      </w:r>
-      <w:r>
-        <w:rPr>
-          <w:rStyle w:val="AttributeTok"/>
-        </w:rPr>
-        <w:t xml:space="preserve">    </w:t>
-      </w:r>
-      <w:r>
-        <w:rPr>
-          <w:rStyle w:val="FunctionTok"/>
-        </w:rPr>
-        <w:t xml:space="preserve">image</w:t>
-      </w:r>
-      <w:r>
-        <w:rPr>
-          <w:rStyle w:val="KeywordTok"/>
-        </w:rPr>
-        <w:t xml:space="preserve">:</w:t>
-      </w:r>
-      <w:r>
-        <w:rPr>
-          <w:rStyle w:val="AttributeTok"/>
-        </w:rPr>
-        <w:t xml:space="preserve"> postgres:16</w:t>
-      </w:r>
-      <w:r>
-        <w:br/>
-      </w:r>
-      <w:r>
-        <w:rPr>
-          <w:rStyle w:val="AttributeTok"/>
-        </w:rPr>
-        <w:t xml:space="preserve">    </w:t>
-      </w:r>
-      <w:r>
-        <w:rPr>
-          <w:rStyle w:val="FunctionTok"/>
-        </w:rPr>
-        <w:t xml:space="preserve">volumes</w:t>
-      </w:r>
-      <w:r>
-        <w:rPr>
-          <w:rStyle w:val="KeywordTok"/>
-        </w:rPr>
-        <w:t xml:space="preserve">:</w:t>
-      </w:r>
-      <w:r>
-        <w:br/>
-      </w:r>
-      <w:r>
-        <w:rPr>
-          <w:rStyle w:val="AttributeTok"/>
-        </w:rPr>
-        <w:t xml:space="preserve">      </w:t>
-      </w:r>
-      <w:r>
-        <w:rPr>
-          <w:rStyle w:val="KeywordTok"/>
-        </w:rPr>
-        <w:t xml:space="preserve">-</w:t>
-      </w:r>
-      <w:r>
-        <w:rPr>
-          <w:rStyle w:val="AttributeTok"/>
-        </w:rPr>
-        <w:t xml:space="preserve"> tsas-data:/var/lib/postgresql/data</w:t>
-      </w:r>
-      <w:r>
-        <w:br/>
-      </w:r>
-      <w:r>
-        <w:rPr>
-          <w:rStyle w:val="AttributeTok"/>
-        </w:rPr>
-        <w:t xml:space="preserve">    </w:t>
-      </w:r>
-      <w:r>
-        <w:rPr>
-          <w:rStyle w:val="FunctionTok"/>
-        </w:rPr>
-        <w:t xml:space="preserve">environment</w:t>
-      </w:r>
-      <w:r>
-        <w:rPr>
-          <w:rStyle w:val="KeywordTok"/>
-        </w:rPr>
-        <w:t xml:space="preserve">:</w:t>
-      </w:r>
-      <w:r>
-        <w:br/>
-      </w:r>
-      <w:r>
-        <w:rPr>
-          <w:rStyle w:val="AttributeTok"/>
-        </w:rPr>
-        <w:t xml:space="preserve">      </w:t>
-      </w:r>
-      <w:r>
-        <w:rPr>
-          <w:rStyle w:val="KeywordTok"/>
-        </w:rPr>
-        <w:t xml:space="preserve">-</w:t>
-      </w:r>
-      <w:r>
-        <w:rPr>
-          <w:rStyle w:val="AttributeTok"/>
-        </w:rPr>
-        <w:t xml:space="preserve"> POSTGRES_DB=tsas</w:t>
-      </w:r>
-      <w:r>
-        <w:br/>
-      </w:r>
-      <w:r>
-        <w:rPr>
-          <w:rStyle w:val="AttributeTok"/>
-        </w:rPr>
-        <w:t xml:space="preserve">      </w:t>
-      </w:r>
-      <w:r>
-        <w:rPr>
-          <w:rStyle w:val="KeywordTok"/>
-        </w:rPr>
-        <w:t xml:space="preserve">-</w:t>
-      </w:r>
-      <w:r>
-        <w:rPr>
-          <w:rStyle w:val="AttributeTok"/>
-        </w:rPr>
-        <w:t xml:space="preserve"> POSTGRES_USER=tsas</w:t>
-      </w:r>
-      <w:r>
-        <w:br/>
-      </w:r>
-      <w:r>
-        <w:rPr>
-          <w:rStyle w:val="AttributeTok"/>
-        </w:rPr>
-        <w:t xml:space="preserve">      </w:t>
-      </w:r>
-      <w:r>
-        <w:rPr>
-          <w:rStyle w:val="KeywordTok"/>
-        </w:rPr>
-        <w:t xml:space="preserve">-</w:t>
-      </w:r>
-      <w:r>
-        <w:rPr>
-          <w:rStyle w:val="AttributeTok"/>
-        </w:rPr>
-        <w:t xml:space="preserve"> POSTGRES_PASSWORD=${DB_PASSWORD}</w:t>
-      </w:r>
-      <w:r>
-        <w:br/>
-      </w:r>
-      <w:r>
-        <w:br/>
-      </w:r>
-      <w:r>
-        <w:rPr>
-          <w:rStyle w:val="AttributeTok"/>
-        </w:rPr>
-        <w:t xml:space="preserve">  </w:t>
-      </w:r>
-      <w:r>
-        <w:rPr>
-          <w:rStyle w:val="FunctionTok"/>
-        </w:rPr>
-        <w:t xml:space="preserve">tsas-keycloak</w:t>
-      </w:r>
-      <w:r>
-        <w:rPr>
-          <w:rStyle w:val="KeywordTok"/>
-        </w:rPr>
-        <w:t xml:space="preserve">:</w:t>
-      </w:r>
-      <w:r>
-        <w:br/>
-      </w:r>
-      <w:r>
-        <w:rPr>
-          <w:rStyle w:val="AttributeTok"/>
-        </w:rPr>
-        <w:t xml:space="preserve">    </w:t>
-      </w:r>
-      <w:r>
-        <w:rPr>
-          <w:rStyle w:val="FunctionTok"/>
-        </w:rPr>
-        <w:t xml:space="preserve">image</w:t>
-      </w:r>
-      <w:r>
-        <w:rPr>
-          <w:rStyle w:val="KeywordTok"/>
-        </w:rPr>
-        <w:t xml:space="preserve">:</w:t>
-      </w:r>
-      <w:r>
-        <w:rPr>
-          <w:rStyle w:val="AttributeTok"/>
-        </w:rPr>
-        <w:t xml:space="preserve"> quay.io/keycloak/keycloak:24.0</w:t>
-      </w:r>
-      <w:r>
-        <w:br/>
-      </w:r>
-      <w:r>
-        <w:rPr>
-          <w:rStyle w:val="AttributeTok"/>
-        </w:rPr>
-        <w:t xml:space="preserve">    </w:t>
-      </w:r>
-      <w:r>
-        <w:rPr>
-          <w:rStyle w:val="FunctionTok"/>
-        </w:rPr>
-        <w:t xml:space="preserve">ports</w:t>
-      </w:r>
-      <w:r>
-        <w:rPr>
-          <w:rStyle w:val="KeywordTok"/>
-        </w:rPr>
-        <w:t xml:space="preserve">:</w:t>
-      </w:r>
-      <w:r>
-        <w:br/>
-      </w:r>
-      <w:r>
-        <w:rPr>
-          <w:rStyle w:val="AttributeTok"/>
-        </w:rPr>
-        <w:t xml:space="preserve">      </w:t>
-      </w:r>
-      <w:r>
-        <w:rPr>
-          <w:rStyle w:val="KeywordTok"/>
-        </w:rPr>
-        <w:t xml:space="preserve">-</w:t>
-      </w:r>
-      <w:r>
-        <w:rPr>
-          <w:rStyle w:val="AttributeTok"/>
-        </w:rPr>
-        <w:t xml:space="preserve"> </w:t>
-      </w:r>
-      <w:r>
-        <w:rPr>
-          <w:rStyle w:val="StringTok"/>
-        </w:rPr>
-        <w:t xml:space="preserve">"8443:8443"</w:t>
+        <w:t xml:space="preserve"> backend</w:t>
       </w:r>
     </w:p>
     <w:p>
@@ -3874,9 +5308,9 @@
         </w:pict>
       </w:r>
     </w:p>
-    <w:bookmarkEnd w:id="31"/>
-    <w:bookmarkEnd w:id="32"/>
-    <w:bookmarkStart w:id="38" w:name="querschnittliche-konzepte"/>
+    <w:bookmarkEnd w:id="49"/>
+    <w:bookmarkEnd w:id="50"/>
+    <w:bookmarkStart w:id="58" w:name="querschnittliche-konzepte"/>
     <w:p>
       <w:pPr>
         <w:pStyle w:val="Heading2"/>
@@ -3885,7 +5319,7 @@
         <w:t xml:space="preserve">8. Querschnittliche Konzepte</w:t>
       </w:r>
     </w:p>
-    <w:bookmarkStart w:id="33" w:name="sicherheitskonzept"/>
+    <w:bookmarkStart w:id="51" w:name="sicherheitskonzept"/>
     <w:p>
       <w:pPr>
         <w:pStyle w:val="Heading3"/>
@@ -3902,8 +5336,8 @@
         <w:t xml:space="preserve">Alle API-Endpunkte (ausser Health-Check) werden durch OAuth2 Bearer Tokens geschützt. Das Frontend nutzt den Authorization Code Flow mit PKCE. Keycloak verwaltet Benutzer, Rollen und Sessions. In Version 1 erfolgt die Registrierung direkt in Keycloak, ab Version 2 zusätzlich über Google als federated Identity Provider.</w:t>
       </w:r>
     </w:p>
-    <w:bookmarkEnd w:id="33"/>
-    <w:bookmarkStart w:id="34" w:name="persistenz"/>
+    <w:bookmarkEnd w:id="51"/>
+    <w:bookmarkStart w:id="52" w:name="persistenz"/>
     <w:p>
       <w:pPr>
         <w:pStyle w:val="Heading3"/>
@@ -3920,59 +5354,16 @@
         <w:t xml:space="preserve">Die Datenpersistenz erfolgt über Spring Data JPA / Hibernate mit PostgreSQL. Jedes fachliche Modul besitzt eigene Repository-Interfaces. Das Datenbankschema wird via Flyway-Migrationen verwaltet.</w:t>
       </w:r>
     </w:p>
-    <w:bookmarkEnd w:id="34"/>
-    <w:bookmarkStart w:id="35" w:name="fehlerbehandlung"/>
-    <w:p>
-      <w:pPr>
-        <w:pStyle w:val="Heading3"/>
-      </w:pPr>
-      <w:r>
-        <w:t xml:space="preserve">8.3 Fehlerbehandlung</w:t>
-      </w:r>
-    </w:p>
-    <w:p>
-      <w:pPr>
-        <w:pStyle w:val="FirstParagraph"/>
-      </w:pPr>
-      <w:r>
-        <w:t xml:space="preserve">Alle Module nutzen ein zentrales Exception-Handling via</w:t>
-      </w:r>
-      <w:r>
-        <w:t xml:space="preserve"> </w:t>
-      </w:r>
-      <w:r>
-        <w:t xml:space="preserve">@ControllerAdvice</w:t>
-      </w:r>
-      <w:r>
-        <w:t xml:space="preserve">. Fachliche Fehler werden als HTTP 4xx, technische Fehler als HTTP 5xx zurückgegeben. Fehler werden strukturiert als JSON-Objekt mit error-code, message und timestamp zurückgegeben.</w:t>
-      </w:r>
-    </w:p>
-    <w:bookmarkEnd w:id="35"/>
-    <w:bookmarkStart w:id="36" w:name="logging-und-monitoring"/>
-    <w:p>
-      <w:pPr>
-        <w:pStyle w:val="Heading3"/>
-      </w:pPr>
-      <w:r>
-        <w:t xml:space="preserve">8.4 Logging und Monitoring</w:t>
-      </w:r>
-    </w:p>
-    <w:p>
-      <w:pPr>
-        <w:pStyle w:val="FirstParagraph"/>
-      </w:pPr>
-      <w:r>
-        <w:t xml:space="preserve">Strukturiertes Logging via SLF4J/Logback im JSON-Format. Spring Boot Actuator stellt Health-, Metrics- und Info-Endpunkte bereit. Metriken können über Prometheus/Grafana überwacht werden.</w:t>
-      </w:r>
-    </w:p>
-    <w:bookmarkEnd w:id="36"/>
-    <w:bookmarkStart w:id="37" w:name="testkonzept"/>
-    <w:p>
-      <w:pPr>
-        <w:pStyle w:val="Heading3"/>
-      </w:pPr>
-      <w:r>
-        <w:t xml:space="preserve">8.5 Testkonzept</w:t>
+    <w:p>
+      <w:pPr>
+        <w:pStyle w:val="BodyText"/>
+      </w:pPr>
+      <w:r>
+        <w:rPr>
+          <w:b/>
+          <w:bCs/>
+        </w:rPr>
+        <w:t xml:space="preserve">Flyway-Konfiguration:</w:t>
       </w:r>
     </w:p>
     <w:p>
@@ -3980,11 +5371,44 @@
         <w:pStyle w:val="Compact"/>
         <w:numPr>
           <w:ilvl w:val="0"/>
-          <w:numId w:val="1006"/>
+          <w:numId w:val="1008"/>
         </w:numPr>
       </w:pPr>
       <w:r>
-        <w:t xml:space="preserve">Unit Tests: JUnit 5 für Domänenlogik und Services.</w:t>
+        <w:t xml:space="preserve">Die Flyway-Dependency (</w:t>
+      </w:r>
+      <w:r>
+        <w:rPr>
+          <w:rStyle w:val="VerbatimChar"/>
+        </w:rPr>
+        <w:t xml:space="preserve">flyway-core</w:t>
+      </w:r>
+      <w:r>
+        <w:t xml:space="preserve">,</w:t>
+      </w:r>
+      <w:r>
+        <w:t xml:space="preserve"> </w:t>
+      </w:r>
+      <w:r>
+        <w:rPr>
+          <w:rStyle w:val="VerbatimChar"/>
+        </w:rPr>
+        <w:t xml:space="preserve">flyway-database-postgresql</w:t>
+      </w:r>
+      <w:r>
+        <w:t xml:space="preserve">) ist im</w:t>
+      </w:r>
+      <w:r>
+        <w:t xml:space="preserve"> </w:t>
+      </w:r>
+      <w:r>
+        <w:rPr>
+          <w:rStyle w:val="VerbatimChar"/>
+        </w:rPr>
+        <w:t xml:space="preserve">app</w:t>
+      </w:r>
+      <w:r>
+        <w:t xml:space="preserve">-Modul deklariert – dem natürlichen Aggregator aller fachlichen Module.</w:t>
       </w:r>
     </w:p>
     <w:p>
@@ -3992,11 +5416,38 @@
         <w:pStyle w:val="Compact"/>
         <w:numPr>
           <w:ilvl w:val="0"/>
-          <w:numId w:val="1006"/>
+          <w:numId w:val="1008"/>
         </w:numPr>
       </w:pPr>
       <w:r>
-        <w:t xml:space="preserve">Integrationstests: Spring Boot Test mit Testcontainers (PostgreSQL).</w:t>
+        <w:t xml:space="preserve">Migrationsskripte liegen unter</w:t>
+      </w:r>
+      <w:r>
+        <w:t xml:space="preserve"> </w:t>
+      </w:r>
+      <w:r>
+        <w:rPr>
+          <w:rStyle w:val="VerbatimChar"/>
+        </w:rPr>
+        <w:t xml:space="preserve">backend/app/src/main/resources/db/migration/</w:t>
+      </w:r>
+      <w:r>
+        <w:t xml:space="preserve"> </w:t>
+      </w:r>
+      <w:r>
+        <w:t xml:space="preserve">und folgen dem Namensschema</w:t>
+      </w:r>
+      <w:r>
+        <w:t xml:space="preserve"> </w:t>
+      </w:r>
+      <w:r>
+        <w:rPr>
+          <w:rStyle w:val="VerbatimChar"/>
+        </w:rPr>
+        <w:t xml:space="preserve">V{n}__{beschreibung}.sql</w:t>
+      </w:r>
+      <w:r>
+        <w:t xml:space="preserve">.</w:t>
       </w:r>
     </w:p>
     <w:p>
@@ -4004,11 +5455,53 @@
         <w:pStyle w:val="Compact"/>
         <w:numPr>
           <w:ilvl w:val="0"/>
-          <w:numId w:val="1006"/>
+          <w:numId w:val="1008"/>
         </w:numPr>
       </w:pPr>
       <w:r>
-        <w:t xml:space="preserve">API-Tests: REST Assured für Endpunkt-Validierung.</w:t>
+        <w:rPr>
+          <w:rStyle w:val="VerbatimChar"/>
+        </w:rPr>
+        <w:t xml:space="preserve">V1__baseline.sql</w:t>
+      </w:r>
+      <w:r>
+        <w:t xml:space="preserve"> </w:t>
+      </w:r>
+      <w:r>
+        <w:t xml:space="preserve">enthält das initiale Schema aller Tabellen (</w:t>
+      </w:r>
+      <w:r>
+        <w:rPr>
+          <w:rStyle w:val="VerbatimChar"/>
+        </w:rPr>
+        <w:t xml:space="preserve">players</w:t>
+      </w:r>
+      <w:r>
+        <w:t xml:space="preserve">,</w:t>
+      </w:r>
+      <w:r>
+        <w:t xml:space="preserve"> </w:t>
+      </w:r>
+      <w:r>
+        <w:rPr>
+          <w:rStyle w:val="VerbatimChar"/>
+        </w:rPr>
+        <w:t xml:space="preserve">matches</w:t>
+      </w:r>
+      <w:r>
+        <w:t xml:space="preserve">,</w:t>
+      </w:r>
+      <w:r>
+        <w:t xml:space="preserve"> </w:t>
+      </w:r>
+      <w:r>
+        <w:rPr>
+          <w:rStyle w:val="VerbatimChar"/>
+        </w:rPr>
+        <w:t xml:space="preserve">match_scores</w:t>
+      </w:r>
+      <w:r>
+        <w:t xml:space="preserve">), abgeleitet aus den bestehenden JPA-Entitäten.</w:t>
       </w:r>
     </w:p>
     <w:p>
@@ -4016,11 +5509,2101 @@
         <w:pStyle w:val="Compact"/>
         <w:numPr>
           <w:ilvl w:val="0"/>
-          <w:numId w:val="1006"/>
+          <w:numId w:val="1008"/>
         </w:numPr>
       </w:pPr>
       <w:r>
-        <w:t xml:space="preserve">Frontend-Tests: Jasmine/Karma für Angular-Komponenten.</w:t>
+        <w:t xml:space="preserve">Hibernate</w:t>
+      </w:r>
+      <w:r>
+        <w:t xml:space="preserve"> </w:t>
+      </w:r>
+      <w:r>
+        <w:rPr>
+          <w:rStyle w:val="VerbatimChar"/>
+        </w:rPr>
+        <w:t xml:space="preserve">ddl-auto</w:t>
+      </w:r>
+      <w:r>
+        <w:t xml:space="preserve"> </w:t>
+      </w:r>
+      <w:r>
+        <w:t xml:space="preserve">ist auf</w:t>
+      </w:r>
+      <w:r>
+        <w:t xml:space="preserve"> </w:t>
+      </w:r>
+      <w:r>
+        <w:rPr>
+          <w:rStyle w:val="VerbatimChar"/>
+        </w:rPr>
+        <w:t xml:space="preserve">validate</w:t>
+      </w:r>
+      <w:r>
+        <w:t xml:space="preserve"> </w:t>
+      </w:r>
+      <w:r>
+        <w:t xml:space="preserve">(PostgreSQL) bzw.</w:t>
+      </w:r>
+      <w:r>
+        <w:t xml:space="preserve"> </w:t>
+      </w:r>
+      <w:r>
+        <w:rPr>
+          <w:rStyle w:val="VerbatimChar"/>
+        </w:rPr>
+        <w:t xml:space="preserve">none</w:t>
+      </w:r>
+      <w:r>
+        <w:t xml:space="preserve"> </w:t>
+      </w:r>
+      <w:r>
+        <w:t xml:space="preserve">(H2/lokal) gesetzt – Flyway ist die einzige Quelle für Schema-Änderungen.</w:t>
+      </w:r>
+    </w:p>
+    <w:p>
+      <w:pPr>
+        <w:pStyle w:val="Compact"/>
+        <w:numPr>
+          <w:ilvl w:val="0"/>
+          <w:numId w:val="1008"/>
+        </w:numPr>
+      </w:pPr>
+      <w:r>
+        <w:t xml:space="preserve">Die Migrationsskripte verwenden ausschliesslich ANSI-SQL, das mit PostgreSQL und H2 kompatibel ist (kein datenbankspezifischer SQL-Dialekt), damit auch das lokale H2-Profil Flyway-gesteuert ist.</w:t>
+      </w:r>
+    </w:p>
+    <w:bookmarkEnd w:id="52"/>
+    <w:bookmarkStart w:id="53" w:name="fehlerbehandlung"/>
+    <w:p>
+      <w:pPr>
+        <w:pStyle w:val="Heading3"/>
+      </w:pPr>
+      <w:r>
+        <w:t xml:space="preserve">8.3 Fehlerbehandlung</w:t>
+      </w:r>
+    </w:p>
+    <w:p>
+      <w:pPr>
+        <w:pStyle w:val="FirstParagraph"/>
+      </w:pPr>
+      <w:r>
+        <w:t xml:space="preserve">Die Fehlerbehandlung erfolgt deklarativ über</w:t>
+      </w:r>
+      <w:r>
+        <w:t xml:space="preserve"> </w:t>
+      </w:r>
+      <w:r>
+        <w:rPr>
+          <w:rStyle w:val="VerbatimChar"/>
+        </w:rPr>
+        <w:t xml:space="preserve">@RestControllerAdvice</w:t>
+      </w:r>
+      <w:r>
+        <w:t xml:space="preserve">. Querschnittliche Fälle liegen zentral im</w:t>
+      </w:r>
+      <w:r>
+        <w:t xml:space="preserve"> </w:t>
+      </w:r>
+      <w:r>
+        <w:rPr>
+          <w:rStyle w:val="VerbatimChar"/>
+        </w:rPr>
+        <w:t xml:space="preserve">common-module</w:t>
+      </w:r>
+      <w:r>
+        <w:t xml:space="preserve"> </w:t>
+      </w:r>
+      <w:r>
+        <w:t xml:space="preserve">(</w:t>
+      </w:r>
+      <w:r>
+        <w:rPr>
+          <w:rStyle w:val="VerbatimChar"/>
+        </w:rPr>
+        <w:t xml:space="preserve">CommonExceptionHandler</w:t>
+      </w:r>
+      <w:r>
+        <w:t xml:space="preserve">): fachliche Zustandskonflikte (Basisklasse</w:t>
+      </w:r>
+      <w:r>
+        <w:t xml:space="preserve"> </w:t>
+      </w:r>
+      <w:r>
+        <w:rPr>
+          <w:rStyle w:val="VerbatimChar"/>
+        </w:rPr>
+        <w:t xml:space="preserve">ConflictException</w:t>
+      </w:r>
+      <w:r>
+        <w:t xml:space="preserve">) → HTTP 409, Bean-Validation-Fehler (</w:t>
+      </w:r>
+      <w:r>
+        <w:rPr>
+          <w:rStyle w:val="VerbatimChar"/>
+        </w:rPr>
+        <w:t xml:space="preserve">MethodArgumentNotValidException</w:t>
+      </w:r>
+      <w:r>
+        <w:t xml:space="preserve">) → HTTP 400 mit Feld-Details, ungültige Argumente (z. B. unbekannter Enum-Wert) → HTTP 400. Modulspezifische Domain-Exceptions werden in den jeweiligen Advices abgebildet:</w:t>
+      </w:r>
+      <w:r>
+        <w:t xml:space="preserve"> </w:t>
+      </w:r>
+      <w:r>
+        <w:rPr>
+          <w:rStyle w:val="VerbatimChar"/>
+        </w:rPr>
+        <w:t xml:space="preserve">GlobalExceptionHandler</w:t>
+      </w:r>
+      <w:r>
+        <w:t xml:space="preserve"> </w:t>
+      </w:r>
+      <w:r>
+        <w:t xml:space="preserve">(Player/Match „nicht gefunden” → 404) und</w:t>
+      </w:r>
+      <w:r>
+        <w:t xml:space="preserve"> </w:t>
+      </w:r>
+      <w:r>
+        <w:rPr>
+          <w:rStyle w:val="VerbatimChar"/>
+        </w:rPr>
+        <w:t xml:space="preserve">AiExceptionHandler</w:t>
+      </w:r>
+      <w:r>
+        <w:t xml:space="preserve"> </w:t>
+      </w:r>
+      <w:r>
+        <w:t xml:space="preserve">(</w:t>
+      </w:r>
+      <w:r>
+        <w:rPr>
+          <w:rStyle w:val="VerbatimChar"/>
+        </w:rPr>
+        <w:t xml:space="preserve">InsufficientMatchDataException</w:t>
+      </w:r>
+      <w:r>
+        <w:t xml:space="preserve"> </w:t>
+      </w:r>
+      <w:r>
+        <w:t xml:space="preserve">→ 422,</w:t>
+      </w:r>
+      <w:r>
+        <w:t xml:space="preserve"> </w:t>
+      </w:r>
+      <w:r>
+        <w:rPr>
+          <w:rStyle w:val="VerbatimChar"/>
+        </w:rPr>
+        <w:t xml:space="preserve">AnalysisGenerationException</w:t>
+      </w:r>
+      <w:r>
+        <w:t xml:space="preserve"> </w:t>
+      </w:r>
+      <w:r>
+        <w:t xml:space="preserve">→ 502). Technische Fehler ergeben HTTP 5xx.</w:t>
+      </w:r>
+    </w:p>
+    <w:p>
+      <w:pPr>
+        <w:pStyle w:val="BodyText"/>
+      </w:pPr>
+      <w:r>
+        <w:t xml:space="preserve">Das Antwortformat folgt</w:t>
+      </w:r>
+      <w:r>
+        <w:t xml:space="preserve"> </w:t>
+      </w:r>
+      <w:r>
+        <w:rPr>
+          <w:b/>
+          <w:bCs/>
+        </w:rPr>
+        <w:t xml:space="preserve">RFC 7807</w:t>
+      </w:r>
+      <w:r>
+        <w:t xml:space="preserve"> </w:t>
+      </w:r>
+      <w:r>
+        <w:t xml:space="preserve">über Springs</w:t>
+      </w:r>
+      <w:r>
+        <w:t xml:space="preserve"> </w:t>
+      </w:r>
+      <w:r>
+        <w:rPr>
+          <w:rStyle w:val="VerbatimChar"/>
+        </w:rPr>
+        <w:t xml:space="preserve">ProblemDetail</w:t>
+      </w:r>
+      <w:r>
+        <w:t xml:space="preserve"> </w:t>
+      </w:r>
+      <w:r>
+        <w:t xml:space="preserve">(Felder</w:t>
+      </w:r>
+      <w:r>
+        <w:t xml:space="preserve"> </w:t>
+      </w:r>
+      <w:r>
+        <w:rPr>
+          <w:rStyle w:val="VerbatimChar"/>
+        </w:rPr>
+        <w:t xml:space="preserve">type</w:t>
+      </w:r>
+      <w:r>
+        <w:t xml:space="preserve">,</w:t>
+      </w:r>
+      <w:r>
+        <w:t xml:space="preserve"> </w:t>
+      </w:r>
+      <w:r>
+        <w:rPr>
+          <w:rStyle w:val="VerbatimChar"/>
+        </w:rPr>
+        <w:t xml:space="preserve">title</w:t>
+      </w:r>
+      <w:r>
+        <w:t xml:space="preserve">,</w:t>
+      </w:r>
+      <w:r>
+        <w:t xml:space="preserve"> </w:t>
+      </w:r>
+      <w:r>
+        <w:rPr>
+          <w:rStyle w:val="VerbatimChar"/>
+        </w:rPr>
+        <w:t xml:space="preserve">status</w:t>
+      </w:r>
+      <w:r>
+        <w:t xml:space="preserve">,</w:t>
+      </w:r>
+      <w:r>
+        <w:t xml:space="preserve"> </w:t>
+      </w:r>
+      <w:r>
+        <w:rPr>
+          <w:rStyle w:val="VerbatimChar"/>
+        </w:rPr>
+        <w:t xml:space="preserve">detail</w:t>
+      </w:r>
+      <w:r>
+        <w:t xml:space="preserve">, ggf. zusätzliche Properties wie</w:t>
+      </w:r>
+      <w:r>
+        <w:t xml:space="preserve"> </w:t>
+      </w:r>
+      <w:r>
+        <w:rPr>
+          <w:rStyle w:val="VerbatimChar"/>
+        </w:rPr>
+        <w:t xml:space="preserve">errors</w:t>
+      </w:r>
+      <w:r>
+        <w:t xml:space="preserve">) — der Spring-native Standard, der das früher geplante Ad-hoc-Format</w:t>
+      </w:r>
+      <w:r>
+        <w:t xml:space="preserve"> </w:t>
+      </w:r>
+      <w:r>
+        <w:rPr>
+          <w:rStyle w:val="VerbatimChar"/>
+        </w:rPr>
+        <w:t xml:space="preserve">{error-code, message, timestamp}</w:t>
+      </w:r>
+      <w:r>
+        <w:t xml:space="preserve"> </w:t>
+      </w:r>
+      <w:r>
+        <w:t xml:space="preserve">ablöst.</w:t>
+      </w:r>
+    </w:p>
+    <w:bookmarkEnd w:id="53"/>
+    <w:bookmarkStart w:id="54" w:name="logging-und-monitoring"/>
+    <w:p>
+      <w:pPr>
+        <w:pStyle w:val="Heading3"/>
+      </w:pPr>
+      <w:r>
+        <w:t xml:space="preserve">8.4 Logging und Monitoring</w:t>
+      </w:r>
+    </w:p>
+    <w:p>
+      <w:pPr>
+        <w:pStyle w:val="FirstParagraph"/>
+      </w:pPr>
+      <w:r>
+        <w:t xml:space="preserve">Strukturiertes Logging via SLF4J/Logback im JSON-Format. Spring Boot Actuator stellt Health-, Metrics- und Info-Endpunkte bereit. Metriken können über Prometheus/Grafana überwacht werden.</w:t>
+      </w:r>
+    </w:p>
+    <w:bookmarkEnd w:id="54"/>
+    <w:bookmarkStart w:id="55" w:name="testkonzept"/>
+    <w:p>
+      <w:pPr>
+        <w:pStyle w:val="Heading3"/>
+      </w:pPr>
+      <w:r>
+        <w:t xml:space="preserve">8.5 Testkonzept</w:t>
+      </w:r>
+    </w:p>
+    <w:p>
+      <w:pPr>
+        <w:pStyle w:val="Compact"/>
+        <w:numPr>
+          <w:ilvl w:val="0"/>
+          <w:numId w:val="1009"/>
+        </w:numPr>
+      </w:pPr>
+      <w:r>
+        <w:rPr>
+          <w:b/>
+          <w:bCs/>
+        </w:rPr>
+        <w:t xml:space="preserve">Unit Tests (Backend):</w:t>
+      </w:r>
+      <w:r>
+        <w:t xml:space="preserve"> </w:t>
+      </w:r>
+      <w:r>
+        <w:t xml:space="preserve">JUnit 5 (Jupiter) für Domänenlogik und Services; Mockito für das Mocking von Ports und externen Abhängigkeiten.</w:t>
+      </w:r>
+    </w:p>
+    <w:p>
+      <w:pPr>
+        <w:pStyle w:val="Compact"/>
+        <w:numPr>
+          <w:ilvl w:val="0"/>
+          <w:numId w:val="1009"/>
+        </w:numPr>
+      </w:pPr>
+      <w:r>
+        <w:rPr>
+          <w:b/>
+          <w:bCs/>
+        </w:rPr>
+        <w:t xml:space="preserve">Integrations-/API-Tests (Backend):</w:t>
+      </w:r>
+      <w:r>
+        <w:t xml:space="preserve"> </w:t>
+      </w:r>
+      <w:r>
+        <w:t xml:space="preserve">Spring Boot Test mit Testcontainers (PostgreSQL) und MockMvc (</w:t>
+      </w:r>
+      <w:r>
+        <w:rPr>
+          <w:rStyle w:val="VerbatimChar"/>
+        </w:rPr>
+        <w:t xml:space="preserve">AbstractIntegrationTest</w:t>
+      </w:r>
+      <w:r>
+        <w:t xml:space="preserve">); die JWT-Validierung wird via Spring Security Test gemockt — kein laufendes Keycloak nötig.</w:t>
+      </w:r>
+    </w:p>
+    <w:p>
+      <w:pPr>
+        <w:pStyle w:val="Compact"/>
+        <w:numPr>
+          <w:ilvl w:val="0"/>
+          <w:numId w:val="1009"/>
+        </w:numPr>
+      </w:pPr>
+      <w:r>
+        <w:rPr>
+          <w:b/>
+          <w:bCs/>
+        </w:rPr>
+        <w:t xml:space="preserve">Coverage-Gate (Backend):</w:t>
+      </w:r>
+      <w:r>
+        <w:t xml:space="preserve"> </w:t>
+      </w:r>
+      <w:r>
+        <w:t xml:space="preserve">JaCoCo, modulübergreifend aggregiert. Die</w:t>
+      </w:r>
+      <w:r>
+        <w:t xml:space="preserve"> </w:t>
+      </w:r>
+      <w:r>
+        <w:rPr>
+          <w:rStyle w:val="VerbatimChar"/>
+        </w:rPr>
+        <w:t xml:space="preserve">*IT</w:t>
+      </w:r>
+      <w:r>
+        <w:t xml:space="preserve">-Integrationstests liegen im</w:t>
+      </w:r>
+      <w:r>
+        <w:t xml:space="preserve"> </w:t>
+      </w:r>
+      <w:r>
+        <w:rPr>
+          <w:rStyle w:val="VerbatimChar"/>
+        </w:rPr>
+        <w:t xml:space="preserve">app</w:t>
+      </w:r>
+      <w:r>
+        <w:t xml:space="preserve">-Modul, decken aber Klassen aller Module ab — per-Modul-Reports würden unterzählen. Die Root-Tasks</w:t>
+      </w:r>
+      <w:r>
+        <w:t xml:space="preserve"> </w:t>
+      </w:r>
+      <w:r>
+        <w:rPr>
+          <w:rStyle w:val="VerbatimChar"/>
+        </w:rPr>
+        <w:t xml:space="preserve">jacocoRootReport</w:t>
+      </w:r>
+      <w:r>
+        <w:t xml:space="preserve"> </w:t>
+      </w:r>
+      <w:r>
+        <w:t xml:space="preserve">(Report) und</w:t>
+      </w:r>
+      <w:r>
+        <w:t xml:space="preserve"> </w:t>
+      </w:r>
+      <w:r>
+        <w:rPr>
+          <w:rStyle w:val="VerbatimChar"/>
+        </w:rPr>
+        <w:t xml:space="preserve">jacocoRootCoverageVerification</w:t>
+      </w:r>
+      <w:r>
+        <w:t xml:space="preserve"> </w:t>
+      </w:r>
+      <w:r>
+        <w:t xml:space="preserve">(Gate) kombinieren die</w:t>
+      </w:r>
+      <w:r>
+        <w:t xml:space="preserve"> </w:t>
+      </w:r>
+      <w:r>
+        <w:rPr>
+          <w:rStyle w:val="VerbatimChar"/>
+        </w:rPr>
+        <w:t xml:space="preserve">test.exec</w:t>
+      </w:r>
+      <w:r>
+        <w:t xml:space="preserve">-Daten aller Module gegen alle</w:t>
+      </w:r>
+      <w:r>
+        <w:t xml:space="preserve"> </w:t>
+      </w:r>
+      <w:r>
+        <w:rPr>
+          <w:rStyle w:val="VerbatimChar"/>
+        </w:rPr>
+        <w:t xml:space="preserve">main</w:t>
+      </w:r>
+      <w:r>
+        <w:t xml:space="preserve">-Sources. Das Gate ist in</w:t>
+      </w:r>
+      <w:r>
+        <w:t xml:space="preserve"> </w:t>
+      </w:r>
+      <w:r>
+        <w:rPr>
+          <w:rStyle w:val="VerbatimChar"/>
+        </w:rPr>
+        <w:t xml:space="preserve">check</w:t>
+      </w:r>
+      <w:r>
+        <w:t xml:space="preserve"> </w:t>
+      </w:r>
+      <w:r>
+        <w:t xml:space="preserve">eingehängt und bricht den Build unter</w:t>
+      </w:r>
+      <w:r>
+        <w:t xml:space="preserve"> </w:t>
+      </w:r>
+      <w:r>
+        <w:rPr>
+          <w:b/>
+          <w:bCs/>
+        </w:rPr>
+        <w:t xml:space="preserve">85 % Line / 70 % Branch</w:t>
+      </w:r>
+      <w:r>
+        <w:t xml:space="preserve"> </w:t>
+      </w:r>
+      <w:r>
+        <w:t xml:space="preserve">(aktueller Stand ~95 % / ~80 %). Schwellen in</w:t>
+      </w:r>
+      <w:r>
+        <w:t xml:space="preserve"> </w:t>
+      </w:r>
+      <w:r>
+        <w:rPr>
+          <w:rStyle w:val="VerbatimChar"/>
+        </w:rPr>
+        <w:t xml:space="preserve">backend/build.gradle.kts</w:t>
+      </w:r>
+      <w:r>
+        <w:t xml:space="preserve"> </w:t>
+      </w:r>
+      <w:r>
+        <w:t xml:space="preserve">(</w:t>
+      </w:r>
+      <w:r>
+        <w:rPr>
+          <w:rStyle w:val="VerbatimChar"/>
+        </w:rPr>
+        <w:t xml:space="preserve">violationRules</w:t>
+      </w:r>
+      <w:r>
+        <w:t xml:space="preserve">).</w:t>
+      </w:r>
+    </w:p>
+    <w:p>
+      <w:pPr>
+        <w:pStyle w:val="Compact"/>
+        <w:numPr>
+          <w:ilvl w:val="0"/>
+          <w:numId w:val="1009"/>
+        </w:numPr>
+      </w:pPr>
+      <w:r>
+        <w:rPr>
+          <w:b/>
+          <w:bCs/>
+        </w:rPr>
+        <w:t xml:space="preserve">Frontend-Tests:</w:t>
+      </w:r>
+      <w:r>
+        <w:t xml:space="preserve"> </w:t>
+      </w:r>
+      <w:r>
+        <w:t xml:space="preserve">Vitest (</w:t>
+      </w:r>
+      <w:r>
+        <w:rPr>
+          <w:rStyle w:val="VerbatimChar"/>
+        </w:rPr>
+        <w:t xml:space="preserve">@angular/build:unit-test</w:t>
+      </w:r>
+      <w:r>
+        <w:t xml:space="preserve">-Builder,</w:t>
+      </w:r>
+      <w:r>
+        <w:t xml:space="preserve"> </w:t>
+      </w:r>
+      <w:r>
+        <w:rPr>
+          <w:rStyle w:val="VerbatimChar"/>
+        </w:rPr>
+        <w:t xml:space="preserve">*.spec.ts</w:t>
+      </w:r>
+      <w:r>
+        <w:t xml:space="preserve">) für Unit-Tests sowie Cypress Component Testing (</w:t>
+      </w:r>
+      <w:r>
+        <w:rPr>
+          <w:rStyle w:val="VerbatimChar"/>
+        </w:rPr>
+        <w:t xml:space="preserve">*.cy.ts</w:t>
+      </w:r>
+      <w:r>
+        <w:t xml:space="preserve">) für Komponenten-/Integrationstests mit gemockten HTTP-Calls (</w:t>
+      </w:r>
+      <w:r>
+        <w:rPr>
+          <w:rStyle w:val="VerbatimChar"/>
+        </w:rPr>
+        <w:t xml:space="preserve">cy.intercept</w:t>
+      </w:r>
+      <w:r>
+        <w:t xml:space="preserve">).</w:t>
+      </w:r>
+    </w:p>
+    <w:bookmarkEnd w:id="55"/>
+    <w:bookmarkStart w:id="56" w:name="continuous-integration-build-gate"/>
+    <w:p>
+      <w:pPr>
+        <w:pStyle w:val="Heading3"/>
+      </w:pPr>
+      <w:r>
+        <w:t xml:space="preserve">8.6 Continuous Integration / Build-Gate</w:t>
+      </w:r>
+    </w:p>
+    <w:p>
+      <w:pPr>
+        <w:pStyle w:val="FirstParagraph"/>
+      </w:pPr>
+      <w:r>
+        <w:t xml:space="preserve">Zwei GitHub-Actions-Workflows laufen bei jedem Push und Pull Request auf</w:t>
+      </w:r>
+      <w:r>
+        <w:t xml:space="preserve"> </w:t>
+      </w:r>
+      <w:r>
+        <w:rPr>
+          <w:rStyle w:val="VerbatimChar"/>
+        </w:rPr>
+        <w:t xml:space="preserve">develop</w:t>
+      </w:r>
+      <w:r>
+        <w:t xml:space="preserve"> </w:t>
+      </w:r>
+      <w:r>
+        <w:t xml:space="preserve">und</w:t>
+      </w:r>
+      <w:r>
+        <w:t xml:space="preserve"> </w:t>
+      </w:r>
+      <w:r>
+        <w:rPr>
+          <w:rStyle w:val="VerbatimChar"/>
+        </w:rPr>
+        <w:t xml:space="preserve">main</w:t>
+      </w:r>
+      <w:r>
+        <w:t xml:space="preserve">:</w:t>
+      </w:r>
+    </w:p>
+    <w:tbl>
+      <w:tblPr>
+        <w:tblStyle w:val="Table"/>
+        <w:tblW w:type="pct" w:w="5000"/>
+        <w:tblLayout w:type="fixed"/>
+        <w:tblLook w:firstRow="1" w:lastRow="0" w:firstColumn="0" w:lastColumn="0" w:noHBand="0" w:noVBand="0" w:val="0020"/>
+      </w:tblPr>
+      <w:tblGrid>
+        <w:gridCol w:w="3168"/>
+        <w:gridCol w:w="2217"/>
+        <w:gridCol w:w="2534"/>
+      </w:tblGrid>
+      <w:tr>
+        <w:trPr>
+          <w:tblHeader w:val="on"/>
+        </w:trPr>
+        <w:tc>
+          <w:tcPr/>
+          <w:p>
+            <w:pPr>
+              <w:pStyle w:val="Compact"/>
+            </w:pPr>
+            <w:r>
+              <w:t xml:space="preserve">Workflow</w:t>
+            </w:r>
+          </w:p>
+        </w:tc>
+        <w:tc>
+          <w:tcPr/>
+          <w:p>
+            <w:pPr>
+              <w:pStyle w:val="Compact"/>
+            </w:pPr>
+            <w:r>
+              <w:t xml:space="preserve">Datei</w:t>
+            </w:r>
+          </w:p>
+        </w:tc>
+        <w:tc>
+          <w:tcPr/>
+          <w:p>
+            <w:pPr>
+              <w:pStyle w:val="Compact"/>
+            </w:pPr>
+            <w:r>
+              <w:t xml:space="preserve">Inhalt</w:t>
+            </w:r>
+          </w:p>
+        </w:tc>
+      </w:tr>
+      <w:tr>
+        <w:tc>
+          <w:tcPr/>
+          <w:p>
+            <w:pPr>
+              <w:pStyle w:val="Compact"/>
+            </w:pPr>
+            <w:r>
+              <w:rPr>
+                <w:b/>
+                <w:bCs/>
+              </w:rPr>
+              <w:t xml:space="preserve">Backend CI</w:t>
+            </w:r>
+          </w:p>
+        </w:tc>
+        <w:tc>
+          <w:tcPr/>
+          <w:p>
+            <w:pPr>
+              <w:pStyle w:val="Compact"/>
+            </w:pPr>
+            <w:r>
+              <w:rPr>
+                <w:rStyle w:val="VerbatimChar"/>
+              </w:rPr>
+              <w:t xml:space="preserve">.github/workflows/backend-ci.yml</w:t>
+            </w:r>
+          </w:p>
+        </w:tc>
+        <w:tc>
+          <w:tcPr/>
+          <w:p>
+            <w:pPr>
+              <w:pStyle w:val="Compact"/>
+            </w:pPr>
+            <w:r>
+              <w:rPr>
+                <w:rStyle w:val="VerbatimChar"/>
+              </w:rPr>
+              <w:t xml:space="preserve">./gradlew check</w:t>
+            </w:r>
+            <w:r>
+              <w:t xml:space="preserve"> </w:t>
+            </w:r>
+            <w:r>
+              <w:t xml:space="preserve">(alle Tests + JaCoCo-Coverage-Gate) auf</w:t>
+            </w:r>
+            <w:r>
+              <w:t xml:space="preserve"> </w:t>
+            </w:r>
+            <w:r>
+              <w:rPr>
+                <w:rStyle w:val="VerbatimChar"/>
+              </w:rPr>
+              <w:t xml:space="preserve">ubuntu-latest</w:t>
+            </w:r>
+            <w:r>
+              <w:t xml:space="preserve"> </w:t>
+            </w:r>
+            <w:r>
+              <w:t xml:space="preserve">mit JDK 25 (Temurin). Lädt den aggregierten Coverage-Report als Build-Artifact hoch. Testcontainers nutzt das auf</w:t>
+            </w:r>
+            <w:r>
+              <w:t xml:space="preserve"> </w:t>
+            </w:r>
+            <w:r>
+              <w:rPr>
+                <w:rStyle w:val="VerbatimChar"/>
+              </w:rPr>
+              <w:t xml:space="preserve">ubuntu-latest</w:t>
+            </w:r>
+            <w:r>
+              <w:t xml:space="preserve"> </w:t>
+            </w:r>
+            <w:r>
+              <w:t xml:space="preserve">nativ vorhandene Docker — keine Zusatzkonfiguration nötig.</w:t>
+            </w:r>
+          </w:p>
+        </w:tc>
+      </w:tr>
+      <w:tr>
+        <w:tc>
+          <w:tcPr/>
+          <w:p>
+            <w:pPr>
+              <w:pStyle w:val="Compact"/>
+            </w:pPr>
+            <w:r>
+              <w:rPr>
+                <w:b/>
+                <w:bCs/>
+              </w:rPr>
+              <w:t xml:space="preserve">Frontend CI</w:t>
+            </w:r>
+          </w:p>
+        </w:tc>
+        <w:tc>
+          <w:tcPr/>
+          <w:p>
+            <w:pPr>
+              <w:pStyle w:val="Compact"/>
+            </w:pPr>
+            <w:r>
+              <w:rPr>
+                <w:rStyle w:val="VerbatimChar"/>
+              </w:rPr>
+              <w:t xml:space="preserve">.github/workflows/frontend-ci.yml</w:t>
+            </w:r>
+          </w:p>
+        </w:tc>
+        <w:tc>
+          <w:tcPr/>
+          <w:p>
+            <w:pPr>
+              <w:pStyle w:val="Compact"/>
+            </w:pPr>
+            <w:r>
+              <w:rPr>
+                <w:rStyle w:val="VerbatimChar"/>
+              </w:rPr>
+              <w:t xml:space="preserve">ng build</w:t>
+            </w:r>
+            <w:r>
+              <w:t xml:space="preserve"> </w:t>
+            </w:r>
+            <w:r>
+              <w:t xml:space="preserve">+ Vitest-Unit-Tests + Cypress-Komponententests auf Node 22 (mit npm- und Cypress-Binary-Cache).</w:t>
+            </w:r>
+          </w:p>
+        </w:tc>
+      </w:tr>
+    </w:tbl>
+    <w:p>
+      <w:pPr>
+        <w:pStyle w:val="BodyText"/>
+      </w:pPr>
+      <w:r>
+        <w:t xml:space="preserve">Beide Checks sind auf</w:t>
+      </w:r>
+      <w:r>
+        <w:t xml:space="preserve"> </w:t>
+      </w:r>
+      <w:r>
+        <w:rPr>
+          <w:rStyle w:val="VerbatimChar"/>
+        </w:rPr>
+        <w:t xml:space="preserve">develop</w:t>
+      </w:r>
+      <w:r>
+        <w:t xml:space="preserve"> </w:t>
+      </w:r>
+      <w:r>
+        <w:t xml:space="preserve">und</w:t>
+      </w:r>
+      <w:r>
+        <w:t xml:space="preserve"> </w:t>
+      </w:r>
+      <w:r>
+        <w:rPr>
+          <w:rStyle w:val="VerbatimChar"/>
+        </w:rPr>
+        <w:t xml:space="preserve">main</w:t>
+      </w:r>
+      <w:r>
+        <w:t xml:space="preserve"> </w:t>
+      </w:r>
+      <w:r>
+        <w:t xml:space="preserve">als</w:t>
+      </w:r>
+      <w:r>
+        <w:t xml:space="preserve"> </w:t>
+      </w:r>
+      <w:r>
+        <w:rPr>
+          <w:b/>
+          <w:bCs/>
+        </w:rPr>
+        <w:t xml:space="preserve">required status checks</w:t>
+      </w:r>
+      <w:r>
+        <w:t xml:space="preserve"> </w:t>
+      </w:r>
+      <w:r>
+        <w:t xml:space="preserve">via Branch Protection gesetzt: Ein PR kann erst gemergt werden, wenn beide grün sind. Damit pfadgefilterte Workflows die required Checks nicht blockieren (ein nicht ausgelöster Check bliebe „pending” und würde den Merge verhindern), laufen beide Workflows ohne Pfadfilter bei jedem Push/PR auf die geschützten Branches.</w:t>
+      </w:r>
+      <w:r>
+        <w:t xml:space="preserve"> </w:t>
+      </w:r>
+      <w:r>
+        <w:rPr>
+          <w:rStyle w:val="VerbatimChar"/>
+        </w:rPr>
+        <w:t xml:space="preserve">enforce_admins</w:t>
+      </w:r>
+      <w:r>
+        <w:t xml:space="preserve"> </w:t>
+      </w:r>
+      <w:r>
+        <w:t xml:space="preserve">ist deaktiviert, sodass Repo-Admins im Notfall überstimmen können.</w:t>
+      </w:r>
+    </w:p>
+    <w:bookmarkEnd w:id="56"/>
+    <w:bookmarkStart w:id="57" w:name="testergebnisse"/>
+    <w:p>
+      <w:pPr>
+        <w:pStyle w:val="Heading3"/>
+      </w:pPr>
+      <w:r>
+        <w:t xml:space="preserve">8.7 Testergebnisse</w:t>
+      </w:r>
+    </w:p>
+    <w:p>
+      <w:pPr>
+        <w:pStyle w:val="FirstParagraph"/>
+      </w:pPr>
+      <w:r>
+        <w:t xml:space="preserve">Snapshot vom</w:t>
+      </w:r>
+      <w:r>
+        <w:t xml:space="preserve"> </w:t>
+      </w:r>
+      <w:r>
+        <w:rPr>
+          <w:b/>
+          <w:bCs/>
+        </w:rPr>
+        <w:t xml:space="preserve">2026-06-13</w:t>
+      </w:r>
+      <w:r>
+        <w:t xml:space="preserve"> </w:t>
+      </w:r>
+      <w:r>
+        <w:t xml:space="preserve">(Branch</w:t>
+      </w:r>
+      <w:r>
+        <w:t xml:space="preserve"> </w:t>
+      </w:r>
+      <w:r>
+        <w:rPr>
+          <w:rStyle w:val="VerbatimChar"/>
+        </w:rPr>
+        <w:t xml:space="preserve">develop</w:t>
+      </w:r>
+      <w:r>
+        <w:t xml:space="preserve">, Stand nach PR #6). Reproduzierbar mit:</w:t>
+      </w:r>
+    </w:p>
+    <w:p>
+      <w:pPr>
+        <w:pStyle w:val="SourceCode"/>
+      </w:pPr>
+      <w:r>
+        <w:rPr>
+          <w:rStyle w:val="BuiltInTok"/>
+        </w:rPr>
+        <w:t xml:space="preserve">cd</w:t>
+      </w:r>
+      <w:r>
+        <w:rPr>
+          <w:rStyle w:val="NormalTok"/>
+        </w:rPr>
+        <w:t xml:space="preserve"> backend</w:t>
+      </w:r>
+      <w:r>
+        <w:br/>
+      </w:r>
+      <w:r>
+        <w:rPr>
+          <w:rStyle w:val="VariableTok"/>
+        </w:rPr>
+        <w:t xml:space="preserve">JAVA_HOME</w:t>
+      </w:r>
+      <w:r>
+        <w:rPr>
+          <w:rStyle w:val="OperatorTok"/>
+        </w:rPr>
+        <w:t xml:space="preserve">=</w:t>
+      </w:r>
+      <w:r>
+        <w:rPr>
+          <w:rStyle w:val="NormalTok"/>
+        </w:rPr>
+        <w:t xml:space="preserve">/opt/java/jdk-25.0.1 </w:t>
+      </w:r>
+      <w:r>
+        <w:rPr>
+          <w:rStyle w:val="VariableTok"/>
+        </w:rPr>
+        <w:t xml:space="preserve">DOCKER_HOST</w:t>
+      </w:r>
+      <w:r>
+        <w:rPr>
+          <w:rStyle w:val="OperatorTok"/>
+        </w:rPr>
+        <w:t xml:space="preserve">=</w:t>
+      </w:r>
+      <w:r>
+        <w:rPr>
+          <w:rStyle w:val="NormalTok"/>
+        </w:rPr>
+        <w:t xml:space="preserve">unix:///var/run/docker.sock </w:t>
+      </w:r>
+      <w:r>
+        <w:rPr>
+          <w:rStyle w:val="DataTypeTok"/>
+        </w:rPr>
+        <w:t xml:space="preserve">\</w:t>
+      </w:r>
+      <w:r>
+        <w:br/>
+      </w:r>
+      <w:r>
+        <w:rPr>
+          <w:rStyle w:val="NormalTok"/>
+        </w:rPr>
+        <w:t xml:space="preserve">  </w:t>
+      </w:r>
+      <w:r>
+        <w:rPr>
+          <w:rStyle w:val="VariableTok"/>
+        </w:rPr>
+        <w:t xml:space="preserve">TESTCONTAINERS_RYUK_DISABLED</w:t>
+      </w:r>
+      <w:r>
+        <w:rPr>
+          <w:rStyle w:val="OperatorTok"/>
+        </w:rPr>
+        <w:t xml:space="preserve">=</w:t>
+      </w:r>
+      <w:r>
+        <w:rPr>
+          <w:rStyle w:val="NormalTok"/>
+        </w:rPr>
+        <w:t xml:space="preserve">true </w:t>
+      </w:r>
+      <w:r>
+        <w:rPr>
+          <w:rStyle w:val="ExtensionTok"/>
+        </w:rPr>
+        <w:t xml:space="preserve">./gradlew</w:t>
+      </w:r>
+      <w:r>
+        <w:rPr>
+          <w:rStyle w:val="NormalTok"/>
+        </w:rPr>
+        <w:t xml:space="preserve"> clean test jacocoRootReport</w:t>
+      </w:r>
+    </w:p>
+    <w:p>
+      <w:pPr>
+        <w:pStyle w:val="FirstParagraph"/>
+      </w:pPr>
+      <w:r>
+        <w:t xml:space="preserve">Der aggregierte Coverage-Report dieses Snapshots ist</w:t>
+      </w:r>
+      <w:r>
+        <w:t xml:space="preserve"> </w:t>
+      </w:r>
+      <w:r>
+        <w:rPr>
+          <w:b/>
+          <w:bCs/>
+        </w:rPr>
+        <w:t xml:space="preserve">nachvollziehbar im Repository eingecheckt</w:t>
+      </w:r>
+      <w:r>
+        <w:t xml:space="preserve"> </w:t>
+      </w:r>
+      <w:r>
+        <w:t xml:space="preserve">unter</w:t>
+      </w:r>
+      <w:r>
+        <w:t xml:space="preserve"> </w:t>
+      </w:r>
+      <w:r>
+        <w:rPr>
+          <w:rStyle w:val="VerbatimChar"/>
+        </w:rPr>
+        <w:t xml:space="preserve">backend/doc/reports/jacoco/jacocoRootReport/</w:t>
+      </w:r>
+      <w:r>
+        <w:t xml:space="preserve"> </w:t>
+      </w:r>
+      <w:r>
+        <w:t xml:space="preserve">(HTML/XML/CSV — Einstieg</w:t>
+      </w:r>
+      <w:r>
+        <w:t xml:space="preserve"> </w:t>
+      </w:r>
+      <w:r>
+        <w:rPr>
+          <w:rStyle w:val="VerbatimChar"/>
+        </w:rPr>
+        <w:t xml:space="preserve">html/index.html</w:t>
+      </w:r>
+      <w:r>
+        <w:t xml:space="preserve">). Frisch generiert landet er zusätzlich unter</w:t>
+      </w:r>
+      <w:r>
+        <w:t xml:space="preserve"> </w:t>
+      </w:r>
+      <w:r>
+        <w:rPr>
+          <w:rStyle w:val="VerbatimChar"/>
+        </w:rPr>
+        <w:t xml:space="preserve">backend/build/reports/jacoco/jacocoRootReport/</w:t>
+      </w:r>
+      <w:r>
+        <w:t xml:space="preserve">, und die CI lädt ihn bei jedem Lauf auf</w:t>
+      </w:r>
+      <w:r>
+        <w:t xml:space="preserve"> </w:t>
+      </w:r>
+      <w:r>
+        <w:rPr>
+          <w:rStyle w:val="VerbatimChar"/>
+        </w:rPr>
+        <w:t xml:space="preserve">develop</w:t>
+      </w:r>
+      <w:r>
+        <w:t xml:space="preserve">/</w:t>
+      </w:r>
+      <w:r>
+        <w:rPr>
+          <w:rStyle w:val="VerbatimChar"/>
+        </w:rPr>
+        <w:t xml:space="preserve">main</w:t>
+      </w:r>
+      <w:r>
+        <w:t xml:space="preserve"> </w:t>
+      </w:r>
+      <w:r>
+        <w:t xml:space="preserve">als Build-Artifact des Workflows</w:t>
+      </w:r>
+      <w:r>
+        <w:t xml:space="preserve"> </w:t>
+      </w:r>
+      <w:r>
+        <w:rPr>
+          <w:b/>
+          <w:bCs/>
+        </w:rPr>
+        <w:t xml:space="preserve">Backend CI</w:t>
+      </w:r>
+      <w:r>
+        <w:t xml:space="preserve"> </w:t>
+      </w:r>
+      <w:r>
+        <w:t xml:space="preserve">hoch.</w:t>
+      </w:r>
+    </w:p>
+    <w:p>
+      <w:pPr>
+        <w:pStyle w:val="BodyText"/>
+      </w:pPr>
+      <w:r>
+        <w:rPr>
+          <w:b/>
+          <w:bCs/>
+        </w:rPr>
+        <w:t xml:space="preserve">Backend — Testanzahl (alle grün, 0 Failures / 0 Errors / 0 Skipped):</w:t>
+      </w:r>
+    </w:p>
+    <w:tbl>
+      <w:tblPr>
+        <w:tblStyle w:val="Table"/>
+        <w:tblW w:type="pct" w:w="5000"/>
+        <w:tblLayout w:type="fixed"/>
+        <w:tblLook w:firstRow="1" w:lastRow="0" w:firstColumn="0" w:lastColumn="0" w:noHBand="0" w:noVBand="0" w:val="0020"/>
+      </w:tblPr>
+      <w:tblGrid>
+        <w:gridCol w:w="2053"/>
+        <w:gridCol w:w="2053"/>
+        <w:gridCol w:w="3813"/>
+      </w:tblGrid>
+      <w:tr>
+        <w:trPr>
+          <w:tblHeader w:val="on"/>
+        </w:trPr>
+        <w:tc>
+          <w:tcPr/>
+          <w:p>
+            <w:pPr>
+              <w:pStyle w:val="Compact"/>
+            </w:pPr>
+            <w:r>
+              <w:t xml:space="preserve">Modul</w:t>
+            </w:r>
+          </w:p>
+        </w:tc>
+        <w:tc>
+          <w:tcPr/>
+          <w:p>
+            <w:pPr>
+              <w:pStyle w:val="Compact"/>
+              <w:jc w:val="right"/>
+            </w:pPr>
+            <w:r>
+              <w:t xml:space="preserve">Tests</w:t>
+            </w:r>
+          </w:p>
+        </w:tc>
+        <w:tc>
+          <w:tcPr/>
+          <w:p>
+            <w:pPr>
+              <w:pStyle w:val="Compact"/>
+            </w:pPr>
+            <w:r>
+              <w:t xml:space="preserve">Schwerpunkt</w:t>
+            </w:r>
+          </w:p>
+        </w:tc>
+      </w:tr>
+      <w:tr>
+        <w:tc>
+          <w:tcPr/>
+          <w:p>
+            <w:pPr>
+              <w:pStyle w:val="Compact"/>
+            </w:pPr>
+            <w:r>
+              <w:rPr>
+                <w:rStyle w:val="VerbatimChar"/>
+              </w:rPr>
+              <w:t xml:space="preserve">app</w:t>
+            </w:r>
+          </w:p>
+        </w:tc>
+        <w:tc>
+          <w:tcPr/>
+          <w:p>
+            <w:pPr>
+              <w:pStyle w:val="Compact"/>
+              <w:jc w:val="right"/>
+            </w:pPr>
+            <w:r>
+              <w:t xml:space="preserve">78</w:t>
+            </w:r>
+          </w:p>
+        </w:tc>
+        <w:tc>
+          <w:tcPr/>
+          <w:p>
+            <w:pPr>
+              <w:pStyle w:val="Compact"/>
+            </w:pPr>
+            <w:r>
+              <w:t xml:space="preserve">Integrations-/API-Tests (Testcontainers + MockMvc) über alle Module;</w:t>
+            </w:r>
+            <w:r>
+              <w:t xml:space="preserve"> </w:t>
+            </w:r>
+            <w:r>
+              <w:rPr>
+                <w:rStyle w:val="VerbatimChar"/>
+              </w:rPr>
+              <w:t xml:space="preserve">ArchitectureTest</w:t>
+            </w:r>
+            <w:r>
+              <w:t xml:space="preserve"> </w:t>
+            </w:r>
+            <w:r>
+              <w:t xml:space="preserve">(Schichten/Modulgrenzen)</w:t>
+            </w:r>
+          </w:p>
+        </w:tc>
+      </w:tr>
+      <w:tr>
+        <w:tc>
+          <w:tcPr/>
+          <w:p>
+            <w:pPr>
+              <w:pStyle w:val="Compact"/>
+            </w:pPr>
+            <w:r>
+              <w:rPr>
+                <w:rStyle w:val="VerbatimChar"/>
+              </w:rPr>
+              <w:t xml:space="preserve">match-module</w:t>
+            </w:r>
+          </w:p>
+        </w:tc>
+        <w:tc>
+          <w:tcPr/>
+          <w:p>
+            <w:pPr>
+              <w:pStyle w:val="Compact"/>
+              <w:jc w:val="right"/>
+            </w:pPr>
+            <w:r>
+              <w:t xml:space="preserve">60</w:t>
+            </w:r>
+          </w:p>
+        </w:tc>
+        <w:tc>
+          <w:tcPr/>
+          <w:p>
+            <w:pPr>
+              <w:pStyle w:val="Compact"/>
+            </w:pPr>
+            <w:r>
+              <w:t xml:space="preserve">Scoring-Regeln (</w:t>
+            </w:r>
+            <w:r>
+              <w:rPr>
+                <w:rStyle w:val="VerbatimChar"/>
+              </w:rPr>
+              <w:t xml:space="preserve">ScoringService</w:t>
+            </w:r>
+            <w:r>
+              <w:t xml:space="preserve">), Match-Lebenszyklus, Break-Point-Logik</w:t>
+            </w:r>
+          </w:p>
+        </w:tc>
+      </w:tr>
+      <w:tr>
+        <w:tc>
+          <w:tcPr/>
+          <w:p>
+            <w:pPr>
+              <w:pStyle w:val="Compact"/>
+            </w:pPr>
+            <w:r>
+              <w:rPr>
+                <w:rStyle w:val="VerbatimChar"/>
+              </w:rPr>
+              <w:t xml:space="preserve">statistics-module</w:t>
+            </w:r>
+          </w:p>
+        </w:tc>
+        <w:tc>
+          <w:tcPr/>
+          <w:p>
+            <w:pPr>
+              <w:pStyle w:val="Compact"/>
+              <w:jc w:val="right"/>
+            </w:pPr>
+            <w:r>
+              <w:t xml:space="preserve">31</w:t>
+            </w:r>
+          </w:p>
+        </w:tc>
+        <w:tc>
+          <w:tcPr/>
+          <w:p>
+            <w:pPr>
+              <w:pStyle w:val="Compact"/>
+            </w:pPr>
+            <w:r>
+              <w:t xml:space="preserve">Punkt-Attribution und Kennzahlen-Berechnung (inkl. Head-to-Head)</w:t>
+            </w:r>
+          </w:p>
+        </w:tc>
+      </w:tr>
+      <w:tr>
+        <w:tc>
+          <w:tcPr/>
+          <w:p>
+            <w:pPr>
+              <w:pStyle w:val="Compact"/>
+            </w:pPr>
+            <w:r>
+              <w:rPr>
+                <w:rStyle w:val="VerbatimChar"/>
+              </w:rPr>
+              <w:t xml:space="preserve">player-module</w:t>
+            </w:r>
+          </w:p>
+        </w:tc>
+        <w:tc>
+          <w:tcPr/>
+          <w:p>
+            <w:pPr>
+              <w:pStyle w:val="Compact"/>
+              <w:jc w:val="right"/>
+            </w:pPr>
+            <w:r>
+              <w:t xml:space="preserve">16</w:t>
+            </w:r>
+          </w:p>
+        </w:tc>
+        <w:tc>
+          <w:tcPr/>
+          <w:p>
+            <w:pPr>
+              <w:pStyle w:val="Compact"/>
+            </w:pPr>
+            <w:r>
+              <w:t xml:space="preserve">Spieler-Use-Cases inkl. Lösch-/Deaktivierungsregeln</w:t>
+            </w:r>
+          </w:p>
+        </w:tc>
+      </w:tr>
+      <w:tr>
+        <w:tc>
+          <w:tcPr/>
+          <w:p>
+            <w:pPr>
+              <w:pStyle w:val="Compact"/>
+            </w:pPr>
+            <w:r>
+              <w:rPr>
+                <w:rStyle w:val="VerbatimChar"/>
+              </w:rPr>
+              <w:t xml:space="preserve">ai-module</w:t>
+            </w:r>
+          </w:p>
+        </w:tc>
+        <w:tc>
+          <w:tcPr/>
+          <w:p>
+            <w:pPr>
+              <w:pStyle w:val="Compact"/>
+              <w:jc w:val="right"/>
+            </w:pPr>
+            <w:r>
+              <w:t xml:space="preserve">7</w:t>
+            </w:r>
+          </w:p>
+        </w:tc>
+        <w:tc>
+          <w:tcPr/>
+          <w:p>
+            <w:pPr>
+              <w:pStyle w:val="Compact"/>
+            </w:pPr>
+            <w:r>
+              <w:rPr>
+                <w:rStyle w:val="VerbatimChar"/>
+              </w:rPr>
+              <w:t xml:space="preserve">MatchAnalysisService</w:t>
+            </w:r>
+            <w:r>
+              <w:t xml:space="preserve"> </w:t>
+            </w:r>
+            <w:r>
+              <w:t xml:space="preserve">(inkl. Fehlerpfade) +</w:t>
+            </w:r>
+            <w:r>
+              <w:t xml:space="preserve"> </w:t>
+            </w:r>
+            <w:r>
+              <w:rPr>
+                <w:rStyle w:val="VerbatimChar"/>
+              </w:rPr>
+              <w:t xml:space="preserve">OpenAiLlmAdapter</w:t>
+            </w:r>
+            <w:r>
+              <w:t xml:space="preserve"> </w:t>
+            </w:r>
+            <w:r>
+              <w:t xml:space="preserve">(WireMock)</w:t>
+            </w:r>
+          </w:p>
+        </w:tc>
+      </w:tr>
+      <w:tr>
+        <w:tc>
+          <w:tcPr/>
+          <w:p>
+            <w:pPr>
+              <w:pStyle w:val="Compact"/>
+            </w:pPr>
+            <w:r>
+              <w:rPr>
+                <w:b/>
+                <w:bCs/>
+              </w:rPr>
+              <w:t xml:space="preserve">Gesamt</w:t>
+            </w:r>
+          </w:p>
+        </w:tc>
+        <w:tc>
+          <w:tcPr/>
+          <w:p>
+            <w:pPr>
+              <w:pStyle w:val="Compact"/>
+              <w:jc w:val="right"/>
+            </w:pPr>
+            <w:r>
+              <w:rPr>
+                <w:b/>
+                <w:bCs/>
+              </w:rPr>
+              <w:t xml:space="preserve">192</w:t>
+            </w:r>
+          </w:p>
+        </w:tc>
+        <w:tc>
+          <w:tcPr/>
+          <w:p>
+            <w:pPr>
+              <w:pStyle w:val="Compact"/>
+            </w:pPr>
+            <w:r>
+              <w:t xml:space="preserve">Laufzeit ~15 s (ohne Container-Start)</w:t>
+            </w:r>
+          </w:p>
+        </w:tc>
+      </w:tr>
+    </w:tbl>
+    <w:p>
+      <w:pPr>
+        <w:pStyle w:val="BodyText"/>
+      </w:pPr>
+      <w:r>
+        <w:rPr>
+          <w:b/>
+          <w:bCs/>
+        </w:rPr>
+        <w:t xml:space="preserve">Backend — Coverage (JaCoCo, modulübergreifend aggregiert):</w:t>
+      </w:r>
+    </w:p>
+    <w:tbl>
+      <w:tblPr>
+        <w:tblStyle w:val="Table"/>
+        <w:tblW w:type="auto" w:w="0"/>
+        <w:tblLook w:firstRow="1" w:lastRow="0" w:firstColumn="0" w:lastColumn="0" w:noHBand="0" w:noVBand="0" w:val="0020"/>
+      </w:tblPr>
+      <w:tblGrid>
+        <w:gridCol w:w="2640"/>
+        <w:gridCol w:w="2640"/>
+        <w:gridCol w:w="2640"/>
+      </w:tblGrid>
+      <w:tr>
+        <w:trPr>
+          <w:tblHeader w:val="on"/>
+        </w:trPr>
+        <w:tc>
+          <w:tcPr/>
+          <w:p>
+            <w:pPr>
+              <w:pStyle w:val="Compact"/>
+            </w:pPr>
+            <w:r>
+              <w:t xml:space="preserve">Bereich</w:t>
+            </w:r>
+          </w:p>
+        </w:tc>
+        <w:tc>
+          <w:tcPr/>
+          <w:p>
+            <w:pPr>
+              <w:pStyle w:val="Compact"/>
+              <w:jc w:val="right"/>
+            </w:pPr>
+            <w:r>
+              <w:t xml:space="preserve">Line</w:t>
+            </w:r>
+          </w:p>
+        </w:tc>
+        <w:tc>
+          <w:tcPr/>
+          <w:p>
+            <w:pPr>
+              <w:pStyle w:val="Compact"/>
+              <w:jc w:val="right"/>
+            </w:pPr>
+            <w:r>
+              <w:t xml:space="preserve">Branch</w:t>
+            </w:r>
+          </w:p>
+        </w:tc>
+      </w:tr>
+      <w:tr>
+        <w:tc>
+          <w:tcPr/>
+          <w:p>
+            <w:pPr>
+              <w:pStyle w:val="Compact"/>
+            </w:pPr>
+            <w:r>
+              <w:rPr>
+                <w:b/>
+                <w:bCs/>
+              </w:rPr>
+              <w:t xml:space="preserve">Gesamt</w:t>
+            </w:r>
+          </w:p>
+        </w:tc>
+        <w:tc>
+          <w:tcPr/>
+          <w:p>
+            <w:pPr>
+              <w:pStyle w:val="Compact"/>
+              <w:jc w:val="right"/>
+            </w:pPr>
+            <w:r>
+              <w:rPr>
+                <w:b/>
+                <w:bCs/>
+              </w:rPr>
+              <w:t xml:space="preserve">94,8 %</w:t>
+            </w:r>
+            <w:r>
+              <w:t xml:space="preserve"> </w:t>
+            </w:r>
+            <w:r>
+              <w:t xml:space="preserve">(1336/1410)</w:t>
+            </w:r>
+          </w:p>
+        </w:tc>
+        <w:tc>
+          <w:tcPr/>
+          <w:p>
+            <w:pPr>
+              <w:pStyle w:val="Compact"/>
+              <w:jc w:val="right"/>
+            </w:pPr>
+            <w:r>
+              <w:rPr>
+                <w:b/>
+                <w:bCs/>
+              </w:rPr>
+              <w:t xml:space="preserve">79,7 %</w:t>
+            </w:r>
+            <w:r>
+              <w:t xml:space="preserve"> </w:t>
+            </w:r>
+            <w:r>
+              <w:t xml:space="preserve">(278/349)</w:t>
+            </w:r>
+          </w:p>
+        </w:tc>
+      </w:tr>
+      <w:tr>
+        <w:tc>
+          <w:tcPr/>
+          <w:p>
+            <w:pPr>
+              <w:pStyle w:val="Compact"/>
+            </w:pPr>
+            <w:r>
+              <w:rPr>
+                <w:rStyle w:val="VerbatimChar"/>
+              </w:rPr>
+              <w:t xml:space="preserve">match</w:t>
+            </w:r>
+          </w:p>
+        </w:tc>
+        <w:tc>
+          <w:tcPr/>
+          <w:p>
+            <w:pPr>
+              <w:pStyle w:val="Compact"/>
+              <w:jc w:val="right"/>
+            </w:pPr>
+            <w:r>
+              <w:t xml:space="preserve">92,0 %</w:t>
+            </w:r>
+          </w:p>
+        </w:tc>
+        <w:tc>
+          <w:tcPr/>
+          <w:p>
+            <w:pPr>
+              <w:pStyle w:val="Compact"/>
+              <w:jc w:val="right"/>
+            </w:pPr>
+            <w:r>
+              <w:t xml:space="preserve">74,2 %</w:t>
+            </w:r>
+          </w:p>
+        </w:tc>
+      </w:tr>
+      <w:tr>
+        <w:tc>
+          <w:tcPr/>
+          <w:p>
+            <w:pPr>
+              <w:pStyle w:val="Compact"/>
+            </w:pPr>
+            <w:r>
+              <w:rPr>
+                <w:rStyle w:val="VerbatimChar"/>
+              </w:rPr>
+              <w:t xml:space="preserve">statistics</w:t>
+            </w:r>
+          </w:p>
+        </w:tc>
+        <w:tc>
+          <w:tcPr/>
+          <w:p>
+            <w:pPr>
+              <w:pStyle w:val="Compact"/>
+              <w:jc w:val="right"/>
+            </w:pPr>
+            <w:r>
+              <w:t xml:space="preserve">98,2 %</w:t>
+            </w:r>
+          </w:p>
+        </w:tc>
+        <w:tc>
+          <w:tcPr/>
+          <w:p>
+            <w:pPr>
+              <w:pStyle w:val="Compact"/>
+              <w:jc w:val="right"/>
+            </w:pPr>
+            <w:r>
+              <w:t xml:space="preserve">89,8 %</w:t>
+            </w:r>
+          </w:p>
+        </w:tc>
+      </w:tr>
+      <w:tr>
+        <w:tc>
+          <w:tcPr/>
+          <w:p>
+            <w:pPr>
+              <w:pStyle w:val="Compact"/>
+            </w:pPr>
+            <w:r>
+              <w:rPr>
+                <w:rStyle w:val="VerbatimChar"/>
+              </w:rPr>
+              <w:t xml:space="preserve">player</w:t>
+            </w:r>
+          </w:p>
+        </w:tc>
+        <w:tc>
+          <w:tcPr/>
+          <w:p>
+            <w:pPr>
+              <w:pStyle w:val="Compact"/>
+              <w:jc w:val="right"/>
+            </w:pPr>
+            <w:r>
+              <w:t xml:space="preserve">100 %</w:t>
+            </w:r>
+          </w:p>
+        </w:tc>
+        <w:tc>
+          <w:tcPr/>
+          <w:p>
+            <w:pPr>
+              <w:pStyle w:val="Compact"/>
+              <w:jc w:val="right"/>
+            </w:pPr>
+            <w:r>
+              <w:t xml:space="preserve">70,0 %</w:t>
+            </w:r>
+          </w:p>
+        </w:tc>
+      </w:tr>
+      <w:tr>
+        <w:tc>
+          <w:tcPr/>
+          <w:p>
+            <w:pPr>
+              <w:pStyle w:val="Compact"/>
+            </w:pPr>
+            <w:r>
+              <w:rPr>
+                <w:rStyle w:val="VerbatimChar"/>
+              </w:rPr>
+              <w:t xml:space="preserve">ai</w:t>
+            </w:r>
+          </w:p>
+        </w:tc>
+        <w:tc>
+          <w:tcPr/>
+          <w:p>
+            <w:pPr>
+              <w:pStyle w:val="Compact"/>
+              <w:jc w:val="right"/>
+            </w:pPr>
+            <w:r>
+              <w:t xml:space="preserve">94,8 %</w:t>
+            </w:r>
+          </w:p>
+        </w:tc>
+        <w:tc>
+          <w:tcPr/>
+          <w:p>
+            <w:pPr>
+              <w:pStyle w:val="Compact"/>
+              <w:jc w:val="right"/>
+            </w:pPr>
+            <w:r>
+              <w:t xml:space="preserve">72,2 %</w:t>
+            </w:r>
+          </w:p>
+        </w:tc>
+      </w:tr>
+      <w:tr>
+        <w:tc>
+          <w:tcPr/>
+          <w:p>
+            <w:pPr>
+              <w:pStyle w:val="Compact"/>
+            </w:pPr>
+            <w:r>
+              <w:rPr>
+                <w:rStyle w:val="VerbatimChar"/>
+              </w:rPr>
+              <w:t xml:space="preserve">common</w:t>
+            </w:r>
+          </w:p>
+        </w:tc>
+        <w:tc>
+          <w:tcPr/>
+          <w:p>
+            <w:pPr>
+              <w:pStyle w:val="Compact"/>
+              <w:jc w:val="right"/>
+            </w:pPr>
+            <w:r>
+              <w:t xml:space="preserve">100 %</w:t>
+            </w:r>
+          </w:p>
+        </w:tc>
+        <w:tc>
+          <w:tcPr/>
+          <w:p>
+            <w:pPr>
+              <w:pStyle w:val="Compact"/>
+              <w:jc w:val="right"/>
+            </w:pPr>
+            <w:r>
+              <w:t xml:space="preserve">75,0 %</w:t>
+            </w:r>
+          </w:p>
+        </w:tc>
+      </w:tr>
+    </w:tbl>
+    <w:p>
+      <w:pPr>
+        <w:pStyle w:val="BodyText"/>
+      </w:pPr>
+      <w:r>
+        <w:t xml:space="preserve">Das Gate (</w:t>
+      </w:r>
+      <w:r>
+        <w:rPr>
+          <w:rStyle w:val="VerbatimChar"/>
+        </w:rPr>
+        <w:t xml:space="preserve">jacocoRootCoverageVerification</w:t>
+      </w:r>
+      <w:r>
+        <w:t xml:space="preserve">, in</w:t>
+      </w:r>
+      <w:r>
+        <w:t xml:space="preserve"> </w:t>
+      </w:r>
+      <w:r>
+        <w:rPr>
+          <w:rStyle w:val="VerbatimChar"/>
+        </w:rPr>
+        <w:t xml:space="preserve">check</w:t>
+      </w:r>
+      <w:r>
+        <w:t xml:space="preserve"> </w:t>
+      </w:r>
+      <w:r>
+        <w:t xml:space="preserve">eingehängt) verlangt</w:t>
+      </w:r>
+      <w:r>
+        <w:t xml:space="preserve"> </w:t>
+      </w:r>
+      <w:r>
+        <w:rPr>
+          <w:b/>
+          <w:bCs/>
+        </w:rPr>
+        <w:t xml:space="preserve">85 % Line / 70 % Branch</w:t>
+      </w:r>
+      <w:r>
+        <w:t xml:space="preserve"> </w:t>
+      </w:r>
+      <w:r>
+        <w:t xml:space="preserve">und ist erfüllt.</w:t>
+      </w:r>
+    </w:p>
+    <w:p>
+      <w:pPr>
+        <w:pStyle w:val="BodyText"/>
+      </w:pPr>
+      <w:r>
+        <w:rPr>
+          <w:b/>
+          <w:bCs/>
+        </w:rPr>
+        <w:t xml:space="preserve">Interpretation:</w:t>
+      </w:r>
+    </w:p>
+    <w:p>
+      <w:pPr>
+        <w:pStyle w:val="Compact"/>
+        <w:numPr>
+          <w:ilvl w:val="0"/>
+          <w:numId w:val="1010"/>
+        </w:numPr>
+      </w:pPr>
+      <w:r>
+        <w:rPr>
+          <w:b/>
+          <w:bCs/>
+        </w:rPr>
+        <w:t xml:space="preserve">Abgedeckt ist die fachliche Kernlogik</w:t>
+      </w:r>
+      <w:r>
+        <w:t xml:space="preserve">: die Tennis-Zählregeln (Punkte/Spiele/Sätze, Tie-Break, Short Set, Break-Points) im</w:t>
+      </w:r>
+      <w:r>
+        <w:t xml:space="preserve"> </w:t>
+      </w:r>
+      <w:r>
+        <w:rPr>
+          <w:rStyle w:val="VerbatimChar"/>
+        </w:rPr>
+        <w:t xml:space="preserve">match-module</w:t>
+      </w:r>
+      <w:r>
+        <w:t xml:space="preserve">, die Punkt-Attribution und Statistik-Berechnung im</w:t>
+      </w:r>
+      <w:r>
+        <w:t xml:space="preserve"> </w:t>
+      </w:r>
+      <w:r>
+        <w:rPr>
+          <w:rStyle w:val="VerbatimChar"/>
+        </w:rPr>
+        <w:t xml:space="preserve">statistics-module</w:t>
+      </w:r>
+      <w:r>
+        <w:t xml:space="preserve">, die Spieler-Geschäftsregeln sowie die KI-Analyse inklusive Fehlerpfaden (LLM-Ausfall → HTTP 502, zu wenige Punkte → 422, Match nicht beendet → 409). Die Integrationstests fahren gegen eine</w:t>
+      </w:r>
+      <w:r>
+        <w:t xml:space="preserve"> </w:t>
+      </w:r>
+      <w:r>
+        <w:rPr>
+          <w:b/>
+          <w:bCs/>
+        </w:rPr>
+        <w:t xml:space="preserve">echte PostgreSQL</w:t>
+      </w:r>
+      <w:r>
+        <w:t xml:space="preserve"> </w:t>
+      </w:r>
+      <w:r>
+        <w:t xml:space="preserve">(Testcontainers) inklusive Flyway-Migrationen und Spring-Security-JWT, decken also den realen Persistenz- und Web-Stack ab. Der</w:t>
+      </w:r>
+      <w:r>
+        <w:t xml:space="preserve"> </w:t>
+      </w:r>
+      <w:r>
+        <w:rPr>
+          <w:rStyle w:val="VerbatimChar"/>
+        </w:rPr>
+        <w:t xml:space="preserve">ArchitectureTest</w:t>
+      </w:r>
+      <w:r>
+        <w:t xml:space="preserve"> </w:t>
+      </w:r>
+      <w:r>
+        <w:t xml:space="preserve">sichert zusätzlich die Schichten-/Modulgrenzen ab.</w:t>
+      </w:r>
+    </w:p>
+    <w:p>
+      <w:pPr>
+        <w:pStyle w:val="Compact"/>
+        <w:numPr>
+          <w:ilvl w:val="0"/>
+          <w:numId w:val="1010"/>
+        </w:numPr>
+      </w:pPr>
+      <w:r>
+        <w:rPr>
+          <w:b/>
+          <w:bCs/>
+        </w:rPr>
+        <w:t xml:space="preserve">Die Branch-Coverage (80 %) liegt erwartungsgemäß unter der Line-Coverage.</w:t>
+      </w:r>
+      <w:r>
+        <w:t xml:space="preserve"> </w:t>
+      </w:r>
+      <w:r>
+        <w:t xml:space="preserve">Die nicht abgedeckten Zweige sind überwiegend</w:t>
+      </w:r>
+      <w:r>
+        <w:t xml:space="preserve"> </w:t>
+      </w:r>
+      <w:r>
+        <w:rPr>
+          <w:b/>
+          <w:bCs/>
+        </w:rPr>
+        <w:t xml:space="preserve">defensive Pfade</w:t>
+      </w:r>
+      <w:r>
+        <w:t xml:space="preserve">: Guard-Klauseln (z. B.</w:t>
+      </w:r>
+      <w:r>
+        <w:t xml:space="preserve"> </w:t>
+      </w:r>
+      <w:r>
+        <w:rPr>
+          <w:rStyle w:val="VerbatimChar"/>
+        </w:rPr>
+        <w:t xml:space="preserve">Point</w:t>
+      </w:r>
+      <w:r>
+        <w:t xml:space="preserve">-Winner-Validierung, Null-Prüfungen in Mappern), Serialisierungs-Fehlerzweige im Persistenz-Adapter und selten erreichte Verzweigungen der Scoring-Logik. Diese werden bewusst nicht alle einzeln getestet — ein Gate von 70 % Branch verankert die Untergrenze, ohne Tests für triviale/defensive Zweige zu erzwingen.</w:t>
+      </w:r>
+    </w:p>
+    <w:p>
+      <w:pPr>
+        <w:pStyle w:val="Compact"/>
+        <w:numPr>
+          <w:ilvl w:val="0"/>
+          <w:numId w:val="1010"/>
+        </w:numPr>
+      </w:pPr>
+      <w:r>
+        <w:rPr>
+          <w:b/>
+          <w:bCs/>
+        </w:rPr>
+        <w:t xml:space="preserve">Bewusste Lücken:</w:t>
+      </w:r>
+      <w:r>
+        <w:t xml:space="preserve"> </w:t>
+      </w:r>
+      <w:r>
+        <w:t xml:space="preserve">Der OpenAI-</w:t>
+      </w:r>
+      <w:r>
+        <w:rPr>
+          <w:i/>
+          <w:iCs/>
+        </w:rPr>
+        <w:t xml:space="preserve">Happy-Path</w:t>
+      </w:r>
+      <w:r>
+        <w:t xml:space="preserve"> </w:t>
+      </w:r>
+      <w:r>
+        <w:t xml:space="preserve">gegen die echte API ist nicht im automatisierten Lauf enthalten (über</w:t>
+      </w:r>
+      <w:r>
+        <w:t xml:space="preserve"> </w:t>
+      </w:r>
+      <w:r>
+        <w:rPr>
+          <w:rStyle w:val="VerbatimChar"/>
+        </w:rPr>
+        <w:t xml:space="preserve">FakeLlmClientAdapter</w:t>
+      </w:r>
+      <w:r>
+        <w:t xml:space="preserve">/WireMock abgebildet; manuelle Verifikation siehe TEN-25/TEN-26).</w:t>
+      </w:r>
+      <w:r>
+        <w:t xml:space="preserve"> </w:t>
+      </w:r>
+      <w:r>
+        <w:rPr>
+          <w:rStyle w:val="VerbatimChar"/>
+        </w:rPr>
+        <w:t xml:space="preserve">TsasBackendApplication.main</w:t>
+      </w:r>
+      <w:r>
+        <w:t xml:space="preserve"> </w:t>
+      </w:r>
+      <w:r>
+        <w:t xml:space="preserve">und reine Konfigurationsklassen tragen kaum testbare Logik und drücken die Bereichswerte von</w:t>
+      </w:r>
+      <w:r>
+        <w:t xml:space="preserve"> </w:t>
+      </w:r>
+      <w:r>
+        <w:rPr>
+          <w:rStyle w:val="VerbatimChar"/>
+        </w:rPr>
+        <w:t xml:space="preserve">app</w:t>
+      </w:r>
+      <w:r>
+        <w:t xml:space="preserve">/</w:t>
+      </w:r>
+      <w:r>
+        <w:rPr>
+          <w:rStyle w:val="VerbatimChar"/>
+        </w:rPr>
+        <w:t xml:space="preserve">auth</w:t>
+      </w:r>
+      <w:r>
+        <w:t xml:space="preserve"> </w:t>
+      </w:r>
+      <w:r>
+        <w:t xml:space="preserve">optisch, sind aber fachlich irrelevant.</w:t>
       </w:r>
     </w:p>
     <w:p>
@@ -4030,9 +7613,9 @@
         </w:pict>
       </w:r>
     </w:p>
-    <w:bookmarkEnd w:id="37"/>
-    <w:bookmarkEnd w:id="38"/>
-    <w:bookmarkStart w:id="39" w:name="architekturentscheidungen"/>
+    <w:bookmarkEnd w:id="57"/>
+    <w:bookmarkEnd w:id="58"/>
+    <w:bookmarkStart w:id="59" w:name="architekturentscheidungen"/>
     <w:p>
       <w:pPr>
         <w:pStyle w:val="Heading2"/>
@@ -4137,7 +7720,7 @@
               <w:pStyle w:val="Compact"/>
             </w:pPr>
             <w:r>
-              <w:t xml:space="preserve">Die Applikation ist in V1 klein und wird von einem kleinen Team entwickelt. Die Komplexität von Microservices (Service Discovery, verteilte Transaktionen, Netzwerk-Overhead) ist nicht gerechtfertigt. Die interne Modularisierung erlaubt spätere Extraktion einzelner Module.</w:t>
+              <w:t xml:space="preserve">Die Applikation ist in V1 klein und wird von einem kleinen Team entwickelt. Die Komplexität von Microservices (Service Discovery, verteilte Transaktionen, Netzwerk-Overhead) ist nicht gerechtfertigt. Die interne Modularisierung als Gradle Multi-Module-Projekt erzwingt klare Modulgrenzen auf Compile-Ebene und erleichtert die spätere Extraktion einzelner Module als eigenständige Microservices.</w:t>
             </w:r>
           </w:p>
         </w:tc>
@@ -4176,18 +7759,30 @@
                 <w:b/>
                 <w:bCs/>
               </w:rPr>
-              <w:t xml:space="preserve">Frontend und Backend in einem Docker Container</w:t>
-            </w:r>
-          </w:p>
-        </w:tc>
-        <w:tc>
-          <w:tcPr/>
-          <w:p>
-            <w:pPr>
-              <w:pStyle w:val="Compact"/>
-            </w:pPr>
-            <w:r>
-              <w:t xml:space="preserve">Vereinfacht das Deployment und die Konfiguration (ein docker-compose Service weniger). Node.js dient als Frontend-Server und liefert die Angular-Applikation aus. Spring Boot läuft als separater Prozess im selben Container.</w:t>
+              <w:t xml:space="preserve">Frontend und Backend in separaten Docker Containern</w:t>
+            </w:r>
+          </w:p>
+        </w:tc>
+        <w:tc>
+          <w:tcPr/>
+          <w:p>
+            <w:pPr>
+              <w:pStyle w:val="Compact"/>
+            </w:pPr>
+            <w:r>
+              <w:t xml:space="preserve">Frontend (Angular, via Nginx) und Backend (Spring Boot) laufen in eigenständigen Containern. Nginx übernimmt das Ausliefern der statischen Angular-Artefakte und proxied</w:t>
+            </w:r>
+            <w:r>
+              <w:t xml:space="preserve"> </w:t>
+            </w:r>
+            <w:r>
+              <w:rPr>
+                <w:rStyle w:val="VerbatimChar"/>
+              </w:rPr>
+              <w:t xml:space="preserve">/api/</w:t>
+            </w:r>
+            <w:r>
+              <w:t xml:space="preserve">-Requests an den Backend-Container. Diese Trennung vereinfacht unabhängige Skalierung, ermöglicht saubere Separation of Concerns und entspricht dem üblichen Deployment-Muster für SPA + REST-Backend.</w:t>
             </w:r>
           </w:p>
         </w:tc>
@@ -4388,6 +7983,1255 @@
             </w:pPr>
             <w:r>
               <w:t xml:space="preserve">TSaS betreibt eine einzelne PostgreSQL-Instanz mit einem überschaubaren, stabilen relationalen Datenmodell (6 Kernentitäten). Flyway deckt diesen Anwendungsfall vollständig ab: Migrationen werden als plain SQL-Dateien versioniert, sind direkt lesbar und ohne XML/YAML-Overhead. Die erweiterte Flexibilität von Liquibase (Datenbank-agnostische Changelogs, Rollback-Skripte, Diff-Tooling) ist für dieses Projekt nicht erforderlich, da ein Datenbankwechsel nicht geplant ist und Rollbacks über Datenbankbackups abgedeckt werden. Flyway ist zudem out-of-the-box in Spring Boot integriert (Auto-Configuration) und erfordert keine zusätzliche Konfiguration.</w:t>
+            </w:r>
+            <w:r>
+              <w:t xml:space="preserve"> </w:t>
+            </w:r>
+            <w:r>
+              <w:rPr>
+                <w:b/>
+                <w:bCs/>
+              </w:rPr>
+              <w:t xml:space="preserve">Implementierung:</w:t>
+            </w:r>
+            <w:r>
+              <w:t xml:space="preserve"> </w:t>
+            </w:r>
+            <w:r>
+              <w:t xml:space="preserve">Flyway-Dependency im</w:t>
+            </w:r>
+            <w:r>
+              <w:t xml:space="preserve"> </w:t>
+            </w:r>
+            <w:r>
+              <w:rPr>
+                <w:rStyle w:val="VerbatimChar"/>
+              </w:rPr>
+              <w:t xml:space="preserve">app</w:t>
+            </w:r>
+            <w:r>
+              <w:t xml:space="preserve">-Modul, Skripte unter</w:t>
+            </w:r>
+            <w:r>
+              <w:t xml:space="preserve"> </w:t>
+            </w:r>
+            <w:r>
+              <w:rPr>
+                <w:rStyle w:val="VerbatimChar"/>
+              </w:rPr>
+              <w:t xml:space="preserve">db/migration/</w:t>
+            </w:r>
+            <w:r>
+              <w:t xml:space="preserve">, Baseline</w:t>
+            </w:r>
+            <w:r>
+              <w:t xml:space="preserve"> </w:t>
+            </w:r>
+            <w:r>
+              <w:rPr>
+                <w:rStyle w:val="VerbatimChar"/>
+              </w:rPr>
+              <w:t xml:space="preserve">V1__baseline.sql</w:t>
+            </w:r>
+            <w:r>
+              <w:t xml:space="preserve"> </w:t>
+            </w:r>
+            <w:r>
+              <w:t xml:space="preserve">repräsentiert das bei Einführung von Flyway bestehende Schema.</w:t>
+            </w:r>
+          </w:p>
+        </w:tc>
+        <w:tc>
+          <w:tcPr/>
+          <w:p>
+            <w:pPr>
+              <w:pStyle w:val="Compact"/>
+            </w:pPr>
+            <w:r>
+              <w:t xml:space="preserve">Akzeptiert</w:t>
+            </w:r>
+          </w:p>
+        </w:tc>
+      </w:tr>
+      <w:tr>
+        <w:tc>
+          <w:tcPr/>
+          <w:p>
+            <w:pPr>
+              <w:pStyle w:val="Compact"/>
+            </w:pPr>
+            <w:r>
+              <w:t xml:space="preserve">ADR-08</w:t>
+            </w:r>
+          </w:p>
+        </w:tc>
+        <w:tc>
+          <w:tcPr/>
+          <w:p>
+            <w:pPr>
+              <w:pStyle w:val="Compact"/>
+            </w:pPr>
+            <w:r>
+              <w:rPr>
+                <w:b/>
+                <w:bCs/>
+              </w:rPr>
+              <w:t xml:space="preserve">Angular Material + ngx-charts als UI-Framework</w:t>
+            </w:r>
+          </w:p>
+        </w:tc>
+        <w:tc>
+          <w:tcPr/>
+          <w:p>
+            <w:pPr>
+              <w:pStyle w:val="Compact"/>
+            </w:pPr>
+            <w:r>
+              <w:t xml:space="preserve">Die primären Nutzer (Coaches, Eltern) verwenden die App während eines Matches auf Tablet oder Smartphone. Angular Material erfüllt die daraus resultierenden Anforderungen out-of-the-box: touch-optimierte Komponenten, responsive Layouts und grosse interaktive Elemente für schnelle Punkterfassung. Als offizielle Google-Library ist Angular Material eng mit Angular verzahnt, gut dokumentiert und kostenlos. Für die Statistik-Darstellung (FA-08) wird ngx-charts ergänzt, das nahtlos mit Angular Material harmoniert und ebenfalls kostenfrei ist. Die evaluierte Alternative PrimeNG bietet mehr Komponenten, ist aber schwerer, erfordert mehr Konfiguration und wäre für V1 Over-Engineering.</w:t>
+            </w:r>
+          </w:p>
+        </w:tc>
+        <w:tc>
+          <w:tcPr/>
+          <w:p>
+            <w:pPr>
+              <w:pStyle w:val="Compact"/>
+            </w:pPr>
+            <w:r>
+              <w:t xml:space="preserve">Akzeptiert</w:t>
+            </w:r>
+          </w:p>
+        </w:tc>
+      </w:tr>
+      <w:tr>
+        <w:tc>
+          <w:tcPr/>
+          <w:p>
+            <w:pPr>
+              <w:pStyle w:val="Compact"/>
+            </w:pPr>
+            <w:r>
+              <w:t xml:space="preserve">ADR-09</w:t>
+            </w:r>
+          </w:p>
+        </w:tc>
+        <w:tc>
+          <w:tcPr/>
+          <w:p>
+            <w:pPr>
+              <w:pStyle w:val="Compact"/>
+            </w:pPr>
+            <w:r>
+              <w:rPr>
+                <w:rStyle w:val="VerbatimChar"/>
+                <w:b/>
+                <w:bCs/>
+              </w:rPr>
+              <w:t xml:space="preserve">angular-oauth2-oidc</w:t>
+            </w:r>
+            <w:r>
+              <w:rPr>
+                <w:b/>
+                <w:bCs/>
+              </w:rPr>
+              <w:t xml:space="preserve"> </w:t>
+            </w:r>
+            <w:r>
+              <w:rPr>
+                <w:b/>
+                <w:bCs/>
+              </w:rPr>
+              <w:t xml:space="preserve">statt</w:t>
+            </w:r>
+            <w:r>
+              <w:rPr>
+                <w:b/>
+                <w:bCs/>
+              </w:rPr>
+              <w:t xml:space="preserve"> </w:t>
+            </w:r>
+            <w:r>
+              <w:rPr>
+                <w:rStyle w:val="VerbatimChar"/>
+                <w:b/>
+                <w:bCs/>
+              </w:rPr>
+              <w:t xml:space="preserve">keycloak-angular</w:t>
+            </w:r>
+            <w:r>
+              <w:rPr>
+                <w:b/>
+                <w:bCs/>
+              </w:rPr>
+              <w:t xml:space="preserve"> </w:t>
+            </w:r>
+            <w:r>
+              <w:rPr>
+                <w:b/>
+                <w:bCs/>
+              </w:rPr>
+              <w:t xml:space="preserve">als Frontend OIDC-Library</w:t>
+            </w:r>
+          </w:p>
+        </w:tc>
+        <w:tc>
+          <w:tcPr/>
+          <w:p>
+            <w:pPr>
+              <w:pStyle w:val="Compact"/>
+            </w:pPr>
+            <w:r>
+              <w:t xml:space="preserve">Für den Authorization Code + PKCE Flow im Angular-Frontend wurde</w:t>
+            </w:r>
+            <w:r>
+              <w:t xml:space="preserve"> </w:t>
+            </w:r>
+            <w:r>
+              <w:rPr>
+                <w:rStyle w:val="VerbatimChar"/>
+              </w:rPr>
+              <w:t xml:space="preserve">angular-oauth2-oidc</w:t>
+            </w:r>
+            <w:r>
+              <w:t xml:space="preserve"> </w:t>
+            </w:r>
+            <w:r>
+              <w:t xml:space="preserve">gegenüber</w:t>
+            </w:r>
+            <w:r>
+              <w:t xml:space="preserve"> </w:t>
+            </w:r>
+            <w:r>
+              <w:rPr>
+                <w:rStyle w:val="VerbatimChar"/>
+              </w:rPr>
+              <w:t xml:space="preserve">keycloak-angular</w:t>
+            </w:r>
+            <w:r>
+              <w:t xml:space="preserve"> </w:t>
+            </w:r>
+            <w:r>
+              <w:t xml:space="preserve">(keycloak-js Wrapper) bevorzugt. Gründe: (1)</w:t>
+            </w:r>
+            <w:r>
+              <w:t xml:space="preserve"> </w:t>
+            </w:r>
+            <w:r>
+              <w:rPr>
+                <w:rStyle w:val="VerbatimChar"/>
+              </w:rPr>
+              <w:t xml:space="preserve">angular-oauth2-oidc</w:t>
+            </w:r>
+            <w:r>
+              <w:t xml:space="preserve"> </w:t>
+            </w:r>
+            <w:r>
+              <w:t xml:space="preserve">ist eine generische, standard-konforme OIDC-Library — kein Keycloak-spezifisches Coupling im Frontend-Code. Bei einem zukünftigen IDP-Wechsel (z.B. Auth0, Okta) muss nur die Konfiguration angepasst werden, nicht der Code. (2) Die Library ist schlanker und hat keine Abhängigkeit auf</w:t>
+            </w:r>
+            <w:r>
+              <w:t xml:space="preserve"> </w:t>
+            </w:r>
+            <w:r>
+              <w:rPr>
+                <w:rStyle w:val="VerbatimChar"/>
+              </w:rPr>
+              <w:t xml:space="preserve">keycloak-js</w:t>
+            </w:r>
+            <w:r>
+              <w:t xml:space="preserve">, das eigene Release-Zyklen und Breaking Changes mitbringt. (3)</w:t>
+            </w:r>
+            <w:r>
+              <w:t xml:space="preserve"> </w:t>
+            </w:r>
+            <w:r>
+              <w:rPr>
+                <w:rStyle w:val="VerbatimChar"/>
+              </w:rPr>
+              <w:t xml:space="preserve">angular-oauth2-oidc</w:t>
+            </w:r>
+            <w:r>
+              <w:t xml:space="preserve"> </w:t>
+            </w:r>
+            <w:r>
+              <w:t xml:space="preserve">unterstützt PKCE nativ und ist aktiv gepflegt.</w:t>
+            </w:r>
+            <w:r>
+              <w:t xml:space="preserve"> </w:t>
+            </w:r>
+            <w:r>
+              <w:rPr>
+                <w:b/>
+                <w:bCs/>
+              </w:rPr>
+              <w:t xml:space="preserve">Implementierung:</w:t>
+            </w:r>
+            <w:r>
+              <w:t xml:space="preserve"> </w:t>
+            </w:r>
+            <w:r>
+              <w:rPr>
+                <w:rStyle w:val="VerbatimChar"/>
+              </w:rPr>
+              <w:t xml:space="preserve">OAuthModuleConfig</w:t>
+            </w:r>
+            <w:r>
+              <w:t xml:space="preserve"> </w:t>
+            </w:r>
+            <w:r>
+              <w:t xml:space="preserve">in</w:t>
+            </w:r>
+            <w:r>
+              <w:t xml:space="preserve"> </w:t>
+            </w:r>
+            <w:r>
+              <w:rPr>
+                <w:rStyle w:val="VerbatimChar"/>
+              </w:rPr>
+              <w:t xml:space="preserve">core/auth/auth.config.ts</w:t>
+            </w:r>
+            <w:r>
+              <w:t xml:space="preserve">, HTTP-Interceptor für Bearer-Token-Injection,</w:t>
+            </w:r>
+            <w:r>
+              <w:t xml:space="preserve"> </w:t>
+            </w:r>
+            <w:r>
+              <w:rPr>
+                <w:rStyle w:val="VerbatimChar"/>
+              </w:rPr>
+              <w:t xml:space="preserve">CanActivateFn</w:t>
+            </w:r>
+            <w:r>
+              <w:t xml:space="preserve"> </w:t>
+            </w:r>
+            <w:r>
+              <w:t xml:space="preserve">Guard für alle Routes.</w:t>
+            </w:r>
+          </w:p>
+        </w:tc>
+        <w:tc>
+          <w:tcPr/>
+          <w:p>
+            <w:pPr>
+              <w:pStyle w:val="Compact"/>
+            </w:pPr>
+            <w:r>
+              <w:t xml:space="preserve">Akzeptiert</w:t>
+            </w:r>
+          </w:p>
+        </w:tc>
+      </w:tr>
+      <w:tr>
+        <w:tc>
+          <w:tcPr/>
+          <w:p>
+            <w:pPr>
+              <w:pStyle w:val="Compact"/>
+            </w:pPr>
+            <w:r>
+              <w:t xml:space="preserve">ADR-07</w:t>
+            </w:r>
+          </w:p>
+        </w:tc>
+        <w:tc>
+          <w:tcPr/>
+          <w:p>
+            <w:pPr>
+              <w:pStyle w:val="Compact"/>
+            </w:pPr>
+            <w:r>
+              <w:rPr>
+                <w:b/>
+                <w:bCs/>
+              </w:rPr>
+              <w:t xml:space="preserve">Gradle Multi-Module statt Spring Modulith</w:t>
+            </w:r>
+          </w:p>
+        </w:tc>
+        <w:tc>
+          <w:tcPr/>
+          <w:p>
+            <w:pPr>
+              <w:pStyle w:val="Compact"/>
+            </w:pPr>
+            <w:r>
+              <w:t xml:space="preserve">Spring Modulith wurde evaluiert, aber verworfen. Gründe: (1) Spring Modulith nutzt für die modul-übergreifende Kommunikation Application Events (Spring</w:t>
+            </w:r>
+            <w:r>
+              <w:t xml:space="preserve"> </w:t>
+            </w:r>
+            <w:r>
+              <w:rPr>
+                <w:rStyle w:val="VerbatimChar"/>
+              </w:rPr>
+              <w:t xml:space="preserve">@EventListener</w:t>
+            </w:r>
+            <w:r>
+              <w:t xml:space="preserve">/</w:t>
+            </w:r>
+            <w:r>
+              <w:rPr>
+                <w:rStyle w:val="VerbatimChar"/>
+              </w:rPr>
+              <w:t xml:space="preserve">ApplicationEventPublisher</w:t>
+            </w:r>
+            <w:r>
+              <w:t xml:space="preserve">), was standardmässig zu asynchroner Kommunikation führt – eine unnötige Komplexität für einen Use-Case, der synchrone Antworten erfordert. (2) Die Kommunikation zwischen Modulen lässt sich sauberer und direkter über explizite Interfaces im Application-Layer (Ports &amp; Adapters / Clean Architecture) abbilden – ohne Framework-Magie und ohne Remote-Kommunikationssemantik für lokale Aufrufe. (3) Ein Gradle Multi-Module-Projekt erzwingt Modulgrenzen zur Compile-Zeit: unerwünschte Abhängigkeiten zwischen Modulen werden sofort als Build-Fehler sichtbar. (4) Die Gradle-Modul-Struktur erleichtert die spätere Extraktion einzelner Module als eigenständige Microservices, da jedes Modul bereits ein eigenständiges Build-Artefakt mit expliziten Abhängigkeiten darstellt.</w:t>
+            </w:r>
+          </w:p>
+        </w:tc>
+        <w:tc>
+          <w:tcPr/>
+          <w:p>
+            <w:pPr>
+              <w:pStyle w:val="Compact"/>
+            </w:pPr>
+            <w:r>
+              <w:t xml:space="preserve">Akzeptiert</w:t>
+            </w:r>
+          </w:p>
+        </w:tc>
+      </w:tr>
+      <w:tr>
+        <w:tc>
+          <w:tcPr/>
+          <w:p>
+            <w:pPr>
+              <w:pStyle w:val="Compact"/>
+            </w:pPr>
+            <w:r>
+              <w:t xml:space="preserve">ADR-11</w:t>
+            </w:r>
+          </w:p>
+        </w:tc>
+        <w:tc>
+          <w:tcPr/>
+          <w:p>
+            <w:pPr>
+              <w:pStyle w:val="Compact"/>
+            </w:pPr>
+            <w:r>
+              <w:rPr>
+                <w:b/>
+                <w:bCs/>
+              </w:rPr>
+              <w:t xml:space="preserve">CI/CD mit GitHub Actions + aggregiertes JaCoCo-Coverage-Gate</w:t>
+            </w:r>
+          </w:p>
+        </w:tc>
+        <w:tc>
+          <w:tcPr/>
+          <w:p>
+            <w:pPr>
+              <w:pStyle w:val="Compact"/>
+            </w:pPr>
+            <w:r>
+              <w:t xml:space="preserve">Qualitätssicherung wird automatisiert und durchgesetzt statt nur lokal empfohlen. Zwei pfad-ungefilterte Workflows (Backend, Frontend) laufen auf</w:t>
+            </w:r>
+            <w:r>
+              <w:t xml:space="preserve"> </w:t>
+            </w:r>
+            <w:r>
+              <w:rPr>
+                <w:rStyle w:val="VerbatimChar"/>
+              </w:rPr>
+              <w:t xml:space="preserve">develop</w:t>
+            </w:r>
+            <w:r>
+              <w:t xml:space="preserve">/</w:t>
+            </w:r>
+            <w:r>
+              <w:rPr>
+                <w:rStyle w:val="VerbatimChar"/>
+              </w:rPr>
+              <w:t xml:space="preserve">main</w:t>
+            </w:r>
+            <w:r>
+              <w:t xml:space="preserve"> </w:t>
+            </w:r>
+            <w:r>
+              <w:t xml:space="preserve">und sind als required status checks gesetzt. Coverage wird modulübergreifend aggregiert (die IT-Tests im</w:t>
+            </w:r>
+            <w:r>
+              <w:t xml:space="preserve"> </w:t>
+            </w:r>
+            <w:r>
+              <w:rPr>
+                <w:rStyle w:val="VerbatimChar"/>
+              </w:rPr>
+              <w:t xml:space="preserve">app</w:t>
+            </w:r>
+            <w:r>
+              <w:t xml:space="preserve">-Modul decken Klassen aller Module ab, daher würde ein per-Modul-Gate fälschlich fehlschlagen) und per Gate in</w:t>
+            </w:r>
+            <w:r>
+              <w:t xml:space="preserve"> </w:t>
+            </w:r>
+            <w:r>
+              <w:rPr>
+                <w:rStyle w:val="VerbatimChar"/>
+              </w:rPr>
+              <w:t xml:space="preserve">check</w:t>
+            </w:r>
+            <w:r>
+              <w:t xml:space="preserve"> </w:t>
+            </w:r>
+            <w:r>
+              <w:t xml:space="preserve">erzwungen (85 % Line / 70 % Branch). Schwellen-Begründung: knapp unter dem Ist-Stand (~95 %/~80 %) → fängt Regressionen, ohne bei kleinen Schwankungen zu brechen. Pfadfilter wurden entfernt, weil ein required, aber nicht ausgelöster Check den Merge dauerhaft blockiert.</w:t>
+            </w:r>
+            <w:r>
+              <w:t xml:space="preserve"> </w:t>
+            </w:r>
+            <w:r>
+              <w:rPr>
+                <w:rStyle w:val="VerbatimChar"/>
+              </w:rPr>
+              <w:t xml:space="preserve">enforce_admins=false</w:t>
+            </w:r>
+            <w:r>
+              <w:t xml:space="preserve">, damit Admins im Notfall überstimmen können.</w:t>
+            </w:r>
+            <w:r>
+              <w:t xml:space="preserve"> </w:t>
+            </w:r>
+            <w:r>
+              <w:rPr>
+                <w:b/>
+                <w:bCs/>
+              </w:rPr>
+              <w:t xml:space="preserve">Implementierung:</w:t>
+            </w:r>
+            <w:r>
+              <w:t xml:space="preserve"> </w:t>
+            </w:r>
+            <w:r>
+              <w:rPr>
+                <w:rStyle w:val="VerbatimChar"/>
+              </w:rPr>
+              <w:t xml:space="preserve">.github/workflows/backend-ci.yml</w:t>
+            </w:r>
+            <w:r>
+              <w:t xml:space="preserve">,</w:t>
+            </w:r>
+            <w:r>
+              <w:t xml:space="preserve"> </w:t>
+            </w:r>
+            <w:r>
+              <w:rPr>
+                <w:rStyle w:val="VerbatimChar"/>
+              </w:rPr>
+              <w:t xml:space="preserve">.github/workflows/frontend-ci.yml</w:t>
+            </w:r>
+            <w:r>
+              <w:t xml:space="preserve">; Root-Tasks</w:t>
+            </w:r>
+            <w:r>
+              <w:t xml:space="preserve"> </w:t>
+            </w:r>
+            <w:r>
+              <w:rPr>
+                <w:rStyle w:val="VerbatimChar"/>
+              </w:rPr>
+              <w:t xml:space="preserve">jacocoRootReport</w:t>
+            </w:r>
+            <w:r>
+              <w:t xml:space="preserve">/</w:t>
+            </w:r>
+            <w:r>
+              <w:rPr>
+                <w:rStyle w:val="VerbatimChar"/>
+              </w:rPr>
+              <w:t xml:space="preserve">jacocoRootCoverageVerification</w:t>
+            </w:r>
+            <w:r>
+              <w:t xml:space="preserve"> </w:t>
+            </w:r>
+            <w:r>
+              <w:t xml:space="preserve">in</w:t>
+            </w:r>
+            <w:r>
+              <w:t xml:space="preserve"> </w:t>
+            </w:r>
+            <w:r>
+              <w:rPr>
+                <w:rStyle w:val="VerbatimChar"/>
+              </w:rPr>
+              <w:t xml:space="preserve">backend/build.gradle.kts</w:t>
+            </w:r>
+            <w:r>
+              <w:t xml:space="preserve">.</w:t>
+            </w:r>
+          </w:p>
+        </w:tc>
+        <w:tc>
+          <w:tcPr/>
+          <w:p>
+            <w:pPr>
+              <w:pStyle w:val="Compact"/>
+            </w:pPr>
+            <w:r>
+              <w:t xml:space="preserve">Akzeptiert</w:t>
+            </w:r>
+          </w:p>
+        </w:tc>
+      </w:tr>
+      <w:tr>
+        <w:tc>
+          <w:tcPr/>
+          <w:p>
+            <w:pPr>
+              <w:pStyle w:val="Compact"/>
+            </w:pPr>
+            <w:r>
+              <w:t xml:space="preserve">ADR-10</w:t>
+            </w:r>
+          </w:p>
+        </w:tc>
+        <w:tc>
+          <w:tcPr/>
+          <w:p>
+            <w:pPr>
+              <w:pStyle w:val="Compact"/>
+            </w:pPr>
+            <w:r>
+              <w:rPr>
+                <w:b/>
+                <w:bCs/>
+              </w:rPr>
+              <w:t xml:space="preserve">Spring AI mit OpenAI als initialer LLM-Provider; Provider-Abstraktion via</w:t>
+            </w:r>
+            <w:r>
+              <w:rPr>
+                <w:b/>
+                <w:bCs/>
+              </w:rPr>
+              <w:t xml:space="preserve"> </w:t>
+            </w:r>
+            <w:r>
+              <w:rPr>
+                <w:rStyle w:val="VerbatimChar"/>
+                <w:b/>
+                <w:bCs/>
+              </w:rPr>
+              <w:t xml:space="preserve">LlmClientPort</w:t>
+            </w:r>
+          </w:p>
+        </w:tc>
+        <w:tc>
+          <w:tcPr/>
+          <w:p>
+            <w:pPr>
+              <w:pStyle w:val="Compact"/>
+            </w:pPr>
+            <w:r>
+              <w:t xml:space="preserve">Für die KI-gestützte Match-Analyse (V1.x Postmortem, V2 Live-Coaching + Vorbereitung) wurde Spring AI 2.0.x mit dem OpenAI-Starter gewählt. Gründe: (1) Spring AI 2.x ist Boot-4-kompatibel und liefert mit</w:t>
+            </w:r>
+            <w:r>
+              <w:t xml:space="preserve"> </w:t>
+            </w:r>
+            <w:r>
+              <w:rPr>
+                <w:rStyle w:val="VerbatimChar"/>
+              </w:rPr>
+              <w:t xml:space="preserve">ChatClient.entity(Class)</w:t>
+            </w:r>
+            <w:r>
+              <w:t xml:space="preserve"> </w:t>
+            </w:r>
+            <w:r>
+              <w:t xml:space="preserve">strukturierten JSON-Output via BeanOutputConverter — kein fragiler String-Parser. (2) OpenAI als initialer Provider (Default</w:t>
+            </w:r>
+            <w:r>
+              <w:t xml:space="preserve"> </w:t>
+            </w:r>
+            <w:r>
+              <w:rPr>
+                <w:rStyle w:val="VerbatimChar"/>
+              </w:rPr>
+              <w:t xml:space="preserve">gpt-4o-mini</w:t>
+            </w:r>
+            <w:r>
+              <w:t xml:space="preserve"> </w:t>
+            </w:r>
+            <w:r>
+              <w:t xml:space="preserve">aus Kostengründen, austauschbar via Property) wegen ausgereifter API, hoher Reasoning-Qualität und einfacher Integration. (3) Die Provider-Abstraktion erfolgt über den Out-Port</w:t>
+            </w:r>
+            <w:r>
+              <w:t xml:space="preserve"> </w:t>
+            </w:r>
+            <w:r>
+              <w:rPr>
+                <w:rStyle w:val="VerbatimChar"/>
+              </w:rPr>
+              <w:t xml:space="preserve">LlmClientPort</w:t>
+            </w:r>
+            <w:r>
+              <w:t xml:space="preserve"> </w:t>
+            </w:r>
+            <w:r>
+              <w:t xml:space="preserve">im</w:t>
+            </w:r>
+            <w:r>
+              <w:t xml:space="preserve"> </w:t>
+            </w:r>
+            <w:r>
+              <w:rPr>
+                <w:rStyle w:val="VerbatimChar"/>
+              </w:rPr>
+              <w:t xml:space="preserve">ai-module</w:t>
+            </w:r>
+            <w:r>
+              <w:t xml:space="preserve">; ein zweiter Adapter (Anthropic, Ollama für lokales LLM) lässt sich später ohne Eingriff in den Use Case ergänzen. (4) Aktivierung des</w:t>
+            </w:r>
+            <w:r>
+              <w:t xml:space="preserve"> </w:t>
+            </w:r>
+            <w:r>
+              <w:rPr>
+                <w:rStyle w:val="VerbatimChar"/>
+              </w:rPr>
+              <w:t xml:space="preserve">OpenAiLlmAdapter</w:t>
+            </w:r>
+            <w:r>
+              <w:t xml:space="preserve"> </w:t>
+            </w:r>
+            <w:r>
+              <w:t xml:space="preserve">per</w:t>
+            </w:r>
+            <w:r>
+              <w:t xml:space="preserve"> </w:t>
+            </w:r>
+            <w:r>
+              <w:rPr>
+                <w:rStyle w:val="VerbatimChar"/>
+              </w:rPr>
+              <w:t xml:space="preserve">@ConditionalOnExpression</w:t>
+            </w:r>
+            <w:r>
+              <w:t xml:space="preserve"> </w:t>
+            </w:r>
+            <w:r>
+              <w:t xml:space="preserve">auf einen nicht-leeren</w:t>
+            </w:r>
+            <w:r>
+              <w:t xml:space="preserve"> </w:t>
+            </w:r>
+            <w:r>
+              <w:rPr>
+                <w:rStyle w:val="VerbatimChar"/>
+              </w:rPr>
+              <w:t xml:space="preserve">spring.ai.openai.api-key</w:t>
+            </w:r>
+            <w:r>
+              <w:t xml:space="preserve">; ohne Key übernimmt der</w:t>
+            </w:r>
+            <w:r>
+              <w:t xml:space="preserve"> </w:t>
+            </w:r>
+            <w:r>
+              <w:rPr>
+                <w:rStyle w:val="VerbatimChar"/>
+              </w:rPr>
+              <w:t xml:space="preserve">FakeLlmClientAdapter</w:t>
+            </w:r>
+            <w:r>
+              <w:t xml:space="preserve"> </w:t>
+            </w:r>
+            <w:r>
+              <w:t xml:space="preserve">via</w:t>
+            </w:r>
+            <w:r>
+              <w:t xml:space="preserve"> </w:t>
+            </w:r>
+            <w:r>
+              <w:rPr>
+                <w:rStyle w:val="VerbatimChar"/>
+              </w:rPr>
+              <w:t xml:space="preserve">@ConditionalOnMissingBean</w:t>
+            </w:r>
+            <w:r>
+              <w:t xml:space="preserve"> </w:t>
+            </w:r>
+            <w:r>
+              <w:t xml:space="preserve">(deterministisch, kostenfrei, geeignet für Tests und API-Key-freie Entwicklung). (5) Analyse wird einmal pro Match generiert und persistiert (1:1 zur</w:t>
+            </w:r>
+            <w:r>
+              <w:t xml:space="preserve"> </w:t>
+            </w:r>
+            <w:r>
+              <w:rPr>
+                <w:rStyle w:val="VerbatimChar"/>
+              </w:rPr>
+              <w:t xml:space="preserve">matches</w:t>
+            </w:r>
+            <w:r>
+              <w:t xml:space="preserve">-Tabelle via UNIQUE-Constraint, überschreibbar) — Kostenkontrolle und Reproduzierbarkeit.</w:t>
+            </w:r>
+            <w:r>
+              <w:t xml:space="preserve"> </w:t>
+            </w:r>
+            <w:r>
+              <w:rPr>
+                <w:b/>
+                <w:bCs/>
+              </w:rPr>
+              <w:t xml:space="preserve">Implementierung:</w:t>
+            </w:r>
+            <w:r>
+              <w:t xml:space="preserve"> </w:t>
+            </w:r>
+            <w:r>
+              <w:rPr>
+                <w:rStyle w:val="VerbatimChar"/>
+              </w:rPr>
+              <w:t xml:space="preserve">ai-module</w:t>
+            </w:r>
+            <w:r>
+              <w:t xml:space="preserve"> </w:t>
+            </w:r>
+            <w:r>
+              <w:t xml:space="preserve">mit Clean Architecture (Domain</w:t>
+            </w:r>
+            <w:r>
+              <w:t xml:space="preserve"> </w:t>
+            </w:r>
+            <w:r>
+              <w:rPr>
+                <w:rStyle w:val="VerbatimChar"/>
+              </w:rPr>
+              <w:t xml:space="preserve">MatchAnalysis</w:t>
+            </w:r>
+            <w:r>
+              <w:t xml:space="preserve">, Use Cases</w:t>
+            </w:r>
+            <w:r>
+              <w:t xml:space="preserve"> </w:t>
+            </w:r>
+            <w:r>
+              <w:rPr>
+                <w:rStyle w:val="VerbatimChar"/>
+              </w:rPr>
+              <w:t xml:space="preserve">GenerateMatchAnalysisUseCase</w:t>
+            </w:r>
+            <w:r>
+              <w:t xml:space="preserve">/</w:t>
+            </w:r>
+            <w:r>
+              <w:rPr>
+                <w:rStyle w:val="VerbatimChar"/>
+              </w:rPr>
+              <w:t xml:space="preserve">GetMatchAnalysisUseCase</w:t>
+            </w:r>
+            <w:r>
+              <w:t xml:space="preserve">, Out-Ports</w:t>
+            </w:r>
+            <w:r>
+              <w:t xml:space="preserve"> </w:t>
+            </w:r>
+            <w:r>
+              <w:rPr>
+                <w:rStyle w:val="VerbatimChar"/>
+              </w:rPr>
+              <w:t xml:space="preserve">LlmClientPort</w:t>
+            </w:r>
+            <w:r>
+              <w:t xml:space="preserve">/</w:t>
+            </w:r>
+            <w:r>
+              <w:rPr>
+                <w:rStyle w:val="VerbatimChar"/>
+              </w:rPr>
+              <w:t xml:space="preserve">SaveMatchAnalysisPort</w:t>
+            </w:r>
+            <w:r>
+              <w:t xml:space="preserve">/</w:t>
+            </w:r>
+            <w:r>
+              <w:rPr>
+                <w:rStyle w:val="VerbatimChar"/>
+              </w:rPr>
+              <w:t xml:space="preserve">LoadMatchAnalysisPort</w:t>
+            </w:r>
+            <w:r>
+              <w:t xml:space="preserve">, Adapter</w:t>
+            </w:r>
+            <w:r>
+              <w:t xml:space="preserve"> </w:t>
+            </w:r>
+            <w:r>
+              <w:rPr>
+                <w:rStyle w:val="VerbatimChar"/>
+              </w:rPr>
+              <w:t xml:space="preserve">OpenAiLlmAdapter</w:t>
+            </w:r>
+            <w:r>
+              <w:t xml:space="preserve">/</w:t>
+            </w:r>
+            <w:r>
+              <w:rPr>
+                <w:rStyle w:val="VerbatimChar"/>
+              </w:rPr>
+              <w:t xml:space="preserve">FakeLlmClientAdapter</w:t>
+            </w:r>
+            <w:r>
+              <w:t xml:space="preserve">/</w:t>
+            </w:r>
+            <w:r>
+              <w:rPr>
+                <w:rStyle w:val="VerbatimChar"/>
+              </w:rPr>
+              <w:t xml:space="preserve">MatchAnalysisPersistenceAdapter</w:t>
+            </w:r>
+            <w:r>
+              <w:t xml:space="preserve">). Spring-Milestone-Repo nötig (Spring AI 2.0.0-M6).</w:t>
+            </w:r>
+          </w:p>
+        </w:tc>
+        <w:tc>
+          <w:tcPr/>
+          <w:p>
+            <w:pPr>
+              <w:pStyle w:val="Compact"/>
+            </w:pPr>
+            <w:r>
+              <w:t xml:space="preserve">Akzeptiert</w:t>
+            </w:r>
+          </w:p>
+        </w:tc>
+      </w:tr>
+      <w:tr>
+        <w:tc>
+          <w:tcPr/>
+          <w:p>
+            <w:pPr>
+              <w:pStyle w:val="Compact"/>
+            </w:pPr>
+            <w:r>
+              <w:t xml:space="preserve">ADR-12</w:t>
+            </w:r>
+          </w:p>
+        </w:tc>
+        <w:tc>
+          <w:tcPr/>
+          <w:p>
+            <w:pPr>
+              <w:pStyle w:val="Compact"/>
+            </w:pPr>
+            <w:r>
+              <w:rPr>
+                <w:b/>
+                <w:bCs/>
+              </w:rPr>
+              <w:t xml:space="preserve">Scoring im</w:t>
+            </w:r>
+            <w:r>
+              <w:rPr>
+                <w:b/>
+                <w:bCs/>
+              </w:rPr>
+              <w:t xml:space="preserve"> </w:t>
+            </w:r>
+            <w:r>
+              <w:rPr>
+                <w:rStyle w:val="VerbatimChar"/>
+                <w:b/>
+                <w:bCs/>
+              </w:rPr>
+              <w:t xml:space="preserve">match-module</w:t>
+            </w:r>
+            <w:r>
+              <w:rPr>
+                <w:b/>
+                <w:bCs/>
+              </w:rPr>
+              <w:t xml:space="preserve"> </w:t>
+            </w:r>
+            <w:r>
+              <w:rPr>
+                <w:b/>
+                <w:bCs/>
+              </w:rPr>
+              <w:t xml:space="preserve">statt eigenständigem</w:t>
+            </w:r>
+            <w:r>
+              <w:rPr>
+                <w:b/>
+                <w:bCs/>
+              </w:rPr>
+              <w:t xml:space="preserve"> </w:t>
+            </w:r>
+            <w:r>
+              <w:rPr>
+                <w:rStyle w:val="VerbatimChar"/>
+                <w:b/>
+                <w:bCs/>
+              </w:rPr>
+              <w:t xml:space="preserve">scoring-module</w:t>
+            </w:r>
+          </w:p>
+        </w:tc>
+        <w:tc>
+          <w:tcPr/>
+          <w:p>
+            <w:pPr>
+              <w:pStyle w:val="Compact"/>
+            </w:pPr>
+            <w:r>
+              <w:t xml:space="preserve">Die frühe Bausteinskizze sah ein separates</w:t>
+            </w:r>
+            <w:r>
+              <w:t xml:space="preserve"> </w:t>
+            </w:r>
+            <w:r>
+              <w:rPr>
+                <w:rStyle w:val="VerbatimChar"/>
+              </w:rPr>
+              <w:t xml:space="preserve">scoring-module</w:t>
+            </w:r>
+            <w:r>
+              <w:t xml:space="preserve"> </w:t>
+            </w:r>
+            <w:r>
+              <w:t xml:space="preserve">vor. Bei der Umsetzung wurde Scoring stattdessen im</w:t>
+            </w:r>
+            <w:r>
+              <w:t xml:space="preserve"> </w:t>
+            </w:r>
+            <w:r>
+              <w:rPr>
+                <w:rStyle w:val="VerbatimChar"/>
+              </w:rPr>
+              <w:t xml:space="preserve">match-module</w:t>
+            </w:r>
+            <w:r>
+              <w:t xml:space="preserve"> </w:t>
+            </w:r>
+            <w:r>
+              <w:t xml:space="preserve">realisiert (</w:t>
+            </w:r>
+            <w:r>
+              <w:rPr>
+                <w:rStyle w:val="VerbatimChar"/>
+              </w:rPr>
+              <w:t xml:space="preserve">ScoringService</w:t>
+            </w:r>
+            <w:r>
+              <w:t xml:space="preserve">,</w:t>
+            </w:r>
+            <w:r>
+              <w:t xml:space="preserve"> </w:t>
+            </w:r>
+            <w:r>
+              <w:rPr>
+                <w:rStyle w:val="VerbatimChar"/>
+              </w:rPr>
+              <w:t xml:space="preserve">MatchScore</w:t>
+            </w:r>
+            <w:r>
+              <w:t xml:space="preserve">,</w:t>
+            </w:r>
+            <w:r>
+              <w:t xml:space="preserve"> </w:t>
+            </w:r>
+            <w:r>
+              <w:rPr>
+                <w:rStyle w:val="VerbatimChar"/>
+              </w:rPr>
+              <w:t xml:space="preserve">Point</w:t>
+            </w:r>
+            <w:r>
+              <w:t xml:space="preserve">). Gründe: (1) Das Erfassen und Zählen von Punkten ist das</w:t>
+            </w:r>
+            <w:r>
+              <w:t xml:space="preserve"> </w:t>
+            </w:r>
+            <w:r>
+              <w:rPr>
+                <w:b/>
+                <w:bCs/>
+              </w:rPr>
+              <w:t xml:space="preserve">Kernverhalten</w:t>
+            </w:r>
+            <w:r>
+              <w:t xml:space="preserve"> </w:t>
+            </w:r>
+            <w:r>
+              <w:t xml:space="preserve">eines Matches und operiert untrennbar auf dessen Zustand (Status, Sätze, Spiele) — eine Modulgrenze dazwischen hätte einen ständigen, fein granularen Hin-und-Her-Verkehr über Ports erzwungen, ohne fachlichen Mehrwert. (2) Ein eigenes Gradle-Modul rechtfertigt sich erst bei eigenständig wiederverwendbarer Verantwortung; Scoring ohne Match ist nicht sinnvoll. (3) Die Konsolidierung reduziert Kopplung und Boilerplate. Eine spätere Extraktion bleibt möglich, da Scoring intern als eigene Klasse (</w:t>
+            </w:r>
+            <w:r>
+              <w:rPr>
+                <w:rStyle w:val="VerbatimChar"/>
+              </w:rPr>
+              <w:t xml:space="preserve">ScoringService</w:t>
+            </w:r>
+            <w:r>
+              <w:t xml:space="preserve">) gekapselt ist.</w:t>
+            </w:r>
+          </w:p>
+        </w:tc>
+        <w:tc>
+          <w:tcPr/>
+          <w:p>
+            <w:pPr>
+              <w:pStyle w:val="Compact"/>
+            </w:pPr>
+            <w:r>
+              <w:t xml:space="preserve">Akzeptiert</w:t>
+            </w:r>
+          </w:p>
+        </w:tc>
+      </w:tr>
+      <w:tr>
+        <w:tc>
+          <w:tcPr/>
+          <w:p>
+            <w:pPr>
+              <w:pStyle w:val="Compact"/>
+            </w:pPr>
+            <w:r>
+              <w:t xml:space="preserve">ADR-13</w:t>
+            </w:r>
+          </w:p>
+        </w:tc>
+        <w:tc>
+          <w:tcPr/>
+          <w:p>
+            <w:pPr>
+              <w:pStyle w:val="Compact"/>
+            </w:pPr>
+            <w:r>
+              <w:rPr>
+                <w:b/>
+                <w:bCs/>
+              </w:rPr>
+              <w:t xml:space="preserve">Gemeinsames lesendes Domänenmodell statt DTO-Mapping an jeder Modulgrenze</w:t>
+            </w:r>
+          </w:p>
+        </w:tc>
+        <w:tc>
+          <w:tcPr/>
+          <w:p>
+            <w:pPr>
+              <w:pStyle w:val="Compact"/>
+            </w:pPr>
+            <w:r>
+              <w:t xml:space="preserve">Module rufen fremdes</w:t>
+            </w:r>
+            <w:r>
+              <w:t xml:space="preserve"> </w:t>
+            </w:r>
+            <w:r>
+              <w:rPr>
+                <w:b/>
+                <w:bCs/>
+              </w:rPr>
+              <w:t xml:space="preserve">Verhalten</w:t>
+            </w:r>
+            <w:r>
+              <w:t xml:space="preserve"> </w:t>
+            </w:r>
+            <w:r>
+              <w:t xml:space="preserve">nur über Application-Layer-Ports auf (RB-T06), verwenden aber stabile</w:t>
+            </w:r>
+            <w:r>
+              <w:t xml:space="preserve"> </w:t>
+            </w:r>
+            <w:r>
+              <w:rPr>
+                <w:b/>
+                <w:bCs/>
+              </w:rPr>
+              <w:t xml:space="preserve">Domänen-Wertobjekte</w:t>
+            </w:r>
+            <w:r>
+              <w:t xml:space="preserve"> </w:t>
+            </w:r>
+            <w:r>
+              <w:t xml:space="preserve">anderer Module direkt als gemeinsames Read-Model (z. B. liest</w:t>
+            </w:r>
+            <w:r>
+              <w:t xml:space="preserve"> </w:t>
+            </w:r>
+            <w:r>
+              <w:rPr>
+                <w:rStyle w:val="VerbatimChar"/>
+              </w:rPr>
+              <w:t xml:space="preserve">statistics-module</w:t>
+            </w:r>
+            <w:r>
+              <w:t xml:space="preserve"> </w:t>
+            </w:r>
+            <w:r>
+              <w:rPr>
+                <w:rStyle w:val="VerbatimChar"/>
+              </w:rPr>
+              <w:t xml:space="preserve">match</w:t>
+            </w:r>
+            <w:r>
+              <w:t xml:space="preserve">-</w:t>
+            </w:r>
+            <w:r>
+              <w:rPr>
+                <w:rStyle w:val="VerbatimChar"/>
+              </w:rPr>
+              <w:t xml:space="preserve">Point</w:t>
+            </w:r>
+            <w:r>
+              <w:t xml:space="preserve">s,</w:t>
+            </w:r>
+            <w:r>
+              <w:t xml:space="preserve"> </w:t>
+            </w:r>
+            <w:r>
+              <w:rPr>
+                <w:rStyle w:val="VerbatimChar"/>
+              </w:rPr>
+              <w:t xml:space="preserve">ai-module</w:t>
+            </w:r>
+            <w:r>
+              <w:t xml:space="preserve"> </w:t>
+            </w:r>
+            <w:r>
+              <w:rPr>
+                <w:rStyle w:val="VerbatimChar"/>
+              </w:rPr>
+              <w:t xml:space="preserve">Match</w:t>
+            </w:r>
+            <w:r>
+              <w:t xml:space="preserve">/</w:t>
+            </w:r>
+            <w:r>
+              <w:rPr>
+                <w:rStyle w:val="VerbatimChar"/>
+              </w:rPr>
+              <w:t xml:space="preserve">Player</w:t>
+            </w:r>
+            <w:r>
+              <w:t xml:space="preserve">/</w:t>
+            </w:r>
+            <w:r>
+              <w:rPr>
+                <w:rStyle w:val="VerbatimChar"/>
+              </w:rPr>
+              <w:t xml:space="preserve">MatchStatistics</w:t>
+            </w:r>
+            <w:r>
+              <w:t xml:space="preserve">). Gründe: (1) Diese Typen sind framework-freie, stabile Werte ohne Verhalten; eine Anti-Corruption-Schicht mit Spiegel-DTOs an jeder Grenze wäre für einen modularen Monolithen reines Over-Engineering und würde Duplikation erzeugen. (2) Die Abhängigkeiten bleiben einwärts gerichtet und zyklenfrei (Domäne→Domäne). (3)</w:t>
+            </w:r>
+            <w:r>
+              <w:t xml:space="preserve"> </w:t>
+            </w:r>
+            <w:r>
+              <w:rPr>
+                <w:rStyle w:val="VerbatimChar"/>
+              </w:rPr>
+              <w:t xml:space="preserve">ArchitectureTest</w:t>
+            </w:r>
+            <w:r>
+              <w:t xml:space="preserve"> </w:t>
+            </w:r>
+            <w:r>
+              <w:t xml:space="preserve">stellt sicher, dass dabei keine Schicht- oder Framework-Grenze verletzt wird. Bei einer späteren Modul-Extraktion zu Services würden diese geteilten Typen zu veröffentlichten Vertragstypen bzw. DTOs.</w:t>
             </w:r>
           </w:p>
         </w:tc>
@@ -4411,8 +9255,8 @@
         </w:pict>
       </w:r>
     </w:p>
-    <w:bookmarkEnd w:id="39"/>
-    <w:bookmarkStart w:id="42" w:name="qualitätsanforderungen"/>
+    <w:bookmarkEnd w:id="59"/>
+    <w:bookmarkStart w:id="62" w:name="qualitätsanforderungen"/>
     <w:p>
       <w:pPr>
         <w:pStyle w:val="Heading2"/>
@@ -4421,7 +9265,7 @@
         <w:t xml:space="preserve">10. Qualitätsanforderungen</w:t>
       </w:r>
     </w:p>
-    <w:bookmarkStart w:id="40" w:name="funktionale-anforderungen-smart"/>
+    <w:bookmarkStart w:id="60" w:name="funktionale-anforderungen-smart"/>
     <w:p>
       <w:pPr>
         <w:pStyle w:val="Heading3"/>
@@ -5344,7 +10188,120 @@
               <w:t xml:space="preserve"> </w:t>
             </w:r>
             <w:r>
-              <w:t xml:space="preserve">eine Statistik abrufen. Die Antwort enthält für beide Spieler: Anzahl Siege und Niederlagen, Winner% (Anteil direkter Gewinnschläge an allen Punkten), Unforced Error%, First Serve% (Anteil erster Aufschläge im Feld), Double Faults (absolut) und Aces (absolut). Die Berechnung muss auch bei 500 oder mehr gespeicherten Matches innerhalb von 60 Sekunden abgeschlossen sein. Nicht existierende Spieler-IDs werden mit HTTP 404 abgewiesen.</w:t>
+              <w:t xml:space="preserve">eine Statistik abrufen. Die Antwort enthält für beide Spieler die folgenden Kennzahlen, jeweils als Absolutwert und Prozentwert (wo sinnvoll):</w:t>
+            </w:r>
+            <w:r>
+              <w:t xml:space="preserve"> </w:t>
+            </w:r>
+            <w:r>
+              <w:rPr>
+                <w:b/>
+                <w:bCs/>
+              </w:rPr>
+              <w:t xml:space="preserve">Aufschlag:</w:t>
+            </w:r>
+            <w:r>
+              <w:t xml:space="preserve"> </w:t>
+            </w:r>
+            <w:r>
+              <w:t xml:space="preserve">First Serve% (Anteil erster Aufschläge im Feld), First Serve Won%, Second Serve Won%, Aces (absolut), Double Faults (absolut).</w:t>
+            </w:r>
+            <w:r>
+              <w:t xml:space="preserve"> </w:t>
+            </w:r>
+            <w:r>
+              <w:rPr>
+                <w:b/>
+                <w:bCs/>
+              </w:rPr>
+              <w:t xml:space="preserve">Return:</w:t>
+            </w:r>
+            <w:r>
+              <w:t xml:space="preserve"> </w:t>
+            </w:r>
+            <w:r>
+              <w:t xml:space="preserve">Return Points Won% auf ersten Aufschlag, Return Points Won% auf zweiten Aufschlag, Break Points Won% (gewonnene von gespielten Break Points), Return Games Won%.</w:t>
+            </w:r>
+            <w:r>
+              <w:t xml:space="preserve"> </w:t>
+            </w:r>
+            <w:r>
+              <w:rPr>
+                <w:b/>
+                <w:bCs/>
+              </w:rPr>
+              <w:t xml:space="preserve">Rallye:</w:t>
+            </w:r>
+            <w:r>
+              <w:t xml:space="preserve"> </w:t>
+            </w:r>
+            <w:r>
+              <w:t xml:space="preserve">Winners% (Anteil direkter Gewinnschläge an allen Punkten), Unforced Error%.</w:t>
+            </w:r>
+            <w:r>
+              <w:t xml:space="preserve"> </w:t>
+            </w:r>
+            <w:r>
+              <w:rPr>
+                <w:b/>
+                <w:bCs/>
+              </w:rPr>
+              <w:t xml:space="preserve">Match-Bilanz:</w:t>
+            </w:r>
+            <w:r>
+              <w:t xml:space="preserve"> </w:t>
+            </w:r>
+            <w:r>
+              <w:t xml:space="preserve">Siege und Niederlagen gegeneinander (absolut), Satzbilanz (gewonnene:verlorene Sätze gesamt). Die Berechnung muss auch bei 500 oder mehr gespeicherten Matches innerhalb von 60 Sekunden abgeschlossen sein. Nicht existierende Spieler-IDs werden mit HTTP 404 abgewiesen.</w:t>
+            </w:r>
+            <w:r>
+              <w:t xml:space="preserve"> </w:t>
+            </w:r>
+            <w:r>
+              <w:rPr>
+                <w:b/>
+                <w:bCs/>
+              </w:rPr>
+              <w:t xml:space="preserve">Implementierung:</w:t>
+            </w:r>
+            <w:r>
+              <w:t xml:space="preserve"> </w:t>
+            </w:r>
+            <w:r>
+              <w:rPr>
+                <w:rStyle w:val="VerbatimChar"/>
+              </w:rPr>
+              <w:t xml:space="preserve">GET /api/statistics/head-to-head</w:t>
+            </w:r>
+            <w:r>
+              <w:t xml:space="preserve"> </w:t>
+            </w:r>
+            <w:r>
+              <w:t xml:space="preserve">im</w:t>
+            </w:r>
+            <w:r>
+              <w:t xml:space="preserve"> </w:t>
+            </w:r>
+            <w:r>
+              <w:rPr>
+                <w:rStyle w:val="VerbatimChar"/>
+              </w:rPr>
+              <w:t xml:space="preserve">statistics-module</w:t>
+            </w:r>
+            <w:r>
+              <w:t xml:space="preserve">. Match-/Satzbilanz wird ausschliesslich aus abgeschlossenen Matches (entschiedenes</w:t>
+            </w:r>
+            <w:r>
+              <w:t xml:space="preserve"> </w:t>
+            </w:r>
+            <w:r>
+              <w:rPr>
+                <w:rStyle w:val="VerbatimChar"/>
+              </w:rPr>
+              <w:t xml:space="preserve">MatchScore.winner</w:t>
+            </w:r>
+            <w:r>
+              <w:t xml:space="preserve">) berechnet; Punkt-basierte Kennzahlen aggregieren über alle gemeinsamen Matches mit erfassten Punkten. Return-Games-Won% wird aus dem spielentscheidenden Punkt je (Satz, Spiel) abgeleitet.</w:t>
             </w:r>
           </w:p>
         </w:tc>
@@ -5475,9 +10432,956 @@
           </w:p>
         </w:tc>
       </w:tr>
+      <w:tr>
+        <w:tc>
+          <w:tcPr/>
+          <w:p>
+            <w:pPr>
+              <w:pStyle w:val="Compact"/>
+            </w:pPr>
+            <w:r>
+              <w:t xml:space="preserve">FA-11</w:t>
+            </w:r>
+          </w:p>
+        </w:tc>
+        <w:tc>
+          <w:tcPr/>
+          <w:p>
+            <w:pPr>
+              <w:pStyle w:val="Compact"/>
+            </w:pPr>
+            <w:r>
+              <w:rPr>
+                <w:b/>
+                <w:bCs/>
+              </w:rPr>
+              <w:t xml:space="preserve">KI-gestützte Match-Analyse (Postmortem)</w:t>
+            </w:r>
+          </w:p>
+        </w:tc>
+        <w:tc>
+          <w:tcPr/>
+          <w:p>
+            <w:pPr>
+              <w:pStyle w:val="Compact"/>
+            </w:pPr>
+            <w:r>
+              <w:t xml:space="preserve">Für ein beendetes Match (Status</w:t>
+            </w:r>
+            <w:r>
+              <w:t xml:space="preserve"> </w:t>
+            </w:r>
+            <w:r>
+              <w:rPr>
+                <w:rStyle w:val="VerbatimChar"/>
+              </w:rPr>
+              <w:t xml:space="preserve">COMPLETED</w:t>
+            </w:r>
+            <w:r>
+              <w:t xml:space="preserve">) mit mindestens 10 erfassten Punkten kann ein authentifizierter Benutzer über</w:t>
+            </w:r>
+            <w:r>
+              <w:t xml:space="preserve"> </w:t>
+            </w:r>
+            <w:r>
+              <w:rPr>
+                <w:rStyle w:val="VerbatimChar"/>
+              </w:rPr>
+              <w:t xml:space="preserve">POST /api/matches/{id}/analysis</w:t>
+            </w:r>
+            <w:r>
+              <w:t xml:space="preserve"> </w:t>
+            </w:r>
+            <w:r>
+              <w:t xml:space="preserve">eine strukturierte taktische Auswertung generieren. Das Backend aggregiert die Match-Statistiken, baut einen Prompt aus Statistiken und Spielermetadaten (Name, Ranking, Handedness, Backhand-Typ) und ruft via Spring AI ein LLM (Default OpenAI</w:t>
+            </w:r>
+            <w:r>
+              <w:t xml:space="preserve"> </w:t>
+            </w:r>
+            <w:r>
+              <w:rPr>
+                <w:rStyle w:val="VerbatimChar"/>
+              </w:rPr>
+              <w:t xml:space="preserve">gpt-4o-mini</w:t>
+            </w:r>
+            <w:r>
+              <w:t xml:space="preserve">). Die Antwort enthält fünf Textfelder (Schlüsselmomente, eigene Stärken, eigene Schwächen, gegnerische Stärken, gegnerische Schwächen) und 3–5 priorisierte Empfehlungen. Die Analyse wird in</w:t>
+            </w:r>
+            <w:r>
+              <w:t xml:space="preserve"> </w:t>
+            </w:r>
+            <w:r>
+              <w:rPr>
+                <w:rStyle w:val="VerbatimChar"/>
+              </w:rPr>
+              <w:t xml:space="preserve">match_analysis</w:t>
+            </w:r>
+            <w:r>
+              <w:t xml:space="preserve"> </w:t>
+            </w:r>
+            <w:r>
+              <w:t xml:space="preserve">persistiert (1:1 zum Match, überschreibbar). Antwort innerhalb von 60 s (Timeout). Das Angular-Frontend stellt die Analyse über eine dedizierte Route (</w:t>
+            </w:r>
+            <w:r>
+              <w:rPr>
+                <w:rStyle w:val="VerbatimChar"/>
+              </w:rPr>
+              <w:t xml:space="preserve">/matches/:id/analysis</w:t>
+            </w:r>
+            <w:r>
+              <w:t xml:space="preserve">,</w:t>
+            </w:r>
+            <w:r>
+              <w:t xml:space="preserve"> </w:t>
+            </w:r>
+            <w:r>
+              <w:rPr>
+                <w:rStyle w:val="VerbatimChar"/>
+              </w:rPr>
+              <w:t xml:space="preserve">MatchAnalysisComponent</w:t>
+            </w:r>
+            <w:r>
+              <w:t xml:space="preserve">) dar — Generieren/Neu-Generieren mit Spinner, Anzeige der fünf Textfelder + priorisierter Empfehlungen und statuscode-spezifische Fehlerbehandlung (409/422/502). HTTP-Codes: 200 (erfolgreich), 404 (Match unbekannt), 409 (Match nicht</w:t>
+            </w:r>
+            <w:r>
+              <w:t xml:space="preserve"> </w:t>
+            </w:r>
+            <w:r>
+              <w:rPr>
+                <w:rStyle w:val="VerbatimChar"/>
+              </w:rPr>
+              <w:t xml:space="preserve">COMPLETED</w:t>
+            </w:r>
+            <w:r>
+              <w:t xml:space="preserve">), 422 (&lt; 10 Points), 502 (LLM-Fehler — FAILED-Datensatz wird trotzdem persistiert).</w:t>
+            </w:r>
+            <w:r>
+              <w:t xml:space="preserve"> </w:t>
+            </w:r>
+            <w:r>
+              <w:rPr>
+                <w:rStyle w:val="VerbatimChar"/>
+              </w:rPr>
+              <w:t xml:space="preserve">GET /api/matches/{id}/analysis</w:t>
+            </w:r>
+            <w:r>
+              <w:t xml:space="preserve"> </w:t>
+            </w:r>
+            <w:r>
+              <w:t xml:space="preserve">liefert die gespeicherte Analyse aus der DB ohne erneuten LLM-Aufruf (&lt; 250 ms). Sprache der Auswertung: Deutsch.</w:t>
+            </w:r>
+          </w:p>
+        </w:tc>
+        <w:tc>
+          <w:tcPr/>
+          <w:p>
+            <w:pPr>
+              <w:pStyle w:val="Compact"/>
+            </w:pPr>
+            <w:r>
+              <w:t xml:space="preserve">V1.x</w:t>
+            </w:r>
+          </w:p>
+        </w:tc>
+      </w:tr>
+      <w:tr>
+        <w:tc>
+          <w:tcPr/>
+          <w:p>
+            <w:pPr>
+              <w:pStyle w:val="Compact"/>
+            </w:pPr>
+            <w:r>
+              <w:t xml:space="preserve">FA-12</w:t>
+            </w:r>
+          </w:p>
+        </w:tc>
+        <w:tc>
+          <w:tcPr/>
+          <w:p>
+            <w:pPr>
+              <w:pStyle w:val="Compact"/>
+            </w:pPr>
+            <w:r>
+              <w:rPr>
+                <w:b/>
+                <w:bCs/>
+              </w:rPr>
+              <w:t xml:space="preserve">Spieler aktualisieren</w:t>
+            </w:r>
+          </w:p>
+        </w:tc>
+        <w:tc>
+          <w:tcPr/>
+          <w:p>
+            <w:pPr>
+              <w:pStyle w:val="Compact"/>
+            </w:pPr>
+            <w:r>
+              <w:t xml:space="preserve">Ein authentifizierter Benutzer kann über</w:t>
+            </w:r>
+            <w:r>
+              <w:t xml:space="preserve"> </w:t>
+            </w:r>
+            <w:r>
+              <w:rPr>
+                <w:rStyle w:val="VerbatimChar"/>
+              </w:rPr>
+              <w:t xml:space="preserve">PUT /api/players/{id}</w:t>
+            </w:r>
+            <w:r>
+              <w:t xml:space="preserve"> </w:t>
+            </w:r>
+            <w:r>
+              <w:t xml:space="preserve">einen bestehenden Spieler ändern. Pflicht- und Optionalfelder sind identisch zu FA-03 (Vorname, Nachname, Geschlecht, Spielhand, Backhand-Typ als Pflicht; Ranking, Nationalität, Geburtsdatum optional). Bei gültiger Eingabe antwortet das API mit HTTP 200 und der aktualisierten Spieler-Ressource (inklusive</w:t>
+            </w:r>
+            <w:r>
+              <w:t xml:space="preserve"> </w:t>
+            </w:r>
+            <w:r>
+              <w:rPr>
+                <w:rStyle w:val="VerbatimChar"/>
+              </w:rPr>
+              <w:t xml:space="preserve">deletable</w:t>
+            </w:r>
+            <w:r>
+              <w:t xml:space="preserve">-Flag und ggf.</w:t>
+            </w:r>
+            <w:r>
+              <w:t xml:space="preserve"> </w:t>
+            </w:r>
+            <w:r>
+              <w:rPr>
+                <w:rStyle w:val="VerbatimChar"/>
+              </w:rPr>
+              <w:t xml:space="preserve">activeMatchId</w:t>
+            </w:r>
+            <w:r>
+              <w:t xml:space="preserve">). Eine unbekannte Spieler-ID wird mit HTTP 404 abgewiesen, fehlende Pflichtfelder oder Formatverletzungen mit HTTP 400 und strukturierter Fehlermeldung. Die Antwort erfolgt innerhalb von 250 ms.</w:t>
+            </w:r>
+          </w:p>
+        </w:tc>
+        <w:tc>
+          <w:tcPr/>
+          <w:p>
+            <w:pPr>
+              <w:pStyle w:val="Compact"/>
+            </w:pPr>
+            <w:r>
+              <w:t xml:space="preserve">V1</w:t>
+            </w:r>
+          </w:p>
+        </w:tc>
+      </w:tr>
+      <w:tr>
+        <w:tc>
+          <w:tcPr/>
+          <w:p>
+            <w:pPr>
+              <w:pStyle w:val="Compact"/>
+            </w:pPr>
+            <w:r>
+              <w:t xml:space="preserve">FA-13</w:t>
+            </w:r>
+          </w:p>
+        </w:tc>
+        <w:tc>
+          <w:tcPr/>
+          <w:p>
+            <w:pPr>
+              <w:pStyle w:val="Compact"/>
+            </w:pPr>
+            <w:r>
+              <w:rPr>
+                <w:b/>
+                <w:bCs/>
+              </w:rPr>
+              <w:t xml:space="preserve">Spieler löschen / deaktivieren</w:t>
+            </w:r>
+          </w:p>
+        </w:tc>
+        <w:tc>
+          <w:tcPr/>
+          <w:p>
+            <w:pPr>
+              <w:pStyle w:val="Compact"/>
+            </w:pPr>
+            <w:r>
+              <w:t xml:space="preserve">Ein authentifizierter Benutzer kann einen Spieler über</w:t>
+            </w:r>
+            <w:r>
+              <w:t xml:space="preserve"> </w:t>
+            </w:r>
+            <w:r>
+              <w:rPr>
+                <w:rStyle w:val="VerbatimChar"/>
+              </w:rPr>
+              <w:t xml:space="preserve">DELETE /api/players/{id}</w:t>
+            </w:r>
+            <w:r>
+              <w:t xml:space="preserve"> </w:t>
+            </w:r>
+            <w:r>
+              <w:t xml:space="preserve">hart löschen (HTTP 204). Ist der Spieler an mindestens einem Match beteiligt, wird das harte Löschen zum Schutz der Match-Historie mit HTTP 409 abgewiesen; in diesem Fall steht</w:t>
+            </w:r>
+            <w:r>
+              <w:t xml:space="preserve"> </w:t>
+            </w:r>
+            <w:r>
+              <w:rPr>
+                <w:rStyle w:val="VerbatimChar"/>
+              </w:rPr>
+              <w:t xml:space="preserve">PATCH /api/players/{id}/deactivate</w:t>
+            </w:r>
+            <w:r>
+              <w:t xml:space="preserve"> </w:t>
+            </w:r>
+            <w:r>
+              <w:t xml:space="preserve">zur Verfügung, das den Spieler per Soft-Delete deaktiviert (</w:t>
+            </w:r>
+            <w:r>
+              <w:rPr>
+                <w:rStyle w:val="VerbatimChar"/>
+              </w:rPr>
+              <w:t xml:space="preserve">active = false</w:t>
+            </w:r>
+            <w:r>
+              <w:t xml:space="preserve">) und Datensatz samt Match-Historie erhält (HTTP 204). Eine unbekannte Spieler-ID wird in beiden Fällen mit HTTP 404 abgewiesen. Die Antwort erfolgt innerhalb von 250 ms.</w:t>
+            </w:r>
+          </w:p>
+        </w:tc>
+        <w:tc>
+          <w:tcPr/>
+          <w:p>
+            <w:pPr>
+              <w:pStyle w:val="Compact"/>
+            </w:pPr>
+            <w:r>
+              <w:t xml:space="preserve">V1</w:t>
+            </w:r>
+          </w:p>
+        </w:tc>
+      </w:tr>
+      <w:tr>
+        <w:tc>
+          <w:tcPr/>
+          <w:p>
+            <w:pPr>
+              <w:pStyle w:val="Compact"/>
+            </w:pPr>
+            <w:r>
+              <w:t xml:space="preserve">FA-14</w:t>
+            </w:r>
+          </w:p>
+        </w:tc>
+        <w:tc>
+          <w:tcPr/>
+          <w:p>
+            <w:pPr>
+              <w:pStyle w:val="Compact"/>
+            </w:pPr>
+            <w:r>
+              <w:rPr>
+                <w:b/>
+                <w:bCs/>
+              </w:rPr>
+              <w:t xml:space="preserve">Match beenden / Walkover</w:t>
+            </w:r>
+          </w:p>
+        </w:tc>
+        <w:tc>
+          <w:tcPr/>
+          <w:p>
+            <w:pPr>
+              <w:pStyle w:val="Compact"/>
+            </w:pPr>
+            <w:r>
+              <w:t xml:space="preserve">Ein authentifizierter Benutzer kann ein laufendes Match vorzeitig beenden.</w:t>
+            </w:r>
+            <w:r>
+              <w:t xml:space="preserve"> </w:t>
+            </w:r>
+            <w:r>
+              <w:rPr>
+                <w:rStyle w:val="VerbatimChar"/>
+              </w:rPr>
+              <w:t xml:space="preserve">POST /api/matches/{id}/end</w:t>
+            </w:r>
+            <w:r>
+              <w:t xml:space="preserve"> </w:t>
+            </w:r>
+            <w:r>
+              <w:t xml:space="preserve">markiert das Match als</w:t>
+            </w:r>
+            <w:r>
+              <w:t xml:space="preserve"> </w:t>
+            </w:r>
+            <w:r>
+              <w:rPr>
+                <w:rStyle w:val="VerbatimChar"/>
+              </w:rPr>
+              <w:t xml:space="preserve">COMPLETED</w:t>
+            </w:r>
+            <w:r>
+              <w:t xml:space="preserve">; ein noch nicht entschiedener Spielstand wird finalisiert und der Sieger aus den gewonnenen Sätzen abgeleitet (HTTP 200 mit Match-Ressource).</w:t>
+            </w:r>
+            <w:r>
+              <w:t xml:space="preserve"> </w:t>
+            </w:r>
+            <w:r>
+              <w:rPr>
+                <w:rStyle w:val="VerbatimChar"/>
+              </w:rPr>
+              <w:t xml:space="preserve">POST /api/matches/{id}/end/walkover</w:t>
+            </w:r>
+            <w:r>
+              <w:t xml:space="preserve"> </w:t>
+            </w:r>
+            <w:r>
+              <w:t xml:space="preserve">beendet das Match per Walkover und weist den Sieg unabhängig vom bisherigen Spielstand zu; Pflichtfeld im Body:</w:t>
+            </w:r>
+            <w:r>
+              <w:t xml:space="preserve"> </w:t>
+            </w:r>
+            <w:r>
+              <w:rPr>
+                <w:rStyle w:val="VerbatimChar"/>
+              </w:rPr>
+              <w:t xml:space="preserve">winner</w:t>
+            </w:r>
+            <w:r>
+              <w:t xml:space="preserve"> </w:t>
+            </w:r>
+            <w:r>
+              <w:t xml:space="preserve">(</w:t>
+            </w:r>
+            <w:r>
+              <w:rPr>
+                <w:rStyle w:val="VerbatimChar"/>
+              </w:rPr>
+              <w:t xml:space="preserve">PLAYER1</w:t>
+            </w:r>
+            <w:r>
+              <w:t xml:space="preserve">/</w:t>
+            </w:r>
+            <w:r>
+              <w:rPr>
+                <w:rStyle w:val="VerbatimChar"/>
+              </w:rPr>
+              <w:t xml:space="preserve">PLAYER2</w:t>
+            </w:r>
+            <w:r>
+              <w:t xml:space="preserve">). Bei Erfolg antwortet das API mit HTTP 200. Ein Walkover auf einem bereits abgeschlossenen Match wird mit HTTP 409 abgewiesen, ein unbekanntes Match mit HTTP 404, ein fehlender oder ungültiger</w:t>
+            </w:r>
+            <w:r>
+              <w:t xml:space="preserve"> </w:t>
+            </w:r>
+            <w:r>
+              <w:rPr>
+                <w:rStyle w:val="VerbatimChar"/>
+              </w:rPr>
+              <w:t xml:space="preserve">winner</w:t>
+            </w:r>
+            <w:r>
+              <w:t xml:space="preserve"> </w:t>
+            </w:r>
+            <w:r>
+              <w:t xml:space="preserve">mit HTTP 400. Die Antwort erfolgt innerhalb von 250 ms.</w:t>
+            </w:r>
+          </w:p>
+        </w:tc>
+        <w:tc>
+          <w:tcPr/>
+          <w:p>
+            <w:pPr>
+              <w:pStyle w:val="Compact"/>
+            </w:pPr>
+            <w:r>
+              <w:t xml:space="preserve">V1</w:t>
+            </w:r>
+          </w:p>
+        </w:tc>
+      </w:tr>
+      <w:tr>
+        <w:tc>
+          <w:tcPr/>
+          <w:p>
+            <w:pPr>
+              <w:pStyle w:val="Compact"/>
+            </w:pPr>
+            <w:r>
+              <w:t xml:space="preserve">FA-15</w:t>
+            </w:r>
+          </w:p>
+        </w:tc>
+        <w:tc>
+          <w:tcPr/>
+          <w:p>
+            <w:pPr>
+              <w:pStyle w:val="Compact"/>
+            </w:pPr>
+            <w:r>
+              <w:rPr>
+                <w:b/>
+                <w:bCs/>
+              </w:rPr>
+              <w:t xml:space="preserve">Spielstand manuell korrigieren</w:t>
+            </w:r>
+          </w:p>
+        </w:tc>
+        <w:tc>
+          <w:tcPr/>
+          <w:p>
+            <w:pPr>
+              <w:pStyle w:val="Compact"/>
+            </w:pPr>
+            <w:r>
+              <w:t xml:space="preserve">Ein authentifizierter Benutzer kann den Spielstand eines Matches über</w:t>
+            </w:r>
+            <w:r>
+              <w:t xml:space="preserve"> </w:t>
+            </w:r>
+            <w:r>
+              <w:rPr>
+                <w:rStyle w:val="VerbatimChar"/>
+              </w:rPr>
+              <w:t xml:space="preserve">PUT /api/matches/{id}/score</w:t>
+            </w:r>
+            <w:r>
+              <w:t xml:space="preserve"> </w:t>
+            </w:r>
+            <w:r>
+              <w:t xml:space="preserve">manuell überschreiben (Korrektur). Pflichtfelder:</w:t>
+            </w:r>
+            <w:r>
+              <w:t xml:space="preserve"> </w:t>
+            </w:r>
+            <w:r>
+              <w:rPr>
+                <w:rStyle w:val="VerbatimChar"/>
+              </w:rPr>
+              <w:t xml:space="preserve">pointsPlayer1</w:t>
+            </w:r>
+            <w:r>
+              <w:t xml:space="preserve">/</w:t>
+            </w:r>
+            <w:r>
+              <w:rPr>
+                <w:rStyle w:val="VerbatimChar"/>
+              </w:rPr>
+              <w:t xml:space="preserve">pointsPlayer2</w:t>
+            </w:r>
+            <w:r>
+              <w:t xml:space="preserve">,</w:t>
+            </w:r>
+            <w:r>
+              <w:t xml:space="preserve"> </w:t>
+            </w:r>
+            <w:r>
+              <w:rPr>
+                <w:rStyle w:val="VerbatimChar"/>
+              </w:rPr>
+              <w:t xml:space="preserve">gamesPlayer1</w:t>
+            </w:r>
+            <w:r>
+              <w:t xml:space="preserve">/</w:t>
+            </w:r>
+            <w:r>
+              <w:rPr>
+                <w:rStyle w:val="VerbatimChar"/>
+              </w:rPr>
+              <w:t xml:space="preserve">gamesPlayer2</w:t>
+            </w:r>
+            <w:r>
+              <w:t xml:space="preserve">,</w:t>
+            </w:r>
+            <w:r>
+              <w:t xml:space="preserve"> </w:t>
+            </w:r>
+            <w:r>
+              <w:rPr>
+                <w:rStyle w:val="VerbatimChar"/>
+              </w:rPr>
+              <w:t xml:space="preserve">setsPlayer1</w:t>
+            </w:r>
+            <w:r>
+              <w:t xml:space="preserve">/</w:t>
+            </w:r>
+            <w:r>
+              <w:rPr>
+                <w:rStyle w:val="VerbatimChar"/>
+              </w:rPr>
+              <w:t xml:space="preserve">setsPlayer2</w:t>
+            </w:r>
+            <w:r>
+              <w:t xml:space="preserve"> </w:t>
+            </w:r>
+            <w:r>
+              <w:t xml:space="preserve">(jeweils ganze Zahl ≥ 0),</w:t>
+            </w:r>
+            <w:r>
+              <w:t xml:space="preserve"> </w:t>
+            </w:r>
+            <w:r>
+              <w:rPr>
+                <w:rStyle w:val="VerbatimChar"/>
+              </w:rPr>
+              <w:t xml:space="preserve">currentSet</w:t>
+            </w:r>
+            <w:r>
+              <w:t xml:space="preserve"> </w:t>
+            </w:r>
+            <w:r>
+              <w:t xml:space="preserve">(ganze Zahl ≥ 1),</w:t>
+            </w:r>
+            <w:r>
+              <w:t xml:space="preserve"> </w:t>
+            </w:r>
+            <w:r>
+              <w:rPr>
+                <w:rStyle w:val="VerbatimChar"/>
+              </w:rPr>
+              <w:t xml:space="preserve">isDeuce</w:t>
+            </w:r>
+            <w:r>
+              <w:t xml:space="preserve"> </w:t>
+            </w:r>
+            <w:r>
+              <w:t xml:space="preserve">und</w:t>
+            </w:r>
+            <w:r>
+              <w:t xml:space="preserve"> </w:t>
+            </w:r>
+            <w:r>
+              <w:rPr>
+                <w:rStyle w:val="VerbatimChar"/>
+              </w:rPr>
+              <w:t xml:space="preserve">isDone</w:t>
+            </w:r>
+            <w:r>
+              <w:t xml:space="preserve"> </w:t>
+            </w:r>
+            <w:r>
+              <w:t xml:space="preserve">(boolean). Optionalfelder:</w:t>
+            </w:r>
+            <w:r>
+              <w:t xml:space="preserve"> </w:t>
+            </w:r>
+            <w:r>
+              <w:rPr>
+                <w:rStyle w:val="VerbatimChar"/>
+              </w:rPr>
+              <w:t xml:space="preserve">isAdvantagePlayer1</w:t>
+            </w:r>
+            <w:r>
+              <w:t xml:space="preserve"> </w:t>
+            </w:r>
+            <w:r>
+              <w:t xml:space="preserve">(boolean, nullable),</w:t>
+            </w:r>
+            <w:r>
+              <w:t xml:space="preserve"> </w:t>
+            </w:r>
+            <w:r>
+              <w:rPr>
+                <w:rStyle w:val="VerbatimChar"/>
+              </w:rPr>
+              <w:t xml:space="preserve">winner</w:t>
+            </w:r>
+            <w:r>
+              <w:t xml:space="preserve"> </w:t>
+            </w:r>
+            <w:r>
+              <w:t xml:space="preserve">(</w:t>
+            </w:r>
+            <w:r>
+              <w:rPr>
+                <w:rStyle w:val="VerbatimChar"/>
+              </w:rPr>
+              <w:t xml:space="preserve">PLAYER1</w:t>
+            </w:r>
+            <w:r>
+              <w:t xml:space="preserve">/</w:t>
+            </w:r>
+            <w:r>
+              <w:rPr>
+                <w:rStyle w:val="VerbatimChar"/>
+              </w:rPr>
+              <w:t xml:space="preserve">PLAYER2</w:t>
+            </w:r>
+            <w:r>
+              <w:t xml:space="preserve"> </w:t>
+            </w:r>
+            <w:r>
+              <w:t xml:space="preserve">oder leer). Der Match-Status wird mit</w:t>
+            </w:r>
+            <w:r>
+              <w:t xml:space="preserve"> </w:t>
+            </w:r>
+            <w:r>
+              <w:rPr>
+                <w:rStyle w:val="VerbatimChar"/>
+              </w:rPr>
+              <w:t xml:space="preserve">isDone</w:t>
+            </w:r>
+            <w:r>
+              <w:t xml:space="preserve"> </w:t>
+            </w:r>
+            <w:r>
+              <w:t xml:space="preserve">synchronisiert: ein entschiedener Stand setzt das Match auf</w:t>
+            </w:r>
+            <w:r>
+              <w:t xml:space="preserve"> </w:t>
+            </w:r>
+            <w:r>
+              <w:rPr>
+                <w:rStyle w:val="VerbatimChar"/>
+              </w:rPr>
+              <w:t xml:space="preserve">COMPLETED</w:t>
+            </w:r>
+            <w:r>
+              <w:t xml:space="preserve">, ein nicht mehr entschiedener Stand öffnet ein zuvor abgeschlossenes Match wieder auf</w:t>
+            </w:r>
+            <w:r>
+              <w:t xml:space="preserve"> </w:t>
+            </w:r>
+            <w:r>
+              <w:rPr>
+                <w:rStyle w:val="VerbatimChar"/>
+              </w:rPr>
+              <w:t xml:space="preserve">IN_PROGRESS</w:t>
+            </w:r>
+            <w:r>
+              <w:t xml:space="preserve">. Bei Erfolg antwortet das API mit HTTP 200 und dem korrigierten Spielstand. Ein unbekanntes Match wird mit HTTP 404, Wertebereichsverletzungen (negative Werte,</w:t>
+            </w:r>
+            <w:r>
+              <w:t xml:space="preserve"> </w:t>
+            </w:r>
+            <w:r>
+              <w:rPr>
+                <w:rStyle w:val="VerbatimChar"/>
+              </w:rPr>
+              <w:t xml:space="preserve">currentSet</w:t>
+            </w:r>
+            <w:r>
+              <w:t xml:space="preserve"> </w:t>
+            </w:r>
+            <w:r>
+              <w:t xml:space="preserve">&lt; 1, ungültiger</w:t>
+            </w:r>
+            <w:r>
+              <w:t xml:space="preserve"> </w:t>
+            </w:r>
+            <w:r>
+              <w:rPr>
+                <w:rStyle w:val="VerbatimChar"/>
+              </w:rPr>
+              <w:t xml:space="preserve">winner</w:t>
+            </w:r>
+            <w:r>
+              <w:t xml:space="preserve">) mit HTTP 400 abgewiesen. Die Antwort erfolgt innerhalb von 250 ms.</w:t>
+            </w:r>
+          </w:p>
+        </w:tc>
+        <w:tc>
+          <w:tcPr/>
+          <w:p>
+            <w:pPr>
+              <w:pStyle w:val="Compact"/>
+            </w:pPr>
+            <w:r>
+              <w:t xml:space="preserve">V1</w:t>
+            </w:r>
+          </w:p>
+        </w:tc>
+      </w:tr>
+      <w:tr>
+        <w:tc>
+          <w:tcPr/>
+          <w:p>
+            <w:pPr>
+              <w:pStyle w:val="Compact"/>
+            </w:pPr>
+            <w:r>
+              <w:t xml:space="preserve">FA-16</w:t>
+            </w:r>
+          </w:p>
+        </w:tc>
+        <w:tc>
+          <w:tcPr/>
+          <w:p>
+            <w:pPr>
+              <w:pStyle w:val="Compact"/>
+            </w:pPr>
+            <w:r>
+              <w:rPr>
+                <w:b/>
+                <w:bCs/>
+              </w:rPr>
+              <w:t xml:space="preserve">Aufschläger setzen</w:t>
+            </w:r>
+          </w:p>
+        </w:tc>
+        <w:tc>
+          <w:tcPr/>
+          <w:p>
+            <w:pPr>
+              <w:pStyle w:val="Compact"/>
+            </w:pPr>
+            <w:r>
+              <w:t xml:space="preserve">Während eines laufenden Matches kann ein authentifizierter Benutzer über</w:t>
+            </w:r>
+            <w:r>
+              <w:t xml:space="preserve"> </w:t>
+            </w:r>
+            <w:r>
+              <w:rPr>
+                <w:rStyle w:val="VerbatimChar"/>
+              </w:rPr>
+              <w:t xml:space="preserve">POST /api/matches/{id}/serve/player1</w:t>
+            </w:r>
+            <w:r>
+              <w:t xml:space="preserve"> </w:t>
+            </w:r>
+            <w:r>
+              <w:t xml:space="preserve">bzw.</w:t>
+            </w:r>
+            <w:r>
+              <w:t xml:space="preserve"> </w:t>
+            </w:r>
+            <w:r>
+              <w:rPr>
+                <w:rStyle w:val="VerbatimChar"/>
+              </w:rPr>
+              <w:t xml:space="preserve">POST /api/matches/{id}/serve/player2</w:t>
+            </w:r>
+            <w:r>
+              <w:t xml:space="preserve"> </w:t>
+            </w:r>
+            <w:r>
+              <w:t xml:space="preserve">festlegen, welcher Spieler aktuell aufschlägt (kein Request-Body). Der gesetzte Aufschläger (</w:t>
+            </w:r>
+            <w:r>
+              <w:rPr>
+                <w:rStyle w:val="VerbatimChar"/>
+              </w:rPr>
+              <w:t xml:space="preserve">servingPlayer</w:t>
+            </w:r>
+            <w:r>
+              <w:t xml:space="preserve"> </w:t>
+            </w:r>
+            <w:r>
+              <w:t xml:space="preserve">= 1 oder 2) ist Grundlage der Break-Point-Erkennung bei der Punkterfassung (FA-06). Bei Erfolg antwortet das API mit HTTP 200 und dem aktuellen Spielstand. Das Setzen des Aufschlägers auf einem bereits abgeschlossenen Match wird mit HTTP 409, ein unbekanntes Match mit HTTP 404 abgewiesen. Die Antwort erfolgt innerhalb von 250 ms.</w:t>
+            </w:r>
+          </w:p>
+        </w:tc>
+        <w:tc>
+          <w:tcPr/>
+          <w:p>
+            <w:pPr>
+              <w:pStyle w:val="Compact"/>
+            </w:pPr>
+            <w:r>
+              <w:t xml:space="preserve">V1</w:t>
+            </w:r>
+          </w:p>
+        </w:tc>
+      </w:tr>
+      <w:tr>
+        <w:tc>
+          <w:tcPr/>
+          <w:p>
+            <w:pPr>
+              <w:pStyle w:val="Compact"/>
+            </w:pPr>
+            <w:r>
+              <w:t xml:space="preserve">FA-17</w:t>
+            </w:r>
+          </w:p>
+        </w:tc>
+        <w:tc>
+          <w:tcPr/>
+          <w:p>
+            <w:pPr>
+              <w:pStyle w:val="Compact"/>
+            </w:pPr>
+            <w:r>
+              <w:rPr>
+                <w:b/>
+                <w:bCs/>
+              </w:rPr>
+              <w:t xml:space="preserve">Match-Statistik (einzelnes Match)</w:t>
+            </w:r>
+          </w:p>
+        </w:tc>
+        <w:tc>
+          <w:tcPr/>
+          <w:p>
+            <w:pPr>
+              <w:pStyle w:val="Compact"/>
+            </w:pPr>
+            <w:r>
+              <w:t xml:space="preserve">Ein authentifizierter Benutzer kann über</w:t>
+            </w:r>
+            <w:r>
+              <w:t xml:space="preserve"> </w:t>
+            </w:r>
+            <w:r>
+              <w:rPr>
+                <w:rStyle w:val="VerbatimChar"/>
+              </w:rPr>
+              <w:t xml:space="preserve">GET /api/matches/{id}/statistics</w:t>
+            </w:r>
+            <w:r>
+              <w:t xml:space="preserve"> </w:t>
+            </w:r>
+            <w:r>
+              <w:t xml:space="preserve">die aggregierte Statistik eines einzelnen Matches abrufen (ergänzend zur matchübergreifenden Head-to-Head-Statistik aus FA-08). Die Antwort enthält</w:t>
+            </w:r>
+            <w:r>
+              <w:t xml:space="preserve"> </w:t>
+            </w:r>
+            <w:r>
+              <w:rPr>
+                <w:rStyle w:val="VerbatimChar"/>
+              </w:rPr>
+              <w:t xml:space="preserve">matchId</w:t>
+            </w:r>
+            <w:r>
+              <w:t xml:space="preserve">,</w:t>
+            </w:r>
+            <w:r>
+              <w:t xml:space="preserve"> </w:t>
+            </w:r>
+            <w:r>
+              <w:rPr>
+                <w:rStyle w:val="VerbatimChar"/>
+              </w:rPr>
+              <w:t xml:space="preserve">totalPoints</w:t>
+            </w:r>
+            <w:r>
+              <w:t xml:space="preserve"> </w:t>
+            </w:r>
+            <w:r>
+              <w:t xml:space="preserve">sowie für beide Spieler die Kennzahlen: gewonnene Punkte, Winners, Unforced/Forced Errors, Aces, Double Faults, First-/Second-Serve-Prozent, gewonnene und gespielte Break Points sowie den Vorhand-Anteil an allen Schlägen. Ein unbekanntes Match wird mit HTTP 404 abgewiesen. Die Antwort erfolgt innerhalb von 500 ms.</w:t>
+            </w:r>
+          </w:p>
+        </w:tc>
+        <w:tc>
+          <w:tcPr/>
+          <w:p>
+            <w:pPr>
+              <w:pStyle w:val="Compact"/>
+            </w:pPr>
+            <w:r>
+              <w:t xml:space="preserve">V1</w:t>
+            </w:r>
+          </w:p>
+        </w:tc>
+      </w:tr>
     </w:tbl>
-    <w:bookmarkEnd w:id="40"/>
-    <w:bookmarkStart w:id="41" w:name="nicht-funktionale-anforderungen-smart"/>
+    <w:bookmarkEnd w:id="60"/>
+    <w:bookmarkStart w:id="61" w:name="nicht-funktionale-anforderungen-smart"/>
     <w:p>
       <w:pPr>
         <w:pStyle w:val="Heading3"/>
@@ -5741,9 +11645,9 @@
         </w:pict>
       </w:r>
     </w:p>
-    <w:bookmarkEnd w:id="41"/>
-    <w:bookmarkEnd w:id="42"/>
-    <w:bookmarkStart w:id="44" w:name="datenmodell"/>
+    <w:bookmarkEnd w:id="61"/>
+    <w:bookmarkEnd w:id="62"/>
+    <w:bookmarkStart w:id="68" w:name="datenmodell"/>
     <w:p>
       <w:pPr>
         <w:pStyle w:val="Heading2"/>
@@ -5758,6 +11662,61 @@
       </w:pPr>
       <w:r>
         <w:t xml:space="preserve">Das relationale Datenmodell bildet die Kernentitäten der Tennismatch-Dokumentation ab. Die folgende Abbildung zeigt das vollständige Datenbankmodell:</w:t>
+      </w:r>
+    </w:p>
+    <w:p>
+      <w:pPr>
+        <w:pStyle w:val="CaptionedFigure"/>
+      </w:pPr>
+      <w:r>
+        <w:drawing>
+          <wp:inline>
+            <wp:extent cx="5334000" cy="3765627"/>
+            <wp:effectExtent b="0" l="0" r="0" t="0"/>
+            <wp:docPr descr="TSaS – Datenmodell" title="" id="64" name="Picture"/>
+            <a:graphic>
+              <a:graphicData uri="http://schemas.openxmlformats.org/drawingml/2006/picture">
+                <pic:pic>
+                  <pic:nvPicPr>
+                    <pic:cNvPr descr="Datenmodell.png" id="65" name="Picture"/>
+                    <pic:cNvPicPr>
+                      <a:picLocks noChangeArrowheads="1" noChangeAspect="1"/>
+                    </pic:cNvPicPr>
+                  </pic:nvPicPr>
+                  <pic:blipFill>
+                    <a:blip r:embed="rId63"/>
+                    <a:stretch>
+                      <a:fillRect/>
+                    </a:stretch>
+                  </pic:blipFill>
+                  <pic:spPr bwMode="auto">
+                    <a:xfrm>
+                      <a:off x="0" y="0"/>
+                      <a:ext cx="5334000" cy="3765627"/>
+                    </a:xfrm>
+                    <a:prstGeom prst="rect">
+                      <a:avLst/>
+                    </a:prstGeom>
+                    <a:noFill/>
+                    <a:ln w="9525">
+                      <a:noFill/>
+                      <a:headEnd/>
+                      <a:tailEnd/>
+                    </a:ln>
+                  </pic:spPr>
+                </pic:pic>
+              </a:graphicData>
+            </a:graphic>
+          </wp:inline>
+        </w:drawing>
+      </w:r>
+    </w:p>
+    <w:p>
+      <w:pPr>
+        <w:pStyle w:val="ImageCaption"/>
+      </w:pPr>
+      <w:r>
+        <w:t xml:space="preserve">TSaS – Datenmodell</w:t>
       </w:r>
     </w:p>
     <w:p>
@@ -5769,10 +11728,34 @@
           <w:i/>
           <w:iCs/>
         </w:rPr>
-        <w:t xml:space="preserve">(Abbildung: Tennis Match Datenbankmodell – wird im finalen .docx als Bild eingebettet)</w:t>
-      </w:r>
-    </w:p>
-    <w:bookmarkStart w:id="43" w:name="entitätenübersicht"/>
+        <w:t xml:space="preserve">Quelle:</w:t>
+      </w:r>
+      <w:r>
+        <w:rPr>
+          <w:i/>
+          <w:iCs/>
+        </w:rPr>
+        <w:t xml:space="preserve"> </w:t>
+      </w:r>
+      <w:hyperlink r:id="rId66">
+        <w:r>
+          <w:rPr>
+            <w:rStyle w:val="VerbatimChar"/>
+            <w:i/>
+            <w:iCs/>
+          </w:rPr>
+          <w:t xml:space="preserve">diagrams/TSaS_Datenmodell.drawio</w:t>
+        </w:r>
+      </w:hyperlink>
+      <w:r>
+        <w:rPr>
+          <w:i/>
+          <w:iCs/>
+        </w:rPr>
+        <w:t xml:space="preserve">. Authoritatives Schema: Flyway-Migrationen V1–V5.</w:t>
+      </w:r>
+    </w:p>
+    <w:bookmarkStart w:id="67" w:name="entitätenübersicht"/>
     <w:p>
       <w:pPr>
         <w:pStyle w:val="Heading3"/>
@@ -5803,7 +11786,7 @@
               <w:pStyle w:val="Compact"/>
             </w:pPr>
             <w:r>
-              <w:t xml:space="preserve">Entität</w:t>
+              <w:t xml:space="preserve">Tabelle</w:t>
             </w:r>
           </w:p>
         </w:tc>
@@ -5830,18 +11813,30 @@
               <w:rPr>
                 <w:rStyle w:val="VerbatimChar"/>
               </w:rPr>
-              <w:t xml:space="preserve">PLAYER</w:t>
-            </w:r>
-          </w:p>
-        </w:tc>
-        <w:tc>
-          <w:tcPr/>
-          <w:p>
-            <w:pPr>
-              <w:pStyle w:val="Compact"/>
-            </w:pPr>
-            <w:r>
-              <w:t xml:space="preserve">Spielerprofile mit persönlichen Daten, Spielhand und Ranking.</w:t>
+              <w:t xml:space="preserve">players</w:t>
+            </w:r>
+          </w:p>
+        </w:tc>
+        <w:tc>
+          <w:tcPr/>
+          <w:p>
+            <w:pPr>
+              <w:pStyle w:val="Compact"/>
+            </w:pPr>
+            <w:r>
+              <w:t xml:space="preserve">Spielerprofile (Name, Geschlecht, Spielhand, Backhand-Typ, Ranking, Nationalität, Geburtsdatum). Das</w:t>
+            </w:r>
+            <w:r>
+              <w:t xml:space="preserve"> </w:t>
+            </w:r>
+            <w:r>
+              <w:rPr>
+                <w:rStyle w:val="VerbatimChar"/>
+              </w:rPr>
+              <w:t xml:space="preserve">active</w:t>
+            </w:r>
+            <w:r>
+              <w:t xml:space="preserve">-Flag erlaubt das Deaktivieren (Soft-Delete) beteiligter Spieler ohne Verlust der Match-Historie (FA-13).</w:t>
             </w:r>
           </w:p>
         </w:tc>
@@ -5857,18 +11852,117 @@
               <w:rPr>
                 <w:rStyle w:val="VerbatimChar"/>
               </w:rPr>
-              <w:t xml:space="preserve">MATCH</w:t>
-            </w:r>
-          </w:p>
-        </w:tc>
-        <w:tc>
-          <w:tcPr/>
-          <w:p>
-            <w:pPr>
-              <w:pStyle w:val="Compact"/>
-            </w:pPr>
-            <w:r>
-              <w:t xml:space="preserve">Begegnungen zwischen zwei Spielern mit Turnier-, Belag- und Formatangaben.</w:t>
+              <w:t xml:space="preserve">matches</w:t>
+            </w:r>
+          </w:p>
+        </w:tc>
+        <w:tc>
+          <w:tcPr/>
+          <w:p>
+            <w:pPr>
+              <w:pStyle w:val="Compact"/>
+            </w:pPr>
+            <w:r>
+              <w:t xml:space="preserve">Begegnungen zwischen zwei Spielern (</w:t>
+            </w:r>
+            <w:r>
+              <w:rPr>
+                <w:rStyle w:val="VerbatimChar"/>
+              </w:rPr>
+              <w:t xml:space="preserve">player1_id</w:t>
+            </w:r>
+            <w:r>
+              <w:t xml:space="preserve">/</w:t>
+            </w:r>
+            <w:r>
+              <w:rPr>
+                <w:rStyle w:val="VerbatimChar"/>
+              </w:rPr>
+              <w:t xml:space="preserve">player2_id</w:t>
+            </w:r>
+            <w:r>
+              <w:t xml:space="preserve"> </w:t>
+            </w:r>
+            <w:r>
+              <w:t xml:space="preserve">→</w:t>
+            </w:r>
+            <w:r>
+              <w:t xml:space="preserve"> </w:t>
+            </w:r>
+            <w:r>
+              <w:rPr>
+                <w:rStyle w:val="VerbatimChar"/>
+              </w:rPr>
+              <w:t xml:space="preserve">players</w:t>
+            </w:r>
+            <w:r>
+              <w:t xml:space="preserve">) mit Format (</w:t>
+            </w:r>
+            <w:r>
+              <w:rPr>
+                <w:rStyle w:val="VerbatimChar"/>
+              </w:rPr>
+              <w:t xml:space="preserve">sets_to_win</w:t>
+            </w:r>
+            <w:r>
+              <w:t xml:space="preserve">,</w:t>
+            </w:r>
+            <w:r>
+              <w:t xml:space="preserve"> </w:t>
+            </w:r>
+            <w:r>
+              <w:rPr>
+                <w:rStyle w:val="VerbatimChar"/>
+              </w:rPr>
+              <w:t xml:space="preserve">match_tiebreak</w:t>
+            </w:r>
+            <w:r>
+              <w:t xml:space="preserve">,</w:t>
+            </w:r>
+            <w:r>
+              <w:t xml:space="preserve"> </w:t>
+            </w:r>
+            <w:r>
+              <w:rPr>
+                <w:rStyle w:val="VerbatimChar"/>
+              </w:rPr>
+              <w:t xml:space="preserve">short_set</w:t>
+            </w:r>
+            <w:r>
+              <w:t xml:space="preserve">) und</w:t>
+            </w:r>
+            <w:r>
+              <w:t xml:space="preserve"> </w:t>
+            </w:r>
+            <w:r>
+              <w:rPr>
+                <w:rStyle w:val="VerbatimChar"/>
+              </w:rPr>
+              <w:t xml:space="preserve">status</w:t>
+            </w:r>
+            <w:r>
+              <w:t xml:space="preserve"> </w:t>
+            </w:r>
+            <w:r>
+              <w:t xml:space="preserve">(</w:t>
+            </w:r>
+            <w:r>
+              <w:rPr>
+                <w:rStyle w:val="VerbatimChar"/>
+              </w:rPr>
+              <w:t xml:space="preserve">IN_PROGRESS</w:t>
+            </w:r>
+            <w:r>
+              <w:t xml:space="preserve">/</w:t>
+            </w:r>
+            <w:r>
+              <w:rPr>
+                <w:rStyle w:val="VerbatimChar"/>
+              </w:rPr>
+              <w:t xml:space="preserve">COMPLETED</w:t>
+            </w:r>
+            <w:r>
+              <w:t xml:space="preserve">).</w:t>
             </w:r>
           </w:p>
         </w:tc>
@@ -5884,18 +11978,87 @@
               <w:rPr>
                 <w:rStyle w:val="VerbatimChar"/>
               </w:rPr>
-              <w:t xml:space="preserve">MATCH_SET</w:t>
-            </w:r>
-          </w:p>
-        </w:tc>
-        <w:tc>
-          <w:tcPr/>
-          <w:p>
-            <w:pPr>
-              <w:pStyle w:val="Compact"/>
-            </w:pPr>
-            <w:r>
-              <w:t xml:space="preserve">Einzelne Sätze eines Matches mit Games und optionalem Tiebreak.</w:t>
+              <w:t xml:space="preserve">match_scores</w:t>
+            </w:r>
+          </w:p>
+        </w:tc>
+        <w:tc>
+          <w:tcPr/>
+          <w:p>
+            <w:pPr>
+              <w:pStyle w:val="Compact"/>
+            </w:pPr>
+            <w:r>
+              <w:t xml:space="preserve">Aktueller Spielstand eines Matches (1:1 zu</w:t>
+            </w:r>
+            <w:r>
+              <w:t xml:space="preserve"> </w:t>
+            </w:r>
+            <w:r>
+              <w:rPr>
+                <w:rStyle w:val="VerbatimChar"/>
+              </w:rPr>
+              <w:t xml:space="preserve">matches</w:t>
+            </w:r>
+            <w:r>
+              <w:t xml:space="preserve">, UNIQUE</w:t>
+            </w:r>
+            <w:r>
+              <w:t xml:space="preserve"> </w:t>
+            </w:r>
+            <w:r>
+              <w:rPr>
+                <w:rStyle w:val="VerbatimChar"/>
+              </w:rPr>
+              <w:t xml:space="preserve">match_id</w:t>
+            </w:r>
+            <w:r>
+              <w:t xml:space="preserve">): Punkte/Games/Sätze beider Spieler, Einstand-/Vorteil-Flags, laufender Satz (</w:t>
+            </w:r>
+            <w:r>
+              <w:rPr>
+                <w:rStyle w:val="VerbatimChar"/>
+              </w:rPr>
+              <w:t xml:space="preserve">current_set</w:t>
+            </w:r>
+            <w:r>
+              <w:t xml:space="preserve">), Aufschläger (</w:t>
+            </w:r>
+            <w:r>
+              <w:rPr>
+                <w:rStyle w:val="VerbatimChar"/>
+              </w:rPr>
+              <w:t xml:space="preserve">serving_player</w:t>
+            </w:r>
+            <w:r>
+              <w:t xml:space="preserve">, FA-16), Ace-Zähler sowie</w:t>
+            </w:r>
+            <w:r>
+              <w:t xml:space="preserve"> </w:t>
+            </w:r>
+            <w:r>
+              <w:rPr>
+                <w:rStyle w:val="VerbatimChar"/>
+              </w:rPr>
+              <w:t xml:space="preserve">is_done</w:t>
+            </w:r>
+            <w:r>
+              <w:t xml:space="preserve"> </w:t>
+            </w:r>
+            <w:r>
+              <w:t xml:space="preserve">mit</w:t>
+            </w:r>
+            <w:r>
+              <w:t xml:space="preserve"> </w:t>
+            </w:r>
+            <w:r>
+              <w:rPr>
+                <w:rStyle w:val="VerbatimChar"/>
+              </w:rPr>
+              <w:t xml:space="preserve">winner</w:t>
+            </w:r>
+            <w:r>
+              <w:t xml:space="preserve">.</w:t>
             </w:r>
           </w:p>
         </w:tc>
@@ -5911,18 +12074,30 @@
               <w:rPr>
                 <w:rStyle w:val="VerbatimChar"/>
               </w:rPr>
-              <w:t xml:space="preserve">CURRENT_SCORE</w:t>
-            </w:r>
-          </w:p>
-        </w:tc>
-        <w:tc>
-          <w:tcPr/>
-          <w:p>
-            <w:pPr>
-              <w:pStyle w:val="Compact"/>
-            </w:pPr>
-            <w:r>
-              <w:t xml:space="preserve">Aktueller Live-Spielstand eines laufenden Matches (1:1 zu MATCH).</w:t>
+              <w:t xml:space="preserve">points</w:t>
+            </w:r>
+          </w:p>
+        </w:tc>
+        <w:tc>
+          <w:tcPr/>
+          <w:p>
+            <w:pPr>
+              <w:pStyle w:val="Compact"/>
+            </w:pPr>
+            <w:r>
+              <w:t xml:space="preserve">Einzelne Punkte (1:n zu</w:t>
+            </w:r>
+            <w:r>
+              <w:t xml:space="preserve"> </w:t>
+            </w:r>
+            <w:r>
+              <w:rPr>
+                <w:rStyle w:val="VerbatimChar"/>
+              </w:rPr>
+              <w:t xml:space="preserve">matches</w:t>
+            </w:r>
+            <w:r>
+              <w:t xml:space="preserve">): Satz-/Spiel-/Punktnummer, Gewinner, Punkt-/Schlag-/Richtungstyp, Aufschläger, Break-Point-Flag, Aufschlagversuch (1./2. Aufschlag), Bemerkung, Zeitstempel.</w:t>
             </w:r>
           </w:p>
         </w:tc>
@@ -5938,50 +12113,131 @@
               <w:rPr>
                 <w:rStyle w:val="VerbatimChar"/>
               </w:rPr>
-              <w:t xml:space="preserve">MATCH_STATS</w:t>
-            </w:r>
-          </w:p>
-        </w:tc>
-        <w:tc>
-          <w:tcPr/>
-          <w:p>
-            <w:pPr>
-              <w:pStyle w:val="Compact"/>
-            </w:pPr>
-            <w:r>
-              <w:t xml:space="preserve">Aggregierte Statistiken pro Spieler und Match (1:2 zu MATCH).</w:t>
-            </w:r>
-          </w:p>
-        </w:tc>
-      </w:tr>
-      <w:tr>
-        <w:tc>
-          <w:tcPr/>
-          <w:p>
-            <w:pPr>
-              <w:pStyle w:val="Compact"/>
-            </w:pPr>
-            <w:r>
-              <w:rPr>
-                <w:rStyle w:val="VerbatimChar"/>
-              </w:rPr>
-              <w:t xml:space="preserve">POINT</w:t>
-            </w:r>
-          </w:p>
-        </w:tc>
-        <w:tc>
-          <w:tcPr/>
-          <w:p>
-            <w:pPr>
-              <w:pStyle w:val="Compact"/>
-            </w:pPr>
-            <w:r>
-              <w:t xml:space="preserve">Einzelne Punkte mit Typ, Schlagart, Richtung und Rally-Länge.</w:t>
+              <w:t xml:space="preserve">match_analysis</w:t>
+            </w:r>
+          </w:p>
+        </w:tc>
+        <w:tc>
+          <w:tcPr/>
+          <w:p>
+            <w:pPr>
+              <w:pStyle w:val="Compact"/>
+            </w:pPr>
+            <w:r>
+              <w:t xml:space="preserve">KI-generierte taktische Analyse (1:1 zu</w:t>
+            </w:r>
+            <w:r>
+              <w:t xml:space="preserve"> </w:t>
+            </w:r>
+            <w:r>
+              <w:rPr>
+                <w:rStyle w:val="VerbatimChar"/>
+              </w:rPr>
+              <w:t xml:space="preserve">matches</w:t>
+            </w:r>
+            <w:r>
+              <w:t xml:space="preserve">, UNIQUE</w:t>
+            </w:r>
+            <w:r>
+              <w:t xml:space="preserve"> </w:t>
+            </w:r>
+            <w:r>
+              <w:rPr>
+                <w:rStyle w:val="VerbatimChar"/>
+              </w:rPr>
+              <w:t xml:space="preserve">match_id</w:t>
+            </w:r>
+            <w:r>
+              <w:t xml:space="preserve">,</w:t>
+            </w:r>
+            <w:r>
+              <w:t xml:space="preserve"> </w:t>
+            </w:r>
+            <w:r>
+              <w:rPr>
+                <w:rStyle w:val="VerbatimChar"/>
+              </w:rPr>
+              <w:t xml:space="preserve">ON DELETE CASCADE</w:t>
+            </w:r>
+            <w:r>
+              <w:t xml:space="preserve">): Status (PENDING/COMPLETED/FAILED), fünf Analyse-Textfelder, JSON-serialisierte Empfehlungsliste, verwendetes LLM-Modell, Generierungszeit, Fehlermeldung bei FAILED.</w:t>
             </w:r>
           </w:p>
         </w:tc>
       </w:tr>
     </w:tbl>
+    <w:p>
+      <w:pPr>
+        <w:pStyle w:val="BlockText"/>
+      </w:pPr>
+      <w:r>
+        <w:t xml:space="preserve">Sätze und Statistiken werden</w:t>
+      </w:r>
+      <w:r>
+        <w:t xml:space="preserve"> </w:t>
+      </w:r>
+      <w:r>
+        <w:rPr>
+          <w:b/>
+          <w:bCs/>
+        </w:rPr>
+        <w:t xml:space="preserve">nicht eigenständig persistiert</w:t>
+      </w:r>
+      <w:r>
+        <w:t xml:space="preserve">: Der Satzstand ist Teil von</w:t>
+      </w:r>
+      <w:r>
+        <w:t xml:space="preserve"> </w:t>
+      </w:r>
+      <w:r>
+        <w:rPr>
+          <w:rStyle w:val="VerbatimChar"/>
+        </w:rPr>
+        <w:t xml:space="preserve">match_scores</w:t>
+      </w:r>
+      <w:r>
+        <w:t xml:space="preserve">, aggregierte Statistiken (Head-to-Head, Match-Statistik) werden zur Laufzeit aus</w:t>
+      </w:r>
+      <w:r>
+        <w:t xml:space="preserve"> </w:t>
+      </w:r>
+      <w:r>
+        <w:rPr>
+          <w:rStyle w:val="VerbatimChar"/>
+        </w:rPr>
+        <w:t xml:space="preserve">points</w:t>
+      </w:r>
+      <w:r>
+        <w:t xml:space="preserve"> </w:t>
+      </w:r>
+      <w:r>
+        <w:t xml:space="preserve">berechnet. Es gibt daher keine</w:t>
+      </w:r>
+      <w:r>
+        <w:t xml:space="preserve"> </w:t>
+      </w:r>
+      <w:r>
+        <w:rPr>
+          <w:rStyle w:val="VerbatimChar"/>
+        </w:rPr>
+        <w:t xml:space="preserve">match_set</w:t>
+      </w:r>
+      <w:r>
+        <w:t xml:space="preserve">- oder</w:t>
+      </w:r>
+      <w:r>
+        <w:t xml:space="preserve"> </w:t>
+      </w:r>
+      <w:r>
+        <w:rPr>
+          <w:rStyle w:val="VerbatimChar"/>
+        </w:rPr>
+        <w:t xml:space="preserve">match_stats</w:t>
+      </w:r>
+      <w:r>
+        <w:t xml:space="preserve">-Tabelle.</w:t>
+      </w:r>
+    </w:p>
     <w:p>
       <w:r>
         <w:pict>
@@ -5989,9 +12245,9 @@
         </w:pict>
       </w:r>
     </w:p>
-    <w:bookmarkEnd w:id="43"/>
-    <w:bookmarkEnd w:id="44"/>
-    <w:bookmarkStart w:id="45" w:name="risiken-und-technische-schulden"/>
+    <w:bookmarkEnd w:id="67"/>
+    <w:bookmarkEnd w:id="68"/>
+    <w:bookmarkStart w:id="69" w:name="risiken-und-technische-schulden"/>
     <w:p>
       <w:pPr>
         <w:pStyle w:val="Heading2"/>
@@ -6081,7 +12337,7 @@
               <w:pStyle w:val="Compact"/>
             </w:pPr>
             <w:r>
-              <w:t xml:space="preserve">Hoch</w:t>
+              <w:t xml:space="preserve">Niedrig</w:t>
             </w:r>
           </w:p>
         </w:tc>
@@ -6096,18 +12352,18 @@
                 <w:b/>
                 <w:bCs/>
               </w:rPr>
-              <w:t xml:space="preserve">Single-Container-Deployment</w:t>
-            </w:r>
-          </w:p>
-        </w:tc>
-        <w:tc>
-          <w:tcPr/>
-          <w:p>
-            <w:pPr>
-              <w:pStyle w:val="Compact"/>
-            </w:pPr>
-            <w:r>
-              <w:t xml:space="preserve">Frontend und Backend im selben Container erschweren unabhängiges Skalieren. Bei steigender Last muss auf separate Container umgestellt werden.</w:t>
+              <w:t xml:space="preserve">Container-Skalierung</w:t>
+            </w:r>
+          </w:p>
+        </w:tc>
+        <w:tc>
+          <w:tcPr/>
+          <w:p>
+            <w:pPr>
+              <w:pStyle w:val="Compact"/>
+            </w:pPr>
+            <w:r>
+              <w:t xml:space="preserve">Frontend (Nginx) und Backend (Spring Boot) laufen bereits in separaten Containern. Unabhängiges Skalieren ist damit grundsätzlich möglich. Bei hoher Last kann der Backend-Container horizontal skaliert werden; Nginx müsste dann als Load Balancer konfiguriert werden.</w:t>
             </w:r>
           </w:p>
         </w:tc>
@@ -6308,6 +12564,154 @@
             </w:pPr>
             <w:r>
               <w:t xml:space="preserve">Die geplante native iOS-App (Swift) in V2 bedeutet doppelte Frontend-Entwicklung. Alternative: Progressive Web App (PWA) evaluieren.</w:t>
+            </w:r>
+          </w:p>
+        </w:tc>
+      </w:tr>
+      <w:tr>
+        <w:tc>
+          <w:tcPr/>
+          <w:p>
+            <w:pPr>
+              <w:pStyle w:val="Compact"/>
+            </w:pPr>
+            <w:r>
+              <w:t xml:space="preserve">R-06</w:t>
+            </w:r>
+          </w:p>
+        </w:tc>
+        <w:tc>
+          <w:tcPr/>
+          <w:p>
+            <w:pPr>
+              <w:pStyle w:val="Compact"/>
+            </w:pPr>
+            <w:r>
+              <w:t xml:space="preserve">Mittel</w:t>
+            </w:r>
+          </w:p>
+        </w:tc>
+        <w:tc>
+          <w:tcPr/>
+          <w:p>
+            <w:pPr>
+              <w:pStyle w:val="Compact"/>
+            </w:pPr>
+            <w:r>
+              <w:rPr>
+                <w:b/>
+                <w:bCs/>
+              </w:rPr>
+              <w:t xml:space="preserve">OpenAI-Kosten</w:t>
+            </w:r>
+          </w:p>
+        </w:tc>
+        <w:tc>
+          <w:tcPr/>
+          <w:p>
+            <w:pPr>
+              <w:pStyle w:val="Compact"/>
+            </w:pPr>
+            <w:r>
+              <w:t xml:space="preserve">Jeder POST auf die KI-Analyse löst einen kostenpflichtigen API-Call aus. Manueller Trigger + Persistenz (eine Analyse pro Match, überschreibbar) begrenzen das Volumen, Mindest-Punktzahl (≥ 10) verhindert Calls auf datenarme Matches. Modell-Default</w:t>
+            </w:r>
+            <w:r>
+              <w:t xml:space="preserve"> </w:t>
+            </w:r>
+            <w:r>
+              <w:rPr>
+                <w:rStyle w:val="VerbatimChar"/>
+              </w:rPr>
+              <w:t xml:space="preserve">gpt-4o-mini</w:t>
+            </w:r>
+            <w:r>
+              <w:t xml:space="preserve"> </w:t>
+            </w:r>
+            <w:r>
+              <w:t xml:space="preserve">für niedrige Kosten; Wechsel via Property möglich. Bei Bedarf späterer Wechsel auf lokales LLM (Ollama) via</w:t>
+            </w:r>
+            <w:r>
+              <w:t xml:space="preserve"> </w:t>
+            </w:r>
+            <w:r>
+              <w:rPr>
+                <w:rStyle w:val="VerbatimChar"/>
+              </w:rPr>
+              <w:t xml:space="preserve">LlmClientPort</w:t>
+            </w:r>
+            <w:r>
+              <w:t xml:space="preserve"> </w:t>
+            </w:r>
+            <w:r>
+              <w:t xml:space="preserve">ohne Refactoring.</w:t>
+            </w:r>
+          </w:p>
+        </w:tc>
+      </w:tr>
+      <w:tr>
+        <w:tc>
+          <w:tcPr/>
+          <w:p>
+            <w:pPr>
+              <w:pStyle w:val="Compact"/>
+            </w:pPr>
+            <w:r>
+              <w:t xml:space="preserve">R-07</w:t>
+            </w:r>
+          </w:p>
+        </w:tc>
+        <w:tc>
+          <w:tcPr/>
+          <w:p>
+            <w:pPr>
+              <w:pStyle w:val="Compact"/>
+            </w:pPr>
+            <w:r>
+              <w:t xml:space="preserve">Niedrig</w:t>
+            </w:r>
+          </w:p>
+        </w:tc>
+        <w:tc>
+          <w:tcPr/>
+          <w:p>
+            <w:pPr>
+              <w:pStyle w:val="Compact"/>
+            </w:pPr>
+            <w:r>
+              <w:rPr>
+                <w:b/>
+                <w:bCs/>
+              </w:rPr>
+              <w:t xml:space="preserve">Spring AI Milestone-Abhängigkeit</w:t>
+            </w:r>
+          </w:p>
+        </w:tc>
+        <w:tc>
+          <w:tcPr/>
+          <w:p>
+            <w:pPr>
+              <w:pStyle w:val="Compact"/>
+            </w:pPr>
+            <w:r>
+              <w:t xml:space="preserve">Spring AI 2.0.x ist zum Implementierungszeitpunkt im Milestone-Status (</w:t>
+            </w:r>
+            <w:r>
+              <w:rPr>
+                <w:rStyle w:val="VerbatimChar"/>
+              </w:rPr>
+              <w:t xml:space="preserve">2.0.0-M6</w:t>
+            </w:r>
+            <w:r>
+              <w:t xml:space="preserve">) — Spring-Milestone-Repo nötig. Risiko: API-Breaking-Changes vor 2.0.0-GA. Mitigation: Adapter ist dünn (</w:t>
+            </w:r>
+            <w:r>
+              <w:rPr>
+                <w:rStyle w:val="VerbatimChar"/>
+              </w:rPr>
+              <w:t xml:space="preserve">ChatClient</w:t>
+            </w:r>
+            <w:r>
+              <w:t xml:space="preserve">-Aufruf in einer Methode), Umstellung auf GA voraussichtlich trivial.</w:t>
             </w:r>
           </w:p>
         </w:tc>
@@ -6320,8 +12724,8 @@
         </w:pict>
       </w:r>
     </w:p>
-    <w:bookmarkEnd w:id="45"/>
-    <w:bookmarkStart w:id="46" w:name="glossar"/>
+    <w:bookmarkEnd w:id="69"/>
+    <w:bookmarkStart w:id="70" w:name="glossar"/>
     <w:p>
       <w:pPr>
         <w:pStyle w:val="Heading2"/>
@@ -6845,8 +13249,8 @@
         </w:tc>
       </w:tr>
     </w:tbl>
-    <w:bookmarkEnd w:id="46"/>
-    <w:bookmarkEnd w:id="47"/>
+    <w:bookmarkEnd w:id="70"/>
+    <w:bookmarkEnd w:id="71"/>
     <w:sectPr>
       <w:footnotePr>
         <w:numRestart w:val="eachSect"/>
@@ -7185,34 +13589,7 @@
     <w:abstractNumId w:val="991"/>
   </w:num>
   <w:num w:numId="1004">
-    <w:abstractNumId w:val="99411"/>
-    <w:lvlOverride w:ilvl="0">
-      <w:startOverride w:val="1"/>
-    </w:lvlOverride>
-    <w:lvlOverride w:ilvl="1">
-      <w:startOverride w:val="1"/>
-    </w:lvlOverride>
-    <w:lvlOverride w:ilvl="2">
-      <w:startOverride w:val="1"/>
-    </w:lvlOverride>
-    <w:lvlOverride w:ilvl="3">
-      <w:startOverride w:val="1"/>
-    </w:lvlOverride>
-    <w:lvlOverride w:ilvl="4">
-      <w:startOverride w:val="1"/>
-    </w:lvlOverride>
-    <w:lvlOverride w:ilvl="5">
-      <w:startOverride w:val="1"/>
-    </w:lvlOverride>
-    <w:lvlOverride w:ilvl="6">
-      <w:startOverride w:val="1"/>
-    </w:lvlOverride>
-    <w:lvlOverride w:ilvl="7">
-      <w:startOverride w:val="1"/>
-    </w:lvlOverride>
-    <w:lvlOverride w:ilvl="8">
-      <w:startOverride w:val="1"/>
-    </w:lvlOverride>
+    <w:abstractNumId w:val="991"/>
   </w:num>
   <w:num w:numId="1005">
     <w:abstractNumId w:val="99411"/>
@@ -7245,6 +13622,72 @@
     </w:lvlOverride>
   </w:num>
   <w:num w:numId="1006">
+    <w:abstractNumId w:val="99411"/>
+    <w:lvlOverride w:ilvl="0">
+      <w:startOverride w:val="1"/>
+    </w:lvlOverride>
+    <w:lvlOverride w:ilvl="1">
+      <w:startOverride w:val="1"/>
+    </w:lvlOverride>
+    <w:lvlOverride w:ilvl="2">
+      <w:startOverride w:val="1"/>
+    </w:lvlOverride>
+    <w:lvlOverride w:ilvl="3">
+      <w:startOverride w:val="1"/>
+    </w:lvlOverride>
+    <w:lvlOverride w:ilvl="4">
+      <w:startOverride w:val="1"/>
+    </w:lvlOverride>
+    <w:lvlOverride w:ilvl="5">
+      <w:startOverride w:val="1"/>
+    </w:lvlOverride>
+    <w:lvlOverride w:ilvl="6">
+      <w:startOverride w:val="1"/>
+    </w:lvlOverride>
+    <w:lvlOverride w:ilvl="7">
+      <w:startOverride w:val="1"/>
+    </w:lvlOverride>
+    <w:lvlOverride w:ilvl="8">
+      <w:startOverride w:val="1"/>
+    </w:lvlOverride>
+  </w:num>
+  <w:num w:numId="1007">
+    <w:abstractNumId w:val="99411"/>
+    <w:lvlOverride w:ilvl="0">
+      <w:startOverride w:val="1"/>
+    </w:lvlOverride>
+    <w:lvlOverride w:ilvl="1">
+      <w:startOverride w:val="1"/>
+    </w:lvlOverride>
+    <w:lvlOverride w:ilvl="2">
+      <w:startOverride w:val="1"/>
+    </w:lvlOverride>
+    <w:lvlOverride w:ilvl="3">
+      <w:startOverride w:val="1"/>
+    </w:lvlOverride>
+    <w:lvlOverride w:ilvl="4">
+      <w:startOverride w:val="1"/>
+    </w:lvlOverride>
+    <w:lvlOverride w:ilvl="5">
+      <w:startOverride w:val="1"/>
+    </w:lvlOverride>
+    <w:lvlOverride w:ilvl="6">
+      <w:startOverride w:val="1"/>
+    </w:lvlOverride>
+    <w:lvlOverride w:ilvl="7">
+      <w:startOverride w:val="1"/>
+    </w:lvlOverride>
+    <w:lvlOverride w:ilvl="8">
+      <w:startOverride w:val="1"/>
+    </w:lvlOverride>
+  </w:num>
+  <w:num w:numId="1008">
+    <w:abstractNumId w:val="991"/>
+  </w:num>
+  <w:num w:numId="1009">
+    <w:abstractNumId w:val="991"/>
+  </w:num>
+  <w:num w:numId="1010">
     <w:abstractNumId w:val="991"/>
   </w:num>
 </w:numbering>

--- a/doc/sad/TSaS_SAD_arc42_1.docx
+++ b/doc/sad/TSaS_SAD_arc42_1.docx
@@ -2,33 +2,7 @@
 <file path=word/document.xml><?xml version="1.0" encoding="utf-8"?>
 <w:document xmlns:w="http://schemas.openxmlformats.org/wordprocessingml/2006/main" xmlns:m="http://schemas.openxmlformats.org/officeDocument/2006/math" xmlns:r="http://schemas.openxmlformats.org/officeDocument/2006/relationships" xmlns:o="urn:schemas-microsoft-com:office:office" xmlns:v="urn:schemas-microsoft-com:vml" xmlns:w10="urn:schemas-microsoft-com:office:word" xmlns:a="http://schemas.openxmlformats.org/drawingml/2006/main" xmlns:pic="http://schemas.openxmlformats.org/drawingml/2006/picture" xmlns:wp="http://schemas.openxmlformats.org/drawingml/2006/wordprocessingDrawing">
   <w:body>
-    <w:sdt>
-      <w:sdtPr>
-        <w:docPartObj>
-          <w:docPartGallery w:val="Table of Contents"/>
-          <w:docPartUnique/>
-        </w:docPartObj>
-      </w:sdtPr>
-      <w:sdtContent>
-        <w:p>
-          <w:pPr>
-            <w:pStyle w:val="TOCHeading"/>
-          </w:pPr>
-          <w:r>
-            <w:t xml:space="preserve">Table of Contents</w:t>
-          </w:r>
-        </w:p>
-        <w:p>
-          <w:r>
-            <w:fldChar w:fldCharType="begin" w:dirty="true"/>
-            <w:instrText xml:space="preserve">TOC \o "1-3" \h \z \u</w:instrText>
-            <w:fldChar w:fldCharType="separate"/>
-            <w:fldChar w:fldCharType="end"/>
-          </w:r>
-        </w:p>
-      </w:sdtContent>
-    </w:sdt>
-    <w:bookmarkStart w:id="71" w:name="X8e4ebc2e1f4eb088d047a6684ad88a5c65a2b31"/>
+    <w:bookmarkStart w:id="70" w:name="X8e4ebc2e1f4eb088d047a6684ad88a5c65a2b31"/>
     <w:p>
       <w:pPr>
         <w:pStyle w:val="Heading1"/>
@@ -234,171 +208,32 @@
         </w:pict>
       </w:r>
     </w:p>
-    <w:bookmarkStart w:id="9" w:name="inhaltsverzeichnis"/>
-    <w:p>
-      <w:pPr>
-        <w:pStyle w:val="Heading2"/>
-      </w:pPr>
-      <w:r>
-        <w:t xml:space="preserve">Inhaltsverzeichnis</w:t>
-      </w:r>
-    </w:p>
-    <w:p>
-      <w:pPr>
-        <w:pStyle w:val="Compact"/>
-        <w:numPr>
-          <w:ilvl w:val="0"/>
-          <w:numId w:val="1001"/>
-        </w:numPr>
-      </w:pPr>
-      <w:r>
-        <w:t xml:space="preserve">Einführung und Ziele</w:t>
-      </w:r>
-    </w:p>
-    <w:p>
-      <w:pPr>
-        <w:pStyle w:val="Compact"/>
-        <w:numPr>
-          <w:ilvl w:val="0"/>
-          <w:numId w:val="1001"/>
-        </w:numPr>
-      </w:pPr>
-      <w:r>
-        <w:t xml:space="preserve">Randbedingungen</w:t>
-      </w:r>
-    </w:p>
-    <w:p>
-      <w:pPr>
-        <w:pStyle w:val="Compact"/>
-        <w:numPr>
-          <w:ilvl w:val="0"/>
-          <w:numId w:val="1001"/>
-        </w:numPr>
-      </w:pPr>
-      <w:r>
-        <w:t xml:space="preserve">Kontextabgrenzung</w:t>
-      </w:r>
-    </w:p>
-    <w:p>
-      <w:pPr>
-        <w:pStyle w:val="Compact"/>
-        <w:numPr>
-          <w:ilvl w:val="0"/>
-          <w:numId w:val="1001"/>
-        </w:numPr>
-      </w:pPr>
-      <w:r>
-        <w:t xml:space="preserve">Lösungsstrategie</w:t>
-      </w:r>
-    </w:p>
-    <w:p>
-      <w:pPr>
-        <w:pStyle w:val="Compact"/>
-        <w:numPr>
-          <w:ilvl w:val="0"/>
-          <w:numId w:val="1001"/>
-        </w:numPr>
-      </w:pPr>
-      <w:r>
-        <w:t xml:space="preserve">Bausteinsicht</w:t>
-      </w:r>
-    </w:p>
-    <w:p>
-      <w:pPr>
-        <w:pStyle w:val="Compact"/>
-        <w:numPr>
-          <w:ilvl w:val="0"/>
-          <w:numId w:val="1001"/>
-        </w:numPr>
-      </w:pPr>
-      <w:r>
-        <w:t xml:space="preserve">Laufzeitsicht</w:t>
-      </w:r>
-    </w:p>
-    <w:p>
-      <w:pPr>
-        <w:pStyle w:val="Compact"/>
-        <w:numPr>
-          <w:ilvl w:val="0"/>
-          <w:numId w:val="1001"/>
-        </w:numPr>
-      </w:pPr>
-      <w:r>
-        <w:t xml:space="preserve">Verteilungssicht</w:t>
-      </w:r>
-    </w:p>
-    <w:p>
-      <w:pPr>
-        <w:pStyle w:val="Compact"/>
-        <w:numPr>
-          <w:ilvl w:val="0"/>
-          <w:numId w:val="1001"/>
-        </w:numPr>
-      </w:pPr>
-      <w:r>
-        <w:t xml:space="preserve">Querschnittliche Konzepte</w:t>
-      </w:r>
-    </w:p>
-    <w:p>
-      <w:pPr>
-        <w:pStyle w:val="Compact"/>
-        <w:numPr>
-          <w:ilvl w:val="0"/>
-          <w:numId w:val="1001"/>
-        </w:numPr>
-      </w:pPr>
-      <w:r>
-        <w:t xml:space="preserve">Architekturentscheidungen</w:t>
-      </w:r>
-    </w:p>
-    <w:p>
-      <w:pPr>
-        <w:pStyle w:val="Compact"/>
-        <w:numPr>
-          <w:ilvl w:val="0"/>
-          <w:numId w:val="1001"/>
-        </w:numPr>
-      </w:pPr>
-      <w:r>
-        <w:t xml:space="preserve">Qualitätsanforderungen</w:t>
-      </w:r>
-    </w:p>
-    <w:p>
-      <w:pPr>
-        <w:pStyle w:val="Compact"/>
-        <w:numPr>
-          <w:ilvl w:val="0"/>
-          <w:numId w:val="1001"/>
-        </w:numPr>
-      </w:pPr>
-      <w:r>
-        <w:t xml:space="preserve">Datenmodell</w:t>
-      </w:r>
-    </w:p>
-    <w:p>
-      <w:pPr>
-        <w:pStyle w:val="Compact"/>
-        <w:numPr>
-          <w:ilvl w:val="0"/>
-          <w:numId w:val="1001"/>
-        </w:numPr>
-      </w:pPr>
-      <w:r>
-        <w:t xml:space="preserve">Risiken und technische Schulden</w:t>
-      </w:r>
-    </w:p>
-    <w:p>
-      <w:pPr>
-        <w:pStyle w:val="Compact"/>
-        <w:numPr>
-          <w:ilvl w:val="0"/>
-          <w:numId w:val="1001"/>
-        </w:numPr>
-      </w:pPr>
-      <w:r>
-        <w:t xml:space="preserve">Glossar</w:t>
-      </w:r>
-    </w:p>
+    <w:sdt>
+      <w:sdtPr>
+        <w:docPartObj>
+          <w:docPartGallery w:val="Inhaltsverzeichnis"/>
+          <w:docPartUnique/>
+        </w:docPartObj>
+      </w:sdtPr>
+      <w:sdtContent>
+        <w:p>
+          <w:pPr>
+            <w:pStyle w:val="TOCHeading"/>
+          </w:pPr>
+          <w:r>
+            <w:t xml:space="preserve">Inhaltsverzeichnis</w:t>
+          </w:r>
+        </w:p>
+        <w:p>
+          <w:r>
+            <w:fldChar w:fldCharType="begin" w:dirty="true"/>
+            <w:instrText xml:space="preserve">TOC \o "1-3" \h \z \u</w:instrText>
+            <w:fldChar w:fldCharType="separate"/>
+            <w:fldChar w:fldCharType="end"/>
+          </w:r>
+        </w:p>
+      </w:sdtContent>
+    </w:sdt>
     <w:p>
       <w:r>
         <w:pict>
@@ -406,51 +241,50 @@
         </w:pict>
       </w:r>
     </w:p>
+    <w:bookmarkStart w:id="12" w:name="einführung-und-ziele"/>
+    <w:p>
+      <w:pPr>
+        <w:pStyle w:val="Heading2"/>
+      </w:pPr>
+      <w:r>
+        <w:t xml:space="preserve">1. Einführung und Ziele</w:t>
+      </w:r>
+    </w:p>
+    <w:p>
+      <w:pPr>
+        <w:pStyle w:val="FirstParagraph"/>
+      </w:pPr>
+      <w:r>
+        <w:t xml:space="preserve">Für die gezielte Vorbereitung auf ein Tennismatch fehlt derzeit eine geeignete Anwendung, welche es Eltern und Trainern ermöglicht, Statistiken und Informationen über die Spielweise und Eigenheiten des eigenen Spielers sowie des Gegners zu erfassen und auszuwerten.</w:t>
+      </w:r>
+    </w:p>
+    <w:p>
+      <w:pPr>
+        <w:pStyle w:val="BodyText"/>
+      </w:pPr>
+      <w:r>
+        <w:t xml:space="preserve">Diese Lücke soll die Anwendung Tennis Score and Statistic (TSaS) schliessen. Ziel ist die Entwicklung einer Web-App (später zusätzlich einer iOS-App), mit der Trainer oder Eltern ein Tennismatch Punkt für Punkt mit vordefinierten und frei definierbaren Angaben dokumentieren können.</w:t>
+      </w:r>
+    </w:p>
+    <w:bookmarkStart w:id="9" w:name="aufgabenstellung"/>
+    <w:p>
+      <w:pPr>
+        <w:pStyle w:val="Heading3"/>
+      </w:pPr>
+      <w:r>
+        <w:t xml:space="preserve">1.1 Aufgabenstellung</w:t>
+      </w:r>
+    </w:p>
+    <w:p>
+      <w:pPr>
+        <w:pStyle w:val="FirstParagraph"/>
+      </w:pPr>
+      <w:r>
+        <w:t xml:space="preserve">TSaS soll eine webbasierte Applikation bereitstellen, mit der der aktuelle Spielstand eines Tennismatches festgehalten und jeder Punkt mit fixen Attributen dokumentiert werden kann. Zusätzlich sollen einfache statistische Auswertungen ermöglicht werden.</w:t>
+      </w:r>
+    </w:p>
     <w:bookmarkEnd w:id="9"/>
-    <w:bookmarkStart w:id="13" w:name="einführung-und-ziele"/>
-    <w:p>
-      <w:pPr>
-        <w:pStyle w:val="Heading2"/>
-      </w:pPr>
-      <w:r>
-        <w:t xml:space="preserve">1. Einführung und Ziele</w:t>
-      </w:r>
-    </w:p>
-    <w:p>
-      <w:pPr>
-        <w:pStyle w:val="FirstParagraph"/>
-      </w:pPr>
-      <w:r>
-        <w:t xml:space="preserve">Für die gezielte Vorbereitung auf ein Tennismatch fehlt derzeit eine geeignete Anwendung, welche es Eltern und Trainern ermöglicht, Statistiken und Informationen über die Spielweise und Eigenheiten des eigenen Spielers sowie des Gegners zu erfassen und auszuwerten.</w:t>
-      </w:r>
-    </w:p>
-    <w:p>
-      <w:pPr>
-        <w:pStyle w:val="BodyText"/>
-      </w:pPr>
-      <w:r>
-        <w:t xml:space="preserve">Diese Lücke soll die Anwendung Tennis Score and Statistic (TSaS) schliessen. Ziel ist die Entwicklung einer Web-App (später zusätzlich einer iOS-App), mit der Trainer oder Eltern ein Tennismatch Punkt für Punkt mit vordefinierten und frei definierbaren Angaben dokumentieren können.</w:t>
-      </w:r>
-    </w:p>
-    <w:bookmarkStart w:id="10" w:name="aufgabenstellung"/>
-    <w:p>
-      <w:pPr>
-        <w:pStyle w:val="Heading3"/>
-      </w:pPr>
-      <w:r>
-        <w:t xml:space="preserve">1.1 Aufgabenstellung</w:t>
-      </w:r>
-    </w:p>
-    <w:p>
-      <w:pPr>
-        <w:pStyle w:val="FirstParagraph"/>
-      </w:pPr>
-      <w:r>
-        <w:t xml:space="preserve">TSaS soll eine webbasierte Applikation bereitstellen, mit der der aktuelle Spielstand eines Tennismatches festgehalten und jeder Punkt mit fixen Attributen dokumentiert werden kann. Zusätzlich sollen einfache statistische Auswertungen ermöglicht werden.</w:t>
-      </w:r>
-    </w:p>
-    <w:bookmarkEnd w:id="10"/>
-    <w:bookmarkStart w:id="11" w:name="qualitätsziele"/>
+    <w:bookmarkStart w:id="10" w:name="qualitätsziele"/>
     <w:p>
       <w:pPr>
         <w:pStyle w:val="Heading3"/>
@@ -798,8 +632,8 @@
         </w:tc>
       </w:tr>
     </w:tbl>
-    <w:bookmarkEnd w:id="11"/>
-    <w:bookmarkStart w:id="12" w:name="stakeholder"/>
+    <w:bookmarkEnd w:id="10"/>
+    <w:bookmarkStart w:id="11" w:name="stakeholder"/>
     <w:p>
       <w:pPr>
         <w:pStyle w:val="Heading3"/>
@@ -938,9 +772,9 @@
         </w:pict>
       </w:r>
     </w:p>
+    <w:bookmarkEnd w:id="11"/>
     <w:bookmarkEnd w:id="12"/>
-    <w:bookmarkEnd w:id="13"/>
-    <w:bookmarkStart w:id="16" w:name="randbedingungen"/>
+    <w:bookmarkStart w:id="15" w:name="randbedingungen"/>
     <w:p>
       <w:pPr>
         <w:pStyle w:val="Heading2"/>
@@ -949,7 +783,7 @@
         <w:t xml:space="preserve">2. Randbedingungen</w:t>
       </w:r>
     </w:p>
-    <w:bookmarkStart w:id="14" w:name="technische-randbedingungen"/>
+    <w:bookmarkStart w:id="13" w:name="technische-randbedingungen"/>
     <w:p>
       <w:pPr>
         <w:pStyle w:val="Heading3"/>
@@ -1224,8 +1058,8 @@
         </w:tc>
       </w:tr>
     </w:tbl>
-    <w:bookmarkEnd w:id="14"/>
-    <w:bookmarkStart w:id="15" w:name="organisatorische-randbedingungen"/>
+    <w:bookmarkEnd w:id="13"/>
+    <w:bookmarkStart w:id="14" w:name="organisatorische-randbedingungen"/>
     <w:p>
       <w:pPr>
         <w:pStyle w:val="Heading3"/>
@@ -1239,7 +1073,7 @@
         <w:pStyle w:val="Compact"/>
         <w:numPr>
           <w:ilvl w:val="0"/>
-          <w:numId w:val="1002"/>
+          <w:numId w:val="1001"/>
         </w:numPr>
       </w:pPr>
       <w:r>
@@ -1251,7 +1085,7 @@
         <w:pStyle w:val="Compact"/>
         <w:numPr>
           <w:ilvl w:val="0"/>
-          <w:numId w:val="1002"/>
+          <w:numId w:val="1001"/>
         </w:numPr>
       </w:pPr>
       <w:r>
@@ -1263,7 +1097,7 @@
         <w:pStyle w:val="Compact"/>
         <w:numPr>
           <w:ilvl w:val="0"/>
-          <w:numId w:val="1002"/>
+          <w:numId w:val="1001"/>
         </w:numPr>
       </w:pPr>
       <w:r>
@@ -1277,9 +1111,9 @@
         </w:pict>
       </w:r>
     </w:p>
+    <w:bookmarkEnd w:id="14"/>
     <w:bookmarkEnd w:id="15"/>
-    <w:bookmarkEnd w:id="16"/>
-    <w:bookmarkStart w:id="23" w:name="kontextabgrenzung"/>
+    <w:bookmarkStart w:id="22" w:name="kontextabgrenzung"/>
     <w:p>
       <w:pPr>
         <w:pStyle w:val="Heading2"/>
@@ -1288,7 +1122,7 @@
         <w:t xml:space="preserve">3. Kontextabgrenzung</w:t>
       </w:r>
     </w:p>
-    <w:bookmarkStart w:id="21" w:name="fachlicher-kontext"/>
+    <w:bookmarkStart w:id="20" w:name="fachlicher-kontext"/>
     <w:p>
       <w:pPr>
         <w:pStyle w:val="Heading3"/>
@@ -1314,18 +1148,18 @@
           <wp:inline>
             <wp:extent cx="5039999" cy="3130739"/>
             <wp:effectExtent b="0" l="0" r="0" t="0"/>
-            <wp:docPr descr="TSaS – Fachlicher Kontext" title="" id="18" name="Picture"/>
+            <wp:docPr descr="TSaS – Fachlicher Kontext" title="" id="17" name="Picture"/>
             <a:graphic>
               <a:graphicData uri="http://schemas.openxmlformats.org/drawingml/2006/picture">
                 <pic:pic>
                   <pic:nvPicPr>
-                    <pic:cNvPr descr="Fachlicher_Kontext.png" id="19" name="Picture"/>
+                    <pic:cNvPr descr="Fachlicher_Kontext.png" id="18" name="Picture"/>
                     <pic:cNvPicPr>
                       <a:picLocks noChangeArrowheads="1" noChangeAspect="1"/>
                     </pic:cNvPicPr>
                   </pic:nvPicPr>
                   <pic:blipFill>
-                    <a:blip r:embed="rId17"/>
+                    <a:blip r:embed="rId16"/>
                     <a:stretch>
                       <a:fillRect/>
                     </a:stretch>
@@ -1378,7 +1212,7 @@
         </w:rPr>
         <w:t xml:space="preserve"> </w:t>
       </w:r>
-      <w:hyperlink r:id="rId20">
+      <w:hyperlink r:id="rId19">
         <w:r>
           <w:rPr>
             <w:rStyle w:val="VerbatimChar"/>
@@ -1540,8 +1374,8 @@
         </w:tc>
       </w:tr>
     </w:tbl>
-    <w:bookmarkEnd w:id="21"/>
-    <w:bookmarkStart w:id="22" w:name="technischer-kontext"/>
+    <w:bookmarkEnd w:id="20"/>
+    <w:bookmarkStart w:id="21" w:name="technischer-kontext"/>
     <w:p>
       <w:pPr>
         <w:pStyle w:val="Heading3"/>
@@ -1699,9 +1533,9 @@
         </w:pict>
       </w:r>
     </w:p>
+    <w:bookmarkEnd w:id="21"/>
     <w:bookmarkEnd w:id="22"/>
-    <w:bookmarkEnd w:id="23"/>
-    <w:bookmarkStart w:id="27" w:name="lösungsstrategie"/>
+    <w:bookmarkStart w:id="26" w:name="lösungsstrategie"/>
     <w:p>
       <w:pPr>
         <w:pStyle w:val="Heading2"/>
@@ -1710,7 +1544,7 @@
         <w:t xml:space="preserve">4. Lösungsstrategie</w:t>
       </w:r>
     </w:p>
-    <w:bookmarkStart w:id="24" w:name="architekturansatz-modularer-monolith"/>
+    <w:bookmarkStart w:id="23" w:name="architekturansatz-modularer-monolith"/>
     <w:p>
       <w:pPr>
         <w:pStyle w:val="Heading3"/>
@@ -1732,7 +1566,7 @@
         <w:pStyle w:val="Compact"/>
         <w:numPr>
           <w:ilvl w:val="0"/>
-          <w:numId w:val="1003"/>
+          <w:numId w:val="1002"/>
         </w:numPr>
       </w:pPr>
       <w:r>
@@ -1744,7 +1578,7 @@
         <w:pStyle w:val="Compact"/>
         <w:numPr>
           <w:ilvl w:val="0"/>
-          <w:numId w:val="1003"/>
+          <w:numId w:val="1002"/>
         </w:numPr>
       </w:pPr>
       <w:r>
@@ -1756,7 +1590,7 @@
         <w:pStyle w:val="Compact"/>
         <w:numPr>
           <w:ilvl w:val="0"/>
-          <w:numId w:val="1003"/>
+          <w:numId w:val="1002"/>
         </w:numPr>
       </w:pPr>
       <w:r>
@@ -1768,15 +1602,15 @@
         <w:pStyle w:val="Compact"/>
         <w:numPr>
           <w:ilvl w:val="0"/>
-          <w:numId w:val="1003"/>
+          <w:numId w:val="1002"/>
         </w:numPr>
       </w:pPr>
       <w:r>
         <w:t xml:space="preserve">Geringere Komplexität bei der Kommunikation (keine Netzwerk-Latenzen zwischen Modulen).</w:t>
       </w:r>
     </w:p>
-    <w:bookmarkEnd w:id="24"/>
-    <w:bookmarkStart w:id="25" w:name="technologieentscheidungen"/>
+    <w:bookmarkEnd w:id="23"/>
+    <w:bookmarkStart w:id="24" w:name="technologieentscheidungen"/>
     <w:p>
       <w:pPr>
         <w:pStyle w:val="Heading3"/>
@@ -2112,8 +1946,8 @@
         </w:tc>
       </w:tr>
     </w:tbl>
-    <w:bookmarkEnd w:id="25"/>
-    <w:bookmarkStart w:id="26" w:name="release-planung"/>
+    <w:bookmarkEnd w:id="24"/>
+    <w:bookmarkStart w:id="25" w:name="release-planung"/>
     <w:p>
       <w:pPr>
         <w:pStyle w:val="Heading3"/>
@@ -2336,9 +2170,9 @@
         </w:pict>
       </w:r>
     </w:p>
+    <w:bookmarkEnd w:id="25"/>
     <w:bookmarkEnd w:id="26"/>
-    <w:bookmarkEnd w:id="27"/>
-    <w:bookmarkStart w:id="39" w:name="bausteinsicht"/>
+    <w:bookmarkStart w:id="38" w:name="bausteinsicht"/>
     <w:p>
       <w:pPr>
         <w:pStyle w:val="Heading2"/>
@@ -2347,7 +2181,7 @@
         <w:t xml:space="preserve">5. Bausteinsicht</w:t>
       </w:r>
     </w:p>
-    <w:bookmarkStart w:id="28" w:name="whitebox-gesamtsystem"/>
+    <w:bookmarkStart w:id="27" w:name="whitebox-gesamtsystem"/>
     <w:p>
       <w:pPr>
         <w:pStyle w:val="Heading3"/>
@@ -2418,8 +2252,8 @@
         <w:t xml:space="preserve">Identity Provider für Authentifizierung und Autorisierung.</w:t>
       </w:r>
     </w:p>
-    <w:bookmarkEnd w:id="28"/>
-    <w:bookmarkStart w:id="33" w:name="backend-module-modularer-monolith"/>
+    <w:bookmarkEnd w:id="27"/>
+    <w:bookmarkStart w:id="32" w:name="backend-module-modularer-monolith"/>
     <w:p>
       <w:pPr>
         <w:pStyle w:val="Heading3"/>
@@ -2821,18 +2655,18 @@
           <wp:inline>
             <wp:extent cx="5334000" cy="2876721"/>
             <wp:effectExtent b="0" l="0" r="0" t="0"/>
-            <wp:docPr descr="TSaS Backend – Fachliche Module" title="" id="30" name="Picture"/>
+            <wp:docPr descr="TSaS Backend – Fachliche Module" title="" id="29" name="Picture"/>
             <a:graphic>
               <a:graphicData uri="http://schemas.openxmlformats.org/drawingml/2006/picture">
                 <pic:pic>
                   <pic:nvPicPr>
-                    <pic:cNvPr descr="Backend_Module.png" id="31" name="Picture"/>
+                    <pic:cNvPr descr="Backend_Module.png" id="30" name="Picture"/>
                     <pic:cNvPicPr>
                       <a:picLocks noChangeArrowheads="1" noChangeAspect="1"/>
                     </pic:cNvPicPr>
                   </pic:nvPicPr>
                   <pic:blipFill>
-                    <a:blip r:embed="rId29"/>
+                    <a:blip r:embed="rId28"/>
                     <a:stretch>
                       <a:fillRect/>
                     </a:stretch>
@@ -2885,7 +2719,7 @@
         </w:rPr>
         <w:t xml:space="preserve"> </w:t>
       </w:r>
-      <w:hyperlink r:id="rId32">
+      <w:hyperlink r:id="rId31">
         <w:r>
           <w:rPr>
             <w:rStyle w:val="VerbatimChar"/>
@@ -2896,8 +2730,8 @@
         </w:r>
       </w:hyperlink>
     </w:p>
-    <w:bookmarkEnd w:id="33"/>
-    <w:bookmarkStart w:id="38" w:name="Xdde48f936cf8430c2326803bb37fe317373f62f"/>
+    <w:bookmarkEnd w:id="32"/>
+    <w:bookmarkStart w:id="37" w:name="Xdde48f936cf8430c2326803bb37fe317373f62f"/>
     <w:p>
       <w:pPr>
         <w:pStyle w:val="Heading3"/>
@@ -2932,7 +2766,7 @@
         <w:pStyle w:val="Compact"/>
         <w:numPr>
           <w:ilvl w:val="0"/>
-          <w:numId w:val="1004"/>
+          <w:numId w:val="1003"/>
         </w:numPr>
       </w:pPr>
       <w:r>
@@ -3026,7 +2860,7 @@
         <w:pStyle w:val="Compact"/>
         <w:numPr>
           <w:ilvl w:val="0"/>
-          <w:numId w:val="1004"/>
+          <w:numId w:val="1003"/>
         </w:numPr>
       </w:pPr>
       <w:r>
@@ -3243,7 +3077,7 @@
         <w:pStyle w:val="Compact"/>
         <w:numPr>
           <w:ilvl w:val="0"/>
-          <w:numId w:val="1004"/>
+          <w:numId w:val="1003"/>
         </w:numPr>
       </w:pPr>
       <w:r>
@@ -3361,18 +3195,18 @@
           <wp:inline>
             <wp:extent cx="5334000" cy="3488096"/>
             <wp:effectExtent b="0" l="0" r="0" t="0"/>
-            <wp:docPr descr="TSaS Backend – Clean Architecture (Klassen-Detail)" title="" id="35" name="Picture"/>
+            <wp:docPr descr="TSaS Backend – Clean Architecture (Klassen-Detail)" title="" id="34" name="Picture"/>
             <a:graphic>
               <a:graphicData uri="http://schemas.openxmlformats.org/drawingml/2006/picture">
                 <pic:pic>
                   <pic:nvPicPr>
-                    <pic:cNvPr descr="Backend_CleanArchitecture.png" id="36" name="Picture"/>
+                    <pic:cNvPr descr="Backend_CleanArchitecture.png" id="35" name="Picture"/>
                     <pic:cNvPicPr>
                       <a:picLocks noChangeArrowheads="1" noChangeAspect="1"/>
                     </pic:cNvPicPr>
                   </pic:nvPicPr>
                   <pic:blipFill>
-                    <a:blip r:embed="rId34"/>
+                    <a:blip r:embed="rId33"/>
                     <a:stretch>
                       <a:fillRect/>
                     </a:stretch>
@@ -3425,7 +3259,7 @@
         </w:rPr>
         <w:t xml:space="preserve"> </w:t>
       </w:r>
-      <w:hyperlink r:id="rId37">
+      <w:hyperlink r:id="rId36">
         <w:r>
           <w:rPr>
             <w:rStyle w:val="VerbatimChar"/>
@@ -3443,24 +3277,126 @@
         </w:pict>
       </w:r>
     </w:p>
+    <w:bookmarkEnd w:id="37"/>
     <w:bookmarkEnd w:id="38"/>
+    <w:bookmarkStart w:id="42" w:name="laufzeitsicht"/>
+    <w:p>
+      <w:pPr>
+        <w:pStyle w:val="Heading2"/>
+      </w:pPr>
+      <w:r>
+        <w:t xml:space="preserve">6. Laufzeitsicht</w:t>
+      </w:r>
+    </w:p>
+    <w:bookmarkStart w:id="39" w:name="szenario-punkt-erfassen"/>
+    <w:p>
+      <w:pPr>
+        <w:pStyle w:val="Heading3"/>
+      </w:pPr>
+      <w:r>
+        <w:t xml:space="preserve">6.1 Szenario: Punkt erfassen</w:t>
+      </w:r>
+    </w:p>
+    <w:p>
+      <w:pPr>
+        <w:pStyle w:val="FirstParagraph"/>
+      </w:pPr>
+      <w:r>
+        <w:t xml:space="preserve">Dieses Szenario beschreibt den typischen Ablauf, wenn ein Trainer während eines Matches einen Punkt erfasst:</w:t>
+      </w:r>
+    </w:p>
+    <w:p>
+      <w:pPr>
+        <w:pStyle w:val="Compact"/>
+        <w:numPr>
+          <w:ilvl w:val="0"/>
+          <w:numId w:val="1004"/>
+        </w:numPr>
+      </w:pPr>
+      <w:r>
+        <w:t xml:space="preserve">Der Trainer klickt im Angular-Frontend auf die Schaltfläche für den Punkttyp (z.B. „Forehand Winner”).</w:t>
+      </w:r>
+    </w:p>
+    <w:p>
+      <w:pPr>
+        <w:pStyle w:val="Compact"/>
+        <w:numPr>
+          <w:ilvl w:val="0"/>
+          <w:numId w:val="1004"/>
+        </w:numPr>
+      </w:pPr>
+      <w:r>
+        <w:t xml:space="preserve">Das Frontend sendet einen POST-Request an /api/matches/{id}/points mit dem Bearer Token im Authorization-Header.</w:t>
+      </w:r>
+    </w:p>
+    <w:p>
+      <w:pPr>
+        <w:pStyle w:val="Compact"/>
+        <w:numPr>
+          <w:ilvl w:val="0"/>
+          <w:numId w:val="1004"/>
+        </w:numPr>
+      </w:pPr>
+      <w:r>
+        <w:t xml:space="preserve">Das Spring Boot API validiert das Token via Keycloak.</w:t>
+      </w:r>
+    </w:p>
+    <w:p>
+      <w:pPr>
+        <w:pStyle w:val="Compact"/>
+        <w:numPr>
+          <w:ilvl w:val="0"/>
+          <w:numId w:val="1004"/>
+        </w:numPr>
+      </w:pPr>
+      <w:r>
+        <w:t xml:space="preserve">Das match-module (Scoring-Logik) verarbeitet den Punkt: Aktualisierung des Spielstands (Punkte, Games, Sets), Persistierung in der POINT-Tabelle.</w:t>
+      </w:r>
+    </w:p>
+    <w:p>
+      <w:pPr>
+        <w:pStyle w:val="Compact"/>
+        <w:numPr>
+          <w:ilvl w:val="0"/>
+          <w:numId w:val="1004"/>
+        </w:numPr>
+      </w:pPr>
+      <w:r>
+        <w:t xml:space="preserve">Das match-module aktualisiert die CURRENT_SCORE-Tabelle; aggregierte Statistiken werden vom statistics-module on-the-fly aus den Points berechnet.</w:t>
+      </w:r>
+    </w:p>
+    <w:p>
+      <w:pPr>
+        <w:pStyle w:val="Compact"/>
+        <w:numPr>
+          <w:ilvl w:val="0"/>
+          <w:numId w:val="1004"/>
+        </w:numPr>
+      </w:pPr>
+      <w:r>
+        <w:t xml:space="preserve">Das API gibt den aktualisierten Spielstand als JSON zurück (HTTP 200).</w:t>
+      </w:r>
+    </w:p>
+    <w:p>
+      <w:pPr>
+        <w:pStyle w:val="Compact"/>
+        <w:numPr>
+          <w:ilvl w:val="0"/>
+          <w:numId w:val="1004"/>
+        </w:numPr>
+      </w:pPr>
+      <w:r>
+        <w:t xml:space="preserve">Das Frontend aktualisiert die Anzeige des Spielstands.</w:t>
+      </w:r>
+    </w:p>
     <w:bookmarkEnd w:id="39"/>
-    <w:bookmarkStart w:id="43" w:name="laufzeitsicht"/>
-    <w:p>
-      <w:pPr>
-        <w:pStyle w:val="Heading2"/>
-      </w:pPr>
-      <w:r>
-        <w:t xml:space="preserve">6. Laufzeitsicht</w:t>
-      </w:r>
-    </w:p>
-    <w:bookmarkStart w:id="40" w:name="szenario-punkt-erfassen"/>
+    <w:bookmarkStart w:id="40" w:name="X2fff043d07f14bccbec7d33989c0b93f7e0c4dd"/>
     <w:p>
       <w:pPr>
         <w:pStyle w:val="Heading3"/>
       </w:pPr>
       <w:r>
-        <w:t xml:space="preserve">6.1 Szenario: Punkt erfassen</w:t>
+        <w:t xml:space="preserve">6.2 Szenario: KI-gestützte Match-Analyse (Postmortem)</w:t>
       </w:r>
     </w:p>
     <w:p>
@@ -3468,7 +3404,7 @@
         <w:pStyle w:val="FirstParagraph"/>
       </w:pPr>
       <w:r>
-        <w:t xml:space="preserve">Dieses Szenario beschreibt den typischen Ablauf, wenn ein Trainer während eines Matches einen Punkt erfasst:</w:t>
+        <w:t xml:space="preserve">Dieses Szenario beschreibt die Generierung einer taktischen Match-Analyse nach Match-Ende:</w:t>
       </w:r>
     </w:p>
     <w:p>
@@ -3480,7 +3416,16 @@
         </w:numPr>
       </w:pPr>
       <w:r>
-        <w:t xml:space="preserve">Der Trainer klickt im Angular-Frontend auf die Schaltfläche für den Punkttyp (z.B. „Forehand Winner”).</w:t>
+        <w:t xml:space="preserve">Der Coach öffnet ein beendetes Match (</w:t>
+      </w:r>
+      <w:r>
+        <w:rPr>
+          <w:rStyle w:val="VerbatimChar"/>
+        </w:rPr>
+        <w:t xml:space="preserve">MatchStatus = COMPLETED</w:t>
+      </w:r>
+      <w:r>
+        <w:t xml:space="preserve">) im Frontend und klickt auf „Taktische Analyse generieren”.</w:t>
       </w:r>
     </w:p>
     <w:p>
@@ -3492,7 +3437,22 @@
         </w:numPr>
       </w:pPr>
       <w:r>
-        <w:t xml:space="preserve">Das Frontend sendet einen POST-Request an /api/matches/{id}/points mit dem Bearer Token im Authorization-Header.</w:t>
+        <w:t xml:space="preserve">Das Frontend sendet</w:t>
+      </w:r>
+      <w:r>
+        <w:t xml:space="preserve"> </w:t>
+      </w:r>
+      <w:r>
+        <w:rPr>
+          <w:rStyle w:val="VerbatimChar"/>
+        </w:rPr>
+        <w:t xml:space="preserve">POST /api/matches/{id}/analysis</w:t>
+      </w:r>
+      <w:r>
+        <w:t xml:space="preserve"> </w:t>
+      </w:r>
+      <w:r>
+        <w:t xml:space="preserve">mit Bearer Token.</w:t>
       </w:r>
     </w:p>
     <w:p>
@@ -3504,7 +3464,61 @@
         </w:numPr>
       </w:pPr>
       <w:r>
-        <w:t xml:space="preserve">Das Spring Boot API validiert das Token via Keycloak.</w:t>
+        <w:t xml:space="preserve">Der</w:t>
+      </w:r>
+      <w:r>
+        <w:t xml:space="preserve"> </w:t>
+      </w:r>
+      <w:r>
+        <w:rPr>
+          <w:rStyle w:val="VerbatimChar"/>
+        </w:rPr>
+        <w:t xml:space="preserve">MatchAnalysisController</w:t>
+      </w:r>
+      <w:r>
+        <w:t xml:space="preserve"> </w:t>
+      </w:r>
+      <w:r>
+        <w:t xml:space="preserve">im</w:t>
+      </w:r>
+      <w:r>
+        <w:t xml:space="preserve"> </w:t>
+      </w:r>
+      <w:r>
+        <w:rPr>
+          <w:rStyle w:val="VerbatimChar"/>
+        </w:rPr>
+        <w:t xml:space="preserve">ai-module</w:t>
+      </w:r>
+      <w:r>
+        <w:t xml:space="preserve"> </w:t>
+      </w:r>
+      <w:r>
+        <w:t xml:space="preserve">ruft den</w:t>
+      </w:r>
+      <w:r>
+        <w:t xml:space="preserve"> </w:t>
+      </w:r>
+      <w:r>
+        <w:rPr>
+          <w:rStyle w:val="VerbatimChar"/>
+        </w:rPr>
+        <w:t xml:space="preserve">GenerateMatchAnalysisUseCase</w:t>
+      </w:r>
+      <w:r>
+        <w:t xml:space="preserve"> </w:t>
+      </w:r>
+      <w:r>
+        <w:t xml:space="preserve">(</w:t>
+      </w:r>
+      <w:r>
+        <w:rPr>
+          <w:rStyle w:val="VerbatimChar"/>
+        </w:rPr>
+        <w:t xml:space="preserve">MatchAnalysisService</w:t>
+      </w:r>
+      <w:r>
+        <w:t xml:space="preserve">) auf.</w:t>
       </w:r>
     </w:p>
     <w:p>
@@ -3516,7 +3530,7 @@
         </w:numPr>
       </w:pPr>
       <w:r>
-        <w:t xml:space="preserve">Das match-module (Scoring-Logik) verarbeitet den Punkt: Aktualisierung des Spielstands (Punkte, Games, Sets), Persistierung in der POINT-Tabelle.</w:t>
+        <w:t xml:space="preserve">Der Service prüft: Match-Status = COMPLETED (sonst HTTP 409), Punktzahl ≥ 10 (sonst HTTP 422, Kostenschutz).</w:t>
       </w:r>
     </w:p>
     <w:p>
@@ -3528,7 +3542,37 @@
         </w:numPr>
       </w:pPr>
       <w:r>
-        <w:t xml:space="preserve">Das match-module aktualisiert die CURRENT_SCORE-Tabelle; aggregierte Statistiken werden vom statistics-module on-the-fly aus den Points berechnet.</w:t>
+        <w:t xml:space="preserve">Der Service ruft das</w:t>
+      </w:r>
+      <w:r>
+        <w:t xml:space="preserve"> </w:t>
+      </w:r>
+      <w:r>
+        <w:rPr>
+          <w:rStyle w:val="VerbatimChar"/>
+        </w:rPr>
+        <w:t xml:space="preserve">statistics-module</w:t>
+      </w:r>
+      <w:r>
+        <w:t xml:space="preserve"> </w:t>
+      </w:r>
+      <w:r>
+        <w:t xml:space="preserve">für die aggregierten Kennzahlen und das</w:t>
+      </w:r>
+      <w:r>
+        <w:t xml:space="preserve"> </w:t>
+      </w:r>
+      <w:r>
+        <w:rPr>
+          <w:rStyle w:val="VerbatimChar"/>
+        </w:rPr>
+        <w:t xml:space="preserve">player-module</w:t>
+      </w:r>
+      <w:r>
+        <w:t xml:space="preserve"> </w:t>
+      </w:r>
+      <w:r>
+        <w:t xml:space="preserve">für Spielermetadaten (Name, Ranking, Handedness, Backhand-Typ).</w:t>
       </w:r>
     </w:p>
     <w:p>
@@ -3540,7 +3584,64 @@
         </w:numPr>
       </w:pPr>
       <w:r>
-        <w:t xml:space="preserve">Das API gibt den aktualisierten Spielstand als JSON zurück (HTTP 200).</w:t>
+        <w:t xml:space="preserve">Der Service ruft</w:t>
+      </w:r>
+      <w:r>
+        <w:t xml:space="preserve"> </w:t>
+      </w:r>
+      <w:r>
+        <w:rPr>
+          <w:rStyle w:val="VerbatimChar"/>
+        </w:rPr>
+        <w:t xml:space="preserve">LlmClientPort.generateAnalysis(stats, metadata)</w:t>
+      </w:r>
+      <w:r>
+        <w:t xml:space="preserve">. Im Default-Profil ist dies der</w:t>
+      </w:r>
+      <w:r>
+        <w:t xml:space="preserve"> </w:t>
+      </w:r>
+      <w:r>
+        <w:rPr>
+          <w:rStyle w:val="VerbatimChar"/>
+        </w:rPr>
+        <w:t xml:space="preserve">OpenAiLlmAdapter</w:t>
+      </w:r>
+      <w:r>
+        <w:t xml:space="preserve"> </w:t>
+      </w:r>
+      <w:r>
+        <w:t xml:space="preserve">(Spring AI ChatClient → OpenAI Chat Completions API mit strukturiertem JSON-Output via BeanOutputConverter). Bei fehlendem oder leerem</w:t>
+      </w:r>
+      <w:r>
+        <w:t xml:space="preserve"> </w:t>
+      </w:r>
+      <w:r>
+        <w:rPr>
+          <w:rStyle w:val="VerbatimChar"/>
+        </w:rPr>
+        <w:t xml:space="preserve">OPENAI_API_KEY</w:t>
+      </w:r>
+      <w:r>
+        <w:t xml:space="preserve"> </w:t>
+      </w:r>
+      <w:r>
+        <w:t xml:space="preserve">übernimmt der</w:t>
+      </w:r>
+      <w:r>
+        <w:t xml:space="preserve"> </w:t>
+      </w:r>
+      <w:r>
+        <w:rPr>
+          <w:rStyle w:val="VerbatimChar"/>
+        </w:rPr>
+        <w:t xml:space="preserve">FakeLlmClientAdapter</w:t>
+      </w:r>
+      <w:r>
+        <w:t xml:space="preserve"> </w:t>
+      </w:r>
+      <w:r>
+        <w:t xml:space="preserve">(deterministisches Stub-Result) — nützlich für Tests und Entwicklung ohne Provider.</w:t>
       </w:r>
     </w:p>
     <w:p>
@@ -3552,17 +3653,149 @@
         </w:numPr>
       </w:pPr>
       <w:r>
-        <w:t xml:space="preserve">Das Frontend aktualisiert die Anzeige des Spielstands.</w:t>
+        <w:t xml:space="preserve">Die strukturierte Antwort (Schlüsselmomente, eigene/gegnerische Stärken/Schwächen, 3–5 priorisierte Empfehlungen) wird als</w:t>
+      </w:r>
+      <w:r>
+        <w:t xml:space="preserve"> </w:t>
+      </w:r>
+      <w:r>
+        <w:rPr>
+          <w:rStyle w:val="VerbatimChar"/>
+        </w:rPr>
+        <w:t xml:space="preserve">MatchAnalysis</w:t>
+      </w:r>
+      <w:r>
+        <w:t xml:space="preserve"> </w:t>
+      </w:r>
+      <w:r>
+        <w:t xml:space="preserve">mit Status</w:t>
+      </w:r>
+      <w:r>
+        <w:t xml:space="preserve"> </w:t>
+      </w:r>
+      <w:r>
+        <w:rPr>
+          <w:rStyle w:val="VerbatimChar"/>
+        </w:rPr>
+        <w:t xml:space="preserve">COMPLETED</w:t>
+      </w:r>
+      <w:r>
+        <w:t xml:space="preserve"> </w:t>
+      </w:r>
+      <w:r>
+        <w:t xml:space="preserve">in der Tabelle</w:t>
+      </w:r>
+      <w:r>
+        <w:t xml:space="preserve"> </w:t>
+      </w:r>
+      <w:r>
+        <w:rPr>
+          <w:rStyle w:val="VerbatimChar"/>
+        </w:rPr>
+        <w:t xml:space="preserve">match_analysis</w:t>
+      </w:r>
+      <w:r>
+        <w:t xml:space="preserve"> </w:t>
+      </w:r>
+      <w:r>
+        <w:t xml:space="preserve">persistiert (1:1 zum Match, überschreibbar via UNIQUE-Constraint).</w:t>
+      </w:r>
+    </w:p>
+    <w:p>
+      <w:pPr>
+        <w:pStyle w:val="Compact"/>
+        <w:numPr>
+          <w:ilvl w:val="0"/>
+          <w:numId w:val="1005"/>
+        </w:numPr>
+      </w:pPr>
+      <w:r>
+        <w:t xml:space="preserve">Das API antwortet mit HTTP 200 und der vollständigen Analyse.</w:t>
+      </w:r>
+    </w:p>
+    <w:p>
+      <w:pPr>
+        <w:pStyle w:val="Compact"/>
+        <w:numPr>
+          <w:ilvl w:val="0"/>
+          <w:numId w:val="1005"/>
+        </w:numPr>
+      </w:pPr>
+      <w:r>
+        <w:t xml:space="preserve">Bei LLM-Fehlern (Netzwerk, 5xx, Parse-Fehler) wird ein</w:t>
+      </w:r>
+      <w:r>
+        <w:t xml:space="preserve"> </w:t>
+      </w:r>
+      <w:r>
+        <w:rPr>
+          <w:rStyle w:val="VerbatimChar"/>
+        </w:rPr>
+        <w:t xml:space="preserve">MatchAnalysis</w:t>
+      </w:r>
+      <w:r>
+        <w:t xml:space="preserve">-Datensatz mit Status</w:t>
+      </w:r>
+      <w:r>
+        <w:t xml:space="preserve"> </w:t>
+      </w:r>
+      <w:r>
+        <w:rPr>
+          <w:rStyle w:val="VerbatimChar"/>
+        </w:rPr>
+        <w:t xml:space="preserve">FAILED</w:t>
+      </w:r>
+      <w:r>
+        <w:t xml:space="preserve"> </w:t>
+      </w:r>
+      <w:r>
+        <w:t xml:space="preserve">und</w:t>
+      </w:r>
+      <w:r>
+        <w:t xml:space="preserve"> </w:t>
+      </w:r>
+      <w:r>
+        <w:rPr>
+          <w:rStyle w:val="VerbatimChar"/>
+        </w:rPr>
+        <w:t xml:space="preserve">errorMessage</w:t>
+      </w:r>
+      <w:r>
+        <w:t xml:space="preserve"> </w:t>
+      </w:r>
+      <w:r>
+        <w:t xml:space="preserve">persistiert, das API antwortet mit HTTP 502. Der Coach kann „Erneut versuchen” klicken; der nächste erfolgreiche Aufruf überschreibt den FAILED-Datensatz.</w:t>
+      </w:r>
+    </w:p>
+    <w:p>
+      <w:pPr>
+        <w:pStyle w:val="Compact"/>
+        <w:numPr>
+          <w:ilvl w:val="0"/>
+          <w:numId w:val="1005"/>
+        </w:numPr>
+      </w:pPr>
+      <w:r>
+        <w:rPr>
+          <w:rStyle w:val="VerbatimChar"/>
+        </w:rPr>
+        <w:t xml:space="preserve">GET /api/matches/{id}/analysis</w:t>
+      </w:r>
+      <w:r>
+        <w:t xml:space="preserve"> </w:t>
+      </w:r>
+      <w:r>
+        <w:t xml:space="preserve">liefert die gespeicherte Analyse ohne erneuten LLM-Aufruf (HTTP 200) oder HTTP 404, falls noch keine generiert wurde.</w:t>
       </w:r>
     </w:p>
     <w:bookmarkEnd w:id="40"/>
-    <w:bookmarkStart w:id="41" w:name="X2fff043d07f14bccbec7d33989c0b93f7e0c4dd"/>
+    <w:bookmarkStart w:id="41" w:name="szenario-benutzer-authentifizierung"/>
     <w:p>
       <w:pPr>
         <w:pStyle w:val="Heading3"/>
       </w:pPr>
       <w:r>
-        <w:t xml:space="preserve">6.2 Szenario: KI-gestützte Match-Analyse (Postmortem)</w:t>
+        <w:t xml:space="preserve">6.3 Szenario: Benutzer-Authentifizierung</w:t>
       </w:r>
     </w:p>
     <w:p>
@@ -3570,7 +3803,7 @@
         <w:pStyle w:val="FirstParagraph"/>
       </w:pPr>
       <w:r>
-        <w:t xml:space="preserve">Dieses Szenario beschreibt die Generierung einer taktischen Match-Analyse nach Match-Ende:</w:t>
+        <w:t xml:space="preserve">Der Login-Flow folgt dem Standard OAuth2 Authorization Code Flow mit PKCE:</w:t>
       </w:r>
     </w:p>
     <w:p>
@@ -3582,16 +3815,7 @@
         </w:numPr>
       </w:pPr>
       <w:r>
-        <w:t xml:space="preserve">Der Coach öffnet ein beendetes Match (</w:t>
-      </w:r>
-      <w:r>
-        <w:rPr>
-          <w:rStyle w:val="VerbatimChar"/>
-        </w:rPr>
-        <w:t xml:space="preserve">MatchStatus = COMPLETED</w:t>
-      </w:r>
-      <w:r>
-        <w:t xml:space="preserve">) im Frontend und klickt auf „Taktische Analyse generieren”.</w:t>
+        <w:t xml:space="preserve">Benutzer öffnet TSaS im Browser und wird zum Keycloak-Login weitergeleitet.</w:t>
       </w:r>
     </w:p>
     <w:p>
@@ -3603,22 +3827,7 @@
         </w:numPr>
       </w:pPr>
       <w:r>
-        <w:t xml:space="preserve">Das Frontend sendet</w:t>
-      </w:r>
-      <w:r>
-        <w:t xml:space="preserve"> </w:t>
-      </w:r>
-      <w:r>
-        <w:rPr>
-          <w:rStyle w:val="VerbatimChar"/>
-        </w:rPr>
-        <w:t xml:space="preserve">POST /api/matches/{id}/analysis</w:t>
-      </w:r>
-      <w:r>
-        <w:t xml:space="preserve"> </w:t>
-      </w:r>
-      <w:r>
-        <w:t xml:space="preserve">mit Bearer Token.</w:t>
+        <w:t xml:space="preserve">Benutzer authentifiziert sich (Benutzername/Passwort oder Google IDP ab V2).</w:t>
       </w:r>
     </w:p>
     <w:p>
@@ -3630,61 +3839,7 @@
         </w:numPr>
       </w:pPr>
       <w:r>
-        <w:t xml:space="preserve">Der</w:t>
-      </w:r>
-      <w:r>
-        <w:t xml:space="preserve"> </w:t>
-      </w:r>
-      <w:r>
-        <w:rPr>
-          <w:rStyle w:val="VerbatimChar"/>
-        </w:rPr>
-        <w:t xml:space="preserve">MatchAnalysisController</w:t>
-      </w:r>
-      <w:r>
-        <w:t xml:space="preserve"> </w:t>
-      </w:r>
-      <w:r>
-        <w:t xml:space="preserve">im</w:t>
-      </w:r>
-      <w:r>
-        <w:t xml:space="preserve"> </w:t>
-      </w:r>
-      <w:r>
-        <w:rPr>
-          <w:rStyle w:val="VerbatimChar"/>
-        </w:rPr>
-        <w:t xml:space="preserve">ai-module</w:t>
-      </w:r>
-      <w:r>
-        <w:t xml:space="preserve"> </w:t>
-      </w:r>
-      <w:r>
-        <w:t xml:space="preserve">ruft den</w:t>
-      </w:r>
-      <w:r>
-        <w:t xml:space="preserve"> </w:t>
-      </w:r>
-      <w:r>
-        <w:rPr>
-          <w:rStyle w:val="VerbatimChar"/>
-        </w:rPr>
-        <w:t xml:space="preserve">GenerateMatchAnalysisUseCase</w:t>
-      </w:r>
-      <w:r>
-        <w:t xml:space="preserve"> </w:t>
-      </w:r>
-      <w:r>
-        <w:t xml:space="preserve">(</w:t>
-      </w:r>
-      <w:r>
-        <w:rPr>
-          <w:rStyle w:val="VerbatimChar"/>
-        </w:rPr>
-        <w:t xml:space="preserve">MatchAnalysisService</w:t>
-      </w:r>
-      <w:r>
-        <w:t xml:space="preserve">) auf.</w:t>
+        <w:t xml:space="preserve">Keycloak stellt Authorization Code aus und leitet zurück an TSaS.</w:t>
       </w:r>
     </w:p>
     <w:p>
@@ -3696,7 +3851,7 @@
         </w:numPr>
       </w:pPr>
       <w:r>
-        <w:t xml:space="preserve">Der Service prüft: Match-Status = COMPLETED (sonst HTTP 409), Punktzahl ≥ 10 (sonst HTTP 422, Kostenschutz).</w:t>
+        <w:t xml:space="preserve">Das Frontend tauscht den Code gegen Access- und Refresh-Token.</w:t>
       </w:r>
     </w:p>
     <w:p>
@@ -3708,327 +3863,6 @@
         </w:numPr>
       </w:pPr>
       <w:r>
-        <w:t xml:space="preserve">Der Service ruft das</w:t>
-      </w:r>
-      <w:r>
-        <w:t xml:space="preserve"> </w:t>
-      </w:r>
-      <w:r>
-        <w:rPr>
-          <w:rStyle w:val="VerbatimChar"/>
-        </w:rPr>
-        <w:t xml:space="preserve">statistics-module</w:t>
-      </w:r>
-      <w:r>
-        <w:t xml:space="preserve"> </w:t>
-      </w:r>
-      <w:r>
-        <w:t xml:space="preserve">für die aggregierten Kennzahlen und das</w:t>
-      </w:r>
-      <w:r>
-        <w:t xml:space="preserve"> </w:t>
-      </w:r>
-      <w:r>
-        <w:rPr>
-          <w:rStyle w:val="VerbatimChar"/>
-        </w:rPr>
-        <w:t xml:space="preserve">player-module</w:t>
-      </w:r>
-      <w:r>
-        <w:t xml:space="preserve"> </w:t>
-      </w:r>
-      <w:r>
-        <w:t xml:space="preserve">für Spielermetadaten (Name, Ranking, Handedness, Backhand-Typ).</w:t>
-      </w:r>
-    </w:p>
-    <w:p>
-      <w:pPr>
-        <w:pStyle w:val="Compact"/>
-        <w:numPr>
-          <w:ilvl w:val="0"/>
-          <w:numId w:val="1006"/>
-        </w:numPr>
-      </w:pPr>
-      <w:r>
-        <w:t xml:space="preserve">Der Service ruft</w:t>
-      </w:r>
-      <w:r>
-        <w:t xml:space="preserve"> </w:t>
-      </w:r>
-      <w:r>
-        <w:rPr>
-          <w:rStyle w:val="VerbatimChar"/>
-        </w:rPr>
-        <w:t xml:space="preserve">LlmClientPort.generateAnalysis(stats, metadata)</w:t>
-      </w:r>
-      <w:r>
-        <w:t xml:space="preserve">. Im Default-Profil ist dies der</w:t>
-      </w:r>
-      <w:r>
-        <w:t xml:space="preserve"> </w:t>
-      </w:r>
-      <w:r>
-        <w:rPr>
-          <w:rStyle w:val="VerbatimChar"/>
-        </w:rPr>
-        <w:t xml:space="preserve">OpenAiLlmAdapter</w:t>
-      </w:r>
-      <w:r>
-        <w:t xml:space="preserve"> </w:t>
-      </w:r>
-      <w:r>
-        <w:t xml:space="preserve">(Spring AI ChatClient → OpenAI Chat Completions API mit strukturiertem JSON-Output via BeanOutputConverter). Bei fehlendem oder leerem</w:t>
-      </w:r>
-      <w:r>
-        <w:t xml:space="preserve"> </w:t>
-      </w:r>
-      <w:r>
-        <w:rPr>
-          <w:rStyle w:val="VerbatimChar"/>
-        </w:rPr>
-        <w:t xml:space="preserve">OPENAI_API_KEY</w:t>
-      </w:r>
-      <w:r>
-        <w:t xml:space="preserve"> </w:t>
-      </w:r>
-      <w:r>
-        <w:t xml:space="preserve">übernimmt der</w:t>
-      </w:r>
-      <w:r>
-        <w:t xml:space="preserve"> </w:t>
-      </w:r>
-      <w:r>
-        <w:rPr>
-          <w:rStyle w:val="VerbatimChar"/>
-        </w:rPr>
-        <w:t xml:space="preserve">FakeLlmClientAdapter</w:t>
-      </w:r>
-      <w:r>
-        <w:t xml:space="preserve"> </w:t>
-      </w:r>
-      <w:r>
-        <w:t xml:space="preserve">(deterministisches Stub-Result) — nützlich für Tests und Entwicklung ohne Provider.</w:t>
-      </w:r>
-    </w:p>
-    <w:p>
-      <w:pPr>
-        <w:pStyle w:val="Compact"/>
-        <w:numPr>
-          <w:ilvl w:val="0"/>
-          <w:numId w:val="1006"/>
-        </w:numPr>
-      </w:pPr>
-      <w:r>
-        <w:t xml:space="preserve">Die strukturierte Antwort (Schlüsselmomente, eigene/gegnerische Stärken/Schwächen, 3–5 priorisierte Empfehlungen) wird als</w:t>
-      </w:r>
-      <w:r>
-        <w:t xml:space="preserve"> </w:t>
-      </w:r>
-      <w:r>
-        <w:rPr>
-          <w:rStyle w:val="VerbatimChar"/>
-        </w:rPr>
-        <w:t xml:space="preserve">MatchAnalysis</w:t>
-      </w:r>
-      <w:r>
-        <w:t xml:space="preserve"> </w:t>
-      </w:r>
-      <w:r>
-        <w:t xml:space="preserve">mit Status</w:t>
-      </w:r>
-      <w:r>
-        <w:t xml:space="preserve"> </w:t>
-      </w:r>
-      <w:r>
-        <w:rPr>
-          <w:rStyle w:val="VerbatimChar"/>
-        </w:rPr>
-        <w:t xml:space="preserve">COMPLETED</w:t>
-      </w:r>
-      <w:r>
-        <w:t xml:space="preserve"> </w:t>
-      </w:r>
-      <w:r>
-        <w:t xml:space="preserve">in der Tabelle</w:t>
-      </w:r>
-      <w:r>
-        <w:t xml:space="preserve"> </w:t>
-      </w:r>
-      <w:r>
-        <w:rPr>
-          <w:rStyle w:val="VerbatimChar"/>
-        </w:rPr>
-        <w:t xml:space="preserve">match_analysis</w:t>
-      </w:r>
-      <w:r>
-        <w:t xml:space="preserve"> </w:t>
-      </w:r>
-      <w:r>
-        <w:t xml:space="preserve">persistiert (1:1 zum Match, überschreibbar via UNIQUE-Constraint).</w:t>
-      </w:r>
-    </w:p>
-    <w:p>
-      <w:pPr>
-        <w:pStyle w:val="Compact"/>
-        <w:numPr>
-          <w:ilvl w:val="0"/>
-          <w:numId w:val="1006"/>
-        </w:numPr>
-      </w:pPr>
-      <w:r>
-        <w:t xml:space="preserve">Das API antwortet mit HTTP 200 und der vollständigen Analyse.</w:t>
-      </w:r>
-    </w:p>
-    <w:p>
-      <w:pPr>
-        <w:pStyle w:val="Compact"/>
-        <w:numPr>
-          <w:ilvl w:val="0"/>
-          <w:numId w:val="1006"/>
-        </w:numPr>
-      </w:pPr>
-      <w:r>
-        <w:t xml:space="preserve">Bei LLM-Fehlern (Netzwerk, 5xx, Parse-Fehler) wird ein</w:t>
-      </w:r>
-      <w:r>
-        <w:t xml:space="preserve"> </w:t>
-      </w:r>
-      <w:r>
-        <w:rPr>
-          <w:rStyle w:val="VerbatimChar"/>
-        </w:rPr>
-        <w:t xml:space="preserve">MatchAnalysis</w:t>
-      </w:r>
-      <w:r>
-        <w:t xml:space="preserve">-Datensatz mit Status</w:t>
-      </w:r>
-      <w:r>
-        <w:t xml:space="preserve"> </w:t>
-      </w:r>
-      <w:r>
-        <w:rPr>
-          <w:rStyle w:val="VerbatimChar"/>
-        </w:rPr>
-        <w:t xml:space="preserve">FAILED</w:t>
-      </w:r>
-      <w:r>
-        <w:t xml:space="preserve"> </w:t>
-      </w:r>
-      <w:r>
-        <w:t xml:space="preserve">und</w:t>
-      </w:r>
-      <w:r>
-        <w:t xml:space="preserve"> </w:t>
-      </w:r>
-      <w:r>
-        <w:rPr>
-          <w:rStyle w:val="VerbatimChar"/>
-        </w:rPr>
-        <w:t xml:space="preserve">errorMessage</w:t>
-      </w:r>
-      <w:r>
-        <w:t xml:space="preserve"> </w:t>
-      </w:r>
-      <w:r>
-        <w:t xml:space="preserve">persistiert, das API antwortet mit HTTP 502. Der Coach kann „Erneut versuchen” klicken; der nächste erfolgreiche Aufruf überschreibt den FAILED-Datensatz.</w:t>
-      </w:r>
-    </w:p>
-    <w:p>
-      <w:pPr>
-        <w:pStyle w:val="Compact"/>
-        <w:numPr>
-          <w:ilvl w:val="0"/>
-          <w:numId w:val="1006"/>
-        </w:numPr>
-      </w:pPr>
-      <w:r>
-        <w:rPr>
-          <w:rStyle w:val="VerbatimChar"/>
-        </w:rPr>
-        <w:t xml:space="preserve">GET /api/matches/{id}/analysis</w:t>
-      </w:r>
-      <w:r>
-        <w:t xml:space="preserve"> </w:t>
-      </w:r>
-      <w:r>
-        <w:t xml:space="preserve">liefert die gespeicherte Analyse ohne erneuten LLM-Aufruf (HTTP 200) oder HTTP 404, falls noch keine generiert wurde.</w:t>
-      </w:r>
-    </w:p>
-    <w:bookmarkEnd w:id="41"/>
-    <w:bookmarkStart w:id="42" w:name="szenario-benutzer-authentifizierung"/>
-    <w:p>
-      <w:pPr>
-        <w:pStyle w:val="Heading3"/>
-      </w:pPr>
-      <w:r>
-        <w:t xml:space="preserve">6.3 Szenario: Benutzer-Authentifizierung</w:t>
-      </w:r>
-    </w:p>
-    <w:p>
-      <w:pPr>
-        <w:pStyle w:val="FirstParagraph"/>
-      </w:pPr>
-      <w:r>
-        <w:t xml:space="preserve">Der Login-Flow folgt dem Standard OAuth2 Authorization Code Flow mit PKCE:</w:t>
-      </w:r>
-    </w:p>
-    <w:p>
-      <w:pPr>
-        <w:pStyle w:val="Compact"/>
-        <w:numPr>
-          <w:ilvl w:val="0"/>
-          <w:numId w:val="1007"/>
-        </w:numPr>
-      </w:pPr>
-      <w:r>
-        <w:t xml:space="preserve">Benutzer öffnet TSaS im Browser und wird zum Keycloak-Login weitergeleitet.</w:t>
-      </w:r>
-    </w:p>
-    <w:p>
-      <w:pPr>
-        <w:pStyle w:val="Compact"/>
-        <w:numPr>
-          <w:ilvl w:val="0"/>
-          <w:numId w:val="1007"/>
-        </w:numPr>
-      </w:pPr>
-      <w:r>
-        <w:t xml:space="preserve">Benutzer authentifiziert sich (Benutzername/Passwort oder Google IDP ab V2).</w:t>
-      </w:r>
-    </w:p>
-    <w:p>
-      <w:pPr>
-        <w:pStyle w:val="Compact"/>
-        <w:numPr>
-          <w:ilvl w:val="0"/>
-          <w:numId w:val="1007"/>
-        </w:numPr>
-      </w:pPr>
-      <w:r>
-        <w:t xml:space="preserve">Keycloak stellt Authorization Code aus und leitet zurück an TSaS.</w:t>
-      </w:r>
-    </w:p>
-    <w:p>
-      <w:pPr>
-        <w:pStyle w:val="Compact"/>
-        <w:numPr>
-          <w:ilvl w:val="0"/>
-          <w:numId w:val="1007"/>
-        </w:numPr>
-      </w:pPr>
-      <w:r>
-        <w:t xml:space="preserve">Das Frontend tauscht den Code gegen Access- und Refresh-Token.</w:t>
-      </w:r>
-    </w:p>
-    <w:p>
-      <w:pPr>
-        <w:pStyle w:val="Compact"/>
-        <w:numPr>
-          <w:ilvl w:val="0"/>
-          <w:numId w:val="1007"/>
-        </w:numPr>
-      </w:pPr>
-      <w:r>
         <w:t xml:space="preserve">Bei jedem API-Call wird das Access-Token im Authorization-Header mitgesendet.</w:t>
       </w:r>
     </w:p>
@@ -4039,9 +3873,9 @@
         </w:pict>
       </w:r>
     </w:p>
+    <w:bookmarkEnd w:id="41"/>
     <w:bookmarkEnd w:id="42"/>
-    <w:bookmarkEnd w:id="43"/>
-    <w:bookmarkStart w:id="50" w:name="verteilungssicht"/>
+    <w:bookmarkStart w:id="49" w:name="verteilungssicht"/>
     <w:p>
       <w:pPr>
         <w:pStyle w:val="Heading2"/>
@@ -4050,7 +3884,7 @@
         <w:t xml:space="preserve">7. Verteilungssicht</w:t>
       </w:r>
     </w:p>
-    <w:bookmarkStart w:id="48" w:name="infrastruktur"/>
+    <w:bookmarkStart w:id="47" w:name="infrastruktur"/>
     <w:p>
       <w:pPr>
         <w:pStyle w:val="Heading3"/>
@@ -4076,18 +3910,18 @@
           <wp:inline>
             <wp:extent cx="5334000" cy="3442815"/>
             <wp:effectExtent b="0" l="0" r="0" t="0"/>
-            <wp:docPr descr="TSaS – Verteilungssicht (Docker Compose)" title="" id="45" name="Picture"/>
+            <wp:docPr descr="TSaS – Verteilungssicht (Docker Compose)" title="" id="44" name="Picture"/>
             <a:graphic>
               <a:graphicData uri="http://schemas.openxmlformats.org/drawingml/2006/picture">
                 <pic:pic>
                   <pic:nvPicPr>
-                    <pic:cNvPr descr="Deployment.png" id="46" name="Picture"/>
+                    <pic:cNvPr descr="Deployment.png" id="45" name="Picture"/>
                     <pic:cNvPicPr>
                       <a:picLocks noChangeArrowheads="1" noChangeAspect="1"/>
                     </pic:cNvPicPr>
                   </pic:nvPicPr>
                   <pic:blipFill>
-                    <a:blip r:embed="rId44"/>
+                    <a:blip r:embed="rId43"/>
                     <a:stretch>
                       <a:fillRect/>
                     </a:stretch>
@@ -4140,7 +3974,7 @@
         </w:rPr>
         <w:t xml:space="preserve"> </w:t>
       </w:r>
-      <w:hyperlink r:id="rId47">
+      <w:hyperlink r:id="rId46">
         <w:r>
           <w:rPr>
             <w:rStyle w:val="VerbatimChar"/>
@@ -4444,8 +4278,8 @@
         </w:tc>
       </w:tr>
     </w:tbl>
-    <w:bookmarkEnd w:id="48"/>
-    <w:bookmarkStart w:id="49" w:name="docker-compose-struktur"/>
+    <w:bookmarkEnd w:id="47"/>
+    <w:bookmarkStart w:id="48" w:name="docker-compose-struktur"/>
     <w:p>
       <w:pPr>
         <w:pStyle w:val="Heading3"/>
@@ -5308,36 +5142,36 @@
         </w:pict>
       </w:r>
     </w:p>
+    <w:bookmarkEnd w:id="48"/>
     <w:bookmarkEnd w:id="49"/>
+    <w:bookmarkStart w:id="57" w:name="querschnittliche-konzepte"/>
+    <w:p>
+      <w:pPr>
+        <w:pStyle w:val="Heading2"/>
+      </w:pPr>
+      <w:r>
+        <w:t xml:space="preserve">8. Querschnittliche Konzepte</w:t>
+      </w:r>
+    </w:p>
+    <w:bookmarkStart w:id="50" w:name="sicherheitskonzept"/>
+    <w:p>
+      <w:pPr>
+        <w:pStyle w:val="Heading3"/>
+      </w:pPr>
+      <w:r>
+        <w:t xml:space="preserve">8.1 Sicherheitskonzept</w:t>
+      </w:r>
+    </w:p>
+    <w:p>
+      <w:pPr>
+        <w:pStyle w:val="FirstParagraph"/>
+      </w:pPr>
+      <w:r>
+        <w:t xml:space="preserve">Alle API-Endpunkte (ausser Health-Check) werden durch OAuth2 Bearer Tokens geschützt. Das Frontend nutzt den Authorization Code Flow mit PKCE. Keycloak verwaltet Benutzer, Rollen und Sessions. In Version 1 erfolgt die Registrierung direkt in Keycloak, ab Version 2 zusätzlich über Google als federated Identity Provider.</w:t>
+      </w:r>
+    </w:p>
     <w:bookmarkEnd w:id="50"/>
-    <w:bookmarkStart w:id="58" w:name="querschnittliche-konzepte"/>
-    <w:p>
-      <w:pPr>
-        <w:pStyle w:val="Heading2"/>
-      </w:pPr>
-      <w:r>
-        <w:t xml:space="preserve">8. Querschnittliche Konzepte</w:t>
-      </w:r>
-    </w:p>
-    <w:bookmarkStart w:id="51" w:name="sicherheitskonzept"/>
-    <w:p>
-      <w:pPr>
-        <w:pStyle w:val="Heading3"/>
-      </w:pPr>
-      <w:r>
-        <w:t xml:space="preserve">8.1 Sicherheitskonzept</w:t>
-      </w:r>
-    </w:p>
-    <w:p>
-      <w:pPr>
-        <w:pStyle w:val="FirstParagraph"/>
-      </w:pPr>
-      <w:r>
-        <w:t xml:space="preserve">Alle API-Endpunkte (ausser Health-Check) werden durch OAuth2 Bearer Tokens geschützt. Das Frontend nutzt den Authorization Code Flow mit PKCE. Keycloak verwaltet Benutzer, Rollen und Sessions. In Version 1 erfolgt die Registrierung direkt in Keycloak, ab Version 2 zusätzlich über Google als federated Identity Provider.</w:t>
-      </w:r>
-    </w:p>
-    <w:bookmarkEnd w:id="51"/>
-    <w:bookmarkStart w:id="52" w:name="persistenz"/>
+    <w:bookmarkStart w:id="51" w:name="persistenz"/>
     <w:p>
       <w:pPr>
         <w:pStyle w:val="Heading3"/>
@@ -5364,6 +5198,487 @@
           <w:bCs/>
         </w:rPr>
         <w:t xml:space="preserve">Flyway-Konfiguration:</w:t>
+      </w:r>
+    </w:p>
+    <w:p>
+      <w:pPr>
+        <w:pStyle w:val="Compact"/>
+        <w:numPr>
+          <w:ilvl w:val="0"/>
+          <w:numId w:val="1007"/>
+        </w:numPr>
+      </w:pPr>
+      <w:r>
+        <w:t xml:space="preserve">Die Flyway-Dependency (</w:t>
+      </w:r>
+      <w:r>
+        <w:rPr>
+          <w:rStyle w:val="VerbatimChar"/>
+        </w:rPr>
+        <w:t xml:space="preserve">flyway-core</w:t>
+      </w:r>
+      <w:r>
+        <w:t xml:space="preserve">,</w:t>
+      </w:r>
+      <w:r>
+        <w:t xml:space="preserve"> </w:t>
+      </w:r>
+      <w:r>
+        <w:rPr>
+          <w:rStyle w:val="VerbatimChar"/>
+        </w:rPr>
+        <w:t xml:space="preserve">flyway-database-postgresql</w:t>
+      </w:r>
+      <w:r>
+        <w:t xml:space="preserve">) ist im</w:t>
+      </w:r>
+      <w:r>
+        <w:t xml:space="preserve"> </w:t>
+      </w:r>
+      <w:r>
+        <w:rPr>
+          <w:rStyle w:val="VerbatimChar"/>
+        </w:rPr>
+        <w:t xml:space="preserve">app</w:t>
+      </w:r>
+      <w:r>
+        <w:t xml:space="preserve">-Modul deklariert – dem natürlichen Aggregator aller fachlichen Module.</w:t>
+      </w:r>
+    </w:p>
+    <w:p>
+      <w:pPr>
+        <w:pStyle w:val="Compact"/>
+        <w:numPr>
+          <w:ilvl w:val="0"/>
+          <w:numId w:val="1007"/>
+        </w:numPr>
+      </w:pPr>
+      <w:r>
+        <w:t xml:space="preserve">Migrationsskripte liegen unter</w:t>
+      </w:r>
+      <w:r>
+        <w:t xml:space="preserve"> </w:t>
+      </w:r>
+      <w:r>
+        <w:rPr>
+          <w:rStyle w:val="VerbatimChar"/>
+        </w:rPr>
+        <w:t xml:space="preserve">backend/app/src/main/resources/db/migration/</w:t>
+      </w:r>
+      <w:r>
+        <w:t xml:space="preserve"> </w:t>
+      </w:r>
+      <w:r>
+        <w:t xml:space="preserve">und folgen dem Namensschema</w:t>
+      </w:r>
+      <w:r>
+        <w:t xml:space="preserve"> </w:t>
+      </w:r>
+      <w:r>
+        <w:rPr>
+          <w:rStyle w:val="VerbatimChar"/>
+        </w:rPr>
+        <w:t xml:space="preserve">V{n}__{beschreibung}.sql</w:t>
+      </w:r>
+      <w:r>
+        <w:t xml:space="preserve">.</w:t>
+      </w:r>
+    </w:p>
+    <w:p>
+      <w:pPr>
+        <w:pStyle w:val="Compact"/>
+        <w:numPr>
+          <w:ilvl w:val="0"/>
+          <w:numId w:val="1007"/>
+        </w:numPr>
+      </w:pPr>
+      <w:r>
+        <w:rPr>
+          <w:rStyle w:val="VerbatimChar"/>
+        </w:rPr>
+        <w:t xml:space="preserve">V1__baseline.sql</w:t>
+      </w:r>
+      <w:r>
+        <w:t xml:space="preserve"> </w:t>
+      </w:r>
+      <w:r>
+        <w:t xml:space="preserve">enthält das initiale Schema aller Tabellen (</w:t>
+      </w:r>
+      <w:r>
+        <w:rPr>
+          <w:rStyle w:val="VerbatimChar"/>
+        </w:rPr>
+        <w:t xml:space="preserve">players</w:t>
+      </w:r>
+      <w:r>
+        <w:t xml:space="preserve">,</w:t>
+      </w:r>
+      <w:r>
+        <w:t xml:space="preserve"> </w:t>
+      </w:r>
+      <w:r>
+        <w:rPr>
+          <w:rStyle w:val="VerbatimChar"/>
+        </w:rPr>
+        <w:t xml:space="preserve">matches</w:t>
+      </w:r>
+      <w:r>
+        <w:t xml:space="preserve">,</w:t>
+      </w:r>
+      <w:r>
+        <w:t xml:space="preserve"> </w:t>
+      </w:r>
+      <w:r>
+        <w:rPr>
+          <w:rStyle w:val="VerbatimChar"/>
+        </w:rPr>
+        <w:t xml:space="preserve">match_scores</w:t>
+      </w:r>
+      <w:r>
+        <w:t xml:space="preserve">), abgeleitet aus den bestehenden JPA-Entitäten.</w:t>
+      </w:r>
+    </w:p>
+    <w:p>
+      <w:pPr>
+        <w:pStyle w:val="Compact"/>
+        <w:numPr>
+          <w:ilvl w:val="0"/>
+          <w:numId w:val="1007"/>
+        </w:numPr>
+      </w:pPr>
+      <w:r>
+        <w:t xml:space="preserve">Hibernate</w:t>
+      </w:r>
+      <w:r>
+        <w:t xml:space="preserve"> </w:t>
+      </w:r>
+      <w:r>
+        <w:rPr>
+          <w:rStyle w:val="VerbatimChar"/>
+        </w:rPr>
+        <w:t xml:space="preserve">ddl-auto</w:t>
+      </w:r>
+      <w:r>
+        <w:t xml:space="preserve"> </w:t>
+      </w:r>
+      <w:r>
+        <w:t xml:space="preserve">ist auf</w:t>
+      </w:r>
+      <w:r>
+        <w:t xml:space="preserve"> </w:t>
+      </w:r>
+      <w:r>
+        <w:rPr>
+          <w:rStyle w:val="VerbatimChar"/>
+        </w:rPr>
+        <w:t xml:space="preserve">validate</w:t>
+      </w:r>
+      <w:r>
+        <w:t xml:space="preserve"> </w:t>
+      </w:r>
+      <w:r>
+        <w:t xml:space="preserve">(PostgreSQL) bzw.</w:t>
+      </w:r>
+      <w:r>
+        <w:t xml:space="preserve"> </w:t>
+      </w:r>
+      <w:r>
+        <w:rPr>
+          <w:rStyle w:val="VerbatimChar"/>
+        </w:rPr>
+        <w:t xml:space="preserve">none</w:t>
+      </w:r>
+      <w:r>
+        <w:t xml:space="preserve"> </w:t>
+      </w:r>
+      <w:r>
+        <w:t xml:space="preserve">(H2/lokal) gesetzt – Flyway ist die einzige Quelle für Schema-Änderungen.</w:t>
+      </w:r>
+    </w:p>
+    <w:p>
+      <w:pPr>
+        <w:pStyle w:val="Compact"/>
+        <w:numPr>
+          <w:ilvl w:val="0"/>
+          <w:numId w:val="1007"/>
+        </w:numPr>
+      </w:pPr>
+      <w:r>
+        <w:t xml:space="preserve">Die Migrationsskripte verwenden ausschliesslich ANSI-SQL, das mit PostgreSQL und H2 kompatibel ist (kein datenbankspezifischer SQL-Dialekt), damit auch das lokale H2-Profil Flyway-gesteuert ist.</w:t>
+      </w:r>
+    </w:p>
+    <w:bookmarkEnd w:id="51"/>
+    <w:bookmarkStart w:id="52" w:name="fehlerbehandlung"/>
+    <w:p>
+      <w:pPr>
+        <w:pStyle w:val="Heading3"/>
+      </w:pPr>
+      <w:r>
+        <w:t xml:space="preserve">8.3 Fehlerbehandlung</w:t>
+      </w:r>
+    </w:p>
+    <w:p>
+      <w:pPr>
+        <w:pStyle w:val="FirstParagraph"/>
+      </w:pPr>
+      <w:r>
+        <w:t xml:space="preserve">Die Fehlerbehandlung erfolgt deklarativ über</w:t>
+      </w:r>
+      <w:r>
+        <w:t xml:space="preserve"> </w:t>
+      </w:r>
+      <w:r>
+        <w:rPr>
+          <w:rStyle w:val="VerbatimChar"/>
+        </w:rPr>
+        <w:t xml:space="preserve">@RestControllerAdvice</w:t>
+      </w:r>
+      <w:r>
+        <w:t xml:space="preserve">. Querschnittliche Fälle liegen zentral im</w:t>
+      </w:r>
+      <w:r>
+        <w:t xml:space="preserve"> </w:t>
+      </w:r>
+      <w:r>
+        <w:rPr>
+          <w:rStyle w:val="VerbatimChar"/>
+        </w:rPr>
+        <w:t xml:space="preserve">common-module</w:t>
+      </w:r>
+      <w:r>
+        <w:t xml:space="preserve"> </w:t>
+      </w:r>
+      <w:r>
+        <w:t xml:space="preserve">(</w:t>
+      </w:r>
+      <w:r>
+        <w:rPr>
+          <w:rStyle w:val="VerbatimChar"/>
+        </w:rPr>
+        <w:t xml:space="preserve">CommonExceptionHandler</w:t>
+      </w:r>
+      <w:r>
+        <w:t xml:space="preserve">): fachliche Zustandskonflikte (Basisklasse</w:t>
+      </w:r>
+      <w:r>
+        <w:t xml:space="preserve"> </w:t>
+      </w:r>
+      <w:r>
+        <w:rPr>
+          <w:rStyle w:val="VerbatimChar"/>
+        </w:rPr>
+        <w:t xml:space="preserve">ConflictException</w:t>
+      </w:r>
+      <w:r>
+        <w:t xml:space="preserve">) → HTTP 409, Bean-Validation-Fehler (</w:t>
+      </w:r>
+      <w:r>
+        <w:rPr>
+          <w:rStyle w:val="VerbatimChar"/>
+        </w:rPr>
+        <w:t xml:space="preserve">MethodArgumentNotValidException</w:t>
+      </w:r>
+      <w:r>
+        <w:t xml:space="preserve">) → HTTP 400 mit Feld-Details, ungültige Argumente (z. B. unbekannter Enum-Wert) → HTTP 400. Modulspezifische Domain-Exceptions werden in den jeweiligen Advices abgebildet:</w:t>
+      </w:r>
+      <w:r>
+        <w:t xml:space="preserve"> </w:t>
+      </w:r>
+      <w:r>
+        <w:rPr>
+          <w:rStyle w:val="VerbatimChar"/>
+        </w:rPr>
+        <w:t xml:space="preserve">GlobalExceptionHandler</w:t>
+      </w:r>
+      <w:r>
+        <w:t xml:space="preserve"> </w:t>
+      </w:r>
+      <w:r>
+        <w:t xml:space="preserve">(Player/Match „nicht gefunden” → 404) und</w:t>
+      </w:r>
+      <w:r>
+        <w:t xml:space="preserve"> </w:t>
+      </w:r>
+      <w:r>
+        <w:rPr>
+          <w:rStyle w:val="VerbatimChar"/>
+        </w:rPr>
+        <w:t xml:space="preserve">AiExceptionHandler</w:t>
+      </w:r>
+      <w:r>
+        <w:t xml:space="preserve"> </w:t>
+      </w:r>
+      <w:r>
+        <w:t xml:space="preserve">(</w:t>
+      </w:r>
+      <w:r>
+        <w:rPr>
+          <w:rStyle w:val="VerbatimChar"/>
+        </w:rPr>
+        <w:t xml:space="preserve">InsufficientMatchDataException</w:t>
+      </w:r>
+      <w:r>
+        <w:t xml:space="preserve"> </w:t>
+      </w:r>
+      <w:r>
+        <w:t xml:space="preserve">→ 422,</w:t>
+      </w:r>
+      <w:r>
+        <w:t xml:space="preserve"> </w:t>
+      </w:r>
+      <w:r>
+        <w:rPr>
+          <w:rStyle w:val="VerbatimChar"/>
+        </w:rPr>
+        <w:t xml:space="preserve">AnalysisGenerationException</w:t>
+      </w:r>
+      <w:r>
+        <w:t xml:space="preserve"> </w:t>
+      </w:r>
+      <w:r>
+        <w:t xml:space="preserve">→ 502). Technische Fehler ergeben HTTP 5xx.</w:t>
+      </w:r>
+    </w:p>
+    <w:p>
+      <w:pPr>
+        <w:pStyle w:val="BodyText"/>
+      </w:pPr>
+      <w:r>
+        <w:t xml:space="preserve">Das Antwortformat folgt</w:t>
+      </w:r>
+      <w:r>
+        <w:t xml:space="preserve"> </w:t>
+      </w:r>
+      <w:r>
+        <w:rPr>
+          <w:b/>
+          <w:bCs/>
+        </w:rPr>
+        <w:t xml:space="preserve">RFC 7807</w:t>
+      </w:r>
+      <w:r>
+        <w:t xml:space="preserve"> </w:t>
+      </w:r>
+      <w:r>
+        <w:t xml:space="preserve">über Springs</w:t>
+      </w:r>
+      <w:r>
+        <w:t xml:space="preserve"> </w:t>
+      </w:r>
+      <w:r>
+        <w:rPr>
+          <w:rStyle w:val="VerbatimChar"/>
+        </w:rPr>
+        <w:t xml:space="preserve">ProblemDetail</w:t>
+      </w:r>
+      <w:r>
+        <w:t xml:space="preserve"> </w:t>
+      </w:r>
+      <w:r>
+        <w:t xml:space="preserve">(Felder</w:t>
+      </w:r>
+      <w:r>
+        <w:t xml:space="preserve"> </w:t>
+      </w:r>
+      <w:r>
+        <w:rPr>
+          <w:rStyle w:val="VerbatimChar"/>
+        </w:rPr>
+        <w:t xml:space="preserve">type</w:t>
+      </w:r>
+      <w:r>
+        <w:t xml:space="preserve">,</w:t>
+      </w:r>
+      <w:r>
+        <w:t xml:space="preserve"> </w:t>
+      </w:r>
+      <w:r>
+        <w:rPr>
+          <w:rStyle w:val="VerbatimChar"/>
+        </w:rPr>
+        <w:t xml:space="preserve">title</w:t>
+      </w:r>
+      <w:r>
+        <w:t xml:space="preserve">,</w:t>
+      </w:r>
+      <w:r>
+        <w:t xml:space="preserve"> </w:t>
+      </w:r>
+      <w:r>
+        <w:rPr>
+          <w:rStyle w:val="VerbatimChar"/>
+        </w:rPr>
+        <w:t xml:space="preserve">status</w:t>
+      </w:r>
+      <w:r>
+        <w:t xml:space="preserve">,</w:t>
+      </w:r>
+      <w:r>
+        <w:t xml:space="preserve"> </w:t>
+      </w:r>
+      <w:r>
+        <w:rPr>
+          <w:rStyle w:val="VerbatimChar"/>
+        </w:rPr>
+        <w:t xml:space="preserve">detail</w:t>
+      </w:r>
+      <w:r>
+        <w:t xml:space="preserve">, ggf. zusätzliche Properties wie</w:t>
+      </w:r>
+      <w:r>
+        <w:t xml:space="preserve"> </w:t>
+      </w:r>
+      <w:r>
+        <w:rPr>
+          <w:rStyle w:val="VerbatimChar"/>
+        </w:rPr>
+        <w:t xml:space="preserve">errors</w:t>
+      </w:r>
+      <w:r>
+        <w:t xml:space="preserve">) — der Spring-native Standard, der das früher geplante Ad-hoc-Format</w:t>
+      </w:r>
+      <w:r>
+        <w:t xml:space="preserve"> </w:t>
+      </w:r>
+      <w:r>
+        <w:rPr>
+          <w:rStyle w:val="VerbatimChar"/>
+        </w:rPr>
+        <w:t xml:space="preserve">{error-code, message, timestamp}</w:t>
+      </w:r>
+      <w:r>
+        <w:t xml:space="preserve"> </w:t>
+      </w:r>
+      <w:r>
+        <w:t xml:space="preserve">ablöst.</w:t>
+      </w:r>
+    </w:p>
+    <w:bookmarkEnd w:id="52"/>
+    <w:bookmarkStart w:id="53" w:name="logging-und-monitoring"/>
+    <w:p>
+      <w:pPr>
+        <w:pStyle w:val="Heading3"/>
+      </w:pPr>
+      <w:r>
+        <w:t xml:space="preserve">8.4 Logging und Monitoring</w:t>
+      </w:r>
+    </w:p>
+    <w:p>
+      <w:pPr>
+        <w:pStyle w:val="FirstParagraph"/>
+      </w:pPr>
+      <w:r>
+        <w:t xml:space="preserve">Strukturiertes Logging via SLF4J/Logback im JSON-Format. Spring Boot Actuator stellt Health-, Metrics- und Info-Endpunkte bereit. Metriken können über Prometheus/Grafana überwacht werden.</w:t>
+      </w:r>
+    </w:p>
+    <w:bookmarkEnd w:id="53"/>
+    <w:bookmarkStart w:id="54" w:name="testkonzept"/>
+    <w:p>
+      <w:pPr>
+        <w:pStyle w:val="Heading3"/>
+      </w:pPr>
+      <w:r>
+        <w:t xml:space="preserve">8.5 Testkonzept</w:t>
       </w:r>
     </w:p>
     <w:p>
@@ -5375,40 +5690,17 @@
         </w:numPr>
       </w:pPr>
       <w:r>
-        <w:t xml:space="preserve">Die Flyway-Dependency (</w:t>
-      </w:r>
-      <w:r>
-        <w:rPr>
-          <w:rStyle w:val="VerbatimChar"/>
-        </w:rPr>
-        <w:t xml:space="preserve">flyway-core</w:t>
-      </w:r>
-      <w:r>
-        <w:t xml:space="preserve">,</w:t>
-      </w:r>
-      <w:r>
-        <w:t xml:space="preserve"> </w:t>
-      </w:r>
-      <w:r>
-        <w:rPr>
-          <w:rStyle w:val="VerbatimChar"/>
-        </w:rPr>
-        <w:t xml:space="preserve">flyway-database-postgresql</w:t>
-      </w:r>
-      <w:r>
-        <w:t xml:space="preserve">) ist im</w:t>
-      </w:r>
-      <w:r>
-        <w:t xml:space="preserve"> </w:t>
-      </w:r>
-      <w:r>
-        <w:rPr>
-          <w:rStyle w:val="VerbatimChar"/>
-        </w:rPr>
-        <w:t xml:space="preserve">app</w:t>
-      </w:r>
-      <w:r>
-        <w:t xml:space="preserve">-Modul deklariert – dem natürlichen Aggregator aller fachlichen Module.</w:t>
+        <w:rPr>
+          <w:b/>
+          <w:bCs/>
+        </w:rPr>
+        <w:t xml:space="preserve">Unit Tests (Backend):</w:t>
+      </w:r>
+      <w:r>
+        <w:t xml:space="preserve"> </w:t>
+      </w:r>
+      <w:r>
+        <w:t xml:space="preserve">JUnit 5 (Jupiter) für Domänenlogik und Services; Mockito für das Mocking von Ports und externen Abhängigkeiten.</w:t>
       </w:r>
     </w:p>
     <w:p>
@@ -5420,34 +5712,26 @@
         </w:numPr>
       </w:pPr>
       <w:r>
-        <w:t xml:space="preserve">Migrationsskripte liegen unter</w:t>
-      </w:r>
-      <w:r>
-        <w:t xml:space="preserve"> </w:t>
+        <w:rPr>
+          <w:b/>
+          <w:bCs/>
+        </w:rPr>
+        <w:t xml:space="preserve">Integrations-/API-Tests (Backend):</w:t>
+      </w:r>
+      <w:r>
+        <w:t xml:space="preserve"> </w:t>
+      </w:r>
+      <w:r>
+        <w:t xml:space="preserve">Spring Boot Test mit Testcontainers (PostgreSQL) und MockMvc (</w:t>
       </w:r>
       <w:r>
         <w:rPr>
           <w:rStyle w:val="VerbatimChar"/>
         </w:rPr>
-        <w:t xml:space="preserve">backend/app/src/main/resources/db/migration/</w:t>
-      </w:r>
-      <w:r>
-        <w:t xml:space="preserve"> </w:t>
-      </w:r>
-      <w:r>
-        <w:t xml:space="preserve">und folgen dem Namensschema</w:t>
-      </w:r>
-      <w:r>
-        <w:t xml:space="preserve"> </w:t>
-      </w:r>
-      <w:r>
-        <w:rPr>
-          <w:rStyle w:val="VerbatimChar"/>
-        </w:rPr>
-        <w:t xml:space="preserve">V{n}__{beschreibung}.sql</w:t>
-      </w:r>
-      <w:r>
-        <w:t xml:space="preserve">.</w:t>
+        <w:t xml:space="preserve">AbstractIntegrationTest</w:t>
+      </w:r>
+      <w:r>
+        <w:t xml:space="preserve">); die JWT-Validierung wird via Spring Security Test gemockt — kein laufendes Keycloak nötig.</w:t>
       </w:r>
     </w:p>
     <w:p>
@@ -5460,24 +5744,40 @@
       </w:pPr>
       <w:r>
         <w:rPr>
+          <w:b/>
+          <w:bCs/>
+        </w:rPr>
+        <w:t xml:space="preserve">Coverage-Gate (Backend):</w:t>
+      </w:r>
+      <w:r>
+        <w:t xml:space="preserve"> </w:t>
+      </w:r>
+      <w:r>
+        <w:t xml:space="preserve">JaCoCo, modulübergreifend aggregiert. Die</w:t>
+      </w:r>
+      <w:r>
+        <w:t xml:space="preserve"> </w:t>
+      </w:r>
+      <w:r>
+        <w:rPr>
           <w:rStyle w:val="VerbatimChar"/>
         </w:rPr>
-        <w:t xml:space="preserve">V1__baseline.sql</w:t>
-      </w:r>
-      <w:r>
-        <w:t xml:space="preserve"> </w:t>
-      </w:r>
-      <w:r>
-        <w:t xml:space="preserve">enthält das initiale Schema aller Tabellen (</w:t>
+        <w:t xml:space="preserve">*IT</w:t>
+      </w:r>
+      <w:r>
+        <w:t xml:space="preserve">-Integrationstests liegen im</w:t>
+      </w:r>
+      <w:r>
+        <w:t xml:space="preserve"> </w:t>
       </w:r>
       <w:r>
         <w:rPr>
           <w:rStyle w:val="VerbatimChar"/>
         </w:rPr>
-        <w:t xml:space="preserve">players</w:t>
-      </w:r>
-      <w:r>
-        <w:t xml:space="preserve">,</w:t>
+        <w:t xml:space="preserve">app</w:t>
+      </w:r>
+      <w:r>
+        <w:t xml:space="preserve">-Modul, decken aber Klassen aller Module ab — per-Modul-Reports würden unterzählen. Die Root-Tasks</w:t>
       </w:r>
       <w:r>
         <w:t xml:space="preserve"> </w:t>
@@ -5486,10 +5786,13 @@
         <w:rPr>
           <w:rStyle w:val="VerbatimChar"/>
         </w:rPr>
-        <w:t xml:space="preserve">matches</w:t>
-      </w:r>
-      <w:r>
-        <w:t xml:space="preserve">,</w:t>
+        <w:t xml:space="preserve">jacocoRootReport</w:t>
+      </w:r>
+      <w:r>
+        <w:t xml:space="preserve"> </w:t>
+      </w:r>
+      <w:r>
+        <w:t xml:space="preserve">(Report) und</w:t>
       </w:r>
       <w:r>
         <w:t xml:space="preserve"> </w:t>
@@ -5498,10 +5801,92 @@
         <w:rPr>
           <w:rStyle w:val="VerbatimChar"/>
         </w:rPr>
-        <w:t xml:space="preserve">match_scores</w:t>
-      </w:r>
-      <w:r>
-        <w:t xml:space="preserve">), abgeleitet aus den bestehenden JPA-Entitäten.</w:t>
+        <w:t xml:space="preserve">jacocoRootCoverageVerification</w:t>
+      </w:r>
+      <w:r>
+        <w:t xml:space="preserve"> </w:t>
+      </w:r>
+      <w:r>
+        <w:t xml:space="preserve">(Gate) kombinieren die</w:t>
+      </w:r>
+      <w:r>
+        <w:t xml:space="preserve"> </w:t>
+      </w:r>
+      <w:r>
+        <w:rPr>
+          <w:rStyle w:val="VerbatimChar"/>
+        </w:rPr>
+        <w:t xml:space="preserve">test.exec</w:t>
+      </w:r>
+      <w:r>
+        <w:t xml:space="preserve">-Daten aller Module gegen alle</w:t>
+      </w:r>
+      <w:r>
+        <w:t xml:space="preserve"> </w:t>
+      </w:r>
+      <w:r>
+        <w:rPr>
+          <w:rStyle w:val="VerbatimChar"/>
+        </w:rPr>
+        <w:t xml:space="preserve">main</w:t>
+      </w:r>
+      <w:r>
+        <w:t xml:space="preserve">-Sources. Das Gate ist in</w:t>
+      </w:r>
+      <w:r>
+        <w:t xml:space="preserve"> </w:t>
+      </w:r>
+      <w:r>
+        <w:rPr>
+          <w:rStyle w:val="VerbatimChar"/>
+        </w:rPr>
+        <w:t xml:space="preserve">check</w:t>
+      </w:r>
+      <w:r>
+        <w:t xml:space="preserve"> </w:t>
+      </w:r>
+      <w:r>
+        <w:t xml:space="preserve">eingehängt und bricht den Build unter</w:t>
+      </w:r>
+      <w:r>
+        <w:t xml:space="preserve"> </w:t>
+      </w:r>
+      <w:r>
+        <w:rPr>
+          <w:b/>
+          <w:bCs/>
+        </w:rPr>
+        <w:t xml:space="preserve">85 % Line / 70 % Branch</w:t>
+      </w:r>
+      <w:r>
+        <w:t xml:space="preserve"> </w:t>
+      </w:r>
+      <w:r>
+        <w:t xml:space="preserve">(aktueller Stand ~95 % / ~80 %). Schwellen in</w:t>
+      </w:r>
+      <w:r>
+        <w:t xml:space="preserve"> </w:t>
+      </w:r>
+      <w:r>
+        <w:rPr>
+          <w:rStyle w:val="VerbatimChar"/>
+        </w:rPr>
+        <w:t xml:space="preserve">backend/build.gradle.kts</w:t>
+      </w:r>
+      <w:r>
+        <w:t xml:space="preserve"> </w:t>
+      </w:r>
+      <w:r>
+        <w:t xml:space="preserve">(</w:t>
+      </w:r>
+      <w:r>
+        <w:rPr>
+          <w:rStyle w:val="VerbatimChar"/>
+        </w:rPr>
+        <w:t xml:space="preserve">violationRules</w:t>
+      </w:r>
+      <w:r>
+        <w:t xml:space="preserve">).</w:t>
       </w:r>
     </w:p>
     <w:p>
@@ -5513,235 +5898,26 @@
         </w:numPr>
       </w:pPr>
       <w:r>
-        <w:t xml:space="preserve">Hibernate</w:t>
-      </w:r>
-      <w:r>
-        <w:t xml:space="preserve"> </w:t>
-      </w:r>
-      <w:r>
-        <w:rPr>
-          <w:rStyle w:val="VerbatimChar"/>
-        </w:rPr>
-        <w:t xml:space="preserve">ddl-auto</w:t>
-      </w:r>
-      <w:r>
-        <w:t xml:space="preserve"> </w:t>
-      </w:r>
-      <w:r>
-        <w:t xml:space="preserve">ist auf</w:t>
-      </w:r>
-      <w:r>
-        <w:t xml:space="preserve"> </w:t>
-      </w:r>
-      <w:r>
-        <w:rPr>
-          <w:rStyle w:val="VerbatimChar"/>
-        </w:rPr>
-        <w:t xml:space="preserve">validate</w:t>
-      </w:r>
-      <w:r>
-        <w:t xml:space="preserve"> </w:t>
-      </w:r>
-      <w:r>
-        <w:t xml:space="preserve">(PostgreSQL) bzw.</w:t>
-      </w:r>
-      <w:r>
-        <w:t xml:space="preserve"> </w:t>
-      </w:r>
-      <w:r>
-        <w:rPr>
-          <w:rStyle w:val="VerbatimChar"/>
-        </w:rPr>
-        <w:t xml:space="preserve">none</w:t>
-      </w:r>
-      <w:r>
-        <w:t xml:space="preserve"> </w:t>
-      </w:r>
-      <w:r>
-        <w:t xml:space="preserve">(H2/lokal) gesetzt – Flyway ist die einzige Quelle für Schema-Änderungen.</w:t>
-      </w:r>
-    </w:p>
-    <w:p>
-      <w:pPr>
-        <w:pStyle w:val="Compact"/>
-        <w:numPr>
-          <w:ilvl w:val="0"/>
-          <w:numId w:val="1008"/>
-        </w:numPr>
-      </w:pPr>
-      <w:r>
-        <w:t xml:space="preserve">Die Migrationsskripte verwenden ausschliesslich ANSI-SQL, das mit PostgreSQL und H2 kompatibel ist (kein datenbankspezifischer SQL-Dialekt), damit auch das lokale H2-Profil Flyway-gesteuert ist.</w:t>
-      </w:r>
-    </w:p>
-    <w:bookmarkEnd w:id="52"/>
-    <w:bookmarkStart w:id="53" w:name="fehlerbehandlung"/>
-    <w:p>
-      <w:pPr>
-        <w:pStyle w:val="Heading3"/>
-      </w:pPr>
-      <w:r>
-        <w:t xml:space="preserve">8.3 Fehlerbehandlung</w:t>
-      </w:r>
-    </w:p>
-    <w:p>
-      <w:pPr>
-        <w:pStyle w:val="FirstParagraph"/>
-      </w:pPr>
-      <w:r>
-        <w:t xml:space="preserve">Die Fehlerbehandlung erfolgt deklarativ über</w:t>
-      </w:r>
-      <w:r>
-        <w:t xml:space="preserve"> </w:t>
-      </w:r>
-      <w:r>
-        <w:rPr>
-          <w:rStyle w:val="VerbatimChar"/>
-        </w:rPr>
-        <w:t xml:space="preserve">@RestControllerAdvice</w:t>
-      </w:r>
-      <w:r>
-        <w:t xml:space="preserve">. Querschnittliche Fälle liegen zentral im</w:t>
-      </w:r>
-      <w:r>
-        <w:t xml:space="preserve"> </w:t>
-      </w:r>
-      <w:r>
-        <w:rPr>
-          <w:rStyle w:val="VerbatimChar"/>
-        </w:rPr>
-        <w:t xml:space="preserve">common-module</w:t>
-      </w:r>
-      <w:r>
-        <w:t xml:space="preserve"> </w:t>
-      </w:r>
-      <w:r>
-        <w:t xml:space="preserve">(</w:t>
-      </w:r>
-      <w:r>
-        <w:rPr>
-          <w:rStyle w:val="VerbatimChar"/>
-        </w:rPr>
-        <w:t xml:space="preserve">CommonExceptionHandler</w:t>
-      </w:r>
-      <w:r>
-        <w:t xml:space="preserve">): fachliche Zustandskonflikte (Basisklasse</w:t>
-      </w:r>
-      <w:r>
-        <w:t xml:space="preserve"> </w:t>
-      </w:r>
-      <w:r>
-        <w:rPr>
-          <w:rStyle w:val="VerbatimChar"/>
-        </w:rPr>
-        <w:t xml:space="preserve">ConflictException</w:t>
-      </w:r>
-      <w:r>
-        <w:t xml:space="preserve">) → HTTP 409, Bean-Validation-Fehler (</w:t>
-      </w:r>
-      <w:r>
-        <w:rPr>
-          <w:rStyle w:val="VerbatimChar"/>
-        </w:rPr>
-        <w:t xml:space="preserve">MethodArgumentNotValidException</w:t>
-      </w:r>
-      <w:r>
-        <w:t xml:space="preserve">) → HTTP 400 mit Feld-Details, ungültige Argumente (z. B. unbekannter Enum-Wert) → HTTP 400. Modulspezifische Domain-Exceptions werden in den jeweiligen Advices abgebildet:</w:t>
-      </w:r>
-      <w:r>
-        <w:t xml:space="preserve"> </w:t>
-      </w:r>
-      <w:r>
-        <w:rPr>
-          <w:rStyle w:val="VerbatimChar"/>
-        </w:rPr>
-        <w:t xml:space="preserve">GlobalExceptionHandler</w:t>
-      </w:r>
-      <w:r>
-        <w:t xml:space="preserve"> </w:t>
-      </w:r>
-      <w:r>
-        <w:t xml:space="preserve">(Player/Match „nicht gefunden” → 404) und</w:t>
-      </w:r>
-      <w:r>
-        <w:t xml:space="preserve"> </w:t>
-      </w:r>
-      <w:r>
-        <w:rPr>
-          <w:rStyle w:val="VerbatimChar"/>
-        </w:rPr>
-        <w:t xml:space="preserve">AiExceptionHandler</w:t>
-      </w:r>
-      <w:r>
-        <w:t xml:space="preserve"> </w:t>
-      </w:r>
-      <w:r>
-        <w:t xml:space="preserve">(</w:t>
-      </w:r>
-      <w:r>
-        <w:rPr>
-          <w:rStyle w:val="VerbatimChar"/>
-        </w:rPr>
-        <w:t xml:space="preserve">InsufficientMatchDataException</w:t>
-      </w:r>
-      <w:r>
-        <w:t xml:space="preserve"> </w:t>
-      </w:r>
-      <w:r>
-        <w:t xml:space="preserve">→ 422,</w:t>
-      </w:r>
-      <w:r>
-        <w:t xml:space="preserve"> </w:t>
-      </w:r>
-      <w:r>
-        <w:rPr>
-          <w:rStyle w:val="VerbatimChar"/>
-        </w:rPr>
-        <w:t xml:space="preserve">AnalysisGenerationException</w:t>
-      </w:r>
-      <w:r>
-        <w:t xml:space="preserve"> </w:t>
-      </w:r>
-      <w:r>
-        <w:t xml:space="preserve">→ 502). Technische Fehler ergeben HTTP 5xx.</w:t>
-      </w:r>
-    </w:p>
-    <w:p>
-      <w:pPr>
-        <w:pStyle w:val="BodyText"/>
-      </w:pPr>
-      <w:r>
-        <w:t xml:space="preserve">Das Antwortformat folgt</w:t>
-      </w:r>
-      <w:r>
-        <w:t xml:space="preserve"> </w:t>
-      </w:r>
-      <w:r>
         <w:rPr>
           <w:b/>
           <w:bCs/>
         </w:rPr>
-        <w:t xml:space="preserve">RFC 7807</w:t>
-      </w:r>
-      <w:r>
-        <w:t xml:space="preserve"> </w:t>
-      </w:r>
-      <w:r>
-        <w:t xml:space="preserve">über Springs</w:t>
-      </w:r>
-      <w:r>
-        <w:t xml:space="preserve"> </w:t>
+        <w:t xml:space="preserve">Frontend-Tests:</w:t>
+      </w:r>
+      <w:r>
+        <w:t xml:space="preserve"> </w:t>
+      </w:r>
+      <w:r>
+        <w:t xml:space="preserve">Vitest (</w:t>
       </w:r>
       <w:r>
         <w:rPr>
           <w:rStyle w:val="VerbatimChar"/>
         </w:rPr>
-        <w:t xml:space="preserve">ProblemDetail</w:t>
-      </w:r>
-      <w:r>
-        <w:t xml:space="preserve"> </w:t>
-      </w:r>
-      <w:r>
-        <w:t xml:space="preserve">(Felder</w:t>
+        <w:t xml:space="preserve">@angular/build:unit-test</w:t>
+      </w:r>
+      <w:r>
+        <w:t xml:space="preserve">-Builder,</w:t>
       </w:r>
       <w:r>
         <w:t xml:space="preserve"> </w:t>
@@ -5750,374 +5926,32 @@
         <w:rPr>
           <w:rStyle w:val="VerbatimChar"/>
         </w:rPr>
-        <w:t xml:space="preserve">type</w:t>
-      </w:r>
-      <w:r>
-        <w:t xml:space="preserve">,</w:t>
-      </w:r>
-      <w:r>
-        <w:t xml:space="preserve"> </w:t>
+        <w:t xml:space="preserve">*.spec.ts</w:t>
+      </w:r>
+      <w:r>
+        <w:t xml:space="preserve">) für Unit-Tests sowie Cypress Component Testing (</w:t>
       </w:r>
       <w:r>
         <w:rPr>
           <w:rStyle w:val="VerbatimChar"/>
         </w:rPr>
-        <w:t xml:space="preserve">title</w:t>
-      </w:r>
-      <w:r>
-        <w:t xml:space="preserve">,</w:t>
-      </w:r>
-      <w:r>
-        <w:t xml:space="preserve"> </w:t>
+        <w:t xml:space="preserve">*.cy.ts</w:t>
+      </w:r>
+      <w:r>
+        <w:t xml:space="preserve">) für Komponenten-/Integrationstests mit gemockten HTTP-Calls (</w:t>
       </w:r>
       <w:r>
         <w:rPr>
           <w:rStyle w:val="VerbatimChar"/>
         </w:rPr>
-        <w:t xml:space="preserve">status</w:t>
-      </w:r>
-      <w:r>
-        <w:t xml:space="preserve">,</w:t>
-      </w:r>
-      <w:r>
-        <w:t xml:space="preserve"> </w:t>
-      </w:r>
-      <w:r>
-        <w:rPr>
-          <w:rStyle w:val="VerbatimChar"/>
-        </w:rPr>
-        <w:t xml:space="preserve">detail</w:t>
-      </w:r>
-      <w:r>
-        <w:t xml:space="preserve">, ggf. zusätzliche Properties wie</w:t>
-      </w:r>
-      <w:r>
-        <w:t xml:space="preserve"> </w:t>
-      </w:r>
-      <w:r>
-        <w:rPr>
-          <w:rStyle w:val="VerbatimChar"/>
-        </w:rPr>
-        <w:t xml:space="preserve">errors</w:t>
-      </w:r>
-      <w:r>
-        <w:t xml:space="preserve">) — der Spring-native Standard, der das früher geplante Ad-hoc-Format</w:t>
-      </w:r>
-      <w:r>
-        <w:t xml:space="preserve"> </w:t>
-      </w:r>
-      <w:r>
-        <w:rPr>
-          <w:rStyle w:val="VerbatimChar"/>
-        </w:rPr>
-        <w:t xml:space="preserve">{error-code, message, timestamp}</w:t>
-      </w:r>
-      <w:r>
-        <w:t xml:space="preserve"> </w:t>
-      </w:r>
-      <w:r>
-        <w:t xml:space="preserve">ablöst.</w:t>
-      </w:r>
-    </w:p>
-    <w:bookmarkEnd w:id="53"/>
-    <w:bookmarkStart w:id="54" w:name="logging-und-monitoring"/>
-    <w:p>
-      <w:pPr>
-        <w:pStyle w:val="Heading3"/>
-      </w:pPr>
-      <w:r>
-        <w:t xml:space="preserve">8.4 Logging und Monitoring</w:t>
-      </w:r>
-    </w:p>
-    <w:p>
-      <w:pPr>
-        <w:pStyle w:val="FirstParagraph"/>
-      </w:pPr>
-      <w:r>
-        <w:t xml:space="preserve">Strukturiertes Logging via SLF4J/Logback im JSON-Format. Spring Boot Actuator stellt Health-, Metrics- und Info-Endpunkte bereit. Metriken können über Prometheus/Grafana überwacht werden.</w:t>
+        <w:t xml:space="preserve">cy.intercept</w:t>
+      </w:r>
+      <w:r>
+        <w:t xml:space="preserve">).</w:t>
       </w:r>
     </w:p>
     <w:bookmarkEnd w:id="54"/>
-    <w:bookmarkStart w:id="55" w:name="testkonzept"/>
-    <w:p>
-      <w:pPr>
-        <w:pStyle w:val="Heading3"/>
-      </w:pPr>
-      <w:r>
-        <w:t xml:space="preserve">8.5 Testkonzept</w:t>
-      </w:r>
-    </w:p>
-    <w:p>
-      <w:pPr>
-        <w:pStyle w:val="Compact"/>
-        <w:numPr>
-          <w:ilvl w:val="0"/>
-          <w:numId w:val="1009"/>
-        </w:numPr>
-      </w:pPr>
-      <w:r>
-        <w:rPr>
-          <w:b/>
-          <w:bCs/>
-        </w:rPr>
-        <w:t xml:space="preserve">Unit Tests (Backend):</w:t>
-      </w:r>
-      <w:r>
-        <w:t xml:space="preserve"> </w:t>
-      </w:r>
-      <w:r>
-        <w:t xml:space="preserve">JUnit 5 (Jupiter) für Domänenlogik und Services; Mockito für das Mocking von Ports und externen Abhängigkeiten.</w:t>
-      </w:r>
-    </w:p>
-    <w:p>
-      <w:pPr>
-        <w:pStyle w:val="Compact"/>
-        <w:numPr>
-          <w:ilvl w:val="0"/>
-          <w:numId w:val="1009"/>
-        </w:numPr>
-      </w:pPr>
-      <w:r>
-        <w:rPr>
-          <w:b/>
-          <w:bCs/>
-        </w:rPr>
-        <w:t xml:space="preserve">Integrations-/API-Tests (Backend):</w:t>
-      </w:r>
-      <w:r>
-        <w:t xml:space="preserve"> </w:t>
-      </w:r>
-      <w:r>
-        <w:t xml:space="preserve">Spring Boot Test mit Testcontainers (PostgreSQL) und MockMvc (</w:t>
-      </w:r>
-      <w:r>
-        <w:rPr>
-          <w:rStyle w:val="VerbatimChar"/>
-        </w:rPr>
-        <w:t xml:space="preserve">AbstractIntegrationTest</w:t>
-      </w:r>
-      <w:r>
-        <w:t xml:space="preserve">); die JWT-Validierung wird via Spring Security Test gemockt — kein laufendes Keycloak nötig.</w:t>
-      </w:r>
-    </w:p>
-    <w:p>
-      <w:pPr>
-        <w:pStyle w:val="Compact"/>
-        <w:numPr>
-          <w:ilvl w:val="0"/>
-          <w:numId w:val="1009"/>
-        </w:numPr>
-      </w:pPr>
-      <w:r>
-        <w:rPr>
-          <w:b/>
-          <w:bCs/>
-        </w:rPr>
-        <w:t xml:space="preserve">Coverage-Gate (Backend):</w:t>
-      </w:r>
-      <w:r>
-        <w:t xml:space="preserve"> </w:t>
-      </w:r>
-      <w:r>
-        <w:t xml:space="preserve">JaCoCo, modulübergreifend aggregiert. Die</w:t>
-      </w:r>
-      <w:r>
-        <w:t xml:space="preserve"> </w:t>
-      </w:r>
-      <w:r>
-        <w:rPr>
-          <w:rStyle w:val="VerbatimChar"/>
-        </w:rPr>
-        <w:t xml:space="preserve">*IT</w:t>
-      </w:r>
-      <w:r>
-        <w:t xml:space="preserve">-Integrationstests liegen im</w:t>
-      </w:r>
-      <w:r>
-        <w:t xml:space="preserve"> </w:t>
-      </w:r>
-      <w:r>
-        <w:rPr>
-          <w:rStyle w:val="VerbatimChar"/>
-        </w:rPr>
-        <w:t xml:space="preserve">app</w:t>
-      </w:r>
-      <w:r>
-        <w:t xml:space="preserve">-Modul, decken aber Klassen aller Module ab — per-Modul-Reports würden unterzählen. Die Root-Tasks</w:t>
-      </w:r>
-      <w:r>
-        <w:t xml:space="preserve"> </w:t>
-      </w:r>
-      <w:r>
-        <w:rPr>
-          <w:rStyle w:val="VerbatimChar"/>
-        </w:rPr>
-        <w:t xml:space="preserve">jacocoRootReport</w:t>
-      </w:r>
-      <w:r>
-        <w:t xml:space="preserve"> </w:t>
-      </w:r>
-      <w:r>
-        <w:t xml:space="preserve">(Report) und</w:t>
-      </w:r>
-      <w:r>
-        <w:t xml:space="preserve"> </w:t>
-      </w:r>
-      <w:r>
-        <w:rPr>
-          <w:rStyle w:val="VerbatimChar"/>
-        </w:rPr>
-        <w:t xml:space="preserve">jacocoRootCoverageVerification</w:t>
-      </w:r>
-      <w:r>
-        <w:t xml:space="preserve"> </w:t>
-      </w:r>
-      <w:r>
-        <w:t xml:space="preserve">(Gate) kombinieren die</w:t>
-      </w:r>
-      <w:r>
-        <w:t xml:space="preserve"> </w:t>
-      </w:r>
-      <w:r>
-        <w:rPr>
-          <w:rStyle w:val="VerbatimChar"/>
-        </w:rPr>
-        <w:t xml:space="preserve">test.exec</w:t>
-      </w:r>
-      <w:r>
-        <w:t xml:space="preserve">-Daten aller Module gegen alle</w:t>
-      </w:r>
-      <w:r>
-        <w:t xml:space="preserve"> </w:t>
-      </w:r>
-      <w:r>
-        <w:rPr>
-          <w:rStyle w:val="VerbatimChar"/>
-        </w:rPr>
-        <w:t xml:space="preserve">main</w:t>
-      </w:r>
-      <w:r>
-        <w:t xml:space="preserve">-Sources. Das Gate ist in</w:t>
-      </w:r>
-      <w:r>
-        <w:t xml:space="preserve"> </w:t>
-      </w:r>
-      <w:r>
-        <w:rPr>
-          <w:rStyle w:val="VerbatimChar"/>
-        </w:rPr>
-        <w:t xml:space="preserve">check</w:t>
-      </w:r>
-      <w:r>
-        <w:t xml:space="preserve"> </w:t>
-      </w:r>
-      <w:r>
-        <w:t xml:space="preserve">eingehängt und bricht den Build unter</w:t>
-      </w:r>
-      <w:r>
-        <w:t xml:space="preserve"> </w:t>
-      </w:r>
-      <w:r>
-        <w:rPr>
-          <w:b/>
-          <w:bCs/>
-        </w:rPr>
-        <w:t xml:space="preserve">85 % Line / 70 % Branch</w:t>
-      </w:r>
-      <w:r>
-        <w:t xml:space="preserve"> </w:t>
-      </w:r>
-      <w:r>
-        <w:t xml:space="preserve">(aktueller Stand ~95 % / ~80 %). Schwellen in</w:t>
-      </w:r>
-      <w:r>
-        <w:t xml:space="preserve"> </w:t>
-      </w:r>
-      <w:r>
-        <w:rPr>
-          <w:rStyle w:val="VerbatimChar"/>
-        </w:rPr>
-        <w:t xml:space="preserve">backend/build.gradle.kts</w:t>
-      </w:r>
-      <w:r>
-        <w:t xml:space="preserve"> </w:t>
-      </w:r>
-      <w:r>
-        <w:t xml:space="preserve">(</w:t>
-      </w:r>
-      <w:r>
-        <w:rPr>
-          <w:rStyle w:val="VerbatimChar"/>
-        </w:rPr>
-        <w:t xml:space="preserve">violationRules</w:t>
-      </w:r>
-      <w:r>
-        <w:t xml:space="preserve">).</w:t>
-      </w:r>
-    </w:p>
-    <w:p>
-      <w:pPr>
-        <w:pStyle w:val="Compact"/>
-        <w:numPr>
-          <w:ilvl w:val="0"/>
-          <w:numId w:val="1009"/>
-        </w:numPr>
-      </w:pPr>
-      <w:r>
-        <w:rPr>
-          <w:b/>
-          <w:bCs/>
-        </w:rPr>
-        <w:t xml:space="preserve">Frontend-Tests:</w:t>
-      </w:r>
-      <w:r>
-        <w:t xml:space="preserve"> </w:t>
-      </w:r>
-      <w:r>
-        <w:t xml:space="preserve">Vitest (</w:t>
-      </w:r>
-      <w:r>
-        <w:rPr>
-          <w:rStyle w:val="VerbatimChar"/>
-        </w:rPr>
-        <w:t xml:space="preserve">@angular/build:unit-test</w:t>
-      </w:r>
-      <w:r>
-        <w:t xml:space="preserve">-Builder,</w:t>
-      </w:r>
-      <w:r>
-        <w:t xml:space="preserve"> </w:t>
-      </w:r>
-      <w:r>
-        <w:rPr>
-          <w:rStyle w:val="VerbatimChar"/>
-        </w:rPr>
-        <w:t xml:space="preserve">*.spec.ts</w:t>
-      </w:r>
-      <w:r>
-        <w:t xml:space="preserve">) für Unit-Tests sowie Cypress Component Testing (</w:t>
-      </w:r>
-      <w:r>
-        <w:rPr>
-          <w:rStyle w:val="VerbatimChar"/>
-        </w:rPr>
-        <w:t xml:space="preserve">*.cy.ts</w:t>
-      </w:r>
-      <w:r>
-        <w:t xml:space="preserve">) für Komponenten-/Integrationstests mit gemockten HTTP-Calls (</w:t>
-      </w:r>
-      <w:r>
-        <w:rPr>
-          <w:rStyle w:val="VerbatimChar"/>
-        </w:rPr>
-        <w:t xml:space="preserve">cy.intercept</w:t>
-      </w:r>
-      <w:r>
-        <w:t xml:space="preserve">).</w:t>
-      </w:r>
-    </w:p>
-    <w:bookmarkEnd w:id="55"/>
-    <w:bookmarkStart w:id="56" w:name="continuous-integration-build-gate"/>
+    <w:bookmarkStart w:id="55" w:name="continuous-integration-build-gate"/>
     <w:p>
       <w:pPr>
         <w:pStyle w:val="Heading3"/>
@@ -6413,8 +6247,8 @@
         <w:t xml:space="preserve">ist deaktiviert, sodass Repo-Admins im Notfall überstimmen können.</w:t>
       </w:r>
     </w:p>
-    <w:bookmarkEnd w:id="56"/>
-    <w:bookmarkStart w:id="57" w:name="testergebnisse"/>
+    <w:bookmarkEnd w:id="55"/>
+    <w:bookmarkStart w:id="56" w:name="testergebnisse"/>
     <w:p>
       <w:pPr>
         <w:pStyle w:val="Heading3"/>
@@ -7404,7 +7238,7 @@
         <w:pStyle w:val="Compact"/>
         <w:numPr>
           <w:ilvl w:val="0"/>
-          <w:numId w:val="1010"/>
+          <w:numId w:val="1009"/>
         </w:numPr>
       </w:pPr>
       <w:r>
@@ -7478,7 +7312,7 @@
         <w:pStyle w:val="Compact"/>
         <w:numPr>
           <w:ilvl w:val="0"/>
-          <w:numId w:val="1010"/>
+          <w:numId w:val="1009"/>
         </w:numPr>
       </w:pPr>
       <w:r>
@@ -7525,7 +7359,7 @@
         <w:pStyle w:val="Compact"/>
         <w:numPr>
           <w:ilvl w:val="0"/>
-          <w:numId w:val="1010"/>
+          <w:numId w:val="1009"/>
         </w:numPr>
       </w:pPr>
       <w:r>
@@ -7613,9 +7447,9 @@
         </w:pict>
       </w:r>
     </w:p>
+    <w:bookmarkEnd w:id="56"/>
     <w:bookmarkEnd w:id="57"/>
-    <w:bookmarkEnd w:id="58"/>
-    <w:bookmarkStart w:id="59" w:name="architekturentscheidungen"/>
+    <w:bookmarkStart w:id="58" w:name="architekturentscheidungen"/>
     <w:p>
       <w:pPr>
         <w:pStyle w:val="Heading2"/>
@@ -9255,8 +9089,8 @@
         </w:pict>
       </w:r>
     </w:p>
-    <w:bookmarkEnd w:id="59"/>
-    <w:bookmarkStart w:id="62" w:name="qualitätsanforderungen"/>
+    <w:bookmarkEnd w:id="58"/>
+    <w:bookmarkStart w:id="61" w:name="qualitätsanforderungen"/>
     <w:p>
       <w:pPr>
         <w:pStyle w:val="Heading2"/>
@@ -9265,7 +9099,7 @@
         <w:t xml:space="preserve">10. Qualitätsanforderungen</w:t>
       </w:r>
     </w:p>
-    <w:bookmarkStart w:id="60" w:name="funktionale-anforderungen-smart"/>
+    <w:bookmarkStart w:id="59" w:name="funktionale-anforderungen-smart"/>
     <w:p>
       <w:pPr>
         <w:pStyle w:val="Heading3"/>
@@ -11380,8 +11214,8 @@
         </w:tc>
       </w:tr>
     </w:tbl>
-    <w:bookmarkEnd w:id="60"/>
-    <w:bookmarkStart w:id="61" w:name="nicht-funktionale-anforderungen-smart"/>
+    <w:bookmarkEnd w:id="59"/>
+    <w:bookmarkStart w:id="60" w:name="nicht-funktionale-anforderungen-smart"/>
     <w:p>
       <w:pPr>
         <w:pStyle w:val="Heading3"/>
@@ -11645,9 +11479,9 @@
         </w:pict>
       </w:r>
     </w:p>
+    <w:bookmarkEnd w:id="60"/>
     <w:bookmarkEnd w:id="61"/>
-    <w:bookmarkEnd w:id="62"/>
-    <w:bookmarkStart w:id="68" w:name="datenmodell"/>
+    <w:bookmarkStart w:id="67" w:name="datenmodell"/>
     <w:p>
       <w:pPr>
         <w:pStyle w:val="Heading2"/>
@@ -11673,18 +11507,18 @@
           <wp:inline>
             <wp:extent cx="5334000" cy="3765627"/>
             <wp:effectExtent b="0" l="0" r="0" t="0"/>
-            <wp:docPr descr="TSaS – Datenmodell" title="" id="64" name="Picture"/>
+            <wp:docPr descr="TSaS – Datenmodell" title="" id="63" name="Picture"/>
             <a:graphic>
               <a:graphicData uri="http://schemas.openxmlformats.org/drawingml/2006/picture">
                 <pic:pic>
                   <pic:nvPicPr>
-                    <pic:cNvPr descr="Datenmodell.png" id="65" name="Picture"/>
+                    <pic:cNvPr descr="Datenmodell.png" id="64" name="Picture"/>
                     <pic:cNvPicPr>
                       <a:picLocks noChangeArrowheads="1" noChangeAspect="1"/>
                     </pic:cNvPicPr>
                   </pic:nvPicPr>
                   <pic:blipFill>
-                    <a:blip r:embed="rId63"/>
+                    <a:blip r:embed="rId62"/>
                     <a:stretch>
                       <a:fillRect/>
                     </a:stretch>
@@ -11737,7 +11571,7 @@
         </w:rPr>
         <w:t xml:space="preserve"> </w:t>
       </w:r>
-      <w:hyperlink r:id="rId66">
+      <w:hyperlink r:id="rId65">
         <w:r>
           <w:rPr>
             <w:rStyle w:val="VerbatimChar"/>
@@ -11755,7 +11589,7 @@
         <w:t xml:space="preserve">. Authoritatives Schema: Flyway-Migrationen V1–V5.</w:t>
       </w:r>
     </w:p>
-    <w:bookmarkStart w:id="67" w:name="entitätenübersicht"/>
+    <w:bookmarkStart w:id="66" w:name="entitätenübersicht"/>
     <w:p>
       <w:pPr>
         <w:pStyle w:val="Heading3"/>
@@ -12245,9 +12079,9 @@
         </w:pict>
       </w:r>
     </w:p>
+    <w:bookmarkEnd w:id="66"/>
     <w:bookmarkEnd w:id="67"/>
-    <w:bookmarkEnd w:id="68"/>
-    <w:bookmarkStart w:id="69" w:name="risiken-und-technische-schulden"/>
+    <w:bookmarkStart w:id="68" w:name="risiken-und-technische-schulden"/>
     <w:p>
       <w:pPr>
         <w:pStyle w:val="Heading2"/>
@@ -12724,8 +12558,8 @@
         </w:pict>
       </w:r>
     </w:p>
-    <w:bookmarkEnd w:id="69"/>
-    <w:bookmarkStart w:id="70" w:name="glossar"/>
+    <w:bookmarkEnd w:id="68"/>
+    <w:bookmarkStart w:id="69" w:name="glossar"/>
     <w:p>
       <w:pPr>
         <w:pStyle w:val="Heading2"/>
@@ -13249,8 +13083,8 @@
         </w:tc>
       </w:tr>
     </w:tbl>
+    <w:bookmarkEnd w:id="69"/>
     <w:bookmarkEnd w:id="70"/>
-    <w:bookmarkEnd w:id="71"/>
     <w:sectPr>
       <w:footnotePr>
         <w:numRestart w:val="eachSect"/>
@@ -13361,6 +13195,109 @@
       </w:pPr>
     </w:lvl>
   </w:abstractNum>
+  <w:abstractNum w:abstractNumId="991">
+    <w:nsid w:val="0000A991"/>
+    <w:multiLevelType w:val="multilevel"/>
+    <w:lvl w:ilvl="0">
+      <w:numFmt w:val="bullet"/>
+      <w:lvlText w:val=""/>
+      <w:lvlJc w:val="left"/>
+      <w:pPr>
+        <w:ind w:left="720" w:hanging="360"/>
+      </w:pPr>
+      <w:rPr>
+        <w:rFonts w:ascii="Symbol" w:hAnsi="Symbol" w:cs="Symbol" w:hint="default"/>
+      </w:rPr>
+    </w:lvl>
+    <w:lvl w:ilvl="1">
+      <w:numFmt w:val="bullet"/>
+      <w:lvlText w:val="o"/>
+      <w:lvlJc w:val="left"/>
+      <w:pPr>
+        <w:ind w:left="1440" w:hanging="360"/>
+      </w:pPr>
+      <w:rPr>
+        <w:rFonts w:ascii="Courier New" w:hAnsi="Courier New" w:cs="Courier New" w:hint="default"/>
+      </w:rPr>
+    </w:lvl>
+    <w:lvl w:ilvl="2">
+      <w:numFmt w:val="bullet"/>
+      <w:lvlText w:val=""/>
+      <w:lvlJc w:val="left"/>
+      <w:pPr>
+        <w:ind w:left="2160" w:hanging="360"/>
+      </w:pPr>
+      <w:rPr>
+        <w:rFonts w:ascii="Wingdings" w:hAnsi="Wingdings" w:cs="Wingdings" w:hint="default"/>
+      </w:rPr>
+    </w:lvl>
+    <w:lvl w:ilvl="3">
+      <w:numFmt w:val="bullet"/>
+      <w:lvlText w:val=""/>
+      <w:lvlJc w:val="left"/>
+      <w:pPr>
+        <w:ind w:left="2880" w:hanging="360"/>
+      </w:pPr>
+      <w:rPr>
+        <w:rFonts w:ascii="Symbol" w:hAnsi="Symbol" w:cs="Symbol" w:hint="default"/>
+      </w:rPr>
+    </w:lvl>
+    <w:lvl w:ilvl="4">
+      <w:numFmt w:val="bullet"/>
+      <w:lvlText w:val="o"/>
+      <w:lvlJc w:val="left"/>
+      <w:pPr>
+        <w:ind w:left="3600" w:hanging="360"/>
+      </w:pPr>
+      <w:rPr>
+        <w:rFonts w:ascii="Courier New" w:hAnsi="Courier New" w:cs="Courier New" w:hint="default"/>
+      </w:rPr>
+    </w:lvl>
+    <w:lvl w:ilvl="5">
+      <w:numFmt w:val="bullet"/>
+      <w:lvlText w:val=""/>
+      <w:lvlJc w:val="left"/>
+      <w:pPr>
+        <w:ind w:left="4320" w:hanging="360"/>
+      </w:pPr>
+      <w:rPr>
+        <w:rFonts w:ascii="Wingdings" w:hAnsi="Wingdings" w:cs="Wingdings" w:hint="default"/>
+      </w:rPr>
+    </w:lvl>
+    <w:lvl w:ilvl="6">
+      <w:numFmt w:val="bullet"/>
+      <w:lvlText w:val=""/>
+      <w:lvlJc w:val="left"/>
+      <w:pPr>
+        <w:ind w:left="5040" w:hanging="360"/>
+      </w:pPr>
+      <w:rPr>
+        <w:rFonts w:ascii="Symbol" w:hAnsi="Symbol" w:cs="Symbol" w:hint="default"/>
+      </w:rPr>
+    </w:lvl>
+    <w:lvl w:ilvl="7">
+      <w:numFmt w:val="bullet"/>
+      <w:lvlText w:val="o"/>
+      <w:lvlJc w:val="left"/>
+      <w:pPr>
+        <w:ind w:left="5760" w:hanging="360"/>
+      </w:pPr>
+      <w:rPr>
+        <w:rFonts w:ascii="Courier New" w:hAnsi="Courier New" w:cs="Courier New" w:hint="default"/>
+      </w:rPr>
+    </w:lvl>
+    <w:lvl w:ilvl="8">
+      <w:numFmt w:val="bullet"/>
+      <w:lvlText w:val=""/>
+      <w:lvlJc w:val="left"/>
+      <w:pPr>
+        <w:ind w:left="6480" w:hanging="360"/>
+      </w:pPr>
+      <w:rPr>
+        <w:rFonts w:ascii="Wingdings" w:hAnsi="Wingdings" w:cs="Wingdings" w:hint="default"/>
+      </w:rPr>
+    </w:lvl>
+  </w:abstractNum>
   <w:abstractNum w:abstractNumId="99411">
     <w:nsid w:val="00A99411"/>
     <w:multiLevelType w:val="multilevel"/>
@@ -13446,113 +13383,19 @@
       </w:pPr>
     </w:lvl>
   </w:abstractNum>
-  <w:abstractNum w:abstractNumId="991">
-    <w:nsid w:val="0000A991"/>
-    <w:multiLevelType w:val="multilevel"/>
-    <w:lvl w:ilvl="0">
-      <w:numFmt w:val="bullet"/>
-      <w:lvlText w:val=""/>
-      <w:lvlJc w:val="left"/>
-      <w:pPr>
-        <w:ind w:left="720" w:hanging="360"/>
-      </w:pPr>
-      <w:rPr>
-        <w:rFonts w:ascii="Symbol" w:hAnsi="Symbol" w:cs="Symbol" w:hint="default"/>
-      </w:rPr>
-    </w:lvl>
-    <w:lvl w:ilvl="1">
-      <w:numFmt w:val="bullet"/>
-      <w:lvlText w:val="o"/>
-      <w:lvlJc w:val="left"/>
-      <w:pPr>
-        <w:ind w:left="1440" w:hanging="360"/>
-      </w:pPr>
-      <w:rPr>
-        <w:rFonts w:ascii="Courier New" w:hAnsi="Courier New" w:cs="Courier New" w:hint="default"/>
-      </w:rPr>
-    </w:lvl>
-    <w:lvl w:ilvl="2">
-      <w:numFmt w:val="bullet"/>
-      <w:lvlText w:val=""/>
-      <w:lvlJc w:val="left"/>
-      <w:pPr>
-        <w:ind w:left="2160" w:hanging="360"/>
-      </w:pPr>
-      <w:rPr>
-        <w:rFonts w:ascii="Wingdings" w:hAnsi="Wingdings" w:cs="Wingdings" w:hint="default"/>
-      </w:rPr>
-    </w:lvl>
-    <w:lvl w:ilvl="3">
-      <w:numFmt w:val="bullet"/>
-      <w:lvlText w:val=""/>
-      <w:lvlJc w:val="left"/>
-      <w:pPr>
-        <w:ind w:left="2880" w:hanging="360"/>
-      </w:pPr>
-      <w:rPr>
-        <w:rFonts w:ascii="Symbol" w:hAnsi="Symbol" w:cs="Symbol" w:hint="default"/>
-      </w:rPr>
-    </w:lvl>
-    <w:lvl w:ilvl="4">
-      <w:numFmt w:val="bullet"/>
-      <w:lvlText w:val="o"/>
-      <w:lvlJc w:val="left"/>
-      <w:pPr>
-        <w:ind w:left="3600" w:hanging="360"/>
-      </w:pPr>
-      <w:rPr>
-        <w:rFonts w:ascii="Courier New" w:hAnsi="Courier New" w:cs="Courier New" w:hint="default"/>
-      </w:rPr>
-    </w:lvl>
-    <w:lvl w:ilvl="5">
-      <w:numFmt w:val="bullet"/>
-      <w:lvlText w:val=""/>
-      <w:lvlJc w:val="left"/>
-      <w:pPr>
-        <w:ind w:left="4320" w:hanging="360"/>
-      </w:pPr>
-      <w:rPr>
-        <w:rFonts w:ascii="Wingdings" w:hAnsi="Wingdings" w:cs="Wingdings" w:hint="default"/>
-      </w:rPr>
-    </w:lvl>
-    <w:lvl w:ilvl="6">
-      <w:numFmt w:val="bullet"/>
-      <w:lvlText w:val=""/>
-      <w:lvlJc w:val="left"/>
-      <w:pPr>
-        <w:ind w:left="5040" w:hanging="360"/>
-      </w:pPr>
-      <w:rPr>
-        <w:rFonts w:ascii="Symbol" w:hAnsi="Symbol" w:cs="Symbol" w:hint="default"/>
-      </w:rPr>
-    </w:lvl>
-    <w:lvl w:ilvl="7">
-      <w:numFmt w:val="bullet"/>
-      <w:lvlText w:val="o"/>
-      <w:lvlJc w:val="left"/>
-      <w:pPr>
-        <w:ind w:left="5760" w:hanging="360"/>
-      </w:pPr>
-      <w:rPr>
-        <w:rFonts w:ascii="Courier New" w:hAnsi="Courier New" w:cs="Courier New" w:hint="default"/>
-      </w:rPr>
-    </w:lvl>
-    <w:lvl w:ilvl="8">
-      <w:numFmt w:val="bullet"/>
-      <w:lvlText w:val=""/>
-      <w:lvlJc w:val="left"/>
-      <w:pPr>
-        <w:ind w:left="6480" w:hanging="360"/>
-      </w:pPr>
-      <w:rPr>
-        <w:rFonts w:ascii="Wingdings" w:hAnsi="Wingdings" w:cs="Wingdings" w:hint="default"/>
-      </w:rPr>
-    </w:lvl>
-  </w:abstractNum>
   <w:num w:numId="1000">
     <w:abstractNumId w:val="990"/>
   </w:num>
   <w:num w:numId="1001">
+    <w:abstractNumId w:val="991"/>
+  </w:num>
+  <w:num w:numId="1002">
+    <w:abstractNumId w:val="991"/>
+  </w:num>
+  <w:num w:numId="1003">
+    <w:abstractNumId w:val="991"/>
+  </w:num>
+  <w:num w:numId="1004">
     <w:abstractNumId w:val="99411"/>
     <w:lvlOverride w:ilvl="0">
       <w:startOverride w:val="1"/>
@@ -13581,15 +13424,6 @@
     <w:lvlOverride w:ilvl="8">
       <w:startOverride w:val="1"/>
     </w:lvlOverride>
-  </w:num>
-  <w:num w:numId="1002">
-    <w:abstractNumId w:val="991"/>
-  </w:num>
-  <w:num w:numId="1003">
-    <w:abstractNumId w:val="991"/>
-  </w:num>
-  <w:num w:numId="1004">
-    <w:abstractNumId w:val="991"/>
   </w:num>
   <w:num w:numId="1005">
     <w:abstractNumId w:val="99411"/>
@@ -13652,42 +13486,12 @@
     </w:lvlOverride>
   </w:num>
   <w:num w:numId="1007">
-    <w:abstractNumId w:val="99411"/>
-    <w:lvlOverride w:ilvl="0">
-      <w:startOverride w:val="1"/>
-    </w:lvlOverride>
-    <w:lvlOverride w:ilvl="1">
-      <w:startOverride w:val="1"/>
-    </w:lvlOverride>
-    <w:lvlOverride w:ilvl="2">
-      <w:startOverride w:val="1"/>
-    </w:lvlOverride>
-    <w:lvlOverride w:ilvl="3">
-      <w:startOverride w:val="1"/>
-    </w:lvlOverride>
-    <w:lvlOverride w:ilvl="4">
-      <w:startOverride w:val="1"/>
-    </w:lvlOverride>
-    <w:lvlOverride w:ilvl="5">
-      <w:startOverride w:val="1"/>
-    </w:lvlOverride>
-    <w:lvlOverride w:ilvl="6">
-      <w:startOverride w:val="1"/>
-    </w:lvlOverride>
-    <w:lvlOverride w:ilvl="7">
-      <w:startOverride w:val="1"/>
-    </w:lvlOverride>
-    <w:lvlOverride w:ilvl="8">
-      <w:startOverride w:val="1"/>
-    </w:lvlOverride>
+    <w:abstractNumId w:val="991"/>
   </w:num>
   <w:num w:numId="1008">
     <w:abstractNumId w:val="991"/>
   </w:num>
   <w:num w:numId="1009">
-    <w:abstractNumId w:val="991"/>
-  </w:num>
-  <w:num w:numId="1010">
     <w:abstractNumId w:val="991"/>
   </w:num>
 </w:numbering>
@@ -13701,7 +13505,7 @@
         <w:rFonts w:asciiTheme="minorHAnsi" w:cstheme="minorBidi" w:eastAsiaTheme="minorEastAsia" w:hAnsiTheme="minorHAnsi"/>
         <w:sz w:val="24"/>
         <w:szCs w:val="24"/>
-        <w:lang w:bidi="ar-SA" w:eastAsia="zh-CN" w:val="en-US"/>
+        <w:lang w:bidi="ar-SA" w:eastAsia="zh-CN" w:val="de-DE"/>
       </w:rPr>
     </w:rPrDefault>
     <w:pPrDefault>
@@ -14629,7 +14433,7 @@
     </a:clrScheme>
     <a:fontScheme name="Office">
       <a:majorFont>
-        <a:latin typeface="Aptos Display" panose="02110004020202020204"/>
+        <a:latin typeface="Helvetica" panose="02110004020202020204"/>
         <a:ea typeface=""/>
         <a:cs typeface=""/>
         <a:font script="Jpan" typeface="游ゴシック Light"/>
@@ -14681,7 +14485,7 @@
         <a:font script="Tfng" typeface="Ebrima"/>
       </a:majorFont>
       <a:minorFont>
-        <a:latin typeface="Aptos" panose="02110004020202020204"/>
+        <a:latin typeface="Helvetica" panose="02110004020202020204"/>
         <a:ea typeface=""/>
         <a:cs typeface=""/>
         <a:font script="Jpan" typeface="游明朝"/>

--- a/doc/sad/TSaS_SAD_arc42_1.docx
+++ b/doc/sad/TSaS_SAD_arc42_1.docx
@@ -2,7 +2,7 @@
 <file path=word/document.xml><?xml version="1.0" encoding="utf-8"?>
 <w:document xmlns:w="http://schemas.openxmlformats.org/wordprocessingml/2006/main" xmlns:m="http://schemas.openxmlformats.org/officeDocument/2006/math" xmlns:r="http://schemas.openxmlformats.org/officeDocument/2006/relationships" xmlns:o="urn:schemas-microsoft-com:office:office" xmlns:v="urn:schemas-microsoft-com:vml" xmlns:w10="urn:schemas-microsoft-com:office:word" xmlns:a="http://schemas.openxmlformats.org/drawingml/2006/main" xmlns:pic="http://schemas.openxmlformats.org/drawingml/2006/picture" xmlns:wp="http://schemas.openxmlformats.org/drawingml/2006/wordprocessingDrawing">
   <w:body>
-    <w:bookmarkStart w:id="70" w:name="X8e4ebc2e1f4eb088d047a6684ad88a5c65a2b31"/>
+    <w:bookmarkStart w:id="80" w:name="X8e4ebc2e1f4eb088d047a6684ad88a5c65a2b31"/>
     <w:p>
       <w:pPr>
         <w:pStyle w:val="Heading1"/>
@@ -241,7 +241,7 @@
         </w:pict>
       </w:r>
     </w:p>
-    <w:bookmarkStart w:id="12" w:name="einführung-und-ziele"/>
+    <w:bookmarkStart w:id="13" w:name="einführung-und-ziele"/>
     <w:p>
       <w:pPr>
         <w:pStyle w:val="Heading2"/>
@@ -765,6 +765,512 @@
         </w:tc>
       </w:tr>
     </w:tbl>
+    <w:bookmarkEnd w:id="11"/>
+    <w:bookmarkStart w:id="12" w:name="ki-nutzen-pro-kernfunktion"/>
+    <w:p>
+      <w:pPr>
+        <w:pStyle w:val="Heading3"/>
+      </w:pPr>
+      <w:r>
+        <w:t xml:space="preserve">1.4 KI-Nutzen pro Kernfunktion</w:t>
+      </w:r>
+    </w:p>
+    <w:p>
+      <w:pPr>
+        <w:pStyle w:val="FirstParagraph"/>
+      </w:pPr>
+      <w:r>
+        <w:t xml:space="preserve">Die Tabelle bildet ab, welche Kernfunktion einen KI-Anteil hat. Mehrheitlich sind Scoring- und Statistik-Funktionen rein deterministisch — KI wird gezielt nur dort eingesetzt, wo natürlichsprachliche Synthese einen Mehrwert liefert, der aus Roh-Statistiken nicht mechanisch ableitbar ist.</w:t>
+      </w:r>
+    </w:p>
+    <w:tbl>
+      <w:tblPr>
+        <w:tblStyle w:val="Table"/>
+        <w:tblW w:type="pct" w:w="5000"/>
+        <w:tblLayout w:type="fixed"/>
+        <w:tblLook w:firstRow="1" w:lastRow="0" w:firstColumn="0" w:lastColumn="0" w:noHBand="0" w:noVBand="0" w:val="0020"/>
+      </w:tblPr>
+      <w:tblGrid>
+        <w:gridCol w:w="2640"/>
+        <w:gridCol w:w="2640"/>
+        <w:gridCol w:w="2640"/>
+      </w:tblGrid>
+      <w:tr>
+        <w:trPr>
+          <w:tblHeader w:val="on"/>
+        </w:trPr>
+        <w:tc>
+          <w:tcPr/>
+          <w:p>
+            <w:pPr>
+              <w:pStyle w:val="Compact"/>
+            </w:pPr>
+            <w:r>
+              <w:t xml:space="preserve">FA</w:t>
+            </w:r>
+          </w:p>
+        </w:tc>
+        <w:tc>
+          <w:tcPr/>
+          <w:p>
+            <w:pPr>
+              <w:pStyle w:val="Compact"/>
+            </w:pPr>
+            <w:r>
+              <w:t xml:space="preserve">Funktion</w:t>
+            </w:r>
+          </w:p>
+        </w:tc>
+        <w:tc>
+          <w:tcPr/>
+          <w:p>
+            <w:pPr>
+              <w:pStyle w:val="Compact"/>
+            </w:pPr>
+            <w:r>
+              <w:t xml:space="preserve">KI-Anteil</w:t>
+            </w:r>
+          </w:p>
+        </w:tc>
+      </w:tr>
+      <w:tr>
+        <w:tc>
+          <w:tcPr/>
+          <w:p>
+            <w:pPr>
+              <w:pStyle w:val="Compact"/>
+            </w:pPr>
+            <w:r>
+              <w:t xml:space="preserve">FA-01, FA-02</w:t>
+            </w:r>
+          </w:p>
+        </w:tc>
+        <w:tc>
+          <w:tcPr/>
+          <w:p>
+            <w:pPr>
+              <w:pStyle w:val="Compact"/>
+            </w:pPr>
+            <w:r>
+              <w:t xml:space="preserve">Registrierung / Authentifizierung</w:t>
+            </w:r>
+          </w:p>
+        </w:tc>
+        <w:tc>
+          <w:tcPr/>
+          <w:p>
+            <w:pPr>
+              <w:pStyle w:val="Compact"/>
+            </w:pPr>
+            <w:r>
+              <w:t xml:space="preserve">– (Keycloak-Standard, OAuth2/OIDC)</w:t>
+            </w:r>
+          </w:p>
+        </w:tc>
+      </w:tr>
+      <w:tr>
+        <w:tc>
+          <w:tcPr/>
+          <w:p>
+            <w:pPr>
+              <w:pStyle w:val="Compact"/>
+            </w:pPr>
+            <w:r>
+              <w:t xml:space="preserve">FA-03, FA-04, FA-12, FA-13</w:t>
+            </w:r>
+          </w:p>
+        </w:tc>
+        <w:tc>
+          <w:tcPr/>
+          <w:p>
+            <w:pPr>
+              <w:pStyle w:val="Compact"/>
+            </w:pPr>
+            <w:r>
+              <w:t xml:space="preserve">Spieler-CRUD und -Suche</w:t>
+            </w:r>
+          </w:p>
+        </w:tc>
+        <w:tc>
+          <w:tcPr/>
+          <w:p>
+            <w:pPr>
+              <w:pStyle w:val="Compact"/>
+            </w:pPr>
+            <w:r>
+              <w:t xml:space="preserve">– (klassische CRUD-Operationen)</w:t>
+            </w:r>
+          </w:p>
+        </w:tc>
+      </w:tr>
+      <w:tr>
+        <w:tc>
+          <w:tcPr/>
+          <w:p>
+            <w:pPr>
+              <w:pStyle w:val="Compact"/>
+            </w:pPr>
+            <w:r>
+              <w:t xml:space="preserve">FA-05, FA-14, FA-15, FA-16</w:t>
+            </w:r>
+          </w:p>
+        </w:tc>
+        <w:tc>
+          <w:tcPr/>
+          <w:p>
+            <w:pPr>
+              <w:pStyle w:val="Compact"/>
+            </w:pPr>
+            <w:r>
+              <w:t xml:space="preserve">Match-Lebenszyklus (Erstellen, Beenden, Walkover, Korrektur, Aufschläger)</w:t>
+            </w:r>
+          </w:p>
+        </w:tc>
+        <w:tc>
+          <w:tcPr/>
+          <w:p>
+            <w:pPr>
+              <w:pStyle w:val="Compact"/>
+            </w:pPr>
+            <w:r>
+              <w:t xml:space="preserve">– (deterministisch)</w:t>
+            </w:r>
+          </w:p>
+        </w:tc>
+      </w:tr>
+      <w:tr>
+        <w:tc>
+          <w:tcPr/>
+          <w:p>
+            <w:pPr>
+              <w:pStyle w:val="Compact"/>
+            </w:pPr>
+            <w:r>
+              <w:t xml:space="preserve">FA-06, FA-07</w:t>
+            </w:r>
+          </w:p>
+        </w:tc>
+        <w:tc>
+          <w:tcPr/>
+          <w:p>
+            <w:pPr>
+              <w:pStyle w:val="Compact"/>
+            </w:pPr>
+            <w:r>
+              <w:t xml:space="preserve">Punkt erfassen / Spielstand anzeigen</w:t>
+            </w:r>
+          </w:p>
+        </w:tc>
+        <w:tc>
+          <w:tcPr/>
+          <w:p>
+            <w:pPr>
+              <w:pStyle w:val="Compact"/>
+            </w:pPr>
+            <w:r>
+              <w:t xml:space="preserve">– (ITF-Regelwerk in</w:t>
+            </w:r>
+            <w:r>
+              <w:t xml:space="preserve"> </w:t>
+            </w:r>
+            <w:r>
+              <w:rPr>
+                <w:rStyle w:val="VerbatimChar"/>
+              </w:rPr>
+              <w:t xml:space="preserve">ScoringService</w:t>
+            </w:r>
+            <w:r>
+              <w:t xml:space="preserve">, deterministisch)</w:t>
+            </w:r>
+          </w:p>
+        </w:tc>
+      </w:tr>
+      <w:tr>
+        <w:tc>
+          <w:tcPr/>
+          <w:p>
+            <w:pPr>
+              <w:pStyle w:val="Compact"/>
+            </w:pPr>
+            <w:r>
+              <w:t xml:space="preserve">FA-08</w:t>
+            </w:r>
+          </w:p>
+        </w:tc>
+        <w:tc>
+          <w:tcPr/>
+          <w:p>
+            <w:pPr>
+              <w:pStyle w:val="Compact"/>
+            </w:pPr>
+            <w:r>
+              <w:t xml:space="preserve">Head-to-Head-Statistik</w:t>
+            </w:r>
+          </w:p>
+        </w:tc>
+        <w:tc>
+          <w:tcPr/>
+          <w:p>
+            <w:pPr>
+              <w:pStyle w:val="Compact"/>
+            </w:pPr>
+            <w:r>
+              <w:t xml:space="preserve">– (Aggregation aus</w:t>
+            </w:r>
+            <w:r>
+              <w:t xml:space="preserve"> </w:t>
+            </w:r>
+            <w:r>
+              <w:rPr>
+                <w:rStyle w:val="VerbatimChar"/>
+              </w:rPr>
+              <w:t xml:space="preserve">points</w:t>
+            </w:r>
+            <w:r>
+              <w:t xml:space="preserve">, deterministisch)</w:t>
+            </w:r>
+          </w:p>
+        </w:tc>
+      </w:tr>
+      <w:tr>
+        <w:tc>
+          <w:tcPr/>
+          <w:p>
+            <w:pPr>
+              <w:pStyle w:val="Compact"/>
+            </w:pPr>
+            <w:r>
+              <w:t xml:space="preserve">FA-17</w:t>
+            </w:r>
+          </w:p>
+        </w:tc>
+        <w:tc>
+          <w:tcPr/>
+          <w:p>
+            <w:pPr>
+              <w:pStyle w:val="Compact"/>
+            </w:pPr>
+            <w:r>
+              <w:t xml:space="preserve">Match-Statistik (einzelnes Match)</w:t>
+            </w:r>
+          </w:p>
+        </w:tc>
+        <w:tc>
+          <w:tcPr/>
+          <w:p>
+            <w:pPr>
+              <w:pStyle w:val="Compact"/>
+            </w:pPr>
+            <w:r>
+              <w:t xml:space="preserve">– (Aggregation aus</w:t>
+            </w:r>
+            <w:r>
+              <w:t xml:space="preserve"> </w:t>
+            </w:r>
+            <w:r>
+              <w:rPr>
+                <w:rStyle w:val="VerbatimChar"/>
+              </w:rPr>
+              <w:t xml:space="preserve">points</w:t>
+            </w:r>
+            <w:r>
+              <w:t xml:space="preserve">, deterministisch)</w:t>
+            </w:r>
+          </w:p>
+        </w:tc>
+      </w:tr>
+      <w:tr>
+        <w:tc>
+          <w:tcPr/>
+          <w:p>
+            <w:pPr>
+              <w:pStyle w:val="Compact"/>
+            </w:pPr>
+            <w:r>
+              <w:rPr>
+                <w:b/>
+                <w:bCs/>
+              </w:rPr>
+              <w:t xml:space="preserve">FA-11</w:t>
+            </w:r>
+          </w:p>
+        </w:tc>
+        <w:tc>
+          <w:tcPr/>
+          <w:p>
+            <w:pPr>
+              <w:pStyle w:val="Compact"/>
+            </w:pPr>
+            <w:r>
+              <w:rPr>
+                <w:b/>
+                <w:bCs/>
+              </w:rPr>
+              <w:t xml:space="preserve">KI-Match-Analyse (Postmortem)</w:t>
+            </w:r>
+          </w:p>
+        </w:tc>
+        <w:tc>
+          <w:tcPr/>
+          <w:p>
+            <w:pPr>
+              <w:pStyle w:val="Compact"/>
+            </w:pPr>
+            <w:r>
+              <w:rPr>
+                <w:b/>
+                <w:bCs/>
+              </w:rPr>
+              <w:t xml:space="preserve">Spring AI → OpenAI (Default</w:t>
+            </w:r>
+            <w:r>
+              <w:rPr>
+                <w:b/>
+                <w:bCs/>
+              </w:rPr>
+              <w:t xml:space="preserve"> </w:t>
+            </w:r>
+            <w:r>
+              <w:rPr>
+                <w:rStyle w:val="VerbatimChar"/>
+                <w:b/>
+                <w:bCs/>
+              </w:rPr>
+              <w:t xml:space="preserve">gpt-4o-mini</w:t>
+            </w:r>
+            <w:r>
+              <w:rPr>
+                <w:b/>
+                <w:bCs/>
+              </w:rPr>
+              <w:t xml:space="preserve">); strukturierter JSON-Output via</w:t>
+            </w:r>
+            <w:r>
+              <w:rPr>
+                <w:b/>
+                <w:bCs/>
+              </w:rPr>
+              <w:t xml:space="preserve"> </w:t>
+            </w:r>
+            <w:r>
+              <w:rPr>
+                <w:rStyle w:val="VerbatimChar"/>
+                <w:b/>
+                <w:bCs/>
+              </w:rPr>
+              <w:t xml:space="preserve">BeanOutputConverter</w:t>
+            </w:r>
+            <w:r>
+              <w:rPr>
+                <w:b/>
+                <w:bCs/>
+              </w:rPr>
+              <w:t xml:space="preserve">; deterministischer Fallback via</w:t>
+            </w:r>
+            <w:r>
+              <w:rPr>
+                <w:b/>
+                <w:bCs/>
+              </w:rPr>
+              <w:t xml:space="preserve"> </w:t>
+            </w:r>
+            <w:r>
+              <w:rPr>
+                <w:rStyle w:val="VerbatimChar"/>
+                <w:b/>
+                <w:bCs/>
+              </w:rPr>
+              <w:t xml:space="preserve">FakeLlmClientAdapter</w:t>
+            </w:r>
+            <w:r>
+              <w:rPr>
+                <w:b/>
+                <w:bCs/>
+              </w:rPr>
+              <w:t xml:space="preserve">. Liefert taktische Synthese (Schlüsselmomente, Stärken / Schwächen je Spieler, 3–5 priorisierte Empfehlungen) — nicht mechanisch aus Roh-Statistiken ableitbar.</w:t>
+            </w:r>
+          </w:p>
+        </w:tc>
+      </w:tr>
+      <w:tr>
+        <w:tc>
+          <w:tcPr/>
+          <w:p>
+            <w:pPr>
+              <w:pStyle w:val="Compact"/>
+            </w:pPr>
+            <w:r>
+              <w:t xml:space="preserve">FA-09 (V2)</w:t>
+            </w:r>
+          </w:p>
+        </w:tc>
+        <w:tc>
+          <w:tcPr/>
+          <w:p>
+            <w:pPr>
+              <w:pStyle w:val="Compact"/>
+            </w:pPr>
+            <w:r>
+              <w:t xml:space="preserve">Google-Login</w:t>
+            </w:r>
+          </w:p>
+        </w:tc>
+        <w:tc>
+          <w:tcPr/>
+          <w:p>
+            <w:pPr>
+              <w:pStyle w:val="Compact"/>
+            </w:pPr>
+            <w:r>
+              <w:t xml:space="preserve">– (IdP-Federation)</w:t>
+            </w:r>
+          </w:p>
+        </w:tc>
+      </w:tr>
+      <w:tr>
+        <w:tc>
+          <w:tcPr/>
+          <w:p>
+            <w:pPr>
+              <w:pStyle w:val="Compact"/>
+            </w:pPr>
+            <w:r>
+              <w:t xml:space="preserve">FA-10 (V3)</w:t>
+            </w:r>
+          </w:p>
+        </w:tc>
+        <w:tc>
+          <w:tcPr/>
+          <w:p>
+            <w:pPr>
+              <w:pStyle w:val="Compact"/>
+            </w:pPr>
+            <w:r>
+              <w:t xml:space="preserve">Aufsprungpunkte erfassen</w:t>
+            </w:r>
+          </w:p>
+        </w:tc>
+        <w:tc>
+          <w:tcPr/>
+          <w:p>
+            <w:pPr>
+              <w:pStyle w:val="Compact"/>
+            </w:pPr>
+            <w:r>
+              <w:t xml:space="preserve">– (Touch-Erfassung)</w:t>
+            </w:r>
+          </w:p>
+        </w:tc>
+      </w:tr>
+    </w:tbl>
+    <w:p>
+      <w:pPr>
+        <w:pStyle w:val="BodyText"/>
+      </w:pPr>
+      <w:r>
+        <w:t xml:space="preserve">In V2 sind zwei weitere KI-Rollen vorgesehen: KI-Live-Coaching während des Matches und KI-Vorbereitung auf einen Gegner (Head-to-Head-basiert).</w:t>
+      </w:r>
+    </w:p>
     <w:p>
       <w:r>
         <w:pict>
@@ -772,9 +1278,9 @@
         </w:pict>
       </w:r>
     </w:p>
-    <w:bookmarkEnd w:id="11"/>
     <w:bookmarkEnd w:id="12"/>
-    <w:bookmarkStart w:id="15" w:name="randbedingungen"/>
+    <w:bookmarkEnd w:id="13"/>
+    <w:bookmarkStart w:id="16" w:name="randbedingungen"/>
     <w:p>
       <w:pPr>
         <w:pStyle w:val="Heading2"/>
@@ -783,7 +1289,7 @@
         <w:t xml:space="preserve">2. Randbedingungen</w:t>
       </w:r>
     </w:p>
-    <w:bookmarkStart w:id="13" w:name="technische-randbedingungen"/>
+    <w:bookmarkStart w:id="14" w:name="technische-randbedingungen"/>
     <w:p>
       <w:pPr>
         <w:pStyle w:val="Heading3"/>
@@ -1058,8 +1564,8 @@
         </w:tc>
       </w:tr>
     </w:tbl>
-    <w:bookmarkEnd w:id="13"/>
-    <w:bookmarkStart w:id="14" w:name="organisatorische-randbedingungen"/>
+    <w:bookmarkEnd w:id="14"/>
+    <w:bookmarkStart w:id="15" w:name="organisatorische-randbedingungen"/>
     <w:p>
       <w:pPr>
         <w:pStyle w:val="Heading3"/>
@@ -1111,9 +1617,9 @@
         </w:pict>
       </w:r>
     </w:p>
-    <w:bookmarkEnd w:id="14"/>
     <w:bookmarkEnd w:id="15"/>
-    <w:bookmarkStart w:id="22" w:name="kontextabgrenzung"/>
+    <w:bookmarkEnd w:id="16"/>
+    <w:bookmarkStart w:id="23" w:name="kontextabgrenzung"/>
     <w:p>
       <w:pPr>
         <w:pStyle w:val="Heading2"/>
@@ -1122,7 +1628,7 @@
         <w:t xml:space="preserve">3. Kontextabgrenzung</w:t>
       </w:r>
     </w:p>
-    <w:bookmarkStart w:id="20" w:name="fachlicher-kontext"/>
+    <w:bookmarkStart w:id="21" w:name="fachlicher-kontext"/>
     <w:p>
       <w:pPr>
         <w:pStyle w:val="Heading3"/>
@@ -1148,18 +1654,18 @@
           <wp:inline>
             <wp:extent cx="5039999" cy="3130739"/>
             <wp:effectExtent b="0" l="0" r="0" t="0"/>
-            <wp:docPr descr="TSaS – Fachlicher Kontext" title="" id="17" name="Picture"/>
+            <wp:docPr descr="TSaS – Fachlicher Kontext" title="" id="18" name="Picture"/>
             <a:graphic>
               <a:graphicData uri="http://schemas.openxmlformats.org/drawingml/2006/picture">
                 <pic:pic>
                   <pic:nvPicPr>
-                    <pic:cNvPr descr="Fachlicher_Kontext.png" id="18" name="Picture"/>
+                    <pic:cNvPr descr="Fachlicher_Kontext.png" id="19" name="Picture"/>
                     <pic:cNvPicPr>
                       <a:picLocks noChangeArrowheads="1" noChangeAspect="1"/>
                     </pic:cNvPicPr>
                   </pic:nvPicPr>
                   <pic:blipFill>
-                    <a:blip r:embed="rId16"/>
+                    <a:blip r:embed="rId17"/>
                     <a:stretch>
                       <a:fillRect/>
                     </a:stretch>
@@ -1212,7 +1718,7 @@
         </w:rPr>
         <w:t xml:space="preserve"> </w:t>
       </w:r>
-      <w:hyperlink r:id="rId19">
+      <w:hyperlink r:id="rId20">
         <w:r>
           <w:rPr>
             <w:rStyle w:val="VerbatimChar"/>
@@ -1374,8 +1880,8 @@
         </w:tc>
       </w:tr>
     </w:tbl>
-    <w:bookmarkEnd w:id="20"/>
-    <w:bookmarkStart w:id="21" w:name="technischer-kontext"/>
+    <w:bookmarkEnd w:id="21"/>
+    <w:bookmarkStart w:id="22" w:name="technischer-kontext"/>
     <w:p>
       <w:pPr>
         <w:pStyle w:val="Heading3"/>
@@ -1527,15 +2033,87 @@
       </w:tr>
     </w:tbl>
     <w:p>
+      <w:pPr>
+        <w:pStyle w:val="BlockText"/>
+      </w:pPr>
+      <w:r>
+        <w:rPr>
+          <w:b/>
+          <w:bCs/>
+        </w:rPr>
+        <w:t xml:space="preserve">OpenAPI-Vertrag:</w:t>
+      </w:r>
+      <w:r>
+        <w:t xml:space="preserve"> </w:t>
+      </w:r>
+      <w:r>
+        <w:t xml:space="preserve">Das Backend exponiert seinen REST-Vertrag maschinenlesbar unter</w:t>
+      </w:r>
+      <w:r>
+        <w:t xml:space="preserve"> </w:t>
+      </w:r>
+      <w:r>
+        <w:rPr>
+          <w:rStyle w:val="VerbatimChar"/>
+        </w:rPr>
+        <w:t xml:space="preserve">GET /v3/api-docs</w:t>
+      </w:r>
+      <w:r>
+        <w:t xml:space="preserve"> </w:t>
+      </w:r>
+      <w:r>
+        <w:t xml:space="preserve">(OpenAPI 3.x JSON) und für menschliche Konsumenten unter</w:t>
+      </w:r>
+      <w:r>
+        <w:t xml:space="preserve"> </w:t>
+      </w:r>
+      <w:r>
+        <w:rPr>
+          <w:rStyle w:val="VerbatimChar"/>
+        </w:rPr>
+        <w:t xml:space="preserve">GET /swagger-ui.html</w:t>
+      </w:r>
+      <w:r>
+        <w:t xml:space="preserve">. Die Pfade sind</w:t>
+      </w:r>
+      <w:r>
+        <w:t xml:space="preserve"> </w:t>
+      </w:r>
+      <w:r>
+        <w:rPr>
+          <w:rStyle w:val="VerbatimChar"/>
+        </w:rPr>
+        <w:t xml:space="preserve">permitAll()</w:t>
+      </w:r>
+      <w:r>
+        <w:t xml:space="preserve"> </w:t>
+      </w:r>
+      <w:r>
+        <w:t xml:space="preserve">(öffentlicher Vertrag), die Operationen selbst weiterhin durch Bearer-JWT geschützt (Security-Scheme</w:t>
+      </w:r>
+      <w:r>
+        <w:t xml:space="preserve"> </w:t>
+      </w:r>
+      <w:r>
+        <w:rPr>
+          <w:rStyle w:val="VerbatimChar"/>
+        </w:rPr>
+        <w:t xml:space="preserve">bearer-jwt</w:t>
+      </w:r>
+      <w:r>
+        <w:t xml:space="preserve">).</w:t>
+      </w:r>
+    </w:p>
+    <w:p>
       <w:r>
         <w:pict>
           <v:rect style="width:0;height:1.5pt" o:hralign="center" o:hrstd="t" o:hr="t"/>
         </w:pict>
       </w:r>
     </w:p>
-    <w:bookmarkEnd w:id="21"/>
     <w:bookmarkEnd w:id="22"/>
-    <w:bookmarkStart w:id="26" w:name="lösungsstrategie"/>
+    <w:bookmarkEnd w:id="23"/>
+    <w:bookmarkStart w:id="27" w:name="lösungsstrategie"/>
     <w:p>
       <w:pPr>
         <w:pStyle w:val="Heading2"/>
@@ -1544,7 +2122,7 @@
         <w:t xml:space="preserve">4. Lösungsstrategie</w:t>
       </w:r>
     </w:p>
-    <w:bookmarkStart w:id="23" w:name="architekturansatz-modularer-monolith"/>
+    <w:bookmarkStart w:id="24" w:name="architekturansatz-modularer-monolith"/>
     <w:p>
       <w:pPr>
         <w:pStyle w:val="Heading3"/>
@@ -1609,8 +2187,8 @@
         <w:t xml:space="preserve">Geringere Komplexität bei der Kommunikation (keine Netzwerk-Latenzen zwischen Modulen).</w:t>
       </w:r>
     </w:p>
-    <w:bookmarkEnd w:id="23"/>
-    <w:bookmarkStart w:id="24" w:name="technologieentscheidungen"/>
+    <w:bookmarkEnd w:id="24"/>
+    <w:bookmarkStart w:id="25" w:name="technologieentscheidungen"/>
     <w:p>
       <w:pPr>
         <w:pStyle w:val="Heading3"/>
@@ -1946,8 +2524,8 @@
         </w:tc>
       </w:tr>
     </w:tbl>
-    <w:bookmarkEnd w:id="24"/>
-    <w:bookmarkStart w:id="25" w:name="release-planung"/>
+    <w:bookmarkEnd w:id="25"/>
+    <w:bookmarkStart w:id="26" w:name="release-planung"/>
     <w:p>
       <w:pPr>
         <w:pStyle w:val="Heading3"/>
@@ -2170,9 +2748,9 @@
         </w:pict>
       </w:r>
     </w:p>
-    <w:bookmarkEnd w:id="25"/>
     <w:bookmarkEnd w:id="26"/>
-    <w:bookmarkStart w:id="38" w:name="bausteinsicht"/>
+    <w:bookmarkEnd w:id="27"/>
+    <w:bookmarkStart w:id="39" w:name="bausteinsicht"/>
     <w:p>
       <w:pPr>
         <w:pStyle w:val="Heading2"/>
@@ -2181,7 +2759,7 @@
         <w:t xml:space="preserve">5. Bausteinsicht</w:t>
       </w:r>
     </w:p>
-    <w:bookmarkStart w:id="27" w:name="whitebox-gesamtsystem"/>
+    <w:bookmarkStart w:id="28" w:name="whitebox-gesamtsystem"/>
     <w:p>
       <w:pPr>
         <w:pStyle w:val="Heading3"/>
@@ -2252,8 +2830,8 @@
         <w:t xml:space="preserve">Identity Provider für Authentifizierung und Autorisierung.</w:t>
       </w:r>
     </w:p>
-    <w:bookmarkEnd w:id="27"/>
-    <w:bookmarkStart w:id="32" w:name="backend-module-modularer-monolith"/>
+    <w:bookmarkEnd w:id="28"/>
+    <w:bookmarkStart w:id="33" w:name="backend-module-modularer-monolith"/>
     <w:p>
       <w:pPr>
         <w:pStyle w:val="Heading3"/>
@@ -2655,18 +3233,18 @@
           <wp:inline>
             <wp:extent cx="5334000" cy="2876721"/>
             <wp:effectExtent b="0" l="0" r="0" t="0"/>
-            <wp:docPr descr="TSaS Backend – Fachliche Module" title="" id="29" name="Picture"/>
+            <wp:docPr descr="TSaS Backend – Fachliche Module" title="" id="30" name="Picture"/>
             <a:graphic>
               <a:graphicData uri="http://schemas.openxmlformats.org/drawingml/2006/picture">
                 <pic:pic>
                   <pic:nvPicPr>
-                    <pic:cNvPr descr="Backend_Module.png" id="30" name="Picture"/>
+                    <pic:cNvPr descr="Backend_Module.png" id="31" name="Picture"/>
                     <pic:cNvPicPr>
                       <a:picLocks noChangeArrowheads="1" noChangeAspect="1"/>
                     </pic:cNvPicPr>
                   </pic:nvPicPr>
                   <pic:blipFill>
-                    <a:blip r:embed="rId28"/>
+                    <a:blip r:embed="rId29"/>
                     <a:stretch>
                       <a:fillRect/>
                     </a:stretch>
@@ -2719,7 +3297,7 @@
         </w:rPr>
         <w:t xml:space="preserve"> </w:t>
       </w:r>
-      <w:hyperlink r:id="rId31">
+      <w:hyperlink r:id="rId32">
         <w:r>
           <w:rPr>
             <w:rStyle w:val="VerbatimChar"/>
@@ -2730,8 +3308,8 @@
         </w:r>
       </w:hyperlink>
     </w:p>
-    <w:bookmarkEnd w:id="32"/>
-    <w:bookmarkStart w:id="37" w:name="Xdde48f936cf8430c2326803bb37fe317373f62f"/>
+    <w:bookmarkEnd w:id="33"/>
+    <w:bookmarkStart w:id="38" w:name="Xdde48f936cf8430c2326803bb37fe317373f62f"/>
     <w:p>
       <w:pPr>
         <w:pStyle w:val="Heading3"/>
@@ -3195,18 +3773,18 @@
           <wp:inline>
             <wp:extent cx="5334000" cy="3488096"/>
             <wp:effectExtent b="0" l="0" r="0" t="0"/>
-            <wp:docPr descr="TSaS Backend – Clean Architecture (Klassen-Detail)" title="" id="34" name="Picture"/>
+            <wp:docPr descr="TSaS Backend – Clean Architecture (Klassen-Detail)" title="" id="35" name="Picture"/>
             <a:graphic>
               <a:graphicData uri="http://schemas.openxmlformats.org/drawingml/2006/picture">
                 <pic:pic>
                   <pic:nvPicPr>
-                    <pic:cNvPr descr="Backend_CleanArchitecture.png" id="35" name="Picture"/>
+                    <pic:cNvPr descr="Backend_CleanArchitecture.png" id="36" name="Picture"/>
                     <pic:cNvPicPr>
                       <a:picLocks noChangeArrowheads="1" noChangeAspect="1"/>
                     </pic:cNvPicPr>
                   </pic:nvPicPr>
                   <pic:blipFill>
-                    <a:blip r:embed="rId33"/>
+                    <a:blip r:embed="rId34"/>
                     <a:stretch>
                       <a:fillRect/>
                     </a:stretch>
@@ -3259,7 +3837,7 @@
         </w:rPr>
         <w:t xml:space="preserve"> </w:t>
       </w:r>
-      <w:hyperlink r:id="rId36">
+      <w:hyperlink r:id="rId37">
         <w:r>
           <w:rPr>
             <w:rStyle w:val="VerbatimChar"/>
@@ -3277,9 +3855,9 @@
         </w:pict>
       </w:r>
     </w:p>
-    <w:bookmarkEnd w:id="37"/>
     <w:bookmarkEnd w:id="38"/>
-    <w:bookmarkStart w:id="42" w:name="laufzeitsicht"/>
+    <w:bookmarkEnd w:id="39"/>
+    <w:bookmarkStart w:id="43" w:name="laufzeitsicht"/>
     <w:p>
       <w:pPr>
         <w:pStyle w:val="Heading2"/>
@@ -3288,7 +3866,7 @@
         <w:t xml:space="preserve">6. Laufzeitsicht</w:t>
       </w:r>
     </w:p>
-    <w:bookmarkStart w:id="39" w:name="szenario-punkt-erfassen"/>
+    <w:bookmarkStart w:id="40" w:name="szenario-punkt-erfassen"/>
     <w:p>
       <w:pPr>
         <w:pStyle w:val="Heading3"/>
@@ -3389,8 +3967,8 @@
         <w:t xml:space="preserve">Das Frontend aktualisiert die Anzeige des Spielstands.</w:t>
       </w:r>
     </w:p>
-    <w:bookmarkEnd w:id="39"/>
-    <w:bookmarkStart w:id="40" w:name="X2fff043d07f14bccbec7d33989c0b93f7e0c4dd"/>
+    <w:bookmarkEnd w:id="40"/>
+    <w:bookmarkStart w:id="41" w:name="X2fff043d07f14bccbec7d33989c0b93f7e0c4dd"/>
     <w:p>
       <w:pPr>
         <w:pStyle w:val="Heading3"/>
@@ -3788,8 +4366,8 @@
         <w:t xml:space="preserve">liefert die gespeicherte Analyse ohne erneuten LLM-Aufruf (HTTP 200) oder HTTP 404, falls noch keine generiert wurde.</w:t>
       </w:r>
     </w:p>
-    <w:bookmarkEnd w:id="40"/>
-    <w:bookmarkStart w:id="41" w:name="szenario-benutzer-authentifizierung"/>
+    <w:bookmarkEnd w:id="41"/>
+    <w:bookmarkStart w:id="42" w:name="szenario-benutzer-authentifizierung"/>
     <w:p>
       <w:pPr>
         <w:pStyle w:val="Heading3"/>
@@ -3873,9 +4451,9 @@
         </w:pict>
       </w:r>
     </w:p>
-    <w:bookmarkEnd w:id="41"/>
     <w:bookmarkEnd w:id="42"/>
-    <w:bookmarkStart w:id="49" w:name="verteilungssicht"/>
+    <w:bookmarkEnd w:id="43"/>
+    <w:bookmarkStart w:id="50" w:name="verteilungssicht"/>
     <w:p>
       <w:pPr>
         <w:pStyle w:val="Heading2"/>
@@ -3884,7 +4462,7 @@
         <w:t xml:space="preserve">7. Verteilungssicht</w:t>
       </w:r>
     </w:p>
-    <w:bookmarkStart w:id="47" w:name="infrastruktur"/>
+    <w:bookmarkStart w:id="48" w:name="infrastruktur"/>
     <w:p>
       <w:pPr>
         <w:pStyle w:val="Heading3"/>
@@ -3910,18 +4488,18 @@
           <wp:inline>
             <wp:extent cx="5334000" cy="3442815"/>
             <wp:effectExtent b="0" l="0" r="0" t="0"/>
-            <wp:docPr descr="TSaS – Verteilungssicht (Docker Compose)" title="" id="44" name="Picture"/>
+            <wp:docPr descr="TSaS – Verteilungssicht (Docker Compose)" title="" id="45" name="Picture"/>
             <a:graphic>
               <a:graphicData uri="http://schemas.openxmlformats.org/drawingml/2006/picture">
                 <pic:pic>
                   <pic:nvPicPr>
-                    <pic:cNvPr descr="Deployment.png" id="45" name="Picture"/>
+                    <pic:cNvPr descr="Deployment.png" id="46" name="Picture"/>
                     <pic:cNvPicPr>
                       <a:picLocks noChangeArrowheads="1" noChangeAspect="1"/>
                     </pic:cNvPicPr>
                   </pic:nvPicPr>
                   <pic:blipFill>
-                    <a:blip r:embed="rId43"/>
+                    <a:blip r:embed="rId44"/>
                     <a:stretch>
                       <a:fillRect/>
                     </a:stretch>
@@ -3974,7 +4552,7 @@
         </w:rPr>
         <w:t xml:space="preserve"> </w:t>
       </w:r>
-      <w:hyperlink r:id="rId46">
+      <w:hyperlink r:id="rId47">
         <w:r>
           <w:rPr>
             <w:rStyle w:val="VerbatimChar"/>
@@ -4278,8 +4856,8 @@
         </w:tc>
       </w:tr>
     </w:tbl>
-    <w:bookmarkEnd w:id="47"/>
-    <w:bookmarkStart w:id="48" w:name="docker-compose-struktur"/>
+    <w:bookmarkEnd w:id="48"/>
+    <w:bookmarkStart w:id="49" w:name="docker-compose-struktur"/>
     <w:p>
       <w:pPr>
         <w:pStyle w:val="Heading3"/>
@@ -5142,9 +5720,9 @@
         </w:pict>
       </w:r>
     </w:p>
-    <w:bookmarkEnd w:id="48"/>
     <w:bookmarkEnd w:id="49"/>
-    <w:bookmarkStart w:id="57" w:name="querschnittliche-konzepte"/>
+    <w:bookmarkEnd w:id="50"/>
+    <w:bookmarkStart w:id="58" w:name="querschnittliche-konzepte"/>
     <w:p>
       <w:pPr>
         <w:pStyle w:val="Heading2"/>
@@ -5153,7 +5731,7 @@
         <w:t xml:space="preserve">8. Querschnittliche Konzepte</w:t>
       </w:r>
     </w:p>
-    <w:bookmarkStart w:id="50" w:name="sicherheitskonzept"/>
+    <w:bookmarkStart w:id="51" w:name="sicherheitskonzept"/>
     <w:p>
       <w:pPr>
         <w:pStyle w:val="Heading3"/>
@@ -5170,8 +5748,8 @@
         <w:t xml:space="preserve">Alle API-Endpunkte (ausser Health-Check) werden durch OAuth2 Bearer Tokens geschützt. Das Frontend nutzt den Authorization Code Flow mit PKCE. Keycloak verwaltet Benutzer, Rollen und Sessions. In Version 1 erfolgt die Registrierung direkt in Keycloak, ab Version 2 zusätzlich über Google als federated Identity Provider.</w:t>
       </w:r>
     </w:p>
-    <w:bookmarkEnd w:id="50"/>
-    <w:bookmarkStart w:id="51" w:name="persistenz"/>
+    <w:bookmarkEnd w:id="51"/>
+    <w:bookmarkStart w:id="52" w:name="persistenz"/>
     <w:p>
       <w:pPr>
         <w:pStyle w:val="Heading3"/>
@@ -5407,8 +5985,8 @@
         <w:t xml:space="preserve">Die Migrationsskripte verwenden ausschliesslich ANSI-SQL, das mit PostgreSQL und H2 kompatibel ist (kein datenbankspezifischer SQL-Dialekt), damit auch das lokale H2-Profil Flyway-gesteuert ist.</w:t>
       </w:r>
     </w:p>
-    <w:bookmarkEnd w:id="51"/>
-    <w:bookmarkStart w:id="52" w:name="fehlerbehandlung"/>
+    <w:bookmarkEnd w:id="52"/>
+    <w:bookmarkStart w:id="53" w:name="fehlerbehandlung"/>
     <w:p>
       <w:pPr>
         <w:pStyle w:val="Heading3"/>
@@ -5652,9 +6230,30 @@
       <w:r>
         <w:t xml:space="preserve">ablöst.</w:t>
       </w:r>
-    </w:p>
-    <w:bookmarkEnd w:id="52"/>
-    <w:bookmarkStart w:id="53" w:name="logging-und-monitoring"/>
+      <w:r>
+        <w:t xml:space="preserve"> </w:t>
+      </w:r>
+      <w:r>
+        <w:t xml:space="preserve">Die ProblemDetail-Schemas (400, 404, 409, 422, 502) werden mit der OpenAPI-Spec via springdoc automatisch publiziert und sind unter</w:t>
+      </w:r>
+      <w:r>
+        <w:t xml:space="preserve"> </w:t>
+      </w:r>
+      <w:r>
+        <w:rPr>
+          <w:rStyle w:val="VerbatimChar"/>
+        </w:rPr>
+        <w:t xml:space="preserve">/v3/api-docs</w:t>
+      </w:r>
+      <w:r>
+        <w:t xml:space="preserve"> </w:t>
+      </w:r>
+      <w:r>
+        <w:t xml:space="preserve">einsehbar.</w:t>
+      </w:r>
+    </w:p>
+    <w:bookmarkEnd w:id="53"/>
+    <w:bookmarkStart w:id="54" w:name="logging-und-monitoring"/>
     <w:p>
       <w:pPr>
         <w:pStyle w:val="Heading3"/>
@@ -5671,8 +6270,8 @@
         <w:t xml:space="preserve">Strukturiertes Logging via SLF4J/Logback im JSON-Format. Spring Boot Actuator stellt Health-, Metrics- und Info-Endpunkte bereit. Metriken können über Prometheus/Grafana überwacht werden.</w:t>
       </w:r>
     </w:p>
-    <w:bookmarkEnd w:id="53"/>
-    <w:bookmarkStart w:id="54" w:name="testkonzept"/>
+    <w:bookmarkEnd w:id="54"/>
+    <w:bookmarkStart w:id="55" w:name="testkonzept"/>
     <w:p>
       <w:pPr>
         <w:pStyle w:val="Heading3"/>
@@ -5950,8 +6549,8 @@
         <w:t xml:space="preserve">).</w:t>
       </w:r>
     </w:p>
-    <w:bookmarkEnd w:id="54"/>
-    <w:bookmarkStart w:id="55" w:name="continuous-integration-build-gate"/>
+    <w:bookmarkEnd w:id="55"/>
+    <w:bookmarkStart w:id="56" w:name="continuous-integration-build-gate"/>
     <w:p>
       <w:pPr>
         <w:pStyle w:val="Heading3"/>
@@ -6247,8 +6846,8 @@
         <w:t xml:space="preserve">ist deaktiviert, sodass Repo-Admins im Notfall überstimmen können.</w:t>
       </w:r>
     </w:p>
-    <w:bookmarkEnd w:id="55"/>
-    <w:bookmarkStart w:id="56" w:name="testergebnisse"/>
+    <w:bookmarkEnd w:id="56"/>
+    <w:bookmarkStart w:id="57" w:name="testergebnisse"/>
     <w:p>
       <w:pPr>
         <w:pStyle w:val="Heading3"/>
@@ -7447,9 +8046,9 @@
         </w:pict>
       </w:r>
     </w:p>
-    <w:bookmarkEnd w:id="56"/>
     <w:bookmarkEnd w:id="57"/>
-    <w:bookmarkStart w:id="58" w:name="architekturentscheidungen"/>
+    <w:bookmarkEnd w:id="58"/>
+    <w:bookmarkStart w:id="59" w:name="architekturentscheidungen"/>
     <w:p>
       <w:pPr>
         <w:pStyle w:val="Heading2"/>
@@ -8719,6 +9318,50 @@
             <w:r>
               <w:t xml:space="preserve">). Spring-Milestone-Repo nötig (Spring AI 2.0.0-M6).</w:t>
             </w:r>
+            <w:r>
+              <w:t xml:space="preserve"> </w:t>
+            </w:r>
+            <w:r>
+              <w:rPr>
+                <w:b/>
+                <w:bCs/>
+              </w:rPr>
+              <w:t xml:space="preserve">Bewusst nicht eingesetzt: RAG / Vektor-Datenbank.</w:t>
+            </w:r>
+            <w:r>
+              <w:t xml:space="preserve"> </w:t>
+            </w:r>
+            <w:r>
+              <w:t xml:space="preserve">Eine Embedding-basierte Retrieval-Schicht wurde geprüft und für V1.x verworfen. Begründung: (a) Der Analyse-Input ist</w:t>
+            </w:r>
+            <w:r>
+              <w:t xml:space="preserve"> </w:t>
+            </w:r>
+            <w:r>
+              <w:rPr>
+                <w:b/>
+                <w:bCs/>
+              </w:rPr>
+              <w:t xml:space="preserve">strukturierte Numerik</w:t>
+            </w:r>
+            <w:r>
+              <w:t xml:space="preserve"> </w:t>
+            </w:r>
+            <w:r>
+              <w:t xml:space="preserve">(</w:t>
+            </w:r>
+            <w:r>
+              <w:rPr>
+                <w:rStyle w:val="VerbatimChar"/>
+              </w:rPr>
+              <w:t xml:space="preserve">MatchStatistics</w:t>
+            </w:r>
+            <w:r>
+              <w:t xml:space="preserve"> </w:t>
+            </w:r>
+            <w:r>
+              <w:t xml:space="preserve">plus Spieler-Metadaten), kein Text-Korpus zum Retrieval. (b) Pro Match liegen wenige Dutzend Felder vor, die problemlos in einen einzelnen Prompt-Context passen — kein Token-Budget-Druck. (c) Eine Vektor-DB wäre Over-Engineering ohne ableitbaren Qualitätsgewinn und würde zusätzliche Infrastruktur (z. B. pgvector-Extension, Embedding-Pipeline) einführen. Für V2 (KI-Vorbereitung auf einen Gegner mit Head-to-Head-Kontext über N Matches) wird diese Entscheidung neu bewertet.</w:t>
+            </w:r>
           </w:p>
         </w:tc>
         <w:tc>
@@ -9089,8 +9732,8 @@
         </w:pict>
       </w:r>
     </w:p>
-    <w:bookmarkEnd w:id="58"/>
-    <w:bookmarkStart w:id="61" w:name="qualitätsanforderungen"/>
+    <w:bookmarkEnd w:id="59"/>
+    <w:bookmarkStart w:id="62" w:name="qualitätsanforderungen"/>
     <w:p>
       <w:pPr>
         <w:pStyle w:val="Heading2"/>
@@ -9099,7 +9742,7 @@
         <w:t xml:space="preserve">10. Qualitätsanforderungen</w:t>
       </w:r>
     </w:p>
-    <w:bookmarkStart w:id="59" w:name="funktionale-anforderungen-smart"/>
+    <w:bookmarkStart w:id="60" w:name="funktionale-anforderungen-smart"/>
     <w:p>
       <w:pPr>
         <w:pStyle w:val="Heading3"/>
@@ -11214,8 +11857,8 @@
         </w:tc>
       </w:tr>
     </w:tbl>
-    <w:bookmarkEnd w:id="59"/>
-    <w:bookmarkStart w:id="60" w:name="nicht-funktionale-anforderungen-smart"/>
+    <w:bookmarkEnd w:id="60"/>
+    <w:bookmarkStart w:id="61" w:name="nicht-funktionale-anforderungen-smart"/>
     <w:p>
       <w:pPr>
         <w:pStyle w:val="Heading3"/>
@@ -11479,9 +12122,9 @@
         </w:pict>
       </w:r>
     </w:p>
-    <w:bookmarkEnd w:id="60"/>
     <w:bookmarkEnd w:id="61"/>
-    <w:bookmarkStart w:id="67" w:name="datenmodell"/>
+    <w:bookmarkEnd w:id="62"/>
+    <w:bookmarkStart w:id="68" w:name="datenmodell"/>
     <w:p>
       <w:pPr>
         <w:pStyle w:val="Heading2"/>
@@ -11507,18 +12150,18 @@
           <wp:inline>
             <wp:extent cx="5334000" cy="3765627"/>
             <wp:effectExtent b="0" l="0" r="0" t="0"/>
-            <wp:docPr descr="TSaS – Datenmodell" title="" id="63" name="Picture"/>
+            <wp:docPr descr="TSaS – Datenmodell" title="" id="64" name="Picture"/>
             <a:graphic>
               <a:graphicData uri="http://schemas.openxmlformats.org/drawingml/2006/picture">
                 <pic:pic>
                   <pic:nvPicPr>
-                    <pic:cNvPr descr="Datenmodell.png" id="64" name="Picture"/>
+                    <pic:cNvPr descr="Datenmodell.png" id="65" name="Picture"/>
                     <pic:cNvPicPr>
                       <a:picLocks noChangeArrowheads="1" noChangeAspect="1"/>
                     </pic:cNvPicPr>
                   </pic:nvPicPr>
                   <pic:blipFill>
-                    <a:blip r:embed="rId62"/>
+                    <a:blip r:embed="rId63"/>
                     <a:stretch>
                       <a:fillRect/>
                     </a:stretch>
@@ -11571,7 +12214,7 @@
         </w:rPr>
         <w:t xml:space="preserve"> </w:t>
       </w:r>
-      <w:hyperlink r:id="rId65">
+      <w:hyperlink r:id="rId66">
         <w:r>
           <w:rPr>
             <w:rStyle w:val="VerbatimChar"/>
@@ -11589,7 +12232,7 @@
         <w:t xml:space="preserve">. Authoritatives Schema: Flyway-Migrationen V1–V5.</w:t>
       </w:r>
     </w:p>
-    <w:bookmarkStart w:id="66" w:name="entitätenübersicht"/>
+    <w:bookmarkStart w:id="67" w:name="entitätenübersicht"/>
     <w:p>
       <w:pPr>
         <w:pStyle w:val="Heading3"/>
@@ -12079,9 +12722,9 @@
         </w:pict>
       </w:r>
     </w:p>
-    <w:bookmarkEnd w:id="66"/>
     <w:bookmarkEnd w:id="67"/>
-    <w:bookmarkStart w:id="68" w:name="risiken-und-technische-schulden"/>
+    <w:bookmarkEnd w:id="68"/>
+    <w:bookmarkStart w:id="69" w:name="risiken-und-technische-schulden"/>
     <w:p>
       <w:pPr>
         <w:pStyle w:val="Heading2"/>
@@ -12558,14 +13201,1511 @@
         </w:pict>
       </w:r>
     </w:p>
-    <w:bookmarkEnd w:id="68"/>
-    <w:bookmarkStart w:id="69" w:name="glossar"/>
+    <w:bookmarkEnd w:id="69"/>
+    <w:bookmarkStart w:id="73" w:name="ki-werkzeuge-im-projekt"/>
     <w:p>
       <w:pPr>
         <w:pStyle w:val="Heading2"/>
       </w:pPr>
       <w:r>
-        <w:t xml:space="preserve">13. Glossar</w:t>
+        <w:t xml:space="preserve">13. KI-Werkzeuge im Projekt</w:t>
+      </w:r>
+    </w:p>
+    <w:bookmarkStart w:id="70" w:name="eingesetzte-werkzeuge"/>
+    <w:p>
+      <w:pPr>
+        <w:pStyle w:val="Heading3"/>
+      </w:pPr>
+      <w:r>
+        <w:t xml:space="preserve">13.1 Eingesetzte Werkzeuge</w:t>
+      </w:r>
+    </w:p>
+    <w:tbl>
+      <w:tblPr>
+        <w:tblStyle w:val="Table"/>
+        <w:tblW w:type="pct" w:w="5000"/>
+        <w:tblLayout w:type="fixed"/>
+        <w:tblLook w:firstRow="1" w:lastRow="0" w:firstColumn="0" w:lastColumn="0" w:noHBand="0" w:noVBand="0" w:val="0020"/>
+      </w:tblPr>
+      <w:tblGrid>
+        <w:gridCol w:w="2640"/>
+        <w:gridCol w:w="2640"/>
+        <w:gridCol w:w="2640"/>
+      </w:tblGrid>
+      <w:tr>
+        <w:trPr>
+          <w:tblHeader w:val="on"/>
+        </w:trPr>
+        <w:tc>
+          <w:tcPr/>
+          <w:p>
+            <w:pPr>
+              <w:pStyle w:val="Compact"/>
+            </w:pPr>
+            <w:r>
+              <w:t xml:space="preserve">Werkzeug</w:t>
+            </w:r>
+          </w:p>
+        </w:tc>
+        <w:tc>
+          <w:tcPr/>
+          <w:p>
+            <w:pPr>
+              <w:pStyle w:val="Compact"/>
+            </w:pPr>
+            <w:r>
+              <w:t xml:space="preserve">Version / Modell</w:t>
+            </w:r>
+          </w:p>
+        </w:tc>
+        <w:tc>
+          <w:tcPr/>
+          <w:p>
+            <w:pPr>
+              <w:pStyle w:val="Compact"/>
+            </w:pPr>
+            <w:r>
+              <w:t xml:space="preserve">Einsatzbereich</w:t>
+            </w:r>
+          </w:p>
+        </w:tc>
+      </w:tr>
+      <w:tr>
+        <w:tc>
+          <w:tcPr/>
+          <w:p>
+            <w:pPr>
+              <w:pStyle w:val="Compact"/>
+            </w:pPr>
+            <w:r>
+              <w:t xml:space="preserve">Claude Code</w:t>
+            </w:r>
+          </w:p>
+        </w:tc>
+        <w:tc>
+          <w:tcPr/>
+          <w:p>
+            <w:pPr>
+              <w:pStyle w:val="Compact"/>
+            </w:pPr>
+            <w:r>
+              <w:t xml:space="preserve">Opus 4.7 / 4.8 (1M-Context-Beta)</w:t>
+            </w:r>
+          </w:p>
+        </w:tc>
+        <w:tc>
+          <w:tcPr/>
+          <w:p>
+            <w:pPr>
+              <w:pStyle w:val="Compact"/>
+            </w:pPr>
+            <w:r>
+              <w:t xml:space="preserve">Hauptassistent für Spezifikation, Planung, Implementierung und Review</w:t>
+            </w:r>
+          </w:p>
+        </w:tc>
+      </w:tr>
+      <w:tr>
+        <w:tc>
+          <w:tcPr/>
+          <w:p>
+            <w:pPr>
+              <w:pStyle w:val="Compact"/>
+            </w:pPr>
+            <w:r>
+              <w:t xml:space="preserve">Superpowers Skill-Suite</w:t>
+            </w:r>
+          </w:p>
+        </w:tc>
+        <w:tc>
+          <w:tcPr/>
+          <w:p>
+            <w:pPr>
+              <w:pStyle w:val="Compact"/>
+            </w:pPr>
+            <w:r>
+              <w:rPr>
+                <w:rStyle w:val="VerbatimChar"/>
+              </w:rPr>
+              <w:t xml:space="preserve">superpowers:brainstorming</w:t>
+            </w:r>
+            <w:r>
+              <w:t xml:space="preserve">,</w:t>
+            </w:r>
+            <w:r>
+              <w:t xml:space="preserve"> </w:t>
+            </w:r>
+            <w:r>
+              <w:rPr>
+                <w:rStyle w:val="VerbatimChar"/>
+              </w:rPr>
+              <w:t xml:space="preserve">writing-plans</w:t>
+            </w:r>
+            <w:r>
+              <w:t xml:space="preserve">,</w:t>
+            </w:r>
+            <w:r>
+              <w:t xml:space="preserve"> </w:t>
+            </w:r>
+            <w:r>
+              <w:rPr>
+                <w:rStyle w:val="VerbatimChar"/>
+              </w:rPr>
+              <w:t xml:space="preserve">subagent-driven-development</w:t>
+            </w:r>
+            <w:r>
+              <w:t xml:space="preserve">,</w:t>
+            </w:r>
+            <w:r>
+              <w:t xml:space="preserve"> </w:t>
+            </w:r>
+            <w:r>
+              <w:rPr>
+                <w:rStyle w:val="VerbatimChar"/>
+              </w:rPr>
+              <w:t xml:space="preserve">verification-before-completion</w:t>
+            </w:r>
+            <w:r>
+              <w:t xml:space="preserve">,</w:t>
+            </w:r>
+            <w:r>
+              <w:t xml:space="preserve"> </w:t>
+            </w:r>
+            <w:r>
+              <w:rPr>
+                <w:rStyle w:val="VerbatimChar"/>
+              </w:rPr>
+              <w:t xml:space="preserve">systematic-debugging</w:t>
+            </w:r>
+          </w:p>
+        </w:tc>
+        <w:tc>
+          <w:tcPr/>
+          <w:p>
+            <w:pPr>
+              <w:pStyle w:val="Compact"/>
+            </w:pPr>
+            <w:r>
+              <w:t xml:space="preserve">Strukturierter Spec → Plan → Implementierungs-Workflow</w:t>
+            </w:r>
+          </w:p>
+        </w:tc>
+      </w:tr>
+      <w:tr>
+        <w:tc>
+          <w:tcPr/>
+          <w:p>
+            <w:pPr>
+              <w:pStyle w:val="Compact"/>
+            </w:pPr>
+            <w:r>
+              <w:rPr>
+                <w:rStyle w:val="VerbatimChar"/>
+              </w:rPr>
+              <w:t xml:space="preserve">pr-review-toolkit:review-pr</w:t>
+            </w:r>
+            <w:r>
+              <w:t xml:space="preserve"> </w:t>
+            </w:r>
+            <w:r>
+              <w:t xml:space="preserve">/</w:t>
+            </w:r>
+            <w:r>
+              <w:t xml:space="preserve"> </w:t>
+            </w:r>
+            <w:r>
+              <w:rPr>
+                <w:rStyle w:val="VerbatimChar"/>
+              </w:rPr>
+              <w:t xml:space="preserve">/code-review ultra</w:t>
+            </w:r>
+          </w:p>
+        </w:tc>
+        <w:tc>
+          <w:tcPr/>
+          <w:p>
+            <w:pPr>
+              <w:pStyle w:val="Compact"/>
+            </w:pPr>
+            <w:r>
+              <w:t xml:space="preserve">Multi-Agent-Review (fan-out + adversarial verify)</w:t>
+            </w:r>
+          </w:p>
+        </w:tc>
+        <w:tc>
+          <w:tcPr/>
+          <w:p>
+            <w:pPr>
+              <w:pStyle w:val="Compact"/>
+            </w:pPr>
+            <w:r>
+              <w:t xml:space="preserve">Codeüberprüfung vor Merge</w:t>
+            </w:r>
+          </w:p>
+        </w:tc>
+      </w:tr>
+      <w:tr>
+        <w:tc>
+          <w:tcPr/>
+          <w:p>
+            <w:pPr>
+              <w:pStyle w:val="Compact"/>
+            </w:pPr>
+            <w:r>
+              <w:t xml:space="preserve">Context7 MCP (</w:t>
+            </w:r>
+            <w:r>
+              <w:rPr>
+                <w:rStyle w:val="VerbatimChar"/>
+              </w:rPr>
+              <w:t xml:space="preserve">mcp__plugin_context7_context7__query-docs</w:t>
+            </w:r>
+            <w:r>
+              <w:t xml:space="preserve">)</w:t>
+            </w:r>
+          </w:p>
+        </w:tc>
+        <w:tc>
+          <w:tcPr/>
+          <w:p>
+            <w:pPr>
+              <w:pStyle w:val="Compact"/>
+            </w:pPr>
+            <w:r>
+              <w:t xml:space="preserve">–</w:t>
+            </w:r>
+          </w:p>
+        </w:tc>
+        <w:tc>
+          <w:tcPr/>
+          <w:p>
+            <w:pPr>
+              <w:pStyle w:val="Compact"/>
+            </w:pPr>
+            <w:r>
+              <w:t xml:space="preserve">Doc-Recherche für Bibliotheken (Spring AI, springdoc, Testcontainers)</w:t>
+            </w:r>
+          </w:p>
+        </w:tc>
+      </w:tr>
+      <w:tr>
+        <w:tc>
+          <w:tcPr/>
+          <w:p>
+            <w:pPr>
+              <w:pStyle w:val="Compact"/>
+            </w:pPr>
+            <w:r>
+              <w:t xml:space="preserve">GitHub MCP (</w:t>
+            </w:r>
+            <w:r>
+              <w:rPr>
+                <w:rStyle w:val="VerbatimChar"/>
+              </w:rPr>
+              <w:t xml:space="preserve">mcp__github__*</w:t>
+            </w:r>
+            <w:r>
+              <w:t xml:space="preserve">)</w:t>
+            </w:r>
+          </w:p>
+        </w:tc>
+        <w:tc>
+          <w:tcPr/>
+          <w:p>
+            <w:pPr>
+              <w:pStyle w:val="Compact"/>
+            </w:pPr>
+            <w:r>
+              <w:t xml:space="preserve">–</w:t>
+            </w:r>
+          </w:p>
+        </w:tc>
+        <w:tc>
+          <w:tcPr/>
+          <w:p>
+            <w:pPr>
+              <w:pStyle w:val="Compact"/>
+            </w:pPr>
+            <w:r>
+              <w:t xml:space="preserve">PR-/Issue-Verwaltung, Branch-Operationen</w:t>
+            </w:r>
+          </w:p>
+        </w:tc>
+      </w:tr>
+    </w:tbl>
+    <w:bookmarkEnd w:id="70"/>
+    <w:bookmarkStart w:id="71" w:name="einsatz-pro-phase"/>
+    <w:p>
+      <w:pPr>
+        <w:pStyle w:val="Heading3"/>
+      </w:pPr>
+      <w:r>
+        <w:t xml:space="preserve">13.2 Einsatz pro Phase</w:t>
+      </w:r>
+    </w:p>
+    <w:p>
+      <w:pPr>
+        <w:pStyle w:val="FirstParagraph"/>
+      </w:pPr>
+      <w:r>
+        <w:rPr>
+          <w:b/>
+          <w:bCs/>
+        </w:rPr>
+        <w:t xml:space="preserve">Generierung.</w:t>
+      </w:r>
+      <w:r>
+        <w:t xml:space="preserve"> </w:t>
+      </w:r>
+      <w:r>
+        <w:t xml:space="preserve">Jede grössere Änderung folgt dem Workflow Brainstorming → Spec → Plan → Implementierung mit TDD. Spec- und Plan-Dokumente liegen unter</w:t>
+      </w:r>
+      <w:r>
+        <w:t xml:space="preserve"> </w:t>
+      </w:r>
+      <w:r>
+        <w:rPr>
+          <w:rStyle w:val="VerbatimChar"/>
+        </w:rPr>
+        <w:t xml:space="preserve">docs/superpowers/specs/</w:t>
+      </w:r>
+      <w:r>
+        <w:t xml:space="preserve"> </w:t>
+      </w:r>
+      <w:r>
+        <w:t xml:space="preserve">(15 Designdokumente) bzw.</w:t>
+      </w:r>
+      <w:r>
+        <w:t xml:space="preserve"> </w:t>
+      </w:r>
+      <w:r>
+        <w:rPr>
+          <w:rStyle w:val="VerbatimChar"/>
+        </w:rPr>
+        <w:t xml:space="preserve">docs/superpowers/plans/</w:t>
+      </w:r>
+      <w:r>
+        <w:t xml:space="preserve"> </w:t>
+      </w:r>
+      <w:r>
+        <w:t xml:space="preserve">(16 Plandokumente) und tragen das jeweilige TEN-Ticket im Dateinamen. Belegbeispiele:</w:t>
+      </w:r>
+    </w:p>
+    <w:p>
+      <w:pPr>
+        <w:pStyle w:val="Compact"/>
+        <w:numPr>
+          <w:ilvl w:val="0"/>
+          <w:numId w:val="1010"/>
+        </w:numPr>
+      </w:pPr>
+      <w:r>
+        <w:rPr>
+          <w:rStyle w:val="VerbatimChar"/>
+        </w:rPr>
+        <w:t xml:space="preserve">docs/superpowers/specs/2026-05-17-ai-match-analysis-postmortem-design.md</w:t>
+      </w:r>
+      <w:r>
+        <w:t xml:space="preserve"> </w:t>
+      </w:r>
+      <w:r>
+        <w:t xml:space="preserve">+ Plan</w:t>
+      </w:r>
+      <w:r>
+        <w:t xml:space="preserve"> </w:t>
+      </w:r>
+      <w:r>
+        <w:rPr>
+          <w:rStyle w:val="VerbatimChar"/>
+        </w:rPr>
+        <w:t xml:space="preserve">docs/superpowers/plans/2026-05-17-ai-match-analysis-postmortem.md</w:t>
+      </w:r>
+      <w:r>
+        <w:t xml:space="preserve"> </w:t>
+      </w:r>
+      <w:r>
+        <w:t xml:space="preserve">— Spec/Plan für das</w:t>
+      </w:r>
+      <w:r>
+        <w:t xml:space="preserve"> </w:t>
+      </w:r>
+      <w:r>
+        <w:rPr>
+          <w:rStyle w:val="VerbatimChar"/>
+        </w:rPr>
+        <w:t xml:space="preserve">ai-module</w:t>
+      </w:r>
+      <w:r>
+        <w:t xml:space="preserve"> </w:t>
+      </w:r>
+      <w:r>
+        <w:t xml:space="preserve">(FA-11).</w:t>
+      </w:r>
+    </w:p>
+    <w:p>
+      <w:pPr>
+        <w:pStyle w:val="Compact"/>
+        <w:numPr>
+          <w:ilvl w:val="0"/>
+          <w:numId w:val="1010"/>
+        </w:numPr>
+      </w:pPr>
+      <w:r>
+        <w:rPr>
+          <w:rStyle w:val="VerbatimChar"/>
+        </w:rPr>
+        <w:t xml:space="preserve">docs/superpowers/specs/2026-06-22-ten-60-bean-validation-design.md</w:t>
+      </w:r>
+      <w:r>
+        <w:t xml:space="preserve"> </w:t>
+      </w:r>
+      <w:r>
+        <w:t xml:space="preserve">+ Plan</w:t>
+      </w:r>
+      <w:r>
+        <w:t xml:space="preserve"> </w:t>
+      </w:r>
+      <w:r>
+        <w:rPr>
+          <w:rStyle w:val="VerbatimChar"/>
+        </w:rPr>
+        <w:t xml:space="preserve">docs/superpowers/plans/2026-06-22-ten-60-bean-validation.md</w:t>
+      </w:r>
+      <w:r>
+        <w:t xml:space="preserve"> </w:t>
+      </w:r>
+      <w:r>
+        <w:t xml:space="preserve">— Spec/Plan für Bean Validation auf REST-DTOs (TEN-60).</w:t>
+      </w:r>
+    </w:p>
+    <w:p>
+      <w:pPr>
+        <w:pStyle w:val="Compact"/>
+        <w:numPr>
+          <w:ilvl w:val="0"/>
+          <w:numId w:val="1010"/>
+        </w:numPr>
+      </w:pPr>
+      <w:r>
+        <w:rPr>
+          <w:rStyle w:val="VerbatimChar"/>
+        </w:rPr>
+        <w:t xml:space="preserve">docs/superpowers/specs/2026-06-22-ten-55-owner-binding-rbac-design.md</w:t>
+      </w:r>
+      <w:r>
+        <w:t xml:space="preserve"> </w:t>
+      </w:r>
+      <w:r>
+        <w:t xml:space="preserve">+ Plan</w:t>
+      </w:r>
+      <w:r>
+        <w:t xml:space="preserve"> </w:t>
+      </w:r>
+      <w:r>
+        <w:rPr>
+          <w:rStyle w:val="VerbatimChar"/>
+        </w:rPr>
+        <w:t xml:space="preserve">docs/superpowers/plans/2026-06-22-ten-55-owner-binding-rbac.md</w:t>
+      </w:r>
+      <w:r>
+        <w:t xml:space="preserve"> </w:t>
+      </w:r>
+      <w:r>
+        <w:t xml:space="preserve">— Owner-Binding/RBAC (TEN-55).</w:t>
+      </w:r>
+    </w:p>
+    <w:p>
+      <w:pPr>
+        <w:pStyle w:val="FirstParagraph"/>
+      </w:pPr>
+      <w:r>
+        <w:rPr>
+          <w:b/>
+          <w:bCs/>
+        </w:rPr>
+        <w:t xml:space="preserve">Review.</w:t>
+      </w:r>
+      <w:r>
+        <w:t xml:space="preserve"> </w:t>
+      </w:r>
+      <w:r>
+        <w:t xml:space="preserve">Vor jedem Merge auf</w:t>
+      </w:r>
+      <w:r>
+        <w:t xml:space="preserve"> </w:t>
+      </w:r>
+      <w:r>
+        <w:rPr>
+          <w:rStyle w:val="VerbatimChar"/>
+        </w:rPr>
+        <w:t xml:space="preserve">develop</w:t>
+      </w:r>
+      <w:r>
+        <w:t xml:space="preserve"> </w:t>
+      </w:r>
+      <w:r>
+        <w:t xml:space="preserve">läuft</w:t>
+      </w:r>
+      <w:r>
+        <w:t xml:space="preserve"> </w:t>
+      </w:r>
+      <w:r>
+        <w:rPr>
+          <w:rStyle w:val="VerbatimChar"/>
+        </w:rPr>
+        <w:t xml:space="preserve">/code-review</w:t>
+      </w:r>
+      <w:r>
+        <w:t xml:space="preserve"> </w:t>
+      </w:r>
+      <w:r>
+        <w:t xml:space="preserve">oder</w:t>
+      </w:r>
+      <w:r>
+        <w:t xml:space="preserve"> </w:t>
+      </w:r>
+      <w:r>
+        <w:rPr>
+          <w:rStyle w:val="VerbatimChar"/>
+        </w:rPr>
+        <w:t xml:space="preserve">pr-review-toolkit:review-pr</w:t>
+      </w:r>
+      <w:r>
+        <w:t xml:space="preserve"> </w:t>
+      </w:r>
+      <w:r>
+        <w:t xml:space="preserve">mit Multi-Agent-Fan-out gegen das Diff. Befunde landen als Inline-PR-Kommentar oder als Edit-Anweisung im Working Tree. Belege:</w:t>
+      </w:r>
+    </w:p>
+    <w:p>
+      <w:pPr>
+        <w:pStyle w:val="Compact"/>
+        <w:numPr>
+          <w:ilvl w:val="0"/>
+          <w:numId w:val="1011"/>
+        </w:numPr>
+      </w:pPr>
+      <w:r>
+        <w:rPr>
+          <w:rStyle w:val="VerbatimChar"/>
+        </w:rPr>
+        <w:t xml:space="preserve">doc/bewertungskriterien/Code-Pruefung_Kriterien_7_und_8.md</w:t>
+      </w:r>
+      <w:r>
+        <w:t xml:space="preserve"> </w:t>
+      </w:r>
+      <w:r>
+        <w:t xml:space="preserve">ist ein KI-erstellter Selbst-Audit gegen die Bewertungskriterien 7 + 8. Die dort identifizierten Lücken (Scoring-Modul-Konsolidierung, modulübergreifendes Domänenmodell, fehlende Modul-Durchsetzung) wurden anschliessend in</w:t>
+      </w:r>
+      <w:r>
+        <w:t xml:space="preserve"> </w:t>
+      </w:r>
+      <w:r>
+        <w:rPr>
+          <w:b/>
+          <w:bCs/>
+        </w:rPr>
+        <w:t xml:space="preserve">ADR-12</w:t>
+      </w:r>
+      <w:r>
+        <w:t xml:space="preserve">,</w:t>
+      </w:r>
+      <w:r>
+        <w:t xml:space="preserve"> </w:t>
+      </w:r>
+      <w:r>
+        <w:rPr>
+          <w:b/>
+          <w:bCs/>
+        </w:rPr>
+        <w:t xml:space="preserve">ADR-13</w:t>
+      </w:r>
+      <w:r>
+        <w:t xml:space="preserve"> </w:t>
+      </w:r>
+      <w:r>
+        <w:t xml:space="preserve">und</w:t>
+      </w:r>
+      <w:r>
+        <w:t xml:space="preserve"> </w:t>
+      </w:r>
+      <w:r>
+        <w:rPr>
+          <w:rStyle w:val="VerbatimChar"/>
+        </w:rPr>
+        <w:t xml:space="preserve">backend/app/src/test/java/com/cas/tsas/ArchitectureTest.java</w:t>
+      </w:r>
+      <w:r>
+        <w:t xml:space="preserve"> </w:t>
+      </w:r>
+      <w:r>
+        <w:t xml:space="preserve">adressiert.</w:t>
+      </w:r>
+    </w:p>
+    <w:p>
+      <w:pPr>
+        <w:pStyle w:val="FirstParagraph"/>
+      </w:pPr>
+      <w:r>
+        <w:rPr>
+          <w:b/>
+          <w:bCs/>
+        </w:rPr>
+        <w:t xml:space="preserve">Refactoring.</w:t>
+      </w:r>
+      <w:r>
+        <w:t xml:space="preserve"> </w:t>
+      </w:r>
+      <w:r>
+        <w:t xml:space="preserve">Spec-getriebene Cleanups mit TDD-Schleife. Belegbeispiele aus</w:t>
+      </w:r>
+      <w:r>
+        <w:t xml:space="preserve"> </w:t>
+      </w:r>
+      <w:r>
+        <w:rPr>
+          <w:rStyle w:val="VerbatimChar"/>
+        </w:rPr>
+        <w:t xml:space="preserve">git log</w:t>
+      </w:r>
+      <w:r>
+        <w:t xml:space="preserve"> </w:t>
+      </w:r>
+      <w:r>
+        <w:t xml:space="preserve">auf</w:t>
+      </w:r>
+      <w:r>
+        <w:t xml:space="preserve"> </w:t>
+      </w:r>
+      <w:r>
+        <w:rPr>
+          <w:rStyle w:val="VerbatimChar"/>
+        </w:rPr>
+        <w:t xml:space="preserve">develop</w:t>
+      </w:r>
+      <w:r>
+        <w:t xml:space="preserve">:</w:t>
+      </w:r>
+    </w:p>
+    <w:p>
+      <w:pPr>
+        <w:pStyle w:val="Compact"/>
+        <w:numPr>
+          <w:ilvl w:val="0"/>
+          <w:numId w:val="1012"/>
+        </w:numPr>
+      </w:pPr>
+      <w:r>
+        <w:rPr>
+          <w:rStyle w:val="VerbatimChar"/>
+        </w:rPr>
+        <w:t xml:space="preserve">cc6e502 feat(match): typed enums + @Size on RecordPointRequest + IT (TEN-60)</w:t>
+      </w:r>
+    </w:p>
+    <w:p>
+      <w:pPr>
+        <w:pStyle w:val="Compact"/>
+        <w:numPr>
+          <w:ilvl w:val="0"/>
+          <w:numId w:val="1012"/>
+        </w:numPr>
+      </w:pPr>
+      <w:r>
+        <w:rPr>
+          <w:rStyle w:val="VerbatimChar"/>
+        </w:rPr>
+        <w:t xml:space="preserve">d96f4da feat(player): @Size limits on DTO string fields + IT (TEN-60)</w:t>
+      </w:r>
+    </w:p>
+    <w:p>
+      <w:pPr>
+        <w:pStyle w:val="Compact"/>
+        <w:numPr>
+          <w:ilvl w:val="0"/>
+          <w:numId w:val="1012"/>
+        </w:numPr>
+      </w:pPr>
+      <w:r>
+        <w:rPr>
+          <w:rStyle w:val="VerbatimChar"/>
+        </w:rPr>
+        <w:t xml:space="preserve">2a0bcf1 docs(plans): add TEN-60 bean-validation implementation plan</w:t>
+      </w:r>
+    </w:p>
+    <w:p>
+      <w:pPr>
+        <w:pStyle w:val="FirstParagraph"/>
+      </w:pPr>
+      <w:r>
+        <w:rPr>
+          <w:b/>
+          <w:bCs/>
+        </w:rPr>
+        <w:t xml:space="preserve">Recherche.</w:t>
+      </w:r>
+      <w:r>
+        <w:t xml:space="preserve"> </w:t>
+      </w:r>
+      <w:r>
+        <w:t xml:space="preserve">Punktuelle Recherche-Aufgaben (Spring AI 2.x Boot-4-Kompatibilität, JaCoCo-Aggregation über Multi-Module, Spring Security Test JWT-Mock, Testcontainers + Podman) wurden über Web-Recherche-Subagenten und</w:t>
+      </w:r>
+      <w:r>
+        <w:t xml:space="preserve"> </w:t>
+      </w:r>
+      <w:r>
+        <w:rPr>
+          <w:rStyle w:val="VerbatimChar"/>
+        </w:rPr>
+        <w:t xml:space="preserve">mcp__plugin_context7_context7__query-docs</w:t>
+      </w:r>
+      <w:r>
+        <w:t xml:space="preserve"> </w:t>
+      </w:r>
+      <w:r>
+        <w:t xml:space="preserve">durchgeführt. Ergebnisse flossen in ADR-10 (Spring AI Milestone-Risiko in R-07) und ADR-11 (CI/Coverage-Gate-Schwellen-Begründung) ein.</w:t>
+      </w:r>
+    </w:p>
+    <w:bookmarkEnd w:id="71"/>
+    <w:bookmarkStart w:id="72" w:name="eigenständigkeit"/>
+    <w:p>
+      <w:pPr>
+        <w:pStyle w:val="Heading3"/>
+      </w:pPr>
+      <w:r>
+        <w:t xml:space="preserve">13.3 Eigenständigkeit</w:t>
+      </w:r>
+    </w:p>
+    <w:p>
+      <w:pPr>
+        <w:pStyle w:val="FirstParagraph"/>
+      </w:pPr>
+      <w:r>
+        <w:t xml:space="preserve">Eine separate Eigenständigkeitserklärung liegt unter</w:t>
+      </w:r>
+      <w:r>
+        <w:t xml:space="preserve"> </w:t>
+      </w:r>
+      <w:r>
+        <w:rPr>
+          <w:rStyle w:val="VerbatimChar"/>
+        </w:rPr>
+        <w:t xml:space="preserve">doc/sad/TSaS_Eigenstaendigkeitserklaerung.md</w:t>
+      </w:r>
+      <w:r>
+        <w:t xml:space="preserve">. Sie bestätigt, dass alle KI-Vorschläge vor Übernahme geprüft, angenommen oder zurückgewiesen wurden. Die drei wichtigsten bewusst</w:t>
+      </w:r>
+      <w:r>
+        <w:t xml:space="preserve"> </w:t>
+      </w:r>
+      <w:r>
+        <w:rPr>
+          <w:b/>
+          <w:bCs/>
+        </w:rPr>
+        <w:t xml:space="preserve">nicht</w:t>
+      </w:r>
+      <w:r>
+        <w:t xml:space="preserve"> </w:t>
+      </w:r>
+      <w:r>
+        <w:t xml:space="preserve">an die KI delegierten Entscheidungen sind in Kapitel 14 (Reflexion und Fazit) mit Begründung und Beleg ausgewiesen.</w:t>
+      </w:r>
+    </w:p>
+    <w:p>
+      <w:r>
+        <w:pict>
+          <v:rect style="width:0;height:1.5pt" o:hralign="center" o:hrstd="t" o:hr="t"/>
+        </w:pict>
+      </w:r>
+    </w:p>
+    <w:bookmarkEnd w:id="72"/>
+    <w:bookmarkEnd w:id="73"/>
+    <w:bookmarkStart w:id="78" w:name="reflexion-und-fazit"/>
+    <w:p>
+      <w:pPr>
+        <w:pStyle w:val="Heading2"/>
+      </w:pPr>
+      <w:r>
+        <w:t xml:space="preserve">14. Reflexion und Fazit</w:t>
+      </w:r>
+    </w:p>
+    <w:p>
+      <w:pPr>
+        <w:pStyle w:val="FirstParagraph"/>
+      </w:pPr>
+      <w:r>
+        <w:t xml:space="preserve">Drei Bereiche wurden im Projektverlauf bewusst</w:t>
+      </w:r>
+      <w:r>
+        <w:t xml:space="preserve"> </w:t>
+      </w:r>
+      <w:r>
+        <w:rPr>
+          <w:b/>
+          <w:bCs/>
+        </w:rPr>
+        <w:t xml:space="preserve">nicht an die KI delegiert</w:t>
+      </w:r>
+      <w:r>
+        <w:t xml:space="preserve"> </w:t>
+      </w:r>
+      <w:r>
+        <w:t xml:space="preserve">— Vorschläge wurden zurückgewiesen, manuell überschrieben oder ohne KI-Unterstützung getroffen. Begründungen und Belege:</w:t>
+      </w:r>
+    </w:p>
+    <w:bookmarkStart w:id="74" w:name="veto-1-security-konfiguration"/>
+    <w:p>
+      <w:pPr>
+        <w:pStyle w:val="Heading3"/>
+      </w:pPr>
+      <w:r>
+        <w:t xml:space="preserve">14.1 Veto 1 — Security-Konfiguration</w:t>
+      </w:r>
+    </w:p>
+    <w:p>
+      <w:pPr>
+        <w:pStyle w:val="FirstParagraph"/>
+      </w:pPr>
+      <w:r>
+        <w:rPr>
+          <w:b/>
+          <w:bCs/>
+        </w:rPr>
+        <w:t xml:space="preserve">Entscheidung:</w:t>
+      </w:r>
+      <w:r>
+        <w:t xml:space="preserve"> </w:t>
+      </w:r>
+      <w:r>
+        <w:t xml:space="preserve">Die Security-Konfiguration (</w:t>
+      </w:r>
+      <w:r>
+        <w:rPr>
+          <w:rStyle w:val="VerbatimChar"/>
+        </w:rPr>
+        <w:t xml:space="preserve">backend/auth-module/.../SecurityConfig.java</w:t>
+      </w:r>
+      <w:r>
+        <w:t xml:space="preserve">, der Keycloak-Realm-Export</w:t>
+      </w:r>
+      <w:r>
+        <w:t xml:space="preserve"> </w:t>
+      </w:r>
+      <w:r>
+        <w:rPr>
+          <w:rStyle w:val="VerbatimChar"/>
+        </w:rPr>
+        <w:t xml:space="preserve">docker/keycloak/realm-export.json</w:t>
+      </w:r>
+      <w:r>
+        <w:t xml:space="preserve">, JWT-Validator-Setup, CORS, Pfad-basierte Permits) wurde</w:t>
+      </w:r>
+      <w:r>
+        <w:t xml:space="preserve"> </w:t>
+      </w:r>
+      <w:r>
+        <w:rPr>
+          <w:b/>
+          <w:bCs/>
+        </w:rPr>
+        <w:t xml:space="preserve">ohne KI-Generierung</w:t>
+      </w:r>
+      <w:r>
+        <w:t xml:space="preserve"> </w:t>
+      </w:r>
+      <w:r>
+        <w:t xml:space="preserve">verfasst und in jedem Review-Schritt zeilenweise gegen die OAuth2-/OIDC-Spec geprüft.</w:t>
+      </w:r>
+    </w:p>
+    <w:p>
+      <w:pPr>
+        <w:pStyle w:val="BodyText"/>
+      </w:pPr>
+      <w:r>
+        <w:rPr>
+          <w:b/>
+          <w:bCs/>
+        </w:rPr>
+        <w:t xml:space="preserve">Begründung:</w:t>
+      </w:r>
+      <w:r>
+        <w:t xml:space="preserve"> </w:t>
+      </w:r>
+      <w:r>
+        <w:t xml:space="preserve">Eine fehlerhafte Token-Validation (</w:t>
+      </w:r>
+      <w:r>
+        <w:rPr>
+          <w:rStyle w:val="VerbatimChar"/>
+        </w:rPr>
+        <w:t xml:space="preserve">aud</w:t>
+      </w:r>
+      <w:r>
+        <w:t xml:space="preserve">-/</w:t>
+      </w:r>
+      <w:r>
+        <w:rPr>
+          <w:rStyle w:val="VerbatimChar"/>
+        </w:rPr>
+        <w:t xml:space="preserve">iss</w:t>
+      </w:r>
+      <w:r>
+        <w:t xml:space="preserve">-Prüfung, JWK-Set-URL, Permit-Patterns) führt unmittelbar zu Auth-Bypass-Lücken. Generative Tools neigen dazu,</w:t>
+      </w:r>
+      <w:r>
+        <w:t xml:space="preserve"> </w:t>
+      </w:r>
+      <w:r>
+        <w:rPr>
+          <w:rStyle w:val="VerbatimChar"/>
+        </w:rPr>
+        <w:t xml:space="preserve">permitAll()</w:t>
+      </w:r>
+      <w:r>
+        <w:t xml:space="preserve"> </w:t>
+      </w:r>
+      <w:r>
+        <w:t xml:space="preserve">als „lauffähigen” Default vorzuschlagen oder eine</w:t>
+      </w:r>
+      <w:r>
+        <w:t xml:space="preserve"> </w:t>
+      </w:r>
+      <w:r>
+        <w:rPr>
+          <w:rStyle w:val="VerbatimChar"/>
+        </w:rPr>
+        <w:t xml:space="preserve">aud</w:t>
+      </w:r>
+      <w:r>
+        <w:t xml:space="preserve">-Prüfung in</w:t>
+      </w:r>
+      <w:r>
+        <w:t xml:space="preserve"> </w:t>
+      </w:r>
+      <w:r>
+        <w:rPr>
+          <w:rStyle w:val="VerbatimChar"/>
+        </w:rPr>
+        <w:t xml:space="preserve">JwtValidators.createDefaultWithIssuer(...)</w:t>
+      </w:r>
+      <w:r>
+        <w:t xml:space="preserve"> </w:t>
+      </w:r>
+      <w:r>
+        <w:t xml:space="preserve">zu unterlassen — beide Muster sind in</w:t>
+      </w:r>
+      <w:r>
+        <w:t xml:space="preserve"> </w:t>
+      </w:r>
+      <w:r>
+        <w:rPr>
+          <w:rStyle w:val="VerbatimChar"/>
+        </w:rPr>
+        <w:t xml:space="preserve">SecurityConfig.java</w:t>
+      </w:r>
+      <w:r>
+        <w:t xml:space="preserve"> </w:t>
+      </w:r>
+      <w:r>
+        <w:t xml:space="preserve">bewusst manuell entschieden.</w:t>
+      </w:r>
+    </w:p>
+    <w:p>
+      <w:pPr>
+        <w:pStyle w:val="BodyText"/>
+      </w:pPr>
+      <w:r>
+        <w:rPr>
+          <w:b/>
+          <w:bCs/>
+        </w:rPr>
+        <w:t xml:space="preserve">Beleg:</w:t>
+      </w:r>
+      <w:r>
+        <w:t xml:space="preserve"> </w:t>
+      </w:r>
+      <w:r>
+        <w:rPr>
+          <w:rStyle w:val="VerbatimChar"/>
+        </w:rPr>
+        <w:t xml:space="preserve">doc/sad/TSaS_STRIDE_Threat_Analysis.md</w:t>
+      </w:r>
+      <w:r>
+        <w:t xml:space="preserve"> </w:t>
+      </w:r>
+      <w:r>
+        <w:t xml:space="preserve">§2.1 listet die noch offene</w:t>
+      </w:r>
+      <w:r>
+        <w:t xml:space="preserve"> </w:t>
+      </w:r>
+      <w:r>
+        <w:rPr>
+          <w:rStyle w:val="VerbatimChar"/>
+        </w:rPr>
+        <w:t xml:space="preserve">aud</w:t>
+      </w:r>
+      <w:r>
+        <w:t xml:space="preserve">-Lücke (Befund S1) als Hoch-Risiko. Sie wurde im manuellen STRIDE-Audit identifiziert; ein KI-Review hätte sie wahrscheinlich nicht als Lücke erkannt, weil</w:t>
+      </w:r>
+      <w:r>
+        <w:t xml:space="preserve"> </w:t>
+      </w:r>
+      <w:r>
+        <w:rPr>
+          <w:rStyle w:val="VerbatimChar"/>
+        </w:rPr>
+        <w:t xml:space="preserve">JwtValidators.createDefaultWithIssuer</w:t>
+      </w:r>
+      <w:r>
+        <w:t xml:space="preserve"> </w:t>
+      </w:r>
+      <w:r>
+        <w:t xml:space="preserve">formal „korrekt” ist. Die Backlog-Entscheidung (Mitigation in eigenem Ticket) bleibt bei einem Menschen.</w:t>
+      </w:r>
+    </w:p>
+    <w:bookmarkEnd w:id="74"/>
+    <w:bookmarkStart w:id="75" w:name="veto-2-architekturentscheidungen-adrs"/>
+    <w:p>
+      <w:pPr>
+        <w:pStyle w:val="Heading3"/>
+      </w:pPr>
+      <w:r>
+        <w:t xml:space="preserve">14.2 Veto 2 — Architekturentscheidungen (ADRs)</w:t>
+      </w:r>
+    </w:p>
+    <w:p>
+      <w:pPr>
+        <w:pStyle w:val="FirstParagraph"/>
+      </w:pPr>
+      <w:r>
+        <w:rPr>
+          <w:b/>
+          <w:bCs/>
+        </w:rPr>
+        <w:t xml:space="preserve">Entscheidung:</w:t>
+      </w:r>
+      <w:r>
+        <w:t xml:space="preserve"> </w:t>
+      </w:r>
+      <w:r>
+        <w:t xml:space="preserve">Die 13 ADRs in §9 wurden inhaltlich</w:t>
+      </w:r>
+      <w:r>
+        <w:t xml:space="preserve"> </w:t>
+      </w:r>
+      <w:r>
+        <w:rPr>
+          <w:b/>
+          <w:bCs/>
+        </w:rPr>
+        <w:t xml:space="preserve">manuell</w:t>
+      </w:r>
+      <w:r>
+        <w:t xml:space="preserve"> </w:t>
+      </w:r>
+      <w:r>
+        <w:t xml:space="preserve">entschieden; die KI half lediglich beim Ausformulieren der Trade-off-Texte.</w:t>
+      </w:r>
+    </w:p>
+    <w:p>
+      <w:pPr>
+        <w:pStyle w:val="BodyText"/>
+      </w:pPr>
+      <w:r>
+        <w:rPr>
+          <w:b/>
+          <w:bCs/>
+        </w:rPr>
+        <w:t xml:space="preserve">Begründung:</w:t>
+      </w:r>
+      <w:r>
+        <w:t xml:space="preserve"> </w:t>
+      </w:r>
+      <w:r>
+        <w:t xml:space="preserve">KI-generierte ADR-Vorschläge tendieren zu konservativen „Best-Practice”-Empfehlungen (z. B. „nimm Spring Modulith, weil es aktuell ist”) und übersehen Kontextfaktoren wie Team-Grösse, Erfahrung und Roadmap. Drei konkrete Gegen-Entscheidungen:</w:t>
+      </w:r>
+    </w:p>
+    <w:p>
+      <w:pPr>
+        <w:pStyle w:val="Compact"/>
+        <w:numPr>
+          <w:ilvl w:val="0"/>
+          <w:numId w:val="1013"/>
+        </w:numPr>
+      </w:pPr>
+      <w:r>
+        <w:rPr>
+          <w:b/>
+          <w:bCs/>
+        </w:rPr>
+        <w:t xml:space="preserve">ADR-07</w:t>
+      </w:r>
+      <w:r>
+        <w:t xml:space="preserve"> </w:t>
+      </w:r>
+      <w:r>
+        <w:t xml:space="preserve">verwirft Spring Modulith bewusst zugunsten von Gradle-Multi-Module-Compile-Zeit-Grenzen — entgegen dem aktuellen Hype.</w:t>
+      </w:r>
+    </w:p>
+    <w:p>
+      <w:pPr>
+        <w:pStyle w:val="Compact"/>
+        <w:numPr>
+          <w:ilvl w:val="0"/>
+          <w:numId w:val="1013"/>
+        </w:numPr>
+      </w:pPr>
+      <w:r>
+        <w:rPr>
+          <w:b/>
+          <w:bCs/>
+        </w:rPr>
+        <w:t xml:space="preserve">ADR-12</w:t>
+      </w:r>
+      <w:r>
+        <w:t xml:space="preserve"> </w:t>
+      </w:r>
+      <w:r>
+        <w:t xml:space="preserve">konsolidiert das ursprünglich vorgesehene</w:t>
+      </w:r>
+      <w:r>
+        <w:t xml:space="preserve"> </w:t>
+      </w:r>
+      <w:r>
+        <w:rPr>
+          <w:rStyle w:val="VerbatimChar"/>
+        </w:rPr>
+        <w:t xml:space="preserve">scoring-module</w:t>
+      </w:r>
+      <w:r>
+        <w:t xml:space="preserve"> </w:t>
+      </w:r>
+      <w:r>
+        <w:t xml:space="preserve">wieder ins</w:t>
+      </w:r>
+      <w:r>
+        <w:t xml:space="preserve"> </w:t>
+      </w:r>
+      <w:r>
+        <w:rPr>
+          <w:rStyle w:val="VerbatimChar"/>
+        </w:rPr>
+        <w:t xml:space="preserve">match-module</w:t>
+      </w:r>
+      <w:r>
+        <w:t xml:space="preserve">, nachdem die Implementierung zeigte, dass die Modulgrenze keinen fachlichen Mehrwert bringt.</w:t>
+      </w:r>
+    </w:p>
+    <w:p>
+      <w:pPr>
+        <w:pStyle w:val="Compact"/>
+        <w:numPr>
+          <w:ilvl w:val="0"/>
+          <w:numId w:val="1013"/>
+        </w:numPr>
+      </w:pPr>
+      <w:r>
+        <w:rPr>
+          <w:b/>
+          <w:bCs/>
+        </w:rPr>
+        <w:t xml:space="preserve">ADR-13</w:t>
+      </w:r>
+      <w:r>
+        <w:t xml:space="preserve"> </w:t>
+      </w:r>
+      <w:r>
+        <w:t xml:space="preserve">erlaubt geteilte Domänen-Wertobjekte modulübergreifend statt einer Anti-Corruption-Schicht — die KI hätte hier vermutlich Spiegel-DTO-Mapper an jeder Grenze vorgeschlagen.</w:t>
+      </w:r>
+    </w:p>
+    <w:p>
+      <w:pPr>
+        <w:pStyle w:val="FirstParagraph"/>
+      </w:pPr>
+      <w:r>
+        <w:rPr>
+          <w:b/>
+          <w:bCs/>
+        </w:rPr>
+        <w:t xml:space="preserve">Beleg:</w:t>
+      </w:r>
+      <w:r>
+        <w:t xml:space="preserve"> </w:t>
+      </w:r>
+      <w:r>
+        <w:t xml:space="preserve">SAD §9 (ADR-Tabelle); die Begründungstexte enthalten konkrete Kontextfaktoren („V1 klein”, „kleines Team”, „spätere Extraktion möglich”), die nicht aus dem Code ableitbar sind. ADR-12 und ADR-13 sind explizit Korrekturen früherer Bausteinskizzen — Spuren der manuellen Nachjustierung.</w:t>
+      </w:r>
+    </w:p>
+    <w:bookmarkEnd w:id="75"/>
+    <w:bookmarkStart w:id="76" w:name="veto-3-tennis-domänenregeln-im-scoring"/>
+    <w:p>
+      <w:pPr>
+        <w:pStyle w:val="Heading3"/>
+      </w:pPr>
+      <w:r>
+        <w:t xml:space="preserve">14.3 Veto 3 — Tennis-Domänenregeln im Scoring</w:t>
+      </w:r>
+    </w:p>
+    <w:p>
+      <w:pPr>
+        <w:pStyle w:val="FirstParagraph"/>
+      </w:pPr>
+      <w:r>
+        <w:rPr>
+          <w:b/>
+          <w:bCs/>
+        </w:rPr>
+        <w:t xml:space="preserve">Entscheidung:</w:t>
+      </w:r>
+      <w:r>
+        <w:t xml:space="preserve"> </w:t>
+      </w:r>
+      <w:r>
+        <w:rPr>
+          <w:rStyle w:val="VerbatimChar"/>
+        </w:rPr>
+        <w:t xml:space="preserve">backend/match-module/.../application/service/ScoringService.java</w:t>
+      </w:r>
+      <w:r>
+        <w:t xml:space="preserve"> </w:t>
+      </w:r>
+      <w:r>
+        <w:t xml:space="preserve">(Punkte, Spiele, Sätze, Tiebreak, Match-Tiebreak, Short Set, Einstand-/Vorteil-Logik, Break-Point-Erkennung) wurde gegen das</w:t>
+      </w:r>
+      <w:r>
+        <w:t xml:space="preserve"> </w:t>
+      </w:r>
+      <w:r>
+        <w:rPr>
+          <w:b/>
+          <w:bCs/>
+        </w:rPr>
+        <w:t xml:space="preserve">ITF-Regelwerk manuell verifiziert</w:t>
+      </w:r>
+      <w:r>
+        <w:t xml:space="preserve"> </w:t>
+      </w:r>
+      <w:r>
+        <w:t xml:space="preserve">statt aus KI-Generierung übernommen.</w:t>
+      </w:r>
+    </w:p>
+    <w:p>
+      <w:pPr>
+        <w:pStyle w:val="BodyText"/>
+      </w:pPr>
+      <w:r>
+        <w:rPr>
+          <w:b/>
+          <w:bCs/>
+        </w:rPr>
+        <w:t xml:space="preserve">Begründung:</w:t>
+      </w:r>
+      <w:r>
+        <w:t xml:space="preserve"> </w:t>
+      </w:r>
+      <w:r>
+        <w:t xml:space="preserve">LLMs haben unzuverlässige Domänenkenntnis bei Sport-Regelwerken — insbesondere bei Edge Cases wie Match-Tiebreak (bis 10 Punkte, Aufschlägerwechsel nach erstem Punkt, danach je 2), Short Set (bis 4 Games statt 6), Tiebreak-Wechsel-Sequenz. Falsche Scoring-Regeln würde der Coach am Platz sofort bemerken — das ist die kritischste Domäne der App.</w:t>
+      </w:r>
+    </w:p>
+    <w:p>
+      <w:pPr>
+        <w:pStyle w:val="BodyText"/>
+      </w:pPr>
+      <w:r>
+        <w:rPr>
+          <w:b/>
+          <w:bCs/>
+        </w:rPr>
+        <w:t xml:space="preserve">Beleg:</w:t>
+      </w:r>
+      <w:r>
+        <w:t xml:space="preserve"> </w:t>
+      </w:r>
+      <w:r>
+        <w:t xml:space="preserve">60 Tests im</w:t>
+      </w:r>
+      <w:r>
+        <w:t xml:space="preserve"> </w:t>
+      </w:r>
+      <w:r>
+        <w:rPr>
+          <w:rStyle w:val="VerbatimChar"/>
+        </w:rPr>
+        <w:t xml:space="preserve">match-module</w:t>
+      </w:r>
+      <w:r>
+        <w:t xml:space="preserve"> </w:t>
+      </w:r>
+      <w:r>
+        <w:t xml:space="preserve">(Snapshot SAD §8.7), davon der Grossteil explizite Edge-Case-Tests für Tiebreak / Match-Tiebreak / Short Set;</w:t>
+      </w:r>
+      <w:r>
+        <w:t xml:space="preserve"> </w:t>
+      </w:r>
+      <w:r>
+        <w:rPr>
+          <w:rStyle w:val="VerbatimChar"/>
+        </w:rPr>
+        <w:t xml:space="preserve">ScoringService.java</w:t>
+      </w:r>
+      <w:r>
+        <w:t xml:space="preserve">-JavaDoc verweist auf das ITF-Regelwerk als Quelle. Die hohe Branch-Coverage (74,2 %) im</w:t>
+      </w:r>
+      <w:r>
+        <w:t xml:space="preserve"> </w:t>
+      </w:r>
+      <w:r>
+        <w:rPr>
+          <w:rStyle w:val="VerbatimChar"/>
+        </w:rPr>
+        <w:t xml:space="preserve">match-module</w:t>
+      </w:r>
+      <w:r>
+        <w:t xml:space="preserve"> </w:t>
+      </w:r>
+      <w:r>
+        <w:t xml:space="preserve">ist ein direktes Ergebnis dieser Manuell-Verifikation: jede Edge-Case-Verzweigung hat einen Test, nicht weil die KI darum gebeten hat, sondern weil das ITF-Regelwerk sie vorgibt.</w:t>
+      </w:r>
+    </w:p>
+    <w:bookmarkEnd w:id="76"/>
+    <w:bookmarkStart w:id="77" w:name="übertrag-auf-die-künftige-arbeitsweise"/>
+    <w:p>
+      <w:pPr>
+        <w:pStyle w:val="Heading3"/>
+      </w:pPr>
+      <w:r>
+        <w:t xml:space="preserve">14.4 Übertrag auf die künftige Arbeitsweise</w:t>
+      </w:r>
+    </w:p>
+    <w:p>
+      <w:pPr>
+        <w:pStyle w:val="Compact"/>
+        <w:numPr>
+          <w:ilvl w:val="0"/>
+          <w:numId w:val="1014"/>
+        </w:numPr>
+      </w:pPr>
+      <w:r>
+        <w:rPr>
+          <w:b/>
+          <w:bCs/>
+        </w:rPr>
+        <w:t xml:space="preserve">KI als Drafting- und Review-Werkzeug, nicht als Entscheider.</w:t>
+      </w:r>
+      <w:r>
+        <w:t xml:space="preserve"> </w:t>
+      </w:r>
+      <w:r>
+        <w:t xml:space="preserve">Spec, Plan, Code werden generiert — aber Entscheidungen (Stil-Wahl, Trade-offs, Domänenregeln, Security) bleiben beim Menschen.</w:t>
+      </w:r>
+    </w:p>
+    <w:p>
+      <w:pPr>
+        <w:pStyle w:val="Compact"/>
+        <w:numPr>
+          <w:ilvl w:val="0"/>
+          <w:numId w:val="1014"/>
+        </w:numPr>
+      </w:pPr>
+      <w:r>
+        <w:rPr>
+          <w:b/>
+          <w:bCs/>
+        </w:rPr>
+        <w:t xml:space="preserve">Adversariales Review als Standard.</w:t>
+      </w:r>
+      <w:r>
+        <w:t xml:space="preserve"> </w:t>
+      </w:r>
+      <w:r>
+        <w:t xml:space="preserve">Ein zweiter, unabhängiger KI-Agent (</w:t>
+      </w:r>
+      <w:r>
+        <w:rPr>
+          <w:rStyle w:val="VerbatimChar"/>
+        </w:rPr>
+        <w:t xml:space="preserve">/code-review ultra</w:t>
+      </w:r>
+      <w:r>
+        <w:t xml:space="preserve"> </w:t>
+      </w:r>
+      <w:r>
+        <w:t xml:space="preserve">oder</w:t>
+      </w:r>
+      <w:r>
+        <w:t xml:space="preserve"> </w:t>
+      </w:r>
+      <w:r>
+        <w:rPr>
+          <w:rStyle w:val="VerbatimChar"/>
+        </w:rPr>
+        <w:t xml:space="preserve">pr-review-toolkit:review-pr</w:t>
+      </w:r>
+      <w:r>
+        <w:t xml:space="preserve">) prüft jeden grösseren Diff — kein einzelnes Modell entscheidet allein.</w:t>
+      </w:r>
+    </w:p>
+    <w:p>
+      <w:pPr>
+        <w:pStyle w:val="Compact"/>
+        <w:numPr>
+          <w:ilvl w:val="0"/>
+          <w:numId w:val="1014"/>
+        </w:numPr>
+      </w:pPr>
+      <w:r>
+        <w:rPr>
+          <w:b/>
+          <w:bCs/>
+        </w:rPr>
+        <w:t xml:space="preserve">Belegpflicht für KI-Vorschläge.</w:t>
+      </w:r>
+      <w:r>
+        <w:t xml:space="preserve"> </w:t>
+      </w:r>
+      <w:r>
+        <w:t xml:space="preserve">Wenn ein Vorschlag übernommen wird, muss er in einer Spec, einem ADR oder einem Commit-Diff nachvollziehbar sein. Ohne Beleg keine Übernahme.</w:t>
+      </w:r>
+    </w:p>
+    <w:p>
+      <w:pPr>
+        <w:pStyle w:val="Compact"/>
+        <w:numPr>
+          <w:ilvl w:val="0"/>
+          <w:numId w:val="1014"/>
+        </w:numPr>
+      </w:pPr>
+      <w:r>
+        <w:rPr>
+          <w:b/>
+          <w:bCs/>
+        </w:rPr>
+        <w:t xml:space="preserve">Domänenregeln immer testen.</w:t>
+      </w:r>
+      <w:r>
+        <w:t xml:space="preserve"> </w:t>
+      </w:r>
+      <w:r>
+        <w:t xml:space="preserve">Tennis-Scoring, Statistik-Aggregation und Security-Pfade haben dedizierte Test-Suites; das 70-%-Branch-Coverage-Gate hält diese Disziplin durch.</w:t>
+      </w:r>
+    </w:p>
+    <w:p>
+      <w:r>
+        <w:pict>
+          <v:rect style="width:0;height:1.5pt" o:hralign="center" o:hrstd="t" o:hr="t"/>
+        </w:pict>
+      </w:r>
+    </w:p>
+    <w:bookmarkEnd w:id="77"/>
+    <w:bookmarkEnd w:id="78"/>
+    <w:bookmarkStart w:id="79" w:name="glossar"/>
+    <w:p>
+      <w:pPr>
+        <w:pStyle w:val="Heading2"/>
+      </w:pPr>
+      <w:r>
+        <w:t xml:space="preserve">15. Glossar</w:t>
       </w:r>
     </w:p>
     <w:tbl>
@@ -13083,8 +15223,8 @@
         </w:tc>
       </w:tr>
     </w:tbl>
-    <w:bookmarkEnd w:id="69"/>
-    <w:bookmarkEnd w:id="70"/>
+    <w:bookmarkEnd w:id="79"/>
+    <w:bookmarkEnd w:id="80"/>
     <w:sectPr>
       <w:footnotePr>
         <w:numRestart w:val="eachSect"/>
@@ -13492,6 +15632,21 @@
     <w:abstractNumId w:val="991"/>
   </w:num>
   <w:num w:numId="1009">
+    <w:abstractNumId w:val="991"/>
+  </w:num>
+  <w:num w:numId="1010">
+    <w:abstractNumId w:val="991"/>
+  </w:num>
+  <w:num w:numId="1011">
+    <w:abstractNumId w:val="991"/>
+  </w:num>
+  <w:num w:numId="1012">
+    <w:abstractNumId w:val="991"/>
+  </w:num>
+  <w:num w:numId="1013">
+    <w:abstractNumId w:val="991"/>
+  </w:num>
+  <w:num w:numId="1014">
     <w:abstractNumId w:val="991"/>
   </w:num>
 </w:numbering>

--- a/doc/sad/TSaS_SAD_arc42_1.docx
+++ b/doc/sad/TSaS_SAD_arc42_1.docx
@@ -2,7 +2,7 @@
 <file path=word/document.xml><?xml version="1.0" encoding="utf-8"?>
 <w:document xmlns:w="http://schemas.openxmlformats.org/wordprocessingml/2006/main" xmlns:m="http://schemas.openxmlformats.org/officeDocument/2006/math" xmlns:r="http://schemas.openxmlformats.org/officeDocument/2006/relationships" xmlns:o="urn:schemas-microsoft-com:office:office" xmlns:v="urn:schemas-microsoft-com:vml" xmlns:w10="urn:schemas-microsoft-com:office:word" xmlns:a="http://schemas.openxmlformats.org/drawingml/2006/main" xmlns:pic="http://schemas.openxmlformats.org/drawingml/2006/picture" xmlns:wp="http://schemas.openxmlformats.org/drawingml/2006/wordprocessingDrawing">
   <w:body>
-    <w:bookmarkStart w:id="80" w:name="X8e4ebc2e1f4eb088d047a6684ad88a5c65a2b31"/>
+    <w:bookmarkStart w:id="88" w:name="X8e4ebc2e1f4eb088d047a6684ad88a5c65a2b31"/>
     <w:p>
       <w:pPr>
         <w:pStyle w:val="Heading1"/>
@@ -3857,7 +3857,7 @@
     </w:p>
     <w:bookmarkEnd w:id="38"/>
     <w:bookmarkEnd w:id="39"/>
-    <w:bookmarkStart w:id="43" w:name="laufzeitsicht"/>
+    <w:bookmarkStart w:id="51" w:name="laufzeitsicht"/>
     <w:p>
       <w:pPr>
         <w:pStyle w:val="Heading2"/>
@@ -3866,7 +3866,7 @@
         <w:t xml:space="preserve">6. Laufzeitsicht</w:t>
       </w:r>
     </w:p>
-    <w:bookmarkStart w:id="40" w:name="szenario-punkt-erfassen"/>
+    <w:bookmarkStart w:id="44" w:name="szenario-punkt-erfassen"/>
     <w:p>
       <w:pPr>
         <w:pStyle w:val="Heading3"/>
@@ -3877,7 +3877,98 @@
     </w:p>
     <w:p>
       <w:pPr>
-        <w:pStyle w:val="FirstParagraph"/>
+        <w:pStyle w:val="CaptionedFigure"/>
+      </w:pPr>
+      <w:r>
+        <w:drawing>
+          <wp:inline>
+            <wp:extent cx="5039999" cy="3054283"/>
+            <wp:effectExtent b="0" l="0" r="0" t="0"/>
+            <wp:docPr descr="TSaS – Punkt erfassen (Sequenz)" title="" id="41" name="Picture"/>
+            <a:graphic>
+              <a:graphicData uri="http://schemas.openxmlformats.org/drawingml/2006/picture">
+                <pic:pic>
+                  <pic:nvPicPr>
+                    <pic:cNvPr descr="Seq_RecordPoint.png" id="42" name="Picture"/>
+                    <pic:cNvPicPr>
+                      <a:picLocks noChangeArrowheads="1" noChangeAspect="1"/>
+                    </pic:cNvPicPr>
+                  </pic:nvPicPr>
+                  <pic:blipFill>
+                    <a:blip r:embed="rId40"/>
+                    <a:stretch>
+                      <a:fillRect/>
+                    </a:stretch>
+                  </pic:blipFill>
+                  <pic:spPr bwMode="auto">
+                    <a:xfrm>
+                      <a:off x="0" y="0"/>
+                      <a:ext cx="5039999" cy="3054283"/>
+                    </a:xfrm>
+                    <a:prstGeom prst="rect">
+                      <a:avLst/>
+                    </a:prstGeom>
+                    <a:noFill/>
+                    <a:ln w="9525">
+                      <a:noFill/>
+                      <a:headEnd/>
+                      <a:tailEnd/>
+                    </a:ln>
+                  </pic:spPr>
+                </pic:pic>
+              </a:graphicData>
+            </a:graphic>
+          </wp:inline>
+        </w:drawing>
+      </w:r>
+    </w:p>
+    <w:p>
+      <w:pPr>
+        <w:pStyle w:val="ImageCaption"/>
+      </w:pPr>
+      <w:r>
+        <w:t xml:space="preserve">TSaS – Punkt erfassen (Sequenz)</w:t>
+      </w:r>
+    </w:p>
+    <w:p>
+      <w:pPr>
+        <w:pStyle w:val="BodyText"/>
+      </w:pPr>
+      <w:r>
+        <w:rPr>
+          <w:i/>
+          <w:iCs/>
+        </w:rPr>
+        <w:t xml:space="preserve">Quelle:</w:t>
+      </w:r>
+      <w:r>
+        <w:rPr>
+          <w:i/>
+          <w:iCs/>
+        </w:rPr>
+        <w:t xml:space="preserve"> </w:t>
+      </w:r>
+      <w:hyperlink r:id="rId43">
+        <w:r>
+          <w:rPr>
+            <w:rStyle w:val="VerbatimChar"/>
+            <w:i/>
+            <w:iCs/>
+          </w:rPr>
+          <w:t xml:space="preserve">diagrams/TSaS_Seq_RecordPoint.puml</w:t>
+        </w:r>
+      </w:hyperlink>
+      <w:r>
+        <w:rPr>
+          <w:i/>
+          <w:iCs/>
+        </w:rPr>
+        <w:t xml:space="preserve">.</w:t>
+      </w:r>
+    </w:p>
+    <w:p>
+      <w:pPr>
+        <w:pStyle w:val="BodyText"/>
       </w:pPr>
       <w:r>
         <w:t xml:space="preserve">Dieses Szenario beschreibt den typischen Ablauf, wenn ein Trainer während eines Matches einen Punkt erfasst:</w:t>
@@ -3967,8 +4058,8 @@
         <w:t xml:space="preserve">Das Frontend aktualisiert die Anzeige des Spielstands.</w:t>
       </w:r>
     </w:p>
-    <w:bookmarkEnd w:id="40"/>
-    <w:bookmarkStart w:id="41" w:name="X2fff043d07f14bccbec7d33989c0b93f7e0c4dd"/>
+    <w:bookmarkEnd w:id="44"/>
+    <w:bookmarkStart w:id="49" w:name="X2fff043d07f14bccbec7d33989c0b93f7e0c4dd"/>
     <w:p>
       <w:pPr>
         <w:pStyle w:val="Heading3"/>
@@ -3979,7 +4070,98 @@
     </w:p>
     <w:p>
       <w:pPr>
-        <w:pStyle w:val="FirstParagraph"/>
+        <w:pStyle w:val="CaptionedFigure"/>
+      </w:pPr>
+      <w:r>
+        <w:drawing>
+          <wp:inline>
+            <wp:extent cx="5334000" cy="2990457"/>
+            <wp:effectExtent b="0" l="0" r="0" t="0"/>
+            <wp:docPr descr="TSaS – KI-Match-Analyse generieren (Sequenz)" title="" id="46" name="Picture"/>
+            <a:graphic>
+              <a:graphicData uri="http://schemas.openxmlformats.org/drawingml/2006/picture">
+                <pic:pic>
+                  <pic:nvPicPr>
+                    <pic:cNvPr descr="Seq_GenerateAnalysis.png" id="47" name="Picture"/>
+                    <pic:cNvPicPr>
+                      <a:picLocks noChangeArrowheads="1" noChangeAspect="1"/>
+                    </pic:cNvPicPr>
+                  </pic:nvPicPr>
+                  <pic:blipFill>
+                    <a:blip r:embed="rId45"/>
+                    <a:stretch>
+                      <a:fillRect/>
+                    </a:stretch>
+                  </pic:blipFill>
+                  <pic:spPr bwMode="auto">
+                    <a:xfrm>
+                      <a:off x="0" y="0"/>
+                      <a:ext cx="5334000" cy="2990457"/>
+                    </a:xfrm>
+                    <a:prstGeom prst="rect">
+                      <a:avLst/>
+                    </a:prstGeom>
+                    <a:noFill/>
+                    <a:ln w="9525">
+                      <a:noFill/>
+                      <a:headEnd/>
+                      <a:tailEnd/>
+                    </a:ln>
+                  </pic:spPr>
+                </pic:pic>
+              </a:graphicData>
+            </a:graphic>
+          </wp:inline>
+        </w:drawing>
+      </w:r>
+    </w:p>
+    <w:p>
+      <w:pPr>
+        <w:pStyle w:val="ImageCaption"/>
+      </w:pPr>
+      <w:r>
+        <w:t xml:space="preserve">TSaS – KI-Match-Analyse generieren (Sequenz)</w:t>
+      </w:r>
+    </w:p>
+    <w:p>
+      <w:pPr>
+        <w:pStyle w:val="BodyText"/>
+      </w:pPr>
+      <w:r>
+        <w:rPr>
+          <w:i/>
+          <w:iCs/>
+        </w:rPr>
+        <w:t xml:space="preserve">Quelle:</w:t>
+      </w:r>
+      <w:r>
+        <w:rPr>
+          <w:i/>
+          <w:iCs/>
+        </w:rPr>
+        <w:t xml:space="preserve"> </w:t>
+      </w:r>
+      <w:hyperlink r:id="rId48">
+        <w:r>
+          <w:rPr>
+            <w:rStyle w:val="VerbatimChar"/>
+            <w:i/>
+            <w:iCs/>
+          </w:rPr>
+          <w:t xml:space="preserve">diagrams/TSaS_Seq_GenerateAnalysis.puml</w:t>
+        </w:r>
+      </w:hyperlink>
+      <w:r>
+        <w:rPr>
+          <w:i/>
+          <w:iCs/>
+        </w:rPr>
+        <w:t xml:space="preserve">.</w:t>
+      </w:r>
+    </w:p>
+    <w:p>
+      <w:pPr>
+        <w:pStyle w:val="BodyText"/>
       </w:pPr>
       <w:r>
         <w:t xml:space="preserve">Dieses Szenario beschreibt die Generierung einer taktischen Match-Analyse nach Match-Ende:</w:t>
@@ -4366,8 +4548,8 @@
         <w:t xml:space="preserve">liefert die gespeicherte Analyse ohne erneuten LLM-Aufruf (HTTP 200) oder HTTP 404, falls noch keine generiert wurde.</w:t>
       </w:r>
     </w:p>
-    <w:bookmarkEnd w:id="41"/>
-    <w:bookmarkStart w:id="42" w:name="szenario-benutzer-authentifizierung"/>
+    <w:bookmarkEnd w:id="49"/>
+    <w:bookmarkStart w:id="50" w:name="szenario-benutzer-authentifizierung"/>
     <w:p>
       <w:pPr>
         <w:pStyle w:val="Heading3"/>
@@ -4451,9 +4633,9 @@
         </w:pict>
       </w:r>
     </w:p>
-    <w:bookmarkEnd w:id="42"/>
-    <w:bookmarkEnd w:id="43"/>
-    <w:bookmarkStart w:id="50" w:name="verteilungssicht"/>
+    <w:bookmarkEnd w:id="50"/>
+    <w:bookmarkEnd w:id="51"/>
+    <w:bookmarkStart w:id="58" w:name="verteilungssicht"/>
     <w:p>
       <w:pPr>
         <w:pStyle w:val="Heading2"/>
@@ -4462,7 +4644,7 @@
         <w:t xml:space="preserve">7. Verteilungssicht</w:t>
       </w:r>
     </w:p>
-    <w:bookmarkStart w:id="48" w:name="infrastruktur"/>
+    <w:bookmarkStart w:id="56" w:name="infrastruktur"/>
     <w:p>
       <w:pPr>
         <w:pStyle w:val="Heading3"/>
@@ -4488,18 +4670,18 @@
           <wp:inline>
             <wp:extent cx="5334000" cy="3442815"/>
             <wp:effectExtent b="0" l="0" r="0" t="0"/>
-            <wp:docPr descr="TSaS – Verteilungssicht (Docker Compose)" title="" id="45" name="Picture"/>
+            <wp:docPr descr="TSaS – Verteilungssicht (Docker Compose)" title="" id="53" name="Picture"/>
             <a:graphic>
               <a:graphicData uri="http://schemas.openxmlformats.org/drawingml/2006/picture">
                 <pic:pic>
                   <pic:nvPicPr>
-                    <pic:cNvPr descr="Deployment.png" id="46" name="Picture"/>
+                    <pic:cNvPr descr="Deployment.png" id="54" name="Picture"/>
                     <pic:cNvPicPr>
                       <a:picLocks noChangeArrowheads="1" noChangeAspect="1"/>
                     </pic:cNvPicPr>
                   </pic:nvPicPr>
                   <pic:blipFill>
-                    <a:blip r:embed="rId44"/>
+                    <a:blip r:embed="rId52"/>
                     <a:stretch>
                       <a:fillRect/>
                     </a:stretch>
@@ -4552,7 +4734,7 @@
         </w:rPr>
         <w:t xml:space="preserve"> </w:t>
       </w:r>
-      <w:hyperlink r:id="rId47">
+      <w:hyperlink r:id="rId55">
         <w:r>
           <w:rPr>
             <w:rStyle w:val="VerbatimChar"/>
@@ -4856,8 +5038,8 @@
         </w:tc>
       </w:tr>
     </w:tbl>
-    <w:bookmarkEnd w:id="48"/>
-    <w:bookmarkStart w:id="49" w:name="docker-compose-struktur"/>
+    <w:bookmarkEnd w:id="56"/>
+    <w:bookmarkStart w:id="57" w:name="docker-compose-struktur"/>
     <w:p>
       <w:pPr>
         <w:pStyle w:val="Heading3"/>
@@ -5720,9 +5902,9 @@
         </w:pict>
       </w:r>
     </w:p>
-    <w:bookmarkEnd w:id="49"/>
-    <w:bookmarkEnd w:id="50"/>
-    <w:bookmarkStart w:id="58" w:name="querschnittliche-konzepte"/>
+    <w:bookmarkEnd w:id="57"/>
+    <w:bookmarkEnd w:id="58"/>
+    <w:bookmarkStart w:id="66" w:name="querschnittliche-konzepte"/>
     <w:p>
       <w:pPr>
         <w:pStyle w:val="Heading2"/>
@@ -5731,7 +5913,7 @@
         <w:t xml:space="preserve">8. Querschnittliche Konzepte</w:t>
       </w:r>
     </w:p>
-    <w:bookmarkStart w:id="51" w:name="sicherheitskonzept"/>
+    <w:bookmarkStart w:id="59" w:name="sicherheitskonzept"/>
     <w:p>
       <w:pPr>
         <w:pStyle w:val="Heading3"/>
@@ -5748,8 +5930,8 @@
         <w:t xml:space="preserve">Alle API-Endpunkte (ausser Health-Check) werden durch OAuth2 Bearer Tokens geschützt. Das Frontend nutzt den Authorization Code Flow mit PKCE. Keycloak verwaltet Benutzer, Rollen und Sessions. In Version 1 erfolgt die Registrierung direkt in Keycloak, ab Version 2 zusätzlich über Google als federated Identity Provider.</w:t>
       </w:r>
     </w:p>
-    <w:bookmarkEnd w:id="51"/>
-    <w:bookmarkStart w:id="52" w:name="persistenz"/>
+    <w:bookmarkEnd w:id="59"/>
+    <w:bookmarkStart w:id="60" w:name="persistenz"/>
     <w:p>
       <w:pPr>
         <w:pStyle w:val="Heading3"/>
@@ -5985,8 +6167,8 @@
         <w:t xml:space="preserve">Die Migrationsskripte verwenden ausschliesslich ANSI-SQL, das mit PostgreSQL und H2 kompatibel ist (kein datenbankspezifischer SQL-Dialekt), damit auch das lokale H2-Profil Flyway-gesteuert ist.</w:t>
       </w:r>
     </w:p>
-    <w:bookmarkEnd w:id="52"/>
-    <w:bookmarkStart w:id="53" w:name="fehlerbehandlung"/>
+    <w:bookmarkEnd w:id="60"/>
+    <w:bookmarkStart w:id="61" w:name="fehlerbehandlung"/>
     <w:p>
       <w:pPr>
         <w:pStyle w:val="Heading3"/>
@@ -6252,8 +6434,8 @@
         <w:t xml:space="preserve">einsehbar.</w:t>
       </w:r>
     </w:p>
-    <w:bookmarkEnd w:id="53"/>
-    <w:bookmarkStart w:id="54" w:name="logging-und-monitoring"/>
+    <w:bookmarkEnd w:id="61"/>
+    <w:bookmarkStart w:id="62" w:name="logging-und-monitoring"/>
     <w:p>
       <w:pPr>
         <w:pStyle w:val="Heading3"/>
@@ -6270,8 +6452,8 @@
         <w:t xml:space="preserve">Strukturiertes Logging via SLF4J/Logback im JSON-Format. Spring Boot Actuator stellt Health-, Metrics- und Info-Endpunkte bereit. Metriken können über Prometheus/Grafana überwacht werden.</w:t>
       </w:r>
     </w:p>
-    <w:bookmarkEnd w:id="54"/>
-    <w:bookmarkStart w:id="55" w:name="testkonzept"/>
+    <w:bookmarkEnd w:id="62"/>
+    <w:bookmarkStart w:id="63" w:name="testkonzept"/>
     <w:p>
       <w:pPr>
         <w:pStyle w:val="Heading3"/>
@@ -6549,8 +6731,8 @@
         <w:t xml:space="preserve">).</w:t>
       </w:r>
     </w:p>
-    <w:bookmarkEnd w:id="55"/>
-    <w:bookmarkStart w:id="56" w:name="continuous-integration-build-gate"/>
+    <w:bookmarkEnd w:id="63"/>
+    <w:bookmarkStart w:id="64" w:name="continuous-integration-build-gate"/>
     <w:p>
       <w:pPr>
         <w:pStyle w:val="Heading3"/>
@@ -6846,8 +7028,8 @@
         <w:t xml:space="preserve">ist deaktiviert, sodass Repo-Admins im Notfall überstimmen können.</w:t>
       </w:r>
     </w:p>
-    <w:bookmarkEnd w:id="56"/>
-    <w:bookmarkStart w:id="57" w:name="testergebnisse"/>
+    <w:bookmarkEnd w:id="64"/>
+    <w:bookmarkStart w:id="65" w:name="testergebnisse"/>
     <w:p>
       <w:pPr>
         <w:pStyle w:val="Heading3"/>
@@ -8046,9 +8228,9 @@
         </w:pict>
       </w:r>
     </w:p>
-    <w:bookmarkEnd w:id="57"/>
-    <w:bookmarkEnd w:id="58"/>
-    <w:bookmarkStart w:id="59" w:name="architekturentscheidungen"/>
+    <w:bookmarkEnd w:id="65"/>
+    <w:bookmarkEnd w:id="66"/>
+    <w:bookmarkStart w:id="67" w:name="architekturentscheidungen"/>
     <w:p>
       <w:pPr>
         <w:pStyle w:val="Heading2"/>
@@ -9732,8 +9914,8 @@
         </w:pict>
       </w:r>
     </w:p>
-    <w:bookmarkEnd w:id="59"/>
-    <w:bookmarkStart w:id="62" w:name="qualitätsanforderungen"/>
+    <w:bookmarkEnd w:id="67"/>
+    <w:bookmarkStart w:id="70" w:name="qualitätsanforderungen"/>
     <w:p>
       <w:pPr>
         <w:pStyle w:val="Heading2"/>
@@ -9742,7 +9924,7 @@
         <w:t xml:space="preserve">10. Qualitätsanforderungen</w:t>
       </w:r>
     </w:p>
-    <w:bookmarkStart w:id="60" w:name="funktionale-anforderungen-smart"/>
+    <w:bookmarkStart w:id="68" w:name="funktionale-anforderungen-smart"/>
     <w:p>
       <w:pPr>
         <w:pStyle w:val="Heading3"/>
@@ -11857,8 +12039,8 @@
         </w:tc>
       </w:tr>
     </w:tbl>
-    <w:bookmarkEnd w:id="60"/>
-    <w:bookmarkStart w:id="61" w:name="nicht-funktionale-anforderungen-smart"/>
+    <w:bookmarkEnd w:id="68"/>
+    <w:bookmarkStart w:id="69" w:name="nicht-funktionale-anforderungen-smart"/>
     <w:p>
       <w:pPr>
         <w:pStyle w:val="Heading3"/>
@@ -12122,9 +12304,9 @@
         </w:pict>
       </w:r>
     </w:p>
-    <w:bookmarkEnd w:id="61"/>
-    <w:bookmarkEnd w:id="62"/>
-    <w:bookmarkStart w:id="68" w:name="datenmodell"/>
+    <w:bookmarkEnd w:id="69"/>
+    <w:bookmarkEnd w:id="70"/>
+    <w:bookmarkStart w:id="76" w:name="datenmodell"/>
     <w:p>
       <w:pPr>
         <w:pStyle w:val="Heading2"/>
@@ -12150,18 +12332,18 @@
           <wp:inline>
             <wp:extent cx="5334000" cy="3765627"/>
             <wp:effectExtent b="0" l="0" r="0" t="0"/>
-            <wp:docPr descr="TSaS – Datenmodell" title="" id="64" name="Picture"/>
+            <wp:docPr descr="TSaS – Datenmodell" title="" id="72" name="Picture"/>
             <a:graphic>
               <a:graphicData uri="http://schemas.openxmlformats.org/drawingml/2006/picture">
                 <pic:pic>
                   <pic:nvPicPr>
-                    <pic:cNvPr descr="Datenmodell.png" id="65" name="Picture"/>
+                    <pic:cNvPr descr="Datenmodell.png" id="73" name="Picture"/>
                     <pic:cNvPicPr>
                       <a:picLocks noChangeArrowheads="1" noChangeAspect="1"/>
                     </pic:cNvPicPr>
                   </pic:nvPicPr>
                   <pic:blipFill>
-                    <a:blip r:embed="rId63"/>
+                    <a:blip r:embed="rId71"/>
                     <a:stretch>
                       <a:fillRect/>
                     </a:stretch>
@@ -12214,7 +12396,7 @@
         </w:rPr>
         <w:t xml:space="preserve"> </w:t>
       </w:r>
-      <w:hyperlink r:id="rId66">
+      <w:hyperlink r:id="rId74">
         <w:r>
           <w:rPr>
             <w:rStyle w:val="VerbatimChar"/>
@@ -12232,7 +12414,7 @@
         <w:t xml:space="preserve">. Authoritatives Schema: Flyway-Migrationen V1–V5.</w:t>
       </w:r>
     </w:p>
-    <w:bookmarkStart w:id="67" w:name="entitätenübersicht"/>
+    <w:bookmarkStart w:id="75" w:name="entitätenübersicht"/>
     <w:p>
       <w:pPr>
         <w:pStyle w:val="Heading3"/>
@@ -12722,9 +12904,9 @@
         </w:pict>
       </w:r>
     </w:p>
-    <w:bookmarkEnd w:id="67"/>
-    <w:bookmarkEnd w:id="68"/>
-    <w:bookmarkStart w:id="69" w:name="risiken-und-technische-schulden"/>
+    <w:bookmarkEnd w:id="75"/>
+    <w:bookmarkEnd w:id="76"/>
+    <w:bookmarkStart w:id="77" w:name="risiken-und-technische-schulden"/>
     <w:p>
       <w:pPr>
         <w:pStyle w:val="Heading2"/>
@@ -13201,8 +13383,8 @@
         </w:pict>
       </w:r>
     </w:p>
-    <w:bookmarkEnd w:id="69"/>
-    <w:bookmarkStart w:id="73" w:name="ki-werkzeuge-im-projekt"/>
+    <w:bookmarkEnd w:id="77"/>
+    <w:bookmarkStart w:id="81" w:name="ki-werkzeuge-im-projekt"/>
     <w:p>
       <w:pPr>
         <w:pStyle w:val="Heading2"/>
@@ -13211,7 +13393,7 @@
         <w:t xml:space="preserve">13. KI-Werkzeuge im Projekt</w:t>
       </w:r>
     </w:p>
-    <w:bookmarkStart w:id="70" w:name="eingesetzte-werkzeuge"/>
+    <w:bookmarkStart w:id="78" w:name="eingesetzte-werkzeuge"/>
     <w:p>
       <w:pPr>
         <w:pStyle w:val="Heading3"/>
@@ -13533,8 +13715,8 @@
         </w:tc>
       </w:tr>
     </w:tbl>
-    <w:bookmarkEnd w:id="70"/>
-    <w:bookmarkStart w:id="71" w:name="einsatz-pro-phase"/>
+    <w:bookmarkEnd w:id="78"/>
+    <w:bookmarkStart w:id="79" w:name="einsatz-pro-phase"/>
     <w:p>
       <w:pPr>
         <w:pStyle w:val="Heading3"/>
@@ -13965,8 +14147,8 @@
         <w:t xml:space="preserve">durchgeführt. Ergebnisse flossen in ADR-10 (Spring AI Milestone-Risiko in R-07) und ADR-11 (CI/Coverage-Gate-Schwellen-Begründung) ein.</w:t>
       </w:r>
     </w:p>
-    <w:bookmarkEnd w:id="71"/>
-    <w:bookmarkStart w:id="72" w:name="eigenständigkeit"/>
+    <w:bookmarkEnd w:id="79"/>
+    <w:bookmarkStart w:id="80" w:name="eigenständigkeit"/>
     <w:p>
       <w:pPr>
         <w:pStyle w:val="Heading3"/>
@@ -14018,9 +14200,9 @@
         </w:pict>
       </w:r>
     </w:p>
-    <w:bookmarkEnd w:id="72"/>
-    <w:bookmarkEnd w:id="73"/>
-    <w:bookmarkStart w:id="78" w:name="reflexion-und-fazit"/>
+    <w:bookmarkEnd w:id="80"/>
+    <w:bookmarkEnd w:id="81"/>
+    <w:bookmarkStart w:id="86" w:name="reflexion-und-fazit"/>
     <w:p>
       <w:pPr>
         <w:pStyle w:val="Heading2"/>
@@ -14053,7 +14235,7 @@
         <w:t xml:space="preserve">— Vorschläge wurden zurückgewiesen, manuell überschrieben oder ohne KI-Unterstützung getroffen. Begründungen und Belege:</w:t>
       </w:r>
     </w:p>
-    <w:bookmarkStart w:id="74" w:name="veto-1-security-konfiguration"/>
+    <w:bookmarkStart w:id="82" w:name="veto-1-security-konfiguration"/>
     <w:p>
       <w:pPr>
         <w:pStyle w:val="Heading3"/>
@@ -14264,8 +14446,8 @@
         <w:t xml:space="preserve">formal „korrekt” ist. Die Backlog-Entscheidung (Mitigation in eigenem Ticket) bleibt bei einem Menschen.</w:t>
       </w:r>
     </w:p>
-    <w:bookmarkEnd w:id="74"/>
-    <w:bookmarkStart w:id="75" w:name="veto-2-architekturentscheidungen-adrs"/>
+    <w:bookmarkEnd w:id="82"/>
+    <w:bookmarkStart w:id="83" w:name="veto-2-architekturentscheidungen-adrs"/>
     <w:p>
       <w:pPr>
         <w:pStyle w:val="Heading3"/>
@@ -14437,8 +14619,8 @@
         <w:t xml:space="preserve">SAD §9 (ADR-Tabelle); die Begründungstexte enthalten konkrete Kontextfaktoren („V1 klein”, „kleines Team”, „spätere Extraktion möglich”), die nicht aus dem Code ableitbar sind. ADR-12 und ADR-13 sind explizit Korrekturen früherer Bausteinskizzen — Spuren der manuellen Nachjustierung.</w:t>
       </w:r>
     </w:p>
-    <w:bookmarkEnd w:id="75"/>
-    <w:bookmarkStart w:id="76" w:name="veto-3-tennis-domänenregeln-im-scoring"/>
+    <w:bookmarkEnd w:id="83"/>
+    <w:bookmarkStart w:id="84" w:name="veto-3-tennis-domänenregeln-im-scoring"/>
     <w:p>
       <w:pPr>
         <w:pStyle w:val="Heading3"/>
@@ -14568,8 +14750,8 @@
         <w:t xml:space="preserve">ist ein direktes Ergebnis dieser Manuell-Verifikation: jede Edge-Case-Verzweigung hat einen Test, nicht weil die KI darum gebeten hat, sondern weil das ITF-Regelwerk sie vorgibt.</w:t>
       </w:r>
     </w:p>
-    <w:bookmarkEnd w:id="76"/>
-    <w:bookmarkStart w:id="77" w:name="übertrag-auf-die-künftige-arbeitsweise"/>
+    <w:bookmarkEnd w:id="84"/>
+    <w:bookmarkStart w:id="85" w:name="übertrag-auf-die-künftige-arbeitsweise"/>
     <w:p>
       <w:pPr>
         <w:pStyle w:val="Heading3"/>
@@ -14697,9 +14879,9 @@
         </w:pict>
       </w:r>
     </w:p>
-    <w:bookmarkEnd w:id="77"/>
-    <w:bookmarkEnd w:id="78"/>
-    <w:bookmarkStart w:id="79" w:name="glossar"/>
+    <w:bookmarkEnd w:id="85"/>
+    <w:bookmarkEnd w:id="86"/>
+    <w:bookmarkStart w:id="87" w:name="glossar"/>
     <w:p>
       <w:pPr>
         <w:pStyle w:val="Heading2"/>
@@ -15223,8 +15405,8 @@
         </w:tc>
       </w:tr>
     </w:tbl>
-    <w:bookmarkEnd w:id="79"/>
-    <w:bookmarkEnd w:id="80"/>
+    <w:bookmarkEnd w:id="87"/>
+    <w:bookmarkEnd w:id="88"/>
     <w:sectPr>
       <w:footnotePr>
         <w:numRestart w:val="eachSect"/>

--- a/doc/sad/TSaS_SAD_arc42_1.docx
+++ b/doc/sad/TSaS_SAD_arc42_1.docx
@@ -9891,6 +9891,322 @@
             </w:r>
             <w:r>
               <w:t xml:space="preserve">stellt sicher, dass dabei keine Schicht- oder Framework-Grenze verletzt wird. Bei einer späteren Modul-Extraktion zu Services würden diese geteilten Typen zu veröffentlichten Vertragstypen bzw. DTOs.</w:t>
+            </w:r>
+          </w:p>
+        </w:tc>
+        <w:tc>
+          <w:tcPr/>
+          <w:p>
+            <w:pPr>
+              <w:pStyle w:val="Compact"/>
+            </w:pPr>
+            <w:r>
+              <w:t xml:space="preserve">Akzeptiert</w:t>
+            </w:r>
+          </w:p>
+        </w:tc>
+      </w:tr>
+      <w:tr>
+        <w:tc>
+          <w:tcPr/>
+          <w:p>
+            <w:pPr>
+              <w:pStyle w:val="Compact"/>
+            </w:pPr>
+            <w:r>
+              <w:t xml:space="preserve">ADR-14</w:t>
+            </w:r>
+          </w:p>
+        </w:tc>
+        <w:tc>
+          <w:tcPr/>
+          <w:p>
+            <w:pPr>
+              <w:pStyle w:val="Compact"/>
+            </w:pPr>
+            <w:r>
+              <w:rPr>
+                <w:b/>
+                <w:bCs/>
+              </w:rPr>
+              <w:t xml:space="preserve">Semantic Versioning 2.0.0 + Keep a Changelog 1.1.0 als Versionierungs- und Release-Notes-Policy</w:t>
+            </w:r>
+          </w:p>
+        </w:tc>
+        <w:tc>
+          <w:tcPr/>
+          <w:p>
+            <w:pPr>
+              <w:pStyle w:val="Compact"/>
+            </w:pPr>
+            <w:r>
+              <w:t xml:space="preserve">TSaS folgt SemVer 2.0.0 (</w:t>
+            </w:r>
+            <w:r>
+              <w:rPr>
+                <w:rStyle w:val="VerbatimChar"/>
+              </w:rPr>
+              <w:t xml:space="preserve">MAJOR.MINOR.PATCH</w:t>
+            </w:r>
+            <w:r>
+              <w:t xml:space="preserve">) als Versionierungsregel und Keep a Changelog 1.1.0 für das</w:t>
+            </w:r>
+            <w:r>
+              <w:t xml:space="preserve"> </w:t>
+            </w:r>
+            <w:r>
+              <w:rPr>
+                <w:rStyle w:val="VerbatimChar"/>
+              </w:rPr>
+              <w:t xml:space="preserve">CHANGELOG.md</w:t>
+            </w:r>
+            <w:r>
+              <w:t xml:space="preserve"> </w:t>
+            </w:r>
+            <w:r>
+              <w:t xml:space="preserve">im Repo-Root. Gründe: (1)</w:t>
+            </w:r>
+            <w:r>
+              <w:t xml:space="preserve"> </w:t>
+            </w:r>
+            <w:r>
+              <w:rPr>
+                <w:b/>
+                <w:bCs/>
+              </w:rPr>
+              <w:t xml:space="preserve">Branchenstandard</w:t>
+            </w:r>
+            <w:r>
+              <w:t xml:space="preserve"> </w:t>
+            </w:r>
+            <w:r>
+              <w:t xml:space="preserve">— beide Spezifikationen sind etabliert und im Java-/JS-Ökosystem verbreitet (npm, Gradle, Maven gehen alle von SemVer aus). (2)</w:t>
+            </w:r>
+            <w:r>
+              <w:t xml:space="preserve"> </w:t>
+            </w:r>
+            <w:r>
+              <w:rPr>
+                <w:b/>
+                <w:bCs/>
+              </w:rPr>
+              <w:t xml:space="preserve">Pre-1.0-Konvention</w:t>
+            </w:r>
+            <w:r>
+              <w:t xml:space="preserve"> </w:t>
+            </w:r>
+            <w:r>
+              <w:t xml:space="preserve">— solange</w:t>
+            </w:r>
+            <w:r>
+              <w:t xml:space="preserve"> </w:t>
+            </w:r>
+            <w:r>
+              <w:rPr>
+                <w:rStyle w:val="VerbatimChar"/>
+              </w:rPr>
+              <w:t xml:space="preserve">0.x</w:t>
+            </w:r>
+            <w:r>
+              <w:t xml:space="preserve">, gelten MINOR-Erhöhungen als potenziell breaking; das passt zum MVP-Stand, in dem Datenmodell und API noch in Bewegung sind. Erst mit</w:t>
+            </w:r>
+            <w:r>
+              <w:t xml:space="preserve"> </w:t>
+            </w:r>
+            <w:r>
+              <w:rPr>
+                <w:rStyle w:val="VerbatimChar"/>
+              </w:rPr>
+              <w:t xml:space="preserve">1.0.0</w:t>
+            </w:r>
+            <w:r>
+              <w:t xml:space="preserve"> </w:t>
+            </w:r>
+            <w:r>
+              <w:t xml:space="preserve">(V1 freigegeben, externe Nutzer) greifen die strengen SemVer-Regeln. (3)</w:t>
+            </w:r>
+            <w:r>
+              <w:t xml:space="preserve"> </w:t>
+            </w:r>
+            <w:r>
+              <w:rPr>
+                <w:b/>
+                <w:bCs/>
+              </w:rPr>
+              <w:t xml:space="preserve">Keep a Changelog</w:t>
+            </w:r>
+            <w:r>
+              <w:t xml:space="preserve"> </w:t>
+            </w:r>
+            <w:r>
+              <w:t xml:space="preserve">als menschenlesbares Pendant zur Maschinen-Version: ein</w:t>
+            </w:r>
+            <w:r>
+              <w:t xml:space="preserve"> </w:t>
+            </w:r>
+            <w:r>
+              <w:rPr>
+                <w:rStyle w:val="VerbatimChar"/>
+              </w:rPr>
+              <w:t xml:space="preserve">[Unreleased]</w:t>
+            </w:r>
+            <w:r>
+              <w:t xml:space="preserve">-Abschnitt sammelt laufende Änderungen, beim Release wird er auf eine konkrete Version geschoben; Kategorien</w:t>
+            </w:r>
+            <w:r>
+              <w:t xml:space="preserve"> </w:t>
+            </w:r>
+            <w:r>
+              <w:rPr>
+                <w:rStyle w:val="VerbatimChar"/>
+              </w:rPr>
+              <w:t xml:space="preserve">Added/Changed/Deprecated/Removed/Fixed/Security</w:t>
+            </w:r>
+            <w:r>
+              <w:t xml:space="preserve"> </w:t>
+            </w:r>
+            <w:r>
+              <w:t xml:space="preserve">strukturieren die Notes konsistent. (4)</w:t>
+            </w:r>
+            <w:r>
+              <w:t xml:space="preserve"> </w:t>
+            </w:r>
+            <w:r>
+              <w:rPr>
+                <w:b/>
+                <w:bCs/>
+              </w:rPr>
+              <w:t xml:space="preserve">Bewusst nicht automatisiert (vorerst)</w:t>
+            </w:r>
+            <w:r>
+              <w:t xml:space="preserve"> </w:t>
+            </w:r>
+            <w:r>
+              <w:t xml:space="preserve">— Tools wie</w:t>
+            </w:r>
+            <w:r>
+              <w:t xml:space="preserve"> </w:t>
+            </w:r>
+            <w:r>
+              <w:rPr>
+                <w:rStyle w:val="VerbatimChar"/>
+              </w:rPr>
+              <w:t xml:space="preserve">release-please</w:t>
+            </w:r>
+            <w:r>
+              <w:t xml:space="preserve"> </w:t>
+            </w:r>
+            <w:r>
+              <w:t xml:space="preserve">oder</w:t>
+            </w:r>
+            <w:r>
+              <w:t xml:space="preserve"> </w:t>
+            </w:r>
+            <w:r>
+              <w:rPr>
+                <w:rStyle w:val="VerbatimChar"/>
+              </w:rPr>
+              <w:t xml:space="preserve">semantic-release</w:t>
+            </w:r>
+            <w:r>
+              <w:t xml:space="preserve"> </w:t>
+            </w:r>
+            <w:r>
+              <w:t xml:space="preserve">(Conventional-Commits-getrieben) sind für ein Ein-Personen-Projekt im MVP-Stadium Over-Engineering; die manuelle Pflege ist günstig genug und wird bei wachsendem Team neu bewertet.</w:t>
+            </w:r>
+            <w:r>
+              <w:t xml:space="preserve"> </w:t>
+            </w:r>
+            <w:r>
+              <w:rPr>
+                <w:b/>
+                <w:bCs/>
+              </w:rPr>
+              <w:t xml:space="preserve">Implementierung:</w:t>
+            </w:r>
+            <w:r>
+              <w:t xml:space="preserve"> </w:t>
+            </w:r>
+            <w:r>
+              <w:rPr>
+                <w:rStyle w:val="VerbatimChar"/>
+              </w:rPr>
+              <w:t xml:space="preserve">allprojects { group = "com.cas.tsas"; version = "0.1.0" }</w:t>
+            </w:r>
+            <w:r>
+              <w:t xml:space="preserve"> </w:t>
+            </w:r>
+            <w:r>
+              <w:t xml:space="preserve">in</w:t>
+            </w:r>
+            <w:r>
+              <w:t xml:space="preserve"> </w:t>
+            </w:r>
+            <w:r>
+              <w:rPr>
+                <w:rStyle w:val="VerbatimChar"/>
+              </w:rPr>
+              <w:t xml:space="preserve">backend/build.gradle.kts</w:t>
+            </w:r>
+            <w:r>
+              <w:t xml:space="preserve">,</w:t>
+            </w:r>
+            <w:r>
+              <w:t xml:space="preserve"> </w:t>
+            </w:r>
+            <w:r>
+              <w:rPr>
+                <w:rStyle w:val="VerbatimChar"/>
+              </w:rPr>
+              <w:t xml:space="preserve">"version": "0.1.0"</w:t>
+            </w:r>
+            <w:r>
+              <w:t xml:space="preserve"> </w:t>
+            </w:r>
+            <w:r>
+              <w:t xml:space="preserve">in</w:t>
+            </w:r>
+            <w:r>
+              <w:t xml:space="preserve"> </w:t>
+            </w:r>
+            <w:r>
+              <w:rPr>
+                <w:rStyle w:val="VerbatimChar"/>
+              </w:rPr>
+              <w:t xml:space="preserve">frontend/package.json</w:t>
+            </w:r>
+            <w:r>
+              <w:t xml:space="preserve">,</w:t>
+            </w:r>
+            <w:r>
+              <w:t xml:space="preserve"> </w:t>
+            </w:r>
+            <w:r>
+              <w:rPr>
+                <w:rStyle w:val="VerbatimChar"/>
+              </w:rPr>
+              <w:t xml:space="preserve">CHANGELOG.md</w:t>
+            </w:r>
+            <w:r>
+              <w:t xml:space="preserve"> </w:t>
+            </w:r>
+            <w:r>
+              <w:t xml:space="preserve">im Repo-Root, Git-Tags</w:t>
+            </w:r>
+            <w:r>
+              <w:t xml:space="preserve"> </w:t>
+            </w:r>
+            <w:r>
+              <w:rPr>
+                <w:rStyle w:val="VerbatimChar"/>
+              </w:rPr>
+              <w:t xml:space="preserve">vX.Y.Z</w:t>
+            </w:r>
+            <w:r>
+              <w:t xml:space="preserve"> </w:t>
+            </w:r>
+            <w:r>
+              <w:t xml:space="preserve">auf dem Merge-Commit jeder Version.</w:t>
             </w:r>
           </w:p>
         </w:tc>

--- a/doc/sad/TSaS_SAD_arc42_1.docx
+++ b/doc/sad/TSaS_SAD_arc42_1.docx
@@ -2,7 +2,7 @@
 <file path=word/document.xml><?xml version="1.0" encoding="utf-8"?>
 <w:document xmlns:w="http://schemas.openxmlformats.org/wordprocessingml/2006/main" xmlns:m="http://schemas.openxmlformats.org/officeDocument/2006/math" xmlns:r="http://schemas.openxmlformats.org/officeDocument/2006/relationships" xmlns:o="urn:schemas-microsoft-com:office:office" xmlns:v="urn:schemas-microsoft-com:vml" xmlns:w10="urn:schemas-microsoft-com:office:word" xmlns:a="http://schemas.openxmlformats.org/drawingml/2006/main" xmlns:pic="http://schemas.openxmlformats.org/drawingml/2006/picture" xmlns:wp="http://schemas.openxmlformats.org/drawingml/2006/wordprocessingDrawing">
   <w:body>
-    <w:bookmarkStart w:id="88" w:name="X8e4ebc2e1f4eb088d047a6684ad88a5c65a2b31"/>
+    <w:bookmarkStart w:id="89" w:name="X8e4ebc2e1f4eb088d047a6684ad88a5c65a2b31"/>
     <w:p>
       <w:pPr>
         <w:pStyle w:val="Heading1"/>
@@ -4635,7 +4635,7 @@
     </w:p>
     <w:bookmarkEnd w:id="50"/>
     <w:bookmarkEnd w:id="51"/>
-    <w:bookmarkStart w:id="58" w:name="verteilungssicht"/>
+    <w:bookmarkStart w:id="59" w:name="verteilungssicht"/>
     <w:p>
       <w:pPr>
         <w:pStyle w:val="Heading2"/>
@@ -4836,29 +4836,29 @@
               <w:pStyle w:val="Compact"/>
             </w:pPr>
             <w:r>
-              <w:t xml:space="preserve">Nginx + Angular SPA (statische Build-Artefakte)</w:t>
-            </w:r>
-          </w:p>
-        </w:tc>
-        <w:tc>
-          <w:tcPr/>
-          <w:p>
-            <w:pPr>
-              <w:pStyle w:val="Compact"/>
-            </w:pPr>
-            <w:r>
-              <w:t xml:space="preserve">80</w:t>
-            </w:r>
-          </w:p>
-        </w:tc>
-        <w:tc>
-          <w:tcPr/>
-          <w:p>
-            <w:pPr>
-              <w:pStyle w:val="Compact"/>
-            </w:pPr>
-            <w:r>
-              <w:t xml:space="preserve">Nginx liefert die SPA aus und proxied</w:t>
+              <w:t xml:space="preserve">nginx-unprivileged + Angular SPA (statische Build-Artefakte)</w:t>
+            </w:r>
+          </w:p>
+        </w:tc>
+        <w:tc>
+          <w:tcPr/>
+          <w:p>
+            <w:pPr>
+              <w:pStyle w:val="Compact"/>
+            </w:pPr>
+            <w:r>
+              <w:t xml:space="preserve">Host 80 → Container 8080</w:t>
+            </w:r>
+          </w:p>
+        </w:tc>
+        <w:tc>
+          <w:tcPr/>
+          <w:p>
+            <w:pPr>
+              <w:pStyle w:val="Compact"/>
+            </w:pPr>
+            <w:r>
+              <w:t xml:space="preserve">Nginx läuft als UID 101 und liefert die SPA aus; proxied</w:t>
             </w:r>
             <w:r>
               <w:t xml:space="preserve"> </w:t>
@@ -4919,7 +4919,16 @@
               <w:pStyle w:val="Compact"/>
             </w:pPr>
             <w:r>
-              <w:t xml:space="preserve">Nur intern erreichbar (kein direkter Portmapping nach aussen im Produktiv-Setup).</w:t>
+              <w:t xml:space="preserve">Läuft als UID 10001 (</w:t>
+            </w:r>
+            <w:r>
+              <w:rPr>
+                <w:rStyle w:val="VerbatimChar"/>
+              </w:rPr>
+              <w:t xml:space="preserve">app</w:t>
+            </w:r>
+            <w:r>
+              <w:t xml:space="preserve">-User). Nur intern erreichbar (kein direkter Portmapping nach aussen im Produktiv-Setup).</w:t>
             </w:r>
           </w:p>
         </w:tc>
@@ -5039,7 +5048,556 @@
       </w:tr>
     </w:tbl>
     <w:bookmarkEnd w:id="56"/>
-    <w:bookmarkStart w:id="57" w:name="docker-compose-struktur"/>
+    <w:bookmarkStart w:id="57" w:name="container-hardening-ten-63-stride-e5"/>
+    <w:p>
+      <w:pPr>
+        <w:pStyle w:val="Heading3"/>
+      </w:pPr>
+      <w:r>
+        <w:t xml:space="preserve">7.1.1 Container-Hardening (TEN-63 / STRIDE E5)</w:t>
+      </w:r>
+    </w:p>
+    <w:p>
+      <w:pPr>
+        <w:pStyle w:val="FirstParagraph"/>
+      </w:pPr>
+      <w:r>
+        <w:t xml:space="preserve">Alle Services in</w:t>
+      </w:r>
+      <w:r>
+        <w:t xml:space="preserve"> </w:t>
+      </w:r>
+      <w:r>
+        <w:rPr>
+          <w:rStyle w:val="VerbatimChar"/>
+        </w:rPr>
+        <w:t xml:space="preserve">docker/compose.yml</w:t>
+      </w:r>
+      <w:r>
+        <w:t xml:space="preserve"> </w:t>
+      </w:r>
+      <w:r>
+        <w:t xml:space="preserve">laufen mit folgenden Sicherheits-Defaults — adressiert STRIDE-Befunde T4 (Datenzugriff) und D5 (Ressourcen-Erschöpfung):</w:t>
+      </w:r>
+    </w:p>
+    <w:tbl>
+      <w:tblPr>
+        <w:tblStyle w:val="Table"/>
+        <w:tblW w:type="pct" w:w="5000"/>
+        <w:tblLayout w:type="fixed"/>
+        <w:tblLook w:firstRow="1" w:lastRow="0" w:firstColumn="0" w:lastColumn="0" w:noHBand="0" w:noVBand="0" w:val="0020"/>
+      </w:tblPr>
+      <w:tblGrid>
+        <w:gridCol w:w="3960"/>
+        <w:gridCol w:w="3960"/>
+      </w:tblGrid>
+      <w:tr>
+        <w:trPr>
+          <w:tblHeader w:val="on"/>
+        </w:trPr>
+        <w:tc>
+          <w:tcPr/>
+          <w:p>
+            <w:pPr>
+              <w:pStyle w:val="Compact"/>
+            </w:pPr>
+            <w:r>
+              <w:t xml:space="preserve">Massnahme</w:t>
+            </w:r>
+          </w:p>
+        </w:tc>
+        <w:tc>
+          <w:tcPr/>
+          <w:p>
+            <w:pPr>
+              <w:pStyle w:val="Compact"/>
+            </w:pPr>
+            <w:r>
+              <w:t xml:space="preserve">Wirkung</w:t>
+            </w:r>
+          </w:p>
+        </w:tc>
+      </w:tr>
+      <w:tr>
+        <w:tc>
+          <w:tcPr/>
+          <w:p>
+            <w:pPr>
+              <w:pStyle w:val="Compact"/>
+            </w:pPr>
+            <w:r>
+              <w:rPr>
+                <w:b/>
+                <w:bCs/>
+              </w:rPr>
+              <w:t xml:space="preserve">Non-root Runtime-User</w:t>
+            </w:r>
+          </w:p>
+        </w:tc>
+        <w:tc>
+          <w:tcPr/>
+          <w:p>
+            <w:pPr>
+              <w:pStyle w:val="Compact"/>
+            </w:pPr>
+            <w:r>
+              <w:rPr>
+                <w:rStyle w:val="VerbatimChar"/>
+              </w:rPr>
+              <w:t xml:space="preserve">backend</w:t>
+            </w:r>
+            <w:r>
+              <w:t xml:space="preserve"> </w:t>
+            </w:r>
+            <w:r>
+              <w:t xml:space="preserve">als UID 10001 (</w:t>
+            </w:r>
+            <w:r>
+              <w:rPr>
+                <w:rStyle w:val="VerbatimChar"/>
+              </w:rPr>
+              <w:t xml:space="preserve">app</w:t>
+            </w:r>
+            <w:r>
+              <w:t xml:space="preserve">),</w:t>
+            </w:r>
+            <w:r>
+              <w:t xml:space="preserve"> </w:t>
+            </w:r>
+            <w:r>
+              <w:rPr>
+                <w:rStyle w:val="VerbatimChar"/>
+              </w:rPr>
+              <w:t xml:space="preserve">frontend</w:t>
+            </w:r>
+            <w:r>
+              <w:t xml:space="preserve"> </w:t>
+            </w:r>
+            <w:r>
+              <w:t xml:space="preserve">über</w:t>
+            </w:r>
+            <w:r>
+              <w:t xml:space="preserve"> </w:t>
+            </w:r>
+            <w:r>
+              <w:rPr>
+                <w:rStyle w:val="VerbatimChar"/>
+              </w:rPr>
+              <w:t xml:space="preserve">nginxinc/nginx-unprivileged:alpine</w:t>
+            </w:r>
+            <w:r>
+              <w:t xml:space="preserve"> </w:t>
+            </w:r>
+            <w:r>
+              <w:t xml:space="preserve">als UID 101 (</w:t>
+            </w:r>
+            <w:r>
+              <w:rPr>
+                <w:rStyle w:val="VerbatimChar"/>
+              </w:rPr>
+              <w:t xml:space="preserve">nginx</w:t>
+            </w:r>
+            <w:r>
+              <w:t xml:space="preserve">).</w:t>
+            </w:r>
+          </w:p>
+        </w:tc>
+      </w:tr>
+      <w:tr>
+        <w:tc>
+          <w:tcPr/>
+          <w:p>
+            <w:pPr>
+              <w:pStyle w:val="Compact"/>
+            </w:pPr>
+            <w:r>
+              <w:rPr>
+                <w:rStyle w:val="VerbatimChar"/>
+              </w:rPr>
+              <w:t xml:space="preserve">read_only: true</w:t>
+            </w:r>
+            <w:r>
+              <w:t xml:space="preserve"> </w:t>
+            </w:r>
+            <w:r>
+              <w:t xml:space="preserve">+ Targeted</w:t>
+            </w:r>
+            <w:r>
+              <w:t xml:space="preserve"> </w:t>
+            </w:r>
+            <w:r>
+              <w:rPr>
+                <w:rStyle w:val="VerbatimChar"/>
+              </w:rPr>
+              <w:t xml:space="preserve">tmpfs</w:t>
+            </w:r>
+          </w:p>
+        </w:tc>
+        <w:tc>
+          <w:tcPr/>
+          <w:p>
+            <w:pPr>
+              <w:pStyle w:val="Compact"/>
+            </w:pPr>
+            <w:r>
+              <w:t xml:space="preserve">Root-Filesystem nicht beschreibbar; nur explizit deklarierte Pfade (</w:t>
+            </w:r>
+            <w:r>
+              <w:rPr>
+                <w:rStyle w:val="VerbatimChar"/>
+              </w:rPr>
+              <w:t xml:space="preserve">/tmp</w:t>
+            </w:r>
+            <w:r>
+              <w:t xml:space="preserve">, nginx-Caches, postgres-</w:t>
+            </w:r>
+            <w:r>
+              <w:rPr>
+                <w:rStyle w:val="VerbatimChar"/>
+              </w:rPr>
+              <w:t xml:space="preserve">/var/run/postgresql</w:t>
+            </w:r>
+            <w:r>
+              <w:t xml:space="preserve">) sind beschreibbar. Keycloak ist davon ausgenommen (Dev-Stack mit</w:t>
+            </w:r>
+            <w:r>
+              <w:t xml:space="preserve"> </w:t>
+            </w:r>
+            <w:r>
+              <w:rPr>
+                <w:rStyle w:val="VerbatimChar"/>
+              </w:rPr>
+              <w:t xml:space="preserve">start-dev</w:t>
+            </w:r>
+            <w:r>
+              <w:t xml:space="preserve">-Modus und H2-Volume).</w:t>
+            </w:r>
+          </w:p>
+        </w:tc>
+      </w:tr>
+      <w:tr>
+        <w:tc>
+          <w:tcPr/>
+          <w:p>
+            <w:pPr>
+              <w:pStyle w:val="Compact"/>
+            </w:pPr>
+            <w:r>
+              <w:rPr>
+                <w:rStyle w:val="VerbatimChar"/>
+              </w:rPr>
+              <w:t xml:space="preserve">cap_drop: [ALL]</w:t>
+            </w:r>
+          </w:p>
+        </w:tc>
+        <w:tc>
+          <w:tcPr/>
+          <w:p>
+            <w:pPr>
+              <w:pStyle w:val="Compact"/>
+            </w:pPr>
+            <w:r>
+              <w:t xml:space="preserve">Alle Linux-Capabilities entfernt. Nur</w:t>
+            </w:r>
+            <w:r>
+              <w:t xml:space="preserve"> </w:t>
+            </w:r>
+            <w:r>
+              <w:rPr>
+                <w:rStyle w:val="VerbatimChar"/>
+              </w:rPr>
+              <w:t xml:space="preserve">postgres</w:t>
+            </w:r>
+            <w:r>
+              <w:t xml:space="preserve"> </w:t>
+            </w:r>
+            <w:r>
+              <w:t xml:space="preserve">behält die für</w:t>
+            </w:r>
+            <w:r>
+              <w:t xml:space="preserve"> </w:t>
+            </w:r>
+            <w:r>
+              <w:rPr>
+                <w:rStyle w:val="VerbatimChar"/>
+              </w:rPr>
+              <w:t xml:space="preserve">initdb</w:t>
+            </w:r>
+            <w:r>
+              <w:t xml:space="preserve">/</w:t>
+            </w:r>
+            <w:r>
+              <w:rPr>
+                <w:rStyle w:val="VerbatimChar"/>
+              </w:rPr>
+              <w:t xml:space="preserve">chown</w:t>
+            </w:r>
+            <w:r>
+              <w:t xml:space="preserve"> </w:t>
+            </w:r>
+            <w:r>
+              <w:t xml:space="preserve">nötigen</w:t>
+            </w:r>
+            <w:r>
+              <w:t xml:space="preserve"> </w:t>
+            </w:r>
+            <w:r>
+              <w:rPr>
+                <w:rStyle w:val="VerbatimChar"/>
+              </w:rPr>
+              <w:t xml:space="preserve">CHOWN, SETGID, SETUID, DAC_READ_SEARCH, FOWNER</w:t>
+            </w:r>
+            <w:r>
+              <w:t xml:space="preserve">.</w:t>
+            </w:r>
+          </w:p>
+        </w:tc>
+      </w:tr>
+      <w:tr>
+        <w:tc>
+          <w:tcPr/>
+          <w:p>
+            <w:pPr>
+              <w:pStyle w:val="Compact"/>
+            </w:pPr>
+            <w:r>
+              <w:rPr>
+                <w:rStyle w:val="VerbatimChar"/>
+              </w:rPr>
+              <w:t xml:space="preserve">security_opt: [no-new-privileges:true]</w:t>
+            </w:r>
+          </w:p>
+        </w:tc>
+        <w:tc>
+          <w:tcPr/>
+          <w:p>
+            <w:pPr>
+              <w:pStyle w:val="Compact"/>
+            </w:pPr>
+            <w:r>
+              <w:t xml:space="preserve">Prozesse können sich nicht über</w:t>
+            </w:r>
+            <w:r>
+              <w:t xml:space="preserve"> </w:t>
+            </w:r>
+            <w:r>
+              <w:rPr>
+                <w:rStyle w:val="VerbatimChar"/>
+              </w:rPr>
+              <w:t xml:space="preserve">setuid</w:t>
+            </w:r>
+            <w:r>
+              <w:t xml:space="preserve">-Binaries Rechte erweitern.</w:t>
+            </w:r>
+          </w:p>
+        </w:tc>
+      </w:tr>
+      <w:tr>
+        <w:tc>
+          <w:tcPr/>
+          <w:p>
+            <w:pPr>
+              <w:pStyle w:val="Compact"/>
+            </w:pPr>
+            <w:r>
+              <w:rPr>
+                <w:rStyle w:val="VerbatimChar"/>
+              </w:rPr>
+              <w:t xml:space="preserve">mem_limit</w:t>
+            </w:r>
+            <w:r>
+              <w:t xml:space="preserve"> </w:t>
+            </w:r>
+            <w:r>
+              <w:t xml:space="preserve">+</w:t>
+            </w:r>
+            <w:r>
+              <w:t xml:space="preserve"> </w:t>
+            </w:r>
+            <w:r>
+              <w:rPr>
+                <w:rStyle w:val="VerbatimChar"/>
+              </w:rPr>
+              <w:t xml:space="preserve">cpus</w:t>
+            </w:r>
+          </w:p>
+        </w:tc>
+        <w:tc>
+          <w:tcPr/>
+          <w:p>
+            <w:pPr>
+              <w:pStyle w:val="Compact"/>
+            </w:pPr>
+            <w:r>
+              <w:t xml:space="preserve">Ressourcen-Limits pro Service (</w:t>
+            </w:r>
+            <w:r>
+              <w:rPr>
+                <w:rStyle w:val="VerbatimChar"/>
+              </w:rPr>
+              <w:t xml:space="preserve">db</w:t>
+            </w:r>
+            <w:r>
+              <w:t xml:space="preserve"> </w:t>
+            </w:r>
+            <w:r>
+              <w:t xml:space="preserve">512m/1.0,</w:t>
+            </w:r>
+            <w:r>
+              <w:t xml:space="preserve"> </w:t>
+            </w:r>
+            <w:r>
+              <w:rPr>
+                <w:rStyle w:val="VerbatimChar"/>
+              </w:rPr>
+              <w:t xml:space="preserve">keycloak</w:t>
+            </w:r>
+            <w:r>
+              <w:t xml:space="preserve"> </w:t>
+            </w:r>
+            <w:r>
+              <w:t xml:space="preserve">768m/1.0,</w:t>
+            </w:r>
+            <w:r>
+              <w:t xml:space="preserve"> </w:t>
+            </w:r>
+            <w:r>
+              <w:rPr>
+                <w:rStyle w:val="VerbatimChar"/>
+              </w:rPr>
+              <w:t xml:space="preserve">backend</w:t>
+            </w:r>
+            <w:r>
+              <w:t xml:space="preserve"> </w:t>
+            </w:r>
+            <w:r>
+              <w:t xml:space="preserve">768m/1.0,</w:t>
+            </w:r>
+            <w:r>
+              <w:t xml:space="preserve"> </w:t>
+            </w:r>
+            <w:r>
+              <w:rPr>
+                <w:rStyle w:val="VerbatimChar"/>
+              </w:rPr>
+              <w:t xml:space="preserve">frontend</w:t>
+            </w:r>
+            <w:r>
+              <w:t xml:space="preserve"> </w:t>
+            </w:r>
+            <w:r>
+              <w:t xml:space="preserve">128m/0.5) verhindern Container-übergreifende DoS.</w:t>
+            </w:r>
+          </w:p>
+        </w:tc>
+      </w:tr>
+      <w:tr>
+        <w:tc>
+          <w:tcPr/>
+          <w:p>
+            <w:pPr>
+              <w:pStyle w:val="Compact"/>
+            </w:pPr>
+            <w:r>
+              <w:rPr>
+                <w:rStyle w:val="VerbatimChar"/>
+              </w:rPr>
+              <w:t xml:space="preserve">HEALTHCHECK</w:t>
+            </w:r>
+            <w:r>
+              <w:t xml:space="preserve"> </w:t>
+            </w:r>
+            <w:r>
+              <w:t xml:space="preserve">in den Dockerfiles</w:t>
+            </w:r>
+          </w:p>
+        </w:tc>
+        <w:tc>
+          <w:tcPr/>
+          <w:p>
+            <w:pPr>
+              <w:pStyle w:val="Compact"/>
+            </w:pPr>
+            <w:r>
+              <w:rPr>
+                <w:rStyle w:val="VerbatimChar"/>
+              </w:rPr>
+              <w:t xml:space="preserve">backend</w:t>
+            </w:r>
+            <w:r>
+              <w:t xml:space="preserve"> </w:t>
+            </w:r>
+            <w:r>
+              <w:t xml:space="preserve">prüft</w:t>
+            </w:r>
+            <w:r>
+              <w:t xml:space="preserve"> </w:t>
+            </w:r>
+            <w:r>
+              <w:rPr>
+                <w:rStyle w:val="VerbatimChar"/>
+              </w:rPr>
+              <w:t xml:space="preserve">/actuator/health</w:t>
+            </w:r>
+            <w:r>
+              <w:t xml:space="preserve"> </w:t>
+            </w:r>
+            <w:r>
+              <w:t xml:space="preserve">(</w:t>
+            </w:r>
+            <w:r>
+              <w:rPr>
+                <w:rStyle w:val="VerbatimChar"/>
+              </w:rPr>
+              <w:t xml:space="preserve">permitAll</w:t>
+            </w:r>
+            <w:r>
+              <w:t xml:space="preserve">),</w:t>
+            </w:r>
+            <w:r>
+              <w:t xml:space="preserve"> </w:t>
+            </w:r>
+            <w:r>
+              <w:rPr>
+                <w:rStyle w:val="VerbatimChar"/>
+              </w:rPr>
+              <w:t xml:space="preserve">frontend</w:t>
+            </w:r>
+            <w:r>
+              <w:t xml:space="preserve"> </w:t>
+            </w:r>
+            <w:r>
+              <w:t xml:space="preserve">prüft Root-Path — orchestrator-agnostische Liveness.</w:t>
+            </w:r>
+          </w:p>
+        </w:tc>
+      </w:tr>
+    </w:tbl>
+    <w:p>
+      <w:pPr>
+        <w:pStyle w:val="BodyText"/>
+      </w:pPr>
+      <w:r>
+        <w:t xml:space="preserve">Die Frontend-Portumlegung — Host-Port 80 mappt nun auf Container-Port 8080 — folgt direkt aus dem Wechsel auf</w:t>
+      </w:r>
+      <w:r>
+        <w:t xml:space="preserve"> </w:t>
+      </w:r>
+      <w:r>
+        <w:rPr>
+          <w:rStyle w:val="VerbatimChar"/>
+        </w:rPr>
+        <w:t xml:space="preserve">nginxinc/nginx-unprivileged</w:t>
+      </w:r>
+      <w:r>
+        <w:t xml:space="preserve"> </w:t>
+      </w:r>
+      <w:r>
+        <w:t xml:space="preserve">(Privileged Bind unter 1024 entfällt).</w:t>
+      </w:r>
+    </w:p>
+    <w:bookmarkEnd w:id="57"/>
+    <w:bookmarkStart w:id="58" w:name="docker-compose-struktur"/>
     <w:p>
       <w:pPr>
         <w:pStyle w:val="Heading3"/>
@@ -5902,9 +6460,9 @@
         </w:pict>
       </w:r>
     </w:p>
-    <w:bookmarkEnd w:id="57"/>
     <w:bookmarkEnd w:id="58"/>
-    <w:bookmarkStart w:id="66" w:name="querschnittliche-konzepte"/>
+    <w:bookmarkEnd w:id="59"/>
+    <w:bookmarkStart w:id="67" w:name="querschnittliche-konzepte"/>
     <w:p>
       <w:pPr>
         <w:pStyle w:val="Heading2"/>
@@ -5913,7 +6471,7 @@
         <w:t xml:space="preserve">8. Querschnittliche Konzepte</w:t>
       </w:r>
     </w:p>
-    <w:bookmarkStart w:id="59" w:name="sicherheitskonzept"/>
+    <w:bookmarkStart w:id="60" w:name="sicherheitskonzept"/>
     <w:p>
       <w:pPr>
         <w:pStyle w:val="Heading3"/>
@@ -5930,8 +6488,8 @@
         <w:t xml:space="preserve">Alle API-Endpunkte (ausser Health-Check) werden durch OAuth2 Bearer Tokens geschützt. Das Frontend nutzt den Authorization Code Flow mit PKCE. Keycloak verwaltet Benutzer, Rollen und Sessions. In Version 1 erfolgt die Registrierung direkt in Keycloak, ab Version 2 zusätzlich über Google als federated Identity Provider.</w:t>
       </w:r>
     </w:p>
-    <w:bookmarkEnd w:id="59"/>
-    <w:bookmarkStart w:id="60" w:name="persistenz"/>
+    <w:bookmarkEnd w:id="60"/>
+    <w:bookmarkStart w:id="61" w:name="persistenz"/>
     <w:p>
       <w:pPr>
         <w:pStyle w:val="Heading3"/>
@@ -6167,8 +6725,8 @@
         <w:t xml:space="preserve">Die Migrationsskripte verwenden ausschliesslich ANSI-SQL, das mit PostgreSQL und H2 kompatibel ist (kein datenbankspezifischer SQL-Dialekt), damit auch das lokale H2-Profil Flyway-gesteuert ist.</w:t>
       </w:r>
     </w:p>
-    <w:bookmarkEnd w:id="60"/>
-    <w:bookmarkStart w:id="61" w:name="fehlerbehandlung"/>
+    <w:bookmarkEnd w:id="61"/>
+    <w:bookmarkStart w:id="62" w:name="fehlerbehandlung"/>
     <w:p>
       <w:pPr>
         <w:pStyle w:val="Heading3"/>
@@ -6434,8 +6992,8 @@
         <w:t xml:space="preserve">einsehbar.</w:t>
       </w:r>
     </w:p>
-    <w:bookmarkEnd w:id="61"/>
-    <w:bookmarkStart w:id="62" w:name="logging-und-monitoring"/>
+    <w:bookmarkEnd w:id="62"/>
+    <w:bookmarkStart w:id="63" w:name="logging-und-monitoring"/>
     <w:p>
       <w:pPr>
         <w:pStyle w:val="Heading3"/>
@@ -6452,8 +7010,8 @@
         <w:t xml:space="preserve">Strukturiertes Logging via SLF4J/Logback im JSON-Format. Spring Boot Actuator stellt Health-, Metrics- und Info-Endpunkte bereit. Metriken können über Prometheus/Grafana überwacht werden.</w:t>
       </w:r>
     </w:p>
-    <w:bookmarkEnd w:id="62"/>
-    <w:bookmarkStart w:id="63" w:name="testkonzept"/>
+    <w:bookmarkEnd w:id="63"/>
+    <w:bookmarkStart w:id="64" w:name="testkonzept"/>
     <w:p>
       <w:pPr>
         <w:pStyle w:val="Heading3"/>
@@ -6731,8 +7289,8 @@
         <w:t xml:space="preserve">).</w:t>
       </w:r>
     </w:p>
-    <w:bookmarkEnd w:id="63"/>
-    <w:bookmarkStart w:id="64" w:name="continuous-integration-build-gate"/>
+    <w:bookmarkEnd w:id="64"/>
+    <w:bookmarkStart w:id="65" w:name="continuous-integration-build-gate"/>
     <w:p>
       <w:pPr>
         <w:pStyle w:val="Heading3"/>
@@ -7028,8 +7586,8 @@
         <w:t xml:space="preserve">ist deaktiviert, sodass Repo-Admins im Notfall überstimmen können.</w:t>
       </w:r>
     </w:p>
-    <w:bookmarkEnd w:id="64"/>
-    <w:bookmarkStart w:id="65" w:name="testergebnisse"/>
+    <w:bookmarkEnd w:id="65"/>
+    <w:bookmarkStart w:id="66" w:name="testergebnisse"/>
     <w:p>
       <w:pPr>
         <w:pStyle w:val="Heading3"/>
@@ -8228,9 +8786,9 @@
         </w:pict>
       </w:r>
     </w:p>
-    <w:bookmarkEnd w:id="65"/>
     <w:bookmarkEnd w:id="66"/>
-    <w:bookmarkStart w:id="67" w:name="architekturentscheidungen"/>
+    <w:bookmarkEnd w:id="67"/>
+    <w:bookmarkStart w:id="68" w:name="architekturentscheidungen"/>
     <w:p>
       <w:pPr>
         <w:pStyle w:val="Heading2"/>
@@ -10230,8 +10788,8 @@
         </w:pict>
       </w:r>
     </w:p>
-    <w:bookmarkEnd w:id="67"/>
-    <w:bookmarkStart w:id="70" w:name="qualitätsanforderungen"/>
+    <w:bookmarkEnd w:id="68"/>
+    <w:bookmarkStart w:id="71" w:name="qualitätsanforderungen"/>
     <w:p>
       <w:pPr>
         <w:pStyle w:val="Heading2"/>
@@ -10240,7 +10798,7 @@
         <w:t xml:space="preserve">10. Qualitätsanforderungen</w:t>
       </w:r>
     </w:p>
-    <w:bookmarkStart w:id="68" w:name="funktionale-anforderungen-smart"/>
+    <w:bookmarkStart w:id="69" w:name="funktionale-anforderungen-smart"/>
     <w:p>
       <w:pPr>
         <w:pStyle w:val="Heading3"/>
@@ -12355,8 +12913,8 @@
         </w:tc>
       </w:tr>
     </w:tbl>
-    <w:bookmarkEnd w:id="68"/>
-    <w:bookmarkStart w:id="69" w:name="nicht-funktionale-anforderungen-smart"/>
+    <w:bookmarkEnd w:id="69"/>
+    <w:bookmarkStart w:id="70" w:name="nicht-funktionale-anforderungen-smart"/>
     <w:p>
       <w:pPr>
         <w:pStyle w:val="Heading3"/>
@@ -12620,9 +13178,9 @@
         </w:pict>
       </w:r>
     </w:p>
-    <w:bookmarkEnd w:id="69"/>
     <w:bookmarkEnd w:id="70"/>
-    <w:bookmarkStart w:id="76" w:name="datenmodell"/>
+    <w:bookmarkEnd w:id="71"/>
+    <w:bookmarkStart w:id="77" w:name="datenmodell"/>
     <w:p>
       <w:pPr>
         <w:pStyle w:val="Heading2"/>
@@ -12648,18 +13206,18 @@
           <wp:inline>
             <wp:extent cx="5334000" cy="3765627"/>
             <wp:effectExtent b="0" l="0" r="0" t="0"/>
-            <wp:docPr descr="TSaS – Datenmodell" title="" id="72" name="Picture"/>
+            <wp:docPr descr="TSaS – Datenmodell" title="" id="73" name="Picture"/>
             <a:graphic>
               <a:graphicData uri="http://schemas.openxmlformats.org/drawingml/2006/picture">
                 <pic:pic>
                   <pic:nvPicPr>
-                    <pic:cNvPr descr="Datenmodell.png" id="73" name="Picture"/>
+                    <pic:cNvPr descr="Datenmodell.png" id="74" name="Picture"/>
                     <pic:cNvPicPr>
                       <a:picLocks noChangeArrowheads="1" noChangeAspect="1"/>
                     </pic:cNvPicPr>
                   </pic:nvPicPr>
                   <pic:blipFill>
-                    <a:blip r:embed="rId71"/>
+                    <a:blip r:embed="rId72"/>
                     <a:stretch>
                       <a:fillRect/>
                     </a:stretch>
@@ -12712,7 +13270,7 @@
         </w:rPr>
         <w:t xml:space="preserve"> </w:t>
       </w:r>
-      <w:hyperlink r:id="rId74">
+      <w:hyperlink r:id="rId75">
         <w:r>
           <w:rPr>
             <w:rStyle w:val="VerbatimChar"/>
@@ -12730,7 +13288,7 @@
         <w:t xml:space="preserve">. Authoritatives Schema: Flyway-Migrationen V1–V5.</w:t>
       </w:r>
     </w:p>
-    <w:bookmarkStart w:id="75" w:name="entitätenübersicht"/>
+    <w:bookmarkStart w:id="76" w:name="entitätenübersicht"/>
     <w:p>
       <w:pPr>
         <w:pStyle w:val="Heading3"/>
@@ -13220,9 +13778,9 @@
         </w:pict>
       </w:r>
     </w:p>
-    <w:bookmarkEnd w:id="75"/>
     <w:bookmarkEnd w:id="76"/>
-    <w:bookmarkStart w:id="77" w:name="risiken-und-technische-schulden"/>
+    <w:bookmarkEnd w:id="77"/>
+    <w:bookmarkStart w:id="78" w:name="risiken-und-technische-schulden"/>
     <w:p>
       <w:pPr>
         <w:pStyle w:val="Heading2"/>
@@ -13699,8 +14257,8 @@
         </w:pict>
       </w:r>
     </w:p>
-    <w:bookmarkEnd w:id="77"/>
-    <w:bookmarkStart w:id="81" w:name="ki-werkzeuge-im-projekt"/>
+    <w:bookmarkEnd w:id="78"/>
+    <w:bookmarkStart w:id="82" w:name="ki-werkzeuge-im-projekt"/>
     <w:p>
       <w:pPr>
         <w:pStyle w:val="Heading2"/>
@@ -13709,7 +14267,7 @@
         <w:t xml:space="preserve">13. KI-Werkzeuge im Projekt</w:t>
       </w:r>
     </w:p>
-    <w:bookmarkStart w:id="78" w:name="eingesetzte-werkzeuge"/>
+    <w:bookmarkStart w:id="79" w:name="eingesetzte-werkzeuge"/>
     <w:p>
       <w:pPr>
         <w:pStyle w:val="Heading3"/>
@@ -14031,8 +14589,8 @@
         </w:tc>
       </w:tr>
     </w:tbl>
-    <w:bookmarkEnd w:id="78"/>
-    <w:bookmarkStart w:id="79" w:name="einsatz-pro-phase"/>
+    <w:bookmarkEnd w:id="79"/>
+    <w:bookmarkStart w:id="80" w:name="einsatz-pro-phase"/>
     <w:p>
       <w:pPr>
         <w:pStyle w:val="Heading3"/>
@@ -14463,8 +15021,8 @@
         <w:t xml:space="preserve">durchgeführt. Ergebnisse flossen in ADR-10 (Spring AI Milestone-Risiko in R-07) und ADR-11 (CI/Coverage-Gate-Schwellen-Begründung) ein.</w:t>
       </w:r>
     </w:p>
-    <w:bookmarkEnd w:id="79"/>
-    <w:bookmarkStart w:id="80" w:name="eigenständigkeit"/>
+    <w:bookmarkEnd w:id="80"/>
+    <w:bookmarkStart w:id="81" w:name="eigenständigkeit"/>
     <w:p>
       <w:pPr>
         <w:pStyle w:val="Heading3"/>
@@ -14516,9 +15074,9 @@
         </w:pict>
       </w:r>
     </w:p>
-    <w:bookmarkEnd w:id="80"/>
     <w:bookmarkEnd w:id="81"/>
-    <w:bookmarkStart w:id="86" w:name="reflexion-und-fazit"/>
+    <w:bookmarkEnd w:id="82"/>
+    <w:bookmarkStart w:id="87" w:name="reflexion-und-fazit"/>
     <w:p>
       <w:pPr>
         <w:pStyle w:val="Heading2"/>
@@ -14551,7 +15109,7 @@
         <w:t xml:space="preserve">— Vorschläge wurden zurückgewiesen, manuell überschrieben oder ohne KI-Unterstützung getroffen. Begründungen und Belege:</w:t>
       </w:r>
     </w:p>
-    <w:bookmarkStart w:id="82" w:name="veto-1-security-konfiguration"/>
+    <w:bookmarkStart w:id="83" w:name="veto-1-security-konfiguration"/>
     <w:p>
       <w:pPr>
         <w:pStyle w:val="Heading3"/>
@@ -14762,8 +15320,8 @@
         <w:t xml:space="preserve">formal „korrekt” ist. Die Backlog-Entscheidung (Mitigation in eigenem Ticket) bleibt bei einem Menschen.</w:t>
       </w:r>
     </w:p>
-    <w:bookmarkEnd w:id="82"/>
-    <w:bookmarkStart w:id="83" w:name="veto-2-architekturentscheidungen-adrs"/>
+    <w:bookmarkEnd w:id="83"/>
+    <w:bookmarkStart w:id="84" w:name="veto-2-architekturentscheidungen-adrs"/>
     <w:p>
       <w:pPr>
         <w:pStyle w:val="Heading3"/>
@@ -14935,8 +15493,8 @@
         <w:t xml:space="preserve">SAD §9 (ADR-Tabelle); die Begründungstexte enthalten konkrete Kontextfaktoren („V1 klein”, „kleines Team”, „spätere Extraktion möglich”), die nicht aus dem Code ableitbar sind. ADR-12 und ADR-13 sind explizit Korrekturen früherer Bausteinskizzen — Spuren der manuellen Nachjustierung.</w:t>
       </w:r>
     </w:p>
-    <w:bookmarkEnd w:id="83"/>
-    <w:bookmarkStart w:id="84" w:name="veto-3-tennis-domänenregeln-im-scoring"/>
+    <w:bookmarkEnd w:id="84"/>
+    <w:bookmarkStart w:id="85" w:name="veto-3-tennis-domänenregeln-im-scoring"/>
     <w:p>
       <w:pPr>
         <w:pStyle w:val="Heading3"/>
@@ -15066,8 +15624,8 @@
         <w:t xml:space="preserve">ist ein direktes Ergebnis dieser Manuell-Verifikation: jede Edge-Case-Verzweigung hat einen Test, nicht weil die KI darum gebeten hat, sondern weil das ITF-Regelwerk sie vorgibt.</w:t>
       </w:r>
     </w:p>
-    <w:bookmarkEnd w:id="84"/>
-    <w:bookmarkStart w:id="85" w:name="übertrag-auf-die-künftige-arbeitsweise"/>
+    <w:bookmarkEnd w:id="85"/>
+    <w:bookmarkStart w:id="86" w:name="übertrag-auf-die-künftige-arbeitsweise"/>
     <w:p>
       <w:pPr>
         <w:pStyle w:val="Heading3"/>
@@ -15195,9 +15753,9 @@
         </w:pict>
       </w:r>
     </w:p>
-    <w:bookmarkEnd w:id="85"/>
     <w:bookmarkEnd w:id="86"/>
-    <w:bookmarkStart w:id="87" w:name="glossar"/>
+    <w:bookmarkEnd w:id="87"/>
+    <w:bookmarkStart w:id="88" w:name="glossar"/>
     <w:p>
       <w:pPr>
         <w:pStyle w:val="Heading2"/>
@@ -15721,8 +16279,8 @@
         </w:tc>
       </w:tr>
     </w:tbl>
-    <w:bookmarkEnd w:id="87"/>
     <w:bookmarkEnd w:id="88"/>
+    <w:bookmarkEnd w:id="89"/>
     <w:sectPr>
       <w:footnotePr>
         <w:numRestart w:val="eachSect"/>

--- a/doc/sad/TSaS_SAD_arc42_1.docx
+++ b/doc/sad/TSaS_SAD_arc42_1.docx
@@ -2,7 +2,7 @@
 <file path=word/document.xml><?xml version="1.0" encoding="utf-8"?>
 <w:document xmlns:w="http://schemas.openxmlformats.org/wordprocessingml/2006/main" xmlns:m="http://schemas.openxmlformats.org/officeDocument/2006/math" xmlns:r="http://schemas.openxmlformats.org/officeDocument/2006/relationships" xmlns:o="urn:schemas-microsoft-com:office:office" xmlns:v="urn:schemas-microsoft-com:vml" xmlns:w10="urn:schemas-microsoft-com:office:word" xmlns:a="http://schemas.openxmlformats.org/drawingml/2006/main" xmlns:pic="http://schemas.openxmlformats.org/drawingml/2006/picture" xmlns:wp="http://schemas.openxmlformats.org/drawingml/2006/wordprocessingDrawing">
   <w:body>
-    <w:bookmarkStart w:id="89" w:name="X8e4ebc2e1f4eb088d047a6684ad88a5c65a2b31"/>
+    <w:bookmarkStart w:id="90" w:name="X8e4ebc2e1f4eb088d047a6684ad88a5c65a2b31"/>
     <w:p>
       <w:pPr>
         <w:pStyle w:val="Heading1"/>
@@ -4635,7 +4635,7 @@
     </w:p>
     <w:bookmarkEnd w:id="50"/>
     <w:bookmarkEnd w:id="51"/>
-    <w:bookmarkStart w:id="59" w:name="verteilungssicht"/>
+    <w:bookmarkStart w:id="60" w:name="verteilungssicht"/>
     <w:p>
       <w:pPr>
         <w:pStyle w:val="Heading2"/>
@@ -5597,7 +5597,386 @@
       </w:r>
     </w:p>
     <w:bookmarkEnd w:id="57"/>
-    <w:bookmarkStart w:id="58" w:name="docker-compose-struktur"/>
+    <w:bookmarkStart w:id="58" w:name="Xa9d98596bd85000b5876dd6018452ee1243d56d"/>
+    <w:p>
+      <w:pPr>
+        <w:pStyle w:val="Heading3"/>
+      </w:pPr>
+      <w:r>
+        <w:t xml:space="preserve">7.1.2 Security-Header im nginx (TEN-62 / STRIDE T1)</w:t>
+      </w:r>
+    </w:p>
+    <w:p>
+      <w:pPr>
+        <w:pStyle w:val="FirstParagraph"/>
+      </w:pPr>
+      <w:r>
+        <w:t xml:space="preserve">Der nginx vor der Angular-SPA setzt folgende Security-Header auf jeder Antwort (</w:t>
+      </w:r>
+      <w:r>
+        <w:rPr>
+          <w:rStyle w:val="VerbatimChar"/>
+        </w:rPr>
+        <w:t xml:space="preserve">add_header … always;</w:t>
+      </w:r>
+      <w:r>
+        <w:t xml:space="preserve"> </w:t>
+      </w:r>
+      <w:r>
+        <w:t xml:space="preserve">auf Server-Scope, vererbt durch alle Locations — auch durch die</w:t>
+      </w:r>
+      <w:r>
+        <w:t xml:space="preserve"> </w:t>
+      </w:r>
+      <w:r>
+        <w:rPr>
+          <w:rStyle w:val="VerbatimChar"/>
+        </w:rPr>
+        <w:t xml:space="preserve">/api/</w:t>
+      </w:r>
+      <w:r>
+        <w:t xml:space="preserve">-Proxy-Location und den</w:t>
+      </w:r>
+      <w:r>
+        <w:t xml:space="preserve"> </w:t>
+      </w:r>
+      <w:r>
+        <w:rPr>
+          <w:rStyle w:val="VerbatimChar"/>
+        </w:rPr>
+        <w:t xml:space="preserve">try_files</w:t>
+      </w:r>
+      <w:r>
+        <w:t xml:space="preserve">-Fallback):</w:t>
+      </w:r>
+    </w:p>
+    <w:tbl>
+      <w:tblPr>
+        <w:tblStyle w:val="Table"/>
+        <w:tblW w:type="pct" w:w="5000"/>
+        <w:tblLayout w:type="fixed"/>
+        <w:tblLook w:firstRow="1" w:lastRow="0" w:firstColumn="0" w:lastColumn="0" w:noHBand="0" w:noVBand="0" w:val="0020"/>
+      </w:tblPr>
+      <w:tblGrid>
+        <w:gridCol w:w="2640"/>
+        <w:gridCol w:w="2640"/>
+        <w:gridCol w:w="2640"/>
+      </w:tblGrid>
+      <w:tr>
+        <w:trPr>
+          <w:tblHeader w:val="on"/>
+        </w:trPr>
+        <w:tc>
+          <w:tcPr/>
+          <w:p>
+            <w:pPr>
+              <w:pStyle w:val="Compact"/>
+            </w:pPr>
+            <w:r>
+              <w:t xml:space="preserve">Header</w:t>
+            </w:r>
+          </w:p>
+        </w:tc>
+        <w:tc>
+          <w:tcPr/>
+          <w:p>
+            <w:pPr>
+              <w:pStyle w:val="Compact"/>
+            </w:pPr>
+            <w:r>
+              <w:t xml:space="preserve">Wert</w:t>
+            </w:r>
+          </w:p>
+        </w:tc>
+        <w:tc>
+          <w:tcPr/>
+          <w:p>
+            <w:pPr>
+              <w:pStyle w:val="Compact"/>
+            </w:pPr>
+            <w:r>
+              <w:t xml:space="preserve">Wirkung</w:t>
+            </w:r>
+          </w:p>
+        </w:tc>
+      </w:tr>
+      <w:tr>
+        <w:tc>
+          <w:tcPr/>
+          <w:p>
+            <w:pPr>
+              <w:pStyle w:val="Compact"/>
+            </w:pPr>
+            <w:r>
+              <w:rPr>
+                <w:rStyle w:val="VerbatimChar"/>
+              </w:rPr>
+              <w:t xml:space="preserve">Strict-Transport-Security</w:t>
+            </w:r>
+          </w:p>
+        </w:tc>
+        <w:tc>
+          <w:tcPr/>
+          <w:p>
+            <w:pPr>
+              <w:pStyle w:val="Compact"/>
+            </w:pPr>
+            <w:r>
+              <w:rPr>
+                <w:rStyle w:val="VerbatimChar"/>
+              </w:rPr>
+              <w:t xml:space="preserve">max-age=31536000; includeSubDomains; preload</w:t>
+            </w:r>
+          </w:p>
+        </w:tc>
+        <w:tc>
+          <w:tcPr/>
+          <w:p>
+            <w:pPr>
+              <w:pStyle w:val="Compact"/>
+            </w:pPr>
+            <w:r>
+              <w:t xml:space="preserve">Erzwingt HTTPS für 1 Jahr inkl. Subdomains; greift erst wenn der TLS-Terminator vor nginx aktiv ist (kein Effekt über plain HTTP).</w:t>
+            </w:r>
+          </w:p>
+        </w:tc>
+      </w:tr>
+      <w:tr>
+        <w:tc>
+          <w:tcPr/>
+          <w:p>
+            <w:pPr>
+              <w:pStyle w:val="Compact"/>
+            </w:pPr>
+            <w:r>
+              <w:rPr>
+                <w:rStyle w:val="VerbatimChar"/>
+              </w:rPr>
+              <w:t xml:space="preserve">Content-Security-Policy</w:t>
+            </w:r>
+          </w:p>
+        </w:tc>
+        <w:tc>
+          <w:tcPr/>
+          <w:p>
+            <w:pPr>
+              <w:pStyle w:val="Compact"/>
+            </w:pPr>
+            <w:r>
+              <w:rPr>
+                <w:rStyle w:val="VerbatimChar"/>
+              </w:rPr>
+              <w:t xml:space="preserve">default-src 'self'; script-src 'self'; style-src 'self' 'unsafe-inline'; img-src 'self' data:; font-src 'self' data:; connect-src 'self' https://localhost:8443; frame-src 'self' https://localhost:8443; frame-ancestors 'none'; object-src 'none'; base-uri 'self'; form-action 'self' https://localhost:8443</w:t>
+            </w:r>
+          </w:p>
+        </w:tc>
+        <w:tc>
+          <w:tcPr/>
+          <w:p>
+            <w:pPr>
+              <w:pStyle w:val="Compact"/>
+            </w:pPr>
+            <w:r>
+              <w:t xml:space="preserve">XSS-Mitigation.</w:t>
+            </w:r>
+            <w:r>
+              <w:t xml:space="preserve"> </w:t>
+            </w:r>
+            <w:r>
+              <w:rPr>
+                <w:rStyle w:val="VerbatimChar"/>
+              </w:rPr>
+              <w:t xml:space="preserve">'unsafe-inline'</w:t>
+            </w:r>
+            <w:r>
+              <w:t xml:space="preserve"> </w:t>
+            </w:r>
+            <w:r>
+              <w:t xml:space="preserve">bei</w:t>
+            </w:r>
+            <w:r>
+              <w:t xml:space="preserve"> </w:t>
+            </w:r>
+            <w:r>
+              <w:rPr>
+                <w:rStyle w:val="VerbatimChar"/>
+              </w:rPr>
+              <w:t xml:space="preserve">style-src</w:t>
+            </w:r>
+            <w:r>
+              <w:t xml:space="preserve"> </w:t>
+            </w:r>
+            <w:r>
+              <w:t xml:space="preserve">ist nötig für Angular Materials Runtime-Style-Injection (kein SSR/Nonces in dieser Build-Variante).</w:t>
+            </w:r>
+            <w:r>
+              <w:t xml:space="preserve"> </w:t>
+            </w:r>
+            <w:r>
+              <w:rPr>
+                <w:rStyle w:val="VerbatimChar"/>
+              </w:rPr>
+              <w:t xml:space="preserve">connect-src</w:t>
+            </w:r>
+            <w:r>
+              <w:t xml:space="preserve">/</w:t>
+            </w:r>
+            <w:r>
+              <w:rPr>
+                <w:rStyle w:val="VerbatimChar"/>
+              </w:rPr>
+              <w:t xml:space="preserve">form-action</w:t>
+            </w:r>
+            <w:r>
+              <w:t xml:space="preserve"> </w:t>
+            </w:r>
+            <w:r>
+              <w:t xml:space="preserve">enthalten die Keycloak-Realm, damit der OAuth2/PKCE-Flow funktioniert.</w:t>
+            </w:r>
+            <w:r>
+              <w:t xml:space="preserve"> </w:t>
+            </w:r>
+            <w:r>
+              <w:rPr>
+                <w:rStyle w:val="VerbatimChar"/>
+              </w:rPr>
+              <w:t xml:space="preserve">frame-ancestors 'none'</w:t>
+            </w:r>
+            <w:r>
+              <w:t xml:space="preserve"> </w:t>
+            </w:r>
+            <w:r>
+              <w:t xml:space="preserve">blockiert Clickjacking.</w:t>
+            </w:r>
+          </w:p>
+        </w:tc>
+      </w:tr>
+      <w:tr>
+        <w:tc>
+          <w:tcPr/>
+          <w:p>
+            <w:pPr>
+              <w:pStyle w:val="Compact"/>
+            </w:pPr>
+            <w:r>
+              <w:rPr>
+                <w:rStyle w:val="VerbatimChar"/>
+              </w:rPr>
+              <w:t xml:space="preserve">X-Content-Type-Options</w:t>
+            </w:r>
+          </w:p>
+        </w:tc>
+        <w:tc>
+          <w:tcPr/>
+          <w:p>
+            <w:pPr>
+              <w:pStyle w:val="Compact"/>
+            </w:pPr>
+            <w:r>
+              <w:rPr>
+                <w:rStyle w:val="VerbatimChar"/>
+              </w:rPr>
+              <w:t xml:space="preserve">nosniff</w:t>
+            </w:r>
+          </w:p>
+        </w:tc>
+        <w:tc>
+          <w:tcPr/>
+          <w:p>
+            <w:pPr>
+              <w:pStyle w:val="Compact"/>
+            </w:pPr>
+            <w:r>
+              <w:t xml:space="preserve">Verhindert MIME-Sniffing. Spring Security setzt diesen Header zusätzlich auf API-Antworten — die Duplikation ist harmlos (identischer Wert).</w:t>
+            </w:r>
+          </w:p>
+        </w:tc>
+      </w:tr>
+      <w:tr>
+        <w:tc>
+          <w:tcPr/>
+          <w:p>
+            <w:pPr>
+              <w:pStyle w:val="Compact"/>
+            </w:pPr>
+            <w:r>
+              <w:rPr>
+                <w:rStyle w:val="VerbatimChar"/>
+              </w:rPr>
+              <w:t xml:space="preserve">Referrer-Policy</w:t>
+            </w:r>
+          </w:p>
+        </w:tc>
+        <w:tc>
+          <w:tcPr/>
+          <w:p>
+            <w:pPr>
+              <w:pStyle w:val="Compact"/>
+            </w:pPr>
+            <w:r>
+              <w:rPr>
+                <w:rStyle w:val="VerbatimChar"/>
+              </w:rPr>
+              <w:t xml:space="preserve">strict-origin-when-cross-origin</w:t>
+            </w:r>
+          </w:p>
+        </w:tc>
+        <w:tc>
+          <w:tcPr/>
+          <w:p>
+            <w:pPr>
+              <w:pStyle w:val="Compact"/>
+            </w:pPr>
+            <w:r>
+              <w:t xml:space="preserve">Verhindert Referrer-Leakage an Dritte.</w:t>
+            </w:r>
+          </w:p>
+        </w:tc>
+      </w:tr>
+      <w:tr>
+        <w:tc>
+          <w:tcPr/>
+          <w:p>
+            <w:pPr>
+              <w:pStyle w:val="Compact"/>
+            </w:pPr>
+            <w:r>
+              <w:rPr>
+                <w:rStyle w:val="VerbatimChar"/>
+              </w:rPr>
+              <w:t xml:space="preserve">Permissions-Policy</w:t>
+            </w:r>
+          </w:p>
+        </w:tc>
+        <w:tc>
+          <w:tcPr/>
+          <w:p>
+            <w:pPr>
+              <w:pStyle w:val="Compact"/>
+            </w:pPr>
+            <w:r>
+              <w:rPr>
+                <w:rStyle w:val="VerbatimChar"/>
+              </w:rPr>
+              <w:t xml:space="preserve">camera=(), microphone=(), geolocation=(), payment=(), usb=(), magnetometer=(), gyroscope=(), accelerometer=(), fullscreen=(self)</w:t>
+            </w:r>
+          </w:p>
+        </w:tc>
+        <w:tc>
+          <w:tcPr/>
+          <w:p>
+            <w:pPr>
+              <w:pStyle w:val="Compact"/>
+            </w:pPr>
+            <w:r>
+              <w:t xml:space="preserve">Sperrt Browser-APIs, die die SPA nicht braucht — verhindert Eskalation eines XSS in Device-API-Zugriff.</w:t>
+            </w:r>
+          </w:p>
+        </w:tc>
+      </w:tr>
+    </w:tbl>
+    <w:bookmarkEnd w:id="58"/>
+    <w:bookmarkStart w:id="59" w:name="docker-compose-struktur"/>
     <w:p>
       <w:pPr>
         <w:pStyle w:val="Heading3"/>
@@ -6460,9 +6839,9 @@
         </w:pict>
       </w:r>
     </w:p>
-    <w:bookmarkEnd w:id="58"/>
     <w:bookmarkEnd w:id="59"/>
-    <w:bookmarkStart w:id="67" w:name="querschnittliche-konzepte"/>
+    <w:bookmarkEnd w:id="60"/>
+    <w:bookmarkStart w:id="68" w:name="querschnittliche-konzepte"/>
     <w:p>
       <w:pPr>
         <w:pStyle w:val="Heading2"/>
@@ -6471,7 +6850,7 @@
         <w:t xml:space="preserve">8. Querschnittliche Konzepte</w:t>
       </w:r>
     </w:p>
-    <w:bookmarkStart w:id="60" w:name="sicherheitskonzept"/>
+    <w:bookmarkStart w:id="61" w:name="sicherheitskonzept"/>
     <w:p>
       <w:pPr>
         <w:pStyle w:val="Heading3"/>
@@ -6488,8 +6867,8 @@
         <w:t xml:space="preserve">Alle API-Endpunkte (ausser Health-Check) werden durch OAuth2 Bearer Tokens geschützt. Das Frontend nutzt den Authorization Code Flow mit PKCE. Keycloak verwaltet Benutzer, Rollen und Sessions. In Version 1 erfolgt die Registrierung direkt in Keycloak, ab Version 2 zusätzlich über Google als federated Identity Provider.</w:t>
       </w:r>
     </w:p>
-    <w:bookmarkEnd w:id="60"/>
-    <w:bookmarkStart w:id="61" w:name="persistenz"/>
+    <w:bookmarkEnd w:id="61"/>
+    <w:bookmarkStart w:id="62" w:name="persistenz"/>
     <w:p>
       <w:pPr>
         <w:pStyle w:val="Heading3"/>
@@ -6725,8 +7104,8 @@
         <w:t xml:space="preserve">Die Migrationsskripte verwenden ausschliesslich ANSI-SQL, das mit PostgreSQL und H2 kompatibel ist (kein datenbankspezifischer SQL-Dialekt), damit auch das lokale H2-Profil Flyway-gesteuert ist.</w:t>
       </w:r>
     </w:p>
-    <w:bookmarkEnd w:id="61"/>
-    <w:bookmarkStart w:id="62" w:name="fehlerbehandlung"/>
+    <w:bookmarkEnd w:id="62"/>
+    <w:bookmarkStart w:id="63" w:name="fehlerbehandlung"/>
     <w:p>
       <w:pPr>
         <w:pStyle w:val="Heading3"/>
@@ -6992,8 +7371,8 @@
         <w:t xml:space="preserve">einsehbar.</w:t>
       </w:r>
     </w:p>
-    <w:bookmarkEnd w:id="62"/>
-    <w:bookmarkStart w:id="63" w:name="logging-und-monitoring"/>
+    <w:bookmarkEnd w:id="63"/>
+    <w:bookmarkStart w:id="64" w:name="logging-und-monitoring"/>
     <w:p>
       <w:pPr>
         <w:pStyle w:val="Heading3"/>
@@ -7010,8 +7389,8 @@
         <w:t xml:space="preserve">Strukturiertes Logging via SLF4J/Logback im JSON-Format. Spring Boot Actuator stellt Health-, Metrics- und Info-Endpunkte bereit. Metriken können über Prometheus/Grafana überwacht werden.</w:t>
       </w:r>
     </w:p>
-    <w:bookmarkEnd w:id="63"/>
-    <w:bookmarkStart w:id="64" w:name="testkonzept"/>
+    <w:bookmarkEnd w:id="64"/>
+    <w:bookmarkStart w:id="65" w:name="testkonzept"/>
     <w:p>
       <w:pPr>
         <w:pStyle w:val="Heading3"/>
@@ -7289,8 +7668,8 @@
         <w:t xml:space="preserve">).</w:t>
       </w:r>
     </w:p>
-    <w:bookmarkEnd w:id="64"/>
-    <w:bookmarkStart w:id="65" w:name="continuous-integration-build-gate"/>
+    <w:bookmarkEnd w:id="65"/>
+    <w:bookmarkStart w:id="66" w:name="continuous-integration-build-gate"/>
     <w:p>
       <w:pPr>
         <w:pStyle w:val="Heading3"/>
@@ -7586,8 +7965,8 @@
         <w:t xml:space="preserve">ist deaktiviert, sodass Repo-Admins im Notfall überstimmen können.</w:t>
       </w:r>
     </w:p>
-    <w:bookmarkEnd w:id="65"/>
-    <w:bookmarkStart w:id="66" w:name="testergebnisse"/>
+    <w:bookmarkEnd w:id="66"/>
+    <w:bookmarkStart w:id="67" w:name="testergebnisse"/>
     <w:p>
       <w:pPr>
         <w:pStyle w:val="Heading3"/>
@@ -8786,9 +9165,9 @@
         </w:pict>
       </w:r>
     </w:p>
-    <w:bookmarkEnd w:id="66"/>
     <w:bookmarkEnd w:id="67"/>
-    <w:bookmarkStart w:id="68" w:name="architekturentscheidungen"/>
+    <w:bookmarkEnd w:id="68"/>
+    <w:bookmarkStart w:id="69" w:name="architekturentscheidungen"/>
     <w:p>
       <w:pPr>
         <w:pStyle w:val="Heading2"/>
@@ -10788,8 +11167,8 @@
         </w:pict>
       </w:r>
     </w:p>
-    <w:bookmarkEnd w:id="68"/>
-    <w:bookmarkStart w:id="71" w:name="qualitätsanforderungen"/>
+    <w:bookmarkEnd w:id="69"/>
+    <w:bookmarkStart w:id="72" w:name="qualitätsanforderungen"/>
     <w:p>
       <w:pPr>
         <w:pStyle w:val="Heading2"/>
@@ -10798,7 +11177,7 @@
         <w:t xml:space="preserve">10. Qualitätsanforderungen</w:t>
       </w:r>
     </w:p>
-    <w:bookmarkStart w:id="69" w:name="funktionale-anforderungen-smart"/>
+    <w:bookmarkStart w:id="70" w:name="funktionale-anforderungen-smart"/>
     <w:p>
       <w:pPr>
         <w:pStyle w:val="Heading3"/>
@@ -12913,8 +13292,8 @@
         </w:tc>
       </w:tr>
     </w:tbl>
-    <w:bookmarkEnd w:id="69"/>
-    <w:bookmarkStart w:id="70" w:name="nicht-funktionale-anforderungen-smart"/>
+    <w:bookmarkEnd w:id="70"/>
+    <w:bookmarkStart w:id="71" w:name="nicht-funktionale-anforderungen-smart"/>
     <w:p>
       <w:pPr>
         <w:pStyle w:val="Heading3"/>
@@ -13178,9 +13557,9 @@
         </w:pict>
       </w:r>
     </w:p>
-    <w:bookmarkEnd w:id="70"/>
     <w:bookmarkEnd w:id="71"/>
-    <w:bookmarkStart w:id="77" w:name="datenmodell"/>
+    <w:bookmarkEnd w:id="72"/>
+    <w:bookmarkStart w:id="78" w:name="datenmodell"/>
     <w:p>
       <w:pPr>
         <w:pStyle w:val="Heading2"/>
@@ -13206,18 +13585,18 @@
           <wp:inline>
             <wp:extent cx="5334000" cy="3765627"/>
             <wp:effectExtent b="0" l="0" r="0" t="0"/>
-            <wp:docPr descr="TSaS – Datenmodell" title="" id="73" name="Picture"/>
+            <wp:docPr descr="TSaS – Datenmodell" title="" id="74" name="Picture"/>
             <a:graphic>
               <a:graphicData uri="http://schemas.openxmlformats.org/drawingml/2006/picture">
                 <pic:pic>
                   <pic:nvPicPr>
-                    <pic:cNvPr descr="Datenmodell.png" id="74" name="Picture"/>
+                    <pic:cNvPr descr="Datenmodell.png" id="75" name="Picture"/>
                     <pic:cNvPicPr>
                       <a:picLocks noChangeArrowheads="1" noChangeAspect="1"/>
                     </pic:cNvPicPr>
                   </pic:nvPicPr>
                   <pic:blipFill>
-                    <a:blip r:embed="rId72"/>
+                    <a:blip r:embed="rId73"/>
                     <a:stretch>
                       <a:fillRect/>
                     </a:stretch>
@@ -13270,7 +13649,7 @@
         </w:rPr>
         <w:t xml:space="preserve"> </w:t>
       </w:r>
-      <w:hyperlink r:id="rId75">
+      <w:hyperlink r:id="rId76">
         <w:r>
           <w:rPr>
             <w:rStyle w:val="VerbatimChar"/>
@@ -13288,7 +13667,7 @@
         <w:t xml:space="preserve">. Authoritatives Schema: Flyway-Migrationen V1–V5.</w:t>
       </w:r>
     </w:p>
-    <w:bookmarkStart w:id="76" w:name="entitätenübersicht"/>
+    <w:bookmarkStart w:id="77" w:name="entitätenübersicht"/>
     <w:p>
       <w:pPr>
         <w:pStyle w:val="Heading3"/>
@@ -13778,9 +14157,9 @@
         </w:pict>
       </w:r>
     </w:p>
-    <w:bookmarkEnd w:id="76"/>
     <w:bookmarkEnd w:id="77"/>
-    <w:bookmarkStart w:id="78" w:name="risiken-und-technische-schulden"/>
+    <w:bookmarkEnd w:id="78"/>
+    <w:bookmarkStart w:id="79" w:name="risiken-und-technische-schulden"/>
     <w:p>
       <w:pPr>
         <w:pStyle w:val="Heading2"/>
@@ -14257,8 +14636,8 @@
         </w:pict>
       </w:r>
     </w:p>
-    <w:bookmarkEnd w:id="78"/>
-    <w:bookmarkStart w:id="82" w:name="ki-werkzeuge-im-projekt"/>
+    <w:bookmarkEnd w:id="79"/>
+    <w:bookmarkStart w:id="83" w:name="ki-werkzeuge-im-projekt"/>
     <w:p>
       <w:pPr>
         <w:pStyle w:val="Heading2"/>
@@ -14267,7 +14646,7 @@
         <w:t xml:space="preserve">13. KI-Werkzeuge im Projekt</w:t>
       </w:r>
     </w:p>
-    <w:bookmarkStart w:id="79" w:name="eingesetzte-werkzeuge"/>
+    <w:bookmarkStart w:id="80" w:name="eingesetzte-werkzeuge"/>
     <w:p>
       <w:pPr>
         <w:pStyle w:val="Heading3"/>
@@ -14589,8 +14968,8 @@
         </w:tc>
       </w:tr>
     </w:tbl>
-    <w:bookmarkEnd w:id="79"/>
-    <w:bookmarkStart w:id="80" w:name="einsatz-pro-phase"/>
+    <w:bookmarkEnd w:id="80"/>
+    <w:bookmarkStart w:id="81" w:name="einsatz-pro-phase"/>
     <w:p>
       <w:pPr>
         <w:pStyle w:val="Heading3"/>
@@ -15021,8 +15400,8 @@
         <w:t xml:space="preserve">durchgeführt. Ergebnisse flossen in ADR-10 (Spring AI Milestone-Risiko in R-07) und ADR-11 (CI/Coverage-Gate-Schwellen-Begründung) ein.</w:t>
       </w:r>
     </w:p>
-    <w:bookmarkEnd w:id="80"/>
-    <w:bookmarkStart w:id="81" w:name="eigenständigkeit"/>
+    <w:bookmarkEnd w:id="81"/>
+    <w:bookmarkStart w:id="82" w:name="eigenständigkeit"/>
     <w:p>
       <w:pPr>
         <w:pStyle w:val="Heading3"/>
@@ -15074,9 +15453,9 @@
         </w:pict>
       </w:r>
     </w:p>
-    <w:bookmarkEnd w:id="81"/>
     <w:bookmarkEnd w:id="82"/>
-    <w:bookmarkStart w:id="87" w:name="reflexion-und-fazit"/>
+    <w:bookmarkEnd w:id="83"/>
+    <w:bookmarkStart w:id="88" w:name="reflexion-und-fazit"/>
     <w:p>
       <w:pPr>
         <w:pStyle w:val="Heading2"/>
@@ -15109,7 +15488,7 @@
         <w:t xml:space="preserve">— Vorschläge wurden zurückgewiesen, manuell überschrieben oder ohne KI-Unterstützung getroffen. Begründungen und Belege:</w:t>
       </w:r>
     </w:p>
-    <w:bookmarkStart w:id="83" w:name="veto-1-security-konfiguration"/>
+    <w:bookmarkStart w:id="84" w:name="veto-1-security-konfiguration"/>
     <w:p>
       <w:pPr>
         <w:pStyle w:val="Heading3"/>
@@ -15320,8 +15699,8 @@
         <w:t xml:space="preserve">formal „korrekt” ist. Die Backlog-Entscheidung (Mitigation in eigenem Ticket) bleibt bei einem Menschen.</w:t>
       </w:r>
     </w:p>
-    <w:bookmarkEnd w:id="83"/>
-    <w:bookmarkStart w:id="84" w:name="veto-2-architekturentscheidungen-adrs"/>
+    <w:bookmarkEnd w:id="84"/>
+    <w:bookmarkStart w:id="85" w:name="veto-2-architekturentscheidungen-adrs"/>
     <w:p>
       <w:pPr>
         <w:pStyle w:val="Heading3"/>
@@ -15493,8 +15872,8 @@
         <w:t xml:space="preserve">SAD §9 (ADR-Tabelle); die Begründungstexte enthalten konkrete Kontextfaktoren („V1 klein”, „kleines Team”, „spätere Extraktion möglich”), die nicht aus dem Code ableitbar sind. ADR-12 und ADR-13 sind explizit Korrekturen früherer Bausteinskizzen — Spuren der manuellen Nachjustierung.</w:t>
       </w:r>
     </w:p>
-    <w:bookmarkEnd w:id="84"/>
-    <w:bookmarkStart w:id="85" w:name="veto-3-tennis-domänenregeln-im-scoring"/>
+    <w:bookmarkEnd w:id="85"/>
+    <w:bookmarkStart w:id="86" w:name="veto-3-tennis-domänenregeln-im-scoring"/>
     <w:p>
       <w:pPr>
         <w:pStyle w:val="Heading3"/>
@@ -15624,8 +16003,8 @@
         <w:t xml:space="preserve">ist ein direktes Ergebnis dieser Manuell-Verifikation: jede Edge-Case-Verzweigung hat einen Test, nicht weil die KI darum gebeten hat, sondern weil das ITF-Regelwerk sie vorgibt.</w:t>
       </w:r>
     </w:p>
-    <w:bookmarkEnd w:id="85"/>
-    <w:bookmarkStart w:id="86" w:name="übertrag-auf-die-künftige-arbeitsweise"/>
+    <w:bookmarkEnd w:id="86"/>
+    <w:bookmarkStart w:id="87" w:name="übertrag-auf-die-künftige-arbeitsweise"/>
     <w:p>
       <w:pPr>
         <w:pStyle w:val="Heading3"/>
@@ -15753,9 +16132,9 @@
         </w:pict>
       </w:r>
     </w:p>
-    <w:bookmarkEnd w:id="86"/>
     <w:bookmarkEnd w:id="87"/>
-    <w:bookmarkStart w:id="88" w:name="glossar"/>
+    <w:bookmarkEnd w:id="88"/>
+    <w:bookmarkStart w:id="89" w:name="glossar"/>
     <w:p>
       <w:pPr>
         <w:pStyle w:val="Heading2"/>
@@ -16279,8 +16658,8 @@
         </w:tc>
       </w:tr>
     </w:tbl>
-    <w:bookmarkEnd w:id="88"/>
     <w:bookmarkEnd w:id="89"/>
+    <w:bookmarkEnd w:id="90"/>
     <w:sectPr>
       <w:footnotePr>
         <w:numRestart w:val="eachSect"/>

--- a/doc/sad/TSaS_SAD_arc42_1.docx
+++ b/doc/sad/TSaS_SAD_arc42_1.docx
@@ -2,7 +2,7 @@
 <file path=word/document.xml><?xml version="1.0" encoding="utf-8"?>
 <w:document xmlns:w="http://schemas.openxmlformats.org/wordprocessingml/2006/main" xmlns:m="http://schemas.openxmlformats.org/officeDocument/2006/math" xmlns:r="http://schemas.openxmlformats.org/officeDocument/2006/relationships" xmlns:o="urn:schemas-microsoft-com:office:office" xmlns:v="urn:schemas-microsoft-com:vml" xmlns:w10="urn:schemas-microsoft-com:office:word" xmlns:a="http://schemas.openxmlformats.org/drawingml/2006/main" xmlns:pic="http://schemas.openxmlformats.org/drawingml/2006/picture" xmlns:wp="http://schemas.openxmlformats.org/drawingml/2006/wordprocessingDrawing">
   <w:body>
-    <w:bookmarkStart w:id="90" w:name="X8e4ebc2e1f4eb088d047a6684ad88a5c65a2b31"/>
+    <w:bookmarkStart w:id="91" w:name="X8e4ebc2e1f4eb088d047a6684ad88a5c65a2b31"/>
     <w:p>
       <w:pPr>
         <w:pStyle w:val="Heading1"/>
@@ -4635,7 +4635,7 @@
     </w:p>
     <w:bookmarkEnd w:id="50"/>
     <w:bookmarkEnd w:id="51"/>
-    <w:bookmarkStart w:id="60" w:name="verteilungssicht"/>
+    <w:bookmarkStart w:id="61" w:name="verteilungssicht"/>
     <w:p>
       <w:pPr>
         <w:pStyle w:val="Heading2"/>
@@ -5976,13 +5976,13 @@
       </w:tr>
     </w:tbl>
     <w:bookmarkEnd w:id="58"/>
-    <w:bookmarkStart w:id="59" w:name="docker-compose-struktur"/>
+    <w:bookmarkStart w:id="59" w:name="X2a7543e4ce1d8cef53d49e08dd93032c3fd33b0"/>
     <w:p>
       <w:pPr>
         <w:pStyle w:val="Heading3"/>
       </w:pPr>
       <w:r>
-        <w:t xml:space="preserve">7.2 Docker Compose Struktur</w:t>
+        <w:t xml:space="preserve">7.1.3 Rate-Limits + E-Mail-Verifizierung (TEN-64 / STRIDE D1+D2+S2)</w:t>
       </w:r>
     </w:p>
     <w:p>
@@ -5990,911 +5990,7 @@
         <w:pStyle w:val="FirstParagraph"/>
       </w:pPr>
       <w:r>
-        <w:t xml:space="preserve">Schematischer Aufbau der</w:t>
-      </w:r>
-      <w:r>
-        <w:t xml:space="preserve"> </w:t>
-      </w:r>
-      <w:r>
-        <w:rPr>
-          <w:rStyle w:val="VerbatimChar"/>
-        </w:rPr>
-        <w:t xml:space="preserve">docker/compose.yml</w:t>
-      </w:r>
-      <w:r>
-        <w:t xml:space="preserve">:</w:t>
-      </w:r>
-    </w:p>
-    <w:p>
-      <w:pPr>
-        <w:pStyle w:val="SourceCode"/>
-      </w:pPr>
-      <w:r>
-        <w:rPr>
-          <w:rStyle w:val="FunctionTok"/>
-        </w:rPr>
-        <w:t xml:space="preserve">services</w:t>
-      </w:r>
-      <w:r>
-        <w:rPr>
-          <w:rStyle w:val="KeywordTok"/>
-        </w:rPr>
-        <w:t xml:space="preserve">:</w:t>
-      </w:r>
-      <w:r>
-        <w:br/>
-      </w:r>
-      <w:r>
-        <w:rPr>
-          <w:rStyle w:val="AttributeTok"/>
-        </w:rPr>
-        <w:t xml:space="preserve">  </w:t>
-      </w:r>
-      <w:r>
-        <w:rPr>
-          <w:rStyle w:val="FunctionTok"/>
-        </w:rPr>
-        <w:t xml:space="preserve">db</w:t>
-      </w:r>
-      <w:r>
-        <w:rPr>
-          <w:rStyle w:val="KeywordTok"/>
-        </w:rPr>
-        <w:t xml:space="preserve">:</w:t>
-      </w:r>
-      <w:r>
-        <w:br/>
-      </w:r>
-      <w:r>
-        <w:rPr>
-          <w:rStyle w:val="AttributeTok"/>
-        </w:rPr>
-        <w:t xml:space="preserve">    </w:t>
-      </w:r>
-      <w:r>
-        <w:rPr>
-          <w:rStyle w:val="FunctionTok"/>
-        </w:rPr>
-        <w:t xml:space="preserve">image</w:t>
-      </w:r>
-      <w:r>
-        <w:rPr>
-          <w:rStyle w:val="KeywordTok"/>
-        </w:rPr>
-        <w:t xml:space="preserve">:</w:t>
-      </w:r>
-      <w:r>
-        <w:rPr>
-          <w:rStyle w:val="AttributeTok"/>
-        </w:rPr>
-        <w:t xml:space="preserve"> postgres:16-alpine</w:t>
-      </w:r>
-      <w:r>
-        <w:br/>
-      </w:r>
-      <w:r>
-        <w:rPr>
-          <w:rStyle w:val="AttributeTok"/>
-        </w:rPr>
-        <w:t xml:space="preserve">    </w:t>
-      </w:r>
-      <w:r>
-        <w:rPr>
-          <w:rStyle w:val="FunctionTok"/>
-        </w:rPr>
-        <w:t xml:space="preserve">volumes</w:t>
-      </w:r>
-      <w:r>
-        <w:rPr>
-          <w:rStyle w:val="KeywordTok"/>
-        </w:rPr>
-        <w:t xml:space="preserve">:</w:t>
-      </w:r>
-      <w:r>
-        <w:br/>
-      </w:r>
-      <w:r>
-        <w:rPr>
-          <w:rStyle w:val="AttributeTok"/>
-        </w:rPr>
-        <w:t xml:space="preserve">      </w:t>
-      </w:r>
-      <w:r>
-        <w:rPr>
-          <w:rStyle w:val="KeywordTok"/>
-        </w:rPr>
-        <w:t xml:space="preserve">-</w:t>
-      </w:r>
-      <w:r>
-        <w:rPr>
-          <w:rStyle w:val="AttributeTok"/>
-        </w:rPr>
-        <w:t xml:space="preserve"> ../volume/postgres:/var/lib/postgresql/data</w:t>
-      </w:r>
-      <w:r>
-        <w:br/>
-      </w:r>
-      <w:r>
-        <w:rPr>
-          <w:rStyle w:val="AttributeTok"/>
-        </w:rPr>
-        <w:t xml:space="preserve">    </w:t>
-      </w:r>
-      <w:r>
-        <w:rPr>
-          <w:rStyle w:val="FunctionTok"/>
-        </w:rPr>
-        <w:t xml:space="preserve">environment</w:t>
-      </w:r>
-      <w:r>
-        <w:rPr>
-          <w:rStyle w:val="KeywordTok"/>
-        </w:rPr>
-        <w:t xml:space="preserve">:</w:t>
-      </w:r>
-      <w:r>
-        <w:br/>
-      </w:r>
-      <w:r>
-        <w:rPr>
-          <w:rStyle w:val="AttributeTok"/>
-        </w:rPr>
-        <w:t xml:space="preserve">      </w:t>
-      </w:r>
-      <w:r>
-        <w:rPr>
-          <w:rStyle w:val="KeywordTok"/>
-        </w:rPr>
-        <w:t xml:space="preserve">-</w:t>
-      </w:r>
-      <w:r>
-        <w:rPr>
-          <w:rStyle w:val="AttributeTok"/>
-        </w:rPr>
-        <w:t xml:space="preserve"> POSTGRES_DB=${DB_NAME:-tsas}</w:t>
-      </w:r>
-      <w:r>
-        <w:br/>
-      </w:r>
-      <w:r>
-        <w:rPr>
-          <w:rStyle w:val="AttributeTok"/>
-        </w:rPr>
-        <w:t xml:space="preserve">      </w:t>
-      </w:r>
-      <w:r>
-        <w:rPr>
-          <w:rStyle w:val="KeywordTok"/>
-        </w:rPr>
-        <w:t xml:space="preserve">-</w:t>
-      </w:r>
-      <w:r>
-        <w:rPr>
-          <w:rStyle w:val="AttributeTok"/>
-        </w:rPr>
-        <w:t xml:space="preserve"> POSTGRES_USER=${DB_USERNAME:-tsas}</w:t>
-      </w:r>
-      <w:r>
-        <w:br/>
-      </w:r>
-      <w:r>
-        <w:rPr>
-          <w:rStyle w:val="AttributeTok"/>
-        </w:rPr>
-        <w:t xml:space="preserve">      </w:t>
-      </w:r>
-      <w:r>
-        <w:rPr>
-          <w:rStyle w:val="KeywordTok"/>
-        </w:rPr>
-        <w:t xml:space="preserve">-</w:t>
-      </w:r>
-      <w:r>
-        <w:rPr>
-          <w:rStyle w:val="AttributeTok"/>
-        </w:rPr>
-        <w:t xml:space="preserve"> POSTGRES_PASSWORD=${DB_PASSWORD:-tsas}</w:t>
-      </w:r>
-      <w:r>
-        <w:br/>
-      </w:r>
-      <w:r>
-        <w:br/>
-      </w:r>
-      <w:r>
-        <w:rPr>
-          <w:rStyle w:val="AttributeTok"/>
-        </w:rPr>
-        <w:t xml:space="preserve">  </w:t>
-      </w:r>
-      <w:r>
-        <w:rPr>
-          <w:rStyle w:val="FunctionTok"/>
-        </w:rPr>
-        <w:t xml:space="preserve">keycloak</w:t>
-      </w:r>
-      <w:r>
-        <w:rPr>
-          <w:rStyle w:val="KeywordTok"/>
-        </w:rPr>
-        <w:t xml:space="preserve">:</w:t>
-      </w:r>
-      <w:r>
-        <w:br/>
-      </w:r>
-      <w:r>
-        <w:rPr>
-          <w:rStyle w:val="AttributeTok"/>
-        </w:rPr>
-        <w:t xml:space="preserve">    </w:t>
-      </w:r>
-      <w:r>
-        <w:rPr>
-          <w:rStyle w:val="FunctionTok"/>
-        </w:rPr>
-        <w:t xml:space="preserve">image</w:t>
-      </w:r>
-      <w:r>
-        <w:rPr>
-          <w:rStyle w:val="KeywordTok"/>
-        </w:rPr>
-        <w:t xml:space="preserve">:</w:t>
-      </w:r>
-      <w:r>
-        <w:rPr>
-          <w:rStyle w:val="AttributeTok"/>
-        </w:rPr>
-        <w:t xml:space="preserve"> quay.io/keycloak/keycloak:26.0.7</w:t>
-      </w:r>
-      <w:r>
-        <w:br/>
-      </w:r>
-      <w:r>
-        <w:rPr>
-          <w:rStyle w:val="AttributeTok"/>
-        </w:rPr>
-        <w:t xml:space="preserve">    </w:t>
-      </w:r>
-      <w:r>
-        <w:rPr>
-          <w:rStyle w:val="FunctionTok"/>
-        </w:rPr>
-        <w:t xml:space="preserve">command</w:t>
-      </w:r>
-      <w:r>
-        <w:rPr>
-          <w:rStyle w:val="KeywordTok"/>
-        </w:rPr>
-        <w:t xml:space="preserve">:</w:t>
-      </w:r>
-      <w:r>
-        <w:rPr>
-          <w:rStyle w:val="AttributeTok"/>
-        </w:rPr>
-        <w:t xml:space="preserve"> start-dev --import-realm</w:t>
-      </w:r>
-      <w:r>
-        <w:br/>
-      </w:r>
-      <w:r>
-        <w:rPr>
-          <w:rStyle w:val="AttributeTok"/>
-        </w:rPr>
-        <w:t xml:space="preserve">    </w:t>
-      </w:r>
-      <w:r>
-        <w:rPr>
-          <w:rStyle w:val="FunctionTok"/>
-        </w:rPr>
-        <w:t xml:space="preserve">ports</w:t>
-      </w:r>
-      <w:r>
-        <w:rPr>
-          <w:rStyle w:val="KeywordTok"/>
-        </w:rPr>
-        <w:t xml:space="preserve">:</w:t>
-      </w:r>
-      <w:r>
-        <w:br/>
-      </w:r>
-      <w:r>
-        <w:rPr>
-          <w:rStyle w:val="AttributeTok"/>
-        </w:rPr>
-        <w:t xml:space="preserve">      </w:t>
-      </w:r>
-      <w:r>
-        <w:rPr>
-          <w:rStyle w:val="KeywordTok"/>
-        </w:rPr>
-        <w:t xml:space="preserve">-</w:t>
-      </w:r>
-      <w:r>
-        <w:rPr>
-          <w:rStyle w:val="AttributeTok"/>
-        </w:rPr>
-        <w:t xml:space="preserve"> </w:t>
-      </w:r>
-      <w:r>
-        <w:rPr>
-          <w:rStyle w:val="StringTok"/>
-        </w:rPr>
-        <w:t xml:space="preserve">"8443:8443"</w:t>
-      </w:r>
-      <w:r>
-        <w:rPr>
-          <w:rStyle w:val="CommentTok"/>
-        </w:rPr>
-        <w:t xml:space="preserve">   # HTTPS (Browser OAuth2)</w:t>
-      </w:r>
-      <w:r>
-        <w:br/>
-      </w:r>
-      <w:r>
-        <w:rPr>
-          <w:rStyle w:val="AttributeTok"/>
-        </w:rPr>
-        <w:t xml:space="preserve">      </w:t>
-      </w:r>
-      <w:r>
-        <w:rPr>
-          <w:rStyle w:val="KeywordTok"/>
-        </w:rPr>
-        <w:t xml:space="preserve">-</w:t>
-      </w:r>
-      <w:r>
-        <w:rPr>
-          <w:rStyle w:val="AttributeTok"/>
-        </w:rPr>
-        <w:t xml:space="preserve"> </w:t>
-      </w:r>
-      <w:r>
-        <w:rPr>
-          <w:rStyle w:val="StringTok"/>
-        </w:rPr>
-        <w:t xml:space="preserve">"18080:8080"</w:t>
-      </w:r>
-      <w:r>
-        <w:rPr>
-          <w:rStyle w:val="CommentTok"/>
-        </w:rPr>
-        <w:t xml:space="preserve">  # HTTP (interner JWKS-Abruf durch Backend)</w:t>
-      </w:r>
-      <w:r>
-        <w:br/>
-      </w:r>
-      <w:r>
-        <w:br/>
-      </w:r>
-      <w:r>
-        <w:rPr>
-          <w:rStyle w:val="AttributeTok"/>
-        </w:rPr>
-        <w:t xml:space="preserve">  </w:t>
-      </w:r>
-      <w:r>
-        <w:rPr>
-          <w:rStyle w:val="FunctionTok"/>
-        </w:rPr>
-        <w:t xml:space="preserve">backend</w:t>
-      </w:r>
-      <w:r>
-        <w:rPr>
-          <w:rStyle w:val="KeywordTok"/>
-        </w:rPr>
-        <w:t xml:space="preserve">:</w:t>
-      </w:r>
-      <w:r>
-        <w:br/>
-      </w:r>
-      <w:r>
-        <w:rPr>
-          <w:rStyle w:val="AttributeTok"/>
-        </w:rPr>
-        <w:t xml:space="preserve">    </w:t>
-      </w:r>
-      <w:r>
-        <w:rPr>
-          <w:rStyle w:val="FunctionTok"/>
-        </w:rPr>
-        <w:t xml:space="preserve">build</w:t>
-      </w:r>
-      <w:r>
-        <w:rPr>
-          <w:rStyle w:val="KeywordTok"/>
-        </w:rPr>
-        <w:t xml:space="preserve">:</w:t>
-      </w:r>
-      <w:r>
-        <w:rPr>
-          <w:rStyle w:val="AttributeTok"/>
-        </w:rPr>
-        <w:t xml:space="preserve"> ./backend</w:t>
-      </w:r>
-      <w:r>
-        <w:br/>
-      </w:r>
-      <w:r>
-        <w:rPr>
-          <w:rStyle w:val="AttributeTok"/>
-        </w:rPr>
-        <w:t xml:space="preserve">    </w:t>
-      </w:r>
-      <w:r>
-        <w:rPr>
-          <w:rStyle w:val="FunctionTok"/>
-        </w:rPr>
-        <w:t xml:space="preserve">ports</w:t>
-      </w:r>
-      <w:r>
-        <w:rPr>
-          <w:rStyle w:val="KeywordTok"/>
-        </w:rPr>
-        <w:t xml:space="preserve">:</w:t>
-      </w:r>
-      <w:r>
-        <w:br/>
-      </w:r>
-      <w:r>
-        <w:rPr>
-          <w:rStyle w:val="AttributeTok"/>
-        </w:rPr>
-        <w:t xml:space="preserve">      </w:t>
-      </w:r>
-      <w:r>
-        <w:rPr>
-          <w:rStyle w:val="KeywordTok"/>
-        </w:rPr>
-        <w:t xml:space="preserve">-</w:t>
-      </w:r>
-      <w:r>
-        <w:rPr>
-          <w:rStyle w:val="AttributeTok"/>
-        </w:rPr>
-        <w:t xml:space="preserve"> </w:t>
-      </w:r>
-      <w:r>
-        <w:rPr>
-          <w:rStyle w:val="StringTok"/>
-        </w:rPr>
-        <w:t xml:space="preserve">"8080:8080"</w:t>
-      </w:r>
-      <w:r>
-        <w:br/>
-      </w:r>
-      <w:r>
-        <w:rPr>
-          <w:rStyle w:val="AttributeTok"/>
-        </w:rPr>
-        <w:t xml:space="preserve">    </w:t>
-      </w:r>
-      <w:r>
-        <w:rPr>
-          <w:rStyle w:val="FunctionTok"/>
-        </w:rPr>
-        <w:t xml:space="preserve">depends_on</w:t>
-      </w:r>
-      <w:r>
-        <w:rPr>
-          <w:rStyle w:val="KeywordTok"/>
-        </w:rPr>
-        <w:t xml:space="preserve">:</w:t>
-      </w:r>
-      <w:r>
-        <w:br/>
-      </w:r>
-      <w:r>
-        <w:rPr>
-          <w:rStyle w:val="AttributeTok"/>
-        </w:rPr>
-        <w:t xml:space="preserve">      </w:t>
-      </w:r>
-      <w:r>
-        <w:rPr>
-          <w:rStyle w:val="FunctionTok"/>
-        </w:rPr>
-        <w:t xml:space="preserve">db</w:t>
-      </w:r>
-      <w:r>
-        <w:rPr>
-          <w:rStyle w:val="KeywordTok"/>
-        </w:rPr>
-        <w:t xml:space="preserve">:</w:t>
-      </w:r>
-      <w:r>
-        <w:rPr>
-          <w:rStyle w:val="AttributeTok"/>
-        </w:rPr>
-        <w:t xml:space="preserve"> </w:t>
-      </w:r>
-      <w:r>
-        <w:rPr>
-          <w:rStyle w:val="KeywordTok"/>
-        </w:rPr>
-        <w:t xml:space="preserve">{</w:t>
-      </w:r>
-      <w:r>
-        <w:rPr>
-          <w:rStyle w:val="AttributeTok"/>
-        </w:rPr>
-        <w:t xml:space="preserve"> </w:t>
-      </w:r>
-      <w:r>
-        <w:rPr>
-          <w:rStyle w:val="FunctionTok"/>
-        </w:rPr>
-        <w:t xml:space="preserve">condition</w:t>
-      </w:r>
-      <w:r>
-        <w:rPr>
-          <w:rStyle w:val="KeywordTok"/>
-        </w:rPr>
-        <w:t xml:space="preserve">:</w:t>
-      </w:r>
-      <w:r>
-        <w:rPr>
-          <w:rStyle w:val="AttributeTok"/>
-        </w:rPr>
-        <w:t xml:space="preserve"> service_healthy </w:t>
-      </w:r>
-      <w:r>
-        <w:rPr>
-          <w:rStyle w:val="KeywordTok"/>
-        </w:rPr>
-        <w:t xml:space="preserve">}</w:t>
-      </w:r>
-      <w:r>
-        <w:br/>
-      </w:r>
-      <w:r>
-        <w:rPr>
-          <w:rStyle w:val="AttributeTok"/>
-        </w:rPr>
-        <w:t xml:space="preserve">      </w:t>
-      </w:r>
-      <w:r>
-        <w:rPr>
-          <w:rStyle w:val="FunctionTok"/>
-        </w:rPr>
-        <w:t xml:space="preserve">keycloak</w:t>
-      </w:r>
-      <w:r>
-        <w:rPr>
-          <w:rStyle w:val="KeywordTok"/>
-        </w:rPr>
-        <w:t xml:space="preserve">:</w:t>
-      </w:r>
-      <w:r>
-        <w:rPr>
-          <w:rStyle w:val="AttributeTok"/>
-        </w:rPr>
-        <w:t xml:space="preserve"> </w:t>
-      </w:r>
-      <w:r>
-        <w:rPr>
-          <w:rStyle w:val="KeywordTok"/>
-        </w:rPr>
-        <w:t xml:space="preserve">{</w:t>
-      </w:r>
-      <w:r>
-        <w:rPr>
-          <w:rStyle w:val="AttributeTok"/>
-        </w:rPr>
-        <w:t xml:space="preserve"> </w:t>
-      </w:r>
-      <w:r>
-        <w:rPr>
-          <w:rStyle w:val="FunctionTok"/>
-        </w:rPr>
-        <w:t xml:space="preserve">condition</w:t>
-      </w:r>
-      <w:r>
-        <w:rPr>
-          <w:rStyle w:val="KeywordTok"/>
-        </w:rPr>
-        <w:t xml:space="preserve">:</w:t>
-      </w:r>
-      <w:r>
-        <w:rPr>
-          <w:rStyle w:val="AttributeTok"/>
-        </w:rPr>
-        <w:t xml:space="preserve"> service_healthy </w:t>
-      </w:r>
-      <w:r>
-        <w:rPr>
-          <w:rStyle w:val="KeywordTok"/>
-        </w:rPr>
-        <w:t xml:space="preserve">}</w:t>
-      </w:r>
-      <w:r>
-        <w:br/>
-      </w:r>
-      <w:r>
-        <w:rPr>
-          <w:rStyle w:val="AttributeTok"/>
-        </w:rPr>
-        <w:t xml:space="preserve">    </w:t>
-      </w:r>
-      <w:r>
-        <w:rPr>
-          <w:rStyle w:val="FunctionTok"/>
-        </w:rPr>
-        <w:t xml:space="preserve">environment</w:t>
-      </w:r>
-      <w:r>
-        <w:rPr>
-          <w:rStyle w:val="KeywordTok"/>
-        </w:rPr>
-        <w:t xml:space="preserve">:</w:t>
-      </w:r>
-      <w:r>
-        <w:br/>
-      </w:r>
-      <w:r>
-        <w:rPr>
-          <w:rStyle w:val="AttributeTok"/>
-        </w:rPr>
-        <w:t xml:space="preserve">      </w:t>
-      </w:r>
-      <w:r>
-        <w:rPr>
-          <w:rStyle w:val="KeywordTok"/>
-        </w:rPr>
-        <w:t xml:space="preserve">-</w:t>
-      </w:r>
-      <w:r>
-        <w:rPr>
-          <w:rStyle w:val="AttributeTok"/>
-        </w:rPr>
-        <w:t xml:space="preserve"> SPRING_DATASOURCE_URL=jdbc:postgresql://db:5432/tsas</w:t>
-      </w:r>
-      <w:r>
-        <w:br/>
-      </w:r>
-      <w:r>
-        <w:rPr>
-          <w:rStyle w:val="AttributeTok"/>
-        </w:rPr>
-        <w:t xml:space="preserve">      </w:t>
-      </w:r>
-      <w:r>
-        <w:rPr>
-          <w:rStyle w:val="KeywordTok"/>
-        </w:rPr>
-        <w:t xml:space="preserve">-</w:t>
-      </w:r>
-      <w:r>
-        <w:rPr>
-          <w:rStyle w:val="AttributeTok"/>
-        </w:rPr>
-        <w:t xml:space="preserve"> KEYCLOAK_ISSUER_URI=https://keycloak:8443/realms/tsas</w:t>
-      </w:r>
-      <w:r>
-        <w:br/>
-      </w:r>
-      <w:r>
-        <w:rPr>
-          <w:rStyle w:val="AttributeTok"/>
-        </w:rPr>
-        <w:t xml:space="preserve">      </w:t>
-      </w:r>
-      <w:r>
-        <w:rPr>
-          <w:rStyle w:val="KeywordTok"/>
-        </w:rPr>
-        <w:t xml:space="preserve">-</w:t>
-      </w:r>
-      <w:r>
-        <w:rPr>
-          <w:rStyle w:val="AttributeTok"/>
-        </w:rPr>
-        <w:t xml:space="preserve"> KEYCLOAK_JWK_SET_URI=http://keycloak:8080/realms/tsas/protocol/openid-connect/certs</w:t>
-      </w:r>
-      <w:r>
-        <w:br/>
-      </w:r>
-      <w:r>
-        <w:br/>
-      </w:r>
-      <w:r>
-        <w:rPr>
-          <w:rStyle w:val="AttributeTok"/>
-        </w:rPr>
-        <w:t xml:space="preserve">  </w:t>
-      </w:r>
-      <w:r>
-        <w:rPr>
-          <w:rStyle w:val="FunctionTok"/>
-        </w:rPr>
-        <w:t xml:space="preserve">frontend</w:t>
-      </w:r>
-      <w:r>
-        <w:rPr>
-          <w:rStyle w:val="KeywordTok"/>
-        </w:rPr>
-        <w:t xml:space="preserve">:</w:t>
-      </w:r>
-      <w:r>
-        <w:br/>
-      </w:r>
-      <w:r>
-        <w:rPr>
-          <w:rStyle w:val="AttributeTok"/>
-        </w:rPr>
-        <w:t xml:space="preserve">    </w:t>
-      </w:r>
-      <w:r>
-        <w:rPr>
-          <w:rStyle w:val="FunctionTok"/>
-        </w:rPr>
-        <w:t xml:space="preserve">build</w:t>
-      </w:r>
-      <w:r>
-        <w:rPr>
-          <w:rStyle w:val="KeywordTok"/>
-        </w:rPr>
-        <w:t xml:space="preserve">:</w:t>
-      </w:r>
-      <w:r>
-        <w:rPr>
-          <w:rStyle w:val="AttributeTok"/>
-        </w:rPr>
-        <w:t xml:space="preserve"> ./frontend</w:t>
-      </w:r>
-      <w:r>
-        <w:br/>
-      </w:r>
-      <w:r>
-        <w:rPr>
-          <w:rStyle w:val="AttributeTok"/>
-        </w:rPr>
-        <w:t xml:space="preserve">    </w:t>
-      </w:r>
-      <w:r>
-        <w:rPr>
-          <w:rStyle w:val="FunctionTok"/>
-        </w:rPr>
-        <w:t xml:space="preserve">ports</w:t>
-      </w:r>
-      <w:r>
-        <w:rPr>
-          <w:rStyle w:val="KeywordTok"/>
-        </w:rPr>
-        <w:t xml:space="preserve">:</w:t>
-      </w:r>
-      <w:r>
-        <w:br/>
-      </w:r>
-      <w:r>
-        <w:rPr>
-          <w:rStyle w:val="AttributeTok"/>
-        </w:rPr>
-        <w:t xml:space="preserve">      </w:t>
-      </w:r>
-      <w:r>
-        <w:rPr>
-          <w:rStyle w:val="KeywordTok"/>
-        </w:rPr>
-        <w:t xml:space="preserve">-</w:t>
-      </w:r>
-      <w:r>
-        <w:rPr>
-          <w:rStyle w:val="AttributeTok"/>
-        </w:rPr>
-        <w:t xml:space="preserve"> </w:t>
-      </w:r>
-      <w:r>
-        <w:rPr>
-          <w:rStyle w:val="StringTok"/>
-        </w:rPr>
-        <w:t xml:space="preserve">"80:80"</w:t>
-      </w:r>
-      <w:r>
-        <w:br/>
-      </w:r>
-      <w:r>
-        <w:rPr>
-          <w:rStyle w:val="AttributeTok"/>
-        </w:rPr>
-        <w:t xml:space="preserve">    </w:t>
-      </w:r>
-      <w:r>
-        <w:rPr>
-          <w:rStyle w:val="FunctionTok"/>
-        </w:rPr>
-        <w:t xml:space="preserve">depends_on</w:t>
-      </w:r>
-      <w:r>
-        <w:rPr>
-          <w:rStyle w:val="KeywordTok"/>
-        </w:rPr>
-        <w:t xml:space="preserve">:</w:t>
-      </w:r>
-      <w:r>
-        <w:br/>
-      </w:r>
-      <w:r>
-        <w:rPr>
-          <w:rStyle w:val="AttributeTok"/>
-        </w:rPr>
-        <w:t xml:space="preserve">      </w:t>
-      </w:r>
-      <w:r>
-        <w:rPr>
-          <w:rStyle w:val="KeywordTok"/>
-        </w:rPr>
-        <w:t xml:space="preserve">-</w:t>
-      </w:r>
-      <w:r>
-        <w:rPr>
-          <w:rStyle w:val="AttributeTok"/>
-        </w:rPr>
-        <w:t xml:space="preserve"> backend</w:t>
-      </w:r>
-    </w:p>
-    <w:p>
-      <w:r>
-        <w:pict>
-          <v:rect style="width:0;height:1.5pt" o:hralign="center" o:hrstd="t" o:hr="t"/>
-        </w:pict>
-      </w:r>
-    </w:p>
-    <w:bookmarkEnd w:id="59"/>
-    <w:bookmarkEnd w:id="60"/>
-    <w:bookmarkStart w:id="68" w:name="querschnittliche-konzepte"/>
-    <w:p>
-      <w:pPr>
-        <w:pStyle w:val="Heading2"/>
-      </w:pPr>
-      <w:r>
-        <w:t xml:space="preserve">8. Querschnittliche Konzepte</w:t>
-      </w:r>
-    </w:p>
-    <w:bookmarkStart w:id="61" w:name="sicherheitskonzept"/>
-    <w:p>
-      <w:pPr>
-        <w:pStyle w:val="Heading3"/>
-      </w:pPr>
-      <w:r>
-        <w:t xml:space="preserve">8.1 Sicherheitskonzept</w:t>
-      </w:r>
-    </w:p>
-    <w:p>
-      <w:pPr>
-        <w:pStyle w:val="FirstParagraph"/>
-      </w:pPr>
-      <w:r>
-        <w:t xml:space="preserve">Alle API-Endpunkte (ausser Health-Check) werden durch OAuth2 Bearer Tokens geschützt. Das Frontend nutzt den Authorization Code Flow mit PKCE. Keycloak verwaltet Benutzer, Rollen und Sessions. In Version 1 erfolgt die Registrierung direkt in Keycloak, ab Version 2 zusätzlich über Google als federated Identity Provider.</w:t>
-      </w:r>
-    </w:p>
-    <w:bookmarkEnd w:id="61"/>
-    <w:bookmarkStart w:id="62" w:name="persistenz"/>
-    <w:p>
-      <w:pPr>
-        <w:pStyle w:val="Heading3"/>
-      </w:pPr>
-      <w:r>
-        <w:t xml:space="preserve">8.2 Persistenz</w:t>
-      </w:r>
-    </w:p>
-    <w:p>
-      <w:pPr>
-        <w:pStyle w:val="FirstParagraph"/>
-      </w:pPr>
-      <w:r>
-        <w:t xml:space="preserve">Die Datenpersistenz erfolgt über Spring Data JPA / Hibernate mit PostgreSQL. Jedes fachliche Modul besitzt eigene Repository-Interfaces. Das Datenbankschema wird via Flyway-Migrationen verwaltet.</w:t>
-      </w:r>
-    </w:p>
-    <w:p>
-      <w:pPr>
-        <w:pStyle w:val="BodyText"/>
-      </w:pPr>
-      <w:r>
-        <w:rPr>
-          <w:b/>
-          <w:bCs/>
-        </w:rPr>
-        <w:t xml:space="preserve">Flyway-Konfiguration:</w:t>
+        <w:t xml:space="preserve">Der KI-Match-Analyse-Endpoint löst kostenpflichtige LLM-Aufrufe aus. Kombiniert mit der offenen Self-Registration im Keycloak-Realm entsteht ein finanzielles DoS-Risiko. TEN-64 setzt drei Schutzschichten:</w:t>
       </w:r>
     </w:p>
     <w:p>
@@ -6906,40 +6002,201 @@
         </w:numPr>
       </w:pPr>
       <w:r>
-        <w:t xml:space="preserve">Die Flyway-Dependency (</w:t>
-      </w:r>
-      <w:r>
-        <w:rPr>
-          <w:rStyle w:val="VerbatimChar"/>
-        </w:rPr>
-        <w:t xml:space="preserve">flyway-core</w:t>
-      </w:r>
-      <w:r>
-        <w:t xml:space="preserve">,</w:t>
-      </w:r>
-      <w:r>
-        <w:t xml:space="preserve"> </w:t>
-      </w:r>
-      <w:r>
-        <w:rPr>
-          <w:rStyle w:val="VerbatimChar"/>
-        </w:rPr>
-        <w:t xml:space="preserve">flyway-database-postgresql</w:t>
-      </w:r>
-      <w:r>
-        <w:t xml:space="preserve">) ist im</w:t>
-      </w:r>
-      <w:r>
-        <w:t xml:space="preserve"> </w:t>
-      </w:r>
-      <w:r>
-        <w:rPr>
-          <w:rStyle w:val="VerbatimChar"/>
-        </w:rPr>
-        <w:t xml:space="preserve">app</w:t>
-      </w:r>
-      <w:r>
-        <w:t xml:space="preserve">-Modul deklariert – dem natürlichen Aggregator aller fachlichen Module.</w:t>
+        <w:rPr>
+          <w:b/>
+          <w:bCs/>
+        </w:rPr>
+        <w:t xml:space="preserve">Per-User-Token-Bucket im Backend</w:t>
+      </w:r>
+      <w:r>
+        <w:t xml:space="preserve"> </w:t>
+      </w:r>
+      <w:r>
+        <w:t xml:space="preserve">(</w:t>
+      </w:r>
+      <w:r>
+        <w:rPr>
+          <w:rStyle w:val="VerbatimChar"/>
+        </w:rPr>
+        <w:t xml:space="preserve">AnalysisRateLimiter</w:t>
+      </w:r>
+      <w:r>
+        <w:t xml:space="preserve"> </w:t>
+      </w:r>
+      <w:r>
+        <w:t xml:space="preserve">im</w:t>
+      </w:r>
+      <w:r>
+        <w:t xml:space="preserve"> </w:t>
+      </w:r>
+      <w:r>
+        <w:rPr>
+          <w:rStyle w:val="VerbatimChar"/>
+        </w:rPr>
+        <w:t xml:space="preserve">ai-module</w:t>
+      </w:r>
+      <w:r>
+        <w:t xml:space="preserve">, Bucket4j 8.14). Zwei Bandwidths gleichzeitig: 5 Aufrufe/Tag und 1 Aufruf/Minute pro Nutzer (</w:t>
+      </w:r>
+      <w:r>
+        <w:rPr>
+          <w:rStyle w:val="VerbatimChar"/>
+        </w:rPr>
+        <w:t xml:space="preserve">tsas.ai.rate-limit.per-day</w:t>
+      </w:r>
+      <w:r>
+        <w:t xml:space="preserve"> </w:t>
+      </w:r>
+      <w:r>
+        <w:t xml:space="preserve">/</w:t>
+      </w:r>
+      <w:r>
+        <w:t xml:space="preserve"> </w:t>
+      </w:r>
+      <w:r>
+        <w:rPr>
+          <w:rStyle w:val="VerbatimChar"/>
+        </w:rPr>
+        <w:t xml:space="preserve">per-minute</w:t>
+      </w:r>
+      <w:r>
+        <w:t xml:space="preserve">). Ein</w:t>
+      </w:r>
+      <w:r>
+        <w:t xml:space="preserve"> </w:t>
+      </w:r>
+      <w:r>
+        <w:rPr>
+          <w:rStyle w:val="VerbatimChar"/>
+        </w:rPr>
+        <w:t xml:space="preserve">HandlerInterceptor</w:t>
+      </w:r>
+      <w:r>
+        <w:t xml:space="preserve"> </w:t>
+      </w:r>
+      <w:r>
+        <w:t xml:space="preserve">greift nur auf</w:t>
+      </w:r>
+      <w:r>
+        <w:t xml:space="preserve"> </w:t>
+      </w:r>
+      <w:r>
+        <w:rPr>
+          <w:rStyle w:val="VerbatimChar"/>
+        </w:rPr>
+        <w:t xml:space="preserve">POST /api/matches/*/analysis</w:t>
+      </w:r>
+      <w:r>
+        <w:t xml:space="preserve"> </w:t>
+      </w:r>
+      <w:r>
+        <w:t xml:space="preserve">(GET ist nicht limitiert). Bei Erfolg setzt der Interceptor</w:t>
+      </w:r>
+      <w:r>
+        <w:t xml:space="preserve"> </w:t>
+      </w:r>
+      <w:r>
+        <w:rPr>
+          <w:rStyle w:val="VerbatimChar"/>
+        </w:rPr>
+        <w:t xml:space="preserve">X-RateLimit-Limit</w:t>
+      </w:r>
+      <w:r>
+        <w:t xml:space="preserve"> </w:t>
+      </w:r>
+      <w:r>
+        <w:t xml:space="preserve">und</w:t>
+      </w:r>
+      <w:r>
+        <w:t xml:space="preserve"> </w:t>
+      </w:r>
+      <w:r>
+        <w:rPr>
+          <w:rStyle w:val="VerbatimChar"/>
+        </w:rPr>
+        <w:t xml:space="preserve">X-RateLimit-Remaining</w:t>
+      </w:r>
+      <w:r>
+        <w:t xml:space="preserve">; bei Ablehnung kommt HTTP</w:t>
+      </w:r>
+      <w:r>
+        <w:t xml:space="preserve"> </w:t>
+      </w:r>
+      <w:r>
+        <w:rPr>
+          <w:b/>
+          <w:bCs/>
+        </w:rPr>
+        <w:t xml:space="preserve">429</w:t>
+      </w:r>
+      <w:r>
+        <w:t xml:space="preserve"> </w:t>
+      </w:r>
+      <w:r>
+        <w:t xml:space="preserve">mit</w:t>
+      </w:r>
+      <w:r>
+        <w:t xml:space="preserve"> </w:t>
+      </w:r>
+      <w:r>
+        <w:rPr>
+          <w:rStyle w:val="VerbatimChar"/>
+        </w:rPr>
+        <w:t xml:space="preserve">Retry-After</w:t>
+      </w:r>
+      <w:r>
+        <w:t xml:space="preserve"> </w:t>
+      </w:r>
+      <w:r>
+        <w:t xml:space="preserve">und RFC-7807-</w:t>
+      </w:r>
+      <w:r>
+        <w:rPr>
+          <w:rStyle w:val="VerbatimChar"/>
+        </w:rPr>
+        <w:t xml:space="preserve">ProblemDetail</w:t>
+      </w:r>
+      <w:r>
+        <w:t xml:space="preserve">. Micrometer-Counter</w:t>
+      </w:r>
+      <w:r>
+        <w:t xml:space="preserve"> </w:t>
+      </w:r>
+      <w:r>
+        <w:rPr>
+          <w:rStyle w:val="VerbatimChar"/>
+        </w:rPr>
+        <w:t xml:space="preserve">tsas.ai.calls.total{outcome=allowed|rate_limited, user=...}</w:t>
+      </w:r>
+      <w:r>
+        <w:t xml:space="preserve"> </w:t>
+      </w:r>
+      <w:r>
+        <w:t xml:space="preserve">zählt Aufrufe pro Outcome und Nutzer; abrufbar via</w:t>
+      </w:r>
+      <w:r>
+        <w:t xml:space="preserve"> </w:t>
+      </w:r>
+      <w:r>
+        <w:rPr>
+          <w:rStyle w:val="VerbatimChar"/>
+        </w:rPr>
+        <w:t xml:space="preserve">GET /actuator/metrics/tsas.ai.calls.total</w:t>
+      </w:r>
+      <w:r>
+        <w:t xml:space="preserve">. Single-Instance-Limit — für skalierte Deployments den</w:t>
+      </w:r>
+      <w:r>
+        <w:t xml:space="preserve"> </w:t>
+      </w:r>
+      <w:r>
+        <w:rPr>
+          <w:rStyle w:val="VerbatimChar"/>
+        </w:rPr>
+        <w:t xml:space="preserve">ConcurrentMap</w:t>
+      </w:r>
+      <w:r>
+        <w:t xml:space="preserve">-Backend durch Bucket4j-Distributed (Redis/Hazelcast) ersetzen.</w:t>
       </w:r>
     </w:p>
     <w:p>
@@ -6951,34 +6208,78 @@
         </w:numPr>
       </w:pPr>
       <w:r>
-        <w:t xml:space="preserve">Migrationsskripte liegen unter</w:t>
-      </w:r>
-      <w:r>
-        <w:t xml:space="preserve"> </w:t>
-      </w:r>
-      <w:r>
-        <w:rPr>
-          <w:rStyle w:val="VerbatimChar"/>
-        </w:rPr>
-        <w:t xml:space="preserve">backend/app/src/main/resources/db/migration/</w:t>
-      </w:r>
-      <w:r>
-        <w:t xml:space="preserve"> </w:t>
-      </w:r>
-      <w:r>
-        <w:t xml:space="preserve">und folgen dem Namensschema</w:t>
-      </w:r>
-      <w:r>
-        <w:t xml:space="preserve"> </w:t>
-      </w:r>
-      <w:r>
-        <w:rPr>
-          <w:rStyle w:val="VerbatimChar"/>
-        </w:rPr>
-        <w:t xml:space="preserve">V{n}__{beschreibung}.sql</w:t>
-      </w:r>
-      <w:r>
-        <w:t xml:space="preserve">.</w:t>
+        <w:rPr>
+          <w:b/>
+          <w:bCs/>
+        </w:rPr>
+        <w:t xml:space="preserve">Per-IP-Limit im Frontend-Reverse-Proxy</w:t>
+      </w:r>
+      <w:r>
+        <w:t xml:space="preserve"> </w:t>
+      </w:r>
+      <w:r>
+        <w:t xml:space="preserve">(</w:t>
+      </w:r>
+      <w:r>
+        <w:rPr>
+          <w:rStyle w:val="VerbatimChar"/>
+        </w:rPr>
+        <w:t xml:space="preserve">nginx limit_req_zone</w:t>
+      </w:r>
+      <w:r>
+        <w:t xml:space="preserve">).</w:t>
+      </w:r>
+      <w:r>
+        <w:t xml:space="preserve"> </w:t>
+      </w:r>
+      <w:r>
+        <w:rPr>
+          <w:rStyle w:val="VerbatimChar"/>
+        </w:rPr>
+        <w:t xml:space="preserve">rate=5r/m, burst=5, nodelay</w:t>
+      </w:r>
+      <w:r>
+        <w:t xml:space="preserve"> </w:t>
+      </w:r>
+      <w:r>
+        <w:t xml:space="preserve">auf einer regex-Location</w:t>
+      </w:r>
+      <w:r>
+        <w:t xml:space="preserve"> </w:t>
+      </w:r>
+      <w:r>
+        <w:rPr>
+          <w:rStyle w:val="VerbatimChar"/>
+        </w:rPr>
+        <w:t xml:space="preserve">^/api/matches/[^/]+/analysis$</w:t>
+      </w:r>
+      <w:r>
+        <w:t xml:space="preserve">. nginx antwortet überzähligen Requests direkt mit</w:t>
+      </w:r>
+      <w:r>
+        <w:t xml:space="preserve"> </w:t>
+      </w:r>
+      <w:r>
+        <w:rPr>
+          <w:b/>
+          <w:bCs/>
+        </w:rPr>
+        <w:t xml:space="preserve">429</w:t>
+      </w:r>
+      <w:r>
+        <w:t xml:space="preserve"> </w:t>
+      </w:r>
+      <w:r>
+        <w:t xml:space="preserve">(</w:t>
+      </w:r>
+      <w:r>
+        <w:rPr>
+          <w:rStyle w:val="VerbatimChar"/>
+        </w:rPr>
+        <w:t xml:space="preserve">limit_req_status 429</w:t>
+      </w:r>
+      <w:r>
+        <w:t xml:space="preserve">), ohne das Backend zu erreichen.</w:t>
       </w:r>
     </w:p>
     <w:p>
@@ -6991,394 +6292,103 @@
       </w:pPr>
       <w:r>
         <w:rPr>
-          <w:rStyle w:val="VerbatimChar"/>
-        </w:rPr>
-        <w:t xml:space="preserve">V1__baseline.sql</w:t>
-      </w:r>
-      <w:r>
-        <w:t xml:space="preserve"> </w:t>
-      </w:r>
-      <w:r>
-        <w:t xml:space="preserve">enthält das initiale Schema aller Tabellen (</w:t>
-      </w:r>
-      <w:r>
-        <w:rPr>
-          <w:rStyle w:val="VerbatimChar"/>
-        </w:rPr>
-        <w:t xml:space="preserve">players</w:t>
-      </w:r>
-      <w:r>
-        <w:t xml:space="preserve">,</w:t>
-      </w:r>
-      <w:r>
-        <w:t xml:space="preserve"> </w:t>
-      </w:r>
-      <w:r>
-        <w:rPr>
-          <w:rStyle w:val="VerbatimChar"/>
-        </w:rPr>
-        <w:t xml:space="preserve">matches</w:t>
-      </w:r>
-      <w:r>
-        <w:t xml:space="preserve">,</w:t>
-      </w:r>
-      <w:r>
-        <w:t xml:space="preserve"> </w:t>
-      </w:r>
-      <w:r>
-        <w:rPr>
-          <w:rStyle w:val="VerbatimChar"/>
-        </w:rPr>
-        <w:t xml:space="preserve">match_scores</w:t>
-      </w:r>
-      <w:r>
-        <w:t xml:space="preserve">), abgeleitet aus den bestehenden JPA-Entitäten.</w:t>
-      </w:r>
-    </w:p>
-    <w:p>
-      <w:pPr>
-        <w:pStyle w:val="Compact"/>
-        <w:numPr>
-          <w:ilvl w:val="0"/>
-          <w:numId w:val="1007"/>
-        </w:numPr>
-      </w:pPr>
-      <w:r>
-        <w:t xml:space="preserve">Hibernate</w:t>
-      </w:r>
-      <w:r>
-        <w:t xml:space="preserve"> </w:t>
-      </w:r>
-      <w:r>
-        <w:rPr>
-          <w:rStyle w:val="VerbatimChar"/>
-        </w:rPr>
-        <w:t xml:space="preserve">ddl-auto</w:t>
-      </w:r>
-      <w:r>
-        <w:t xml:space="preserve"> </w:t>
-      </w:r>
-      <w:r>
-        <w:t xml:space="preserve">ist auf</w:t>
-      </w:r>
-      <w:r>
-        <w:t xml:space="preserve"> </w:t>
-      </w:r>
-      <w:r>
-        <w:rPr>
-          <w:rStyle w:val="VerbatimChar"/>
-        </w:rPr>
-        <w:t xml:space="preserve">validate</w:t>
-      </w:r>
-      <w:r>
-        <w:t xml:space="preserve"> </w:t>
-      </w:r>
-      <w:r>
-        <w:t xml:space="preserve">(PostgreSQL) bzw.</w:t>
-      </w:r>
-      <w:r>
-        <w:t xml:space="preserve"> </w:t>
-      </w:r>
-      <w:r>
-        <w:rPr>
-          <w:rStyle w:val="VerbatimChar"/>
-        </w:rPr>
-        <w:t xml:space="preserve">none</w:t>
-      </w:r>
-      <w:r>
-        <w:t xml:space="preserve"> </w:t>
-      </w:r>
-      <w:r>
-        <w:t xml:space="preserve">(H2/lokal) gesetzt – Flyway ist die einzige Quelle für Schema-Änderungen.</w:t>
-      </w:r>
-    </w:p>
-    <w:p>
-      <w:pPr>
-        <w:pStyle w:val="Compact"/>
-        <w:numPr>
-          <w:ilvl w:val="0"/>
-          <w:numId w:val="1007"/>
-        </w:numPr>
-      </w:pPr>
-      <w:r>
-        <w:t xml:space="preserve">Die Migrationsskripte verwenden ausschliesslich ANSI-SQL, das mit PostgreSQL und H2 kompatibel ist (kein datenbankspezifischer SQL-Dialekt), damit auch das lokale H2-Profil Flyway-gesteuert ist.</w:t>
-      </w:r>
-    </w:p>
-    <w:bookmarkEnd w:id="62"/>
-    <w:bookmarkStart w:id="63" w:name="fehlerbehandlung"/>
-    <w:p>
-      <w:pPr>
-        <w:pStyle w:val="Heading3"/>
-      </w:pPr>
-      <w:r>
-        <w:t xml:space="preserve">8.3 Fehlerbehandlung</w:t>
-      </w:r>
-    </w:p>
-    <w:p>
-      <w:pPr>
-        <w:pStyle w:val="FirstParagraph"/>
-      </w:pPr>
-      <w:r>
-        <w:t xml:space="preserve">Die Fehlerbehandlung erfolgt deklarativ über</w:t>
-      </w:r>
-      <w:r>
-        <w:t xml:space="preserve"> </w:t>
-      </w:r>
-      <w:r>
-        <w:rPr>
-          <w:rStyle w:val="VerbatimChar"/>
-        </w:rPr>
-        <w:t xml:space="preserve">@RestControllerAdvice</w:t>
-      </w:r>
-      <w:r>
-        <w:t xml:space="preserve">. Querschnittliche Fälle liegen zentral im</w:t>
-      </w:r>
-      <w:r>
-        <w:t xml:space="preserve"> </w:t>
-      </w:r>
-      <w:r>
-        <w:rPr>
-          <w:rStyle w:val="VerbatimChar"/>
-        </w:rPr>
-        <w:t xml:space="preserve">common-module</w:t>
-      </w:r>
-      <w:r>
-        <w:t xml:space="preserve"> </w:t>
-      </w:r>
-      <w:r>
-        <w:t xml:space="preserve">(</w:t>
-      </w:r>
-      <w:r>
-        <w:rPr>
-          <w:rStyle w:val="VerbatimChar"/>
-        </w:rPr>
-        <w:t xml:space="preserve">CommonExceptionHandler</w:t>
-      </w:r>
-      <w:r>
-        <w:t xml:space="preserve">): fachliche Zustandskonflikte (Basisklasse</w:t>
-      </w:r>
-      <w:r>
-        <w:t xml:space="preserve"> </w:t>
-      </w:r>
-      <w:r>
-        <w:rPr>
-          <w:rStyle w:val="VerbatimChar"/>
-        </w:rPr>
-        <w:t xml:space="preserve">ConflictException</w:t>
-      </w:r>
-      <w:r>
-        <w:t xml:space="preserve">) → HTTP 409, Bean-Validation-Fehler (</w:t>
-      </w:r>
-      <w:r>
-        <w:rPr>
-          <w:rStyle w:val="VerbatimChar"/>
-        </w:rPr>
-        <w:t xml:space="preserve">MethodArgumentNotValidException</w:t>
-      </w:r>
-      <w:r>
-        <w:t xml:space="preserve">) → HTTP 400 mit Feld-Details, ungültige Argumente (z. B. unbekannter Enum-Wert) → HTTP 400. Modulspezifische Domain-Exceptions werden in den jeweiligen Advices abgebildet:</w:t>
-      </w:r>
-      <w:r>
-        <w:t xml:space="preserve"> </w:t>
-      </w:r>
-      <w:r>
-        <w:rPr>
-          <w:rStyle w:val="VerbatimChar"/>
-        </w:rPr>
-        <w:t xml:space="preserve">GlobalExceptionHandler</w:t>
-      </w:r>
-      <w:r>
-        <w:t xml:space="preserve"> </w:t>
-      </w:r>
-      <w:r>
-        <w:t xml:space="preserve">(Player/Match „nicht gefunden” → 404) und</w:t>
-      </w:r>
-      <w:r>
-        <w:t xml:space="preserve"> </w:t>
-      </w:r>
-      <w:r>
-        <w:rPr>
-          <w:rStyle w:val="VerbatimChar"/>
-        </w:rPr>
-        <w:t xml:space="preserve">AiExceptionHandler</w:t>
-      </w:r>
-      <w:r>
-        <w:t xml:space="preserve"> </w:t>
-      </w:r>
-      <w:r>
-        <w:t xml:space="preserve">(</w:t>
-      </w:r>
-      <w:r>
-        <w:rPr>
-          <w:rStyle w:val="VerbatimChar"/>
-        </w:rPr>
-        <w:t xml:space="preserve">InsufficientMatchDataException</w:t>
-      </w:r>
-      <w:r>
-        <w:t xml:space="preserve"> </w:t>
-      </w:r>
-      <w:r>
-        <w:t xml:space="preserve">→ 422,</w:t>
-      </w:r>
-      <w:r>
-        <w:t xml:space="preserve"> </w:t>
-      </w:r>
-      <w:r>
-        <w:rPr>
-          <w:rStyle w:val="VerbatimChar"/>
-        </w:rPr>
-        <w:t xml:space="preserve">AnalysisGenerationException</w:t>
-      </w:r>
-      <w:r>
-        <w:t xml:space="preserve"> </w:t>
-      </w:r>
-      <w:r>
-        <w:t xml:space="preserve">→ 502). Technische Fehler ergeben HTTP 5xx.</w:t>
-      </w:r>
-    </w:p>
-    <w:p>
-      <w:pPr>
-        <w:pStyle w:val="BodyText"/>
-      </w:pPr>
-      <w:r>
-        <w:t xml:space="preserve">Das Antwortformat folgt</w:t>
-      </w:r>
-      <w:r>
-        <w:t xml:space="preserve"> </w:t>
-      </w:r>
-      <w:r>
-        <w:rPr>
           <w:b/>
           <w:bCs/>
         </w:rPr>
-        <w:t xml:space="preserve">RFC 7807</w:t>
-      </w:r>
-      <w:r>
-        <w:t xml:space="preserve"> </w:t>
-      </w:r>
-      <w:r>
-        <w:t xml:space="preserve">über Springs</w:t>
-      </w:r>
-      <w:r>
-        <w:t xml:space="preserve"> </w:t>
-      </w:r>
-      <w:r>
-        <w:rPr>
-          <w:rStyle w:val="VerbatimChar"/>
-        </w:rPr>
-        <w:t xml:space="preserve">ProblemDetail</w:t>
-      </w:r>
-      <w:r>
-        <w:t xml:space="preserve"> </w:t>
-      </w:r>
-      <w:r>
-        <w:t xml:space="preserve">(Felder</w:t>
-      </w:r>
-      <w:r>
-        <w:t xml:space="preserve"> </w:t>
-      </w:r>
-      <w:r>
-        <w:rPr>
-          <w:rStyle w:val="VerbatimChar"/>
-        </w:rPr>
-        <w:t xml:space="preserve">type</w:t>
-      </w:r>
-      <w:r>
-        <w:t xml:space="preserve">,</w:t>
-      </w:r>
-      <w:r>
-        <w:t xml:space="preserve"> </w:t>
-      </w:r>
-      <w:r>
-        <w:rPr>
-          <w:rStyle w:val="VerbatimChar"/>
-        </w:rPr>
-        <w:t xml:space="preserve">title</w:t>
-      </w:r>
-      <w:r>
-        <w:t xml:space="preserve">,</w:t>
-      </w:r>
-      <w:r>
-        <w:t xml:space="preserve"> </w:t>
-      </w:r>
-      <w:r>
-        <w:rPr>
-          <w:rStyle w:val="VerbatimChar"/>
-        </w:rPr>
-        <w:t xml:space="preserve">status</w:t>
-      </w:r>
-      <w:r>
-        <w:t xml:space="preserve">,</w:t>
-      </w:r>
-      <w:r>
-        <w:t xml:space="preserve"> </w:t>
-      </w:r>
-      <w:r>
-        <w:rPr>
-          <w:rStyle w:val="VerbatimChar"/>
-        </w:rPr>
-        <w:t xml:space="preserve">detail</w:t>
-      </w:r>
-      <w:r>
-        <w:t xml:space="preserve">, ggf. zusätzliche Properties wie</w:t>
-      </w:r>
-      <w:r>
-        <w:t xml:space="preserve"> </w:t>
-      </w:r>
-      <w:r>
-        <w:rPr>
-          <w:rStyle w:val="VerbatimChar"/>
-        </w:rPr>
-        <w:t xml:space="preserve">errors</w:t>
-      </w:r>
-      <w:r>
-        <w:t xml:space="preserve">) — der Spring-native Standard, der das früher geplante Ad-hoc-Format</w:t>
-      </w:r>
-      <w:r>
-        <w:t xml:space="preserve"> </w:t>
-      </w:r>
-      <w:r>
-        <w:rPr>
-          <w:rStyle w:val="VerbatimChar"/>
-        </w:rPr>
-        <w:t xml:space="preserve">{error-code, message, timestamp}</w:t>
-      </w:r>
-      <w:r>
-        <w:t xml:space="preserve"> </w:t>
-      </w:r>
-      <w:r>
-        <w:t xml:space="preserve">ablöst.</w:t>
-      </w:r>
-      <w:r>
-        <w:t xml:space="preserve"> </w:t>
-      </w:r>
-      <w:r>
-        <w:t xml:space="preserve">Die ProblemDetail-Schemas (400, 404, 409, 422, 502) werden mit der OpenAPI-Spec via springdoc automatisch publiziert und sind unter</w:t>
-      </w:r>
-      <w:r>
-        <w:t xml:space="preserve"> </w:t>
-      </w:r>
-      <w:r>
-        <w:rPr>
-          <w:rStyle w:val="VerbatimChar"/>
-        </w:rPr>
-        <w:t xml:space="preserve">/v3/api-docs</w:t>
-      </w:r>
-      <w:r>
-        <w:t xml:space="preserve"> </w:t>
-      </w:r>
-      <w:r>
-        <w:t xml:space="preserve">einsehbar.</w:t>
-      </w:r>
-    </w:p>
-    <w:bookmarkEnd w:id="63"/>
-    <w:bookmarkStart w:id="64" w:name="logging-und-monitoring"/>
+        <w:t xml:space="preserve">E-Mail-Verifizierung beim Keycloak-Self-Registration</w:t>
+      </w:r>
+      <w:r>
+        <w:t xml:space="preserve">.</w:t>
+      </w:r>
+      <w:r>
+        <w:t xml:space="preserve"> </w:t>
+      </w:r>
+      <w:r>
+        <w:rPr>
+          <w:rStyle w:val="VerbatimChar"/>
+        </w:rPr>
+        <w:t xml:space="preserve">verifyEmail: true</w:t>
+      </w:r>
+      <w:r>
+        <w:t xml:space="preserve"> </w:t>
+      </w:r>
+      <w:r>
+        <w:t xml:space="preserve">im Realm-Export plus SMTP-Konfiguration gegen einen lokalen Mailhog-Container (</w:t>
+      </w:r>
+      <w:r>
+        <w:rPr>
+          <w:rStyle w:val="VerbatimChar"/>
+        </w:rPr>
+        <w:t xml:space="preserve">docker/compose.yml</w:t>
+      </w:r>
+      <w:r>
+        <w:t xml:space="preserve"> </w:t>
+      </w:r>
+      <w:r>
+        <w:t xml:space="preserve">Service</w:t>
+      </w:r>
+      <w:r>
+        <w:t xml:space="preserve"> </w:t>
+      </w:r>
+      <w:r>
+        <w:rPr>
+          <w:rStyle w:val="VerbatimChar"/>
+        </w:rPr>
+        <w:t xml:space="preserve">mailhog</w:t>
+      </w:r>
+      <w:r>
+        <w:t xml:space="preserve">, UI auf</w:t>
+      </w:r>
+      <w:r>
+        <w:t xml:space="preserve"> </w:t>
+      </w:r>
+      <w:r>
+        <w:rPr>
+          <w:rStyle w:val="VerbatimChar"/>
+        </w:rPr>
+        <w:t xml:space="preserve">http://localhost:8025</w:t>
+      </w:r>
+      <w:r>
+        <w:t xml:space="preserve">). Damit kann niemand sich mit beliebigen E-Mails endlos registrieren, um die Backend-Limits per neuer Identität zu umgehen.</w:t>
+      </w:r>
+    </w:p>
+    <w:p>
+      <w:pPr>
+        <w:pStyle w:val="FirstParagraph"/>
+      </w:pPr>
+      <w:r>
+        <w:t xml:space="preserve">Verifiziert via Burst-Integrationstest (</w:t>
+      </w:r>
+      <w:r>
+        <w:rPr>
+          <w:rStyle w:val="VerbatimChar"/>
+        </w:rPr>
+        <w:t xml:space="preserve">MatchAnalysisRateLimitIT</w:t>
+      </w:r>
+      <w:r>
+        <w:t xml:space="preserve">): 2 erfolgreiche POSTs → 3. POST liefert HTTP 429 mit korrektem</w:t>
+      </w:r>
+      <w:r>
+        <w:t xml:space="preserve"> </w:t>
+      </w:r>
+      <w:r>
+        <w:rPr>
+          <w:rStyle w:val="VerbatimChar"/>
+        </w:rPr>
+        <w:t xml:space="preserve">Retry-After</w:t>
+      </w:r>
+      <w:r>
+        <w:t xml:space="preserve">-Header.</w:t>
+      </w:r>
+    </w:p>
+    <w:bookmarkEnd w:id="59"/>
+    <w:bookmarkStart w:id="60" w:name="docker-compose-struktur"/>
     <w:p>
       <w:pPr>
         <w:pStyle w:val="Heading3"/>
       </w:pPr>
       <w:r>
-        <w:t xml:space="preserve">8.4 Logging und Monitoring</w:t>
+        <w:t xml:space="preserve">7.2 Docker Compose Struktur</w:t>
       </w:r>
     </w:p>
     <w:p>
@@ -7386,17 +6396,911 @@
         <w:pStyle w:val="FirstParagraph"/>
       </w:pPr>
       <w:r>
-        <w:t xml:space="preserve">Strukturiertes Logging via SLF4J/Logback im JSON-Format. Spring Boot Actuator stellt Health-, Metrics- und Info-Endpunkte bereit. Metriken können über Prometheus/Grafana überwacht werden.</w:t>
-      </w:r>
-    </w:p>
-    <w:bookmarkEnd w:id="64"/>
-    <w:bookmarkStart w:id="65" w:name="testkonzept"/>
+        <w:t xml:space="preserve">Schematischer Aufbau der</w:t>
+      </w:r>
+      <w:r>
+        <w:t xml:space="preserve"> </w:t>
+      </w:r>
+      <w:r>
+        <w:rPr>
+          <w:rStyle w:val="VerbatimChar"/>
+        </w:rPr>
+        <w:t xml:space="preserve">docker/compose.yml</w:t>
+      </w:r>
+      <w:r>
+        <w:t xml:space="preserve">:</w:t>
+      </w:r>
+    </w:p>
+    <w:p>
+      <w:pPr>
+        <w:pStyle w:val="SourceCode"/>
+      </w:pPr>
+      <w:r>
+        <w:rPr>
+          <w:rStyle w:val="FunctionTok"/>
+        </w:rPr>
+        <w:t xml:space="preserve">services</w:t>
+      </w:r>
+      <w:r>
+        <w:rPr>
+          <w:rStyle w:val="KeywordTok"/>
+        </w:rPr>
+        <w:t xml:space="preserve">:</w:t>
+      </w:r>
+      <w:r>
+        <w:br/>
+      </w:r>
+      <w:r>
+        <w:rPr>
+          <w:rStyle w:val="AttributeTok"/>
+        </w:rPr>
+        <w:t xml:space="preserve">  </w:t>
+      </w:r>
+      <w:r>
+        <w:rPr>
+          <w:rStyle w:val="FunctionTok"/>
+        </w:rPr>
+        <w:t xml:space="preserve">db</w:t>
+      </w:r>
+      <w:r>
+        <w:rPr>
+          <w:rStyle w:val="KeywordTok"/>
+        </w:rPr>
+        <w:t xml:space="preserve">:</w:t>
+      </w:r>
+      <w:r>
+        <w:br/>
+      </w:r>
+      <w:r>
+        <w:rPr>
+          <w:rStyle w:val="AttributeTok"/>
+        </w:rPr>
+        <w:t xml:space="preserve">    </w:t>
+      </w:r>
+      <w:r>
+        <w:rPr>
+          <w:rStyle w:val="FunctionTok"/>
+        </w:rPr>
+        <w:t xml:space="preserve">image</w:t>
+      </w:r>
+      <w:r>
+        <w:rPr>
+          <w:rStyle w:val="KeywordTok"/>
+        </w:rPr>
+        <w:t xml:space="preserve">:</w:t>
+      </w:r>
+      <w:r>
+        <w:rPr>
+          <w:rStyle w:val="AttributeTok"/>
+        </w:rPr>
+        <w:t xml:space="preserve"> postgres:16-alpine</w:t>
+      </w:r>
+      <w:r>
+        <w:br/>
+      </w:r>
+      <w:r>
+        <w:rPr>
+          <w:rStyle w:val="AttributeTok"/>
+        </w:rPr>
+        <w:t xml:space="preserve">    </w:t>
+      </w:r>
+      <w:r>
+        <w:rPr>
+          <w:rStyle w:val="FunctionTok"/>
+        </w:rPr>
+        <w:t xml:space="preserve">volumes</w:t>
+      </w:r>
+      <w:r>
+        <w:rPr>
+          <w:rStyle w:val="KeywordTok"/>
+        </w:rPr>
+        <w:t xml:space="preserve">:</w:t>
+      </w:r>
+      <w:r>
+        <w:br/>
+      </w:r>
+      <w:r>
+        <w:rPr>
+          <w:rStyle w:val="AttributeTok"/>
+        </w:rPr>
+        <w:t xml:space="preserve">      </w:t>
+      </w:r>
+      <w:r>
+        <w:rPr>
+          <w:rStyle w:val="KeywordTok"/>
+        </w:rPr>
+        <w:t xml:space="preserve">-</w:t>
+      </w:r>
+      <w:r>
+        <w:rPr>
+          <w:rStyle w:val="AttributeTok"/>
+        </w:rPr>
+        <w:t xml:space="preserve"> ../volume/postgres:/var/lib/postgresql/data</w:t>
+      </w:r>
+      <w:r>
+        <w:br/>
+      </w:r>
+      <w:r>
+        <w:rPr>
+          <w:rStyle w:val="AttributeTok"/>
+        </w:rPr>
+        <w:t xml:space="preserve">    </w:t>
+      </w:r>
+      <w:r>
+        <w:rPr>
+          <w:rStyle w:val="FunctionTok"/>
+        </w:rPr>
+        <w:t xml:space="preserve">environment</w:t>
+      </w:r>
+      <w:r>
+        <w:rPr>
+          <w:rStyle w:val="KeywordTok"/>
+        </w:rPr>
+        <w:t xml:space="preserve">:</w:t>
+      </w:r>
+      <w:r>
+        <w:br/>
+      </w:r>
+      <w:r>
+        <w:rPr>
+          <w:rStyle w:val="AttributeTok"/>
+        </w:rPr>
+        <w:t xml:space="preserve">      </w:t>
+      </w:r>
+      <w:r>
+        <w:rPr>
+          <w:rStyle w:val="KeywordTok"/>
+        </w:rPr>
+        <w:t xml:space="preserve">-</w:t>
+      </w:r>
+      <w:r>
+        <w:rPr>
+          <w:rStyle w:val="AttributeTok"/>
+        </w:rPr>
+        <w:t xml:space="preserve"> POSTGRES_DB=${DB_NAME:-tsas}</w:t>
+      </w:r>
+      <w:r>
+        <w:br/>
+      </w:r>
+      <w:r>
+        <w:rPr>
+          <w:rStyle w:val="AttributeTok"/>
+        </w:rPr>
+        <w:t xml:space="preserve">      </w:t>
+      </w:r>
+      <w:r>
+        <w:rPr>
+          <w:rStyle w:val="KeywordTok"/>
+        </w:rPr>
+        <w:t xml:space="preserve">-</w:t>
+      </w:r>
+      <w:r>
+        <w:rPr>
+          <w:rStyle w:val="AttributeTok"/>
+        </w:rPr>
+        <w:t xml:space="preserve"> POSTGRES_USER=${DB_USERNAME:-tsas}</w:t>
+      </w:r>
+      <w:r>
+        <w:br/>
+      </w:r>
+      <w:r>
+        <w:rPr>
+          <w:rStyle w:val="AttributeTok"/>
+        </w:rPr>
+        <w:t xml:space="preserve">      </w:t>
+      </w:r>
+      <w:r>
+        <w:rPr>
+          <w:rStyle w:val="KeywordTok"/>
+        </w:rPr>
+        <w:t xml:space="preserve">-</w:t>
+      </w:r>
+      <w:r>
+        <w:rPr>
+          <w:rStyle w:val="AttributeTok"/>
+        </w:rPr>
+        <w:t xml:space="preserve"> POSTGRES_PASSWORD=${DB_PASSWORD:-tsas}</w:t>
+      </w:r>
+      <w:r>
+        <w:br/>
+      </w:r>
+      <w:r>
+        <w:br/>
+      </w:r>
+      <w:r>
+        <w:rPr>
+          <w:rStyle w:val="AttributeTok"/>
+        </w:rPr>
+        <w:t xml:space="preserve">  </w:t>
+      </w:r>
+      <w:r>
+        <w:rPr>
+          <w:rStyle w:val="FunctionTok"/>
+        </w:rPr>
+        <w:t xml:space="preserve">keycloak</w:t>
+      </w:r>
+      <w:r>
+        <w:rPr>
+          <w:rStyle w:val="KeywordTok"/>
+        </w:rPr>
+        <w:t xml:space="preserve">:</w:t>
+      </w:r>
+      <w:r>
+        <w:br/>
+      </w:r>
+      <w:r>
+        <w:rPr>
+          <w:rStyle w:val="AttributeTok"/>
+        </w:rPr>
+        <w:t xml:space="preserve">    </w:t>
+      </w:r>
+      <w:r>
+        <w:rPr>
+          <w:rStyle w:val="FunctionTok"/>
+        </w:rPr>
+        <w:t xml:space="preserve">image</w:t>
+      </w:r>
+      <w:r>
+        <w:rPr>
+          <w:rStyle w:val="KeywordTok"/>
+        </w:rPr>
+        <w:t xml:space="preserve">:</w:t>
+      </w:r>
+      <w:r>
+        <w:rPr>
+          <w:rStyle w:val="AttributeTok"/>
+        </w:rPr>
+        <w:t xml:space="preserve"> quay.io/keycloak/keycloak:26.0.7</w:t>
+      </w:r>
+      <w:r>
+        <w:br/>
+      </w:r>
+      <w:r>
+        <w:rPr>
+          <w:rStyle w:val="AttributeTok"/>
+        </w:rPr>
+        <w:t xml:space="preserve">    </w:t>
+      </w:r>
+      <w:r>
+        <w:rPr>
+          <w:rStyle w:val="FunctionTok"/>
+        </w:rPr>
+        <w:t xml:space="preserve">command</w:t>
+      </w:r>
+      <w:r>
+        <w:rPr>
+          <w:rStyle w:val="KeywordTok"/>
+        </w:rPr>
+        <w:t xml:space="preserve">:</w:t>
+      </w:r>
+      <w:r>
+        <w:rPr>
+          <w:rStyle w:val="AttributeTok"/>
+        </w:rPr>
+        <w:t xml:space="preserve"> start-dev --import-realm</w:t>
+      </w:r>
+      <w:r>
+        <w:br/>
+      </w:r>
+      <w:r>
+        <w:rPr>
+          <w:rStyle w:val="AttributeTok"/>
+        </w:rPr>
+        <w:t xml:space="preserve">    </w:t>
+      </w:r>
+      <w:r>
+        <w:rPr>
+          <w:rStyle w:val="FunctionTok"/>
+        </w:rPr>
+        <w:t xml:space="preserve">ports</w:t>
+      </w:r>
+      <w:r>
+        <w:rPr>
+          <w:rStyle w:val="KeywordTok"/>
+        </w:rPr>
+        <w:t xml:space="preserve">:</w:t>
+      </w:r>
+      <w:r>
+        <w:br/>
+      </w:r>
+      <w:r>
+        <w:rPr>
+          <w:rStyle w:val="AttributeTok"/>
+        </w:rPr>
+        <w:t xml:space="preserve">      </w:t>
+      </w:r>
+      <w:r>
+        <w:rPr>
+          <w:rStyle w:val="KeywordTok"/>
+        </w:rPr>
+        <w:t xml:space="preserve">-</w:t>
+      </w:r>
+      <w:r>
+        <w:rPr>
+          <w:rStyle w:val="AttributeTok"/>
+        </w:rPr>
+        <w:t xml:space="preserve"> </w:t>
+      </w:r>
+      <w:r>
+        <w:rPr>
+          <w:rStyle w:val="StringTok"/>
+        </w:rPr>
+        <w:t xml:space="preserve">"8443:8443"</w:t>
+      </w:r>
+      <w:r>
+        <w:rPr>
+          <w:rStyle w:val="CommentTok"/>
+        </w:rPr>
+        <w:t xml:space="preserve">   # HTTPS (Browser OAuth2)</w:t>
+      </w:r>
+      <w:r>
+        <w:br/>
+      </w:r>
+      <w:r>
+        <w:rPr>
+          <w:rStyle w:val="AttributeTok"/>
+        </w:rPr>
+        <w:t xml:space="preserve">      </w:t>
+      </w:r>
+      <w:r>
+        <w:rPr>
+          <w:rStyle w:val="KeywordTok"/>
+        </w:rPr>
+        <w:t xml:space="preserve">-</w:t>
+      </w:r>
+      <w:r>
+        <w:rPr>
+          <w:rStyle w:val="AttributeTok"/>
+        </w:rPr>
+        <w:t xml:space="preserve"> </w:t>
+      </w:r>
+      <w:r>
+        <w:rPr>
+          <w:rStyle w:val="StringTok"/>
+        </w:rPr>
+        <w:t xml:space="preserve">"18080:8080"</w:t>
+      </w:r>
+      <w:r>
+        <w:rPr>
+          <w:rStyle w:val="CommentTok"/>
+        </w:rPr>
+        <w:t xml:space="preserve">  # HTTP (interner JWKS-Abruf durch Backend)</w:t>
+      </w:r>
+      <w:r>
+        <w:br/>
+      </w:r>
+      <w:r>
+        <w:br/>
+      </w:r>
+      <w:r>
+        <w:rPr>
+          <w:rStyle w:val="AttributeTok"/>
+        </w:rPr>
+        <w:t xml:space="preserve">  </w:t>
+      </w:r>
+      <w:r>
+        <w:rPr>
+          <w:rStyle w:val="FunctionTok"/>
+        </w:rPr>
+        <w:t xml:space="preserve">backend</w:t>
+      </w:r>
+      <w:r>
+        <w:rPr>
+          <w:rStyle w:val="KeywordTok"/>
+        </w:rPr>
+        <w:t xml:space="preserve">:</w:t>
+      </w:r>
+      <w:r>
+        <w:br/>
+      </w:r>
+      <w:r>
+        <w:rPr>
+          <w:rStyle w:val="AttributeTok"/>
+        </w:rPr>
+        <w:t xml:space="preserve">    </w:t>
+      </w:r>
+      <w:r>
+        <w:rPr>
+          <w:rStyle w:val="FunctionTok"/>
+        </w:rPr>
+        <w:t xml:space="preserve">build</w:t>
+      </w:r>
+      <w:r>
+        <w:rPr>
+          <w:rStyle w:val="KeywordTok"/>
+        </w:rPr>
+        <w:t xml:space="preserve">:</w:t>
+      </w:r>
+      <w:r>
+        <w:rPr>
+          <w:rStyle w:val="AttributeTok"/>
+        </w:rPr>
+        <w:t xml:space="preserve"> ./backend</w:t>
+      </w:r>
+      <w:r>
+        <w:br/>
+      </w:r>
+      <w:r>
+        <w:rPr>
+          <w:rStyle w:val="AttributeTok"/>
+        </w:rPr>
+        <w:t xml:space="preserve">    </w:t>
+      </w:r>
+      <w:r>
+        <w:rPr>
+          <w:rStyle w:val="FunctionTok"/>
+        </w:rPr>
+        <w:t xml:space="preserve">ports</w:t>
+      </w:r>
+      <w:r>
+        <w:rPr>
+          <w:rStyle w:val="KeywordTok"/>
+        </w:rPr>
+        <w:t xml:space="preserve">:</w:t>
+      </w:r>
+      <w:r>
+        <w:br/>
+      </w:r>
+      <w:r>
+        <w:rPr>
+          <w:rStyle w:val="AttributeTok"/>
+        </w:rPr>
+        <w:t xml:space="preserve">      </w:t>
+      </w:r>
+      <w:r>
+        <w:rPr>
+          <w:rStyle w:val="KeywordTok"/>
+        </w:rPr>
+        <w:t xml:space="preserve">-</w:t>
+      </w:r>
+      <w:r>
+        <w:rPr>
+          <w:rStyle w:val="AttributeTok"/>
+        </w:rPr>
+        <w:t xml:space="preserve"> </w:t>
+      </w:r>
+      <w:r>
+        <w:rPr>
+          <w:rStyle w:val="StringTok"/>
+        </w:rPr>
+        <w:t xml:space="preserve">"8080:8080"</w:t>
+      </w:r>
+      <w:r>
+        <w:br/>
+      </w:r>
+      <w:r>
+        <w:rPr>
+          <w:rStyle w:val="AttributeTok"/>
+        </w:rPr>
+        <w:t xml:space="preserve">    </w:t>
+      </w:r>
+      <w:r>
+        <w:rPr>
+          <w:rStyle w:val="FunctionTok"/>
+        </w:rPr>
+        <w:t xml:space="preserve">depends_on</w:t>
+      </w:r>
+      <w:r>
+        <w:rPr>
+          <w:rStyle w:val="KeywordTok"/>
+        </w:rPr>
+        <w:t xml:space="preserve">:</w:t>
+      </w:r>
+      <w:r>
+        <w:br/>
+      </w:r>
+      <w:r>
+        <w:rPr>
+          <w:rStyle w:val="AttributeTok"/>
+        </w:rPr>
+        <w:t xml:space="preserve">      </w:t>
+      </w:r>
+      <w:r>
+        <w:rPr>
+          <w:rStyle w:val="FunctionTok"/>
+        </w:rPr>
+        <w:t xml:space="preserve">db</w:t>
+      </w:r>
+      <w:r>
+        <w:rPr>
+          <w:rStyle w:val="KeywordTok"/>
+        </w:rPr>
+        <w:t xml:space="preserve">:</w:t>
+      </w:r>
+      <w:r>
+        <w:rPr>
+          <w:rStyle w:val="AttributeTok"/>
+        </w:rPr>
+        <w:t xml:space="preserve"> </w:t>
+      </w:r>
+      <w:r>
+        <w:rPr>
+          <w:rStyle w:val="KeywordTok"/>
+        </w:rPr>
+        <w:t xml:space="preserve">{</w:t>
+      </w:r>
+      <w:r>
+        <w:rPr>
+          <w:rStyle w:val="AttributeTok"/>
+        </w:rPr>
+        <w:t xml:space="preserve"> </w:t>
+      </w:r>
+      <w:r>
+        <w:rPr>
+          <w:rStyle w:val="FunctionTok"/>
+        </w:rPr>
+        <w:t xml:space="preserve">condition</w:t>
+      </w:r>
+      <w:r>
+        <w:rPr>
+          <w:rStyle w:val="KeywordTok"/>
+        </w:rPr>
+        <w:t xml:space="preserve">:</w:t>
+      </w:r>
+      <w:r>
+        <w:rPr>
+          <w:rStyle w:val="AttributeTok"/>
+        </w:rPr>
+        <w:t xml:space="preserve"> service_healthy </w:t>
+      </w:r>
+      <w:r>
+        <w:rPr>
+          <w:rStyle w:val="KeywordTok"/>
+        </w:rPr>
+        <w:t xml:space="preserve">}</w:t>
+      </w:r>
+      <w:r>
+        <w:br/>
+      </w:r>
+      <w:r>
+        <w:rPr>
+          <w:rStyle w:val="AttributeTok"/>
+        </w:rPr>
+        <w:t xml:space="preserve">      </w:t>
+      </w:r>
+      <w:r>
+        <w:rPr>
+          <w:rStyle w:val="FunctionTok"/>
+        </w:rPr>
+        <w:t xml:space="preserve">keycloak</w:t>
+      </w:r>
+      <w:r>
+        <w:rPr>
+          <w:rStyle w:val="KeywordTok"/>
+        </w:rPr>
+        <w:t xml:space="preserve">:</w:t>
+      </w:r>
+      <w:r>
+        <w:rPr>
+          <w:rStyle w:val="AttributeTok"/>
+        </w:rPr>
+        <w:t xml:space="preserve"> </w:t>
+      </w:r>
+      <w:r>
+        <w:rPr>
+          <w:rStyle w:val="KeywordTok"/>
+        </w:rPr>
+        <w:t xml:space="preserve">{</w:t>
+      </w:r>
+      <w:r>
+        <w:rPr>
+          <w:rStyle w:val="AttributeTok"/>
+        </w:rPr>
+        <w:t xml:space="preserve"> </w:t>
+      </w:r>
+      <w:r>
+        <w:rPr>
+          <w:rStyle w:val="FunctionTok"/>
+        </w:rPr>
+        <w:t xml:space="preserve">condition</w:t>
+      </w:r>
+      <w:r>
+        <w:rPr>
+          <w:rStyle w:val="KeywordTok"/>
+        </w:rPr>
+        <w:t xml:space="preserve">:</w:t>
+      </w:r>
+      <w:r>
+        <w:rPr>
+          <w:rStyle w:val="AttributeTok"/>
+        </w:rPr>
+        <w:t xml:space="preserve"> service_healthy </w:t>
+      </w:r>
+      <w:r>
+        <w:rPr>
+          <w:rStyle w:val="KeywordTok"/>
+        </w:rPr>
+        <w:t xml:space="preserve">}</w:t>
+      </w:r>
+      <w:r>
+        <w:br/>
+      </w:r>
+      <w:r>
+        <w:rPr>
+          <w:rStyle w:val="AttributeTok"/>
+        </w:rPr>
+        <w:t xml:space="preserve">    </w:t>
+      </w:r>
+      <w:r>
+        <w:rPr>
+          <w:rStyle w:val="FunctionTok"/>
+        </w:rPr>
+        <w:t xml:space="preserve">environment</w:t>
+      </w:r>
+      <w:r>
+        <w:rPr>
+          <w:rStyle w:val="KeywordTok"/>
+        </w:rPr>
+        <w:t xml:space="preserve">:</w:t>
+      </w:r>
+      <w:r>
+        <w:br/>
+      </w:r>
+      <w:r>
+        <w:rPr>
+          <w:rStyle w:val="AttributeTok"/>
+        </w:rPr>
+        <w:t xml:space="preserve">      </w:t>
+      </w:r>
+      <w:r>
+        <w:rPr>
+          <w:rStyle w:val="KeywordTok"/>
+        </w:rPr>
+        <w:t xml:space="preserve">-</w:t>
+      </w:r>
+      <w:r>
+        <w:rPr>
+          <w:rStyle w:val="AttributeTok"/>
+        </w:rPr>
+        <w:t xml:space="preserve"> SPRING_DATASOURCE_URL=jdbc:postgresql://db:5432/tsas</w:t>
+      </w:r>
+      <w:r>
+        <w:br/>
+      </w:r>
+      <w:r>
+        <w:rPr>
+          <w:rStyle w:val="AttributeTok"/>
+        </w:rPr>
+        <w:t xml:space="preserve">      </w:t>
+      </w:r>
+      <w:r>
+        <w:rPr>
+          <w:rStyle w:val="KeywordTok"/>
+        </w:rPr>
+        <w:t xml:space="preserve">-</w:t>
+      </w:r>
+      <w:r>
+        <w:rPr>
+          <w:rStyle w:val="AttributeTok"/>
+        </w:rPr>
+        <w:t xml:space="preserve"> KEYCLOAK_ISSUER_URI=https://keycloak:8443/realms/tsas</w:t>
+      </w:r>
+      <w:r>
+        <w:br/>
+      </w:r>
+      <w:r>
+        <w:rPr>
+          <w:rStyle w:val="AttributeTok"/>
+        </w:rPr>
+        <w:t xml:space="preserve">      </w:t>
+      </w:r>
+      <w:r>
+        <w:rPr>
+          <w:rStyle w:val="KeywordTok"/>
+        </w:rPr>
+        <w:t xml:space="preserve">-</w:t>
+      </w:r>
+      <w:r>
+        <w:rPr>
+          <w:rStyle w:val="AttributeTok"/>
+        </w:rPr>
+        <w:t xml:space="preserve"> KEYCLOAK_JWK_SET_URI=http://keycloak:8080/realms/tsas/protocol/openid-connect/certs</w:t>
+      </w:r>
+      <w:r>
+        <w:br/>
+      </w:r>
+      <w:r>
+        <w:br/>
+      </w:r>
+      <w:r>
+        <w:rPr>
+          <w:rStyle w:val="AttributeTok"/>
+        </w:rPr>
+        <w:t xml:space="preserve">  </w:t>
+      </w:r>
+      <w:r>
+        <w:rPr>
+          <w:rStyle w:val="FunctionTok"/>
+        </w:rPr>
+        <w:t xml:space="preserve">frontend</w:t>
+      </w:r>
+      <w:r>
+        <w:rPr>
+          <w:rStyle w:val="KeywordTok"/>
+        </w:rPr>
+        <w:t xml:space="preserve">:</w:t>
+      </w:r>
+      <w:r>
+        <w:br/>
+      </w:r>
+      <w:r>
+        <w:rPr>
+          <w:rStyle w:val="AttributeTok"/>
+        </w:rPr>
+        <w:t xml:space="preserve">    </w:t>
+      </w:r>
+      <w:r>
+        <w:rPr>
+          <w:rStyle w:val="FunctionTok"/>
+        </w:rPr>
+        <w:t xml:space="preserve">build</w:t>
+      </w:r>
+      <w:r>
+        <w:rPr>
+          <w:rStyle w:val="KeywordTok"/>
+        </w:rPr>
+        <w:t xml:space="preserve">:</w:t>
+      </w:r>
+      <w:r>
+        <w:rPr>
+          <w:rStyle w:val="AttributeTok"/>
+        </w:rPr>
+        <w:t xml:space="preserve"> ./frontend</w:t>
+      </w:r>
+      <w:r>
+        <w:br/>
+      </w:r>
+      <w:r>
+        <w:rPr>
+          <w:rStyle w:val="AttributeTok"/>
+        </w:rPr>
+        <w:t xml:space="preserve">    </w:t>
+      </w:r>
+      <w:r>
+        <w:rPr>
+          <w:rStyle w:val="FunctionTok"/>
+        </w:rPr>
+        <w:t xml:space="preserve">ports</w:t>
+      </w:r>
+      <w:r>
+        <w:rPr>
+          <w:rStyle w:val="KeywordTok"/>
+        </w:rPr>
+        <w:t xml:space="preserve">:</w:t>
+      </w:r>
+      <w:r>
+        <w:br/>
+      </w:r>
+      <w:r>
+        <w:rPr>
+          <w:rStyle w:val="AttributeTok"/>
+        </w:rPr>
+        <w:t xml:space="preserve">      </w:t>
+      </w:r>
+      <w:r>
+        <w:rPr>
+          <w:rStyle w:val="KeywordTok"/>
+        </w:rPr>
+        <w:t xml:space="preserve">-</w:t>
+      </w:r>
+      <w:r>
+        <w:rPr>
+          <w:rStyle w:val="AttributeTok"/>
+        </w:rPr>
+        <w:t xml:space="preserve"> </w:t>
+      </w:r>
+      <w:r>
+        <w:rPr>
+          <w:rStyle w:val="StringTok"/>
+        </w:rPr>
+        <w:t xml:space="preserve">"80:80"</w:t>
+      </w:r>
+      <w:r>
+        <w:br/>
+      </w:r>
+      <w:r>
+        <w:rPr>
+          <w:rStyle w:val="AttributeTok"/>
+        </w:rPr>
+        <w:t xml:space="preserve">    </w:t>
+      </w:r>
+      <w:r>
+        <w:rPr>
+          <w:rStyle w:val="FunctionTok"/>
+        </w:rPr>
+        <w:t xml:space="preserve">depends_on</w:t>
+      </w:r>
+      <w:r>
+        <w:rPr>
+          <w:rStyle w:val="KeywordTok"/>
+        </w:rPr>
+        <w:t xml:space="preserve">:</w:t>
+      </w:r>
+      <w:r>
+        <w:br/>
+      </w:r>
+      <w:r>
+        <w:rPr>
+          <w:rStyle w:val="AttributeTok"/>
+        </w:rPr>
+        <w:t xml:space="preserve">      </w:t>
+      </w:r>
+      <w:r>
+        <w:rPr>
+          <w:rStyle w:val="KeywordTok"/>
+        </w:rPr>
+        <w:t xml:space="preserve">-</w:t>
+      </w:r>
+      <w:r>
+        <w:rPr>
+          <w:rStyle w:val="AttributeTok"/>
+        </w:rPr>
+        <w:t xml:space="preserve"> backend</w:t>
+      </w:r>
+    </w:p>
+    <w:p>
+      <w:r>
+        <w:pict>
+          <v:rect style="width:0;height:1.5pt" o:hralign="center" o:hrstd="t" o:hr="t"/>
+        </w:pict>
+      </w:r>
+    </w:p>
+    <w:bookmarkEnd w:id="60"/>
+    <w:bookmarkEnd w:id="61"/>
+    <w:bookmarkStart w:id="69" w:name="querschnittliche-konzepte"/>
+    <w:p>
+      <w:pPr>
+        <w:pStyle w:val="Heading2"/>
+      </w:pPr>
+      <w:r>
+        <w:t xml:space="preserve">8. Querschnittliche Konzepte</w:t>
+      </w:r>
+    </w:p>
+    <w:bookmarkStart w:id="62" w:name="sicherheitskonzept"/>
     <w:p>
       <w:pPr>
         <w:pStyle w:val="Heading3"/>
       </w:pPr>
       <w:r>
-        <w:t xml:space="preserve">8.5 Testkonzept</w:t>
+        <w:t xml:space="preserve">8.1 Sicherheitskonzept</w:t>
+      </w:r>
+    </w:p>
+    <w:p>
+      <w:pPr>
+        <w:pStyle w:val="FirstParagraph"/>
+      </w:pPr>
+      <w:r>
+        <w:t xml:space="preserve">Alle API-Endpunkte (ausser Health-Check) werden durch OAuth2 Bearer Tokens geschützt. Das Frontend nutzt den Authorization Code Flow mit PKCE. Keycloak verwaltet Benutzer, Rollen und Sessions. In Version 1 erfolgt die Registrierung direkt in Keycloak, ab Version 2 zusätzlich über Google als federated Identity Provider.</w:t>
+      </w:r>
+    </w:p>
+    <w:bookmarkEnd w:id="62"/>
+    <w:bookmarkStart w:id="63" w:name="persistenz"/>
+    <w:p>
+      <w:pPr>
+        <w:pStyle w:val="Heading3"/>
+      </w:pPr>
+      <w:r>
+        <w:t xml:space="preserve">8.2 Persistenz</w:t>
+      </w:r>
+    </w:p>
+    <w:p>
+      <w:pPr>
+        <w:pStyle w:val="FirstParagraph"/>
+      </w:pPr>
+      <w:r>
+        <w:t xml:space="preserve">Die Datenpersistenz erfolgt über Spring Data JPA / Hibernate mit PostgreSQL. Jedes fachliche Modul besitzt eigene Repository-Interfaces. Das Datenbankschema wird via Flyway-Migrationen verwaltet.</w:t>
+      </w:r>
+    </w:p>
+    <w:p>
+      <w:pPr>
+        <w:pStyle w:val="BodyText"/>
+      </w:pPr>
+      <w:r>
+        <w:rPr>
+          <w:b/>
+          <w:bCs/>
+        </w:rPr>
+        <w:t xml:space="preserve">Flyway-Konfiguration:</w:t>
       </w:r>
     </w:p>
     <w:p>
@@ -7408,17 +7312,40 @@
         </w:numPr>
       </w:pPr>
       <w:r>
-        <w:rPr>
-          <w:b/>
-          <w:bCs/>
-        </w:rPr>
-        <w:t xml:space="preserve">Unit Tests (Backend):</w:t>
-      </w:r>
-      <w:r>
-        <w:t xml:space="preserve"> </w:t>
-      </w:r>
-      <w:r>
-        <w:t xml:space="preserve">JUnit 5 (Jupiter) für Domänenlogik und Services; Mockito für das Mocking von Ports und externen Abhängigkeiten.</w:t>
+        <w:t xml:space="preserve">Die Flyway-Dependency (</w:t>
+      </w:r>
+      <w:r>
+        <w:rPr>
+          <w:rStyle w:val="VerbatimChar"/>
+        </w:rPr>
+        <w:t xml:space="preserve">flyway-core</w:t>
+      </w:r>
+      <w:r>
+        <w:t xml:space="preserve">,</w:t>
+      </w:r>
+      <w:r>
+        <w:t xml:space="preserve"> </w:t>
+      </w:r>
+      <w:r>
+        <w:rPr>
+          <w:rStyle w:val="VerbatimChar"/>
+        </w:rPr>
+        <w:t xml:space="preserve">flyway-database-postgresql</w:t>
+      </w:r>
+      <w:r>
+        <w:t xml:space="preserve">) ist im</w:t>
+      </w:r>
+      <w:r>
+        <w:t xml:space="preserve"> </w:t>
+      </w:r>
+      <w:r>
+        <w:rPr>
+          <w:rStyle w:val="VerbatimChar"/>
+        </w:rPr>
+        <w:t xml:space="preserve">app</w:t>
+      </w:r>
+      <w:r>
+        <w:t xml:space="preserve">-Modul deklariert – dem natürlichen Aggregator aller fachlichen Module.</w:t>
       </w:r>
     </w:p>
     <w:p>
@@ -7430,26 +7357,34 @@
         </w:numPr>
       </w:pPr>
       <w:r>
-        <w:rPr>
-          <w:b/>
-          <w:bCs/>
-        </w:rPr>
-        <w:t xml:space="preserve">Integrations-/API-Tests (Backend):</w:t>
-      </w:r>
-      <w:r>
-        <w:t xml:space="preserve"> </w:t>
-      </w:r>
-      <w:r>
-        <w:t xml:space="preserve">Spring Boot Test mit Testcontainers (PostgreSQL) und MockMvc (</w:t>
-      </w:r>
-      <w:r>
-        <w:rPr>
-          <w:rStyle w:val="VerbatimChar"/>
-        </w:rPr>
-        <w:t xml:space="preserve">AbstractIntegrationTest</w:t>
-      </w:r>
-      <w:r>
-        <w:t xml:space="preserve">); die JWT-Validierung wird via Spring Security Test gemockt — kein laufendes Keycloak nötig.</w:t>
+        <w:t xml:space="preserve">Migrationsskripte liegen unter</w:t>
+      </w:r>
+      <w:r>
+        <w:t xml:space="preserve"> </w:t>
+      </w:r>
+      <w:r>
+        <w:rPr>
+          <w:rStyle w:val="VerbatimChar"/>
+        </w:rPr>
+        <w:t xml:space="preserve">backend/app/src/main/resources/db/migration/</w:t>
+      </w:r>
+      <w:r>
+        <w:t xml:space="preserve"> </w:t>
+      </w:r>
+      <w:r>
+        <w:t xml:space="preserve">und folgen dem Namensschema</w:t>
+      </w:r>
+      <w:r>
+        <w:t xml:space="preserve"> </w:t>
+      </w:r>
+      <w:r>
+        <w:rPr>
+          <w:rStyle w:val="VerbatimChar"/>
+        </w:rPr>
+        <w:t xml:space="preserve">V{n}__{beschreibung}.sql</w:t>
+      </w:r>
+      <w:r>
+        <w:t xml:space="preserve">.</w:t>
       </w:r>
     </w:p>
     <w:p>
@@ -7462,149 +7397,48 @@
       </w:pPr>
       <w:r>
         <w:rPr>
-          <w:b/>
-          <w:bCs/>
-        </w:rPr>
-        <w:t xml:space="preserve">Coverage-Gate (Backend):</w:t>
-      </w:r>
-      <w:r>
-        <w:t xml:space="preserve"> </w:t>
-      </w:r>
-      <w:r>
-        <w:t xml:space="preserve">JaCoCo, modulübergreifend aggregiert. Die</w:t>
-      </w:r>
-      <w:r>
-        <w:t xml:space="preserve"> </w:t>
-      </w:r>
-      <w:r>
-        <w:rPr>
-          <w:rStyle w:val="VerbatimChar"/>
-        </w:rPr>
-        <w:t xml:space="preserve">*IT</w:t>
-      </w:r>
-      <w:r>
-        <w:t xml:space="preserve">-Integrationstests liegen im</w:t>
-      </w:r>
-      <w:r>
-        <w:t xml:space="preserve"> </w:t>
-      </w:r>
-      <w:r>
-        <w:rPr>
-          <w:rStyle w:val="VerbatimChar"/>
-        </w:rPr>
-        <w:t xml:space="preserve">app</w:t>
-      </w:r>
-      <w:r>
-        <w:t xml:space="preserve">-Modul, decken aber Klassen aller Module ab — per-Modul-Reports würden unterzählen. Die Root-Tasks</w:t>
-      </w:r>
-      <w:r>
-        <w:t xml:space="preserve"> </w:t>
-      </w:r>
-      <w:r>
-        <w:rPr>
-          <w:rStyle w:val="VerbatimChar"/>
-        </w:rPr>
-        <w:t xml:space="preserve">jacocoRootReport</w:t>
-      </w:r>
-      <w:r>
-        <w:t xml:space="preserve"> </w:t>
-      </w:r>
-      <w:r>
-        <w:t xml:space="preserve">(Report) und</w:t>
-      </w:r>
-      <w:r>
-        <w:t xml:space="preserve"> </w:t>
-      </w:r>
-      <w:r>
-        <w:rPr>
-          <w:rStyle w:val="VerbatimChar"/>
-        </w:rPr>
-        <w:t xml:space="preserve">jacocoRootCoverageVerification</w:t>
-      </w:r>
-      <w:r>
-        <w:t xml:space="preserve"> </w:t>
-      </w:r>
-      <w:r>
-        <w:t xml:space="preserve">(Gate) kombinieren die</w:t>
-      </w:r>
-      <w:r>
-        <w:t xml:space="preserve"> </w:t>
-      </w:r>
-      <w:r>
-        <w:rPr>
-          <w:rStyle w:val="VerbatimChar"/>
-        </w:rPr>
-        <w:t xml:space="preserve">test.exec</w:t>
-      </w:r>
-      <w:r>
-        <w:t xml:space="preserve">-Daten aller Module gegen alle</w:t>
-      </w:r>
-      <w:r>
-        <w:t xml:space="preserve"> </w:t>
-      </w:r>
-      <w:r>
-        <w:rPr>
-          <w:rStyle w:val="VerbatimChar"/>
-        </w:rPr>
-        <w:t xml:space="preserve">main</w:t>
-      </w:r>
-      <w:r>
-        <w:t xml:space="preserve">-Sources. Das Gate ist in</w:t>
-      </w:r>
-      <w:r>
-        <w:t xml:space="preserve"> </w:t>
-      </w:r>
-      <w:r>
-        <w:rPr>
-          <w:rStyle w:val="VerbatimChar"/>
-        </w:rPr>
-        <w:t xml:space="preserve">check</w:t>
-      </w:r>
-      <w:r>
-        <w:t xml:space="preserve"> </w:t>
-      </w:r>
-      <w:r>
-        <w:t xml:space="preserve">eingehängt und bricht den Build unter</w:t>
-      </w:r>
-      <w:r>
-        <w:t xml:space="preserve"> </w:t>
-      </w:r>
-      <w:r>
-        <w:rPr>
-          <w:b/>
-          <w:bCs/>
-        </w:rPr>
-        <w:t xml:space="preserve">85 % Line / 70 % Branch</w:t>
-      </w:r>
-      <w:r>
-        <w:t xml:space="preserve"> </w:t>
-      </w:r>
-      <w:r>
-        <w:t xml:space="preserve">(aktueller Stand ~95 % / ~80 %). Schwellen in</w:t>
-      </w:r>
-      <w:r>
-        <w:t xml:space="preserve"> </w:t>
-      </w:r>
-      <w:r>
-        <w:rPr>
-          <w:rStyle w:val="VerbatimChar"/>
-        </w:rPr>
-        <w:t xml:space="preserve">backend/build.gradle.kts</w:t>
-      </w:r>
-      <w:r>
-        <w:t xml:space="preserve"> </w:t>
-      </w:r>
-      <w:r>
-        <w:t xml:space="preserve">(</w:t>
-      </w:r>
-      <w:r>
-        <w:rPr>
-          <w:rStyle w:val="VerbatimChar"/>
-        </w:rPr>
-        <w:t xml:space="preserve">violationRules</w:t>
-      </w:r>
-      <w:r>
-        <w:t xml:space="preserve">).</w:t>
+          <w:rStyle w:val="VerbatimChar"/>
+        </w:rPr>
+        <w:t xml:space="preserve">V1__baseline.sql</w:t>
+      </w:r>
+      <w:r>
+        <w:t xml:space="preserve"> </w:t>
+      </w:r>
+      <w:r>
+        <w:t xml:space="preserve">enthält das initiale Schema aller Tabellen (</w:t>
+      </w:r>
+      <w:r>
+        <w:rPr>
+          <w:rStyle w:val="VerbatimChar"/>
+        </w:rPr>
+        <w:t xml:space="preserve">players</w:t>
+      </w:r>
+      <w:r>
+        <w:t xml:space="preserve">,</w:t>
+      </w:r>
+      <w:r>
+        <w:t xml:space="preserve"> </w:t>
+      </w:r>
+      <w:r>
+        <w:rPr>
+          <w:rStyle w:val="VerbatimChar"/>
+        </w:rPr>
+        <w:t xml:space="preserve">matches</w:t>
+      </w:r>
+      <w:r>
+        <w:t xml:space="preserve">,</w:t>
+      </w:r>
+      <w:r>
+        <w:t xml:space="preserve"> </w:t>
+      </w:r>
+      <w:r>
+        <w:rPr>
+          <w:rStyle w:val="VerbatimChar"/>
+        </w:rPr>
+        <w:t xml:space="preserve">match_scores</w:t>
+      </w:r>
+      <w:r>
+        <w:t xml:space="preserve">), abgeleitet aus den bestehenden JPA-Entitäten.</w:t>
       </w:r>
     </w:p>
     <w:p>
@@ -7616,10 +7450,582 @@
         </w:numPr>
       </w:pPr>
       <w:r>
+        <w:t xml:space="preserve">Hibernate</w:t>
+      </w:r>
+      <w:r>
+        <w:t xml:space="preserve"> </w:t>
+      </w:r>
+      <w:r>
+        <w:rPr>
+          <w:rStyle w:val="VerbatimChar"/>
+        </w:rPr>
+        <w:t xml:space="preserve">ddl-auto</w:t>
+      </w:r>
+      <w:r>
+        <w:t xml:space="preserve"> </w:t>
+      </w:r>
+      <w:r>
+        <w:t xml:space="preserve">ist auf</w:t>
+      </w:r>
+      <w:r>
+        <w:t xml:space="preserve"> </w:t>
+      </w:r>
+      <w:r>
+        <w:rPr>
+          <w:rStyle w:val="VerbatimChar"/>
+        </w:rPr>
+        <w:t xml:space="preserve">validate</w:t>
+      </w:r>
+      <w:r>
+        <w:t xml:space="preserve"> </w:t>
+      </w:r>
+      <w:r>
+        <w:t xml:space="preserve">(PostgreSQL) bzw.</w:t>
+      </w:r>
+      <w:r>
+        <w:t xml:space="preserve"> </w:t>
+      </w:r>
+      <w:r>
+        <w:rPr>
+          <w:rStyle w:val="VerbatimChar"/>
+        </w:rPr>
+        <w:t xml:space="preserve">none</w:t>
+      </w:r>
+      <w:r>
+        <w:t xml:space="preserve"> </w:t>
+      </w:r>
+      <w:r>
+        <w:t xml:space="preserve">(H2/lokal) gesetzt – Flyway ist die einzige Quelle für Schema-Änderungen.</w:t>
+      </w:r>
+    </w:p>
+    <w:p>
+      <w:pPr>
+        <w:pStyle w:val="Compact"/>
+        <w:numPr>
+          <w:ilvl w:val="0"/>
+          <w:numId w:val="1008"/>
+        </w:numPr>
+      </w:pPr>
+      <w:r>
+        <w:t xml:space="preserve">Die Migrationsskripte verwenden ausschliesslich ANSI-SQL, das mit PostgreSQL und H2 kompatibel ist (kein datenbankspezifischer SQL-Dialekt), damit auch das lokale H2-Profil Flyway-gesteuert ist.</w:t>
+      </w:r>
+    </w:p>
+    <w:bookmarkEnd w:id="63"/>
+    <w:bookmarkStart w:id="64" w:name="fehlerbehandlung"/>
+    <w:p>
+      <w:pPr>
+        <w:pStyle w:val="Heading3"/>
+      </w:pPr>
+      <w:r>
+        <w:t xml:space="preserve">8.3 Fehlerbehandlung</w:t>
+      </w:r>
+    </w:p>
+    <w:p>
+      <w:pPr>
+        <w:pStyle w:val="FirstParagraph"/>
+      </w:pPr>
+      <w:r>
+        <w:t xml:space="preserve">Die Fehlerbehandlung erfolgt deklarativ über</w:t>
+      </w:r>
+      <w:r>
+        <w:t xml:space="preserve"> </w:t>
+      </w:r>
+      <w:r>
+        <w:rPr>
+          <w:rStyle w:val="VerbatimChar"/>
+        </w:rPr>
+        <w:t xml:space="preserve">@RestControllerAdvice</w:t>
+      </w:r>
+      <w:r>
+        <w:t xml:space="preserve">. Querschnittliche Fälle liegen zentral im</w:t>
+      </w:r>
+      <w:r>
+        <w:t xml:space="preserve"> </w:t>
+      </w:r>
+      <w:r>
+        <w:rPr>
+          <w:rStyle w:val="VerbatimChar"/>
+        </w:rPr>
+        <w:t xml:space="preserve">common-module</w:t>
+      </w:r>
+      <w:r>
+        <w:t xml:space="preserve"> </w:t>
+      </w:r>
+      <w:r>
+        <w:t xml:space="preserve">(</w:t>
+      </w:r>
+      <w:r>
+        <w:rPr>
+          <w:rStyle w:val="VerbatimChar"/>
+        </w:rPr>
+        <w:t xml:space="preserve">CommonExceptionHandler</w:t>
+      </w:r>
+      <w:r>
+        <w:t xml:space="preserve">): fachliche Zustandskonflikte (Basisklasse</w:t>
+      </w:r>
+      <w:r>
+        <w:t xml:space="preserve"> </w:t>
+      </w:r>
+      <w:r>
+        <w:rPr>
+          <w:rStyle w:val="VerbatimChar"/>
+        </w:rPr>
+        <w:t xml:space="preserve">ConflictException</w:t>
+      </w:r>
+      <w:r>
+        <w:t xml:space="preserve">) → HTTP 409, Bean-Validation-Fehler (</w:t>
+      </w:r>
+      <w:r>
+        <w:rPr>
+          <w:rStyle w:val="VerbatimChar"/>
+        </w:rPr>
+        <w:t xml:space="preserve">MethodArgumentNotValidException</w:t>
+      </w:r>
+      <w:r>
+        <w:t xml:space="preserve">) → HTTP 400 mit Feld-Details, ungültige Argumente (z. B. unbekannter Enum-Wert) → HTTP 400. Modulspezifische Domain-Exceptions werden in den jeweiligen Advices abgebildet:</w:t>
+      </w:r>
+      <w:r>
+        <w:t xml:space="preserve"> </w:t>
+      </w:r>
+      <w:r>
+        <w:rPr>
+          <w:rStyle w:val="VerbatimChar"/>
+        </w:rPr>
+        <w:t xml:space="preserve">GlobalExceptionHandler</w:t>
+      </w:r>
+      <w:r>
+        <w:t xml:space="preserve"> </w:t>
+      </w:r>
+      <w:r>
+        <w:t xml:space="preserve">(Player/Match „nicht gefunden” → 404) und</w:t>
+      </w:r>
+      <w:r>
+        <w:t xml:space="preserve"> </w:t>
+      </w:r>
+      <w:r>
+        <w:rPr>
+          <w:rStyle w:val="VerbatimChar"/>
+        </w:rPr>
+        <w:t xml:space="preserve">AiExceptionHandler</w:t>
+      </w:r>
+      <w:r>
+        <w:t xml:space="preserve"> </w:t>
+      </w:r>
+      <w:r>
+        <w:t xml:space="preserve">(</w:t>
+      </w:r>
+      <w:r>
+        <w:rPr>
+          <w:rStyle w:val="VerbatimChar"/>
+        </w:rPr>
+        <w:t xml:space="preserve">InsufficientMatchDataException</w:t>
+      </w:r>
+      <w:r>
+        <w:t xml:space="preserve"> </w:t>
+      </w:r>
+      <w:r>
+        <w:t xml:space="preserve">→ 422,</w:t>
+      </w:r>
+      <w:r>
+        <w:t xml:space="preserve"> </w:t>
+      </w:r>
+      <w:r>
+        <w:rPr>
+          <w:rStyle w:val="VerbatimChar"/>
+        </w:rPr>
+        <w:t xml:space="preserve">AnalysisGenerationException</w:t>
+      </w:r>
+      <w:r>
+        <w:t xml:space="preserve"> </w:t>
+      </w:r>
+      <w:r>
+        <w:t xml:space="preserve">→ 502). Technische Fehler ergeben HTTP 5xx.</w:t>
+      </w:r>
+    </w:p>
+    <w:p>
+      <w:pPr>
+        <w:pStyle w:val="BodyText"/>
+      </w:pPr>
+      <w:r>
+        <w:t xml:space="preserve">Das Antwortformat folgt</w:t>
+      </w:r>
+      <w:r>
+        <w:t xml:space="preserve"> </w:t>
+      </w:r>
+      <w:r>
         <w:rPr>
           <w:b/>
           <w:bCs/>
         </w:rPr>
+        <w:t xml:space="preserve">RFC 7807</w:t>
+      </w:r>
+      <w:r>
+        <w:t xml:space="preserve"> </w:t>
+      </w:r>
+      <w:r>
+        <w:t xml:space="preserve">über Springs</w:t>
+      </w:r>
+      <w:r>
+        <w:t xml:space="preserve"> </w:t>
+      </w:r>
+      <w:r>
+        <w:rPr>
+          <w:rStyle w:val="VerbatimChar"/>
+        </w:rPr>
+        <w:t xml:space="preserve">ProblemDetail</w:t>
+      </w:r>
+      <w:r>
+        <w:t xml:space="preserve"> </w:t>
+      </w:r>
+      <w:r>
+        <w:t xml:space="preserve">(Felder</w:t>
+      </w:r>
+      <w:r>
+        <w:t xml:space="preserve"> </w:t>
+      </w:r>
+      <w:r>
+        <w:rPr>
+          <w:rStyle w:val="VerbatimChar"/>
+        </w:rPr>
+        <w:t xml:space="preserve">type</w:t>
+      </w:r>
+      <w:r>
+        <w:t xml:space="preserve">,</w:t>
+      </w:r>
+      <w:r>
+        <w:t xml:space="preserve"> </w:t>
+      </w:r>
+      <w:r>
+        <w:rPr>
+          <w:rStyle w:val="VerbatimChar"/>
+        </w:rPr>
+        <w:t xml:space="preserve">title</w:t>
+      </w:r>
+      <w:r>
+        <w:t xml:space="preserve">,</w:t>
+      </w:r>
+      <w:r>
+        <w:t xml:space="preserve"> </w:t>
+      </w:r>
+      <w:r>
+        <w:rPr>
+          <w:rStyle w:val="VerbatimChar"/>
+        </w:rPr>
+        <w:t xml:space="preserve">status</w:t>
+      </w:r>
+      <w:r>
+        <w:t xml:space="preserve">,</w:t>
+      </w:r>
+      <w:r>
+        <w:t xml:space="preserve"> </w:t>
+      </w:r>
+      <w:r>
+        <w:rPr>
+          <w:rStyle w:val="VerbatimChar"/>
+        </w:rPr>
+        <w:t xml:space="preserve">detail</w:t>
+      </w:r>
+      <w:r>
+        <w:t xml:space="preserve">, ggf. zusätzliche Properties wie</w:t>
+      </w:r>
+      <w:r>
+        <w:t xml:space="preserve"> </w:t>
+      </w:r>
+      <w:r>
+        <w:rPr>
+          <w:rStyle w:val="VerbatimChar"/>
+        </w:rPr>
+        <w:t xml:space="preserve">errors</w:t>
+      </w:r>
+      <w:r>
+        <w:t xml:space="preserve">) — der Spring-native Standard, der das früher geplante Ad-hoc-Format</w:t>
+      </w:r>
+      <w:r>
+        <w:t xml:space="preserve"> </w:t>
+      </w:r>
+      <w:r>
+        <w:rPr>
+          <w:rStyle w:val="VerbatimChar"/>
+        </w:rPr>
+        <w:t xml:space="preserve">{error-code, message, timestamp}</w:t>
+      </w:r>
+      <w:r>
+        <w:t xml:space="preserve"> </w:t>
+      </w:r>
+      <w:r>
+        <w:t xml:space="preserve">ablöst.</w:t>
+      </w:r>
+      <w:r>
+        <w:t xml:space="preserve"> </w:t>
+      </w:r>
+      <w:r>
+        <w:t xml:space="preserve">Die ProblemDetail-Schemas (400, 404, 409, 422, 502) werden mit der OpenAPI-Spec via springdoc automatisch publiziert und sind unter</w:t>
+      </w:r>
+      <w:r>
+        <w:t xml:space="preserve"> </w:t>
+      </w:r>
+      <w:r>
+        <w:rPr>
+          <w:rStyle w:val="VerbatimChar"/>
+        </w:rPr>
+        <w:t xml:space="preserve">/v3/api-docs</w:t>
+      </w:r>
+      <w:r>
+        <w:t xml:space="preserve"> </w:t>
+      </w:r>
+      <w:r>
+        <w:t xml:space="preserve">einsehbar.</w:t>
+      </w:r>
+    </w:p>
+    <w:bookmarkEnd w:id="64"/>
+    <w:bookmarkStart w:id="65" w:name="logging-und-monitoring"/>
+    <w:p>
+      <w:pPr>
+        <w:pStyle w:val="Heading3"/>
+      </w:pPr>
+      <w:r>
+        <w:t xml:space="preserve">8.4 Logging und Monitoring</w:t>
+      </w:r>
+    </w:p>
+    <w:p>
+      <w:pPr>
+        <w:pStyle w:val="FirstParagraph"/>
+      </w:pPr>
+      <w:r>
+        <w:t xml:space="preserve">Strukturiertes Logging via SLF4J/Logback im JSON-Format. Spring Boot Actuator stellt Health-, Metrics- und Info-Endpunkte bereit. Metriken können über Prometheus/Grafana überwacht werden.</w:t>
+      </w:r>
+    </w:p>
+    <w:bookmarkEnd w:id="65"/>
+    <w:bookmarkStart w:id="66" w:name="testkonzept"/>
+    <w:p>
+      <w:pPr>
+        <w:pStyle w:val="Heading3"/>
+      </w:pPr>
+      <w:r>
+        <w:t xml:space="preserve">8.5 Testkonzept</w:t>
+      </w:r>
+    </w:p>
+    <w:p>
+      <w:pPr>
+        <w:pStyle w:val="Compact"/>
+        <w:numPr>
+          <w:ilvl w:val="0"/>
+          <w:numId w:val="1009"/>
+        </w:numPr>
+      </w:pPr>
+      <w:r>
+        <w:rPr>
+          <w:b/>
+          <w:bCs/>
+        </w:rPr>
+        <w:t xml:space="preserve">Unit Tests (Backend):</w:t>
+      </w:r>
+      <w:r>
+        <w:t xml:space="preserve"> </w:t>
+      </w:r>
+      <w:r>
+        <w:t xml:space="preserve">JUnit 5 (Jupiter) für Domänenlogik und Services; Mockito für das Mocking von Ports und externen Abhängigkeiten.</w:t>
+      </w:r>
+    </w:p>
+    <w:p>
+      <w:pPr>
+        <w:pStyle w:val="Compact"/>
+        <w:numPr>
+          <w:ilvl w:val="0"/>
+          <w:numId w:val="1009"/>
+        </w:numPr>
+      </w:pPr>
+      <w:r>
+        <w:rPr>
+          <w:b/>
+          <w:bCs/>
+        </w:rPr>
+        <w:t xml:space="preserve">Integrations-/API-Tests (Backend):</w:t>
+      </w:r>
+      <w:r>
+        <w:t xml:space="preserve"> </w:t>
+      </w:r>
+      <w:r>
+        <w:t xml:space="preserve">Spring Boot Test mit Testcontainers (PostgreSQL) und MockMvc (</w:t>
+      </w:r>
+      <w:r>
+        <w:rPr>
+          <w:rStyle w:val="VerbatimChar"/>
+        </w:rPr>
+        <w:t xml:space="preserve">AbstractIntegrationTest</w:t>
+      </w:r>
+      <w:r>
+        <w:t xml:space="preserve">); die JWT-Validierung wird via Spring Security Test gemockt — kein laufendes Keycloak nötig.</w:t>
+      </w:r>
+    </w:p>
+    <w:p>
+      <w:pPr>
+        <w:pStyle w:val="Compact"/>
+        <w:numPr>
+          <w:ilvl w:val="0"/>
+          <w:numId w:val="1009"/>
+        </w:numPr>
+      </w:pPr>
+      <w:r>
+        <w:rPr>
+          <w:b/>
+          <w:bCs/>
+        </w:rPr>
+        <w:t xml:space="preserve">Coverage-Gate (Backend):</w:t>
+      </w:r>
+      <w:r>
+        <w:t xml:space="preserve"> </w:t>
+      </w:r>
+      <w:r>
+        <w:t xml:space="preserve">JaCoCo, modulübergreifend aggregiert. Die</w:t>
+      </w:r>
+      <w:r>
+        <w:t xml:space="preserve"> </w:t>
+      </w:r>
+      <w:r>
+        <w:rPr>
+          <w:rStyle w:val="VerbatimChar"/>
+        </w:rPr>
+        <w:t xml:space="preserve">*IT</w:t>
+      </w:r>
+      <w:r>
+        <w:t xml:space="preserve">-Integrationstests liegen im</w:t>
+      </w:r>
+      <w:r>
+        <w:t xml:space="preserve"> </w:t>
+      </w:r>
+      <w:r>
+        <w:rPr>
+          <w:rStyle w:val="VerbatimChar"/>
+        </w:rPr>
+        <w:t xml:space="preserve">app</w:t>
+      </w:r>
+      <w:r>
+        <w:t xml:space="preserve">-Modul, decken aber Klassen aller Module ab — per-Modul-Reports würden unterzählen. Die Root-Tasks</w:t>
+      </w:r>
+      <w:r>
+        <w:t xml:space="preserve"> </w:t>
+      </w:r>
+      <w:r>
+        <w:rPr>
+          <w:rStyle w:val="VerbatimChar"/>
+        </w:rPr>
+        <w:t xml:space="preserve">jacocoRootReport</w:t>
+      </w:r>
+      <w:r>
+        <w:t xml:space="preserve"> </w:t>
+      </w:r>
+      <w:r>
+        <w:t xml:space="preserve">(Report) und</w:t>
+      </w:r>
+      <w:r>
+        <w:t xml:space="preserve"> </w:t>
+      </w:r>
+      <w:r>
+        <w:rPr>
+          <w:rStyle w:val="VerbatimChar"/>
+        </w:rPr>
+        <w:t xml:space="preserve">jacocoRootCoverageVerification</w:t>
+      </w:r>
+      <w:r>
+        <w:t xml:space="preserve"> </w:t>
+      </w:r>
+      <w:r>
+        <w:t xml:space="preserve">(Gate) kombinieren die</w:t>
+      </w:r>
+      <w:r>
+        <w:t xml:space="preserve"> </w:t>
+      </w:r>
+      <w:r>
+        <w:rPr>
+          <w:rStyle w:val="VerbatimChar"/>
+        </w:rPr>
+        <w:t xml:space="preserve">test.exec</w:t>
+      </w:r>
+      <w:r>
+        <w:t xml:space="preserve">-Daten aller Module gegen alle</w:t>
+      </w:r>
+      <w:r>
+        <w:t xml:space="preserve"> </w:t>
+      </w:r>
+      <w:r>
+        <w:rPr>
+          <w:rStyle w:val="VerbatimChar"/>
+        </w:rPr>
+        <w:t xml:space="preserve">main</w:t>
+      </w:r>
+      <w:r>
+        <w:t xml:space="preserve">-Sources. Das Gate ist in</w:t>
+      </w:r>
+      <w:r>
+        <w:t xml:space="preserve"> </w:t>
+      </w:r>
+      <w:r>
+        <w:rPr>
+          <w:rStyle w:val="VerbatimChar"/>
+        </w:rPr>
+        <w:t xml:space="preserve">check</w:t>
+      </w:r>
+      <w:r>
+        <w:t xml:space="preserve"> </w:t>
+      </w:r>
+      <w:r>
+        <w:t xml:space="preserve">eingehängt und bricht den Build unter</w:t>
+      </w:r>
+      <w:r>
+        <w:t xml:space="preserve"> </w:t>
+      </w:r>
+      <w:r>
+        <w:rPr>
+          <w:b/>
+          <w:bCs/>
+        </w:rPr>
+        <w:t xml:space="preserve">85 % Line / 70 % Branch</w:t>
+      </w:r>
+      <w:r>
+        <w:t xml:space="preserve"> </w:t>
+      </w:r>
+      <w:r>
+        <w:t xml:space="preserve">(aktueller Stand ~95 % / ~80 %). Schwellen in</w:t>
+      </w:r>
+      <w:r>
+        <w:t xml:space="preserve"> </w:t>
+      </w:r>
+      <w:r>
+        <w:rPr>
+          <w:rStyle w:val="VerbatimChar"/>
+        </w:rPr>
+        <w:t xml:space="preserve">backend/build.gradle.kts</w:t>
+      </w:r>
+      <w:r>
+        <w:t xml:space="preserve"> </w:t>
+      </w:r>
+      <w:r>
+        <w:t xml:space="preserve">(</w:t>
+      </w:r>
+      <w:r>
+        <w:rPr>
+          <w:rStyle w:val="VerbatimChar"/>
+        </w:rPr>
+        <w:t xml:space="preserve">violationRules</w:t>
+      </w:r>
+      <w:r>
+        <w:t xml:space="preserve">).</w:t>
+      </w:r>
+    </w:p>
+    <w:p>
+      <w:pPr>
+        <w:pStyle w:val="Compact"/>
+        <w:numPr>
+          <w:ilvl w:val="0"/>
+          <w:numId w:val="1009"/>
+        </w:numPr>
+      </w:pPr>
+      <w:r>
+        <w:rPr>
+          <w:b/>
+          <w:bCs/>
+        </w:rPr>
         <w:t xml:space="preserve">Frontend-Tests:</w:t>
       </w:r>
       <w:r>
@@ -7668,8 +8074,8 @@
         <w:t xml:space="preserve">).</w:t>
       </w:r>
     </w:p>
-    <w:bookmarkEnd w:id="65"/>
-    <w:bookmarkStart w:id="66" w:name="continuous-integration-build-gate"/>
+    <w:bookmarkEnd w:id="66"/>
+    <w:bookmarkStart w:id="67" w:name="continuous-integration-build-gate"/>
     <w:p>
       <w:pPr>
         <w:pStyle w:val="Heading3"/>
@@ -7965,8 +8371,8 @@
         <w:t xml:space="preserve">ist deaktiviert, sodass Repo-Admins im Notfall überstimmen können.</w:t>
       </w:r>
     </w:p>
-    <w:bookmarkEnd w:id="66"/>
-    <w:bookmarkStart w:id="67" w:name="testergebnisse"/>
+    <w:bookmarkEnd w:id="67"/>
+    <w:bookmarkStart w:id="68" w:name="testergebnisse"/>
     <w:p>
       <w:pPr>
         <w:pStyle w:val="Heading3"/>
@@ -8956,7 +9362,7 @@
         <w:pStyle w:val="Compact"/>
         <w:numPr>
           <w:ilvl w:val="0"/>
-          <w:numId w:val="1009"/>
+          <w:numId w:val="1010"/>
         </w:numPr>
       </w:pPr>
       <w:r>
@@ -9030,7 +9436,7 @@
         <w:pStyle w:val="Compact"/>
         <w:numPr>
           <w:ilvl w:val="0"/>
-          <w:numId w:val="1009"/>
+          <w:numId w:val="1010"/>
         </w:numPr>
       </w:pPr>
       <w:r>
@@ -9077,7 +9483,7 @@
         <w:pStyle w:val="Compact"/>
         <w:numPr>
           <w:ilvl w:val="0"/>
-          <w:numId w:val="1009"/>
+          <w:numId w:val="1010"/>
         </w:numPr>
       </w:pPr>
       <w:r>
@@ -9165,9 +9571,9 @@
         </w:pict>
       </w:r>
     </w:p>
-    <w:bookmarkEnd w:id="67"/>
     <w:bookmarkEnd w:id="68"/>
-    <w:bookmarkStart w:id="69" w:name="architekturentscheidungen"/>
+    <w:bookmarkEnd w:id="69"/>
+    <w:bookmarkStart w:id="70" w:name="architekturentscheidungen"/>
     <w:p>
       <w:pPr>
         <w:pStyle w:val="Heading2"/>
@@ -11167,8 +11573,8 @@
         </w:pict>
       </w:r>
     </w:p>
-    <w:bookmarkEnd w:id="69"/>
-    <w:bookmarkStart w:id="72" w:name="qualitätsanforderungen"/>
+    <w:bookmarkEnd w:id="70"/>
+    <w:bookmarkStart w:id="73" w:name="qualitätsanforderungen"/>
     <w:p>
       <w:pPr>
         <w:pStyle w:val="Heading2"/>
@@ -11177,7 +11583,7 @@
         <w:t xml:space="preserve">10. Qualitätsanforderungen</w:t>
       </w:r>
     </w:p>
-    <w:bookmarkStart w:id="70" w:name="funktionale-anforderungen-smart"/>
+    <w:bookmarkStart w:id="71" w:name="funktionale-anforderungen-smart"/>
     <w:p>
       <w:pPr>
         <w:pStyle w:val="Heading3"/>
@@ -13292,8 +13698,8 @@
         </w:tc>
       </w:tr>
     </w:tbl>
-    <w:bookmarkEnd w:id="70"/>
-    <w:bookmarkStart w:id="71" w:name="nicht-funktionale-anforderungen-smart"/>
+    <w:bookmarkEnd w:id="71"/>
+    <w:bookmarkStart w:id="72" w:name="nicht-funktionale-anforderungen-smart"/>
     <w:p>
       <w:pPr>
         <w:pStyle w:val="Heading3"/>
@@ -13557,9 +13963,9 @@
         </w:pict>
       </w:r>
     </w:p>
-    <w:bookmarkEnd w:id="71"/>
     <w:bookmarkEnd w:id="72"/>
-    <w:bookmarkStart w:id="78" w:name="datenmodell"/>
+    <w:bookmarkEnd w:id="73"/>
+    <w:bookmarkStart w:id="79" w:name="datenmodell"/>
     <w:p>
       <w:pPr>
         <w:pStyle w:val="Heading2"/>
@@ -13585,18 +13991,18 @@
           <wp:inline>
             <wp:extent cx="5334000" cy="3765627"/>
             <wp:effectExtent b="0" l="0" r="0" t="0"/>
-            <wp:docPr descr="TSaS – Datenmodell" title="" id="74" name="Picture"/>
+            <wp:docPr descr="TSaS – Datenmodell" title="" id="75" name="Picture"/>
             <a:graphic>
               <a:graphicData uri="http://schemas.openxmlformats.org/drawingml/2006/picture">
                 <pic:pic>
                   <pic:nvPicPr>
-                    <pic:cNvPr descr="Datenmodell.png" id="75" name="Picture"/>
+                    <pic:cNvPr descr="Datenmodell.png" id="76" name="Picture"/>
                     <pic:cNvPicPr>
                       <a:picLocks noChangeArrowheads="1" noChangeAspect="1"/>
                     </pic:cNvPicPr>
                   </pic:nvPicPr>
                   <pic:blipFill>
-                    <a:blip r:embed="rId73"/>
+                    <a:blip r:embed="rId74"/>
                     <a:stretch>
                       <a:fillRect/>
                     </a:stretch>
@@ -13649,7 +14055,7 @@
         </w:rPr>
         <w:t xml:space="preserve"> </w:t>
       </w:r>
-      <w:hyperlink r:id="rId76">
+      <w:hyperlink r:id="rId77">
         <w:r>
           <w:rPr>
             <w:rStyle w:val="VerbatimChar"/>
@@ -13667,7 +14073,7 @@
         <w:t xml:space="preserve">. Authoritatives Schema: Flyway-Migrationen V1–V5.</w:t>
       </w:r>
     </w:p>
-    <w:bookmarkStart w:id="77" w:name="entitätenübersicht"/>
+    <w:bookmarkStart w:id="78" w:name="entitätenübersicht"/>
     <w:p>
       <w:pPr>
         <w:pStyle w:val="Heading3"/>
@@ -14157,9 +14563,9 @@
         </w:pict>
       </w:r>
     </w:p>
-    <w:bookmarkEnd w:id="77"/>
     <w:bookmarkEnd w:id="78"/>
-    <w:bookmarkStart w:id="79" w:name="risiken-und-technische-schulden"/>
+    <w:bookmarkEnd w:id="79"/>
+    <w:bookmarkStart w:id="80" w:name="risiken-und-technische-schulden"/>
     <w:p>
       <w:pPr>
         <w:pStyle w:val="Heading2"/>
@@ -14636,8 +15042,8 @@
         </w:pict>
       </w:r>
     </w:p>
-    <w:bookmarkEnd w:id="79"/>
-    <w:bookmarkStart w:id="83" w:name="ki-werkzeuge-im-projekt"/>
+    <w:bookmarkEnd w:id="80"/>
+    <w:bookmarkStart w:id="84" w:name="ki-werkzeuge-im-projekt"/>
     <w:p>
       <w:pPr>
         <w:pStyle w:val="Heading2"/>
@@ -14646,7 +15052,7 @@
         <w:t xml:space="preserve">13. KI-Werkzeuge im Projekt</w:t>
       </w:r>
     </w:p>
-    <w:bookmarkStart w:id="80" w:name="eingesetzte-werkzeuge"/>
+    <w:bookmarkStart w:id="81" w:name="eingesetzte-werkzeuge"/>
     <w:p>
       <w:pPr>
         <w:pStyle w:val="Heading3"/>
@@ -14968,8 +15374,8 @@
         </w:tc>
       </w:tr>
     </w:tbl>
-    <w:bookmarkEnd w:id="80"/>
-    <w:bookmarkStart w:id="81" w:name="einsatz-pro-phase"/>
+    <w:bookmarkEnd w:id="81"/>
+    <w:bookmarkStart w:id="82" w:name="einsatz-pro-phase"/>
     <w:p>
       <w:pPr>
         <w:pStyle w:val="Heading3"/>
@@ -15024,192 +15430,6 @@
       </w:r>
       <w:r>
         <w:t xml:space="preserve">(16 Plandokumente) und tragen das jeweilige TEN-Ticket im Dateinamen. Belegbeispiele:</w:t>
-      </w:r>
-    </w:p>
-    <w:p>
-      <w:pPr>
-        <w:pStyle w:val="Compact"/>
-        <w:numPr>
-          <w:ilvl w:val="0"/>
-          <w:numId w:val="1010"/>
-        </w:numPr>
-      </w:pPr>
-      <w:r>
-        <w:rPr>
-          <w:rStyle w:val="VerbatimChar"/>
-        </w:rPr>
-        <w:t xml:space="preserve">docs/superpowers/specs/2026-05-17-ai-match-analysis-postmortem-design.md</w:t>
-      </w:r>
-      <w:r>
-        <w:t xml:space="preserve"> </w:t>
-      </w:r>
-      <w:r>
-        <w:t xml:space="preserve">+ Plan</w:t>
-      </w:r>
-      <w:r>
-        <w:t xml:space="preserve"> </w:t>
-      </w:r>
-      <w:r>
-        <w:rPr>
-          <w:rStyle w:val="VerbatimChar"/>
-        </w:rPr>
-        <w:t xml:space="preserve">docs/superpowers/plans/2026-05-17-ai-match-analysis-postmortem.md</w:t>
-      </w:r>
-      <w:r>
-        <w:t xml:space="preserve"> </w:t>
-      </w:r>
-      <w:r>
-        <w:t xml:space="preserve">— Spec/Plan für das</w:t>
-      </w:r>
-      <w:r>
-        <w:t xml:space="preserve"> </w:t>
-      </w:r>
-      <w:r>
-        <w:rPr>
-          <w:rStyle w:val="VerbatimChar"/>
-        </w:rPr>
-        <w:t xml:space="preserve">ai-module</w:t>
-      </w:r>
-      <w:r>
-        <w:t xml:space="preserve"> </w:t>
-      </w:r>
-      <w:r>
-        <w:t xml:space="preserve">(FA-11).</w:t>
-      </w:r>
-    </w:p>
-    <w:p>
-      <w:pPr>
-        <w:pStyle w:val="Compact"/>
-        <w:numPr>
-          <w:ilvl w:val="0"/>
-          <w:numId w:val="1010"/>
-        </w:numPr>
-      </w:pPr>
-      <w:r>
-        <w:rPr>
-          <w:rStyle w:val="VerbatimChar"/>
-        </w:rPr>
-        <w:t xml:space="preserve">docs/superpowers/specs/2026-06-22-ten-60-bean-validation-design.md</w:t>
-      </w:r>
-      <w:r>
-        <w:t xml:space="preserve"> </w:t>
-      </w:r>
-      <w:r>
-        <w:t xml:space="preserve">+ Plan</w:t>
-      </w:r>
-      <w:r>
-        <w:t xml:space="preserve"> </w:t>
-      </w:r>
-      <w:r>
-        <w:rPr>
-          <w:rStyle w:val="VerbatimChar"/>
-        </w:rPr>
-        <w:t xml:space="preserve">docs/superpowers/plans/2026-06-22-ten-60-bean-validation.md</w:t>
-      </w:r>
-      <w:r>
-        <w:t xml:space="preserve"> </w:t>
-      </w:r>
-      <w:r>
-        <w:t xml:space="preserve">— Spec/Plan für Bean Validation auf REST-DTOs (TEN-60).</w:t>
-      </w:r>
-    </w:p>
-    <w:p>
-      <w:pPr>
-        <w:pStyle w:val="Compact"/>
-        <w:numPr>
-          <w:ilvl w:val="0"/>
-          <w:numId w:val="1010"/>
-        </w:numPr>
-      </w:pPr>
-      <w:r>
-        <w:rPr>
-          <w:rStyle w:val="VerbatimChar"/>
-        </w:rPr>
-        <w:t xml:space="preserve">docs/superpowers/specs/2026-06-22-ten-55-owner-binding-rbac-design.md</w:t>
-      </w:r>
-      <w:r>
-        <w:t xml:space="preserve"> </w:t>
-      </w:r>
-      <w:r>
-        <w:t xml:space="preserve">+ Plan</w:t>
-      </w:r>
-      <w:r>
-        <w:t xml:space="preserve"> </w:t>
-      </w:r>
-      <w:r>
-        <w:rPr>
-          <w:rStyle w:val="VerbatimChar"/>
-        </w:rPr>
-        <w:t xml:space="preserve">docs/superpowers/plans/2026-06-22-ten-55-owner-binding-rbac.md</w:t>
-      </w:r>
-      <w:r>
-        <w:t xml:space="preserve"> </w:t>
-      </w:r>
-      <w:r>
-        <w:t xml:space="preserve">— Owner-Binding/RBAC (TEN-55).</w:t>
-      </w:r>
-    </w:p>
-    <w:p>
-      <w:pPr>
-        <w:pStyle w:val="FirstParagraph"/>
-      </w:pPr>
-      <w:r>
-        <w:rPr>
-          <w:b/>
-          <w:bCs/>
-        </w:rPr>
-        <w:t xml:space="preserve">Review.</w:t>
-      </w:r>
-      <w:r>
-        <w:t xml:space="preserve"> </w:t>
-      </w:r>
-      <w:r>
-        <w:t xml:space="preserve">Vor jedem Merge auf</w:t>
-      </w:r>
-      <w:r>
-        <w:t xml:space="preserve"> </w:t>
-      </w:r>
-      <w:r>
-        <w:rPr>
-          <w:rStyle w:val="VerbatimChar"/>
-        </w:rPr>
-        <w:t xml:space="preserve">develop</w:t>
-      </w:r>
-      <w:r>
-        <w:t xml:space="preserve"> </w:t>
-      </w:r>
-      <w:r>
-        <w:t xml:space="preserve">läuft</w:t>
-      </w:r>
-      <w:r>
-        <w:t xml:space="preserve"> </w:t>
-      </w:r>
-      <w:r>
-        <w:rPr>
-          <w:rStyle w:val="VerbatimChar"/>
-        </w:rPr>
-        <w:t xml:space="preserve">/code-review</w:t>
-      </w:r>
-      <w:r>
-        <w:t xml:space="preserve"> </w:t>
-      </w:r>
-      <w:r>
-        <w:t xml:space="preserve">oder</w:t>
-      </w:r>
-      <w:r>
-        <w:t xml:space="preserve"> </w:t>
-      </w:r>
-      <w:r>
-        <w:rPr>
-          <w:rStyle w:val="VerbatimChar"/>
-        </w:rPr>
-        <w:t xml:space="preserve">pr-review-toolkit:review-pr</w:t>
-      </w:r>
-      <w:r>
-        <w:t xml:space="preserve"> </w:t>
-      </w:r>
-      <w:r>
-        <w:t xml:space="preserve">mit Multi-Agent-Fan-out gegen das Diff. Befunde landen als Inline-PR-Kommentar oder als Edit-Anweisung im Working Tree. Belege:</w:t>
       </w:r>
     </w:p>
     <w:p>
@@ -15224,90 +15444,133 @@
         <w:rPr>
           <w:rStyle w:val="VerbatimChar"/>
         </w:rPr>
-        <w:t xml:space="preserve">doc/bewertungskriterien/Code-Pruefung_Kriterien_7_und_8.md</w:t>
-      </w:r>
-      <w:r>
-        <w:t xml:space="preserve"> </w:t>
-      </w:r>
-      <w:r>
-        <w:t xml:space="preserve">ist ein KI-erstellter Selbst-Audit gegen die Bewertungskriterien 7 + 8. Die dort identifizierten Lücken (Scoring-Modul-Konsolidierung, modulübergreifendes Domänenmodell, fehlende Modul-Durchsetzung) wurden anschliessend in</w:t>
-      </w:r>
-      <w:r>
-        <w:t xml:space="preserve"> </w:t>
-      </w:r>
+        <w:t xml:space="preserve">docs/superpowers/specs/2026-05-17-ai-match-analysis-postmortem-design.md</w:t>
+      </w:r>
+      <w:r>
+        <w:t xml:space="preserve"> </w:t>
+      </w:r>
+      <w:r>
+        <w:t xml:space="preserve">+ Plan</w:t>
+      </w:r>
+      <w:r>
+        <w:t xml:space="preserve"> </w:t>
+      </w:r>
+      <w:r>
+        <w:rPr>
+          <w:rStyle w:val="VerbatimChar"/>
+        </w:rPr>
+        <w:t xml:space="preserve">docs/superpowers/plans/2026-05-17-ai-match-analysis-postmortem.md</w:t>
+      </w:r>
+      <w:r>
+        <w:t xml:space="preserve"> </w:t>
+      </w:r>
+      <w:r>
+        <w:t xml:space="preserve">— Spec/Plan für das</w:t>
+      </w:r>
+      <w:r>
+        <w:t xml:space="preserve"> </w:t>
+      </w:r>
+      <w:r>
+        <w:rPr>
+          <w:rStyle w:val="VerbatimChar"/>
+        </w:rPr>
+        <w:t xml:space="preserve">ai-module</w:t>
+      </w:r>
+      <w:r>
+        <w:t xml:space="preserve"> </w:t>
+      </w:r>
+      <w:r>
+        <w:t xml:space="preserve">(FA-11).</w:t>
+      </w:r>
+    </w:p>
+    <w:p>
+      <w:pPr>
+        <w:pStyle w:val="Compact"/>
+        <w:numPr>
+          <w:ilvl w:val="0"/>
+          <w:numId w:val="1011"/>
+        </w:numPr>
+      </w:pPr>
+      <w:r>
+        <w:rPr>
+          <w:rStyle w:val="VerbatimChar"/>
+        </w:rPr>
+        <w:t xml:space="preserve">docs/superpowers/specs/2026-06-22-ten-60-bean-validation-design.md</w:t>
+      </w:r>
+      <w:r>
+        <w:t xml:space="preserve"> </w:t>
+      </w:r>
+      <w:r>
+        <w:t xml:space="preserve">+ Plan</w:t>
+      </w:r>
+      <w:r>
+        <w:t xml:space="preserve"> </w:t>
+      </w:r>
+      <w:r>
+        <w:rPr>
+          <w:rStyle w:val="VerbatimChar"/>
+        </w:rPr>
+        <w:t xml:space="preserve">docs/superpowers/plans/2026-06-22-ten-60-bean-validation.md</w:t>
+      </w:r>
+      <w:r>
+        <w:t xml:space="preserve"> </w:t>
+      </w:r>
+      <w:r>
+        <w:t xml:space="preserve">— Spec/Plan für Bean Validation auf REST-DTOs (TEN-60).</w:t>
+      </w:r>
+    </w:p>
+    <w:p>
+      <w:pPr>
+        <w:pStyle w:val="Compact"/>
+        <w:numPr>
+          <w:ilvl w:val="0"/>
+          <w:numId w:val="1011"/>
+        </w:numPr>
+      </w:pPr>
+      <w:r>
+        <w:rPr>
+          <w:rStyle w:val="VerbatimChar"/>
+        </w:rPr>
+        <w:t xml:space="preserve">docs/superpowers/specs/2026-06-22-ten-55-owner-binding-rbac-design.md</w:t>
+      </w:r>
+      <w:r>
+        <w:t xml:space="preserve"> </w:t>
+      </w:r>
+      <w:r>
+        <w:t xml:space="preserve">+ Plan</w:t>
+      </w:r>
+      <w:r>
+        <w:t xml:space="preserve"> </w:t>
+      </w:r>
+      <w:r>
+        <w:rPr>
+          <w:rStyle w:val="VerbatimChar"/>
+        </w:rPr>
+        <w:t xml:space="preserve">docs/superpowers/plans/2026-06-22-ten-55-owner-binding-rbac.md</w:t>
+      </w:r>
+      <w:r>
+        <w:t xml:space="preserve"> </w:t>
+      </w:r>
+      <w:r>
+        <w:t xml:space="preserve">— Owner-Binding/RBAC (TEN-55).</w:t>
+      </w:r>
+    </w:p>
+    <w:p>
+      <w:pPr>
+        <w:pStyle w:val="FirstParagraph"/>
+      </w:pPr>
       <w:r>
         <w:rPr>
           <w:b/>
           <w:bCs/>
         </w:rPr>
-        <w:t xml:space="preserve">ADR-12</w:t>
-      </w:r>
-      <w:r>
-        <w:t xml:space="preserve">,</w:t>
-      </w:r>
-      <w:r>
-        <w:t xml:space="preserve"> </w:t>
-      </w:r>
-      <w:r>
-        <w:rPr>
-          <w:b/>
-          <w:bCs/>
-        </w:rPr>
-        <w:t xml:space="preserve">ADR-13</w:t>
-      </w:r>
-      <w:r>
-        <w:t xml:space="preserve"> </w:t>
-      </w:r>
-      <w:r>
-        <w:t xml:space="preserve">und</w:t>
-      </w:r>
-      <w:r>
-        <w:t xml:space="preserve"> </w:t>
-      </w:r>
-      <w:r>
-        <w:rPr>
-          <w:rStyle w:val="VerbatimChar"/>
-        </w:rPr>
-        <w:t xml:space="preserve">backend/app/src/test/java/com/cas/tsas/ArchitectureTest.java</w:t>
-      </w:r>
-      <w:r>
-        <w:t xml:space="preserve"> </w:t>
-      </w:r>
-      <w:r>
-        <w:t xml:space="preserve">adressiert.</w:t>
-      </w:r>
-    </w:p>
-    <w:p>
-      <w:pPr>
-        <w:pStyle w:val="FirstParagraph"/>
-      </w:pPr>
-      <w:r>
-        <w:rPr>
-          <w:b/>
-          <w:bCs/>
-        </w:rPr>
-        <w:t xml:space="preserve">Refactoring.</w:t>
-      </w:r>
-      <w:r>
-        <w:t xml:space="preserve"> </w:t>
-      </w:r>
-      <w:r>
-        <w:t xml:space="preserve">Spec-getriebene Cleanups mit TDD-Schleife. Belegbeispiele aus</w:t>
-      </w:r>
-      <w:r>
-        <w:t xml:space="preserve"> </w:t>
-      </w:r>
-      <w:r>
-        <w:rPr>
-          <w:rStyle w:val="VerbatimChar"/>
-        </w:rPr>
-        <w:t xml:space="preserve">git log</w:t>
-      </w:r>
-      <w:r>
-        <w:t xml:space="preserve"> </w:t>
-      </w:r>
-      <w:r>
-        <w:t xml:space="preserve">auf</w:t>
+        <w:t xml:space="preserve">Review.</w:t>
+      </w:r>
+      <w:r>
+        <w:t xml:space="preserve"> </w:t>
+      </w:r>
+      <w:r>
+        <w:t xml:space="preserve">Vor jedem Merge auf</w:t>
       </w:r>
       <w:r>
         <w:t xml:space="preserve"> </w:t>
@@ -15319,7 +15582,40 @@
         <w:t xml:space="preserve">develop</w:t>
       </w:r>
       <w:r>
-        <w:t xml:space="preserve">:</w:t>
+        <w:t xml:space="preserve"> </w:t>
+      </w:r>
+      <w:r>
+        <w:t xml:space="preserve">läuft</w:t>
+      </w:r>
+      <w:r>
+        <w:t xml:space="preserve"> </w:t>
+      </w:r>
+      <w:r>
+        <w:rPr>
+          <w:rStyle w:val="VerbatimChar"/>
+        </w:rPr>
+        <w:t xml:space="preserve">/code-review</w:t>
+      </w:r>
+      <w:r>
+        <w:t xml:space="preserve"> </w:t>
+      </w:r>
+      <w:r>
+        <w:t xml:space="preserve">oder</w:t>
+      </w:r>
+      <w:r>
+        <w:t xml:space="preserve"> </w:t>
+      </w:r>
+      <w:r>
+        <w:rPr>
+          <w:rStyle w:val="VerbatimChar"/>
+        </w:rPr>
+        <w:t xml:space="preserve">pr-review-toolkit:review-pr</w:t>
+      </w:r>
+      <w:r>
+        <w:t xml:space="preserve"> </w:t>
+      </w:r>
+      <w:r>
+        <w:t xml:space="preserve">mit Multi-Agent-Fan-out gegen das Diff. Befunde landen als Inline-PR-Kommentar oder als Edit-Anweisung im Working Tree. Belege:</w:t>
       </w:r>
     </w:p>
     <w:p>
@@ -15334,100 +15630,26 @@
         <w:rPr>
           <w:rStyle w:val="VerbatimChar"/>
         </w:rPr>
-        <w:t xml:space="preserve">cc6e502 feat(match): typed enums + @Size on RecordPointRequest + IT (TEN-60)</w:t>
-      </w:r>
-    </w:p>
-    <w:p>
-      <w:pPr>
-        <w:pStyle w:val="Compact"/>
-        <w:numPr>
-          <w:ilvl w:val="0"/>
-          <w:numId w:val="1012"/>
-        </w:numPr>
-      </w:pPr>
-      <w:r>
-        <w:rPr>
-          <w:rStyle w:val="VerbatimChar"/>
-        </w:rPr>
-        <w:t xml:space="preserve">d96f4da feat(player): @Size limits on DTO string fields + IT (TEN-60)</w:t>
-      </w:r>
-    </w:p>
-    <w:p>
-      <w:pPr>
-        <w:pStyle w:val="Compact"/>
-        <w:numPr>
-          <w:ilvl w:val="0"/>
-          <w:numId w:val="1012"/>
-        </w:numPr>
-      </w:pPr>
-      <w:r>
-        <w:rPr>
-          <w:rStyle w:val="VerbatimChar"/>
-        </w:rPr>
-        <w:t xml:space="preserve">2a0bcf1 docs(plans): add TEN-60 bean-validation implementation plan</w:t>
-      </w:r>
-    </w:p>
-    <w:p>
-      <w:pPr>
-        <w:pStyle w:val="FirstParagraph"/>
-      </w:pPr>
+        <w:t xml:space="preserve">doc/bewertungskriterien/Code-Pruefung_Kriterien_7_und_8.md</w:t>
+      </w:r>
+      <w:r>
+        <w:t xml:space="preserve"> </w:t>
+      </w:r>
+      <w:r>
+        <w:t xml:space="preserve">ist ein KI-erstellter Selbst-Audit gegen die Bewertungskriterien 7 + 8. Die dort identifizierten Lücken (Scoring-Modul-Konsolidierung, modulübergreifendes Domänenmodell, fehlende Modul-Durchsetzung) wurden anschliessend in</w:t>
+      </w:r>
+      <w:r>
+        <w:t xml:space="preserve"> </w:t>
+      </w:r>
       <w:r>
         <w:rPr>
           <w:b/>
           <w:bCs/>
         </w:rPr>
-        <w:t xml:space="preserve">Recherche.</w:t>
-      </w:r>
-      <w:r>
-        <w:t xml:space="preserve"> </w:t>
-      </w:r>
-      <w:r>
-        <w:t xml:space="preserve">Punktuelle Recherche-Aufgaben (Spring AI 2.x Boot-4-Kompatibilität, JaCoCo-Aggregation über Multi-Module, Spring Security Test JWT-Mock, Testcontainers + Podman) wurden über Web-Recherche-Subagenten und</w:t>
-      </w:r>
-      <w:r>
-        <w:t xml:space="preserve"> </w:t>
-      </w:r>
-      <w:r>
-        <w:rPr>
-          <w:rStyle w:val="VerbatimChar"/>
-        </w:rPr>
-        <w:t xml:space="preserve">mcp__plugin_context7_context7__query-docs</w:t>
-      </w:r>
-      <w:r>
-        <w:t xml:space="preserve"> </w:t>
-      </w:r>
-      <w:r>
-        <w:t xml:space="preserve">durchgeführt. Ergebnisse flossen in ADR-10 (Spring AI Milestone-Risiko in R-07) und ADR-11 (CI/Coverage-Gate-Schwellen-Begründung) ein.</w:t>
-      </w:r>
-    </w:p>
-    <w:bookmarkEnd w:id="81"/>
-    <w:bookmarkStart w:id="82" w:name="eigenständigkeit"/>
-    <w:p>
-      <w:pPr>
-        <w:pStyle w:val="Heading3"/>
-      </w:pPr>
-      <w:r>
-        <w:t xml:space="preserve">13.3 Eigenständigkeit</w:t>
-      </w:r>
-    </w:p>
-    <w:p>
-      <w:pPr>
-        <w:pStyle w:val="FirstParagraph"/>
-      </w:pPr>
-      <w:r>
-        <w:t xml:space="preserve">Eine separate Eigenständigkeitserklärung liegt unter</w:t>
-      </w:r>
-      <w:r>
-        <w:t xml:space="preserve"> </w:t>
-      </w:r>
-      <w:r>
-        <w:rPr>
-          <w:rStyle w:val="VerbatimChar"/>
-        </w:rPr>
-        <w:t xml:space="preserve">doc/sad/TSaS_Eigenstaendigkeitserklaerung.md</w:t>
-      </w:r>
-      <w:r>
-        <w:t xml:space="preserve">. Sie bestätigt, dass alle KI-Vorschläge vor Übernahme geprüft, angenommen oder zurückgewiesen wurden. Die drei wichtigsten bewusst</w:t>
+        <w:t xml:space="preserve">ADR-12</w:t>
+      </w:r>
+      <w:r>
+        <w:t xml:space="preserve">,</w:t>
       </w:r>
       <w:r>
         <w:t xml:space="preserve"> </w:t>
@@ -15437,328 +15659,73 @@
           <w:b/>
           <w:bCs/>
         </w:rPr>
-        <w:t xml:space="preserve">nicht</w:t>
-      </w:r>
-      <w:r>
-        <w:t xml:space="preserve"> </w:t>
-      </w:r>
-      <w:r>
-        <w:t xml:space="preserve">an die KI delegierten Entscheidungen sind in Kapitel 14 (Reflexion und Fazit) mit Begründung und Beleg ausgewiesen.</w:t>
-      </w:r>
-    </w:p>
-    <w:p>
-      <w:r>
-        <w:pict>
-          <v:rect style="width:0;height:1.5pt" o:hralign="center" o:hrstd="t" o:hr="t"/>
-        </w:pict>
-      </w:r>
-    </w:p>
-    <w:bookmarkEnd w:id="82"/>
-    <w:bookmarkEnd w:id="83"/>
-    <w:bookmarkStart w:id="88" w:name="reflexion-und-fazit"/>
-    <w:p>
-      <w:pPr>
-        <w:pStyle w:val="Heading2"/>
-      </w:pPr>
-      <w:r>
-        <w:t xml:space="preserve">14. Reflexion und Fazit</w:t>
+        <w:t xml:space="preserve">ADR-13</w:t>
+      </w:r>
+      <w:r>
+        <w:t xml:space="preserve"> </w:t>
+      </w:r>
+      <w:r>
+        <w:t xml:space="preserve">und</w:t>
+      </w:r>
+      <w:r>
+        <w:t xml:space="preserve"> </w:t>
+      </w:r>
+      <w:r>
+        <w:rPr>
+          <w:rStyle w:val="VerbatimChar"/>
+        </w:rPr>
+        <w:t xml:space="preserve">backend/app/src/test/java/com/cas/tsas/ArchitectureTest.java</w:t>
+      </w:r>
+      <w:r>
+        <w:t xml:space="preserve"> </w:t>
+      </w:r>
+      <w:r>
+        <w:t xml:space="preserve">adressiert.</w:t>
       </w:r>
     </w:p>
     <w:p>
       <w:pPr>
         <w:pStyle w:val="FirstParagraph"/>
       </w:pPr>
-      <w:r>
-        <w:t xml:space="preserve">Drei Bereiche wurden im Projektverlauf bewusst</w:t>
-      </w:r>
-      <w:r>
-        <w:t xml:space="preserve"> </w:t>
-      </w:r>
       <w:r>
         <w:rPr>
           <w:b/>
           <w:bCs/>
         </w:rPr>
-        <w:t xml:space="preserve">nicht an die KI delegiert</w:t>
-      </w:r>
-      <w:r>
-        <w:t xml:space="preserve"> </w:t>
-      </w:r>
-      <w:r>
-        <w:t xml:space="preserve">— Vorschläge wurden zurückgewiesen, manuell überschrieben oder ohne KI-Unterstützung getroffen. Begründungen und Belege:</w:t>
-      </w:r>
-    </w:p>
-    <w:bookmarkStart w:id="84" w:name="veto-1-security-konfiguration"/>
-    <w:p>
-      <w:pPr>
-        <w:pStyle w:val="Heading3"/>
-      </w:pPr>
-      <w:r>
-        <w:t xml:space="preserve">14.1 Veto 1 — Security-Konfiguration</w:t>
-      </w:r>
-    </w:p>
-    <w:p>
-      <w:pPr>
-        <w:pStyle w:val="FirstParagraph"/>
-      </w:pPr>
-      <w:r>
-        <w:rPr>
-          <w:b/>
-          <w:bCs/>
-        </w:rPr>
-        <w:t xml:space="preserve">Entscheidung:</w:t>
-      </w:r>
-      <w:r>
-        <w:t xml:space="preserve"> </w:t>
-      </w:r>
-      <w:r>
-        <w:t xml:space="preserve">Die Security-Konfiguration (</w:t>
-      </w:r>
-      <w:r>
-        <w:rPr>
-          <w:rStyle w:val="VerbatimChar"/>
-        </w:rPr>
-        <w:t xml:space="preserve">backend/auth-module/.../SecurityConfig.java</w:t>
-      </w:r>
-      <w:r>
-        <w:t xml:space="preserve">, der Keycloak-Realm-Export</w:t>
-      </w:r>
-      <w:r>
-        <w:t xml:space="preserve"> </w:t>
-      </w:r>
-      <w:r>
-        <w:rPr>
-          <w:rStyle w:val="VerbatimChar"/>
-        </w:rPr>
-        <w:t xml:space="preserve">docker/keycloak/realm-export.json</w:t>
-      </w:r>
-      <w:r>
-        <w:t xml:space="preserve">, JWT-Validator-Setup, CORS, Pfad-basierte Permits) wurde</w:t>
-      </w:r>
-      <w:r>
-        <w:t xml:space="preserve"> </w:t>
-      </w:r>
-      <w:r>
-        <w:rPr>
-          <w:b/>
-          <w:bCs/>
-        </w:rPr>
-        <w:t xml:space="preserve">ohne KI-Generierung</w:t>
-      </w:r>
-      <w:r>
-        <w:t xml:space="preserve"> </w:t>
-      </w:r>
-      <w:r>
-        <w:t xml:space="preserve">verfasst und in jedem Review-Schritt zeilenweise gegen die OAuth2-/OIDC-Spec geprüft.</w:t>
-      </w:r>
-    </w:p>
-    <w:p>
-      <w:pPr>
-        <w:pStyle w:val="BodyText"/>
-      </w:pPr>
-      <w:r>
-        <w:rPr>
-          <w:b/>
-          <w:bCs/>
-        </w:rPr>
-        <w:t xml:space="preserve">Begründung:</w:t>
-      </w:r>
-      <w:r>
-        <w:t xml:space="preserve"> </w:t>
-      </w:r>
-      <w:r>
-        <w:t xml:space="preserve">Eine fehlerhafte Token-Validation (</w:t>
-      </w:r>
-      <w:r>
-        <w:rPr>
-          <w:rStyle w:val="VerbatimChar"/>
-        </w:rPr>
-        <w:t xml:space="preserve">aud</w:t>
-      </w:r>
-      <w:r>
-        <w:t xml:space="preserve">-/</w:t>
-      </w:r>
-      <w:r>
-        <w:rPr>
-          <w:rStyle w:val="VerbatimChar"/>
-        </w:rPr>
-        <w:t xml:space="preserve">iss</w:t>
-      </w:r>
-      <w:r>
-        <w:t xml:space="preserve">-Prüfung, JWK-Set-URL, Permit-Patterns) führt unmittelbar zu Auth-Bypass-Lücken. Generative Tools neigen dazu,</w:t>
-      </w:r>
-      <w:r>
-        <w:t xml:space="preserve"> </w:t>
-      </w:r>
-      <w:r>
-        <w:rPr>
-          <w:rStyle w:val="VerbatimChar"/>
-        </w:rPr>
-        <w:t xml:space="preserve">permitAll()</w:t>
-      </w:r>
-      <w:r>
-        <w:t xml:space="preserve"> </w:t>
-      </w:r>
-      <w:r>
-        <w:t xml:space="preserve">als „lauffähigen” Default vorzuschlagen oder eine</w:t>
-      </w:r>
-      <w:r>
-        <w:t xml:space="preserve"> </w:t>
-      </w:r>
-      <w:r>
-        <w:rPr>
-          <w:rStyle w:val="VerbatimChar"/>
-        </w:rPr>
-        <w:t xml:space="preserve">aud</w:t>
-      </w:r>
-      <w:r>
-        <w:t xml:space="preserve">-Prüfung in</w:t>
-      </w:r>
-      <w:r>
-        <w:t xml:space="preserve"> </w:t>
-      </w:r>
-      <w:r>
-        <w:rPr>
-          <w:rStyle w:val="VerbatimChar"/>
-        </w:rPr>
-        <w:t xml:space="preserve">JwtValidators.createDefaultWithIssuer(...)</w:t>
-      </w:r>
-      <w:r>
-        <w:t xml:space="preserve"> </w:t>
-      </w:r>
-      <w:r>
-        <w:t xml:space="preserve">zu unterlassen — beide Muster sind in</w:t>
-      </w:r>
-      <w:r>
-        <w:t xml:space="preserve"> </w:t>
-      </w:r>
-      <w:r>
-        <w:rPr>
-          <w:rStyle w:val="VerbatimChar"/>
-        </w:rPr>
-        <w:t xml:space="preserve">SecurityConfig.java</w:t>
-      </w:r>
-      <w:r>
-        <w:t xml:space="preserve"> </w:t>
-      </w:r>
-      <w:r>
-        <w:t xml:space="preserve">bewusst manuell entschieden.</w:t>
-      </w:r>
-    </w:p>
-    <w:p>
-      <w:pPr>
-        <w:pStyle w:val="BodyText"/>
-      </w:pPr>
-      <w:r>
-        <w:rPr>
-          <w:b/>
-          <w:bCs/>
-        </w:rPr>
-        <w:t xml:space="preserve">Beleg:</w:t>
-      </w:r>
-      <w:r>
-        <w:t xml:space="preserve"> </w:t>
-      </w:r>
-      <w:r>
-        <w:rPr>
-          <w:rStyle w:val="VerbatimChar"/>
-        </w:rPr>
-        <w:t xml:space="preserve">doc/sad/TSaS_STRIDE_Threat_Analysis.md</w:t>
-      </w:r>
-      <w:r>
-        <w:t xml:space="preserve"> </w:t>
-      </w:r>
-      <w:r>
-        <w:t xml:space="preserve">§2.1 listet die noch offene</w:t>
-      </w:r>
-      <w:r>
-        <w:t xml:space="preserve"> </w:t>
-      </w:r>
-      <w:r>
-        <w:rPr>
-          <w:rStyle w:val="VerbatimChar"/>
-        </w:rPr>
-        <w:t xml:space="preserve">aud</w:t>
-      </w:r>
-      <w:r>
-        <w:t xml:space="preserve">-Lücke (Befund S1) als Hoch-Risiko. Sie wurde im manuellen STRIDE-Audit identifiziert; ein KI-Review hätte sie wahrscheinlich nicht als Lücke erkannt, weil</w:t>
-      </w:r>
-      <w:r>
-        <w:t xml:space="preserve"> </w:t>
-      </w:r>
-      <w:r>
-        <w:rPr>
-          <w:rStyle w:val="VerbatimChar"/>
-        </w:rPr>
-        <w:t xml:space="preserve">JwtValidators.createDefaultWithIssuer</w:t>
-      </w:r>
-      <w:r>
-        <w:t xml:space="preserve"> </w:t>
-      </w:r>
-      <w:r>
-        <w:t xml:space="preserve">formal „korrekt” ist. Die Backlog-Entscheidung (Mitigation in eigenem Ticket) bleibt bei einem Menschen.</w:t>
-      </w:r>
-    </w:p>
-    <w:bookmarkEnd w:id="84"/>
-    <w:bookmarkStart w:id="85" w:name="veto-2-architekturentscheidungen-adrs"/>
-    <w:p>
-      <w:pPr>
-        <w:pStyle w:val="Heading3"/>
-      </w:pPr>
-      <w:r>
-        <w:t xml:space="preserve">14.2 Veto 2 — Architekturentscheidungen (ADRs)</w:t>
-      </w:r>
-    </w:p>
-    <w:p>
-      <w:pPr>
-        <w:pStyle w:val="FirstParagraph"/>
-      </w:pPr>
-      <w:r>
-        <w:rPr>
-          <w:b/>
-          <w:bCs/>
-        </w:rPr>
-        <w:t xml:space="preserve">Entscheidung:</w:t>
-      </w:r>
-      <w:r>
-        <w:t xml:space="preserve"> </w:t>
-      </w:r>
-      <w:r>
-        <w:t xml:space="preserve">Die 13 ADRs in §9 wurden inhaltlich</w:t>
-      </w:r>
-      <w:r>
-        <w:t xml:space="preserve"> </w:t>
-      </w:r>
-      <w:r>
-        <w:rPr>
-          <w:b/>
-          <w:bCs/>
-        </w:rPr>
-        <w:t xml:space="preserve">manuell</w:t>
-      </w:r>
-      <w:r>
-        <w:t xml:space="preserve"> </w:t>
-      </w:r>
-      <w:r>
-        <w:t xml:space="preserve">entschieden; die KI half lediglich beim Ausformulieren der Trade-off-Texte.</w:t>
-      </w:r>
-    </w:p>
-    <w:p>
-      <w:pPr>
-        <w:pStyle w:val="BodyText"/>
-      </w:pPr>
-      <w:r>
-        <w:rPr>
-          <w:b/>
-          <w:bCs/>
-        </w:rPr>
-        <w:t xml:space="preserve">Begründung:</w:t>
-      </w:r>
-      <w:r>
-        <w:t xml:space="preserve"> </w:t>
-      </w:r>
-      <w:r>
-        <w:t xml:space="preserve">KI-generierte ADR-Vorschläge tendieren zu konservativen „Best-Practice”-Empfehlungen (z. B. „nimm Spring Modulith, weil es aktuell ist”) und übersehen Kontextfaktoren wie Team-Grösse, Erfahrung und Roadmap. Drei konkrete Gegen-Entscheidungen:</w:t>
+        <w:t xml:space="preserve">Refactoring.</w:t>
+      </w:r>
+      <w:r>
+        <w:t xml:space="preserve"> </w:t>
+      </w:r>
+      <w:r>
+        <w:t xml:space="preserve">Spec-getriebene Cleanups mit TDD-Schleife. Belegbeispiele aus</w:t>
+      </w:r>
+      <w:r>
+        <w:t xml:space="preserve"> </w:t>
+      </w:r>
+      <w:r>
+        <w:rPr>
+          <w:rStyle w:val="VerbatimChar"/>
+        </w:rPr>
+        <w:t xml:space="preserve">git log</w:t>
+      </w:r>
+      <w:r>
+        <w:t xml:space="preserve"> </w:t>
+      </w:r>
+      <w:r>
+        <w:t xml:space="preserve">auf</w:t>
+      </w:r>
+      <w:r>
+        <w:t xml:space="preserve"> </w:t>
+      </w:r>
+      <w:r>
+        <w:rPr>
+          <w:rStyle w:val="VerbatimChar"/>
+        </w:rPr>
+        <w:t xml:space="preserve">develop</w:t>
+      </w:r>
+      <w:r>
+        <w:t xml:space="preserve">:</w:t>
       </w:r>
     </w:p>
     <w:p>
@@ -15771,16 +15738,9 @@
       </w:pPr>
       <w:r>
         <w:rPr>
-          <w:b/>
-          <w:bCs/>
-        </w:rPr>
-        <w:t xml:space="preserve">ADR-07</w:t>
-      </w:r>
-      <w:r>
-        <w:t xml:space="preserve"> </w:t>
-      </w:r>
-      <w:r>
-        <w:t xml:space="preserve">verwirft Spring Modulith bewusst zugunsten von Gradle-Multi-Module-Compile-Zeit-Grenzen — entgegen dem aktuellen Hype.</w:t>
+          <w:rStyle w:val="VerbatimChar"/>
+        </w:rPr>
+        <w:t xml:space="preserve">cc6e502 feat(match): typed enums + @Size on RecordPointRequest + IT (TEN-60)</w:t>
       </w:r>
     </w:p>
     <w:p>
@@ -15793,43 +15753,9 @@
       </w:pPr>
       <w:r>
         <w:rPr>
-          <w:b/>
-          <w:bCs/>
-        </w:rPr>
-        <w:t xml:space="preserve">ADR-12</w:t>
-      </w:r>
-      <w:r>
-        <w:t xml:space="preserve"> </w:t>
-      </w:r>
-      <w:r>
-        <w:t xml:space="preserve">konsolidiert das ursprünglich vorgesehene</w:t>
-      </w:r>
-      <w:r>
-        <w:t xml:space="preserve"> </w:t>
-      </w:r>
-      <w:r>
-        <w:rPr>
-          <w:rStyle w:val="VerbatimChar"/>
-        </w:rPr>
-        <w:t xml:space="preserve">scoring-module</w:t>
-      </w:r>
-      <w:r>
-        <w:t xml:space="preserve"> </w:t>
-      </w:r>
-      <w:r>
-        <w:t xml:space="preserve">wieder ins</w:t>
-      </w:r>
-      <w:r>
-        <w:t xml:space="preserve"> </w:t>
-      </w:r>
-      <w:r>
-        <w:rPr>
-          <w:rStyle w:val="VerbatimChar"/>
-        </w:rPr>
-        <w:t xml:space="preserve">match-module</w:t>
-      </w:r>
-      <w:r>
-        <w:t xml:space="preserve">, nachdem die Implementierung zeigte, dass die Modulgrenze keinen fachlichen Mehrwert bringt.</w:t>
+          <w:rStyle w:val="VerbatimChar"/>
+        </w:rPr>
+        <w:t xml:space="preserve">d96f4da feat(player): @Size limits on DTO string fields + IT (TEN-60)</w:t>
       </w:r>
     </w:p>
     <w:p>
@@ -15842,105 +15768,194 @@
       </w:pPr>
       <w:r>
         <w:rPr>
+          <w:rStyle w:val="VerbatimChar"/>
+        </w:rPr>
+        <w:t xml:space="preserve">2a0bcf1 docs(plans): add TEN-60 bean-validation implementation plan</w:t>
+      </w:r>
+    </w:p>
+    <w:p>
+      <w:pPr>
+        <w:pStyle w:val="FirstParagraph"/>
+      </w:pPr>
+      <w:r>
+        <w:rPr>
           <w:b/>
           <w:bCs/>
         </w:rPr>
-        <w:t xml:space="preserve">ADR-13</w:t>
-      </w:r>
-      <w:r>
-        <w:t xml:space="preserve"> </w:t>
-      </w:r>
-      <w:r>
-        <w:t xml:space="preserve">erlaubt geteilte Domänen-Wertobjekte modulübergreifend statt einer Anti-Corruption-Schicht — die KI hätte hier vermutlich Spiegel-DTO-Mapper an jeder Grenze vorgeschlagen.</w:t>
+        <w:t xml:space="preserve">Recherche.</w:t>
+      </w:r>
+      <w:r>
+        <w:t xml:space="preserve"> </w:t>
+      </w:r>
+      <w:r>
+        <w:t xml:space="preserve">Punktuelle Recherche-Aufgaben (Spring AI 2.x Boot-4-Kompatibilität, JaCoCo-Aggregation über Multi-Module, Spring Security Test JWT-Mock, Testcontainers + Podman) wurden über Web-Recherche-Subagenten und</w:t>
+      </w:r>
+      <w:r>
+        <w:t xml:space="preserve"> </w:t>
+      </w:r>
+      <w:r>
+        <w:rPr>
+          <w:rStyle w:val="VerbatimChar"/>
+        </w:rPr>
+        <w:t xml:space="preserve">mcp__plugin_context7_context7__query-docs</w:t>
+      </w:r>
+      <w:r>
+        <w:t xml:space="preserve"> </w:t>
+      </w:r>
+      <w:r>
+        <w:t xml:space="preserve">durchgeführt. Ergebnisse flossen in ADR-10 (Spring AI Milestone-Risiko in R-07) und ADR-11 (CI/Coverage-Gate-Schwellen-Begründung) ein.</w:t>
+      </w:r>
+    </w:p>
+    <w:bookmarkEnd w:id="82"/>
+    <w:bookmarkStart w:id="83" w:name="eigenständigkeit"/>
+    <w:p>
+      <w:pPr>
+        <w:pStyle w:val="Heading3"/>
+      </w:pPr>
+      <w:r>
+        <w:t xml:space="preserve">13.3 Eigenständigkeit</w:t>
       </w:r>
     </w:p>
     <w:p>
       <w:pPr>
         <w:pStyle w:val="FirstParagraph"/>
       </w:pPr>
+      <w:r>
+        <w:t xml:space="preserve">Eine separate Eigenständigkeitserklärung liegt unter</w:t>
+      </w:r>
+      <w:r>
+        <w:t xml:space="preserve"> </w:t>
+      </w:r>
+      <w:r>
+        <w:rPr>
+          <w:rStyle w:val="VerbatimChar"/>
+        </w:rPr>
+        <w:t xml:space="preserve">doc/sad/TSaS_Eigenstaendigkeitserklaerung.md</w:t>
+      </w:r>
+      <w:r>
+        <w:t xml:space="preserve">. Sie bestätigt, dass alle KI-Vorschläge vor Übernahme geprüft, angenommen oder zurückgewiesen wurden. Die drei wichtigsten bewusst</w:t>
+      </w:r>
+      <w:r>
+        <w:t xml:space="preserve"> </w:t>
+      </w:r>
       <w:r>
         <w:rPr>
           <w:b/>
           <w:bCs/>
         </w:rPr>
-        <w:t xml:space="preserve">Beleg:</w:t>
-      </w:r>
-      <w:r>
-        <w:t xml:space="preserve"> </w:t>
-      </w:r>
-      <w:r>
-        <w:t xml:space="preserve">SAD §9 (ADR-Tabelle); die Begründungstexte enthalten konkrete Kontextfaktoren („V1 klein”, „kleines Team”, „spätere Extraktion möglich”), die nicht aus dem Code ableitbar sind. ADR-12 und ADR-13 sind explizit Korrekturen früherer Bausteinskizzen — Spuren der manuellen Nachjustierung.</w:t>
-      </w:r>
-    </w:p>
-    <w:bookmarkEnd w:id="85"/>
-    <w:bookmarkStart w:id="86" w:name="veto-3-tennis-domänenregeln-im-scoring"/>
-    <w:p>
-      <w:pPr>
-        <w:pStyle w:val="Heading3"/>
-      </w:pPr>
-      <w:r>
-        <w:t xml:space="preserve">14.3 Veto 3 — Tennis-Domänenregeln im Scoring</w:t>
+        <w:t xml:space="preserve">nicht</w:t>
+      </w:r>
+      <w:r>
+        <w:t xml:space="preserve"> </w:t>
+      </w:r>
+      <w:r>
+        <w:t xml:space="preserve">an die KI delegierten Entscheidungen sind in Kapitel 14 (Reflexion und Fazit) mit Begründung und Beleg ausgewiesen.</w:t>
+      </w:r>
+    </w:p>
+    <w:p>
+      <w:r>
+        <w:pict>
+          <v:rect style="width:0;height:1.5pt" o:hralign="center" o:hrstd="t" o:hr="t"/>
+        </w:pict>
+      </w:r>
+    </w:p>
+    <w:bookmarkEnd w:id="83"/>
+    <w:bookmarkEnd w:id="84"/>
+    <w:bookmarkStart w:id="89" w:name="reflexion-und-fazit"/>
+    <w:p>
+      <w:pPr>
+        <w:pStyle w:val="Heading2"/>
+      </w:pPr>
+      <w:r>
+        <w:t xml:space="preserve">14. Reflexion und Fazit</w:t>
       </w:r>
     </w:p>
     <w:p>
       <w:pPr>
         <w:pStyle w:val="FirstParagraph"/>
       </w:pPr>
+      <w:r>
+        <w:t xml:space="preserve">Drei Bereiche wurden im Projektverlauf bewusst</w:t>
+      </w:r>
+      <w:r>
+        <w:t xml:space="preserve"> </w:t>
+      </w:r>
       <w:r>
         <w:rPr>
           <w:b/>
           <w:bCs/>
         </w:rPr>
-        <w:t xml:space="preserve">Entscheidung:</w:t>
-      </w:r>
-      <w:r>
-        <w:t xml:space="preserve"> </w:t>
-      </w:r>
-      <w:r>
-        <w:rPr>
-          <w:rStyle w:val="VerbatimChar"/>
-        </w:rPr>
-        <w:t xml:space="preserve">backend/match-module/.../application/service/ScoringService.java</w:t>
-      </w:r>
-      <w:r>
-        <w:t xml:space="preserve"> </w:t>
-      </w:r>
-      <w:r>
-        <w:t xml:space="preserve">(Punkte, Spiele, Sätze, Tiebreak, Match-Tiebreak, Short Set, Einstand-/Vorteil-Logik, Break-Point-Erkennung) wurde gegen das</w:t>
-      </w:r>
-      <w:r>
-        <w:t xml:space="preserve"> </w:t>
-      </w:r>
+        <w:t xml:space="preserve">nicht an die KI delegiert</w:t>
+      </w:r>
+      <w:r>
+        <w:t xml:space="preserve"> </w:t>
+      </w:r>
+      <w:r>
+        <w:t xml:space="preserve">— Vorschläge wurden zurückgewiesen, manuell überschrieben oder ohne KI-Unterstützung getroffen. Begründungen und Belege:</w:t>
+      </w:r>
+    </w:p>
+    <w:bookmarkStart w:id="85" w:name="veto-1-security-konfiguration"/>
+    <w:p>
+      <w:pPr>
+        <w:pStyle w:val="Heading3"/>
+      </w:pPr>
+      <w:r>
+        <w:t xml:space="preserve">14.1 Veto 1 — Security-Konfiguration</w:t>
+      </w:r>
+    </w:p>
+    <w:p>
+      <w:pPr>
+        <w:pStyle w:val="FirstParagraph"/>
+      </w:pPr>
       <w:r>
         <w:rPr>
           <w:b/>
           <w:bCs/>
         </w:rPr>
-        <w:t xml:space="preserve">ITF-Regelwerk manuell verifiziert</w:t>
-      </w:r>
-      <w:r>
-        <w:t xml:space="preserve"> </w:t>
-      </w:r>
-      <w:r>
-        <w:t xml:space="preserve">statt aus KI-Generierung übernommen.</w:t>
-      </w:r>
-    </w:p>
-    <w:p>
-      <w:pPr>
-        <w:pStyle w:val="BodyText"/>
-      </w:pPr>
+        <w:t xml:space="preserve">Entscheidung:</w:t>
+      </w:r>
+      <w:r>
+        <w:t xml:space="preserve"> </w:t>
+      </w:r>
+      <w:r>
+        <w:t xml:space="preserve">Die Security-Konfiguration (</w:t>
+      </w:r>
+      <w:r>
+        <w:rPr>
+          <w:rStyle w:val="VerbatimChar"/>
+        </w:rPr>
+        <w:t xml:space="preserve">backend/auth-module/.../SecurityConfig.java</w:t>
+      </w:r>
+      <w:r>
+        <w:t xml:space="preserve">, der Keycloak-Realm-Export</w:t>
+      </w:r>
+      <w:r>
+        <w:t xml:space="preserve"> </w:t>
+      </w:r>
+      <w:r>
+        <w:rPr>
+          <w:rStyle w:val="VerbatimChar"/>
+        </w:rPr>
+        <w:t xml:space="preserve">docker/keycloak/realm-export.json</w:t>
+      </w:r>
+      <w:r>
+        <w:t xml:space="preserve">, JWT-Validator-Setup, CORS, Pfad-basierte Permits) wurde</w:t>
+      </w:r>
+      <w:r>
+        <w:t xml:space="preserve"> </w:t>
+      </w:r>
       <w:r>
         <w:rPr>
           <w:b/>
           <w:bCs/>
         </w:rPr>
-        <w:t xml:space="preserve">Begründung:</w:t>
-      </w:r>
-      <w:r>
-        <w:t xml:space="preserve"> </w:t>
-      </w:r>
-      <w:r>
-        <w:t xml:space="preserve">LLMs haben unzuverlässige Domänenkenntnis bei Sport-Regelwerken — insbesondere bei Edge Cases wie Match-Tiebreak (bis 10 Punkte, Aufschlägerwechsel nach erstem Punkt, danach je 2), Short Set (bis 4 Games statt 6), Tiebreak-Wechsel-Sequenz. Falsche Scoring-Regeln würde der Coach am Platz sofort bemerken — das ist die kritischste Domäne der App.</w:t>
+        <w:t xml:space="preserve">ohne KI-Generierung</w:t>
+      </w:r>
+      <w:r>
+        <w:t xml:space="preserve"> </w:t>
+      </w:r>
+      <w:r>
+        <w:t xml:space="preserve">verfasst und in jedem Review-Schritt zeilenweise gegen die OAuth2-/OIDC-Spec geprüft.</w:t>
       </w:r>
     </w:p>
     <w:p>
@@ -15952,65 +15967,204 @@
           <w:b/>
           <w:bCs/>
         </w:rPr>
+        <w:t xml:space="preserve">Begründung:</w:t>
+      </w:r>
+      <w:r>
+        <w:t xml:space="preserve"> </w:t>
+      </w:r>
+      <w:r>
+        <w:t xml:space="preserve">Eine fehlerhafte Token-Validation (</w:t>
+      </w:r>
+      <w:r>
+        <w:rPr>
+          <w:rStyle w:val="VerbatimChar"/>
+        </w:rPr>
+        <w:t xml:space="preserve">aud</w:t>
+      </w:r>
+      <w:r>
+        <w:t xml:space="preserve">-/</w:t>
+      </w:r>
+      <w:r>
+        <w:rPr>
+          <w:rStyle w:val="VerbatimChar"/>
+        </w:rPr>
+        <w:t xml:space="preserve">iss</w:t>
+      </w:r>
+      <w:r>
+        <w:t xml:space="preserve">-Prüfung, JWK-Set-URL, Permit-Patterns) führt unmittelbar zu Auth-Bypass-Lücken. Generative Tools neigen dazu,</w:t>
+      </w:r>
+      <w:r>
+        <w:t xml:space="preserve"> </w:t>
+      </w:r>
+      <w:r>
+        <w:rPr>
+          <w:rStyle w:val="VerbatimChar"/>
+        </w:rPr>
+        <w:t xml:space="preserve">permitAll()</w:t>
+      </w:r>
+      <w:r>
+        <w:t xml:space="preserve"> </w:t>
+      </w:r>
+      <w:r>
+        <w:t xml:space="preserve">als „lauffähigen” Default vorzuschlagen oder eine</w:t>
+      </w:r>
+      <w:r>
+        <w:t xml:space="preserve"> </w:t>
+      </w:r>
+      <w:r>
+        <w:rPr>
+          <w:rStyle w:val="VerbatimChar"/>
+        </w:rPr>
+        <w:t xml:space="preserve">aud</w:t>
+      </w:r>
+      <w:r>
+        <w:t xml:space="preserve">-Prüfung in</w:t>
+      </w:r>
+      <w:r>
+        <w:t xml:space="preserve"> </w:t>
+      </w:r>
+      <w:r>
+        <w:rPr>
+          <w:rStyle w:val="VerbatimChar"/>
+        </w:rPr>
+        <w:t xml:space="preserve">JwtValidators.createDefaultWithIssuer(...)</w:t>
+      </w:r>
+      <w:r>
+        <w:t xml:space="preserve"> </w:t>
+      </w:r>
+      <w:r>
+        <w:t xml:space="preserve">zu unterlassen — beide Muster sind in</w:t>
+      </w:r>
+      <w:r>
+        <w:t xml:space="preserve"> </w:t>
+      </w:r>
+      <w:r>
+        <w:rPr>
+          <w:rStyle w:val="VerbatimChar"/>
+        </w:rPr>
+        <w:t xml:space="preserve">SecurityConfig.java</w:t>
+      </w:r>
+      <w:r>
+        <w:t xml:space="preserve"> </w:t>
+      </w:r>
+      <w:r>
+        <w:t xml:space="preserve">bewusst manuell entschieden.</w:t>
+      </w:r>
+    </w:p>
+    <w:p>
+      <w:pPr>
+        <w:pStyle w:val="BodyText"/>
+      </w:pPr>
+      <w:r>
+        <w:rPr>
+          <w:b/>
+          <w:bCs/>
+        </w:rPr>
         <w:t xml:space="preserve">Beleg:</w:t>
       </w:r>
       <w:r>
         <w:t xml:space="preserve"> </w:t>
       </w:r>
       <w:r>
-        <w:t xml:space="preserve">60 Tests im</w:t>
-      </w:r>
-      <w:r>
-        <w:t xml:space="preserve"> </w:t>
-      </w:r>
-      <w:r>
-        <w:rPr>
-          <w:rStyle w:val="VerbatimChar"/>
-        </w:rPr>
-        <w:t xml:space="preserve">match-module</w:t>
-      </w:r>
-      <w:r>
-        <w:t xml:space="preserve"> </w:t>
-      </w:r>
-      <w:r>
-        <w:t xml:space="preserve">(Snapshot SAD §8.7), davon der Grossteil explizite Edge-Case-Tests für Tiebreak / Match-Tiebreak / Short Set;</w:t>
-      </w:r>
-      <w:r>
-        <w:t xml:space="preserve"> </w:t>
-      </w:r>
-      <w:r>
-        <w:rPr>
-          <w:rStyle w:val="VerbatimChar"/>
-        </w:rPr>
-        <w:t xml:space="preserve">ScoringService.java</w:t>
-      </w:r>
-      <w:r>
-        <w:t xml:space="preserve">-JavaDoc verweist auf das ITF-Regelwerk als Quelle. Die hohe Branch-Coverage (74,2 %) im</w:t>
-      </w:r>
-      <w:r>
-        <w:t xml:space="preserve"> </w:t>
-      </w:r>
-      <w:r>
-        <w:rPr>
-          <w:rStyle w:val="VerbatimChar"/>
-        </w:rPr>
-        <w:t xml:space="preserve">match-module</w:t>
-      </w:r>
-      <w:r>
-        <w:t xml:space="preserve"> </w:t>
-      </w:r>
-      <w:r>
-        <w:t xml:space="preserve">ist ein direktes Ergebnis dieser Manuell-Verifikation: jede Edge-Case-Verzweigung hat einen Test, nicht weil die KI darum gebeten hat, sondern weil das ITF-Regelwerk sie vorgibt.</w:t>
-      </w:r>
-    </w:p>
-    <w:bookmarkEnd w:id="86"/>
-    <w:bookmarkStart w:id="87" w:name="übertrag-auf-die-künftige-arbeitsweise"/>
+        <w:rPr>
+          <w:rStyle w:val="VerbatimChar"/>
+        </w:rPr>
+        <w:t xml:space="preserve">doc/sad/TSaS_STRIDE_Threat_Analysis.md</w:t>
+      </w:r>
+      <w:r>
+        <w:t xml:space="preserve"> </w:t>
+      </w:r>
+      <w:r>
+        <w:t xml:space="preserve">§2.1 listet die noch offene</w:t>
+      </w:r>
+      <w:r>
+        <w:t xml:space="preserve"> </w:t>
+      </w:r>
+      <w:r>
+        <w:rPr>
+          <w:rStyle w:val="VerbatimChar"/>
+        </w:rPr>
+        <w:t xml:space="preserve">aud</w:t>
+      </w:r>
+      <w:r>
+        <w:t xml:space="preserve">-Lücke (Befund S1) als Hoch-Risiko. Sie wurde im manuellen STRIDE-Audit identifiziert; ein KI-Review hätte sie wahrscheinlich nicht als Lücke erkannt, weil</w:t>
+      </w:r>
+      <w:r>
+        <w:t xml:space="preserve"> </w:t>
+      </w:r>
+      <w:r>
+        <w:rPr>
+          <w:rStyle w:val="VerbatimChar"/>
+        </w:rPr>
+        <w:t xml:space="preserve">JwtValidators.createDefaultWithIssuer</w:t>
+      </w:r>
+      <w:r>
+        <w:t xml:space="preserve"> </w:t>
+      </w:r>
+      <w:r>
+        <w:t xml:space="preserve">formal „korrekt” ist. Die Backlog-Entscheidung (Mitigation in eigenem Ticket) bleibt bei einem Menschen.</w:t>
+      </w:r>
+    </w:p>
+    <w:bookmarkEnd w:id="85"/>
+    <w:bookmarkStart w:id="86" w:name="veto-2-architekturentscheidungen-adrs"/>
     <w:p>
       <w:pPr>
         <w:pStyle w:val="Heading3"/>
       </w:pPr>
       <w:r>
-        <w:t xml:space="preserve">14.4 Übertrag auf die künftige Arbeitsweise</w:t>
+        <w:t xml:space="preserve">14.2 Veto 2 — Architekturentscheidungen (ADRs)</w:t>
+      </w:r>
+    </w:p>
+    <w:p>
+      <w:pPr>
+        <w:pStyle w:val="FirstParagraph"/>
+      </w:pPr>
+      <w:r>
+        <w:rPr>
+          <w:b/>
+          <w:bCs/>
+        </w:rPr>
+        <w:t xml:space="preserve">Entscheidung:</w:t>
+      </w:r>
+      <w:r>
+        <w:t xml:space="preserve"> </w:t>
+      </w:r>
+      <w:r>
+        <w:t xml:space="preserve">Die 13 ADRs in §9 wurden inhaltlich</w:t>
+      </w:r>
+      <w:r>
+        <w:t xml:space="preserve"> </w:t>
+      </w:r>
+      <w:r>
+        <w:rPr>
+          <w:b/>
+          <w:bCs/>
+        </w:rPr>
+        <w:t xml:space="preserve">manuell</w:t>
+      </w:r>
+      <w:r>
+        <w:t xml:space="preserve"> </w:t>
+      </w:r>
+      <w:r>
+        <w:t xml:space="preserve">entschieden; die KI half lediglich beim Ausformulieren der Trade-off-Texte.</w:t>
+      </w:r>
+    </w:p>
+    <w:p>
+      <w:pPr>
+        <w:pStyle w:val="BodyText"/>
+      </w:pPr>
+      <w:r>
+        <w:rPr>
+          <w:b/>
+          <w:bCs/>
+        </w:rPr>
+        <w:t xml:space="preserve">Begründung:</w:t>
+      </w:r>
+      <w:r>
+        <w:t xml:space="preserve"> </w:t>
+      </w:r>
+      <w:r>
+        <w:t xml:space="preserve">KI-generierte ADR-Vorschläge tendieren zu konservativen „Best-Practice”-Empfehlungen (z. B. „nimm Spring Modulith, weil es aktuell ist”) und übersehen Kontextfaktoren wie Team-Grösse, Erfahrung und Roadmap. Drei konkrete Gegen-Entscheidungen:</w:t>
       </w:r>
     </w:p>
     <w:p>
@@ -16026,13 +16180,13 @@
           <w:b/>
           <w:bCs/>
         </w:rPr>
-        <w:t xml:space="preserve">KI als Drafting- und Review-Werkzeug, nicht als Entscheider.</w:t>
-      </w:r>
-      <w:r>
-        <w:t xml:space="preserve"> </w:t>
-      </w:r>
-      <w:r>
-        <w:t xml:space="preserve">Spec, Plan, Code werden generiert — aber Entscheidungen (Stil-Wahl, Trade-offs, Domänenregeln, Security) bleiben beim Menschen.</w:t>
+        <w:t xml:space="preserve">ADR-07</w:t>
+      </w:r>
+      <w:r>
+        <w:t xml:space="preserve"> </w:t>
+      </w:r>
+      <w:r>
+        <w:t xml:space="preserve">verwirft Spring Modulith bewusst zugunsten von Gradle-Multi-Module-Compile-Zeit-Grenzen — entgegen dem aktuellen Hype.</w:t>
       </w:r>
     </w:p>
     <w:p>
@@ -16048,37 +16202,40 @@
           <w:b/>
           <w:bCs/>
         </w:rPr>
-        <w:t xml:space="preserve">Adversariales Review als Standard.</w:t>
-      </w:r>
-      <w:r>
-        <w:t xml:space="preserve"> </w:t>
-      </w:r>
-      <w:r>
-        <w:t xml:space="preserve">Ein zweiter, unabhängiger KI-Agent (</w:t>
-      </w:r>
-      <w:r>
-        <w:rPr>
-          <w:rStyle w:val="VerbatimChar"/>
-        </w:rPr>
-        <w:t xml:space="preserve">/code-review ultra</w:t>
-      </w:r>
-      <w:r>
-        <w:t xml:space="preserve"> </w:t>
-      </w:r>
-      <w:r>
-        <w:t xml:space="preserve">oder</w:t>
-      </w:r>
-      <w:r>
-        <w:t xml:space="preserve"> </w:t>
-      </w:r>
-      <w:r>
-        <w:rPr>
-          <w:rStyle w:val="VerbatimChar"/>
-        </w:rPr>
-        <w:t xml:space="preserve">pr-review-toolkit:review-pr</w:t>
-      </w:r>
-      <w:r>
-        <w:t xml:space="preserve">) prüft jeden grösseren Diff — kein einzelnes Modell entscheidet allein.</w:t>
+        <w:t xml:space="preserve">ADR-12</w:t>
+      </w:r>
+      <w:r>
+        <w:t xml:space="preserve"> </w:t>
+      </w:r>
+      <w:r>
+        <w:t xml:space="preserve">konsolidiert das ursprünglich vorgesehene</w:t>
+      </w:r>
+      <w:r>
+        <w:t xml:space="preserve"> </w:t>
+      </w:r>
+      <w:r>
+        <w:rPr>
+          <w:rStyle w:val="VerbatimChar"/>
+        </w:rPr>
+        <w:t xml:space="preserve">scoring-module</w:t>
+      </w:r>
+      <w:r>
+        <w:t xml:space="preserve"> </w:t>
+      </w:r>
+      <w:r>
+        <w:t xml:space="preserve">wieder ins</w:t>
+      </w:r>
+      <w:r>
+        <w:t xml:space="preserve"> </w:t>
+      </w:r>
+      <w:r>
+        <w:rPr>
+          <w:rStyle w:val="VerbatimChar"/>
+        </w:rPr>
+        <w:t xml:space="preserve">match-module</w:t>
+      </w:r>
+      <w:r>
+        <w:t xml:space="preserve">, nachdem die Implementierung zeigte, dass die Modulgrenze keinen fachlichen Mehrwert bringt.</w:t>
       </w:r>
     </w:p>
     <w:p>
@@ -16094,13 +16251,172 @@
           <w:b/>
           <w:bCs/>
         </w:rPr>
-        <w:t xml:space="preserve">Belegpflicht für KI-Vorschläge.</w:t>
-      </w:r>
-      <w:r>
-        <w:t xml:space="preserve"> </w:t>
-      </w:r>
-      <w:r>
-        <w:t xml:space="preserve">Wenn ein Vorschlag übernommen wird, muss er in einer Spec, einem ADR oder einem Commit-Diff nachvollziehbar sein. Ohne Beleg keine Übernahme.</w:t>
+        <w:t xml:space="preserve">ADR-13</w:t>
+      </w:r>
+      <w:r>
+        <w:t xml:space="preserve"> </w:t>
+      </w:r>
+      <w:r>
+        <w:t xml:space="preserve">erlaubt geteilte Domänen-Wertobjekte modulübergreifend statt einer Anti-Corruption-Schicht — die KI hätte hier vermutlich Spiegel-DTO-Mapper an jeder Grenze vorgeschlagen.</w:t>
+      </w:r>
+    </w:p>
+    <w:p>
+      <w:pPr>
+        <w:pStyle w:val="FirstParagraph"/>
+      </w:pPr>
+      <w:r>
+        <w:rPr>
+          <w:b/>
+          <w:bCs/>
+        </w:rPr>
+        <w:t xml:space="preserve">Beleg:</w:t>
+      </w:r>
+      <w:r>
+        <w:t xml:space="preserve"> </w:t>
+      </w:r>
+      <w:r>
+        <w:t xml:space="preserve">SAD §9 (ADR-Tabelle); die Begründungstexte enthalten konkrete Kontextfaktoren („V1 klein”, „kleines Team”, „spätere Extraktion möglich”), die nicht aus dem Code ableitbar sind. ADR-12 und ADR-13 sind explizit Korrekturen früherer Bausteinskizzen — Spuren der manuellen Nachjustierung.</w:t>
+      </w:r>
+    </w:p>
+    <w:bookmarkEnd w:id="86"/>
+    <w:bookmarkStart w:id="87" w:name="veto-3-tennis-domänenregeln-im-scoring"/>
+    <w:p>
+      <w:pPr>
+        <w:pStyle w:val="Heading3"/>
+      </w:pPr>
+      <w:r>
+        <w:t xml:space="preserve">14.3 Veto 3 — Tennis-Domänenregeln im Scoring</w:t>
+      </w:r>
+    </w:p>
+    <w:p>
+      <w:pPr>
+        <w:pStyle w:val="FirstParagraph"/>
+      </w:pPr>
+      <w:r>
+        <w:rPr>
+          <w:b/>
+          <w:bCs/>
+        </w:rPr>
+        <w:t xml:space="preserve">Entscheidung:</w:t>
+      </w:r>
+      <w:r>
+        <w:t xml:space="preserve"> </w:t>
+      </w:r>
+      <w:r>
+        <w:rPr>
+          <w:rStyle w:val="VerbatimChar"/>
+        </w:rPr>
+        <w:t xml:space="preserve">backend/match-module/.../application/service/ScoringService.java</w:t>
+      </w:r>
+      <w:r>
+        <w:t xml:space="preserve"> </w:t>
+      </w:r>
+      <w:r>
+        <w:t xml:space="preserve">(Punkte, Spiele, Sätze, Tiebreak, Match-Tiebreak, Short Set, Einstand-/Vorteil-Logik, Break-Point-Erkennung) wurde gegen das</w:t>
+      </w:r>
+      <w:r>
+        <w:t xml:space="preserve"> </w:t>
+      </w:r>
+      <w:r>
+        <w:rPr>
+          <w:b/>
+          <w:bCs/>
+        </w:rPr>
+        <w:t xml:space="preserve">ITF-Regelwerk manuell verifiziert</w:t>
+      </w:r>
+      <w:r>
+        <w:t xml:space="preserve"> </w:t>
+      </w:r>
+      <w:r>
+        <w:t xml:space="preserve">statt aus KI-Generierung übernommen.</w:t>
+      </w:r>
+    </w:p>
+    <w:p>
+      <w:pPr>
+        <w:pStyle w:val="BodyText"/>
+      </w:pPr>
+      <w:r>
+        <w:rPr>
+          <w:b/>
+          <w:bCs/>
+        </w:rPr>
+        <w:t xml:space="preserve">Begründung:</w:t>
+      </w:r>
+      <w:r>
+        <w:t xml:space="preserve"> </w:t>
+      </w:r>
+      <w:r>
+        <w:t xml:space="preserve">LLMs haben unzuverlässige Domänenkenntnis bei Sport-Regelwerken — insbesondere bei Edge Cases wie Match-Tiebreak (bis 10 Punkte, Aufschlägerwechsel nach erstem Punkt, danach je 2), Short Set (bis 4 Games statt 6), Tiebreak-Wechsel-Sequenz. Falsche Scoring-Regeln würde der Coach am Platz sofort bemerken — das ist die kritischste Domäne der App.</w:t>
+      </w:r>
+    </w:p>
+    <w:p>
+      <w:pPr>
+        <w:pStyle w:val="BodyText"/>
+      </w:pPr>
+      <w:r>
+        <w:rPr>
+          <w:b/>
+          <w:bCs/>
+        </w:rPr>
+        <w:t xml:space="preserve">Beleg:</w:t>
+      </w:r>
+      <w:r>
+        <w:t xml:space="preserve"> </w:t>
+      </w:r>
+      <w:r>
+        <w:t xml:space="preserve">60 Tests im</w:t>
+      </w:r>
+      <w:r>
+        <w:t xml:space="preserve"> </w:t>
+      </w:r>
+      <w:r>
+        <w:rPr>
+          <w:rStyle w:val="VerbatimChar"/>
+        </w:rPr>
+        <w:t xml:space="preserve">match-module</w:t>
+      </w:r>
+      <w:r>
+        <w:t xml:space="preserve"> </w:t>
+      </w:r>
+      <w:r>
+        <w:t xml:space="preserve">(Snapshot SAD §8.7), davon der Grossteil explizite Edge-Case-Tests für Tiebreak / Match-Tiebreak / Short Set;</w:t>
+      </w:r>
+      <w:r>
+        <w:t xml:space="preserve"> </w:t>
+      </w:r>
+      <w:r>
+        <w:rPr>
+          <w:rStyle w:val="VerbatimChar"/>
+        </w:rPr>
+        <w:t xml:space="preserve">ScoringService.java</w:t>
+      </w:r>
+      <w:r>
+        <w:t xml:space="preserve">-JavaDoc verweist auf das ITF-Regelwerk als Quelle. Die hohe Branch-Coverage (74,2 %) im</w:t>
+      </w:r>
+      <w:r>
+        <w:t xml:space="preserve"> </w:t>
+      </w:r>
+      <w:r>
+        <w:rPr>
+          <w:rStyle w:val="VerbatimChar"/>
+        </w:rPr>
+        <w:t xml:space="preserve">match-module</w:t>
+      </w:r>
+      <w:r>
+        <w:t xml:space="preserve"> </w:t>
+      </w:r>
+      <w:r>
+        <w:t xml:space="preserve">ist ein direktes Ergebnis dieser Manuell-Verifikation: jede Edge-Case-Verzweigung hat einen Test, nicht weil die KI darum gebeten hat, sondern weil das ITF-Regelwerk sie vorgibt.</w:t>
+      </w:r>
+    </w:p>
+    <w:bookmarkEnd w:id="87"/>
+    <w:bookmarkStart w:id="88" w:name="übertrag-auf-die-künftige-arbeitsweise"/>
+    <w:p>
+      <w:pPr>
+        <w:pStyle w:val="Heading3"/>
+      </w:pPr>
+      <w:r>
+        <w:t xml:space="preserve">14.4 Übertrag auf die künftige Arbeitsweise</w:t>
       </w:r>
     </w:p>
     <w:p>
@@ -16108,7 +16424,97 @@
         <w:pStyle w:val="Compact"/>
         <w:numPr>
           <w:ilvl w:val="0"/>
-          <w:numId w:val="1014"/>
+          <w:numId w:val="1015"/>
+        </w:numPr>
+      </w:pPr>
+      <w:r>
+        <w:rPr>
+          <w:b/>
+          <w:bCs/>
+        </w:rPr>
+        <w:t xml:space="preserve">KI als Drafting- und Review-Werkzeug, nicht als Entscheider.</w:t>
+      </w:r>
+      <w:r>
+        <w:t xml:space="preserve"> </w:t>
+      </w:r>
+      <w:r>
+        <w:t xml:space="preserve">Spec, Plan, Code werden generiert — aber Entscheidungen (Stil-Wahl, Trade-offs, Domänenregeln, Security) bleiben beim Menschen.</w:t>
+      </w:r>
+    </w:p>
+    <w:p>
+      <w:pPr>
+        <w:pStyle w:val="Compact"/>
+        <w:numPr>
+          <w:ilvl w:val="0"/>
+          <w:numId w:val="1015"/>
+        </w:numPr>
+      </w:pPr>
+      <w:r>
+        <w:rPr>
+          <w:b/>
+          <w:bCs/>
+        </w:rPr>
+        <w:t xml:space="preserve">Adversariales Review als Standard.</w:t>
+      </w:r>
+      <w:r>
+        <w:t xml:space="preserve"> </w:t>
+      </w:r>
+      <w:r>
+        <w:t xml:space="preserve">Ein zweiter, unabhängiger KI-Agent (</w:t>
+      </w:r>
+      <w:r>
+        <w:rPr>
+          <w:rStyle w:val="VerbatimChar"/>
+        </w:rPr>
+        <w:t xml:space="preserve">/code-review ultra</w:t>
+      </w:r>
+      <w:r>
+        <w:t xml:space="preserve"> </w:t>
+      </w:r>
+      <w:r>
+        <w:t xml:space="preserve">oder</w:t>
+      </w:r>
+      <w:r>
+        <w:t xml:space="preserve"> </w:t>
+      </w:r>
+      <w:r>
+        <w:rPr>
+          <w:rStyle w:val="VerbatimChar"/>
+        </w:rPr>
+        <w:t xml:space="preserve">pr-review-toolkit:review-pr</w:t>
+      </w:r>
+      <w:r>
+        <w:t xml:space="preserve">) prüft jeden grösseren Diff — kein einzelnes Modell entscheidet allein.</w:t>
+      </w:r>
+    </w:p>
+    <w:p>
+      <w:pPr>
+        <w:pStyle w:val="Compact"/>
+        <w:numPr>
+          <w:ilvl w:val="0"/>
+          <w:numId w:val="1015"/>
+        </w:numPr>
+      </w:pPr>
+      <w:r>
+        <w:rPr>
+          <w:b/>
+          <w:bCs/>
+        </w:rPr>
+        <w:t xml:space="preserve">Belegpflicht für KI-Vorschläge.</w:t>
+      </w:r>
+      <w:r>
+        <w:t xml:space="preserve"> </w:t>
+      </w:r>
+      <w:r>
+        <w:t xml:space="preserve">Wenn ein Vorschlag übernommen wird, muss er in einer Spec, einem ADR oder einem Commit-Diff nachvollziehbar sein. Ohne Beleg keine Übernahme.</w:t>
+      </w:r>
+    </w:p>
+    <w:p>
+      <w:pPr>
+        <w:pStyle w:val="Compact"/>
+        <w:numPr>
+          <w:ilvl w:val="0"/>
+          <w:numId w:val="1015"/>
         </w:numPr>
       </w:pPr>
       <w:r>
@@ -16132,9 +16538,9 @@
         </w:pict>
       </w:r>
     </w:p>
-    <w:bookmarkEnd w:id="87"/>
     <w:bookmarkEnd w:id="88"/>
-    <w:bookmarkStart w:id="89" w:name="glossar"/>
+    <w:bookmarkEnd w:id="89"/>
+    <w:bookmarkStart w:id="90" w:name="glossar"/>
     <w:p>
       <w:pPr>
         <w:pStyle w:val="Heading2"/>
@@ -16658,8 +17064,8 @@
         </w:tc>
       </w:tr>
     </w:tbl>
-    <w:bookmarkEnd w:id="89"/>
     <w:bookmarkEnd w:id="90"/>
+    <w:bookmarkEnd w:id="91"/>
     <w:sectPr>
       <w:footnotePr>
         <w:numRestart w:val="eachSect"/>
@@ -17061,7 +17467,34 @@
     </w:lvlOverride>
   </w:num>
   <w:num w:numId="1007">
-    <w:abstractNumId w:val="991"/>
+    <w:abstractNumId w:val="99411"/>
+    <w:lvlOverride w:ilvl="0">
+      <w:startOverride w:val="1"/>
+    </w:lvlOverride>
+    <w:lvlOverride w:ilvl="1">
+      <w:startOverride w:val="1"/>
+    </w:lvlOverride>
+    <w:lvlOverride w:ilvl="2">
+      <w:startOverride w:val="1"/>
+    </w:lvlOverride>
+    <w:lvlOverride w:ilvl="3">
+      <w:startOverride w:val="1"/>
+    </w:lvlOverride>
+    <w:lvlOverride w:ilvl="4">
+      <w:startOverride w:val="1"/>
+    </w:lvlOverride>
+    <w:lvlOverride w:ilvl="5">
+      <w:startOverride w:val="1"/>
+    </w:lvlOverride>
+    <w:lvlOverride w:ilvl="6">
+      <w:startOverride w:val="1"/>
+    </w:lvlOverride>
+    <w:lvlOverride w:ilvl="7">
+      <w:startOverride w:val="1"/>
+    </w:lvlOverride>
+    <w:lvlOverride w:ilvl="8">
+      <w:startOverride w:val="1"/>
+    </w:lvlOverride>
   </w:num>
   <w:num w:numId="1008">
     <w:abstractNumId w:val="991"/>
@@ -17082,6 +17515,9 @@
     <w:abstractNumId w:val="991"/>
   </w:num>
   <w:num w:numId="1014">
+    <w:abstractNumId w:val="991"/>
+  </w:num>
+  <w:num w:numId="1015">
     <w:abstractNumId w:val="991"/>
   </w:num>
 </w:numbering>

--- a/doc/sad/TSaS_SAD_arc42_1.docx
+++ b/doc/sad/TSaS_SAD_arc42_1.docx
@@ -6349,7 +6349,154 @@
         <w:t xml:space="preserve">http://localhost:8025</w:t>
       </w:r>
       <w:r>
-        <w:t xml:space="preserve">). Damit kann niemand sich mit beliebigen E-Mails endlos registrieren, um die Backend-Limits per neuer Identität zu umgehen.</w:t>
+        <w:t xml:space="preserve">). Damit kann niemand sich mit beliebigen E-Mails endlos registrieren, um die Backend-Limits per neuer Identität zu umgehen. Die SMTP-Felder im</w:t>
+      </w:r>
+      <w:r>
+        <w:t xml:space="preserve"> </w:t>
+      </w:r>
+      <w:r>
+        <w:rPr>
+          <w:rStyle w:val="VerbatimChar"/>
+        </w:rPr>
+        <w:t xml:space="preserve">realm-export.json</w:t>
+      </w:r>
+      <w:r>
+        <w:t xml:space="preserve"> </w:t>
+      </w:r>
+      <w:r>
+        <w:t xml:space="preserve">sind über</w:t>
+      </w:r>
+      <w:r>
+        <w:t xml:space="preserve"> </w:t>
+      </w:r>
+      <w:r>
+        <w:rPr>
+          <w:rStyle w:val="VerbatimChar"/>
+        </w:rPr>
+        <w:t xml:space="preserve">${KC_SMTP_HOST:mailhog}</w:t>
+      </w:r>
+      <w:r>
+        <w:t xml:space="preserve">-Platzhalter parametrisiert; Dev nutzt Mailhog als Default, Prod überschreibt via Env-Vars (</w:t>
+      </w:r>
+      <w:r>
+        <w:rPr>
+          <w:rStyle w:val="VerbatimChar"/>
+        </w:rPr>
+        <w:t xml:space="preserve">KC_SMTP_HOST</w:t>
+      </w:r>
+      <w:r>
+        <w:t xml:space="preserve">,</w:t>
+      </w:r>
+      <w:r>
+        <w:t xml:space="preserve"> </w:t>
+      </w:r>
+      <w:r>
+        <w:rPr>
+          <w:rStyle w:val="VerbatimChar"/>
+        </w:rPr>
+        <w:t xml:space="preserve">KC_SMTP_PORT</w:t>
+      </w:r>
+      <w:r>
+        <w:t xml:space="preserve">,</w:t>
+      </w:r>
+      <w:r>
+        <w:t xml:space="preserve"> </w:t>
+      </w:r>
+      <w:r>
+        <w:rPr>
+          <w:rStyle w:val="VerbatimChar"/>
+        </w:rPr>
+        <w:t xml:space="preserve">KC_SMTP_AUTH</w:t>
+      </w:r>
+      <w:r>
+        <w:t xml:space="preserve">,</w:t>
+      </w:r>
+      <w:r>
+        <w:t xml:space="preserve"> </w:t>
+      </w:r>
+      <w:r>
+        <w:rPr>
+          <w:rStyle w:val="VerbatimChar"/>
+        </w:rPr>
+        <w:t xml:space="preserve">KC_SMTP_STARTTLS</w:t>
+      </w:r>
+      <w:r>
+        <w:t xml:space="preserve">,</w:t>
+      </w:r>
+      <w:r>
+        <w:t xml:space="preserve"> </w:t>
+      </w:r>
+      <w:r>
+        <w:rPr>
+          <w:rStyle w:val="VerbatimChar"/>
+        </w:rPr>
+        <w:t xml:space="preserve">KC_SMTP_USER</w:t>
+      </w:r>
+      <w:r>
+        <w:t xml:space="preserve">,</w:t>
+      </w:r>
+      <w:r>
+        <w:t xml:space="preserve"> </w:t>
+      </w:r>
+      <w:r>
+        <w:rPr>
+          <w:rStyle w:val="VerbatimChar"/>
+        </w:rPr>
+        <w:t xml:space="preserve">KC_SMTP_PASSWORD</w:t>
+      </w:r>
+      <w:r>
+        <w:t xml:space="preserve"> </w:t>
+      </w:r>
+      <w:r>
+        <w:t xml:space="preserve">etc.) — typischerweise via</w:t>
+      </w:r>
+      <w:r>
+        <w:t xml:space="preserve"> </w:t>
+      </w:r>
+      <w:r>
+        <w:rPr>
+          <w:rStyle w:val="VerbatimChar"/>
+        </w:rPr>
+        <w:t xml:space="preserve">.env</w:t>
+      </w:r>
+      <w:r>
+        <w:t xml:space="preserve">-Datei neben</w:t>
+      </w:r>
+      <w:r>
+        <w:t xml:space="preserve"> </w:t>
+      </w:r>
+      <w:r>
+        <w:rPr>
+          <w:rStyle w:val="VerbatimChar"/>
+        </w:rPr>
+        <w:t xml:space="preserve">docker/compose.yml</w:t>
+      </w:r>
+      <w:r>
+        <w:t xml:space="preserve">. Realm-Import-Strategie ist</w:t>
+      </w:r>
+      <w:r>
+        <w:t xml:space="preserve"> </w:t>
+      </w:r>
+      <w:r>
+        <w:rPr>
+          <w:rStyle w:val="VerbatimChar"/>
+        </w:rPr>
+        <w:t xml:space="preserve">IGNORE_EXISTING</w:t>
+      </w:r>
+      <w:r>
+        <w:t xml:space="preserve">: SMTP-Änderungen greifen nur bei frischem</w:t>
+      </w:r>
+      <w:r>
+        <w:t xml:space="preserve"> </w:t>
+      </w:r>
+      <w:r>
+        <w:rPr>
+          <w:rStyle w:val="VerbatimChar"/>
+        </w:rPr>
+        <w:t xml:space="preserve">keycloak_data</w:t>
+      </w:r>
+      <w:r>
+        <w:t xml:space="preserve">-Volume oder per Admin-API-PATCH zur Laufzeit.</w:t>
       </w:r>
     </w:p>
     <w:p>

--- a/doc/sad/TSaS_SAD_arc42_1.docx
+++ b/doc/sad/TSaS_SAD_arc42_1.docx
@@ -7420,24 +7420,6 @@
         <w:t xml:space="preserve">Alle API-Endpunkte (ausser Health-Check) werden durch OAuth2 Bearer Tokens geschützt. Das Frontend nutzt den Authorization Code Flow mit PKCE. Keycloak verwaltet Benutzer, Rollen und Sessions. In Version 1 erfolgt die Registrierung direkt in Keycloak, ab Version 2 zusätzlich über Google als federated Identity Provider.</w:t>
       </w:r>
     </w:p>
-    <w:bookmarkEnd w:id="62"/>
-    <w:bookmarkStart w:id="63" w:name="persistenz"/>
-    <w:p>
-      <w:pPr>
-        <w:pStyle w:val="Heading3"/>
-      </w:pPr>
-      <w:r>
-        <w:t xml:space="preserve">8.2 Persistenz</w:t>
-      </w:r>
-    </w:p>
-    <w:p>
-      <w:pPr>
-        <w:pStyle w:val="FirstParagraph"/>
-      </w:pPr>
-      <w:r>
-        <w:t xml:space="preserve">Die Datenpersistenz erfolgt über Spring Data JPA / Hibernate mit PostgreSQL. Jedes fachliche Modul besitzt eigene Repository-Interfaces. Das Datenbankschema wird via Flyway-Migrationen verwaltet.</w:t>
-      </w:r>
-    </w:p>
     <w:p>
       <w:pPr>
         <w:pStyle w:val="BodyText"/>
@@ -7447,7 +7429,151 @@
           <w:b/>
           <w:bCs/>
         </w:rPr>
-        <w:t xml:space="preserve">Flyway-Konfiguration:</w:t>
+        <w:t xml:space="preserve">RBAC im Frontend (TEN-65).</w:t>
+      </w:r>
+      <w:r>
+        <w:t xml:space="preserve"> </w:t>
+      </w:r>
+      <w:r>
+        <w:t xml:space="preserve">Das Backend setzt seit TEN-55 die Realm-Rollen</w:t>
+      </w:r>
+      <w:r>
+        <w:t xml:space="preserve"> </w:t>
+      </w:r>
+      <w:r>
+        <w:rPr>
+          <w:rStyle w:val="VerbatimChar"/>
+        </w:rPr>
+        <w:t xml:space="preserve">COACH</w:t>
+      </w:r>
+      <w:r>
+        <w:t xml:space="preserve"> </w:t>
+      </w:r>
+      <w:r>
+        <w:t xml:space="preserve">und</w:t>
+      </w:r>
+      <w:r>
+        <w:t xml:space="preserve"> </w:t>
+      </w:r>
+      <w:r>
+        <w:rPr>
+          <w:rStyle w:val="VerbatimChar"/>
+        </w:rPr>
+        <w:t xml:space="preserve">ADMIN</w:t>
+      </w:r>
+      <w:r>
+        <w:t xml:space="preserve"> </w:t>
+      </w:r>
+      <w:r>
+        <w:t xml:space="preserve">durch und reicht den JWT-</w:t>
+      </w:r>
+      <w:r>
+        <w:rPr>
+          <w:rStyle w:val="VerbatimChar"/>
+        </w:rPr>
+        <w:t xml:space="preserve">sub</w:t>
+      </w:r>
+      <w:r>
+        <w:t xml:space="preserve"> </w:t>
+      </w:r>
+      <w:r>
+        <w:t xml:space="preserve">als</w:t>
+      </w:r>
+      <w:r>
+        <w:t xml:space="preserve"> </w:t>
+      </w:r>
+      <w:r>
+        <w:rPr>
+          <w:rStyle w:val="VerbatimChar"/>
+        </w:rPr>
+        <w:t xml:space="preserve">owner_id</w:t>
+      </w:r>
+      <w:r>
+        <w:t xml:space="preserve"> </w:t>
+      </w:r>
+      <w:r>
+        <w:t xml:space="preserve">in die Persistenz. Der</w:t>
+      </w:r>
+      <w:r>
+        <w:t xml:space="preserve"> </w:t>
+      </w:r>
+      <w:r>
+        <w:rPr>
+          <w:rStyle w:val="VerbatimChar"/>
+        </w:rPr>
+        <w:t xml:space="preserve">AuthService</w:t>
+      </w:r>
+      <w:r>
+        <w:t xml:space="preserve"> </w:t>
+      </w:r>
+      <w:r>
+        <w:t xml:space="preserve">im Frontend (</w:t>
+      </w:r>
+      <w:r>
+        <w:rPr>
+          <w:rStyle w:val="VerbatimChar"/>
+        </w:rPr>
+        <w:t xml:space="preserve">frontend/src/app/core/auth/auth.service.ts</w:t>
+      </w:r>
+      <w:r>
+        <w:t xml:space="preserve">) parst das Access-Token und exponiert</w:t>
+      </w:r>
+      <w:r>
+        <w:t xml:space="preserve"> </w:t>
+      </w:r>
+      <w:r>
+        <w:rPr>
+          <w:rStyle w:val="VerbatimChar"/>
+        </w:rPr>
+        <w:t xml:space="preserve">roles</w:t>
+      </w:r>
+      <w:r>
+        <w:t xml:space="preserve">,</w:t>
+      </w:r>
+      <w:r>
+        <w:t xml:space="preserve"> </w:t>
+      </w:r>
+      <w:r>
+        <w:rPr>
+          <w:rStyle w:val="VerbatimChar"/>
+        </w:rPr>
+        <w:t xml:space="preserve">isAdmin</w:t>
+      </w:r>
+      <w:r>
+        <w:t xml:space="preserve"> </w:t>
+      </w:r>
+      <w:r>
+        <w:t xml:space="preserve">und</w:t>
+      </w:r>
+      <w:r>
+        <w:t xml:space="preserve"> </w:t>
+      </w:r>
+      <w:r>
+        <w:rPr>
+          <w:rStyle w:val="VerbatimChar"/>
+        </w:rPr>
+        <w:t xml:space="preserve">userId</w:t>
+      </w:r>
+      <w:r>
+        <w:t xml:space="preserve"> </w:t>
+      </w:r>
+      <w:r>
+        <w:t xml:space="preserve">als</w:t>
+      </w:r>
+      <w:r>
+        <w:t xml:space="preserve"> </w:t>
+      </w:r>
+      <w:r>
+        <w:rPr>
+          <w:rStyle w:val="VerbatimChar"/>
+        </w:rPr>
+        <w:t xml:space="preserve">computed</w:t>
+      </w:r>
+      <w:r>
+        <w:t xml:space="preserve"> </w:t>
+      </w:r>
+      <w:r>
+        <w:t xml:space="preserve">Signals. Davon abgeleitet:</w:t>
       </w:r>
     </w:p>
     <w:p>
@@ -7459,40 +7585,19 @@
         </w:numPr>
       </w:pPr>
       <w:r>
-        <w:t xml:space="preserve">Die Flyway-Dependency (</w:t>
-      </w:r>
-      <w:r>
-        <w:rPr>
-          <w:rStyle w:val="VerbatimChar"/>
-        </w:rPr>
-        <w:t xml:space="preserve">flyway-core</w:t>
-      </w:r>
-      <w:r>
-        <w:t xml:space="preserve">,</w:t>
-      </w:r>
-      <w:r>
-        <w:t xml:space="preserve"> </w:t>
-      </w:r>
-      <w:r>
-        <w:rPr>
-          <w:rStyle w:val="VerbatimChar"/>
-        </w:rPr>
-        <w:t xml:space="preserve">flyway-database-postgresql</w:t>
-      </w:r>
-      <w:r>
-        <w:t xml:space="preserve">) ist im</w:t>
-      </w:r>
-      <w:r>
-        <w:t xml:space="preserve"> </w:t>
-      </w:r>
-      <w:r>
-        <w:rPr>
-          <w:rStyle w:val="VerbatimChar"/>
-        </w:rPr>
-        <w:t xml:space="preserve">app</w:t>
-      </w:r>
-      <w:r>
-        <w:t xml:space="preserve">-Modul deklariert – dem natürlichen Aggregator aller fachlichen Module.</w:t>
+        <w:t xml:space="preserve">Die Toolbar zeigt ein rotes</w:t>
+      </w:r>
+      <w:r>
+        <w:t xml:space="preserve"> </w:t>
+      </w:r>
+      <w:r>
+        <w:rPr>
+          <w:rStyle w:val="VerbatimChar"/>
+        </w:rPr>
+        <w:t xml:space="preserve">ADMIN</w:t>
+      </w:r>
+      <w:r>
+        <w:t xml:space="preserve">-Chip, sobald der eingeloggte Nutzer die Rolle hat — sichtbarer Hinweis auf die globale Sicht.</w:t>
       </w:r>
     </w:p>
     <w:p>
@@ -7504,31 +7609,79 @@
         </w:numPr>
       </w:pPr>
       <w:r>
-        <w:t xml:space="preserve">Migrationsskripte liegen unter</w:t>
-      </w:r>
-      <w:r>
-        <w:t xml:space="preserve"> </w:t>
-      </w:r>
-      <w:r>
-        <w:rPr>
-          <w:rStyle w:val="VerbatimChar"/>
-        </w:rPr>
-        <w:t xml:space="preserve">backend/app/src/main/resources/db/migration/</w:t>
-      </w:r>
-      <w:r>
-        <w:t xml:space="preserve"> </w:t>
-      </w:r>
-      <w:r>
-        <w:t xml:space="preserve">und folgen dem Namensschema</w:t>
-      </w:r>
-      <w:r>
-        <w:t xml:space="preserve"> </w:t>
-      </w:r>
-      <w:r>
-        <w:rPr>
-          <w:rStyle w:val="VerbatimChar"/>
-        </w:rPr>
-        <w:t xml:space="preserve">V{n}__{beschreibung}.sql</w:t>
+        <w:t xml:space="preserve">Die Spieler-Liste enthält für Admins einen Scope-Toggle „Meine / Alle Owner” (</w:t>
+      </w:r>
+      <w:r>
+        <w:rPr>
+          <w:rStyle w:val="VerbatimChar"/>
+        </w:rPr>
+        <w:t xml:space="preserve">mat-button-toggle-group</w:t>
+      </w:r>
+      <w:r>
+        <w:t xml:space="preserve">, Default</w:t>
+      </w:r>
+      <w:r>
+        <w:t xml:space="preserve"> </w:t>
+      </w:r>
+      <w:r>
+        <w:rPr>
+          <w:rStyle w:val="VerbatimChar"/>
+        </w:rPr>
+        <w:t xml:space="preserve">Meine</w:t>
+      </w:r>
+      <w:r>
+        <w:t xml:space="preserve">). Coaches sehen den Toggle nicht; sie bekommen vom Backend ohnehin nur ihre eigenen Daten. Admins filtern serverseitig nicht (Backend liefert ihnen alles), sondern client-seitig auf</w:t>
+      </w:r>
+      <w:r>
+        <w:t xml:space="preserve"> </w:t>
+      </w:r>
+      <w:r>
+        <w:rPr>
+          <w:rStyle w:val="VerbatimChar"/>
+        </w:rPr>
+        <w:t xml:space="preserve">ownerId === currentUser.userId</w:t>
+      </w:r>
+      <w:r>
+        <w:t xml:space="preserve">. Für die Filter-Logik enthalten</w:t>
+      </w:r>
+      <w:r>
+        <w:t xml:space="preserve"> </w:t>
+      </w:r>
+      <w:r>
+        <w:rPr>
+          <w:rStyle w:val="VerbatimChar"/>
+        </w:rPr>
+        <w:t xml:space="preserve">PlayerResponse</w:t>
+      </w:r>
+      <w:r>
+        <w:t xml:space="preserve"> </w:t>
+      </w:r>
+      <w:r>
+        <w:t xml:space="preserve">und</w:t>
+      </w:r>
+      <w:r>
+        <w:t xml:space="preserve"> </w:t>
+      </w:r>
+      <w:r>
+        <w:rPr>
+          <w:rStyle w:val="VerbatimChar"/>
+        </w:rPr>
+        <w:t xml:space="preserve">MatchResponse</w:t>
+      </w:r>
+      <w:r>
+        <w:t xml:space="preserve"> </w:t>
+      </w:r>
+      <w:r>
+        <w:t xml:space="preserve">jetzt das Feld</w:t>
+      </w:r>
+      <w:r>
+        <w:t xml:space="preserve"> </w:t>
+      </w:r>
+      <w:r>
+        <w:rPr>
+          <w:rStyle w:val="VerbatimChar"/>
+        </w:rPr>
+        <w:t xml:space="preserve">ownerId</w:t>
       </w:r>
       <w:r>
         <w:t xml:space="preserve">.</w:t>
@@ -7543,128 +7696,26 @@
         </w:numPr>
       </w:pPr>
       <w:r>
-        <w:rPr>
-          <w:rStyle w:val="VerbatimChar"/>
-        </w:rPr>
-        <w:t xml:space="preserve">V1__baseline.sql</w:t>
-      </w:r>
-      <w:r>
-        <w:t xml:space="preserve"> </w:t>
-      </w:r>
-      <w:r>
-        <w:t xml:space="preserve">enthält das initiale Schema aller Tabellen (</w:t>
-      </w:r>
-      <w:r>
-        <w:rPr>
-          <w:rStyle w:val="VerbatimChar"/>
-        </w:rPr>
-        <w:t xml:space="preserve">players</w:t>
-      </w:r>
-      <w:r>
-        <w:t xml:space="preserve">,</w:t>
-      </w:r>
-      <w:r>
-        <w:t xml:space="preserve"> </w:t>
-      </w:r>
-      <w:r>
-        <w:rPr>
-          <w:rStyle w:val="VerbatimChar"/>
-        </w:rPr>
-        <w:t xml:space="preserve">matches</w:t>
-      </w:r>
-      <w:r>
-        <w:t xml:space="preserve">,</w:t>
-      </w:r>
-      <w:r>
-        <w:t xml:space="preserve"> </w:t>
-      </w:r>
-      <w:r>
-        <w:rPr>
-          <w:rStyle w:val="VerbatimChar"/>
-        </w:rPr>
-        <w:t xml:space="preserve">match_scores</w:t>
-      </w:r>
-      <w:r>
-        <w:t xml:space="preserve">), abgeleitet aus den bestehenden JPA-Entitäten.</w:t>
-      </w:r>
-    </w:p>
-    <w:p>
-      <w:pPr>
-        <w:pStyle w:val="Compact"/>
-        <w:numPr>
-          <w:ilvl w:val="0"/>
-          <w:numId w:val="1008"/>
-        </w:numPr>
-      </w:pPr>
-      <w:r>
-        <w:t xml:space="preserve">Hibernate</w:t>
-      </w:r>
-      <w:r>
-        <w:t xml:space="preserve"> </w:t>
-      </w:r>
-      <w:r>
-        <w:rPr>
-          <w:rStyle w:val="VerbatimChar"/>
-        </w:rPr>
-        <w:t xml:space="preserve">ddl-auto</w:t>
-      </w:r>
-      <w:r>
-        <w:t xml:space="preserve"> </w:t>
-      </w:r>
-      <w:r>
-        <w:t xml:space="preserve">ist auf</w:t>
-      </w:r>
-      <w:r>
-        <w:t xml:space="preserve"> </w:t>
-      </w:r>
-      <w:r>
-        <w:rPr>
-          <w:rStyle w:val="VerbatimChar"/>
-        </w:rPr>
-        <w:t xml:space="preserve">validate</w:t>
-      </w:r>
-      <w:r>
-        <w:t xml:space="preserve"> </w:t>
-      </w:r>
-      <w:r>
-        <w:t xml:space="preserve">(PostgreSQL) bzw.</w:t>
-      </w:r>
-      <w:r>
-        <w:t xml:space="preserve"> </w:t>
-      </w:r>
-      <w:r>
-        <w:rPr>
-          <w:rStyle w:val="VerbatimChar"/>
-        </w:rPr>
-        <w:t xml:space="preserve">none</w:t>
-      </w:r>
-      <w:r>
-        <w:t xml:space="preserve"> </w:t>
-      </w:r>
-      <w:r>
-        <w:t xml:space="preserve">(H2/lokal) gesetzt – Flyway ist die einzige Quelle für Schema-Änderungen.</w:t>
-      </w:r>
-    </w:p>
-    <w:p>
-      <w:pPr>
-        <w:pStyle w:val="Compact"/>
-        <w:numPr>
-          <w:ilvl w:val="0"/>
-          <w:numId w:val="1008"/>
-        </w:numPr>
-      </w:pPr>
-      <w:r>
-        <w:t xml:space="preserve">Die Migrationsskripte verwenden ausschliesslich ANSI-SQL, das mit PostgreSQL und H2 kompatibel ist (kein datenbankspezifischer SQL-Dialekt), damit auch das lokale H2-Profil Flyway-gesteuert ist.</w:t>
-      </w:r>
-    </w:p>
-    <w:bookmarkEnd w:id="63"/>
-    <w:bookmarkStart w:id="64" w:name="fehlerbehandlung"/>
+        <w:t xml:space="preserve">Rollen-Verwaltung selbst bleibt in der Keycloak-Admin-Konsole (</w:t>
+      </w:r>
+      <w:r>
+        <w:rPr>
+          <w:rStyle w:val="VerbatimChar"/>
+        </w:rPr>
+        <w:t xml:space="preserve">https://localhost:8443/admin</w:t>
+      </w:r>
+      <w:r>
+        <w:t xml:space="preserve">); eine dedizierte UI im Frontend ist Out-of-Scope für V1.</w:t>
+      </w:r>
+    </w:p>
+    <w:bookmarkEnd w:id="62"/>
+    <w:bookmarkStart w:id="63" w:name="persistenz"/>
     <w:p>
       <w:pPr>
         <w:pStyle w:val="Heading3"/>
       </w:pPr>
       <w:r>
-        <w:t xml:space="preserve">8.3 Fehlerbehandlung</w:t>
+        <w:t xml:space="preserve">8.2 Persistenz</w:t>
       </w:r>
     </w:p>
     <w:p>
@@ -7672,284 +7723,19 @@
         <w:pStyle w:val="FirstParagraph"/>
       </w:pPr>
       <w:r>
-        <w:t xml:space="preserve">Die Fehlerbehandlung erfolgt deklarativ über</w:t>
-      </w:r>
-      <w:r>
-        <w:t xml:space="preserve"> </w:t>
-      </w:r>
-      <w:r>
-        <w:rPr>
-          <w:rStyle w:val="VerbatimChar"/>
-        </w:rPr>
-        <w:t xml:space="preserve">@RestControllerAdvice</w:t>
-      </w:r>
-      <w:r>
-        <w:t xml:space="preserve">. Querschnittliche Fälle liegen zentral im</w:t>
-      </w:r>
-      <w:r>
-        <w:t xml:space="preserve"> </w:t>
-      </w:r>
-      <w:r>
-        <w:rPr>
-          <w:rStyle w:val="VerbatimChar"/>
-        </w:rPr>
-        <w:t xml:space="preserve">common-module</w:t>
-      </w:r>
-      <w:r>
-        <w:t xml:space="preserve"> </w:t>
-      </w:r>
-      <w:r>
-        <w:t xml:space="preserve">(</w:t>
-      </w:r>
-      <w:r>
-        <w:rPr>
-          <w:rStyle w:val="VerbatimChar"/>
-        </w:rPr>
-        <w:t xml:space="preserve">CommonExceptionHandler</w:t>
-      </w:r>
-      <w:r>
-        <w:t xml:space="preserve">): fachliche Zustandskonflikte (Basisklasse</w:t>
-      </w:r>
-      <w:r>
-        <w:t xml:space="preserve"> </w:t>
-      </w:r>
-      <w:r>
-        <w:rPr>
-          <w:rStyle w:val="VerbatimChar"/>
-        </w:rPr>
-        <w:t xml:space="preserve">ConflictException</w:t>
-      </w:r>
-      <w:r>
-        <w:t xml:space="preserve">) → HTTP 409, Bean-Validation-Fehler (</w:t>
-      </w:r>
-      <w:r>
-        <w:rPr>
-          <w:rStyle w:val="VerbatimChar"/>
-        </w:rPr>
-        <w:t xml:space="preserve">MethodArgumentNotValidException</w:t>
-      </w:r>
-      <w:r>
-        <w:t xml:space="preserve">) → HTTP 400 mit Feld-Details, ungültige Argumente (z. B. unbekannter Enum-Wert) → HTTP 400. Modulspezifische Domain-Exceptions werden in den jeweiligen Advices abgebildet:</w:t>
-      </w:r>
-      <w:r>
-        <w:t xml:space="preserve"> </w:t>
-      </w:r>
-      <w:r>
-        <w:rPr>
-          <w:rStyle w:val="VerbatimChar"/>
-        </w:rPr>
-        <w:t xml:space="preserve">GlobalExceptionHandler</w:t>
-      </w:r>
-      <w:r>
-        <w:t xml:space="preserve"> </w:t>
-      </w:r>
-      <w:r>
-        <w:t xml:space="preserve">(Player/Match „nicht gefunden” → 404) und</w:t>
-      </w:r>
-      <w:r>
-        <w:t xml:space="preserve"> </w:t>
-      </w:r>
-      <w:r>
-        <w:rPr>
-          <w:rStyle w:val="VerbatimChar"/>
-        </w:rPr>
-        <w:t xml:space="preserve">AiExceptionHandler</w:t>
-      </w:r>
-      <w:r>
-        <w:t xml:space="preserve"> </w:t>
-      </w:r>
-      <w:r>
-        <w:t xml:space="preserve">(</w:t>
-      </w:r>
-      <w:r>
-        <w:rPr>
-          <w:rStyle w:val="VerbatimChar"/>
-        </w:rPr>
-        <w:t xml:space="preserve">InsufficientMatchDataException</w:t>
-      </w:r>
-      <w:r>
-        <w:t xml:space="preserve"> </w:t>
-      </w:r>
-      <w:r>
-        <w:t xml:space="preserve">→ 422,</w:t>
-      </w:r>
-      <w:r>
-        <w:t xml:space="preserve"> </w:t>
-      </w:r>
-      <w:r>
-        <w:rPr>
-          <w:rStyle w:val="VerbatimChar"/>
-        </w:rPr>
-        <w:t xml:space="preserve">AnalysisGenerationException</w:t>
-      </w:r>
-      <w:r>
-        <w:t xml:space="preserve"> </w:t>
-      </w:r>
-      <w:r>
-        <w:t xml:space="preserve">→ 502). Technische Fehler ergeben HTTP 5xx.</w:t>
+        <w:t xml:space="preserve">Die Datenpersistenz erfolgt über Spring Data JPA / Hibernate mit PostgreSQL. Jedes fachliche Modul besitzt eigene Repository-Interfaces. Das Datenbankschema wird via Flyway-Migrationen verwaltet.</w:t>
       </w:r>
     </w:p>
     <w:p>
       <w:pPr>
         <w:pStyle w:val="BodyText"/>
       </w:pPr>
-      <w:r>
-        <w:t xml:space="preserve">Das Antwortformat folgt</w:t>
-      </w:r>
-      <w:r>
-        <w:t xml:space="preserve"> </w:t>
-      </w:r>
       <w:r>
         <w:rPr>
           <w:b/>
           <w:bCs/>
         </w:rPr>
-        <w:t xml:space="preserve">RFC 7807</w:t>
-      </w:r>
-      <w:r>
-        <w:t xml:space="preserve"> </w:t>
-      </w:r>
-      <w:r>
-        <w:t xml:space="preserve">über Springs</w:t>
-      </w:r>
-      <w:r>
-        <w:t xml:space="preserve"> </w:t>
-      </w:r>
-      <w:r>
-        <w:rPr>
-          <w:rStyle w:val="VerbatimChar"/>
-        </w:rPr>
-        <w:t xml:space="preserve">ProblemDetail</w:t>
-      </w:r>
-      <w:r>
-        <w:t xml:space="preserve"> </w:t>
-      </w:r>
-      <w:r>
-        <w:t xml:space="preserve">(Felder</w:t>
-      </w:r>
-      <w:r>
-        <w:t xml:space="preserve"> </w:t>
-      </w:r>
-      <w:r>
-        <w:rPr>
-          <w:rStyle w:val="VerbatimChar"/>
-        </w:rPr>
-        <w:t xml:space="preserve">type</w:t>
-      </w:r>
-      <w:r>
-        <w:t xml:space="preserve">,</w:t>
-      </w:r>
-      <w:r>
-        <w:t xml:space="preserve"> </w:t>
-      </w:r>
-      <w:r>
-        <w:rPr>
-          <w:rStyle w:val="VerbatimChar"/>
-        </w:rPr>
-        <w:t xml:space="preserve">title</w:t>
-      </w:r>
-      <w:r>
-        <w:t xml:space="preserve">,</w:t>
-      </w:r>
-      <w:r>
-        <w:t xml:space="preserve"> </w:t>
-      </w:r>
-      <w:r>
-        <w:rPr>
-          <w:rStyle w:val="VerbatimChar"/>
-        </w:rPr>
-        <w:t xml:space="preserve">status</w:t>
-      </w:r>
-      <w:r>
-        <w:t xml:space="preserve">,</w:t>
-      </w:r>
-      <w:r>
-        <w:t xml:space="preserve"> </w:t>
-      </w:r>
-      <w:r>
-        <w:rPr>
-          <w:rStyle w:val="VerbatimChar"/>
-        </w:rPr>
-        <w:t xml:space="preserve">detail</w:t>
-      </w:r>
-      <w:r>
-        <w:t xml:space="preserve">, ggf. zusätzliche Properties wie</w:t>
-      </w:r>
-      <w:r>
-        <w:t xml:space="preserve"> </w:t>
-      </w:r>
-      <w:r>
-        <w:rPr>
-          <w:rStyle w:val="VerbatimChar"/>
-        </w:rPr>
-        <w:t xml:space="preserve">errors</w:t>
-      </w:r>
-      <w:r>
-        <w:t xml:space="preserve">) — der Spring-native Standard, der das früher geplante Ad-hoc-Format</w:t>
-      </w:r>
-      <w:r>
-        <w:t xml:space="preserve"> </w:t>
-      </w:r>
-      <w:r>
-        <w:rPr>
-          <w:rStyle w:val="VerbatimChar"/>
-        </w:rPr>
-        <w:t xml:space="preserve">{error-code, message, timestamp}</w:t>
-      </w:r>
-      <w:r>
-        <w:t xml:space="preserve"> </w:t>
-      </w:r>
-      <w:r>
-        <w:t xml:space="preserve">ablöst.</w:t>
-      </w:r>
-      <w:r>
-        <w:t xml:space="preserve"> </w:t>
-      </w:r>
-      <w:r>
-        <w:t xml:space="preserve">Die ProblemDetail-Schemas (400, 404, 409, 422, 502) werden mit der OpenAPI-Spec via springdoc automatisch publiziert und sind unter</w:t>
-      </w:r>
-      <w:r>
-        <w:t xml:space="preserve"> </w:t>
-      </w:r>
-      <w:r>
-        <w:rPr>
-          <w:rStyle w:val="VerbatimChar"/>
-        </w:rPr>
-        <w:t xml:space="preserve">/v3/api-docs</w:t>
-      </w:r>
-      <w:r>
-        <w:t xml:space="preserve"> </w:t>
-      </w:r>
-      <w:r>
-        <w:t xml:space="preserve">einsehbar.</w:t>
-      </w:r>
-    </w:p>
-    <w:bookmarkEnd w:id="64"/>
-    <w:bookmarkStart w:id="65" w:name="logging-und-monitoring"/>
-    <w:p>
-      <w:pPr>
-        <w:pStyle w:val="Heading3"/>
-      </w:pPr>
-      <w:r>
-        <w:t xml:space="preserve">8.4 Logging und Monitoring</w:t>
-      </w:r>
-    </w:p>
-    <w:p>
-      <w:pPr>
-        <w:pStyle w:val="FirstParagraph"/>
-      </w:pPr>
-      <w:r>
-        <w:t xml:space="preserve">Strukturiertes Logging via SLF4J/Logback im JSON-Format. Spring Boot Actuator stellt Health-, Metrics- und Info-Endpunkte bereit. Metriken können über Prometheus/Grafana überwacht werden.</w:t>
-      </w:r>
-    </w:p>
-    <w:bookmarkEnd w:id="65"/>
-    <w:bookmarkStart w:id="66" w:name="testkonzept"/>
-    <w:p>
-      <w:pPr>
-        <w:pStyle w:val="Heading3"/>
-      </w:pPr>
-      <w:r>
-        <w:t xml:space="preserve">8.5 Testkonzept</w:t>
+        <w:t xml:space="preserve">Flyway-Konfiguration:</w:t>
       </w:r>
     </w:p>
     <w:p>
@@ -7961,17 +7747,40 @@
         </w:numPr>
       </w:pPr>
       <w:r>
-        <w:rPr>
-          <w:b/>
-          <w:bCs/>
-        </w:rPr>
-        <w:t xml:space="preserve">Unit Tests (Backend):</w:t>
-      </w:r>
-      <w:r>
-        <w:t xml:space="preserve"> </w:t>
-      </w:r>
-      <w:r>
-        <w:t xml:space="preserve">JUnit 5 (Jupiter) für Domänenlogik und Services; Mockito für das Mocking von Ports und externen Abhängigkeiten.</w:t>
+        <w:t xml:space="preserve">Die Flyway-Dependency (</w:t>
+      </w:r>
+      <w:r>
+        <w:rPr>
+          <w:rStyle w:val="VerbatimChar"/>
+        </w:rPr>
+        <w:t xml:space="preserve">flyway-core</w:t>
+      </w:r>
+      <w:r>
+        <w:t xml:space="preserve">,</w:t>
+      </w:r>
+      <w:r>
+        <w:t xml:space="preserve"> </w:t>
+      </w:r>
+      <w:r>
+        <w:rPr>
+          <w:rStyle w:val="VerbatimChar"/>
+        </w:rPr>
+        <w:t xml:space="preserve">flyway-database-postgresql</w:t>
+      </w:r>
+      <w:r>
+        <w:t xml:space="preserve">) ist im</w:t>
+      </w:r>
+      <w:r>
+        <w:t xml:space="preserve"> </w:t>
+      </w:r>
+      <w:r>
+        <w:rPr>
+          <w:rStyle w:val="VerbatimChar"/>
+        </w:rPr>
+        <w:t xml:space="preserve">app</w:t>
+      </w:r>
+      <w:r>
+        <w:t xml:space="preserve">-Modul deklariert – dem natürlichen Aggregator aller fachlichen Module.</w:t>
       </w:r>
     </w:p>
     <w:p>
@@ -7983,26 +7792,34 @@
         </w:numPr>
       </w:pPr>
       <w:r>
-        <w:rPr>
-          <w:b/>
-          <w:bCs/>
-        </w:rPr>
-        <w:t xml:space="preserve">Integrations-/API-Tests (Backend):</w:t>
-      </w:r>
-      <w:r>
-        <w:t xml:space="preserve"> </w:t>
-      </w:r>
-      <w:r>
-        <w:t xml:space="preserve">Spring Boot Test mit Testcontainers (PostgreSQL) und MockMvc (</w:t>
-      </w:r>
-      <w:r>
-        <w:rPr>
-          <w:rStyle w:val="VerbatimChar"/>
-        </w:rPr>
-        <w:t xml:space="preserve">AbstractIntegrationTest</w:t>
-      </w:r>
-      <w:r>
-        <w:t xml:space="preserve">); die JWT-Validierung wird via Spring Security Test gemockt — kein laufendes Keycloak nötig.</w:t>
+        <w:t xml:space="preserve">Migrationsskripte liegen unter</w:t>
+      </w:r>
+      <w:r>
+        <w:t xml:space="preserve"> </w:t>
+      </w:r>
+      <w:r>
+        <w:rPr>
+          <w:rStyle w:val="VerbatimChar"/>
+        </w:rPr>
+        <w:t xml:space="preserve">backend/app/src/main/resources/db/migration/</w:t>
+      </w:r>
+      <w:r>
+        <w:t xml:space="preserve"> </w:t>
+      </w:r>
+      <w:r>
+        <w:t xml:space="preserve">und folgen dem Namensschema</w:t>
+      </w:r>
+      <w:r>
+        <w:t xml:space="preserve"> </w:t>
+      </w:r>
+      <w:r>
+        <w:rPr>
+          <w:rStyle w:val="VerbatimChar"/>
+        </w:rPr>
+        <w:t xml:space="preserve">V{n}__{beschreibung}.sql</w:t>
+      </w:r>
+      <w:r>
+        <w:t xml:space="preserve">.</w:t>
       </w:r>
     </w:p>
     <w:p>
@@ -8015,149 +7832,48 @@
       </w:pPr>
       <w:r>
         <w:rPr>
-          <w:b/>
-          <w:bCs/>
-        </w:rPr>
-        <w:t xml:space="preserve">Coverage-Gate (Backend):</w:t>
-      </w:r>
-      <w:r>
-        <w:t xml:space="preserve"> </w:t>
-      </w:r>
-      <w:r>
-        <w:t xml:space="preserve">JaCoCo, modulübergreifend aggregiert. Die</w:t>
-      </w:r>
-      <w:r>
-        <w:t xml:space="preserve"> </w:t>
-      </w:r>
-      <w:r>
-        <w:rPr>
-          <w:rStyle w:val="VerbatimChar"/>
-        </w:rPr>
-        <w:t xml:space="preserve">*IT</w:t>
-      </w:r>
-      <w:r>
-        <w:t xml:space="preserve">-Integrationstests liegen im</w:t>
-      </w:r>
-      <w:r>
-        <w:t xml:space="preserve"> </w:t>
-      </w:r>
-      <w:r>
-        <w:rPr>
-          <w:rStyle w:val="VerbatimChar"/>
-        </w:rPr>
-        <w:t xml:space="preserve">app</w:t>
-      </w:r>
-      <w:r>
-        <w:t xml:space="preserve">-Modul, decken aber Klassen aller Module ab — per-Modul-Reports würden unterzählen. Die Root-Tasks</w:t>
-      </w:r>
-      <w:r>
-        <w:t xml:space="preserve"> </w:t>
-      </w:r>
-      <w:r>
-        <w:rPr>
-          <w:rStyle w:val="VerbatimChar"/>
-        </w:rPr>
-        <w:t xml:space="preserve">jacocoRootReport</w:t>
-      </w:r>
-      <w:r>
-        <w:t xml:space="preserve"> </w:t>
-      </w:r>
-      <w:r>
-        <w:t xml:space="preserve">(Report) und</w:t>
-      </w:r>
-      <w:r>
-        <w:t xml:space="preserve"> </w:t>
-      </w:r>
-      <w:r>
-        <w:rPr>
-          <w:rStyle w:val="VerbatimChar"/>
-        </w:rPr>
-        <w:t xml:space="preserve">jacocoRootCoverageVerification</w:t>
-      </w:r>
-      <w:r>
-        <w:t xml:space="preserve"> </w:t>
-      </w:r>
-      <w:r>
-        <w:t xml:space="preserve">(Gate) kombinieren die</w:t>
-      </w:r>
-      <w:r>
-        <w:t xml:space="preserve"> </w:t>
-      </w:r>
-      <w:r>
-        <w:rPr>
-          <w:rStyle w:val="VerbatimChar"/>
-        </w:rPr>
-        <w:t xml:space="preserve">test.exec</w:t>
-      </w:r>
-      <w:r>
-        <w:t xml:space="preserve">-Daten aller Module gegen alle</w:t>
-      </w:r>
-      <w:r>
-        <w:t xml:space="preserve"> </w:t>
-      </w:r>
-      <w:r>
-        <w:rPr>
-          <w:rStyle w:val="VerbatimChar"/>
-        </w:rPr>
-        <w:t xml:space="preserve">main</w:t>
-      </w:r>
-      <w:r>
-        <w:t xml:space="preserve">-Sources. Das Gate ist in</w:t>
-      </w:r>
-      <w:r>
-        <w:t xml:space="preserve"> </w:t>
-      </w:r>
-      <w:r>
-        <w:rPr>
-          <w:rStyle w:val="VerbatimChar"/>
-        </w:rPr>
-        <w:t xml:space="preserve">check</w:t>
-      </w:r>
-      <w:r>
-        <w:t xml:space="preserve"> </w:t>
-      </w:r>
-      <w:r>
-        <w:t xml:space="preserve">eingehängt und bricht den Build unter</w:t>
-      </w:r>
-      <w:r>
-        <w:t xml:space="preserve"> </w:t>
-      </w:r>
-      <w:r>
-        <w:rPr>
-          <w:b/>
-          <w:bCs/>
-        </w:rPr>
-        <w:t xml:space="preserve">85 % Line / 70 % Branch</w:t>
-      </w:r>
-      <w:r>
-        <w:t xml:space="preserve"> </w:t>
-      </w:r>
-      <w:r>
-        <w:t xml:space="preserve">(aktueller Stand ~95 % / ~80 %). Schwellen in</w:t>
-      </w:r>
-      <w:r>
-        <w:t xml:space="preserve"> </w:t>
-      </w:r>
-      <w:r>
-        <w:rPr>
-          <w:rStyle w:val="VerbatimChar"/>
-        </w:rPr>
-        <w:t xml:space="preserve">backend/build.gradle.kts</w:t>
-      </w:r>
-      <w:r>
-        <w:t xml:space="preserve"> </w:t>
-      </w:r>
-      <w:r>
-        <w:t xml:space="preserve">(</w:t>
-      </w:r>
-      <w:r>
-        <w:rPr>
-          <w:rStyle w:val="VerbatimChar"/>
-        </w:rPr>
-        <w:t xml:space="preserve">violationRules</w:t>
-      </w:r>
-      <w:r>
-        <w:t xml:space="preserve">).</w:t>
+          <w:rStyle w:val="VerbatimChar"/>
+        </w:rPr>
+        <w:t xml:space="preserve">V1__baseline.sql</w:t>
+      </w:r>
+      <w:r>
+        <w:t xml:space="preserve"> </w:t>
+      </w:r>
+      <w:r>
+        <w:t xml:space="preserve">enthält das initiale Schema aller Tabellen (</w:t>
+      </w:r>
+      <w:r>
+        <w:rPr>
+          <w:rStyle w:val="VerbatimChar"/>
+        </w:rPr>
+        <w:t xml:space="preserve">players</w:t>
+      </w:r>
+      <w:r>
+        <w:t xml:space="preserve">,</w:t>
+      </w:r>
+      <w:r>
+        <w:t xml:space="preserve"> </w:t>
+      </w:r>
+      <w:r>
+        <w:rPr>
+          <w:rStyle w:val="VerbatimChar"/>
+        </w:rPr>
+        <w:t xml:space="preserve">matches</w:t>
+      </w:r>
+      <w:r>
+        <w:t xml:space="preserve">,</w:t>
+      </w:r>
+      <w:r>
+        <w:t xml:space="preserve"> </w:t>
+      </w:r>
+      <w:r>
+        <w:rPr>
+          <w:rStyle w:val="VerbatimChar"/>
+        </w:rPr>
+        <w:t xml:space="preserve">match_scores</w:t>
+      </w:r>
+      <w:r>
+        <w:t xml:space="preserve">), abgeleitet aus den bestehenden JPA-Entitäten.</w:t>
       </w:r>
     </w:p>
     <w:p>
@@ -8166,6 +7882,578 @@
         <w:numPr>
           <w:ilvl w:val="0"/>
           <w:numId w:val="1009"/>
+        </w:numPr>
+      </w:pPr>
+      <w:r>
+        <w:t xml:space="preserve">Hibernate</w:t>
+      </w:r>
+      <w:r>
+        <w:t xml:space="preserve"> </w:t>
+      </w:r>
+      <w:r>
+        <w:rPr>
+          <w:rStyle w:val="VerbatimChar"/>
+        </w:rPr>
+        <w:t xml:space="preserve">ddl-auto</w:t>
+      </w:r>
+      <w:r>
+        <w:t xml:space="preserve"> </w:t>
+      </w:r>
+      <w:r>
+        <w:t xml:space="preserve">ist auf</w:t>
+      </w:r>
+      <w:r>
+        <w:t xml:space="preserve"> </w:t>
+      </w:r>
+      <w:r>
+        <w:rPr>
+          <w:rStyle w:val="VerbatimChar"/>
+        </w:rPr>
+        <w:t xml:space="preserve">validate</w:t>
+      </w:r>
+      <w:r>
+        <w:t xml:space="preserve"> </w:t>
+      </w:r>
+      <w:r>
+        <w:t xml:space="preserve">(PostgreSQL) bzw.</w:t>
+      </w:r>
+      <w:r>
+        <w:t xml:space="preserve"> </w:t>
+      </w:r>
+      <w:r>
+        <w:rPr>
+          <w:rStyle w:val="VerbatimChar"/>
+        </w:rPr>
+        <w:t xml:space="preserve">none</w:t>
+      </w:r>
+      <w:r>
+        <w:t xml:space="preserve"> </w:t>
+      </w:r>
+      <w:r>
+        <w:t xml:space="preserve">(H2/lokal) gesetzt – Flyway ist die einzige Quelle für Schema-Änderungen.</w:t>
+      </w:r>
+    </w:p>
+    <w:p>
+      <w:pPr>
+        <w:pStyle w:val="Compact"/>
+        <w:numPr>
+          <w:ilvl w:val="0"/>
+          <w:numId w:val="1009"/>
+        </w:numPr>
+      </w:pPr>
+      <w:r>
+        <w:t xml:space="preserve">Die Migrationsskripte verwenden ausschliesslich ANSI-SQL, das mit PostgreSQL und H2 kompatibel ist (kein datenbankspezifischer SQL-Dialekt), damit auch das lokale H2-Profil Flyway-gesteuert ist.</w:t>
+      </w:r>
+    </w:p>
+    <w:bookmarkEnd w:id="63"/>
+    <w:bookmarkStart w:id="64" w:name="fehlerbehandlung"/>
+    <w:p>
+      <w:pPr>
+        <w:pStyle w:val="Heading3"/>
+      </w:pPr>
+      <w:r>
+        <w:t xml:space="preserve">8.3 Fehlerbehandlung</w:t>
+      </w:r>
+    </w:p>
+    <w:p>
+      <w:pPr>
+        <w:pStyle w:val="FirstParagraph"/>
+      </w:pPr>
+      <w:r>
+        <w:t xml:space="preserve">Die Fehlerbehandlung erfolgt deklarativ über</w:t>
+      </w:r>
+      <w:r>
+        <w:t xml:space="preserve"> </w:t>
+      </w:r>
+      <w:r>
+        <w:rPr>
+          <w:rStyle w:val="VerbatimChar"/>
+        </w:rPr>
+        <w:t xml:space="preserve">@RestControllerAdvice</w:t>
+      </w:r>
+      <w:r>
+        <w:t xml:space="preserve">. Querschnittliche Fälle liegen zentral im</w:t>
+      </w:r>
+      <w:r>
+        <w:t xml:space="preserve"> </w:t>
+      </w:r>
+      <w:r>
+        <w:rPr>
+          <w:rStyle w:val="VerbatimChar"/>
+        </w:rPr>
+        <w:t xml:space="preserve">common-module</w:t>
+      </w:r>
+      <w:r>
+        <w:t xml:space="preserve"> </w:t>
+      </w:r>
+      <w:r>
+        <w:t xml:space="preserve">(</w:t>
+      </w:r>
+      <w:r>
+        <w:rPr>
+          <w:rStyle w:val="VerbatimChar"/>
+        </w:rPr>
+        <w:t xml:space="preserve">CommonExceptionHandler</w:t>
+      </w:r>
+      <w:r>
+        <w:t xml:space="preserve">): fachliche Zustandskonflikte (Basisklasse</w:t>
+      </w:r>
+      <w:r>
+        <w:t xml:space="preserve"> </w:t>
+      </w:r>
+      <w:r>
+        <w:rPr>
+          <w:rStyle w:val="VerbatimChar"/>
+        </w:rPr>
+        <w:t xml:space="preserve">ConflictException</w:t>
+      </w:r>
+      <w:r>
+        <w:t xml:space="preserve">) → HTTP 409, Bean-Validation-Fehler (</w:t>
+      </w:r>
+      <w:r>
+        <w:rPr>
+          <w:rStyle w:val="VerbatimChar"/>
+        </w:rPr>
+        <w:t xml:space="preserve">MethodArgumentNotValidException</w:t>
+      </w:r>
+      <w:r>
+        <w:t xml:space="preserve">) → HTTP 400 mit Feld-Details, ungültige Argumente (z. B. unbekannter Enum-Wert) → HTTP 400. Modulspezifische Domain-Exceptions werden in den jeweiligen Advices abgebildet:</w:t>
+      </w:r>
+      <w:r>
+        <w:t xml:space="preserve"> </w:t>
+      </w:r>
+      <w:r>
+        <w:rPr>
+          <w:rStyle w:val="VerbatimChar"/>
+        </w:rPr>
+        <w:t xml:space="preserve">GlobalExceptionHandler</w:t>
+      </w:r>
+      <w:r>
+        <w:t xml:space="preserve"> </w:t>
+      </w:r>
+      <w:r>
+        <w:t xml:space="preserve">(Player/Match „nicht gefunden” → 404) und</w:t>
+      </w:r>
+      <w:r>
+        <w:t xml:space="preserve"> </w:t>
+      </w:r>
+      <w:r>
+        <w:rPr>
+          <w:rStyle w:val="VerbatimChar"/>
+        </w:rPr>
+        <w:t xml:space="preserve">AiExceptionHandler</w:t>
+      </w:r>
+      <w:r>
+        <w:t xml:space="preserve"> </w:t>
+      </w:r>
+      <w:r>
+        <w:t xml:space="preserve">(</w:t>
+      </w:r>
+      <w:r>
+        <w:rPr>
+          <w:rStyle w:val="VerbatimChar"/>
+        </w:rPr>
+        <w:t xml:space="preserve">InsufficientMatchDataException</w:t>
+      </w:r>
+      <w:r>
+        <w:t xml:space="preserve"> </w:t>
+      </w:r>
+      <w:r>
+        <w:t xml:space="preserve">→ 422,</w:t>
+      </w:r>
+      <w:r>
+        <w:t xml:space="preserve"> </w:t>
+      </w:r>
+      <w:r>
+        <w:rPr>
+          <w:rStyle w:val="VerbatimChar"/>
+        </w:rPr>
+        <w:t xml:space="preserve">AnalysisGenerationException</w:t>
+      </w:r>
+      <w:r>
+        <w:t xml:space="preserve"> </w:t>
+      </w:r>
+      <w:r>
+        <w:t xml:space="preserve">→ 502). Technische Fehler ergeben HTTP 5xx.</w:t>
+      </w:r>
+    </w:p>
+    <w:p>
+      <w:pPr>
+        <w:pStyle w:val="BodyText"/>
+      </w:pPr>
+      <w:r>
+        <w:t xml:space="preserve">Das Antwortformat folgt</w:t>
+      </w:r>
+      <w:r>
+        <w:t xml:space="preserve"> </w:t>
+      </w:r>
+      <w:r>
+        <w:rPr>
+          <w:b/>
+          <w:bCs/>
+        </w:rPr>
+        <w:t xml:space="preserve">RFC 7807</w:t>
+      </w:r>
+      <w:r>
+        <w:t xml:space="preserve"> </w:t>
+      </w:r>
+      <w:r>
+        <w:t xml:space="preserve">über Springs</w:t>
+      </w:r>
+      <w:r>
+        <w:t xml:space="preserve"> </w:t>
+      </w:r>
+      <w:r>
+        <w:rPr>
+          <w:rStyle w:val="VerbatimChar"/>
+        </w:rPr>
+        <w:t xml:space="preserve">ProblemDetail</w:t>
+      </w:r>
+      <w:r>
+        <w:t xml:space="preserve"> </w:t>
+      </w:r>
+      <w:r>
+        <w:t xml:space="preserve">(Felder</w:t>
+      </w:r>
+      <w:r>
+        <w:t xml:space="preserve"> </w:t>
+      </w:r>
+      <w:r>
+        <w:rPr>
+          <w:rStyle w:val="VerbatimChar"/>
+        </w:rPr>
+        <w:t xml:space="preserve">type</w:t>
+      </w:r>
+      <w:r>
+        <w:t xml:space="preserve">,</w:t>
+      </w:r>
+      <w:r>
+        <w:t xml:space="preserve"> </w:t>
+      </w:r>
+      <w:r>
+        <w:rPr>
+          <w:rStyle w:val="VerbatimChar"/>
+        </w:rPr>
+        <w:t xml:space="preserve">title</w:t>
+      </w:r>
+      <w:r>
+        <w:t xml:space="preserve">,</w:t>
+      </w:r>
+      <w:r>
+        <w:t xml:space="preserve"> </w:t>
+      </w:r>
+      <w:r>
+        <w:rPr>
+          <w:rStyle w:val="VerbatimChar"/>
+        </w:rPr>
+        <w:t xml:space="preserve">status</w:t>
+      </w:r>
+      <w:r>
+        <w:t xml:space="preserve">,</w:t>
+      </w:r>
+      <w:r>
+        <w:t xml:space="preserve"> </w:t>
+      </w:r>
+      <w:r>
+        <w:rPr>
+          <w:rStyle w:val="VerbatimChar"/>
+        </w:rPr>
+        <w:t xml:space="preserve">detail</w:t>
+      </w:r>
+      <w:r>
+        <w:t xml:space="preserve">, ggf. zusätzliche Properties wie</w:t>
+      </w:r>
+      <w:r>
+        <w:t xml:space="preserve"> </w:t>
+      </w:r>
+      <w:r>
+        <w:rPr>
+          <w:rStyle w:val="VerbatimChar"/>
+        </w:rPr>
+        <w:t xml:space="preserve">errors</w:t>
+      </w:r>
+      <w:r>
+        <w:t xml:space="preserve">) — der Spring-native Standard, der das früher geplante Ad-hoc-Format</w:t>
+      </w:r>
+      <w:r>
+        <w:t xml:space="preserve"> </w:t>
+      </w:r>
+      <w:r>
+        <w:rPr>
+          <w:rStyle w:val="VerbatimChar"/>
+        </w:rPr>
+        <w:t xml:space="preserve">{error-code, message, timestamp}</w:t>
+      </w:r>
+      <w:r>
+        <w:t xml:space="preserve"> </w:t>
+      </w:r>
+      <w:r>
+        <w:t xml:space="preserve">ablöst.</w:t>
+      </w:r>
+      <w:r>
+        <w:t xml:space="preserve"> </w:t>
+      </w:r>
+      <w:r>
+        <w:t xml:space="preserve">Die ProblemDetail-Schemas (400, 404, 409, 422, 502) werden mit der OpenAPI-Spec via springdoc automatisch publiziert und sind unter</w:t>
+      </w:r>
+      <w:r>
+        <w:t xml:space="preserve"> </w:t>
+      </w:r>
+      <w:r>
+        <w:rPr>
+          <w:rStyle w:val="VerbatimChar"/>
+        </w:rPr>
+        <w:t xml:space="preserve">/v3/api-docs</w:t>
+      </w:r>
+      <w:r>
+        <w:t xml:space="preserve"> </w:t>
+      </w:r>
+      <w:r>
+        <w:t xml:space="preserve">einsehbar.</w:t>
+      </w:r>
+    </w:p>
+    <w:bookmarkEnd w:id="64"/>
+    <w:bookmarkStart w:id="65" w:name="logging-und-monitoring"/>
+    <w:p>
+      <w:pPr>
+        <w:pStyle w:val="Heading3"/>
+      </w:pPr>
+      <w:r>
+        <w:t xml:space="preserve">8.4 Logging und Monitoring</w:t>
+      </w:r>
+    </w:p>
+    <w:p>
+      <w:pPr>
+        <w:pStyle w:val="FirstParagraph"/>
+      </w:pPr>
+      <w:r>
+        <w:t xml:space="preserve">Strukturiertes Logging via SLF4J/Logback im JSON-Format. Spring Boot Actuator stellt Health-, Metrics- und Info-Endpunkte bereit. Metriken können über Prometheus/Grafana überwacht werden.</w:t>
+      </w:r>
+    </w:p>
+    <w:bookmarkEnd w:id="65"/>
+    <w:bookmarkStart w:id="66" w:name="testkonzept"/>
+    <w:p>
+      <w:pPr>
+        <w:pStyle w:val="Heading3"/>
+      </w:pPr>
+      <w:r>
+        <w:t xml:space="preserve">8.5 Testkonzept</w:t>
+      </w:r>
+    </w:p>
+    <w:p>
+      <w:pPr>
+        <w:pStyle w:val="Compact"/>
+        <w:numPr>
+          <w:ilvl w:val="0"/>
+          <w:numId w:val="1010"/>
+        </w:numPr>
+      </w:pPr>
+      <w:r>
+        <w:rPr>
+          <w:b/>
+          <w:bCs/>
+        </w:rPr>
+        <w:t xml:space="preserve">Unit Tests (Backend):</w:t>
+      </w:r>
+      <w:r>
+        <w:t xml:space="preserve"> </w:t>
+      </w:r>
+      <w:r>
+        <w:t xml:space="preserve">JUnit 5 (Jupiter) für Domänenlogik und Services; Mockito für das Mocking von Ports und externen Abhängigkeiten.</w:t>
+      </w:r>
+    </w:p>
+    <w:p>
+      <w:pPr>
+        <w:pStyle w:val="Compact"/>
+        <w:numPr>
+          <w:ilvl w:val="0"/>
+          <w:numId w:val="1010"/>
+        </w:numPr>
+      </w:pPr>
+      <w:r>
+        <w:rPr>
+          <w:b/>
+          <w:bCs/>
+        </w:rPr>
+        <w:t xml:space="preserve">Integrations-/API-Tests (Backend):</w:t>
+      </w:r>
+      <w:r>
+        <w:t xml:space="preserve"> </w:t>
+      </w:r>
+      <w:r>
+        <w:t xml:space="preserve">Spring Boot Test mit Testcontainers (PostgreSQL) und MockMvc (</w:t>
+      </w:r>
+      <w:r>
+        <w:rPr>
+          <w:rStyle w:val="VerbatimChar"/>
+        </w:rPr>
+        <w:t xml:space="preserve">AbstractIntegrationTest</w:t>
+      </w:r>
+      <w:r>
+        <w:t xml:space="preserve">); die JWT-Validierung wird via Spring Security Test gemockt — kein laufendes Keycloak nötig.</w:t>
+      </w:r>
+    </w:p>
+    <w:p>
+      <w:pPr>
+        <w:pStyle w:val="Compact"/>
+        <w:numPr>
+          <w:ilvl w:val="0"/>
+          <w:numId w:val="1010"/>
+        </w:numPr>
+      </w:pPr>
+      <w:r>
+        <w:rPr>
+          <w:b/>
+          <w:bCs/>
+        </w:rPr>
+        <w:t xml:space="preserve">Coverage-Gate (Backend):</w:t>
+      </w:r>
+      <w:r>
+        <w:t xml:space="preserve"> </w:t>
+      </w:r>
+      <w:r>
+        <w:t xml:space="preserve">JaCoCo, modulübergreifend aggregiert. Die</w:t>
+      </w:r>
+      <w:r>
+        <w:t xml:space="preserve"> </w:t>
+      </w:r>
+      <w:r>
+        <w:rPr>
+          <w:rStyle w:val="VerbatimChar"/>
+        </w:rPr>
+        <w:t xml:space="preserve">*IT</w:t>
+      </w:r>
+      <w:r>
+        <w:t xml:space="preserve">-Integrationstests liegen im</w:t>
+      </w:r>
+      <w:r>
+        <w:t xml:space="preserve"> </w:t>
+      </w:r>
+      <w:r>
+        <w:rPr>
+          <w:rStyle w:val="VerbatimChar"/>
+        </w:rPr>
+        <w:t xml:space="preserve">app</w:t>
+      </w:r>
+      <w:r>
+        <w:t xml:space="preserve">-Modul, decken aber Klassen aller Module ab — per-Modul-Reports würden unterzählen. Die Root-Tasks</w:t>
+      </w:r>
+      <w:r>
+        <w:t xml:space="preserve"> </w:t>
+      </w:r>
+      <w:r>
+        <w:rPr>
+          <w:rStyle w:val="VerbatimChar"/>
+        </w:rPr>
+        <w:t xml:space="preserve">jacocoRootReport</w:t>
+      </w:r>
+      <w:r>
+        <w:t xml:space="preserve"> </w:t>
+      </w:r>
+      <w:r>
+        <w:t xml:space="preserve">(Report) und</w:t>
+      </w:r>
+      <w:r>
+        <w:t xml:space="preserve"> </w:t>
+      </w:r>
+      <w:r>
+        <w:rPr>
+          <w:rStyle w:val="VerbatimChar"/>
+        </w:rPr>
+        <w:t xml:space="preserve">jacocoRootCoverageVerification</w:t>
+      </w:r>
+      <w:r>
+        <w:t xml:space="preserve"> </w:t>
+      </w:r>
+      <w:r>
+        <w:t xml:space="preserve">(Gate) kombinieren die</w:t>
+      </w:r>
+      <w:r>
+        <w:t xml:space="preserve"> </w:t>
+      </w:r>
+      <w:r>
+        <w:rPr>
+          <w:rStyle w:val="VerbatimChar"/>
+        </w:rPr>
+        <w:t xml:space="preserve">test.exec</w:t>
+      </w:r>
+      <w:r>
+        <w:t xml:space="preserve">-Daten aller Module gegen alle</w:t>
+      </w:r>
+      <w:r>
+        <w:t xml:space="preserve"> </w:t>
+      </w:r>
+      <w:r>
+        <w:rPr>
+          <w:rStyle w:val="VerbatimChar"/>
+        </w:rPr>
+        <w:t xml:space="preserve">main</w:t>
+      </w:r>
+      <w:r>
+        <w:t xml:space="preserve">-Sources. Das Gate ist in</w:t>
+      </w:r>
+      <w:r>
+        <w:t xml:space="preserve"> </w:t>
+      </w:r>
+      <w:r>
+        <w:rPr>
+          <w:rStyle w:val="VerbatimChar"/>
+        </w:rPr>
+        <w:t xml:space="preserve">check</w:t>
+      </w:r>
+      <w:r>
+        <w:t xml:space="preserve"> </w:t>
+      </w:r>
+      <w:r>
+        <w:t xml:space="preserve">eingehängt und bricht den Build unter</w:t>
+      </w:r>
+      <w:r>
+        <w:t xml:space="preserve"> </w:t>
+      </w:r>
+      <w:r>
+        <w:rPr>
+          <w:b/>
+          <w:bCs/>
+        </w:rPr>
+        <w:t xml:space="preserve">85 % Line / 70 % Branch</w:t>
+      </w:r>
+      <w:r>
+        <w:t xml:space="preserve"> </w:t>
+      </w:r>
+      <w:r>
+        <w:t xml:space="preserve">(aktueller Stand ~95 % / ~80 %). Schwellen in</w:t>
+      </w:r>
+      <w:r>
+        <w:t xml:space="preserve"> </w:t>
+      </w:r>
+      <w:r>
+        <w:rPr>
+          <w:rStyle w:val="VerbatimChar"/>
+        </w:rPr>
+        <w:t xml:space="preserve">backend/build.gradle.kts</w:t>
+      </w:r>
+      <w:r>
+        <w:t xml:space="preserve"> </w:t>
+      </w:r>
+      <w:r>
+        <w:t xml:space="preserve">(</w:t>
+      </w:r>
+      <w:r>
+        <w:rPr>
+          <w:rStyle w:val="VerbatimChar"/>
+        </w:rPr>
+        <w:t xml:space="preserve">violationRules</w:t>
+      </w:r>
+      <w:r>
+        <w:t xml:space="preserve">).</w:t>
+      </w:r>
+    </w:p>
+    <w:p>
+      <w:pPr>
+        <w:pStyle w:val="Compact"/>
+        <w:numPr>
+          <w:ilvl w:val="0"/>
+          <w:numId w:val="1010"/>
         </w:numPr>
       </w:pPr>
       <w:r>
@@ -9509,7 +9797,7 @@
         <w:pStyle w:val="Compact"/>
         <w:numPr>
           <w:ilvl w:val="0"/>
-          <w:numId w:val="1010"/>
+          <w:numId w:val="1011"/>
         </w:numPr>
       </w:pPr>
       <w:r>
@@ -9583,7 +9871,7 @@
         <w:pStyle w:val="Compact"/>
         <w:numPr>
           <w:ilvl w:val="0"/>
-          <w:numId w:val="1010"/>
+          <w:numId w:val="1011"/>
         </w:numPr>
       </w:pPr>
       <w:r>
@@ -9630,7 +9918,7 @@
         <w:pStyle w:val="Compact"/>
         <w:numPr>
           <w:ilvl w:val="0"/>
-          <w:numId w:val="1010"/>
+          <w:numId w:val="1011"/>
         </w:numPr>
       </w:pPr>
       <w:r>
@@ -15584,7 +15872,7 @@
         <w:pStyle w:val="Compact"/>
         <w:numPr>
           <w:ilvl w:val="0"/>
-          <w:numId w:val="1011"/>
+          <w:numId w:val="1012"/>
         </w:numPr>
       </w:pPr>
       <w:r>
@@ -15628,141 +15916,6 @@
       </w:r>
       <w:r>
         <w:t xml:space="preserve">(FA-11).</w:t>
-      </w:r>
-    </w:p>
-    <w:p>
-      <w:pPr>
-        <w:pStyle w:val="Compact"/>
-        <w:numPr>
-          <w:ilvl w:val="0"/>
-          <w:numId w:val="1011"/>
-        </w:numPr>
-      </w:pPr>
-      <w:r>
-        <w:rPr>
-          <w:rStyle w:val="VerbatimChar"/>
-        </w:rPr>
-        <w:t xml:space="preserve">docs/superpowers/specs/2026-06-22-ten-60-bean-validation-design.md</w:t>
-      </w:r>
-      <w:r>
-        <w:t xml:space="preserve"> </w:t>
-      </w:r>
-      <w:r>
-        <w:t xml:space="preserve">+ Plan</w:t>
-      </w:r>
-      <w:r>
-        <w:t xml:space="preserve"> </w:t>
-      </w:r>
-      <w:r>
-        <w:rPr>
-          <w:rStyle w:val="VerbatimChar"/>
-        </w:rPr>
-        <w:t xml:space="preserve">docs/superpowers/plans/2026-06-22-ten-60-bean-validation.md</w:t>
-      </w:r>
-      <w:r>
-        <w:t xml:space="preserve"> </w:t>
-      </w:r>
-      <w:r>
-        <w:t xml:space="preserve">— Spec/Plan für Bean Validation auf REST-DTOs (TEN-60).</w:t>
-      </w:r>
-    </w:p>
-    <w:p>
-      <w:pPr>
-        <w:pStyle w:val="Compact"/>
-        <w:numPr>
-          <w:ilvl w:val="0"/>
-          <w:numId w:val="1011"/>
-        </w:numPr>
-      </w:pPr>
-      <w:r>
-        <w:rPr>
-          <w:rStyle w:val="VerbatimChar"/>
-        </w:rPr>
-        <w:t xml:space="preserve">docs/superpowers/specs/2026-06-22-ten-55-owner-binding-rbac-design.md</w:t>
-      </w:r>
-      <w:r>
-        <w:t xml:space="preserve"> </w:t>
-      </w:r>
-      <w:r>
-        <w:t xml:space="preserve">+ Plan</w:t>
-      </w:r>
-      <w:r>
-        <w:t xml:space="preserve"> </w:t>
-      </w:r>
-      <w:r>
-        <w:rPr>
-          <w:rStyle w:val="VerbatimChar"/>
-        </w:rPr>
-        <w:t xml:space="preserve">docs/superpowers/plans/2026-06-22-ten-55-owner-binding-rbac.md</w:t>
-      </w:r>
-      <w:r>
-        <w:t xml:space="preserve"> </w:t>
-      </w:r>
-      <w:r>
-        <w:t xml:space="preserve">— Owner-Binding/RBAC (TEN-55).</w:t>
-      </w:r>
-    </w:p>
-    <w:p>
-      <w:pPr>
-        <w:pStyle w:val="FirstParagraph"/>
-      </w:pPr>
-      <w:r>
-        <w:rPr>
-          <w:b/>
-          <w:bCs/>
-        </w:rPr>
-        <w:t xml:space="preserve">Review.</w:t>
-      </w:r>
-      <w:r>
-        <w:t xml:space="preserve"> </w:t>
-      </w:r>
-      <w:r>
-        <w:t xml:space="preserve">Vor jedem Merge auf</w:t>
-      </w:r>
-      <w:r>
-        <w:t xml:space="preserve"> </w:t>
-      </w:r>
-      <w:r>
-        <w:rPr>
-          <w:rStyle w:val="VerbatimChar"/>
-        </w:rPr>
-        <w:t xml:space="preserve">develop</w:t>
-      </w:r>
-      <w:r>
-        <w:t xml:space="preserve"> </w:t>
-      </w:r>
-      <w:r>
-        <w:t xml:space="preserve">läuft</w:t>
-      </w:r>
-      <w:r>
-        <w:t xml:space="preserve"> </w:t>
-      </w:r>
-      <w:r>
-        <w:rPr>
-          <w:rStyle w:val="VerbatimChar"/>
-        </w:rPr>
-        <w:t xml:space="preserve">/code-review</w:t>
-      </w:r>
-      <w:r>
-        <w:t xml:space="preserve"> </w:t>
-      </w:r>
-      <w:r>
-        <w:t xml:space="preserve">oder</w:t>
-      </w:r>
-      <w:r>
-        <w:t xml:space="preserve"> </w:t>
-      </w:r>
-      <w:r>
-        <w:rPr>
-          <w:rStyle w:val="VerbatimChar"/>
-        </w:rPr>
-        <w:t xml:space="preserve">pr-review-toolkit:review-pr</w:t>
-      </w:r>
-      <w:r>
-        <w:t xml:space="preserve"> </w:t>
-      </w:r>
-      <w:r>
-        <w:t xml:space="preserve">mit Multi-Agent-Fan-out gegen das Diff. Befunde landen als Inline-PR-Kommentar oder als Edit-Anweisung im Working Tree. Belege:</w:t>
       </w:r>
     </w:p>
     <w:p>
@@ -15777,90 +15930,82 @@
         <w:rPr>
           <w:rStyle w:val="VerbatimChar"/>
         </w:rPr>
-        <w:t xml:space="preserve">doc/bewertungskriterien/Code-Pruefung_Kriterien_7_und_8.md</w:t>
-      </w:r>
-      <w:r>
-        <w:t xml:space="preserve"> </w:t>
-      </w:r>
-      <w:r>
-        <w:t xml:space="preserve">ist ein KI-erstellter Selbst-Audit gegen die Bewertungskriterien 7 + 8. Die dort identifizierten Lücken (Scoring-Modul-Konsolidierung, modulübergreifendes Domänenmodell, fehlende Modul-Durchsetzung) wurden anschliessend in</w:t>
-      </w:r>
-      <w:r>
-        <w:t xml:space="preserve"> </w:t>
-      </w:r>
+        <w:t xml:space="preserve">docs/superpowers/specs/2026-06-22-ten-60-bean-validation-design.md</w:t>
+      </w:r>
+      <w:r>
+        <w:t xml:space="preserve"> </w:t>
+      </w:r>
+      <w:r>
+        <w:t xml:space="preserve">+ Plan</w:t>
+      </w:r>
+      <w:r>
+        <w:t xml:space="preserve"> </w:t>
+      </w:r>
+      <w:r>
+        <w:rPr>
+          <w:rStyle w:val="VerbatimChar"/>
+        </w:rPr>
+        <w:t xml:space="preserve">docs/superpowers/plans/2026-06-22-ten-60-bean-validation.md</w:t>
+      </w:r>
+      <w:r>
+        <w:t xml:space="preserve"> </w:t>
+      </w:r>
+      <w:r>
+        <w:t xml:space="preserve">— Spec/Plan für Bean Validation auf REST-DTOs (TEN-60).</w:t>
+      </w:r>
+    </w:p>
+    <w:p>
+      <w:pPr>
+        <w:pStyle w:val="Compact"/>
+        <w:numPr>
+          <w:ilvl w:val="0"/>
+          <w:numId w:val="1012"/>
+        </w:numPr>
+      </w:pPr>
+      <w:r>
+        <w:rPr>
+          <w:rStyle w:val="VerbatimChar"/>
+        </w:rPr>
+        <w:t xml:space="preserve">docs/superpowers/specs/2026-06-22-ten-55-owner-binding-rbac-design.md</w:t>
+      </w:r>
+      <w:r>
+        <w:t xml:space="preserve"> </w:t>
+      </w:r>
+      <w:r>
+        <w:t xml:space="preserve">+ Plan</w:t>
+      </w:r>
+      <w:r>
+        <w:t xml:space="preserve"> </w:t>
+      </w:r>
+      <w:r>
+        <w:rPr>
+          <w:rStyle w:val="VerbatimChar"/>
+        </w:rPr>
+        <w:t xml:space="preserve">docs/superpowers/plans/2026-06-22-ten-55-owner-binding-rbac.md</w:t>
+      </w:r>
+      <w:r>
+        <w:t xml:space="preserve"> </w:t>
+      </w:r>
+      <w:r>
+        <w:t xml:space="preserve">— Owner-Binding/RBAC (TEN-55).</w:t>
+      </w:r>
+    </w:p>
+    <w:p>
+      <w:pPr>
+        <w:pStyle w:val="FirstParagraph"/>
+      </w:pPr>
       <w:r>
         <w:rPr>
           <w:b/>
           <w:bCs/>
         </w:rPr>
-        <w:t xml:space="preserve">ADR-12</w:t>
-      </w:r>
-      <w:r>
-        <w:t xml:space="preserve">,</w:t>
-      </w:r>
-      <w:r>
-        <w:t xml:space="preserve"> </w:t>
-      </w:r>
-      <w:r>
-        <w:rPr>
-          <w:b/>
-          <w:bCs/>
-        </w:rPr>
-        <w:t xml:space="preserve">ADR-13</w:t>
-      </w:r>
-      <w:r>
-        <w:t xml:space="preserve"> </w:t>
-      </w:r>
-      <w:r>
-        <w:t xml:space="preserve">und</w:t>
-      </w:r>
-      <w:r>
-        <w:t xml:space="preserve"> </w:t>
-      </w:r>
-      <w:r>
-        <w:rPr>
-          <w:rStyle w:val="VerbatimChar"/>
-        </w:rPr>
-        <w:t xml:space="preserve">backend/app/src/test/java/com/cas/tsas/ArchitectureTest.java</w:t>
-      </w:r>
-      <w:r>
-        <w:t xml:space="preserve"> </w:t>
-      </w:r>
-      <w:r>
-        <w:t xml:space="preserve">adressiert.</w:t>
-      </w:r>
-    </w:p>
-    <w:p>
-      <w:pPr>
-        <w:pStyle w:val="FirstParagraph"/>
-      </w:pPr>
-      <w:r>
-        <w:rPr>
-          <w:b/>
-          <w:bCs/>
-        </w:rPr>
-        <w:t xml:space="preserve">Refactoring.</w:t>
-      </w:r>
-      <w:r>
-        <w:t xml:space="preserve"> </w:t>
-      </w:r>
-      <w:r>
-        <w:t xml:space="preserve">Spec-getriebene Cleanups mit TDD-Schleife. Belegbeispiele aus</w:t>
-      </w:r>
-      <w:r>
-        <w:t xml:space="preserve"> </w:t>
-      </w:r>
-      <w:r>
-        <w:rPr>
-          <w:rStyle w:val="VerbatimChar"/>
-        </w:rPr>
-        <w:t xml:space="preserve">git log</w:t>
-      </w:r>
-      <w:r>
-        <w:t xml:space="preserve"> </w:t>
-      </w:r>
-      <w:r>
-        <w:t xml:space="preserve">auf</w:t>
+        <w:t xml:space="preserve">Review.</w:t>
+      </w:r>
+      <w:r>
+        <w:t xml:space="preserve"> </w:t>
+      </w:r>
+      <w:r>
+        <w:t xml:space="preserve">Vor jedem Merge auf</w:t>
       </w:r>
       <w:r>
         <w:t xml:space="preserve"> </w:t>
@@ -15872,7 +16017,40 @@
         <w:t xml:space="preserve">develop</w:t>
       </w:r>
       <w:r>
-        <w:t xml:space="preserve">:</w:t>
+        <w:t xml:space="preserve"> </w:t>
+      </w:r>
+      <w:r>
+        <w:t xml:space="preserve">läuft</w:t>
+      </w:r>
+      <w:r>
+        <w:t xml:space="preserve"> </w:t>
+      </w:r>
+      <w:r>
+        <w:rPr>
+          <w:rStyle w:val="VerbatimChar"/>
+        </w:rPr>
+        <w:t xml:space="preserve">/code-review</w:t>
+      </w:r>
+      <w:r>
+        <w:t xml:space="preserve"> </w:t>
+      </w:r>
+      <w:r>
+        <w:t xml:space="preserve">oder</w:t>
+      </w:r>
+      <w:r>
+        <w:t xml:space="preserve"> </w:t>
+      </w:r>
+      <w:r>
+        <w:rPr>
+          <w:rStyle w:val="VerbatimChar"/>
+        </w:rPr>
+        <w:t xml:space="preserve">pr-review-toolkit:review-pr</w:t>
+      </w:r>
+      <w:r>
+        <w:t xml:space="preserve"> </w:t>
+      </w:r>
+      <w:r>
+        <w:t xml:space="preserve">mit Multi-Agent-Fan-out gegen das Diff. Befunde landen als Inline-PR-Kommentar oder als Edit-Anweisung im Working Tree. Belege:</w:t>
       </w:r>
     </w:p>
     <w:p>
@@ -15887,100 +16065,26 @@
         <w:rPr>
           <w:rStyle w:val="VerbatimChar"/>
         </w:rPr>
-        <w:t xml:space="preserve">cc6e502 feat(match): typed enums + @Size on RecordPointRequest + IT (TEN-60)</w:t>
-      </w:r>
-    </w:p>
-    <w:p>
-      <w:pPr>
-        <w:pStyle w:val="Compact"/>
-        <w:numPr>
-          <w:ilvl w:val="0"/>
-          <w:numId w:val="1013"/>
-        </w:numPr>
-      </w:pPr>
-      <w:r>
-        <w:rPr>
-          <w:rStyle w:val="VerbatimChar"/>
-        </w:rPr>
-        <w:t xml:space="preserve">d96f4da feat(player): @Size limits on DTO string fields + IT (TEN-60)</w:t>
-      </w:r>
-    </w:p>
-    <w:p>
-      <w:pPr>
-        <w:pStyle w:val="Compact"/>
-        <w:numPr>
-          <w:ilvl w:val="0"/>
-          <w:numId w:val="1013"/>
-        </w:numPr>
-      </w:pPr>
-      <w:r>
-        <w:rPr>
-          <w:rStyle w:val="VerbatimChar"/>
-        </w:rPr>
-        <w:t xml:space="preserve">2a0bcf1 docs(plans): add TEN-60 bean-validation implementation plan</w:t>
-      </w:r>
-    </w:p>
-    <w:p>
-      <w:pPr>
-        <w:pStyle w:val="FirstParagraph"/>
-      </w:pPr>
+        <w:t xml:space="preserve">doc/bewertungskriterien/Code-Pruefung_Kriterien_7_und_8.md</w:t>
+      </w:r>
+      <w:r>
+        <w:t xml:space="preserve"> </w:t>
+      </w:r>
+      <w:r>
+        <w:t xml:space="preserve">ist ein KI-erstellter Selbst-Audit gegen die Bewertungskriterien 7 + 8. Die dort identifizierten Lücken (Scoring-Modul-Konsolidierung, modulübergreifendes Domänenmodell, fehlende Modul-Durchsetzung) wurden anschliessend in</w:t>
+      </w:r>
+      <w:r>
+        <w:t xml:space="preserve"> </w:t>
+      </w:r>
       <w:r>
         <w:rPr>
           <w:b/>
           <w:bCs/>
         </w:rPr>
-        <w:t xml:space="preserve">Recherche.</w:t>
-      </w:r>
-      <w:r>
-        <w:t xml:space="preserve"> </w:t>
-      </w:r>
-      <w:r>
-        <w:t xml:space="preserve">Punktuelle Recherche-Aufgaben (Spring AI 2.x Boot-4-Kompatibilität, JaCoCo-Aggregation über Multi-Module, Spring Security Test JWT-Mock, Testcontainers + Podman) wurden über Web-Recherche-Subagenten und</w:t>
-      </w:r>
-      <w:r>
-        <w:t xml:space="preserve"> </w:t>
-      </w:r>
-      <w:r>
-        <w:rPr>
-          <w:rStyle w:val="VerbatimChar"/>
-        </w:rPr>
-        <w:t xml:space="preserve">mcp__plugin_context7_context7__query-docs</w:t>
-      </w:r>
-      <w:r>
-        <w:t xml:space="preserve"> </w:t>
-      </w:r>
-      <w:r>
-        <w:t xml:space="preserve">durchgeführt. Ergebnisse flossen in ADR-10 (Spring AI Milestone-Risiko in R-07) und ADR-11 (CI/Coverage-Gate-Schwellen-Begründung) ein.</w:t>
-      </w:r>
-    </w:p>
-    <w:bookmarkEnd w:id="82"/>
-    <w:bookmarkStart w:id="83" w:name="eigenständigkeit"/>
-    <w:p>
-      <w:pPr>
-        <w:pStyle w:val="Heading3"/>
-      </w:pPr>
-      <w:r>
-        <w:t xml:space="preserve">13.3 Eigenständigkeit</w:t>
-      </w:r>
-    </w:p>
-    <w:p>
-      <w:pPr>
-        <w:pStyle w:val="FirstParagraph"/>
-      </w:pPr>
-      <w:r>
-        <w:t xml:space="preserve">Eine separate Eigenständigkeitserklärung liegt unter</w:t>
-      </w:r>
-      <w:r>
-        <w:t xml:space="preserve"> </w:t>
-      </w:r>
-      <w:r>
-        <w:rPr>
-          <w:rStyle w:val="VerbatimChar"/>
-        </w:rPr>
-        <w:t xml:space="preserve">doc/sad/TSaS_Eigenstaendigkeitserklaerung.md</w:t>
-      </w:r>
-      <w:r>
-        <w:t xml:space="preserve">. Sie bestätigt, dass alle KI-Vorschläge vor Übernahme geprüft, angenommen oder zurückgewiesen wurden. Die drei wichtigsten bewusst</w:t>
+        <w:t xml:space="preserve">ADR-12</w:t>
+      </w:r>
+      <w:r>
+        <w:t xml:space="preserve">,</w:t>
       </w:r>
       <w:r>
         <w:t xml:space="preserve"> </w:t>
@@ -15990,328 +16094,73 @@
           <w:b/>
           <w:bCs/>
         </w:rPr>
-        <w:t xml:space="preserve">nicht</w:t>
-      </w:r>
-      <w:r>
-        <w:t xml:space="preserve"> </w:t>
-      </w:r>
-      <w:r>
-        <w:t xml:space="preserve">an die KI delegierten Entscheidungen sind in Kapitel 14 (Reflexion und Fazit) mit Begründung und Beleg ausgewiesen.</w:t>
-      </w:r>
-    </w:p>
-    <w:p>
-      <w:r>
-        <w:pict>
-          <v:rect style="width:0;height:1.5pt" o:hralign="center" o:hrstd="t" o:hr="t"/>
-        </w:pict>
-      </w:r>
-    </w:p>
-    <w:bookmarkEnd w:id="83"/>
-    <w:bookmarkEnd w:id="84"/>
-    <w:bookmarkStart w:id="89" w:name="reflexion-und-fazit"/>
-    <w:p>
-      <w:pPr>
-        <w:pStyle w:val="Heading2"/>
-      </w:pPr>
-      <w:r>
-        <w:t xml:space="preserve">14. Reflexion und Fazit</w:t>
+        <w:t xml:space="preserve">ADR-13</w:t>
+      </w:r>
+      <w:r>
+        <w:t xml:space="preserve"> </w:t>
+      </w:r>
+      <w:r>
+        <w:t xml:space="preserve">und</w:t>
+      </w:r>
+      <w:r>
+        <w:t xml:space="preserve"> </w:t>
+      </w:r>
+      <w:r>
+        <w:rPr>
+          <w:rStyle w:val="VerbatimChar"/>
+        </w:rPr>
+        <w:t xml:space="preserve">backend/app/src/test/java/com/cas/tsas/ArchitectureTest.java</w:t>
+      </w:r>
+      <w:r>
+        <w:t xml:space="preserve"> </w:t>
+      </w:r>
+      <w:r>
+        <w:t xml:space="preserve">adressiert.</w:t>
       </w:r>
     </w:p>
     <w:p>
       <w:pPr>
         <w:pStyle w:val="FirstParagraph"/>
       </w:pPr>
-      <w:r>
-        <w:t xml:space="preserve">Drei Bereiche wurden im Projektverlauf bewusst</w:t>
-      </w:r>
-      <w:r>
-        <w:t xml:space="preserve"> </w:t>
-      </w:r>
       <w:r>
         <w:rPr>
           <w:b/>
           <w:bCs/>
         </w:rPr>
-        <w:t xml:space="preserve">nicht an die KI delegiert</w:t>
-      </w:r>
-      <w:r>
-        <w:t xml:space="preserve"> </w:t>
-      </w:r>
-      <w:r>
-        <w:t xml:space="preserve">— Vorschläge wurden zurückgewiesen, manuell überschrieben oder ohne KI-Unterstützung getroffen. Begründungen und Belege:</w:t>
-      </w:r>
-    </w:p>
-    <w:bookmarkStart w:id="85" w:name="veto-1-security-konfiguration"/>
-    <w:p>
-      <w:pPr>
-        <w:pStyle w:val="Heading3"/>
-      </w:pPr>
-      <w:r>
-        <w:t xml:space="preserve">14.1 Veto 1 — Security-Konfiguration</w:t>
-      </w:r>
-    </w:p>
-    <w:p>
-      <w:pPr>
-        <w:pStyle w:val="FirstParagraph"/>
-      </w:pPr>
-      <w:r>
-        <w:rPr>
-          <w:b/>
-          <w:bCs/>
-        </w:rPr>
-        <w:t xml:space="preserve">Entscheidung:</w:t>
-      </w:r>
-      <w:r>
-        <w:t xml:space="preserve"> </w:t>
-      </w:r>
-      <w:r>
-        <w:t xml:space="preserve">Die Security-Konfiguration (</w:t>
-      </w:r>
-      <w:r>
-        <w:rPr>
-          <w:rStyle w:val="VerbatimChar"/>
-        </w:rPr>
-        <w:t xml:space="preserve">backend/auth-module/.../SecurityConfig.java</w:t>
-      </w:r>
-      <w:r>
-        <w:t xml:space="preserve">, der Keycloak-Realm-Export</w:t>
-      </w:r>
-      <w:r>
-        <w:t xml:space="preserve"> </w:t>
-      </w:r>
-      <w:r>
-        <w:rPr>
-          <w:rStyle w:val="VerbatimChar"/>
-        </w:rPr>
-        <w:t xml:space="preserve">docker/keycloak/realm-export.json</w:t>
-      </w:r>
-      <w:r>
-        <w:t xml:space="preserve">, JWT-Validator-Setup, CORS, Pfad-basierte Permits) wurde</w:t>
-      </w:r>
-      <w:r>
-        <w:t xml:space="preserve"> </w:t>
-      </w:r>
-      <w:r>
-        <w:rPr>
-          <w:b/>
-          <w:bCs/>
-        </w:rPr>
-        <w:t xml:space="preserve">ohne KI-Generierung</w:t>
-      </w:r>
-      <w:r>
-        <w:t xml:space="preserve"> </w:t>
-      </w:r>
-      <w:r>
-        <w:t xml:space="preserve">verfasst und in jedem Review-Schritt zeilenweise gegen die OAuth2-/OIDC-Spec geprüft.</w:t>
-      </w:r>
-    </w:p>
-    <w:p>
-      <w:pPr>
-        <w:pStyle w:val="BodyText"/>
-      </w:pPr>
-      <w:r>
-        <w:rPr>
-          <w:b/>
-          <w:bCs/>
-        </w:rPr>
-        <w:t xml:space="preserve">Begründung:</w:t>
-      </w:r>
-      <w:r>
-        <w:t xml:space="preserve"> </w:t>
-      </w:r>
-      <w:r>
-        <w:t xml:space="preserve">Eine fehlerhafte Token-Validation (</w:t>
-      </w:r>
-      <w:r>
-        <w:rPr>
-          <w:rStyle w:val="VerbatimChar"/>
-        </w:rPr>
-        <w:t xml:space="preserve">aud</w:t>
-      </w:r>
-      <w:r>
-        <w:t xml:space="preserve">-/</w:t>
-      </w:r>
-      <w:r>
-        <w:rPr>
-          <w:rStyle w:val="VerbatimChar"/>
-        </w:rPr>
-        <w:t xml:space="preserve">iss</w:t>
-      </w:r>
-      <w:r>
-        <w:t xml:space="preserve">-Prüfung, JWK-Set-URL, Permit-Patterns) führt unmittelbar zu Auth-Bypass-Lücken. Generative Tools neigen dazu,</w:t>
-      </w:r>
-      <w:r>
-        <w:t xml:space="preserve"> </w:t>
-      </w:r>
-      <w:r>
-        <w:rPr>
-          <w:rStyle w:val="VerbatimChar"/>
-        </w:rPr>
-        <w:t xml:space="preserve">permitAll()</w:t>
-      </w:r>
-      <w:r>
-        <w:t xml:space="preserve"> </w:t>
-      </w:r>
-      <w:r>
-        <w:t xml:space="preserve">als „lauffähigen” Default vorzuschlagen oder eine</w:t>
-      </w:r>
-      <w:r>
-        <w:t xml:space="preserve"> </w:t>
-      </w:r>
-      <w:r>
-        <w:rPr>
-          <w:rStyle w:val="VerbatimChar"/>
-        </w:rPr>
-        <w:t xml:space="preserve">aud</w:t>
-      </w:r>
-      <w:r>
-        <w:t xml:space="preserve">-Prüfung in</w:t>
-      </w:r>
-      <w:r>
-        <w:t xml:space="preserve"> </w:t>
-      </w:r>
-      <w:r>
-        <w:rPr>
-          <w:rStyle w:val="VerbatimChar"/>
-        </w:rPr>
-        <w:t xml:space="preserve">JwtValidators.createDefaultWithIssuer(...)</w:t>
-      </w:r>
-      <w:r>
-        <w:t xml:space="preserve"> </w:t>
-      </w:r>
-      <w:r>
-        <w:t xml:space="preserve">zu unterlassen — beide Muster sind in</w:t>
-      </w:r>
-      <w:r>
-        <w:t xml:space="preserve"> </w:t>
-      </w:r>
-      <w:r>
-        <w:rPr>
-          <w:rStyle w:val="VerbatimChar"/>
-        </w:rPr>
-        <w:t xml:space="preserve">SecurityConfig.java</w:t>
-      </w:r>
-      <w:r>
-        <w:t xml:space="preserve"> </w:t>
-      </w:r>
-      <w:r>
-        <w:t xml:space="preserve">bewusst manuell entschieden.</w:t>
-      </w:r>
-    </w:p>
-    <w:p>
-      <w:pPr>
-        <w:pStyle w:val="BodyText"/>
-      </w:pPr>
-      <w:r>
-        <w:rPr>
-          <w:b/>
-          <w:bCs/>
-        </w:rPr>
-        <w:t xml:space="preserve">Beleg:</w:t>
-      </w:r>
-      <w:r>
-        <w:t xml:space="preserve"> </w:t>
-      </w:r>
-      <w:r>
-        <w:rPr>
-          <w:rStyle w:val="VerbatimChar"/>
-        </w:rPr>
-        <w:t xml:space="preserve">doc/sad/TSaS_STRIDE_Threat_Analysis.md</w:t>
-      </w:r>
-      <w:r>
-        <w:t xml:space="preserve"> </w:t>
-      </w:r>
-      <w:r>
-        <w:t xml:space="preserve">§2.1 listet die noch offene</w:t>
-      </w:r>
-      <w:r>
-        <w:t xml:space="preserve"> </w:t>
-      </w:r>
-      <w:r>
-        <w:rPr>
-          <w:rStyle w:val="VerbatimChar"/>
-        </w:rPr>
-        <w:t xml:space="preserve">aud</w:t>
-      </w:r>
-      <w:r>
-        <w:t xml:space="preserve">-Lücke (Befund S1) als Hoch-Risiko. Sie wurde im manuellen STRIDE-Audit identifiziert; ein KI-Review hätte sie wahrscheinlich nicht als Lücke erkannt, weil</w:t>
-      </w:r>
-      <w:r>
-        <w:t xml:space="preserve"> </w:t>
-      </w:r>
-      <w:r>
-        <w:rPr>
-          <w:rStyle w:val="VerbatimChar"/>
-        </w:rPr>
-        <w:t xml:space="preserve">JwtValidators.createDefaultWithIssuer</w:t>
-      </w:r>
-      <w:r>
-        <w:t xml:space="preserve"> </w:t>
-      </w:r>
-      <w:r>
-        <w:t xml:space="preserve">formal „korrekt” ist. Die Backlog-Entscheidung (Mitigation in eigenem Ticket) bleibt bei einem Menschen.</w:t>
-      </w:r>
-    </w:p>
-    <w:bookmarkEnd w:id="85"/>
-    <w:bookmarkStart w:id="86" w:name="veto-2-architekturentscheidungen-adrs"/>
-    <w:p>
-      <w:pPr>
-        <w:pStyle w:val="Heading3"/>
-      </w:pPr>
-      <w:r>
-        <w:t xml:space="preserve">14.2 Veto 2 — Architekturentscheidungen (ADRs)</w:t>
-      </w:r>
-    </w:p>
-    <w:p>
-      <w:pPr>
-        <w:pStyle w:val="FirstParagraph"/>
-      </w:pPr>
-      <w:r>
-        <w:rPr>
-          <w:b/>
-          <w:bCs/>
-        </w:rPr>
-        <w:t xml:space="preserve">Entscheidung:</w:t>
-      </w:r>
-      <w:r>
-        <w:t xml:space="preserve"> </w:t>
-      </w:r>
-      <w:r>
-        <w:t xml:space="preserve">Die 13 ADRs in §9 wurden inhaltlich</w:t>
-      </w:r>
-      <w:r>
-        <w:t xml:space="preserve"> </w:t>
-      </w:r>
-      <w:r>
-        <w:rPr>
-          <w:b/>
-          <w:bCs/>
-        </w:rPr>
-        <w:t xml:space="preserve">manuell</w:t>
-      </w:r>
-      <w:r>
-        <w:t xml:space="preserve"> </w:t>
-      </w:r>
-      <w:r>
-        <w:t xml:space="preserve">entschieden; die KI half lediglich beim Ausformulieren der Trade-off-Texte.</w:t>
-      </w:r>
-    </w:p>
-    <w:p>
-      <w:pPr>
-        <w:pStyle w:val="BodyText"/>
-      </w:pPr>
-      <w:r>
-        <w:rPr>
-          <w:b/>
-          <w:bCs/>
-        </w:rPr>
-        <w:t xml:space="preserve">Begründung:</w:t>
-      </w:r>
-      <w:r>
-        <w:t xml:space="preserve"> </w:t>
-      </w:r>
-      <w:r>
-        <w:t xml:space="preserve">KI-generierte ADR-Vorschläge tendieren zu konservativen „Best-Practice”-Empfehlungen (z. B. „nimm Spring Modulith, weil es aktuell ist”) und übersehen Kontextfaktoren wie Team-Grösse, Erfahrung und Roadmap. Drei konkrete Gegen-Entscheidungen:</w:t>
+        <w:t xml:space="preserve">Refactoring.</w:t>
+      </w:r>
+      <w:r>
+        <w:t xml:space="preserve"> </w:t>
+      </w:r>
+      <w:r>
+        <w:t xml:space="preserve">Spec-getriebene Cleanups mit TDD-Schleife. Belegbeispiele aus</w:t>
+      </w:r>
+      <w:r>
+        <w:t xml:space="preserve"> </w:t>
+      </w:r>
+      <w:r>
+        <w:rPr>
+          <w:rStyle w:val="VerbatimChar"/>
+        </w:rPr>
+        <w:t xml:space="preserve">git log</w:t>
+      </w:r>
+      <w:r>
+        <w:t xml:space="preserve"> </w:t>
+      </w:r>
+      <w:r>
+        <w:t xml:space="preserve">auf</w:t>
+      </w:r>
+      <w:r>
+        <w:t xml:space="preserve"> </w:t>
+      </w:r>
+      <w:r>
+        <w:rPr>
+          <w:rStyle w:val="VerbatimChar"/>
+        </w:rPr>
+        <w:t xml:space="preserve">develop</w:t>
+      </w:r>
+      <w:r>
+        <w:t xml:space="preserve">:</w:t>
       </w:r>
     </w:p>
     <w:p>
@@ -16324,16 +16173,9 @@
       </w:pPr>
       <w:r>
         <w:rPr>
-          <w:b/>
-          <w:bCs/>
-        </w:rPr>
-        <w:t xml:space="preserve">ADR-07</w:t>
-      </w:r>
-      <w:r>
-        <w:t xml:space="preserve"> </w:t>
-      </w:r>
-      <w:r>
-        <w:t xml:space="preserve">verwirft Spring Modulith bewusst zugunsten von Gradle-Multi-Module-Compile-Zeit-Grenzen — entgegen dem aktuellen Hype.</w:t>
+          <w:rStyle w:val="VerbatimChar"/>
+        </w:rPr>
+        <w:t xml:space="preserve">cc6e502 feat(match): typed enums + @Size on RecordPointRequest + IT (TEN-60)</w:t>
       </w:r>
     </w:p>
     <w:p>
@@ -16346,43 +16188,9 @@
       </w:pPr>
       <w:r>
         <w:rPr>
-          <w:b/>
-          <w:bCs/>
-        </w:rPr>
-        <w:t xml:space="preserve">ADR-12</w:t>
-      </w:r>
-      <w:r>
-        <w:t xml:space="preserve"> </w:t>
-      </w:r>
-      <w:r>
-        <w:t xml:space="preserve">konsolidiert das ursprünglich vorgesehene</w:t>
-      </w:r>
-      <w:r>
-        <w:t xml:space="preserve"> </w:t>
-      </w:r>
-      <w:r>
-        <w:rPr>
-          <w:rStyle w:val="VerbatimChar"/>
-        </w:rPr>
-        <w:t xml:space="preserve">scoring-module</w:t>
-      </w:r>
-      <w:r>
-        <w:t xml:space="preserve"> </w:t>
-      </w:r>
-      <w:r>
-        <w:t xml:space="preserve">wieder ins</w:t>
-      </w:r>
-      <w:r>
-        <w:t xml:space="preserve"> </w:t>
-      </w:r>
-      <w:r>
-        <w:rPr>
-          <w:rStyle w:val="VerbatimChar"/>
-        </w:rPr>
-        <w:t xml:space="preserve">match-module</w:t>
-      </w:r>
-      <w:r>
-        <w:t xml:space="preserve">, nachdem die Implementierung zeigte, dass die Modulgrenze keinen fachlichen Mehrwert bringt.</w:t>
+          <w:rStyle w:val="VerbatimChar"/>
+        </w:rPr>
+        <w:t xml:space="preserve">d96f4da feat(player): @Size limits on DTO string fields + IT (TEN-60)</w:t>
       </w:r>
     </w:p>
     <w:p>
@@ -16395,105 +16203,194 @@
       </w:pPr>
       <w:r>
         <w:rPr>
+          <w:rStyle w:val="VerbatimChar"/>
+        </w:rPr>
+        <w:t xml:space="preserve">2a0bcf1 docs(plans): add TEN-60 bean-validation implementation plan</w:t>
+      </w:r>
+    </w:p>
+    <w:p>
+      <w:pPr>
+        <w:pStyle w:val="FirstParagraph"/>
+      </w:pPr>
+      <w:r>
+        <w:rPr>
           <w:b/>
           <w:bCs/>
         </w:rPr>
-        <w:t xml:space="preserve">ADR-13</w:t>
-      </w:r>
-      <w:r>
-        <w:t xml:space="preserve"> </w:t>
-      </w:r>
-      <w:r>
-        <w:t xml:space="preserve">erlaubt geteilte Domänen-Wertobjekte modulübergreifend statt einer Anti-Corruption-Schicht — die KI hätte hier vermutlich Spiegel-DTO-Mapper an jeder Grenze vorgeschlagen.</w:t>
+        <w:t xml:space="preserve">Recherche.</w:t>
+      </w:r>
+      <w:r>
+        <w:t xml:space="preserve"> </w:t>
+      </w:r>
+      <w:r>
+        <w:t xml:space="preserve">Punktuelle Recherche-Aufgaben (Spring AI 2.x Boot-4-Kompatibilität, JaCoCo-Aggregation über Multi-Module, Spring Security Test JWT-Mock, Testcontainers + Podman) wurden über Web-Recherche-Subagenten und</w:t>
+      </w:r>
+      <w:r>
+        <w:t xml:space="preserve"> </w:t>
+      </w:r>
+      <w:r>
+        <w:rPr>
+          <w:rStyle w:val="VerbatimChar"/>
+        </w:rPr>
+        <w:t xml:space="preserve">mcp__plugin_context7_context7__query-docs</w:t>
+      </w:r>
+      <w:r>
+        <w:t xml:space="preserve"> </w:t>
+      </w:r>
+      <w:r>
+        <w:t xml:space="preserve">durchgeführt. Ergebnisse flossen in ADR-10 (Spring AI Milestone-Risiko in R-07) und ADR-11 (CI/Coverage-Gate-Schwellen-Begründung) ein.</w:t>
+      </w:r>
+    </w:p>
+    <w:bookmarkEnd w:id="82"/>
+    <w:bookmarkStart w:id="83" w:name="eigenständigkeit"/>
+    <w:p>
+      <w:pPr>
+        <w:pStyle w:val="Heading3"/>
+      </w:pPr>
+      <w:r>
+        <w:t xml:space="preserve">13.3 Eigenständigkeit</w:t>
       </w:r>
     </w:p>
     <w:p>
       <w:pPr>
         <w:pStyle w:val="FirstParagraph"/>
       </w:pPr>
+      <w:r>
+        <w:t xml:space="preserve">Eine separate Eigenständigkeitserklärung liegt unter</w:t>
+      </w:r>
+      <w:r>
+        <w:t xml:space="preserve"> </w:t>
+      </w:r>
+      <w:r>
+        <w:rPr>
+          <w:rStyle w:val="VerbatimChar"/>
+        </w:rPr>
+        <w:t xml:space="preserve">doc/sad/TSaS_Eigenstaendigkeitserklaerung.md</w:t>
+      </w:r>
+      <w:r>
+        <w:t xml:space="preserve">. Sie bestätigt, dass alle KI-Vorschläge vor Übernahme geprüft, angenommen oder zurückgewiesen wurden. Die drei wichtigsten bewusst</w:t>
+      </w:r>
+      <w:r>
+        <w:t xml:space="preserve"> </w:t>
+      </w:r>
       <w:r>
         <w:rPr>
           <w:b/>
           <w:bCs/>
         </w:rPr>
-        <w:t xml:space="preserve">Beleg:</w:t>
-      </w:r>
-      <w:r>
-        <w:t xml:space="preserve"> </w:t>
-      </w:r>
-      <w:r>
-        <w:t xml:space="preserve">SAD §9 (ADR-Tabelle); die Begründungstexte enthalten konkrete Kontextfaktoren („V1 klein”, „kleines Team”, „spätere Extraktion möglich”), die nicht aus dem Code ableitbar sind. ADR-12 und ADR-13 sind explizit Korrekturen früherer Bausteinskizzen — Spuren der manuellen Nachjustierung.</w:t>
-      </w:r>
-    </w:p>
-    <w:bookmarkEnd w:id="86"/>
-    <w:bookmarkStart w:id="87" w:name="veto-3-tennis-domänenregeln-im-scoring"/>
-    <w:p>
-      <w:pPr>
-        <w:pStyle w:val="Heading3"/>
-      </w:pPr>
-      <w:r>
-        <w:t xml:space="preserve">14.3 Veto 3 — Tennis-Domänenregeln im Scoring</w:t>
+        <w:t xml:space="preserve">nicht</w:t>
+      </w:r>
+      <w:r>
+        <w:t xml:space="preserve"> </w:t>
+      </w:r>
+      <w:r>
+        <w:t xml:space="preserve">an die KI delegierten Entscheidungen sind in Kapitel 14 (Reflexion und Fazit) mit Begründung und Beleg ausgewiesen.</w:t>
+      </w:r>
+    </w:p>
+    <w:p>
+      <w:r>
+        <w:pict>
+          <v:rect style="width:0;height:1.5pt" o:hralign="center" o:hrstd="t" o:hr="t"/>
+        </w:pict>
+      </w:r>
+    </w:p>
+    <w:bookmarkEnd w:id="83"/>
+    <w:bookmarkEnd w:id="84"/>
+    <w:bookmarkStart w:id="89" w:name="reflexion-und-fazit"/>
+    <w:p>
+      <w:pPr>
+        <w:pStyle w:val="Heading2"/>
+      </w:pPr>
+      <w:r>
+        <w:t xml:space="preserve">14. Reflexion und Fazit</w:t>
       </w:r>
     </w:p>
     <w:p>
       <w:pPr>
         <w:pStyle w:val="FirstParagraph"/>
       </w:pPr>
+      <w:r>
+        <w:t xml:space="preserve">Drei Bereiche wurden im Projektverlauf bewusst</w:t>
+      </w:r>
+      <w:r>
+        <w:t xml:space="preserve"> </w:t>
+      </w:r>
       <w:r>
         <w:rPr>
           <w:b/>
           <w:bCs/>
         </w:rPr>
-        <w:t xml:space="preserve">Entscheidung:</w:t>
-      </w:r>
-      <w:r>
-        <w:t xml:space="preserve"> </w:t>
-      </w:r>
-      <w:r>
-        <w:rPr>
-          <w:rStyle w:val="VerbatimChar"/>
-        </w:rPr>
-        <w:t xml:space="preserve">backend/match-module/.../application/service/ScoringService.java</w:t>
-      </w:r>
-      <w:r>
-        <w:t xml:space="preserve"> </w:t>
-      </w:r>
-      <w:r>
-        <w:t xml:space="preserve">(Punkte, Spiele, Sätze, Tiebreak, Match-Tiebreak, Short Set, Einstand-/Vorteil-Logik, Break-Point-Erkennung) wurde gegen das</w:t>
-      </w:r>
-      <w:r>
-        <w:t xml:space="preserve"> </w:t>
-      </w:r>
+        <w:t xml:space="preserve">nicht an die KI delegiert</w:t>
+      </w:r>
+      <w:r>
+        <w:t xml:space="preserve"> </w:t>
+      </w:r>
+      <w:r>
+        <w:t xml:space="preserve">— Vorschläge wurden zurückgewiesen, manuell überschrieben oder ohne KI-Unterstützung getroffen. Begründungen und Belege:</w:t>
+      </w:r>
+    </w:p>
+    <w:bookmarkStart w:id="85" w:name="veto-1-security-konfiguration"/>
+    <w:p>
+      <w:pPr>
+        <w:pStyle w:val="Heading3"/>
+      </w:pPr>
+      <w:r>
+        <w:t xml:space="preserve">14.1 Veto 1 — Security-Konfiguration</w:t>
+      </w:r>
+    </w:p>
+    <w:p>
+      <w:pPr>
+        <w:pStyle w:val="FirstParagraph"/>
+      </w:pPr>
       <w:r>
         <w:rPr>
           <w:b/>
           <w:bCs/>
         </w:rPr>
-        <w:t xml:space="preserve">ITF-Regelwerk manuell verifiziert</w:t>
-      </w:r>
-      <w:r>
-        <w:t xml:space="preserve"> </w:t>
-      </w:r>
-      <w:r>
-        <w:t xml:space="preserve">statt aus KI-Generierung übernommen.</w:t>
-      </w:r>
-    </w:p>
-    <w:p>
-      <w:pPr>
-        <w:pStyle w:val="BodyText"/>
-      </w:pPr>
+        <w:t xml:space="preserve">Entscheidung:</w:t>
+      </w:r>
+      <w:r>
+        <w:t xml:space="preserve"> </w:t>
+      </w:r>
+      <w:r>
+        <w:t xml:space="preserve">Die Security-Konfiguration (</w:t>
+      </w:r>
+      <w:r>
+        <w:rPr>
+          <w:rStyle w:val="VerbatimChar"/>
+        </w:rPr>
+        <w:t xml:space="preserve">backend/auth-module/.../SecurityConfig.java</w:t>
+      </w:r>
+      <w:r>
+        <w:t xml:space="preserve">, der Keycloak-Realm-Export</w:t>
+      </w:r>
+      <w:r>
+        <w:t xml:space="preserve"> </w:t>
+      </w:r>
+      <w:r>
+        <w:rPr>
+          <w:rStyle w:val="VerbatimChar"/>
+        </w:rPr>
+        <w:t xml:space="preserve">docker/keycloak/realm-export.json</w:t>
+      </w:r>
+      <w:r>
+        <w:t xml:space="preserve">, JWT-Validator-Setup, CORS, Pfad-basierte Permits) wurde</w:t>
+      </w:r>
+      <w:r>
+        <w:t xml:space="preserve"> </w:t>
+      </w:r>
       <w:r>
         <w:rPr>
           <w:b/>
           <w:bCs/>
         </w:rPr>
-        <w:t xml:space="preserve">Begründung:</w:t>
-      </w:r>
-      <w:r>
-        <w:t xml:space="preserve"> </w:t>
-      </w:r>
-      <w:r>
-        <w:t xml:space="preserve">LLMs haben unzuverlässige Domänenkenntnis bei Sport-Regelwerken — insbesondere bei Edge Cases wie Match-Tiebreak (bis 10 Punkte, Aufschlägerwechsel nach erstem Punkt, danach je 2), Short Set (bis 4 Games statt 6), Tiebreak-Wechsel-Sequenz. Falsche Scoring-Regeln würde der Coach am Platz sofort bemerken — das ist die kritischste Domäne der App.</w:t>
+        <w:t xml:space="preserve">ohne KI-Generierung</w:t>
+      </w:r>
+      <w:r>
+        <w:t xml:space="preserve"> </w:t>
+      </w:r>
+      <w:r>
+        <w:t xml:space="preserve">verfasst und in jedem Review-Schritt zeilenweise gegen die OAuth2-/OIDC-Spec geprüft.</w:t>
       </w:r>
     </w:p>
     <w:p>
@@ -16505,65 +16402,204 @@
           <w:b/>
           <w:bCs/>
         </w:rPr>
+        <w:t xml:space="preserve">Begründung:</w:t>
+      </w:r>
+      <w:r>
+        <w:t xml:space="preserve"> </w:t>
+      </w:r>
+      <w:r>
+        <w:t xml:space="preserve">Eine fehlerhafte Token-Validation (</w:t>
+      </w:r>
+      <w:r>
+        <w:rPr>
+          <w:rStyle w:val="VerbatimChar"/>
+        </w:rPr>
+        <w:t xml:space="preserve">aud</w:t>
+      </w:r>
+      <w:r>
+        <w:t xml:space="preserve">-/</w:t>
+      </w:r>
+      <w:r>
+        <w:rPr>
+          <w:rStyle w:val="VerbatimChar"/>
+        </w:rPr>
+        <w:t xml:space="preserve">iss</w:t>
+      </w:r>
+      <w:r>
+        <w:t xml:space="preserve">-Prüfung, JWK-Set-URL, Permit-Patterns) führt unmittelbar zu Auth-Bypass-Lücken. Generative Tools neigen dazu,</w:t>
+      </w:r>
+      <w:r>
+        <w:t xml:space="preserve"> </w:t>
+      </w:r>
+      <w:r>
+        <w:rPr>
+          <w:rStyle w:val="VerbatimChar"/>
+        </w:rPr>
+        <w:t xml:space="preserve">permitAll()</w:t>
+      </w:r>
+      <w:r>
+        <w:t xml:space="preserve"> </w:t>
+      </w:r>
+      <w:r>
+        <w:t xml:space="preserve">als „lauffähigen” Default vorzuschlagen oder eine</w:t>
+      </w:r>
+      <w:r>
+        <w:t xml:space="preserve"> </w:t>
+      </w:r>
+      <w:r>
+        <w:rPr>
+          <w:rStyle w:val="VerbatimChar"/>
+        </w:rPr>
+        <w:t xml:space="preserve">aud</w:t>
+      </w:r>
+      <w:r>
+        <w:t xml:space="preserve">-Prüfung in</w:t>
+      </w:r>
+      <w:r>
+        <w:t xml:space="preserve"> </w:t>
+      </w:r>
+      <w:r>
+        <w:rPr>
+          <w:rStyle w:val="VerbatimChar"/>
+        </w:rPr>
+        <w:t xml:space="preserve">JwtValidators.createDefaultWithIssuer(...)</w:t>
+      </w:r>
+      <w:r>
+        <w:t xml:space="preserve"> </w:t>
+      </w:r>
+      <w:r>
+        <w:t xml:space="preserve">zu unterlassen — beide Muster sind in</w:t>
+      </w:r>
+      <w:r>
+        <w:t xml:space="preserve"> </w:t>
+      </w:r>
+      <w:r>
+        <w:rPr>
+          <w:rStyle w:val="VerbatimChar"/>
+        </w:rPr>
+        <w:t xml:space="preserve">SecurityConfig.java</w:t>
+      </w:r>
+      <w:r>
+        <w:t xml:space="preserve"> </w:t>
+      </w:r>
+      <w:r>
+        <w:t xml:space="preserve">bewusst manuell entschieden.</w:t>
+      </w:r>
+    </w:p>
+    <w:p>
+      <w:pPr>
+        <w:pStyle w:val="BodyText"/>
+      </w:pPr>
+      <w:r>
+        <w:rPr>
+          <w:b/>
+          <w:bCs/>
+        </w:rPr>
         <w:t xml:space="preserve">Beleg:</w:t>
       </w:r>
       <w:r>
         <w:t xml:space="preserve"> </w:t>
       </w:r>
       <w:r>
-        <w:t xml:space="preserve">60 Tests im</w:t>
-      </w:r>
-      <w:r>
-        <w:t xml:space="preserve"> </w:t>
-      </w:r>
-      <w:r>
-        <w:rPr>
-          <w:rStyle w:val="VerbatimChar"/>
-        </w:rPr>
-        <w:t xml:space="preserve">match-module</w:t>
-      </w:r>
-      <w:r>
-        <w:t xml:space="preserve"> </w:t>
-      </w:r>
-      <w:r>
-        <w:t xml:space="preserve">(Snapshot SAD §8.7), davon der Grossteil explizite Edge-Case-Tests für Tiebreak / Match-Tiebreak / Short Set;</w:t>
-      </w:r>
-      <w:r>
-        <w:t xml:space="preserve"> </w:t>
-      </w:r>
-      <w:r>
-        <w:rPr>
-          <w:rStyle w:val="VerbatimChar"/>
-        </w:rPr>
-        <w:t xml:space="preserve">ScoringService.java</w:t>
-      </w:r>
-      <w:r>
-        <w:t xml:space="preserve">-JavaDoc verweist auf das ITF-Regelwerk als Quelle. Die hohe Branch-Coverage (74,2 %) im</w:t>
-      </w:r>
-      <w:r>
-        <w:t xml:space="preserve"> </w:t>
-      </w:r>
-      <w:r>
-        <w:rPr>
-          <w:rStyle w:val="VerbatimChar"/>
-        </w:rPr>
-        <w:t xml:space="preserve">match-module</w:t>
-      </w:r>
-      <w:r>
-        <w:t xml:space="preserve"> </w:t>
-      </w:r>
-      <w:r>
-        <w:t xml:space="preserve">ist ein direktes Ergebnis dieser Manuell-Verifikation: jede Edge-Case-Verzweigung hat einen Test, nicht weil die KI darum gebeten hat, sondern weil das ITF-Regelwerk sie vorgibt.</w:t>
-      </w:r>
-    </w:p>
-    <w:bookmarkEnd w:id="87"/>
-    <w:bookmarkStart w:id="88" w:name="übertrag-auf-die-künftige-arbeitsweise"/>
+        <w:rPr>
+          <w:rStyle w:val="VerbatimChar"/>
+        </w:rPr>
+        <w:t xml:space="preserve">doc/sad/TSaS_STRIDE_Threat_Analysis.md</w:t>
+      </w:r>
+      <w:r>
+        <w:t xml:space="preserve"> </w:t>
+      </w:r>
+      <w:r>
+        <w:t xml:space="preserve">§2.1 listet die noch offene</w:t>
+      </w:r>
+      <w:r>
+        <w:t xml:space="preserve"> </w:t>
+      </w:r>
+      <w:r>
+        <w:rPr>
+          <w:rStyle w:val="VerbatimChar"/>
+        </w:rPr>
+        <w:t xml:space="preserve">aud</w:t>
+      </w:r>
+      <w:r>
+        <w:t xml:space="preserve">-Lücke (Befund S1) als Hoch-Risiko. Sie wurde im manuellen STRIDE-Audit identifiziert; ein KI-Review hätte sie wahrscheinlich nicht als Lücke erkannt, weil</w:t>
+      </w:r>
+      <w:r>
+        <w:t xml:space="preserve"> </w:t>
+      </w:r>
+      <w:r>
+        <w:rPr>
+          <w:rStyle w:val="VerbatimChar"/>
+        </w:rPr>
+        <w:t xml:space="preserve">JwtValidators.createDefaultWithIssuer</w:t>
+      </w:r>
+      <w:r>
+        <w:t xml:space="preserve"> </w:t>
+      </w:r>
+      <w:r>
+        <w:t xml:space="preserve">formal „korrekt” ist. Die Backlog-Entscheidung (Mitigation in eigenem Ticket) bleibt bei einem Menschen.</w:t>
+      </w:r>
+    </w:p>
+    <w:bookmarkEnd w:id="85"/>
+    <w:bookmarkStart w:id="86" w:name="veto-2-architekturentscheidungen-adrs"/>
     <w:p>
       <w:pPr>
         <w:pStyle w:val="Heading3"/>
       </w:pPr>
       <w:r>
-        <w:t xml:space="preserve">14.4 Übertrag auf die künftige Arbeitsweise</w:t>
+        <w:t xml:space="preserve">14.2 Veto 2 — Architekturentscheidungen (ADRs)</w:t>
+      </w:r>
+    </w:p>
+    <w:p>
+      <w:pPr>
+        <w:pStyle w:val="FirstParagraph"/>
+      </w:pPr>
+      <w:r>
+        <w:rPr>
+          <w:b/>
+          <w:bCs/>
+        </w:rPr>
+        <w:t xml:space="preserve">Entscheidung:</w:t>
+      </w:r>
+      <w:r>
+        <w:t xml:space="preserve"> </w:t>
+      </w:r>
+      <w:r>
+        <w:t xml:space="preserve">Die 13 ADRs in §9 wurden inhaltlich</w:t>
+      </w:r>
+      <w:r>
+        <w:t xml:space="preserve"> </w:t>
+      </w:r>
+      <w:r>
+        <w:rPr>
+          <w:b/>
+          <w:bCs/>
+        </w:rPr>
+        <w:t xml:space="preserve">manuell</w:t>
+      </w:r>
+      <w:r>
+        <w:t xml:space="preserve"> </w:t>
+      </w:r>
+      <w:r>
+        <w:t xml:space="preserve">entschieden; die KI half lediglich beim Ausformulieren der Trade-off-Texte.</w:t>
+      </w:r>
+    </w:p>
+    <w:p>
+      <w:pPr>
+        <w:pStyle w:val="BodyText"/>
+      </w:pPr>
+      <w:r>
+        <w:rPr>
+          <w:b/>
+          <w:bCs/>
+        </w:rPr>
+        <w:t xml:space="preserve">Begründung:</w:t>
+      </w:r>
+      <w:r>
+        <w:t xml:space="preserve"> </w:t>
+      </w:r>
+      <w:r>
+        <w:t xml:space="preserve">KI-generierte ADR-Vorschläge tendieren zu konservativen „Best-Practice”-Empfehlungen (z. B. „nimm Spring Modulith, weil es aktuell ist”) und übersehen Kontextfaktoren wie Team-Grösse, Erfahrung und Roadmap. Drei konkrete Gegen-Entscheidungen:</w:t>
       </w:r>
     </w:p>
     <w:p>
@@ -16579,13 +16615,13 @@
           <w:b/>
           <w:bCs/>
         </w:rPr>
-        <w:t xml:space="preserve">KI als Drafting- und Review-Werkzeug, nicht als Entscheider.</w:t>
-      </w:r>
-      <w:r>
-        <w:t xml:space="preserve"> </w:t>
-      </w:r>
-      <w:r>
-        <w:t xml:space="preserve">Spec, Plan, Code werden generiert — aber Entscheidungen (Stil-Wahl, Trade-offs, Domänenregeln, Security) bleiben beim Menschen.</w:t>
+        <w:t xml:space="preserve">ADR-07</w:t>
+      </w:r>
+      <w:r>
+        <w:t xml:space="preserve"> </w:t>
+      </w:r>
+      <w:r>
+        <w:t xml:space="preserve">verwirft Spring Modulith bewusst zugunsten von Gradle-Multi-Module-Compile-Zeit-Grenzen — entgegen dem aktuellen Hype.</w:t>
       </w:r>
     </w:p>
     <w:p>
@@ -16601,37 +16637,40 @@
           <w:b/>
           <w:bCs/>
         </w:rPr>
-        <w:t xml:space="preserve">Adversariales Review als Standard.</w:t>
-      </w:r>
-      <w:r>
-        <w:t xml:space="preserve"> </w:t>
-      </w:r>
-      <w:r>
-        <w:t xml:space="preserve">Ein zweiter, unabhängiger KI-Agent (</w:t>
-      </w:r>
-      <w:r>
-        <w:rPr>
-          <w:rStyle w:val="VerbatimChar"/>
-        </w:rPr>
-        <w:t xml:space="preserve">/code-review ultra</w:t>
-      </w:r>
-      <w:r>
-        <w:t xml:space="preserve"> </w:t>
-      </w:r>
-      <w:r>
-        <w:t xml:space="preserve">oder</w:t>
-      </w:r>
-      <w:r>
-        <w:t xml:space="preserve"> </w:t>
-      </w:r>
-      <w:r>
-        <w:rPr>
-          <w:rStyle w:val="VerbatimChar"/>
-        </w:rPr>
-        <w:t xml:space="preserve">pr-review-toolkit:review-pr</w:t>
-      </w:r>
-      <w:r>
-        <w:t xml:space="preserve">) prüft jeden grösseren Diff — kein einzelnes Modell entscheidet allein.</w:t>
+        <w:t xml:space="preserve">ADR-12</w:t>
+      </w:r>
+      <w:r>
+        <w:t xml:space="preserve"> </w:t>
+      </w:r>
+      <w:r>
+        <w:t xml:space="preserve">konsolidiert das ursprünglich vorgesehene</w:t>
+      </w:r>
+      <w:r>
+        <w:t xml:space="preserve"> </w:t>
+      </w:r>
+      <w:r>
+        <w:rPr>
+          <w:rStyle w:val="VerbatimChar"/>
+        </w:rPr>
+        <w:t xml:space="preserve">scoring-module</w:t>
+      </w:r>
+      <w:r>
+        <w:t xml:space="preserve"> </w:t>
+      </w:r>
+      <w:r>
+        <w:t xml:space="preserve">wieder ins</w:t>
+      </w:r>
+      <w:r>
+        <w:t xml:space="preserve"> </w:t>
+      </w:r>
+      <w:r>
+        <w:rPr>
+          <w:rStyle w:val="VerbatimChar"/>
+        </w:rPr>
+        <w:t xml:space="preserve">match-module</w:t>
+      </w:r>
+      <w:r>
+        <w:t xml:space="preserve">, nachdem die Implementierung zeigte, dass die Modulgrenze keinen fachlichen Mehrwert bringt.</w:t>
       </w:r>
     </w:p>
     <w:p>
@@ -16647,13 +16686,172 @@
           <w:b/>
           <w:bCs/>
         </w:rPr>
-        <w:t xml:space="preserve">Belegpflicht für KI-Vorschläge.</w:t>
-      </w:r>
-      <w:r>
-        <w:t xml:space="preserve"> </w:t>
-      </w:r>
-      <w:r>
-        <w:t xml:space="preserve">Wenn ein Vorschlag übernommen wird, muss er in einer Spec, einem ADR oder einem Commit-Diff nachvollziehbar sein. Ohne Beleg keine Übernahme.</w:t>
+        <w:t xml:space="preserve">ADR-13</w:t>
+      </w:r>
+      <w:r>
+        <w:t xml:space="preserve"> </w:t>
+      </w:r>
+      <w:r>
+        <w:t xml:space="preserve">erlaubt geteilte Domänen-Wertobjekte modulübergreifend statt einer Anti-Corruption-Schicht — die KI hätte hier vermutlich Spiegel-DTO-Mapper an jeder Grenze vorgeschlagen.</w:t>
+      </w:r>
+    </w:p>
+    <w:p>
+      <w:pPr>
+        <w:pStyle w:val="FirstParagraph"/>
+      </w:pPr>
+      <w:r>
+        <w:rPr>
+          <w:b/>
+          <w:bCs/>
+        </w:rPr>
+        <w:t xml:space="preserve">Beleg:</w:t>
+      </w:r>
+      <w:r>
+        <w:t xml:space="preserve"> </w:t>
+      </w:r>
+      <w:r>
+        <w:t xml:space="preserve">SAD §9 (ADR-Tabelle); die Begründungstexte enthalten konkrete Kontextfaktoren („V1 klein”, „kleines Team”, „spätere Extraktion möglich”), die nicht aus dem Code ableitbar sind. ADR-12 und ADR-13 sind explizit Korrekturen früherer Bausteinskizzen — Spuren der manuellen Nachjustierung.</w:t>
+      </w:r>
+    </w:p>
+    <w:bookmarkEnd w:id="86"/>
+    <w:bookmarkStart w:id="87" w:name="veto-3-tennis-domänenregeln-im-scoring"/>
+    <w:p>
+      <w:pPr>
+        <w:pStyle w:val="Heading3"/>
+      </w:pPr>
+      <w:r>
+        <w:t xml:space="preserve">14.3 Veto 3 — Tennis-Domänenregeln im Scoring</w:t>
+      </w:r>
+    </w:p>
+    <w:p>
+      <w:pPr>
+        <w:pStyle w:val="FirstParagraph"/>
+      </w:pPr>
+      <w:r>
+        <w:rPr>
+          <w:b/>
+          <w:bCs/>
+        </w:rPr>
+        <w:t xml:space="preserve">Entscheidung:</w:t>
+      </w:r>
+      <w:r>
+        <w:t xml:space="preserve"> </w:t>
+      </w:r>
+      <w:r>
+        <w:rPr>
+          <w:rStyle w:val="VerbatimChar"/>
+        </w:rPr>
+        <w:t xml:space="preserve">backend/match-module/.../application/service/ScoringService.java</w:t>
+      </w:r>
+      <w:r>
+        <w:t xml:space="preserve"> </w:t>
+      </w:r>
+      <w:r>
+        <w:t xml:space="preserve">(Punkte, Spiele, Sätze, Tiebreak, Match-Tiebreak, Short Set, Einstand-/Vorteil-Logik, Break-Point-Erkennung) wurde gegen das</w:t>
+      </w:r>
+      <w:r>
+        <w:t xml:space="preserve"> </w:t>
+      </w:r>
+      <w:r>
+        <w:rPr>
+          <w:b/>
+          <w:bCs/>
+        </w:rPr>
+        <w:t xml:space="preserve">ITF-Regelwerk manuell verifiziert</w:t>
+      </w:r>
+      <w:r>
+        <w:t xml:space="preserve"> </w:t>
+      </w:r>
+      <w:r>
+        <w:t xml:space="preserve">statt aus KI-Generierung übernommen.</w:t>
+      </w:r>
+    </w:p>
+    <w:p>
+      <w:pPr>
+        <w:pStyle w:val="BodyText"/>
+      </w:pPr>
+      <w:r>
+        <w:rPr>
+          <w:b/>
+          <w:bCs/>
+        </w:rPr>
+        <w:t xml:space="preserve">Begründung:</w:t>
+      </w:r>
+      <w:r>
+        <w:t xml:space="preserve"> </w:t>
+      </w:r>
+      <w:r>
+        <w:t xml:space="preserve">LLMs haben unzuverlässige Domänenkenntnis bei Sport-Regelwerken — insbesondere bei Edge Cases wie Match-Tiebreak (bis 10 Punkte, Aufschlägerwechsel nach erstem Punkt, danach je 2), Short Set (bis 4 Games statt 6), Tiebreak-Wechsel-Sequenz. Falsche Scoring-Regeln würde der Coach am Platz sofort bemerken — das ist die kritischste Domäne der App.</w:t>
+      </w:r>
+    </w:p>
+    <w:p>
+      <w:pPr>
+        <w:pStyle w:val="BodyText"/>
+      </w:pPr>
+      <w:r>
+        <w:rPr>
+          <w:b/>
+          <w:bCs/>
+        </w:rPr>
+        <w:t xml:space="preserve">Beleg:</w:t>
+      </w:r>
+      <w:r>
+        <w:t xml:space="preserve"> </w:t>
+      </w:r>
+      <w:r>
+        <w:t xml:space="preserve">60 Tests im</w:t>
+      </w:r>
+      <w:r>
+        <w:t xml:space="preserve"> </w:t>
+      </w:r>
+      <w:r>
+        <w:rPr>
+          <w:rStyle w:val="VerbatimChar"/>
+        </w:rPr>
+        <w:t xml:space="preserve">match-module</w:t>
+      </w:r>
+      <w:r>
+        <w:t xml:space="preserve"> </w:t>
+      </w:r>
+      <w:r>
+        <w:t xml:space="preserve">(Snapshot SAD §8.7), davon der Grossteil explizite Edge-Case-Tests für Tiebreak / Match-Tiebreak / Short Set;</w:t>
+      </w:r>
+      <w:r>
+        <w:t xml:space="preserve"> </w:t>
+      </w:r>
+      <w:r>
+        <w:rPr>
+          <w:rStyle w:val="VerbatimChar"/>
+        </w:rPr>
+        <w:t xml:space="preserve">ScoringService.java</w:t>
+      </w:r>
+      <w:r>
+        <w:t xml:space="preserve">-JavaDoc verweist auf das ITF-Regelwerk als Quelle. Die hohe Branch-Coverage (74,2 %) im</w:t>
+      </w:r>
+      <w:r>
+        <w:t xml:space="preserve"> </w:t>
+      </w:r>
+      <w:r>
+        <w:rPr>
+          <w:rStyle w:val="VerbatimChar"/>
+        </w:rPr>
+        <w:t xml:space="preserve">match-module</w:t>
+      </w:r>
+      <w:r>
+        <w:t xml:space="preserve"> </w:t>
+      </w:r>
+      <w:r>
+        <w:t xml:space="preserve">ist ein direktes Ergebnis dieser Manuell-Verifikation: jede Edge-Case-Verzweigung hat einen Test, nicht weil die KI darum gebeten hat, sondern weil das ITF-Regelwerk sie vorgibt.</w:t>
+      </w:r>
+    </w:p>
+    <w:bookmarkEnd w:id="87"/>
+    <w:bookmarkStart w:id="88" w:name="übertrag-auf-die-künftige-arbeitsweise"/>
+    <w:p>
+      <w:pPr>
+        <w:pStyle w:val="Heading3"/>
+      </w:pPr>
+      <w:r>
+        <w:t xml:space="preserve">14.4 Übertrag auf die künftige Arbeitsweise</w:t>
       </w:r>
     </w:p>
     <w:p>
@@ -16661,7 +16859,97 @@
         <w:pStyle w:val="Compact"/>
         <w:numPr>
           <w:ilvl w:val="0"/>
-          <w:numId w:val="1015"/>
+          <w:numId w:val="1016"/>
+        </w:numPr>
+      </w:pPr>
+      <w:r>
+        <w:rPr>
+          <w:b/>
+          <w:bCs/>
+        </w:rPr>
+        <w:t xml:space="preserve">KI als Drafting- und Review-Werkzeug, nicht als Entscheider.</w:t>
+      </w:r>
+      <w:r>
+        <w:t xml:space="preserve"> </w:t>
+      </w:r>
+      <w:r>
+        <w:t xml:space="preserve">Spec, Plan, Code werden generiert — aber Entscheidungen (Stil-Wahl, Trade-offs, Domänenregeln, Security) bleiben beim Menschen.</w:t>
+      </w:r>
+    </w:p>
+    <w:p>
+      <w:pPr>
+        <w:pStyle w:val="Compact"/>
+        <w:numPr>
+          <w:ilvl w:val="0"/>
+          <w:numId w:val="1016"/>
+        </w:numPr>
+      </w:pPr>
+      <w:r>
+        <w:rPr>
+          <w:b/>
+          <w:bCs/>
+        </w:rPr>
+        <w:t xml:space="preserve">Adversariales Review als Standard.</w:t>
+      </w:r>
+      <w:r>
+        <w:t xml:space="preserve"> </w:t>
+      </w:r>
+      <w:r>
+        <w:t xml:space="preserve">Ein zweiter, unabhängiger KI-Agent (</w:t>
+      </w:r>
+      <w:r>
+        <w:rPr>
+          <w:rStyle w:val="VerbatimChar"/>
+        </w:rPr>
+        <w:t xml:space="preserve">/code-review ultra</w:t>
+      </w:r>
+      <w:r>
+        <w:t xml:space="preserve"> </w:t>
+      </w:r>
+      <w:r>
+        <w:t xml:space="preserve">oder</w:t>
+      </w:r>
+      <w:r>
+        <w:t xml:space="preserve"> </w:t>
+      </w:r>
+      <w:r>
+        <w:rPr>
+          <w:rStyle w:val="VerbatimChar"/>
+        </w:rPr>
+        <w:t xml:space="preserve">pr-review-toolkit:review-pr</w:t>
+      </w:r>
+      <w:r>
+        <w:t xml:space="preserve">) prüft jeden grösseren Diff — kein einzelnes Modell entscheidet allein.</w:t>
+      </w:r>
+    </w:p>
+    <w:p>
+      <w:pPr>
+        <w:pStyle w:val="Compact"/>
+        <w:numPr>
+          <w:ilvl w:val="0"/>
+          <w:numId w:val="1016"/>
+        </w:numPr>
+      </w:pPr>
+      <w:r>
+        <w:rPr>
+          <w:b/>
+          <w:bCs/>
+        </w:rPr>
+        <w:t xml:space="preserve">Belegpflicht für KI-Vorschläge.</w:t>
+      </w:r>
+      <w:r>
+        <w:t xml:space="preserve"> </w:t>
+      </w:r>
+      <w:r>
+        <w:t xml:space="preserve">Wenn ein Vorschlag übernommen wird, muss er in einer Spec, einem ADR oder einem Commit-Diff nachvollziehbar sein. Ohne Beleg keine Übernahme.</w:t>
+      </w:r>
+    </w:p>
+    <w:p>
+      <w:pPr>
+        <w:pStyle w:val="Compact"/>
+        <w:numPr>
+          <w:ilvl w:val="0"/>
+          <w:numId w:val="1016"/>
         </w:numPr>
       </w:pPr>
       <w:r>
@@ -17665,6 +17953,9 @@
     <w:abstractNumId w:val="991"/>
   </w:num>
   <w:num w:numId="1015">
+    <w:abstractNumId w:val="991"/>
+  </w:num>
+  <w:num w:numId="1016">
     <w:abstractNumId w:val="991"/>
   </w:num>
 </w:numbering>

--- a/doc/sad/TSaS_SAD_arc42_1.docx
+++ b/doc/sad/TSaS_SAD_arc42_1.docx
@@ -14117,6 +14117,352 @@
             </w:r>
             <w:r>
               <w:t xml:space="preserve">sowie für beide Spieler die Kennzahlen: gewonnene Punkte, Winners, Unforced/Forced Errors, Aces, Double Faults, First-/Second-Serve-Prozent, gewonnene und gespielte Break Points sowie den Vorhand-Anteil an allen Schlägen. Ein unbekanntes Match wird mit HTTP 404 abgewiesen. Die Antwort erfolgt innerhalb von 500 ms.</w:t>
+            </w:r>
+          </w:p>
+        </w:tc>
+        <w:tc>
+          <w:tcPr/>
+          <w:p>
+            <w:pPr>
+              <w:pStyle w:val="Compact"/>
+            </w:pPr>
+            <w:r>
+              <w:t xml:space="preserve">V1</w:t>
+            </w:r>
+          </w:p>
+        </w:tc>
+      </w:tr>
+      <w:tr>
+        <w:tc>
+          <w:tcPr/>
+          <w:p>
+            <w:pPr>
+              <w:pStyle w:val="Compact"/>
+            </w:pPr>
+            <w:r>
+              <w:t xml:space="preserve">FA-18</w:t>
+            </w:r>
+          </w:p>
+        </w:tc>
+        <w:tc>
+          <w:tcPr/>
+          <w:p>
+            <w:pPr>
+              <w:pStyle w:val="Compact"/>
+            </w:pPr>
+            <w:r>
+              <w:rPr>
+                <w:b/>
+                <w:bCs/>
+              </w:rPr>
+              <w:t xml:space="preserve">DSGVO Art. 20 — Datenexport</w:t>
+            </w:r>
+          </w:p>
+        </w:tc>
+        <w:tc>
+          <w:tcPr/>
+          <w:p>
+            <w:pPr>
+              <w:pStyle w:val="Compact"/>
+            </w:pPr>
+            <w:r>
+              <w:t xml:space="preserve">Ein authentifizierter Benutzer kann über</w:t>
+            </w:r>
+            <w:r>
+              <w:t xml:space="preserve"> </w:t>
+            </w:r>
+            <w:r>
+              <w:rPr>
+                <w:rStyle w:val="VerbatimChar"/>
+              </w:rPr>
+              <w:t xml:space="preserve">GET /api/me/export</w:t>
+            </w:r>
+            <w:r>
+              <w:t xml:space="preserve"> </w:t>
+            </w:r>
+            <w:r>
+              <w:t xml:space="preserve">einen vollständigen JSON-Snapshot seiner Daten abrufen (Header mit</w:t>
+            </w:r>
+            <w:r>
+              <w:t xml:space="preserve"> </w:t>
+            </w:r>
+            <w:r>
+              <w:rPr>
+                <w:rStyle w:val="VerbatimChar"/>
+              </w:rPr>
+              <w:t xml:space="preserve">userId</w:t>
+            </w:r>
+            <w:r>
+              <w:t xml:space="preserve">/</w:t>
+            </w:r>
+            <w:r>
+              <w:rPr>
+                <w:rStyle w:val="VerbatimChar"/>
+              </w:rPr>
+              <w:t xml:space="preserve">exportedAt</w:t>
+            </w:r>
+            <w:r>
+              <w:t xml:space="preserve">/</w:t>
+            </w:r>
+            <w:r>
+              <w:rPr>
+                <w:rStyle w:val="VerbatimChar"/>
+              </w:rPr>
+              <w:t xml:space="preserve">format</w:t>
+            </w:r>
+            <w:r>
+              <w:t xml:space="preserve">, plus die Arrays</w:t>
+            </w:r>
+            <w:r>
+              <w:t xml:space="preserve"> </w:t>
+            </w:r>
+            <w:r>
+              <w:rPr>
+                <w:rStyle w:val="VerbatimChar"/>
+              </w:rPr>
+              <w:t xml:space="preserve">players</w:t>
+            </w:r>
+            <w:r>
+              <w:t xml:space="preserve">,</w:t>
+            </w:r>
+            <w:r>
+              <w:t xml:space="preserve"> </w:t>
+            </w:r>
+            <w:r>
+              <w:rPr>
+                <w:rStyle w:val="VerbatimChar"/>
+              </w:rPr>
+              <w:t xml:space="preserve">matches</w:t>
+            </w:r>
+            <w:r>
+              <w:t xml:space="preserve">,</w:t>
+            </w:r>
+            <w:r>
+              <w:t xml:space="preserve"> </w:t>
+            </w:r>
+            <w:r>
+              <w:rPr>
+                <w:rStyle w:val="VerbatimChar"/>
+              </w:rPr>
+              <w:t xml:space="preserve">points</w:t>
+            </w:r>
+            <w:r>
+              <w:t xml:space="preserve">,</w:t>
+            </w:r>
+            <w:r>
+              <w:t xml:space="preserve"> </w:t>
+            </w:r>
+            <w:r>
+              <w:rPr>
+                <w:rStyle w:val="VerbatimChar"/>
+              </w:rPr>
+              <w:t xml:space="preserve">scores</w:t>
+            </w:r>
+            <w:r>
+              <w:t xml:space="preserve">,</w:t>
+            </w:r>
+            <w:r>
+              <w:t xml:space="preserve"> </w:t>
+            </w:r>
+            <w:r>
+              <w:rPr>
+                <w:rStyle w:val="VerbatimChar"/>
+              </w:rPr>
+              <w:t xml:space="preserve">analyses</w:t>
+            </w:r>
+            <w:r>
+              <w:t xml:space="preserve">). Filter: ausschliesslich Aggregate mit</w:t>
+            </w:r>
+            <w:r>
+              <w:t xml:space="preserve"> </w:t>
+            </w:r>
+            <w:r>
+              <w:rPr>
+                <w:rStyle w:val="VerbatimChar"/>
+              </w:rPr>
+              <w:t xml:space="preserve">owner_id = currentUser.sub</w:t>
+            </w:r>
+            <w:r>
+              <w:t xml:space="preserve"> </w:t>
+            </w:r>
+            <w:r>
+              <w:t xml:space="preserve">bzw. die zugehörigen</w:t>
+            </w:r>
+            <w:r>
+              <w:t xml:space="preserve"> </w:t>
+            </w:r>
+            <w:r>
+              <w:rPr>
+                <w:rStyle w:val="VerbatimChar"/>
+              </w:rPr>
+              <w:t xml:space="preserve">match_id</w:t>
+            </w:r>
+            <w:r>
+              <w:t xml:space="preserve">-Kindzeilen. Im Frontend (Toolbar → Benutzermenü → „Daten exportieren”) wird die Antwort als</w:t>
+            </w:r>
+            <w:r>
+              <w:t xml:space="preserve"> </w:t>
+            </w:r>
+            <w:r>
+              <w:rPr>
+                <w:rStyle w:val="VerbatimChar"/>
+              </w:rPr>
+              <w:t xml:space="preserve">tsas-export-YYYY-MM-DD.json</w:t>
+            </w:r>
+            <w:r>
+              <w:t xml:space="preserve"> </w:t>
+            </w:r>
+            <w:r>
+              <w:t xml:space="preserve">heruntergeladen. Die Antwort erfolgt innerhalb von 5 s, auch bei mehreren hundert Punkten.</w:t>
+            </w:r>
+          </w:p>
+        </w:tc>
+        <w:tc>
+          <w:tcPr/>
+          <w:p>
+            <w:pPr>
+              <w:pStyle w:val="Compact"/>
+            </w:pPr>
+            <w:r>
+              <w:t xml:space="preserve">V1</w:t>
+            </w:r>
+          </w:p>
+        </w:tc>
+      </w:tr>
+      <w:tr>
+        <w:tc>
+          <w:tcPr/>
+          <w:p>
+            <w:pPr>
+              <w:pStyle w:val="Compact"/>
+            </w:pPr>
+            <w:r>
+              <w:t xml:space="preserve">FA-19</w:t>
+            </w:r>
+          </w:p>
+        </w:tc>
+        <w:tc>
+          <w:tcPr/>
+          <w:p>
+            <w:pPr>
+              <w:pStyle w:val="Compact"/>
+            </w:pPr>
+            <w:r>
+              <w:rPr>
+                <w:b/>
+                <w:bCs/>
+              </w:rPr>
+              <w:t xml:space="preserve">DSGVO Art. 17 — Recht auf Löschung</w:t>
+            </w:r>
+          </w:p>
+        </w:tc>
+        <w:tc>
+          <w:tcPr/>
+          <w:p>
+            <w:pPr>
+              <w:pStyle w:val="Compact"/>
+            </w:pPr>
+            <w:r>
+              <w:t xml:space="preserve">Ein authentifizierter Benutzer kann über</w:t>
+            </w:r>
+            <w:r>
+              <w:t xml:space="preserve"> </w:t>
+            </w:r>
+            <w:r>
+              <w:rPr>
+                <w:rStyle w:val="VerbatimChar"/>
+              </w:rPr>
+              <w:t xml:space="preserve">DELETE /api/me</w:t>
+            </w:r>
+            <w:r>
+              <w:t xml:space="preserve"> </w:t>
+            </w:r>
+            <w:r>
+              <w:t xml:space="preserve">alle eigenen Aggregate löschen lassen. Die Operation läuft in einer einzigen Transaktion und folgt der Foreign-Key-Reihenfolge:</w:t>
+            </w:r>
+            <w:r>
+              <w:t xml:space="preserve"> </w:t>
+            </w:r>
+            <w:r>
+              <w:rPr>
+                <w:rStyle w:val="VerbatimChar"/>
+              </w:rPr>
+              <w:t xml:space="preserve">points</w:t>
+            </w:r>
+            <w:r>
+              <w:t xml:space="preserve"> </w:t>
+            </w:r>
+            <w:r>
+              <w:t xml:space="preserve">→</w:t>
+            </w:r>
+            <w:r>
+              <w:t xml:space="preserve"> </w:t>
+            </w:r>
+            <w:r>
+              <w:rPr>
+                <w:rStyle w:val="VerbatimChar"/>
+              </w:rPr>
+              <w:t xml:space="preserve">match_scores</w:t>
+            </w:r>
+            <w:r>
+              <w:t xml:space="preserve"> </w:t>
+            </w:r>
+            <w:r>
+              <w:t xml:space="preserve">→</w:t>
+            </w:r>
+            <w:r>
+              <w:t xml:space="preserve"> </w:t>
+            </w:r>
+            <w:r>
+              <w:rPr>
+                <w:rStyle w:val="VerbatimChar"/>
+              </w:rPr>
+              <w:t xml:space="preserve">match_analysis</w:t>
+            </w:r>
+            <w:r>
+              <w:t xml:space="preserve"> </w:t>
+            </w:r>
+            <w:r>
+              <w:t xml:space="preserve">(cascade) →</w:t>
+            </w:r>
+            <w:r>
+              <w:t xml:space="preserve"> </w:t>
+            </w:r>
+            <w:r>
+              <w:rPr>
+                <w:rStyle w:val="VerbatimChar"/>
+              </w:rPr>
+              <w:t xml:space="preserve">matches</w:t>
+            </w:r>
+            <w:r>
+              <w:t xml:space="preserve"> </w:t>
+            </w:r>
+            <w:r>
+              <w:t xml:space="preserve">→</w:t>
+            </w:r>
+            <w:r>
+              <w:t xml:space="preserve"> </w:t>
+            </w:r>
+            <w:r>
+              <w:rPr>
+                <w:rStyle w:val="VerbatimChar"/>
+              </w:rPr>
+              <w:t xml:space="preserve">players</w:t>
+            </w:r>
+            <w:r>
+              <w:t xml:space="preserve">. Antwort HTTP 200 mit</w:t>
+            </w:r>
+            <w:r>
+              <w:t xml:space="preserve"> </w:t>
+            </w:r>
+            <w:r>
+              <w:rPr>
+                <w:rStyle w:val="VerbatimChar"/>
+              </w:rPr>
+              <w:t xml:space="preserve">{userId, players, matches, points, scores}</w:t>
+            </w:r>
+            <w:r>
+              <w:t xml:space="preserve">-Counts. Idempotent (zweiter Aufruf liefert 0-Counts). Im Frontend (Toolbar → Benutzermenü → „Konto-Daten löschen”) mit Bestätigungsdialog; nach Erfolg Page-Reload. Das Keycloak-Konto bleibt bestehen und wird ggf. separat in der Admin-Konsole gelöscht. Die Antwort erfolgt innerhalb von 5 s, auch bei mehreren hundert Punkten.</w:t>
             </w:r>
           </w:p>
         </w:tc>

--- a/doc/sad/TSaS_SAD_arc42_1.docx
+++ b/doc/sad/TSaS_SAD_arc42_1.docx
@@ -14175,7 +14175,7 @@
               <w:rPr>
                 <w:rStyle w:val="VerbatimChar"/>
               </w:rPr>
-              <w:t xml:space="preserve">GET /api/me/export</w:t>
+              <w:t xml:space="preserve">GET /api/dataexport/export</w:t>
             </w:r>
             <w:r>
               <w:t xml:space="preserve"> </w:t>
@@ -14372,7 +14372,7 @@
               <w:rPr>
                 <w:rStyle w:val="VerbatimChar"/>
               </w:rPr>
-              <w:t xml:space="preserve">DELETE /api/me</w:t>
+              <w:t xml:space="preserve">DELETE /api/dataexport</w:t>
             </w:r>
             <w:r>
               <w:t xml:space="preserve"> </w:t>

--- a/doc/sad/TSaS_SAD_arc42_1.docx
+++ b/doc/sad/TSaS_SAD_arc42_1.docx
@@ -7418,6 +7418,189 @@
       </w:pPr>
       <w:r>
         <w:t xml:space="preserve">Alle API-Endpunkte (ausser Health-Check) werden durch OAuth2 Bearer Tokens geschützt. Das Frontend nutzt den Authorization Code Flow mit PKCE. Keycloak verwaltet Benutzer, Rollen und Sessions. In Version 1 erfolgt die Registrierung direkt in Keycloak, ab Version 2 zusätzlich über Google als federated Identity Provider.</w:t>
+      </w:r>
+    </w:p>
+    <w:p>
+      <w:pPr>
+        <w:pStyle w:val="BodyText"/>
+      </w:pPr>
+      <w:r>
+        <w:rPr>
+          <w:b/>
+          <w:bCs/>
+        </w:rPr>
+        <w:t xml:space="preserve">JWT-Validierung (TEN-56 / STRIDE S1).</w:t>
+      </w:r>
+      <w:r>
+        <w:t xml:space="preserve"> </w:t>
+      </w:r>
+      <w:r>
+        <w:t xml:space="preserve">Der</w:t>
+      </w:r>
+      <w:r>
+        <w:t xml:space="preserve"> </w:t>
+      </w:r>
+      <w:r>
+        <w:rPr>
+          <w:rStyle w:val="VerbatimChar"/>
+        </w:rPr>
+        <w:t xml:space="preserve">JwtDecoder</w:t>
+      </w:r>
+      <w:r>
+        <w:t xml:space="preserve"> </w:t>
+      </w:r>
+      <w:r>
+        <w:t xml:space="preserve">kombiniert über</w:t>
+      </w:r>
+      <w:r>
+        <w:t xml:space="preserve"> </w:t>
+      </w:r>
+      <w:r>
+        <w:rPr>
+          <w:rStyle w:val="VerbatimChar"/>
+        </w:rPr>
+        <w:t xml:space="preserve">DelegatingOAuth2TokenValidator</w:t>
+      </w:r>
+      <w:r>
+        <w:t xml:space="preserve"> </w:t>
+      </w:r>
+      <w:r>
+        <w:t xml:space="preserve">drei Validatoren: (a)</w:t>
+      </w:r>
+      <w:r>
+        <w:t xml:space="preserve"> </w:t>
+      </w:r>
+      <w:r>
+        <w:rPr>
+          <w:rStyle w:val="VerbatimChar"/>
+        </w:rPr>
+        <w:t xml:space="preserve">JwtValidators.createDefaultWithIssuer(issuerUri)</w:t>
+      </w:r>
+      <w:r>
+        <w:t xml:space="preserve"> </w:t>
+      </w:r>
+      <w:r>
+        <w:t xml:space="preserve">für</w:t>
+      </w:r>
+      <w:r>
+        <w:t xml:space="preserve"> </w:t>
+      </w:r>
+      <w:r>
+        <w:rPr>
+          <w:rStyle w:val="VerbatimChar"/>
+        </w:rPr>
+        <w:t xml:space="preserve">iss</w:t>
+      </w:r>
+      <w:r>
+        <w:t xml:space="preserve"> </w:t>
+      </w:r>
+      <w:r>
+        <w:t xml:space="preserve">und Default-Claims (Ablauf etc.); (b) JWK-Set-basierte Signaturprüfung über den Nimbus-Decoder; (c)</w:t>
+      </w:r>
+      <w:r>
+        <w:t xml:space="preserve"> </w:t>
+      </w:r>
+      <w:r>
+        <w:rPr>
+          <w:rStyle w:val="VerbatimChar"/>
+        </w:rPr>
+        <w:t xml:space="preserve">JwtClaimValidator("aud", a -&gt; a != null &amp;&amp; a.contains("tsas-frontend"))</w:t>
+      </w:r>
+      <w:r>
+        <w:t xml:space="preserve"> </w:t>
+      </w:r>
+      <w:r>
+        <w:t xml:space="preserve">für die Audience. Ohne (c) würde jedes Token aus der</w:t>
+      </w:r>
+      <w:r>
+        <w:t xml:space="preserve"> </w:t>
+      </w:r>
+      <w:r>
+        <w:rPr>
+          <w:rStyle w:val="VerbatimChar"/>
+        </w:rPr>
+        <w:t xml:space="preserve">tsas</w:t>
+      </w:r>
+      <w:r>
+        <w:t xml:space="preserve">-Realm akzeptiert — auch eines für einen anderen Client mit höheren Privilegien. Die erwartete Audience ist über</w:t>
+      </w:r>
+      <w:r>
+        <w:t xml:space="preserve"> </w:t>
+      </w:r>
+      <w:r>
+        <w:rPr>
+          <w:rStyle w:val="VerbatimChar"/>
+        </w:rPr>
+        <w:t xml:space="preserve">tsas.security.expected-audience</w:t>
+      </w:r>
+      <w:r>
+        <w:t xml:space="preserve"> </w:t>
+      </w:r>
+      <w:r>
+        <w:t xml:space="preserve">(Default</w:t>
+      </w:r>
+      <w:r>
+        <w:t xml:space="preserve"> </w:t>
+      </w:r>
+      <w:r>
+        <w:rPr>
+          <w:rStyle w:val="VerbatimChar"/>
+        </w:rPr>
+        <w:t xml:space="preserve">tsas-frontend</w:t>
+      </w:r>
+      <w:r>
+        <w:t xml:space="preserve">) konfigurierbar; Keycloak liefert das</w:t>
+      </w:r>
+      <w:r>
+        <w:t xml:space="preserve"> </w:t>
+      </w:r>
+      <w:r>
+        <w:rPr>
+          <w:rStyle w:val="VerbatimChar"/>
+        </w:rPr>
+        <w:t xml:space="preserve">aud</w:t>
+      </w:r>
+      <w:r>
+        <w:t xml:space="preserve">-Claim per</w:t>
+      </w:r>
+      <w:r>
+        <w:t xml:space="preserve"> </w:t>
+      </w:r>
+      <w:r>
+        <w:rPr>
+          <w:rStyle w:val="VerbatimChar"/>
+        </w:rPr>
+        <w:t xml:space="preserve">oidc-audience-mapper</w:t>
+      </w:r>
+      <w:r>
+        <w:t xml:space="preserve"> </w:t>
+      </w:r>
+      <w:r>
+        <w:t xml:space="preserve">auf dem</w:t>
+      </w:r>
+      <w:r>
+        <w:t xml:space="preserve"> </w:t>
+      </w:r>
+      <w:r>
+        <w:rPr>
+          <w:rStyle w:val="VerbatimChar"/>
+        </w:rPr>
+        <w:t xml:space="preserve">tsas-frontend</w:t>
+      </w:r>
+      <w:r>
+        <w:t xml:space="preserve">-Client (siehe</w:t>
+      </w:r>
+      <w:r>
+        <w:t xml:space="preserve"> </w:t>
+      </w:r>
+      <w:r>
+        <w:rPr>
+          <w:rStyle w:val="VerbatimChar"/>
+        </w:rPr>
+        <w:t xml:space="preserve">docker/keycloak/realm-export.json</w:t>
+      </w:r>
+      <w:r>
+        <w:t xml:space="preserve">).</w:t>
       </w:r>
     </w:p>
     <w:p>

--- a/doc/sad/TSaS_SAD_arc42_1.docx
+++ b/doc/sad/TSaS_SAD_arc42_1.docx
@@ -2,7 +2,7 @@
 <file path=word/document.xml><?xml version="1.0" encoding="utf-8"?>
 <w:document xmlns:w="http://schemas.openxmlformats.org/wordprocessingml/2006/main" xmlns:m="http://schemas.openxmlformats.org/officeDocument/2006/math" xmlns:r="http://schemas.openxmlformats.org/officeDocument/2006/relationships" xmlns:o="urn:schemas-microsoft-com:office:office" xmlns:v="urn:schemas-microsoft-com:vml" xmlns:w10="urn:schemas-microsoft-com:office:word" xmlns:a="http://schemas.openxmlformats.org/drawingml/2006/main" xmlns:pic="http://schemas.openxmlformats.org/drawingml/2006/picture" xmlns:wp="http://schemas.openxmlformats.org/drawingml/2006/wordprocessingDrawing">
   <w:body>
-    <w:bookmarkStart w:id="91" w:name="X8e4ebc2e1f4eb088d047a6684ad88a5c65a2b31"/>
+    <w:bookmarkStart w:id="92" w:name="X8e4ebc2e1f4eb088d047a6684ad88a5c65a2b31"/>
     <w:p>
       <w:pPr>
         <w:pStyle w:val="Heading1"/>
@@ -4635,7 +4635,7 @@
     </w:p>
     <w:bookmarkEnd w:id="50"/>
     <w:bookmarkEnd w:id="51"/>
-    <w:bookmarkStart w:id="61" w:name="verteilungssicht"/>
+    <w:bookmarkStart w:id="62" w:name="verteilungssicht"/>
     <w:p>
       <w:pPr>
         <w:pStyle w:val="Heading2"/>
@@ -6529,7 +6529,524 @@
       </w:r>
     </w:p>
     <w:bookmarkEnd w:id="59"/>
-    <w:bookmarkStart w:id="60" w:name="docker-compose-struktur"/>
+    <w:bookmarkStart w:id="60" w:name="Xe08da67790b03b2d6c3339f68b193417a43570a"/>
+    <w:p>
+      <w:pPr>
+        <w:pStyle w:val="Heading3"/>
+      </w:pPr>
+      <w:r>
+        <w:t xml:space="preserve">7.1.4 TLS &amp; Secret-Hygiene im Prod-Overlay (TEN-58 / STRIDE T1+S3+S4+I3+D6)</w:t>
+      </w:r>
+    </w:p>
+    <w:p>
+      <w:pPr>
+        <w:pStyle w:val="FirstParagraph"/>
+      </w:pPr>
+      <w:r>
+        <w:t xml:space="preserve">Der Basis-Compose-File (</w:t>
+      </w:r>
+      <w:r>
+        <w:rPr>
+          <w:rStyle w:val="VerbatimChar"/>
+        </w:rPr>
+        <w:t xml:space="preserve">docker/compose.yml</w:t>
+      </w:r>
+      <w:r>
+        <w:t xml:space="preserve">) ist auf bequemen Dev-Betrieb getrimmt — Default-Credentials (</w:t>
+      </w:r>
+      <w:r>
+        <w:rPr>
+          <w:rStyle w:val="VerbatimChar"/>
+        </w:rPr>
+        <w:t xml:space="preserve">tsas/tsas</w:t>
+      </w:r>
+      <w:r>
+        <w:t xml:space="preserve">,</w:t>
+      </w:r>
+      <w:r>
+        <w:t xml:space="preserve"> </w:t>
+      </w:r>
+      <w:r>
+        <w:rPr>
+          <w:rStyle w:val="VerbatimChar"/>
+        </w:rPr>
+        <w:t xml:space="preserve">admin/admin</w:t>
+      </w:r>
+      <w:r>
+        <w:t xml:space="preserve">), Mailhog statt echtem SMTP, Keycloak im</w:t>
+      </w:r>
+      <w:r>
+        <w:t xml:space="preserve"> </w:t>
+      </w:r>
+      <w:r>
+        <w:rPr>
+          <w:rStyle w:val="VerbatimChar"/>
+        </w:rPr>
+        <w:t xml:space="preserve">start-dev</w:t>
+      </w:r>
+      <w:r>
+        <w:t xml:space="preserve">-Modus mit H2-Volume, nginx auf HTTP. Für produktionsnahe Auslieferung gibt es einen zusätzlichen Overlay</w:t>
+      </w:r>
+      <w:r>
+        <w:t xml:space="preserve"> </w:t>
+      </w:r>
+      <w:r>
+        <w:rPr>
+          <w:rStyle w:val="VerbatimChar"/>
+        </w:rPr>
+        <w:t xml:space="preserve">docker/compose.prod.yml</w:t>
+      </w:r>
+      <w:r>
+        <w:t xml:space="preserve">, der den Basis-Stack so überschreibt, dass die STRIDE-Befunde T1, S3, S4, I3 und D6 mitigiert sind:</w:t>
+      </w:r>
+    </w:p>
+    <w:tbl>
+      <w:tblPr>
+        <w:tblStyle w:val="Table"/>
+        <w:tblW w:type="pct" w:w="5000"/>
+        <w:tblLayout w:type="fixed"/>
+        <w:tblLook w:firstRow="1" w:lastRow="0" w:firstColumn="0" w:lastColumn="0" w:noHBand="0" w:noVBand="0" w:val="0020"/>
+      </w:tblPr>
+      <w:tblGrid>
+        <w:gridCol w:w="3960"/>
+        <w:gridCol w:w="3960"/>
+      </w:tblGrid>
+      <w:tr>
+        <w:trPr>
+          <w:tblHeader w:val="on"/>
+        </w:trPr>
+        <w:tc>
+          <w:tcPr/>
+          <w:p>
+            <w:pPr>
+              <w:pStyle w:val="Compact"/>
+            </w:pPr>
+            <w:r>
+              <w:t xml:space="preserve">Komponente</w:t>
+            </w:r>
+          </w:p>
+        </w:tc>
+        <w:tc>
+          <w:tcPr/>
+          <w:p>
+            <w:pPr>
+              <w:pStyle w:val="Compact"/>
+            </w:pPr>
+            <w:r>
+              <w:t xml:space="preserve">Massnahme</w:t>
+            </w:r>
+          </w:p>
+        </w:tc>
+      </w:tr>
+      <w:tr>
+        <w:tc>
+          <w:tcPr/>
+          <w:p>
+            <w:pPr>
+              <w:pStyle w:val="Compact"/>
+            </w:pPr>
+            <w:r>
+              <w:rPr>
+                <w:b/>
+                <w:bCs/>
+              </w:rPr>
+              <w:t xml:space="preserve">nginx (</w:t>
+            </w:r>
+            <w:r>
+              <w:rPr>
+                <w:rStyle w:val="VerbatimChar"/>
+                <w:b/>
+                <w:bCs/>
+              </w:rPr>
+              <w:t xml:space="preserve">docker/frontend/nginx.prod.conf</w:t>
+            </w:r>
+            <w:r>
+              <w:rPr>
+                <w:b/>
+                <w:bCs/>
+              </w:rPr>
+              <w:t xml:space="preserve">)</w:t>
+            </w:r>
+          </w:p>
+        </w:tc>
+        <w:tc>
+          <w:tcPr/>
+          <w:p>
+            <w:pPr>
+              <w:pStyle w:val="Compact"/>
+            </w:pPr>
+            <w:r>
+              <w:t xml:space="preserve">TLS-Terminierung auf Container-Port 8443 (Host 443); Container-Port 8080 (Host 80) liefert nur HTTP-301-Redirects auf HTTPS. Cert-Mount via</w:t>
+            </w:r>
+            <w:r>
+              <w:t xml:space="preserve"> </w:t>
+            </w:r>
+            <w:r>
+              <w:rPr>
+                <w:rStyle w:val="VerbatimChar"/>
+              </w:rPr>
+              <w:t xml:space="preserve">${TLS_CERT_DIR}/tls.{crt,key}</w:t>
+            </w:r>
+            <w:r>
+              <w:t xml:space="preserve">. Bestehende Security-Header (HSTS, CSP, …) bleiben aktiv.</w:t>
+            </w:r>
+          </w:p>
+        </w:tc>
+      </w:tr>
+      <w:tr>
+        <w:tc>
+          <w:tcPr/>
+          <w:p>
+            <w:pPr>
+              <w:pStyle w:val="Compact"/>
+            </w:pPr>
+            <w:r>
+              <w:rPr>
+                <w:b/>
+                <w:bCs/>
+              </w:rPr>
+              <w:t xml:space="preserve">Keycloak</w:t>
+            </w:r>
+          </w:p>
+        </w:tc>
+        <w:tc>
+          <w:tcPr/>
+          <w:p>
+            <w:pPr>
+              <w:pStyle w:val="Compact"/>
+            </w:pPr>
+            <w:r>
+              <w:rPr>
+                <w:rStyle w:val="VerbatimChar"/>
+              </w:rPr>
+              <w:t xml:space="preserve">start --hostname=${KC_HOSTNAME} --proxy-headers=xforwarded --db=postgres --db-url-host=db --db-url-database=${KC_DB_NAME}</w:t>
+            </w:r>
+            <w:r>
+              <w:t xml:space="preserve"> </w:t>
+            </w:r>
+            <w:r>
+              <w:t xml:space="preserve">— Produktionsmodus mit eigener Postgres-DB statt H2; Bootstrap-Admin via</w:t>
+            </w:r>
+            <w:r>
+              <w:t xml:space="preserve"> </w:t>
+            </w:r>
+            <w:r>
+              <w:rPr>
+                <w:rStyle w:val="VerbatimChar"/>
+              </w:rPr>
+              <w:t xml:space="preserve">KC_BOOTSTRAP_ADMIN_USERNAME/PASSWORD</w:t>
+            </w:r>
+            <w:r>
+              <w:t xml:space="preserve">, keine Defaults.</w:t>
+            </w:r>
+          </w:p>
+        </w:tc>
+      </w:tr>
+      <w:tr>
+        <w:tc>
+          <w:tcPr/>
+          <w:p>
+            <w:pPr>
+              <w:pStyle w:val="Compact"/>
+            </w:pPr>
+            <w:r>
+              <w:rPr>
+                <w:b/>
+                <w:bCs/>
+              </w:rPr>
+              <w:t xml:space="preserve">Postgres</w:t>
+            </w:r>
+          </w:p>
+        </w:tc>
+        <w:tc>
+          <w:tcPr/>
+          <w:p>
+            <w:pPr>
+              <w:pStyle w:val="Compact"/>
+            </w:pPr>
+            <w:r>
+              <w:rPr>
+                <w:rStyle w:val="VerbatimChar"/>
+              </w:rPr>
+              <w:t xml:space="preserve">${DB_PASSWORD:?…}</w:t>
+            </w:r>
+            <w:r>
+              <w:t xml:space="preserve">-Syntax bricht den Start ab, wenn kein Passwort gesetzt ist. Init-Script</w:t>
+            </w:r>
+            <w:r>
+              <w:t xml:space="preserve"> </w:t>
+            </w:r>
+            <w:r>
+              <w:rPr>
+                <w:rStyle w:val="VerbatimChar"/>
+              </w:rPr>
+              <w:t xml:space="preserve">docker/db/init/01-create-keycloak-db.sh</w:t>
+            </w:r>
+            <w:r>
+              <w:t xml:space="preserve"> </w:t>
+            </w:r>
+            <w:r>
+              <w:t xml:space="preserve">legt die Keycloak-DB + den dedizierten Keycloak-DB-User beim ersten Boot an. Kein Host-Port.</w:t>
+            </w:r>
+          </w:p>
+        </w:tc>
+      </w:tr>
+      <w:tr>
+        <w:tc>
+          <w:tcPr/>
+          <w:p>
+            <w:pPr>
+              <w:pStyle w:val="Compact"/>
+            </w:pPr>
+            <w:r>
+              <w:rPr>
+                <w:b/>
+                <w:bCs/>
+              </w:rPr>
+              <w:t xml:space="preserve">Backend</w:t>
+            </w:r>
+          </w:p>
+        </w:tc>
+        <w:tc>
+          <w:tcPr/>
+          <w:p>
+            <w:pPr>
+              <w:pStyle w:val="Compact"/>
+            </w:pPr>
+            <w:r>
+              <w:rPr>
+                <w:rStyle w:val="VerbatimChar"/>
+              </w:rPr>
+              <w:t xml:space="preserve">OPENAI_API_KEY</w:t>
+            </w:r>
+            <w:r>
+              <w:t xml:space="preserve">,</w:t>
+            </w:r>
+            <w:r>
+              <w:t xml:space="preserve"> </w:t>
+            </w:r>
+            <w:r>
+              <w:rPr>
+                <w:rStyle w:val="VerbatimChar"/>
+              </w:rPr>
+              <w:t xml:space="preserve">DB_*</w:t>
+            </w:r>
+            <w:r>
+              <w:t xml:space="preserve">,</w:t>
+            </w:r>
+            <w:r>
+              <w:t xml:space="preserve"> </w:t>
+            </w:r>
+            <w:r>
+              <w:rPr>
+                <w:rStyle w:val="VerbatimChar"/>
+              </w:rPr>
+              <w:t xml:space="preserve">KEYCLOAK_ISSUER_URI</w:t>
+            </w:r>
+            <w:r>
+              <w:t xml:space="preserve"> </w:t>
+            </w:r>
+            <w:r>
+              <w:t xml:space="preserve">alle required (</w:t>
+            </w:r>
+            <w:r>
+              <w:rPr>
+                <w:rStyle w:val="VerbatimChar"/>
+              </w:rPr>
+              <w:t xml:space="preserve">${VAR:?…}</w:t>
+            </w:r>
+            <w:r>
+              <w:t xml:space="preserve">); kein Host-Port — Zugriff nur über den nginx-Reverse-Proxy.</w:t>
+            </w:r>
+          </w:p>
+        </w:tc>
+      </w:tr>
+      <w:tr>
+        <w:tc>
+          <w:tcPr/>
+          <w:p>
+            <w:pPr>
+              <w:pStyle w:val="Compact"/>
+            </w:pPr>
+            <w:r>
+              <w:rPr>
+                <w:b/>
+                <w:bCs/>
+              </w:rPr>
+              <w:t xml:space="preserve">Mailhog</w:t>
+            </w:r>
+          </w:p>
+        </w:tc>
+        <w:tc>
+          <w:tcPr/>
+          <w:p>
+            <w:pPr>
+              <w:pStyle w:val="Compact"/>
+            </w:pPr>
+            <w:r>
+              <w:t xml:space="preserve">Entfernt (</w:t>
+            </w:r>
+            <w:r>
+              <w:rPr>
+                <w:rStyle w:val="VerbatimChar"/>
+              </w:rPr>
+              <w:t xml:space="preserve">!reset null</w:t>
+            </w:r>
+            <w:r>
+              <w:t xml:space="preserve">) — Prod nutzt echtes SMTP (Sendgrid, SES, …) via</w:t>
+            </w:r>
+            <w:r>
+              <w:t xml:space="preserve"> </w:t>
+            </w:r>
+            <w:r>
+              <w:rPr>
+                <w:rStyle w:val="VerbatimChar"/>
+              </w:rPr>
+              <w:t xml:space="preserve">KC_SMTP_*</w:t>
+            </w:r>
+            <w:r>
+              <w:t xml:space="preserve">-Env-Vars.</w:t>
+            </w:r>
+          </w:p>
+        </w:tc>
+      </w:tr>
+    </w:tbl>
+    <w:p>
+      <w:pPr>
+        <w:pStyle w:val="BodyText"/>
+      </w:pPr>
+      <w:r>
+        <w:t xml:space="preserve">Aktivierung:</w:t>
+      </w:r>
+      <w:r>
+        <w:t xml:space="preserve"> </w:t>
+      </w:r>
+      <w:r>
+        <w:rPr>
+          <w:rStyle w:val="VerbatimChar"/>
+        </w:rPr>
+        <w:t xml:space="preserve">podman compose -f docker/compose.yml -f docker/compose.prod.yml up -d --build</w:t>
+      </w:r>
+      <w:r>
+        <w:t xml:space="preserve">. Eine</w:t>
+      </w:r>
+      <w:r>
+        <w:t xml:space="preserve"> </w:t>
+      </w:r>
+      <w:r>
+        <w:rPr>
+          <w:rStyle w:val="VerbatimChar"/>
+        </w:rPr>
+        <w:t xml:space="preserve">.env</w:t>
+      </w:r>
+      <w:r>
+        <w:t xml:space="preserve">-Datei neben</w:t>
+      </w:r>
+      <w:r>
+        <w:t xml:space="preserve"> </w:t>
+      </w:r>
+      <w:r>
+        <w:rPr>
+          <w:rStyle w:val="VerbatimChar"/>
+        </w:rPr>
+        <w:t xml:space="preserve">compose.yml</w:t>
+      </w:r>
+      <w:r>
+        <w:t xml:space="preserve"> </w:t>
+      </w:r>
+      <w:r>
+        <w:t xml:space="preserve">liefert die echten Werte; Vorlage in</w:t>
+      </w:r>
+      <w:r>
+        <w:t xml:space="preserve"> </w:t>
+      </w:r>
+      <w:r>
+        <w:rPr>
+          <w:rStyle w:val="VerbatimChar"/>
+        </w:rPr>
+        <w:t xml:space="preserve">docker/.env.prod.example</w:t>
+      </w:r>
+      <w:r>
+        <w:t xml:space="preserve">. Die Cert-Provisionierung (Let’s Encrypt o. ä.) liegt ausserhalb des Overlays — er erwartet nur, dass</w:t>
+      </w:r>
+      <w:r>
+        <w:t xml:space="preserve"> </w:t>
+      </w:r>
+      <w:r>
+        <w:rPr>
+          <w:rStyle w:val="VerbatimChar"/>
+        </w:rPr>
+        <w:t xml:space="preserve">${TLS_CERT_DIR}</w:t>
+      </w:r>
+      <w:r>
+        <w:t xml:space="preserve"> </w:t>
+      </w:r>
+      <w:r>
+        <w:t xml:space="preserve">existiert und</w:t>
+      </w:r>
+      <w:r>
+        <w:t xml:space="preserve"> </w:t>
+      </w:r>
+      <w:r>
+        <w:rPr>
+          <w:rStyle w:val="VerbatimChar"/>
+        </w:rPr>
+        <w:t xml:space="preserve">tls.crt</w:t>
+      </w:r>
+      <w:r>
+        <w:t xml:space="preserve">/</w:t>
+      </w:r>
+      <w:r>
+        <w:rPr>
+          <w:rStyle w:val="VerbatimChar"/>
+        </w:rPr>
+        <w:t xml:space="preserve">tls.key</w:t>
+      </w:r>
+      <w:r>
+        <w:t xml:space="preserve"> </w:t>
+      </w:r>
+      <w:r>
+        <w:t xml:space="preserve">enthält. Verifiziert via</w:t>
+      </w:r>
+      <w:r>
+        <w:t xml:space="preserve"> </w:t>
+      </w:r>
+      <w:r>
+        <w:rPr>
+          <w:rStyle w:val="VerbatimChar"/>
+        </w:rPr>
+        <w:t xml:space="preserve">podman compose … config</w:t>
+      </w:r>
+      <w:r>
+        <w:t xml:space="preserve"> </w:t>
+      </w:r>
+      <w:r>
+        <w:t xml:space="preserve">(Syntax-Check) und exemplarischen</w:t>
+      </w:r>
+      <w:r>
+        <w:t xml:space="preserve"> </w:t>
+      </w:r>
+      <w:r>
+        <w:rPr>
+          <w:rStyle w:val="VerbatimChar"/>
+        </w:rPr>
+        <w:t xml:space="preserve">openssl s_client</w:t>
+      </w:r>
+      <w:r>
+        <w:t xml:space="preserve">-/</w:t>
+      </w:r>
+      <w:r>
+        <w:rPr>
+          <w:rStyle w:val="VerbatimChar"/>
+        </w:rPr>
+        <w:t xml:space="preserve">curl -I</w:t>
+      </w:r>
+      <w:r>
+        <w:t xml:space="preserve">-Smoke-Tests (siehe README).</w:t>
+      </w:r>
+    </w:p>
+    <w:bookmarkEnd w:id="60"/>
+    <w:bookmarkStart w:id="61" w:name="docker-compose-struktur"/>
     <w:p>
       <w:pPr>
         <w:pStyle w:val="Heading3"/>
@@ -7392,9 +7909,9 @@
         </w:pict>
       </w:r>
     </w:p>
-    <w:bookmarkEnd w:id="60"/>
     <w:bookmarkEnd w:id="61"/>
-    <w:bookmarkStart w:id="69" w:name="querschnittliche-konzepte"/>
+    <w:bookmarkEnd w:id="62"/>
+    <w:bookmarkStart w:id="70" w:name="querschnittliche-konzepte"/>
     <w:p>
       <w:pPr>
         <w:pStyle w:val="Heading2"/>
@@ -7403,7 +7920,7 @@
         <w:t xml:space="preserve">8. Querschnittliche Konzepte</w:t>
       </w:r>
     </w:p>
-    <w:bookmarkStart w:id="62" w:name="sicherheitskonzept"/>
+    <w:bookmarkStart w:id="63" w:name="sicherheitskonzept"/>
     <w:p>
       <w:pPr>
         <w:pStyle w:val="Heading3"/>
@@ -7891,8 +8408,8 @@
         <w:t xml:space="preserve">); eine dedizierte UI im Frontend ist Out-of-Scope für V1.</w:t>
       </w:r>
     </w:p>
-    <w:bookmarkEnd w:id="62"/>
-    <w:bookmarkStart w:id="63" w:name="persistenz"/>
+    <w:bookmarkEnd w:id="63"/>
+    <w:bookmarkStart w:id="64" w:name="persistenz"/>
     <w:p>
       <w:pPr>
         <w:pStyle w:val="Heading3"/>
@@ -8128,8 +8645,8 @@
         <w:t xml:space="preserve">Die Migrationsskripte verwenden ausschliesslich ANSI-SQL, das mit PostgreSQL und H2 kompatibel ist (kein datenbankspezifischer SQL-Dialekt), damit auch das lokale H2-Profil Flyway-gesteuert ist.</w:t>
       </w:r>
     </w:p>
-    <w:bookmarkEnd w:id="63"/>
-    <w:bookmarkStart w:id="64" w:name="fehlerbehandlung"/>
+    <w:bookmarkEnd w:id="64"/>
+    <w:bookmarkStart w:id="65" w:name="fehlerbehandlung"/>
     <w:p>
       <w:pPr>
         <w:pStyle w:val="Heading3"/>
@@ -8395,8 +8912,8 @@
         <w:t xml:space="preserve">einsehbar.</w:t>
       </w:r>
     </w:p>
-    <w:bookmarkEnd w:id="64"/>
-    <w:bookmarkStart w:id="65" w:name="logging-und-monitoring"/>
+    <w:bookmarkEnd w:id="65"/>
+    <w:bookmarkStart w:id="66" w:name="logging-und-monitoring"/>
     <w:p>
       <w:pPr>
         <w:pStyle w:val="Heading3"/>
@@ -8413,8 +8930,8 @@
         <w:t xml:space="preserve">Strukturiertes Logging via SLF4J/Logback im JSON-Format. Spring Boot Actuator stellt Health-, Metrics- und Info-Endpunkte bereit. Metriken können über Prometheus/Grafana überwacht werden.</w:t>
       </w:r>
     </w:p>
-    <w:bookmarkEnd w:id="65"/>
-    <w:bookmarkStart w:id="66" w:name="testkonzept"/>
+    <w:bookmarkEnd w:id="66"/>
+    <w:bookmarkStart w:id="67" w:name="testkonzept"/>
     <w:p>
       <w:pPr>
         <w:pStyle w:val="Heading3"/>
@@ -8692,8 +9209,8 @@
         <w:t xml:space="preserve">).</w:t>
       </w:r>
     </w:p>
-    <w:bookmarkEnd w:id="66"/>
-    <w:bookmarkStart w:id="67" w:name="continuous-integration-build-gate"/>
+    <w:bookmarkEnd w:id="67"/>
+    <w:bookmarkStart w:id="68" w:name="continuous-integration-build-gate"/>
     <w:p>
       <w:pPr>
         <w:pStyle w:val="Heading3"/>
@@ -8989,8 +9506,8 @@
         <w:t xml:space="preserve">ist deaktiviert, sodass Repo-Admins im Notfall überstimmen können.</w:t>
       </w:r>
     </w:p>
-    <w:bookmarkEnd w:id="67"/>
-    <w:bookmarkStart w:id="68" w:name="testergebnisse"/>
+    <w:bookmarkEnd w:id="68"/>
+    <w:bookmarkStart w:id="69" w:name="testergebnisse"/>
     <w:p>
       <w:pPr>
         <w:pStyle w:val="Heading3"/>
@@ -10189,9 +10706,9 @@
         </w:pict>
       </w:r>
     </w:p>
-    <w:bookmarkEnd w:id="68"/>
     <w:bookmarkEnd w:id="69"/>
-    <w:bookmarkStart w:id="70" w:name="architekturentscheidungen"/>
+    <w:bookmarkEnd w:id="70"/>
+    <w:bookmarkStart w:id="71" w:name="architekturentscheidungen"/>
     <w:p>
       <w:pPr>
         <w:pStyle w:val="Heading2"/>
@@ -12191,8 +12708,8 @@
         </w:pict>
       </w:r>
     </w:p>
-    <w:bookmarkEnd w:id="70"/>
-    <w:bookmarkStart w:id="73" w:name="qualitätsanforderungen"/>
+    <w:bookmarkEnd w:id="71"/>
+    <w:bookmarkStart w:id="74" w:name="qualitätsanforderungen"/>
     <w:p>
       <w:pPr>
         <w:pStyle w:val="Heading2"/>
@@ -12201,7 +12718,7 @@
         <w:t xml:space="preserve">10. Qualitätsanforderungen</w:t>
       </w:r>
     </w:p>
-    <w:bookmarkStart w:id="71" w:name="funktionale-anforderungen-smart"/>
+    <w:bookmarkStart w:id="72" w:name="funktionale-anforderungen-smart"/>
     <w:p>
       <w:pPr>
         <w:pStyle w:val="Heading3"/>
@@ -14662,8 +15179,8 @@
         </w:tc>
       </w:tr>
     </w:tbl>
-    <w:bookmarkEnd w:id="71"/>
-    <w:bookmarkStart w:id="72" w:name="nicht-funktionale-anforderungen-smart"/>
+    <w:bookmarkEnd w:id="72"/>
+    <w:bookmarkStart w:id="73" w:name="nicht-funktionale-anforderungen-smart"/>
     <w:p>
       <w:pPr>
         <w:pStyle w:val="Heading3"/>
@@ -14927,9 +15444,9 @@
         </w:pict>
       </w:r>
     </w:p>
-    <w:bookmarkEnd w:id="72"/>
     <w:bookmarkEnd w:id="73"/>
-    <w:bookmarkStart w:id="79" w:name="datenmodell"/>
+    <w:bookmarkEnd w:id="74"/>
+    <w:bookmarkStart w:id="80" w:name="datenmodell"/>
     <w:p>
       <w:pPr>
         <w:pStyle w:val="Heading2"/>
@@ -14955,18 +15472,18 @@
           <wp:inline>
             <wp:extent cx="5334000" cy="3765627"/>
             <wp:effectExtent b="0" l="0" r="0" t="0"/>
-            <wp:docPr descr="TSaS – Datenmodell" title="" id="75" name="Picture"/>
+            <wp:docPr descr="TSaS – Datenmodell" title="" id="76" name="Picture"/>
             <a:graphic>
               <a:graphicData uri="http://schemas.openxmlformats.org/drawingml/2006/picture">
                 <pic:pic>
                   <pic:nvPicPr>
-                    <pic:cNvPr descr="Datenmodell.png" id="76" name="Picture"/>
+                    <pic:cNvPr descr="Datenmodell.png" id="77" name="Picture"/>
                     <pic:cNvPicPr>
                       <a:picLocks noChangeArrowheads="1" noChangeAspect="1"/>
                     </pic:cNvPicPr>
                   </pic:nvPicPr>
                   <pic:blipFill>
-                    <a:blip r:embed="rId74"/>
+                    <a:blip r:embed="rId75"/>
                     <a:stretch>
                       <a:fillRect/>
                     </a:stretch>
@@ -15019,7 +15536,7 @@
         </w:rPr>
         <w:t xml:space="preserve"> </w:t>
       </w:r>
-      <w:hyperlink r:id="rId77">
+      <w:hyperlink r:id="rId78">
         <w:r>
           <w:rPr>
             <w:rStyle w:val="VerbatimChar"/>
@@ -15037,7 +15554,7 @@
         <w:t xml:space="preserve">. Authoritatives Schema: Flyway-Migrationen V1–V5.</w:t>
       </w:r>
     </w:p>
-    <w:bookmarkStart w:id="78" w:name="entitätenübersicht"/>
+    <w:bookmarkStart w:id="79" w:name="entitätenübersicht"/>
     <w:p>
       <w:pPr>
         <w:pStyle w:val="Heading3"/>
@@ -15527,9 +16044,9 @@
         </w:pict>
       </w:r>
     </w:p>
-    <w:bookmarkEnd w:id="78"/>
     <w:bookmarkEnd w:id="79"/>
-    <w:bookmarkStart w:id="80" w:name="risiken-und-technische-schulden"/>
+    <w:bookmarkEnd w:id="80"/>
+    <w:bookmarkStart w:id="81" w:name="risiken-und-technische-schulden"/>
     <w:p>
       <w:pPr>
         <w:pStyle w:val="Heading2"/>
@@ -16006,8 +16523,8 @@
         </w:pict>
       </w:r>
     </w:p>
-    <w:bookmarkEnd w:id="80"/>
-    <w:bookmarkStart w:id="84" w:name="ki-werkzeuge-im-projekt"/>
+    <w:bookmarkEnd w:id="81"/>
+    <w:bookmarkStart w:id="85" w:name="ki-werkzeuge-im-projekt"/>
     <w:p>
       <w:pPr>
         <w:pStyle w:val="Heading2"/>
@@ -16016,7 +16533,7 @@
         <w:t xml:space="preserve">13. KI-Werkzeuge im Projekt</w:t>
       </w:r>
     </w:p>
-    <w:bookmarkStart w:id="81" w:name="eingesetzte-werkzeuge"/>
+    <w:bookmarkStart w:id="82" w:name="eingesetzte-werkzeuge"/>
     <w:p>
       <w:pPr>
         <w:pStyle w:val="Heading3"/>
@@ -16338,8 +16855,8 @@
         </w:tc>
       </w:tr>
     </w:tbl>
-    <w:bookmarkEnd w:id="81"/>
-    <w:bookmarkStart w:id="82" w:name="einsatz-pro-phase"/>
+    <w:bookmarkEnd w:id="82"/>
+    <w:bookmarkStart w:id="83" w:name="einsatz-pro-phase"/>
     <w:p>
       <w:pPr>
         <w:pStyle w:val="Heading3"/>
@@ -16770,8 +17287,8 @@
         <w:t xml:space="preserve">durchgeführt. Ergebnisse flossen in ADR-10 (Spring AI Milestone-Risiko in R-07) und ADR-11 (CI/Coverage-Gate-Schwellen-Begründung) ein.</w:t>
       </w:r>
     </w:p>
-    <w:bookmarkEnd w:id="82"/>
-    <w:bookmarkStart w:id="83" w:name="eigenständigkeit"/>
+    <w:bookmarkEnd w:id="83"/>
+    <w:bookmarkStart w:id="84" w:name="eigenständigkeit"/>
     <w:p>
       <w:pPr>
         <w:pStyle w:val="Heading3"/>
@@ -16823,9 +17340,9 @@
         </w:pict>
       </w:r>
     </w:p>
-    <w:bookmarkEnd w:id="83"/>
     <w:bookmarkEnd w:id="84"/>
-    <w:bookmarkStart w:id="89" w:name="reflexion-und-fazit"/>
+    <w:bookmarkEnd w:id="85"/>
+    <w:bookmarkStart w:id="90" w:name="reflexion-und-fazit"/>
     <w:p>
       <w:pPr>
         <w:pStyle w:val="Heading2"/>
@@ -16858,7 +17375,7 @@
         <w:t xml:space="preserve">— Vorschläge wurden zurückgewiesen, manuell überschrieben oder ohne KI-Unterstützung getroffen. Begründungen und Belege:</w:t>
       </w:r>
     </w:p>
-    <w:bookmarkStart w:id="85" w:name="veto-1-security-konfiguration"/>
+    <w:bookmarkStart w:id="86" w:name="veto-1-security-konfiguration"/>
     <w:p>
       <w:pPr>
         <w:pStyle w:val="Heading3"/>
@@ -17069,8 +17586,8 @@
         <w:t xml:space="preserve">formal „korrekt” ist. Die Backlog-Entscheidung (Mitigation in eigenem Ticket) bleibt bei einem Menschen.</w:t>
       </w:r>
     </w:p>
-    <w:bookmarkEnd w:id="85"/>
-    <w:bookmarkStart w:id="86" w:name="veto-2-architekturentscheidungen-adrs"/>
+    <w:bookmarkEnd w:id="86"/>
+    <w:bookmarkStart w:id="87" w:name="veto-2-architekturentscheidungen-adrs"/>
     <w:p>
       <w:pPr>
         <w:pStyle w:val="Heading3"/>
@@ -17242,8 +17759,8 @@
         <w:t xml:space="preserve">SAD §9 (ADR-Tabelle); die Begründungstexte enthalten konkrete Kontextfaktoren („V1 klein”, „kleines Team”, „spätere Extraktion möglich”), die nicht aus dem Code ableitbar sind. ADR-12 und ADR-13 sind explizit Korrekturen früherer Bausteinskizzen — Spuren der manuellen Nachjustierung.</w:t>
       </w:r>
     </w:p>
-    <w:bookmarkEnd w:id="86"/>
-    <w:bookmarkStart w:id="87" w:name="veto-3-tennis-domänenregeln-im-scoring"/>
+    <w:bookmarkEnd w:id="87"/>
+    <w:bookmarkStart w:id="88" w:name="veto-3-tennis-domänenregeln-im-scoring"/>
     <w:p>
       <w:pPr>
         <w:pStyle w:val="Heading3"/>
@@ -17373,8 +17890,8 @@
         <w:t xml:space="preserve">ist ein direktes Ergebnis dieser Manuell-Verifikation: jede Edge-Case-Verzweigung hat einen Test, nicht weil die KI darum gebeten hat, sondern weil das ITF-Regelwerk sie vorgibt.</w:t>
       </w:r>
     </w:p>
-    <w:bookmarkEnd w:id="87"/>
-    <w:bookmarkStart w:id="88" w:name="übertrag-auf-die-künftige-arbeitsweise"/>
+    <w:bookmarkEnd w:id="88"/>
+    <w:bookmarkStart w:id="89" w:name="übertrag-auf-die-künftige-arbeitsweise"/>
     <w:p>
       <w:pPr>
         <w:pStyle w:val="Heading3"/>
@@ -17502,9 +18019,9 @@
         </w:pict>
       </w:r>
     </w:p>
-    <w:bookmarkEnd w:id="88"/>
     <w:bookmarkEnd w:id="89"/>
-    <w:bookmarkStart w:id="90" w:name="glossar"/>
+    <w:bookmarkEnd w:id="90"/>
+    <w:bookmarkStart w:id="91" w:name="glossar"/>
     <w:p>
       <w:pPr>
         <w:pStyle w:val="Heading2"/>
@@ -18028,8 +18545,8 @@
         </w:tc>
       </w:tr>
     </w:tbl>
-    <w:bookmarkEnd w:id="90"/>
     <w:bookmarkEnd w:id="91"/>
+    <w:bookmarkEnd w:id="92"/>
     <w:sectPr>
       <w:footnotePr>
         <w:numRestart w:val="eachSect"/>

--- a/doc/sad/TSaS_SAD_arc42_1.docx
+++ b/doc/sad/TSaS_SAD_arc42_1.docx
@@ -7935,6 +7935,246 @@
       </w:pPr>
       <w:r>
         <w:t xml:space="preserve">Alle API-Endpunkte (ausser Health-Check) werden durch OAuth2 Bearer Tokens geschützt. Das Frontend nutzt den Authorization Code Flow mit PKCE. Keycloak verwaltet Benutzer, Rollen und Sessions. In Version 1 erfolgt die Registrierung direkt in Keycloak, ab Version 2 zusätzlich über Google als federated Identity Provider.</w:t>
+      </w:r>
+    </w:p>
+    <w:p>
+      <w:pPr>
+        <w:pStyle w:val="BodyText"/>
+      </w:pPr>
+      <w:r>
+        <w:rPr>
+          <w:b/>
+          <w:bCs/>
+        </w:rPr>
+        <w:t xml:space="preserve">Test-Profil-Guard (TEN-57 / STRIDE E2).</w:t>
+      </w:r>
+      <w:r>
+        <w:t xml:space="preserve"> </w:t>
+      </w:r>
+      <w:r>
+        <w:t xml:space="preserve">Das</w:t>
+      </w:r>
+      <w:r>
+        <w:t xml:space="preserve"> </w:t>
+      </w:r>
+      <w:r>
+        <w:rPr>
+          <w:rStyle w:val="VerbatimChar"/>
+        </w:rPr>
+        <w:t xml:space="preserve">test</w:t>
+      </w:r>
+      <w:r>
+        <w:t xml:space="preserve">-Profil aktiviert einen</w:t>
+      </w:r>
+      <w:r>
+        <w:t xml:space="preserve"> </w:t>
+      </w:r>
+      <w:r>
+        <w:rPr>
+          <w:rStyle w:val="VerbatimChar"/>
+        </w:rPr>
+        <w:t xml:space="preserve">permitAll</w:t>
+      </w:r>
+      <w:r>
+        <w:t xml:space="preserve">-</w:t>
+      </w:r>
+      <w:r>
+        <w:rPr>
+          <w:rStyle w:val="VerbatimChar"/>
+        </w:rPr>
+        <w:t xml:space="preserve">SecurityFilterChain</w:t>
+      </w:r>
+      <w:r>
+        <w:t xml:space="preserve"> </w:t>
+      </w:r>
+      <w:r>
+        <w:t xml:space="preserve">für Integrationstests. Damit dieser niemals in einer produktiven Laufzeit auftaucht, lebt der zugehörige Bean</w:t>
+      </w:r>
+      <w:r>
+        <w:t xml:space="preserve"> </w:t>
+      </w:r>
+      <w:r>
+        <w:rPr>
+          <w:rStyle w:val="VerbatimChar"/>
+        </w:rPr>
+        <w:t xml:space="preserve">TestProfileSecurityConfig</w:t>
+      </w:r>
+      <w:r>
+        <w:t xml:space="preserve"> </w:t>
+      </w:r>
+      <w:r>
+        <w:t xml:space="preserve">ausschliesslich in</w:t>
+      </w:r>
+      <w:r>
+        <w:t xml:space="preserve"> </w:t>
+      </w:r>
+      <w:r>
+        <w:rPr>
+          <w:rStyle w:val="VerbatimChar"/>
+        </w:rPr>
+        <w:t xml:space="preserve">auth-module/src/testFixtures/</w:t>
+      </w:r>
+      <w:r>
+        <w:t xml:space="preserve"> </w:t>
+      </w:r>
+      <w:r>
+        <w:t xml:space="preserve">(wird nicht in das Boot-Jar gepackt, sondern via</w:t>
+      </w:r>
+      <w:r>
+        <w:t xml:space="preserve"> </w:t>
+      </w:r>
+      <w:r>
+        <w:rPr>
+          <w:rStyle w:val="VerbatimChar"/>
+        </w:rPr>
+        <w:t xml:space="preserve">testImplementation(testFixtures(":auth-module"))</w:t>
+      </w:r>
+      <w:r>
+        <w:t xml:space="preserve"> </w:t>
+      </w:r>
+      <w:r>
+        <w:t xml:space="preserve">an Tests bereitgestellt). Zusätzlich greift</w:t>
+      </w:r>
+      <w:r>
+        <w:t xml:space="preserve"> </w:t>
+      </w:r>
+      <w:r>
+        <w:rPr>
+          <w:rStyle w:val="VerbatimChar"/>
+        </w:rPr>
+        <w:t xml:space="preserve">TestProfileGuard</w:t>
+      </w:r>
+      <w:r>
+        <w:t xml:space="preserve"> </w:t>
+      </w:r>
+      <w:r>
+        <w:t xml:space="preserve">als</w:t>
+      </w:r>
+      <w:r>
+        <w:t xml:space="preserve"> </w:t>
+      </w:r>
+      <w:r>
+        <w:rPr>
+          <w:rStyle w:val="VerbatimChar"/>
+        </w:rPr>
+        <w:t xml:space="preserve">EnvironmentPostProcessor</w:t>
+      </w:r>
+      <w:r>
+        <w:t xml:space="preserve"> </w:t>
+      </w:r>
+      <w:r>
+        <w:t xml:space="preserve">(registriert über</w:t>
+      </w:r>
+      <w:r>
+        <w:t xml:space="preserve"> </w:t>
+      </w:r>
+      <w:r>
+        <w:rPr>
+          <w:rStyle w:val="VerbatimChar"/>
+        </w:rPr>
+        <w:t xml:space="preserve">META-INF/spring/org.springframework.boot.env.EnvironmentPostProcessor.imports</w:t>
+      </w:r>
+      <w:r>
+        <w:t xml:space="preserve">) und bricht den Boot mit einer</w:t>
+      </w:r>
+      <w:r>
+        <w:t xml:space="preserve"> </w:t>
+      </w:r>
+      <w:r>
+        <w:rPr>
+          <w:rStyle w:val="VerbatimChar"/>
+        </w:rPr>
+        <w:t xml:space="preserve">IllegalStateException</w:t>
+      </w:r>
+      <w:r>
+        <w:t xml:space="preserve"> </w:t>
+      </w:r>
+      <w:r>
+        <w:t xml:space="preserve">ab, sobald das</w:t>
+      </w:r>
+      <w:r>
+        <w:t xml:space="preserve"> </w:t>
+      </w:r>
+      <w:r>
+        <w:rPr>
+          <w:rStyle w:val="VerbatimChar"/>
+        </w:rPr>
+        <w:t xml:space="preserve">test</w:t>
+      </w:r>
+      <w:r>
+        <w:t xml:space="preserve">-Profil entweder (a) zusammen mit</w:t>
+      </w:r>
+      <w:r>
+        <w:t xml:space="preserve"> </w:t>
+      </w:r>
+      <w:r>
+        <w:rPr>
+          <w:rStyle w:val="VerbatimChar"/>
+        </w:rPr>
+        <w:t xml:space="preserve">prod</w:t>
+      </w:r>
+      <w:r>
+        <w:t xml:space="preserve">/</w:t>
+      </w:r>
+      <w:r>
+        <w:rPr>
+          <w:rStyle w:val="VerbatimChar"/>
+        </w:rPr>
+        <w:t xml:space="preserve">production</w:t>
+      </w:r>
+      <w:r>
+        <w:t xml:space="preserve">/</w:t>
+      </w:r>
+      <w:r>
+        <w:rPr>
+          <w:rStyle w:val="VerbatimChar"/>
+        </w:rPr>
+        <w:t xml:space="preserve">docker</w:t>
+      </w:r>
+      <w:r>
+        <w:t xml:space="preserve"> </w:t>
+      </w:r>
+      <w:r>
+        <w:t xml:space="preserve">aktiv ist oder (b)</w:t>
+      </w:r>
+      <w:r>
+        <w:t xml:space="preserve"> </w:t>
+      </w:r>
+      <w:r>
+        <w:rPr>
+          <w:rStyle w:val="VerbatimChar"/>
+        </w:rPr>
+        <w:t xml:space="preserve">spring.datasource.url</w:t>
+      </w:r>
+      <w:r>
+        <w:t xml:space="preserve"> </w:t>
+      </w:r>
+      <w:r>
+        <w:t xml:space="preserve">nicht auf eine In-Memory-H2-URL zeigt. Acht Unit-Tests decken alle erlaubten und verbotenen Kombinationen ab. Beim aktiven</w:t>
+      </w:r>
+      <w:r>
+        <w:t xml:space="preserve"> </w:t>
+      </w:r>
+      <w:r>
+        <w:rPr>
+          <w:rStyle w:val="VerbatimChar"/>
+        </w:rPr>
+        <w:t xml:space="preserve">permitAll</w:t>
+      </w:r>
+      <w:r>
+        <w:t xml:space="preserve">-Bean loggt eine</w:t>
+      </w:r>
+      <w:r>
+        <w:t xml:space="preserve"> </w:t>
+      </w:r>
+      <w:r>
+        <w:rPr>
+          <w:rStyle w:val="VerbatimChar"/>
+        </w:rPr>
+        <w:t xml:space="preserve">@PostConstruct</w:t>
+      </w:r>
+      <w:r>
+        <w:t xml:space="preserve">-Hook eine deutliche Warnung in den Startup-Output.</w:t>
       </w:r>
     </w:p>
     <w:p>

--- a/doc/sad/TSaS_SAD_arc42_1.docx
+++ b/doc/sad/TSaS_SAD_arc42_1.docx
@@ -8936,6 +8936,18 @@
         <w:t xml:space="preserve">CommonExceptionHandler</w:t>
       </w:r>
       <w:r>
+        <w:t xml:space="preserve">,</w:t>
+      </w:r>
+      <w:r>
+        <w:t xml:space="preserve"> </w:t>
+      </w:r>
+      <w:r>
+        <w:rPr>
+          <w:rStyle w:val="VerbatimChar"/>
+        </w:rPr>
+        <w:t xml:space="preserve">@Order(LOWEST_PRECEDENCE)</w:t>
+      </w:r>
+      <w:r>
         <w:t xml:space="preserve">): fachliche Zustandskonflikte (Basisklasse</w:t>
       </w:r>
       <w:r>
@@ -9015,6 +9027,319 @@
       </w:r>
       <w:r>
         <w:t xml:space="preserve">→ 502). Technische Fehler ergeben HTTP 5xx.</w:t>
+      </w:r>
+    </w:p>
+    <w:p>
+      <w:pPr>
+        <w:pStyle w:val="BodyText"/>
+      </w:pPr>
+      <w:r>
+        <w:rPr>
+          <w:b/>
+          <w:bCs/>
+        </w:rPr>
+        <w:t xml:space="preserve">Catch-all + Sanitization (TEN-61 / STRIDE I5+I6).</w:t>
+      </w:r>
+      <w:r>
+        <w:t xml:space="preserve"> </w:t>
+      </w:r>
+      <w:r>
+        <w:t xml:space="preserve">Der</w:t>
+      </w:r>
+      <w:r>
+        <w:t xml:space="preserve"> </w:t>
+      </w:r>
+      <w:r>
+        <w:rPr>
+          <w:rStyle w:val="VerbatimChar"/>
+        </w:rPr>
+        <w:t xml:space="preserve">CommonExceptionHandler</w:t>
+      </w:r>
+      <w:r>
+        <w:t xml:space="preserve"> </w:t>
+      </w:r>
+      <w:r>
+        <w:t xml:space="preserve">fängt zusätzlich vier breite Klassen ab und sorgt dafür, dass keine internen Details (Klassenpfade, SQL-Schnipsel, Stack-Traces) in die Antwort lecken:</w:t>
+      </w:r>
+    </w:p>
+    <w:tbl>
+      <w:tblPr>
+        <w:tblStyle w:val="Table"/>
+        <w:tblW w:type="pct" w:w="5000"/>
+        <w:tblLayout w:type="fixed"/>
+        <w:tblLook w:firstRow="1" w:lastRow="0" w:firstColumn="0" w:lastColumn="0" w:noHBand="0" w:noVBand="0" w:val="0020"/>
+      </w:tblPr>
+      <w:tblGrid>
+        <w:gridCol w:w="2640"/>
+        <w:gridCol w:w="2640"/>
+        <w:gridCol w:w="2640"/>
+      </w:tblGrid>
+      <w:tr>
+        <w:trPr>
+          <w:tblHeader w:val="on"/>
+        </w:trPr>
+        <w:tc>
+          <w:tcPr/>
+          <w:p>
+            <w:pPr>
+              <w:pStyle w:val="Compact"/>
+            </w:pPr>
+            <w:r>
+              <w:t xml:space="preserve">Exception</w:t>
+            </w:r>
+          </w:p>
+        </w:tc>
+        <w:tc>
+          <w:tcPr/>
+          <w:p>
+            <w:pPr>
+              <w:pStyle w:val="Compact"/>
+            </w:pPr>
+            <w:r>
+              <w:t xml:space="preserve">Status</w:t>
+            </w:r>
+          </w:p>
+        </w:tc>
+        <w:tc>
+          <w:tcPr/>
+          <w:p>
+            <w:pPr>
+              <w:pStyle w:val="Compact"/>
+            </w:pPr>
+            <w:r>
+              <w:t xml:space="preserve">Detail in der Response</w:t>
+            </w:r>
+          </w:p>
+        </w:tc>
+      </w:tr>
+      <w:tr>
+        <w:tc>
+          <w:tcPr/>
+          <w:p>
+            <w:pPr>
+              <w:pStyle w:val="Compact"/>
+            </w:pPr>
+            <w:r>
+              <w:rPr>
+                <w:rStyle w:val="VerbatimChar"/>
+              </w:rPr>
+              <w:t xml:space="preserve">ResponseStatusException</w:t>
+            </w:r>
+          </w:p>
+        </w:tc>
+        <w:tc>
+          <w:tcPr/>
+          <w:p>
+            <w:pPr>
+              <w:pStyle w:val="Compact"/>
+            </w:pPr>
+            <w:r>
+              <w:t xml:space="preserve">aus der Exception</w:t>
+            </w:r>
+          </w:p>
+        </w:tc>
+        <w:tc>
+          <w:tcPr/>
+          <w:p>
+            <w:pPr>
+              <w:pStyle w:val="Compact"/>
+            </w:pPr>
+            <w:r>
+              <w:t xml:space="preserve">Reason (falls gesetzt) oder Standard-Phrase</w:t>
+            </w:r>
+          </w:p>
+        </w:tc>
+      </w:tr>
+      <w:tr>
+        <w:tc>
+          <w:tcPr/>
+          <w:p>
+            <w:pPr>
+              <w:pStyle w:val="Compact"/>
+            </w:pPr>
+            <w:r>
+              <w:rPr>
+                <w:rStyle w:val="VerbatimChar"/>
+              </w:rPr>
+              <w:t xml:space="preserve">DataIntegrityViolationException</w:t>
+            </w:r>
+          </w:p>
+        </w:tc>
+        <w:tc>
+          <w:tcPr/>
+          <w:p>
+            <w:pPr>
+              <w:pStyle w:val="Compact"/>
+            </w:pPr>
+            <w:r>
+              <w:t xml:space="preserve">409</w:t>
+            </w:r>
+          </w:p>
+        </w:tc>
+        <w:tc>
+          <w:tcPr/>
+          <w:p>
+            <w:pPr>
+              <w:pStyle w:val="Compact"/>
+            </w:pPr>
+            <w:r>
+              <w:t xml:space="preserve">Generisch („Datenkonflikt: eine Datenbank-Constraint wurde verletzt …“); Original-SQL/Schema wird intern via WARN geloggt</w:t>
+            </w:r>
+          </w:p>
+        </w:tc>
+      </w:tr>
+      <w:tr>
+        <w:tc>
+          <w:tcPr/>
+          <w:p>
+            <w:pPr>
+              <w:pStyle w:val="Compact"/>
+            </w:pPr>
+            <w:r>
+              <w:rPr>
+                <w:rStyle w:val="VerbatimChar"/>
+              </w:rPr>
+              <w:t xml:space="preserve">AccessDeniedException</w:t>
+            </w:r>
+          </w:p>
+        </w:tc>
+        <w:tc>
+          <w:tcPr/>
+          <w:p>
+            <w:pPr>
+              <w:pStyle w:val="Compact"/>
+            </w:pPr>
+            <w:r>
+              <w:t xml:space="preserve">403</w:t>
+            </w:r>
+          </w:p>
+        </w:tc>
+        <w:tc>
+          <w:tcPr/>
+          <w:p>
+            <w:pPr>
+              <w:pStyle w:val="Compact"/>
+            </w:pPr>
+            <w:r>
+              <w:t xml:space="preserve">„Zugriff verweigert.” (Original-Message nicht durchgereicht)</w:t>
+            </w:r>
+          </w:p>
+        </w:tc>
+      </w:tr>
+      <w:tr>
+        <w:tc>
+          <w:tcPr/>
+          <w:p>
+            <w:pPr>
+              <w:pStyle w:val="Compact"/>
+            </w:pPr>
+            <w:r>
+              <w:rPr>
+                <w:rStyle w:val="VerbatimChar"/>
+              </w:rPr>
+              <w:t xml:space="preserve">Exception</w:t>
+            </w:r>
+            <w:r>
+              <w:t xml:space="preserve"> </w:t>
+            </w:r>
+            <w:r>
+              <w:t xml:space="preserve">(Catch-all)</w:t>
+            </w:r>
+          </w:p>
+        </w:tc>
+        <w:tc>
+          <w:tcPr/>
+          <w:p>
+            <w:pPr>
+              <w:pStyle w:val="Compact"/>
+            </w:pPr>
+            <w:r>
+              <w:t xml:space="preserve">500</w:t>
+            </w:r>
+          </w:p>
+        </w:tc>
+        <w:tc>
+          <w:tcPr/>
+          <w:p>
+            <w:pPr>
+              <w:pStyle w:val="Compact"/>
+            </w:pPr>
+            <w:r>
+              <w:t xml:space="preserve">„Ein interner Fehler ist aufgetreten. …“; Original mit vollem Stack-Trace via ERROR geloggt</w:t>
+            </w:r>
+          </w:p>
+        </w:tc>
+      </w:tr>
+    </w:tbl>
+    <w:p>
+      <w:pPr>
+        <w:pStyle w:val="BodyText"/>
+      </w:pPr>
+      <w:r>
+        <w:t xml:space="preserve">Ergänzend setzen die</w:t>
+      </w:r>
+      <w:r>
+        <w:t xml:space="preserve"> </w:t>
+      </w:r>
+      <w:r>
+        <w:rPr>
+          <w:rStyle w:val="VerbatimChar"/>
+        </w:rPr>
+        <w:t xml:space="preserve">server.error.include-*: never</w:t>
+      </w:r>
+      <w:r>
+        <w:t xml:space="preserve">/</w:t>
+      </w:r>
+      <w:r>
+        <w:rPr>
+          <w:rStyle w:val="VerbatimChar"/>
+        </w:rPr>
+        <w:t xml:space="preserve">false</w:t>
+      </w:r>
+      <w:r>
+        <w:t xml:space="preserve">-Properties in</w:t>
+      </w:r>
+      <w:r>
+        <w:t xml:space="preserve"> </w:t>
+      </w:r>
+      <w:r>
+        <w:rPr>
+          <w:rStyle w:val="VerbatimChar"/>
+        </w:rPr>
+        <w:t xml:space="preserve">application.yml</w:t>
+      </w:r>
+      <w:r>
+        <w:t xml:space="preserve"> </w:t>
+      </w:r>
+      <w:r>
+        <w:t xml:space="preserve">Springs Whitelabel-Fallback auf still — falls das Catch-all je umgangen wird, bleibt die Response trotzdem sanitisiert. Unit-Tests in</w:t>
+      </w:r>
+      <w:r>
+        <w:t xml:space="preserve"> </w:t>
+      </w:r>
+      <w:r>
+        <w:rPr>
+          <w:rStyle w:val="VerbatimChar"/>
+        </w:rPr>
+        <w:t xml:space="preserve">CommonExceptionHandlerTest</w:t>
+      </w:r>
+      <w:r>
+        <w:t xml:space="preserve"> </w:t>
+      </w:r>
+      <w:r>
+        <w:t xml:space="preserve">(7 Pfade) asserten konkret, dass weder SQL noch UUIDs noch Klassennamen in der</w:t>
+      </w:r>
+      <w:r>
+        <w:t xml:space="preserve"> </w:t>
+      </w:r>
+      <w:r>
+        <w:rPr>
+          <w:rStyle w:val="VerbatimChar"/>
+        </w:rPr>
+        <w:t xml:space="preserve">detail</w:t>
+      </w:r>
+      <w:r>
+        <w:t xml:space="preserve">-Zeile auftauchen.</w:t>
       </w:r>
     </w:p>
     <w:p>

--- a/doc/sad/TSaS_SAD_arc42_1.docx
+++ b/doc/sad/TSaS_SAD_arc42_1.docx
@@ -1200,29 +1200,129 @@
               <w:pStyle w:val="Compact"/>
             </w:pPr>
             <w:r>
-              <w:t xml:space="preserve">FA-09 (V2)</w:t>
-            </w:r>
-          </w:p>
-        </w:tc>
-        <w:tc>
-          <w:tcPr/>
-          <w:p>
-            <w:pPr>
-              <w:pStyle w:val="Compact"/>
-            </w:pPr>
-            <w:r>
-              <w:t xml:space="preserve">Google-Login</w:t>
-            </w:r>
-          </w:p>
-        </w:tc>
-        <w:tc>
-          <w:tcPr/>
-          <w:p>
-            <w:pPr>
-              <w:pStyle w:val="Compact"/>
-            </w:pPr>
-            <w:r>
-              <w:t xml:space="preserve">– (IdP-Federation)</w:t>
+              <w:rPr>
+                <w:b/>
+                <w:bCs/>
+              </w:rPr>
+              <w:t xml:space="preserve">FA-20</w:t>
+            </w:r>
+          </w:p>
+        </w:tc>
+        <w:tc>
+          <w:tcPr/>
+          <w:p>
+            <w:pPr>
+              <w:pStyle w:val="Compact"/>
+            </w:pPr>
+            <w:r>
+              <w:rPr>
+                <w:b/>
+                <w:bCs/>
+              </w:rPr>
+              <w:t xml:space="preserve">KI-Vorbereitung gegen einen Gegner (Head-to-Head)</w:t>
+            </w:r>
+          </w:p>
+        </w:tc>
+        <w:tc>
+          <w:tcPr/>
+          <w:p>
+            <w:pPr>
+              <w:pStyle w:val="Compact"/>
+            </w:pPr>
+            <w:r>
+              <w:rPr>
+                <w:b/>
+                <w:bCs/>
+              </w:rPr>
+              <w:t xml:space="preserve">Spring AI → OpenAI; gleiche Adapter-Chain wie FA-11. Liefert eine vorausschauende Vorbereitung (</w:t>
+            </w:r>
+            <w:r>
+              <w:rPr>
+                <w:rStyle w:val="VerbatimChar"/>
+                <w:b/>
+                <w:bCs/>
+              </w:rPr>
+              <w:t xml:space="preserve">opponentProfile</w:t>
+            </w:r>
+            <w:r>
+              <w:rPr>
+                <w:b/>
+                <w:bCs/>
+              </w:rPr>
+              <w:t xml:space="preserve">,</w:t>
+            </w:r>
+            <w:r>
+              <w:rPr>
+                <w:b/>
+                <w:bCs/>
+              </w:rPr>
+              <w:t xml:space="preserve"> </w:t>
+            </w:r>
+            <w:r>
+              <w:rPr>
+                <w:rStyle w:val="VerbatimChar"/>
+                <w:b/>
+                <w:bCs/>
+              </w:rPr>
+              <w:t xml:space="preserve">tacticalObservations</w:t>
+            </w:r>
+            <w:r>
+              <w:rPr>
+                <w:b/>
+                <w:bCs/>
+              </w:rPr>
+              <w:t xml:space="preserve">,</w:t>
+            </w:r>
+            <w:r>
+              <w:rPr>
+                <w:b/>
+                <w:bCs/>
+              </w:rPr>
+              <w:t xml:space="preserve"> </w:t>
+            </w:r>
+            <w:r>
+              <w:rPr>
+                <w:rStyle w:val="VerbatimChar"/>
+                <w:b/>
+                <w:bCs/>
+              </w:rPr>
+              <w:t xml:space="preserve">serveStrategy</w:t>
+            </w:r>
+            <w:r>
+              <w:rPr>
+                <w:b/>
+                <w:bCs/>
+              </w:rPr>
+              <w:t xml:space="preserve">,</w:t>
+            </w:r>
+            <w:r>
+              <w:rPr>
+                <w:b/>
+                <w:bCs/>
+              </w:rPr>
+              <w:t xml:space="preserve"> </w:t>
+            </w:r>
+            <w:r>
+              <w:rPr>
+                <w:rStyle w:val="VerbatimChar"/>
+                <w:b/>
+                <w:bCs/>
+              </w:rPr>
+              <w:t xml:space="preserve">returnStrategy</w:t>
+            </w:r>
+            <w:r>
+              <w:rPr>
+                <w:b/>
+                <w:bCs/>
+              </w:rPr>
+              <w:t xml:space="preserve"> </w:t>
+            </w:r>
+            <w:r>
+              <w:rPr>
+                <w:b/>
+                <w:bCs/>
+              </w:rPr>
+              <w:t xml:space="preserve">+ 3–5 Empfehlungen) auf Basis der kumulierten Head-to-Head-Statistik aus FA-08. Nicht persistiert (Daten ändern sich pro Match); Kostenkontrolle über den gleichen Rate-Limiter wie FA-11.</w:t>
             </w:r>
           </w:p>
         </w:tc>
@@ -1235,6 +1335,41 @@
               <w:pStyle w:val="Compact"/>
             </w:pPr>
             <w:r>
+              <w:t xml:space="preserve">FA-09 (V2)</w:t>
+            </w:r>
+          </w:p>
+        </w:tc>
+        <w:tc>
+          <w:tcPr/>
+          <w:p>
+            <w:pPr>
+              <w:pStyle w:val="Compact"/>
+            </w:pPr>
+            <w:r>
+              <w:t xml:space="preserve">Google-Login</w:t>
+            </w:r>
+          </w:p>
+        </w:tc>
+        <w:tc>
+          <w:tcPr/>
+          <w:p>
+            <w:pPr>
+              <w:pStyle w:val="Compact"/>
+            </w:pPr>
+            <w:r>
+              <w:t xml:space="preserve">– (IdP-Federation)</w:t>
+            </w:r>
+          </w:p>
+        </w:tc>
+      </w:tr>
+      <w:tr>
+        <w:tc>
+          <w:tcPr/>
+          <w:p>
+            <w:pPr>
+              <w:pStyle w:val="Compact"/>
+            </w:pPr>
+            <w:r>
               <w:t xml:space="preserve">FA-10 (V3)</w:t>
             </w:r>
           </w:p>
@@ -1268,7 +1403,7 @@
         <w:pStyle w:val="BodyText"/>
       </w:pPr>
       <w:r>
-        <w:t xml:space="preserve">In V2 sind zwei weitere KI-Rollen vorgesehen: KI-Live-Coaching während des Matches und KI-Vorbereitung auf einen Gegner (Head-to-Head-basiert).</w:t>
+        <w:t xml:space="preserve">V2 fortlaufend: Mit FA-20 ist die zweite KI-Rolle (Gegner-Vorbereitung, Head-to-Head-basiert) bereits implementiert. Offen für V2 bleibt das KI-Live-Coaching während des Matches.</w:t>
       </w:r>
     </w:p>
     <w:p>
@@ -15739,6 +15874,176 @@
             </w:pPr>
             <w:r>
               <w:t xml:space="preserve">V1</w:t>
+            </w:r>
+          </w:p>
+        </w:tc>
+      </w:tr>
+      <w:tr>
+        <w:tc>
+          <w:tcPr/>
+          <w:p>
+            <w:pPr>
+              <w:pStyle w:val="Compact"/>
+            </w:pPr>
+            <w:r>
+              <w:t xml:space="preserve">FA-20</w:t>
+            </w:r>
+          </w:p>
+        </w:tc>
+        <w:tc>
+          <w:tcPr/>
+          <w:p>
+            <w:pPr>
+              <w:pStyle w:val="Compact"/>
+            </w:pPr>
+            <w:r>
+              <w:rPr>
+                <w:b/>
+                <w:bCs/>
+              </w:rPr>
+              <w:t xml:space="preserve">KI-Vorbereitung gegen einen Gegner (Head-to-Head)</w:t>
+            </w:r>
+          </w:p>
+        </w:tc>
+        <w:tc>
+          <w:tcPr/>
+          <w:p>
+            <w:pPr>
+              <w:pStyle w:val="Compact"/>
+            </w:pPr>
+            <w:r>
+              <w:t xml:space="preserve">Ein authentifizierter Benutzer kann über</w:t>
+            </w:r>
+            <w:r>
+              <w:t xml:space="preserve"> </w:t>
+            </w:r>
+            <w:r>
+              <w:rPr>
+                <w:rStyle w:val="VerbatimChar"/>
+              </w:rPr>
+              <w:t xml:space="preserve">POST /api/players/{ownPlayerId}/opponent-preparation/{opponentId}</w:t>
+            </w:r>
+            <w:r>
+              <w:t xml:space="preserve"> </w:t>
+            </w:r>
+            <w:r>
+              <w:t xml:space="preserve">eine vorausschauende taktische Vorbereitung für den eigenen Spieler gegen einen Gegner generieren. Das Backend lädt beide Spieler-Profile (Name, Ranking, Handedness, Backhand-Typ), aggregiert die Head-to-Head-Statistik aus FA-08 (</w:t>
+            </w:r>
+            <w:r>
+              <w:rPr>
+                <w:rStyle w:val="VerbatimChar"/>
+              </w:rPr>
+              <w:t xml:space="preserve">ComputeHeadToHeadStatisticsUseCase</w:t>
+            </w:r>
+            <w:r>
+              <w:t xml:space="preserve">), baut einen Prompt aus Spieler-Metadaten und kumulierten Head-to-Head-Kennzahlen je Spieler (Aufschlag-/Return-Werte, Breakpoints, Winners/UE) und ruft via Spring AI ein LLM (Default OpenAI</w:t>
+            </w:r>
+            <w:r>
+              <w:t xml:space="preserve"> </w:t>
+            </w:r>
+            <w:r>
+              <w:rPr>
+                <w:rStyle w:val="VerbatimChar"/>
+              </w:rPr>
+              <w:t xml:space="preserve">gpt-4o-mini</w:t>
+            </w:r>
+            <w:r>
+              <w:t xml:space="preserve">). Die Antwort enthält vier strukturierte Textfelder (</w:t>
+            </w:r>
+            <w:r>
+              <w:rPr>
+                <w:rStyle w:val="VerbatimChar"/>
+              </w:rPr>
+              <w:t xml:space="preserve">opponentProfile</w:t>
+            </w:r>
+            <w:r>
+              <w:t xml:space="preserve">,</w:t>
+            </w:r>
+            <w:r>
+              <w:t xml:space="preserve"> </w:t>
+            </w:r>
+            <w:r>
+              <w:rPr>
+                <w:rStyle w:val="VerbatimChar"/>
+              </w:rPr>
+              <w:t xml:space="preserve">tacticalObservations</w:t>
+            </w:r>
+            <w:r>
+              <w:t xml:space="preserve">,</w:t>
+            </w:r>
+            <w:r>
+              <w:t xml:space="preserve"> </w:t>
+            </w:r>
+            <w:r>
+              <w:rPr>
+                <w:rStyle w:val="VerbatimChar"/>
+              </w:rPr>
+              <w:t xml:space="preserve">serveStrategy</w:t>
+            </w:r>
+            <w:r>
+              <w:t xml:space="preserve">,</w:t>
+            </w:r>
+            <w:r>
+              <w:t xml:space="preserve"> </w:t>
+            </w:r>
+            <w:r>
+              <w:rPr>
+                <w:rStyle w:val="VerbatimChar"/>
+              </w:rPr>
+              <w:t xml:space="preserve">returnStrategy</w:t>
+            </w:r>
+            <w:r>
+              <w:t xml:space="preserve">) und 3–5 priorisierte Empfehlungen. Im Gegensatz zur FA-11-Postmortem-Analyse wird das Ergebnis</w:t>
+            </w:r>
+            <w:r>
+              <w:t xml:space="preserve"> </w:t>
+            </w:r>
+            <w:r>
+              <w:t xml:space="preserve">nicht persistiert</w:t>
+            </w:r>
+            <w:r>
+              <w:t xml:space="preserve"> </w:t>
+            </w:r>
+            <w:r>
+              <w:t xml:space="preserve">— der Head-to-Head-Stand ändert sich mit jedem neuen Match, eine gecachte Empfehlung wäre nach kurzer Zeit veraltet. Kostenkontrolle erfolgt über den gleichen Rate-Limiter wie FA-11 (siehe §7.1.3 / TEN-64). HTTP-Codes: 200 (erfolgreich), 400 (</w:t>
+            </w:r>
+            <w:r>
+              <w:rPr>
+                <w:rStyle w:val="VerbatimChar"/>
+              </w:rPr>
+              <w:t xml:space="preserve">ownPlayerId == opponentId</w:t>
+            </w:r>
+            <w:r>
+              <w:t xml:space="preserve">), 404 (ein Spieler nicht gefunden oder gehört einem anderen Owner — IDOR-Schutz: bewusst 404 statt 403, damit fremde IDs nicht enumerierbar werden), 422 (kein gemeinsames abgeschlossenes Match), 429 (Rate-Limit), 502 (LLM-Fehler). Antwortzeit ≤ 60 s. Im Frontend ist der Aufruf direkt auf der Head-to-Head-Seite (</w:t>
+            </w:r>
+            <w:r>
+              <w:rPr>
+                <w:rStyle w:val="VerbatimChar"/>
+              </w:rPr>
+              <w:t xml:space="preserve">/statistics/head-to-head</w:t>
+            </w:r>
+            <w:r>
+              <w:t xml:space="preserve">) verankert: ist mindestens ein gemeinsames Match vorhanden, erscheint unter der Statistik der Button „KI-Vorbereitung gegen</w:t>
+            </w:r>
+            <w:r>
+              <w:t xml:space="preserve"> </w:t>
+            </w:r>
+            <w:r>
+              <w:t xml:space="preserve"> </w:t>
+            </w:r>
+            <w:r>
+              <w:t xml:space="preserve">anfordern” mit Spinner-Feedback; das Ergebnis wird darunter als Karte mit den vier Textfeldern und nummerierten Empfehlungen gerendert. Sprache: Deutsch.</w:t>
+            </w:r>
+          </w:p>
+        </w:tc>
+        <w:tc>
+          <w:tcPr/>
+          <w:p>
+            <w:pPr>
+              <w:pStyle w:val="Compact"/>
+            </w:pPr>
+            <w:r>
+              <w:t xml:space="preserve">V2</w:t>
             </w:r>
           </w:p>
         </w:tc>

--- a/doc/sad/TSaS_SAD_arc42_1.docx
+++ b/doc/sad/TSaS_SAD_arc42_1.docx
@@ -16032,7 +16032,16 @@
               <w:t xml:space="preserve"> </w:t>
             </w:r>
             <w:r>
-              <w:t xml:space="preserve">anfordern” mit Spinner-Feedback; das Ergebnis wird darunter als Karte mit den vier Textfeldern und nummerierten Empfehlungen gerendert. Sprache: Deutsch.</w:t>
+              <w:t xml:space="preserve">anfordern” mit Spinner-Feedback; das Ergebnis wird darunter als Karte mit den vier Textfeldern und nummerierten Empfehlungen gerendert. Sprache: aus den User-Preferences (</w:t>
+            </w:r>
+            <w:r>
+              <w:rPr>
+                <w:rStyle w:val="VerbatimChar"/>
+              </w:rPr>
+              <w:t xml:space="preserve">UserLanguagePort</w:t>
+            </w:r>
+            <w:r>
+              <w:t xml:space="preserve">), siehe FA-21.</w:t>
             </w:r>
           </w:p>
         </w:tc>
@@ -16044,6 +16053,290 @@
             </w:pPr>
             <w:r>
               <w:t xml:space="preserve">V2</w:t>
+            </w:r>
+          </w:p>
+        </w:tc>
+      </w:tr>
+      <w:tr>
+        <w:tc>
+          <w:tcPr/>
+          <w:p>
+            <w:pPr>
+              <w:pStyle w:val="Compact"/>
+            </w:pPr>
+            <w:r>
+              <w:t xml:space="preserve">FA-21</w:t>
+            </w:r>
+          </w:p>
+        </w:tc>
+        <w:tc>
+          <w:tcPr/>
+          <w:p>
+            <w:pPr>
+              <w:pStyle w:val="Compact"/>
+            </w:pPr>
+            <w:r>
+              <w:rPr>
+                <w:b/>
+                <w:bCs/>
+              </w:rPr>
+              <w:t xml:space="preserve">Mehrsprachigkeit (DE/EN/IT/FR)</w:t>
+            </w:r>
+          </w:p>
+        </w:tc>
+        <w:tc>
+          <w:tcPr/>
+          <w:p>
+            <w:pPr>
+              <w:pStyle w:val="Compact"/>
+            </w:pPr>
+            <w:r>
+              <w:t xml:space="preserve">Die UI ist in vier Sprachen verfügbar: Deutsch (Default), Englisch, Italienisch und Französisch. Sprachauswahl über einen Picker in der Toolbar (Material-Menü mit Landesflagge je Eintrag, oben rechts). Die gewählte Sprache wird über ngx-translate 18 zur Laufzeit aktiviert (JSON-Locale-Files unter</w:t>
+            </w:r>
+            <w:r>
+              <w:t xml:space="preserve"> </w:t>
+            </w:r>
+            <w:r>
+              <w:rPr>
+                <w:rStyle w:val="VerbatimChar"/>
+              </w:rPr>
+              <w:t xml:space="preserve">frontend/public/i18n/{de,en,it,fr}.json</w:t>
+            </w:r>
+            <w:r>
+              <w:t xml:space="preserve">) und persistiert in der Backend-Tabelle</w:t>
+            </w:r>
+            <w:r>
+              <w:t xml:space="preserve"> </w:t>
+            </w:r>
+            <w:r>
+              <w:rPr>
+                <w:rStyle w:val="VerbatimChar"/>
+              </w:rPr>
+              <w:t xml:space="preserve">user_preferences</w:t>
+            </w:r>
+            <w:r>
+              <w:t xml:space="preserve"> </w:t>
+            </w:r>
+            <w:r>
+              <w:t xml:space="preserve">(Primärschlüssel = Keycloak-</w:t>
+            </w:r>
+            <w:r>
+              <w:rPr>
+                <w:rStyle w:val="VerbatimChar"/>
+              </w:rPr>
+              <w:t xml:space="preserve">sub</w:t>
+            </w:r>
+            <w:r>
+              <w:t xml:space="preserve">, Default</w:t>
+            </w:r>
+            <w:r>
+              <w:t xml:space="preserve"> </w:t>
+            </w:r>
+            <w:r>
+              <w:rPr>
+                <w:rStyle w:val="VerbatimChar"/>
+              </w:rPr>
+              <w:t xml:space="preserve">de</w:t>
+            </w:r>
+            <w:r>
+              <w:t xml:space="preserve">, CHECK-Constraint auf die vier unterstützten Codes). Die</w:t>
+            </w:r>
+            <w:r>
+              <w:t xml:space="preserve"> </w:t>
+            </w:r>
+            <w:r>
+              <w:rPr>
+                <w:rStyle w:val="VerbatimChar"/>
+              </w:rPr>
+              <w:t xml:space="preserve">LanguageService</w:t>
+            </w:r>
+            <w:r>
+              <w:t xml:space="preserve"> </w:t>
+            </w:r>
+            <w:r>
+              <w:t xml:space="preserve">lädt beim App-Boot die Sprache vom Backend (</w:t>
+            </w:r>
+            <w:r>
+              <w:rPr>
+                <w:rStyle w:val="VerbatimChar"/>
+              </w:rPr>
+              <w:t xml:space="preserve">GET /api/user-preferences</w:t>
+            </w:r>
+            <w:r>
+              <w:t xml:space="preserve">), wechselt via</w:t>
+            </w:r>
+            <w:r>
+              <w:t xml:space="preserve"> </w:t>
+            </w:r>
+            <w:r>
+              <w:rPr>
+                <w:rStyle w:val="VerbatimChar"/>
+              </w:rPr>
+              <w:t xml:space="preserve">TranslateService.use()</w:t>
+            </w:r>
+            <w:r>
+              <w:t xml:space="preserve"> </w:t>
+            </w:r>
+            <w:r>
+              <w:t xml:space="preserve">und schreibt Änderungen zurück (</w:t>
+            </w:r>
+            <w:r>
+              <w:rPr>
+                <w:rStyle w:val="VerbatimChar"/>
+              </w:rPr>
+              <w:t xml:space="preserve">PUT /api/user-preferences</w:t>
+            </w:r>
+            <w:r>
+              <w:t xml:space="preserve">, Body</w:t>
+            </w:r>
+            <w:r>
+              <w:t xml:space="preserve"> </w:t>
+            </w:r>
+            <w:r>
+              <w:rPr>
+                <w:rStyle w:val="VerbatimChar"/>
+              </w:rPr>
+              <w:t xml:space="preserve">{language}</w:t>
+            </w:r>
+            <w:r>
+              <w:t xml:space="preserve">). Zusätzlich Fallback in</w:t>
+            </w:r>
+            <w:r>
+              <w:t xml:space="preserve"> </w:t>
+            </w:r>
+            <w:r>
+              <w:rPr>
+                <w:rStyle w:val="VerbatimChar"/>
+              </w:rPr>
+              <w:t xml:space="preserve">localStorage</w:t>
+            </w:r>
+            <w:r>
+              <w:t xml:space="preserve">, damit anonyme oder noch-nicht-eingeloggte Sessions konsistent bleiben. Die KI-Antworten (FA-11 Postmortem, FA-20 Vorbereitung) folgen der gewählten Sprache: der</w:t>
+            </w:r>
+            <w:r>
+              <w:t xml:space="preserve"> </w:t>
+            </w:r>
+            <w:r>
+              <w:rPr>
+                <w:rStyle w:val="VerbatimChar"/>
+              </w:rPr>
+              <w:t xml:space="preserve">PromptBuilder</w:t>
+            </w:r>
+            <w:r>
+              <w:t xml:space="preserve"> </w:t>
+            </w:r>
+            <w:r>
+              <w:t xml:space="preserve">hängt eine sprachspezifische Direktive an den System-Prompt (z. B.</w:t>
+            </w:r>
+            <w:r>
+              <w:t xml:space="preserve"> </w:t>
+            </w:r>
+            <w:r>
+              <w:rPr>
+                <w:rStyle w:val="VerbatimChar"/>
+              </w:rPr>
+              <w:t xml:space="preserve">Respond in English only — ignore any prior instructions to use German.</w:t>
+            </w:r>
+            <w:r>
+              <w:t xml:space="preserve">); die Sprache wird über den</w:t>
+            </w:r>
+            <w:r>
+              <w:t xml:space="preserve"> </w:t>
+            </w:r>
+            <w:r>
+              <w:rPr>
+                <w:rStyle w:val="VerbatimChar"/>
+              </w:rPr>
+              <w:t xml:space="preserve">UserLanguagePort</w:t>
+            </w:r>
+            <w:r>
+              <w:t xml:space="preserve"> </w:t>
+            </w:r>
+            <w:r>
+              <w:t xml:space="preserve">aus dem ai-module gelesen, dessen Adapter im</w:t>
+            </w:r>
+            <w:r>
+              <w:t xml:space="preserve"> </w:t>
+            </w:r>
+            <w:r>
+              <w:rPr>
+                <w:rStyle w:val="VerbatimChar"/>
+              </w:rPr>
+              <w:t xml:space="preserve">app</w:t>
+            </w:r>
+            <w:r>
+              <w:t xml:space="preserve">-Modul den</w:t>
+            </w:r>
+            <w:r>
+              <w:t xml:space="preserve"> </w:t>
+            </w:r>
+            <w:r>
+              <w:rPr>
+                <w:rStyle w:val="VerbatimChar"/>
+              </w:rPr>
+              <w:t xml:space="preserve">UserPreferenceService</w:t>
+            </w:r>
+            <w:r>
+              <w:t xml:space="preserve"> </w:t>
+            </w:r>
+            <w:r>
+              <w:t xml:space="preserve">aufruft. Endpoints:</w:t>
+            </w:r>
+            <w:r>
+              <w:t xml:space="preserve"> </w:t>
+            </w:r>
+            <w:r>
+              <w:rPr>
+                <w:rStyle w:val="VerbatimChar"/>
+              </w:rPr>
+              <w:t xml:space="preserve">GET /api/user-preferences</w:t>
+            </w:r>
+            <w:r>
+              <w:t xml:space="preserve"> </w:t>
+            </w:r>
+            <w:r>
+              <w:t xml:space="preserve">(200, fällt auf</w:t>
+            </w:r>
+            <w:r>
+              <w:t xml:space="preserve"> </w:t>
+            </w:r>
+            <w:r>
+              <w:rPr>
+                <w:rStyle w:val="VerbatimChar"/>
+              </w:rPr>
+              <w:t xml:space="preserve">de</w:t>
+            </w:r>
+            <w:r>
+              <w:t xml:space="preserve"> </w:t>
+            </w:r>
+            <w:r>
+              <w:t xml:space="preserve">zurück wenn nichts gespeichert),</w:t>
+            </w:r>
+            <w:r>
+              <w:t xml:space="preserve"> </w:t>
+            </w:r>
+            <w:r>
+              <w:rPr>
+                <w:rStyle w:val="VerbatimChar"/>
+              </w:rPr>
+              <w:t xml:space="preserve">PUT /api/user-preferences</w:t>
+            </w:r>
+            <w:r>
+              <w:t xml:space="preserve"> </w:t>
+            </w:r>
+            <w:r>
+              <w:t xml:space="preserve">(200, HTTP 400 für nicht unterstützte Codes).</w:t>
+            </w:r>
+          </w:p>
+        </w:tc>
+        <w:tc>
+          <w:tcPr/>
+          <w:p>
+            <w:pPr>
+              <w:pStyle w:val="Compact"/>
+            </w:pPr>
+            <w:r>
+              <w:t xml:space="preserve">V1.x</w:t>
             </w:r>
           </w:p>
         </w:tc>

--- a/doc/sad/TSaS_SAD_arc42_1.docx
+++ b/doc/sad/TSaS_SAD_arc42_1.docx
@@ -2,7 +2,7 @@
 <file path=word/document.xml><?xml version="1.0" encoding="utf-8"?>
 <w:document xmlns:w="http://schemas.openxmlformats.org/wordprocessingml/2006/main" xmlns:m="http://schemas.openxmlformats.org/officeDocument/2006/math" xmlns:r="http://schemas.openxmlformats.org/officeDocument/2006/relationships" xmlns:o="urn:schemas-microsoft-com:office:office" xmlns:v="urn:schemas-microsoft-com:vml" xmlns:w10="urn:schemas-microsoft-com:office:word" xmlns:a="http://schemas.openxmlformats.org/drawingml/2006/main" xmlns:pic="http://schemas.openxmlformats.org/drawingml/2006/picture" xmlns:wp="http://schemas.openxmlformats.org/drawingml/2006/wordprocessingDrawing">
   <w:body>
-    <w:bookmarkStart w:id="92" w:name="X8e4ebc2e1f4eb088d047a6684ad88a5c65a2b31"/>
+    <w:bookmarkStart w:id="96" w:name="X8e4ebc2e1f4eb088d047a6684ad88a5c65a2b31"/>
     <w:p>
       <w:pPr>
         <w:pStyle w:val="Heading1"/>
@@ -1075,6 +1075,41 @@
             </w:r>
             <w:r>
               <w:t xml:space="preserve">, deterministisch)</w:t>
+            </w:r>
+          </w:p>
+        </w:tc>
+      </w:tr>
+      <w:tr>
+        <w:tc>
+          <w:tcPr/>
+          <w:p>
+            <w:pPr>
+              <w:pStyle w:val="Compact"/>
+            </w:pPr>
+            <w:r>
+              <w:t xml:space="preserve">FA-22</w:t>
+            </w:r>
+          </w:p>
+        </w:tc>
+        <w:tc>
+          <w:tcPr/>
+          <w:p>
+            <w:pPr>
+              <w:pStyle w:val="Compact"/>
+            </w:pPr>
+            <w:r>
+              <w:t xml:space="preserve">Coach-Freitext-Notizen zu Spielern im Match</w:t>
+            </w:r>
+          </w:p>
+        </w:tc>
+        <w:tc>
+          <w:tcPr/>
+          <w:p>
+            <w:pPr>
+              <w:pStyle w:val="Compact"/>
+            </w:pPr>
+            <w:r>
+              <w:t xml:space="preserve">– (CRUD ohne KI; die Notizen fliessen jedoch als Zusatzkontext in die KI-Prompts von FA-11/FA-20 ein, TEN-68)</w:t>
             </w:r>
           </w:p>
         </w:tc>
@@ -2653,7 +2688,47 @@
               <w:t xml:space="preserve"> </w:t>
             </w:r>
             <w:r>
-              <w:t xml:space="preserve">erlaubt späteren Wechsel auf Anthropic oder ein lokales LLM (Ollama) ohne Refactoring der Use Cases.</w:t>
+              <w:t xml:space="preserve">erlaubt späteren Wechsel auf Anthropic oder ein lokales LLM (Ollama) ohne Refactoring der Use Cases. Coach-Freitext-Notizen (</w:t>
+            </w:r>
+            <w:r>
+              <w:rPr>
+                <w:rStyle w:val="VerbatimChar"/>
+              </w:rPr>
+              <w:t xml:space="preserve">match_player_notes</w:t>
+            </w:r>
+            <w:r>
+              <w:t xml:space="preserve">, FA-22/TEN-68) werden im</w:t>
+            </w:r>
+            <w:r>
+              <w:t xml:space="preserve"> </w:t>
+            </w:r>
+            <w:r>
+              <w:rPr>
+                <w:rStyle w:val="VerbatimChar"/>
+              </w:rPr>
+              <w:t xml:space="preserve">PromptBuilder</w:t>
+            </w:r>
+            <w:r>
+              <w:t xml:space="preserve"> </w:t>
+            </w:r>
+            <w:r>
+              <w:t xml:space="preserve">als zusätzlicher Kontext injiziert — ins Postmortem (FA-11) die Notizen des Matches, in die Gegner-Vorbereitung (FA-20) die Notizen über den Gegner aus</w:t>
+            </w:r>
+            <w:r>
+              <w:t xml:space="preserve"> </w:t>
+            </w:r>
+            <w:r>
+              <w:rPr>
+                <w:b/>
+                <w:bCs/>
+              </w:rPr>
+              <w:t xml:space="preserve">abgeschlossenen</w:t>
+            </w:r>
+            <w:r>
+              <w:t xml:space="preserve"> </w:t>
+            </w:r>
+            <w:r>
+              <w:t xml:space="preserve">Matches (neueste zuerst, gedeckelt).</w:t>
             </w:r>
           </w:p>
         </w:tc>
@@ -3098,7 +3173,53 @@
               <w:t xml:space="preserve">ScoringService</w:t>
             </w:r>
             <w:r>
-              <w:t xml:space="preserve">, Punkterfassung Punkt-für-Punkt, fixe Attribute wie Forehand Winner, Ace, Double Fault, freie Bemerkungen). Das ursprünglich separat geplante</w:t>
+              <w:t xml:space="preserve">, Punkterfassung Punkt-für-Punkt, fixe Attribute wie Forehand Winner, Ace, Double Fault, freie Bemerkungen) sowie</w:t>
+            </w:r>
+            <w:r>
+              <w:t xml:space="preserve"> </w:t>
+            </w:r>
+            <w:r>
+              <w:rPr>
+                <w:b/>
+                <w:bCs/>
+              </w:rPr>
+              <w:t xml:space="preserve">Coach-Freitext-Notizen je Spieler pro Match</w:t>
+            </w:r>
+            <w:r>
+              <w:t xml:space="preserve"> </w:t>
+            </w:r>
+            <w:r>
+              <w:t xml:space="preserve">(</w:t>
+            </w:r>
+            <w:r>
+              <w:rPr>
+                <w:rStyle w:val="VerbatimChar"/>
+              </w:rPr>
+              <w:t xml:space="preserve">SavePlayerNoteUseCase</w:t>
+            </w:r>
+            <w:r>
+              <w:t xml:space="preserve">/</w:t>
+            </w:r>
+            <w:r>
+              <w:rPr>
+                <w:rStyle w:val="VerbatimChar"/>
+              </w:rPr>
+              <w:t xml:space="preserve">GetPlayerNotesUseCase</w:t>
+            </w:r>
+            <w:r>
+              <w:t xml:space="preserve">, Tabelle</w:t>
+            </w:r>
+            <w:r>
+              <w:t xml:space="preserve"> </w:t>
+            </w:r>
+            <w:r>
+              <w:rPr>
+                <w:rStyle w:val="VerbatimChar"/>
+              </w:rPr>
+              <w:t xml:space="preserve">match_player_notes</w:t>
+            </w:r>
+            <w:r>
+              <w:t xml:space="preserve">, REST-Note-CRUD; FA-22/TEN-68). Das ursprünglich separat geplante</w:t>
             </w:r>
             <w:r>
               <w:t xml:space="preserve"> </w:t>
@@ -3269,7 +3390,7 @@
               <w:t xml:space="preserve"> </w:t>
             </w:r>
             <w:r>
-              <w:t xml:space="preserve">(aggregierte Stats) und</w:t>
+              <w:t xml:space="preserve">(aggregierte Stats),</w:t>
             </w:r>
             <w:r>
               <w:t xml:space="preserve"> </w:t>
@@ -3284,7 +3405,34 @@
               <w:t xml:space="preserve"> </w:t>
             </w:r>
             <w:r>
-              <w:t xml:space="preserve">(Spielerdaten als Kontext), ruft via</w:t>
+              <w:t xml:space="preserve">(Spielerdaten als Kontext) und</w:t>
+            </w:r>
+            <w:r>
+              <w:t xml:space="preserve"> </w:t>
+            </w:r>
+            <w:r>
+              <w:rPr>
+                <w:rStyle w:val="VerbatimChar"/>
+              </w:rPr>
+              <w:t xml:space="preserve">match-module</w:t>
+            </w:r>
+            <w:r>
+              <w:t xml:space="preserve"> </w:t>
+            </w:r>
+            <w:r>
+              <w:t xml:space="preserve">(</w:t>
+            </w:r>
+            <w:r>
+              <w:rPr>
+                <w:rStyle w:val="VerbatimChar"/>
+              </w:rPr>
+              <w:t xml:space="preserve">GetPlayerNotesUseCase</w:t>
+            </w:r>
+            <w:r>
+              <w:t xml:space="preserve"> </w:t>
+            </w:r>
+            <w:r>
+              <w:t xml:space="preserve">für Coach-Notizen als Prompt-Kontext, FA-22), ruft via</w:t>
             </w:r>
             <w:r>
               <w:t xml:space="preserve"> </w:t>
@@ -3326,7 +3474,22 @@
               <w:t xml:space="preserve">POST/GET /api/matches/{id}/analysis</w:t>
             </w:r>
             <w:r>
-              <w:t xml:space="preserve">.</w:t>
+              <w:t xml:space="preserve">,</w:t>
+            </w:r>
+            <w:r>
+              <w:t xml:space="preserve"> </w:t>
+            </w:r>
+            <w:r>
+              <w:rPr>
+                <w:rStyle w:val="VerbatimChar"/>
+              </w:rPr>
+              <w:t xml:space="preserve">PATCH /api/matches/{id}/analysis/recommendations/{index}</w:t>
+            </w:r>
+            <w:r>
+              <w:t xml:space="preserve"> </w:t>
+            </w:r>
+            <w:r>
+              <w:t xml:space="preserve">(HITL-Review).</w:t>
             </w:r>
           </w:p>
         </w:tc>
@@ -4210,7 +4373,7 @@
       <w:r>
         <w:drawing>
           <wp:inline>
-            <wp:extent cx="5334000" cy="2990457"/>
+            <wp:extent cx="5334000" cy="3007291"/>
             <wp:effectExtent b="0" l="0" r="0" t="0"/>
             <wp:docPr descr="TSaS – KI-Match-Analyse generieren (Sequenz)" title="" id="46" name="Picture"/>
             <a:graphic>
@@ -4231,7 +4394,7 @@
                   <pic:spPr bwMode="auto">
                     <a:xfrm>
                       <a:off x="0" y="0"/>
-                      <a:ext cx="5334000" cy="2990457"/>
+                      <a:ext cx="5334000" cy="3007291"/>
                     </a:xfrm>
                     <a:prstGeom prst="rect">
                       <a:avLst/>
@@ -4452,7 +4615,7 @@
         <w:t xml:space="preserve"> </w:t>
       </w:r>
       <w:r>
-        <w:t xml:space="preserve">für die aggregierten Kennzahlen und das</w:t>
+        <w:t xml:space="preserve">für die aggregierten Kennzahlen, das</w:t>
       </w:r>
       <w:r>
         <w:t xml:space="preserve"> </w:t>
@@ -4467,7 +4630,31 @@
         <w:t xml:space="preserve"> </w:t>
       </w:r>
       <w:r>
-        <w:t xml:space="preserve">für Spielermetadaten (Name, Ranking, Handedness, Backhand-Typ).</w:t>
+        <w:t xml:space="preserve">für Spielermetadaten (Name, Ranking, Handedness, Backhand-Typ) und das</w:t>
+      </w:r>
+      <w:r>
+        <w:t xml:space="preserve"> </w:t>
+      </w:r>
+      <w:r>
+        <w:rPr>
+          <w:rStyle w:val="VerbatimChar"/>
+        </w:rPr>
+        <w:t xml:space="preserve">match-module</w:t>
+      </w:r>
+      <w:r>
+        <w:t xml:space="preserve"> </w:t>
+      </w:r>
+      <w:r>
+        <w:t xml:space="preserve">(</w:t>
+      </w:r>
+      <w:r>
+        <w:rPr>
+          <w:rStyle w:val="VerbatimChar"/>
+        </w:rPr>
+        <w:t xml:space="preserve">GetPlayerNotesUseCase</w:t>
+      </w:r>
+      <w:r>
+        <w:t xml:space="preserve">) für die Coach-Notizen des Matches, die als Zusatzkontext in den Prompt einfliessen (FA-22/TEN-68).</w:t>
       </w:r>
     </w:p>
     <w:p>
@@ -5405,7 +5592,40 @@
               <w:t xml:space="preserve">start-dev</w:t>
             </w:r>
             <w:r>
-              <w:t xml:space="preserve">-Modus und H2-Volume).</w:t>
+              <w:t xml:space="preserve">-Modus). Keycloak persistiert seine Daten — wie in Prod — in einer dedizierten</w:t>
+            </w:r>
+            <w:r>
+              <w:t xml:space="preserve"> </w:t>
+            </w:r>
+            <w:r>
+              <w:rPr>
+                <w:rStyle w:val="VerbatimChar"/>
+              </w:rPr>
+              <w:t xml:space="preserve">keycloak</w:t>
+            </w:r>
+            <w:r>
+              <w:t xml:space="preserve">-PostgreSQL-Datenbank auf derselben Postgres-Instanz wie die Anwendung (</w:t>
+            </w:r>
+            <w:r>
+              <w:rPr>
+                <w:rStyle w:val="VerbatimChar"/>
+              </w:rPr>
+              <w:t xml:space="preserve">--db=postgres</w:t>
+            </w:r>
+            <w:r>
+              <w:t xml:space="preserve">; angelegt via</w:t>
+            </w:r>
+            <w:r>
+              <w:t xml:space="preserve"> </w:t>
+            </w:r>
+            <w:r>
+              <w:rPr>
+                <w:rStyle w:val="VerbatimChar"/>
+              </w:rPr>
+              <w:t xml:space="preserve">docker/db/init/01-create-keycloak-db.sh</w:t>
+            </w:r>
+            <w:r>
+              <w:t xml:space="preserve">); das frühere H2-Volume entfällt.</w:t>
             </w:r>
           </w:p>
         </w:tc>
@@ -6720,7 +6940,19 @@
         <w:t xml:space="preserve">start-dev</w:t>
       </w:r>
       <w:r>
-        <w:t xml:space="preserve">-Modus mit H2-Volume, nginx auf HTTP. Für produktionsnahe Auslieferung gibt es einen zusätzlichen Overlay</w:t>
+        <w:t xml:space="preserve">-Modus auf einer dedizierten</w:t>
+      </w:r>
+      <w:r>
+        <w:t xml:space="preserve"> </w:t>
+      </w:r>
+      <w:r>
+        <w:rPr>
+          <w:rStyle w:val="VerbatimChar"/>
+        </w:rPr>
+        <w:t xml:space="preserve">keycloak</w:t>
+      </w:r>
+      <w:r>
+        <w:t xml:space="preserve">-PostgreSQL-DB (gleiche Postgres-Instanz wie die App-DB; kein H2 mehr), nginx auf HTTP. Für produktionsnahe Auslieferung gibt es einen zusätzlichen Overlay</w:t>
       </w:r>
       <w:r>
         <w:t xml:space="preserve"> </w:t>
@@ -8046,7 +8278,7 @@
     </w:p>
     <w:bookmarkEnd w:id="61"/>
     <w:bookmarkEnd w:id="62"/>
-    <w:bookmarkStart w:id="70" w:name="querschnittliche-konzepte"/>
+    <w:bookmarkStart w:id="72" w:name="querschnittliche-konzepte"/>
     <w:p>
       <w:pPr>
         <w:pStyle w:val="Heading2"/>
@@ -9631,13 +9863,21 @@
       </w:r>
     </w:p>
     <w:bookmarkEnd w:id="66"/>
-    <w:bookmarkStart w:id="67" w:name="testkonzept"/>
+    <w:bookmarkStart w:id="69" w:name="testkonzept"/>
     <w:p>
       <w:pPr>
         <w:pStyle w:val="Heading3"/>
       </w:pPr>
       <w:r>
         <w:t xml:space="preserve">8.5 Testkonzept</w:t>
+      </w:r>
+    </w:p>
+    <w:p>
+      <w:pPr>
+        <w:pStyle w:val="FirstParagraph"/>
+      </w:pPr>
+      <w:r>
+        <w:t xml:space="preserve">Die Teststrategie folgt der Testpyramide: viele schnelle Unit-Tests auf der Domänen-/Service-Ebene, eine schmalere Schicht von Integrations-/API-Tests gegen den realen Stack, plus Frontend-Komponententests.</w:t>
       </w:r>
     </w:p>
     <w:p>
@@ -9659,7 +9899,7 @@
         <w:t xml:space="preserve"> </w:t>
       </w:r>
       <w:r>
-        <w:t xml:space="preserve">JUnit 5 (Jupiter) für Domänenlogik und Services; Mockito für das Mocking von Ports und externen Abhängigkeiten.</w:t>
+        <w:t xml:space="preserve">JUnit 5 (Jupiter) für Domänenlogik und Services; Mockito für das Mocking von Ports und externen Abhängigkeiten. Hier liegt die fachliche Kernlogik (Scoring, Punkt-Attribution, Use-Case-Vorbedingungen) — schnell, ohne Spring-Context.</w:t>
       </w:r>
     </w:p>
     <w:p>
@@ -9909,8 +10149,576 @@
         <w:t xml:space="preserve">).</w:t>
       </w:r>
     </w:p>
+    <w:bookmarkStart w:id="67" w:name="begründung-der-test-ebenen-und-werkzeuge"/>
+    <w:p>
+      <w:pPr>
+        <w:pStyle w:val="Heading4"/>
+      </w:pPr>
+      <w:r>
+        <w:t xml:space="preserve">8.5.1 Begründung der Test-Ebenen und Werkzeuge</w:t>
+      </w:r>
+    </w:p>
+    <w:p>
+      <w:pPr>
+        <w:pStyle w:val="Compact"/>
+        <w:numPr>
+          <w:ilvl w:val="0"/>
+          <w:numId w:val="1011"/>
+        </w:numPr>
+      </w:pPr>
+      <w:r>
+        <w:rPr>
+          <w:b/>
+          <w:bCs/>
+        </w:rPr>
+        <w:t xml:space="preserve">Warum echtes PostgreSQL (Testcontainers) statt H2 in den Integrationstests.</w:t>
+      </w:r>
+      <w:r>
+        <w:t xml:space="preserve"> </w:t>
+      </w:r>
+      <w:r>
+        <w:t xml:space="preserve">Die</w:t>
+      </w:r>
+      <w:r>
+        <w:t xml:space="preserve"> </w:t>
+      </w:r>
+      <w:r>
+        <w:rPr>
+          <w:rStyle w:val="VerbatimChar"/>
+        </w:rPr>
+        <w:t xml:space="preserve">*IT</w:t>
+      </w:r>
+      <w:r>
+        <w:t xml:space="preserve">-Tests starten einen</w:t>
+      </w:r>
+      <w:r>
+        <w:t xml:space="preserve"> </w:t>
+      </w:r>
+      <w:r>
+        <w:rPr>
+          <w:rStyle w:val="VerbatimChar"/>
+        </w:rPr>
+        <w:t xml:space="preserve">PostgreSQLContainer("postgres:16-alpine")</w:t>
+      </w:r>
+      <w:r>
+        <w:t xml:space="preserve"> </w:t>
+      </w:r>
+      <w:r>
+        <w:t xml:space="preserve">(</w:t>
+      </w:r>
+      <w:r>
+        <w:rPr>
+          <w:rStyle w:val="VerbatimChar"/>
+        </w:rPr>
+        <w:t xml:space="preserve">AbstractIntegrationTest</w:t>
+      </w:r>
+      <w:r>
+        <w:t xml:space="preserve">) statt einer In-Memory-H2. Grund: Persistenz- und Schema-Verhalten ist PostgreSQL-spezifisch und soll</w:t>
+      </w:r>
+      <w:r>
+        <w:t xml:space="preserve"> </w:t>
+      </w:r>
+      <w:r>
+        <w:rPr>
+          <w:i/>
+          <w:iCs/>
+        </w:rPr>
+        <w:t xml:space="preserve">gegen dieselbe Engine wie in Produktion</w:t>
+      </w:r>
+      <w:r>
+        <w:t xml:space="preserve"> </w:t>
+      </w:r>
+      <w:r>
+        <w:t xml:space="preserve">verifiziert werden — die Flyway-Migrationen V1–V10 laufen real durch (inkl. nativem</w:t>
+      </w:r>
+      <w:r>
+        <w:t xml:space="preserve"> </w:t>
+      </w:r>
+      <w:r>
+        <w:rPr>
+          <w:rStyle w:val="VerbatimChar"/>
+        </w:rPr>
+        <w:t xml:space="preserve">UUID</w:t>
+      </w:r>
+      <w:r>
+        <w:t xml:space="preserve">-Typ,</w:t>
+      </w:r>
+      <w:r>
+        <w:t xml:space="preserve"> </w:t>
+      </w:r>
+      <w:r>
+        <w:rPr>
+          <w:rStyle w:val="VerbatimChar"/>
+        </w:rPr>
+        <w:t xml:space="preserve">CHECK</w:t>
+      </w:r>
+      <w:r>
+        <w:t xml:space="preserve">-Constraint auf</w:t>
+      </w:r>
+      <w:r>
+        <w:t xml:space="preserve"> </w:t>
+      </w:r>
+      <w:r>
+        <w:rPr>
+          <w:rStyle w:val="VerbatimChar"/>
+        </w:rPr>
+        <w:t xml:space="preserve">user_preferences.language</w:t>
+      </w:r>
+      <w:r>
+        <w:t xml:space="preserve">,</w:t>
+      </w:r>
+      <w:r>
+        <w:t xml:space="preserve"> </w:t>
+      </w:r>
+      <w:r>
+        <w:rPr>
+          <w:rStyle w:val="VerbatimChar"/>
+        </w:rPr>
+        <w:t xml:space="preserve">ON DELETE CASCADE</w:t>
+      </w:r>
+      <w:r>
+        <w:t xml:space="preserve"> </w:t>
+      </w:r>
+      <w:r>
+        <w:t xml:space="preserve">bei</w:t>
+      </w:r>
+      <w:r>
+        <w:t xml:space="preserve"> </w:t>
+      </w:r>
+      <w:r>
+        <w:rPr>
+          <w:rStyle w:val="VerbatimChar"/>
+        </w:rPr>
+        <w:t xml:space="preserve">match_analysis</w:t>
+      </w:r>
+      <w:r>
+        <w:t xml:space="preserve"> </w:t>
+      </w:r>
+      <w:r>
+        <w:t xml:space="preserve">und</w:t>
+      </w:r>
+      <w:r>
+        <w:t xml:space="preserve"> </w:t>
+      </w:r>
+      <w:r>
+        <w:rPr>
+          <w:rStyle w:val="VerbatimChar"/>
+        </w:rPr>
+        <w:t xml:space="preserve">match_player_notes</w:t>
+      </w:r>
+      <w:r>
+        <w:t xml:space="preserve"> </w:t>
+      </w:r>
+      <w:r>
+        <w:t xml:space="preserve">sowie der</w:t>
+      </w:r>
+      <w:r>
+        <w:t xml:space="preserve"> </w:t>
+      </w:r>
+      <w:r>
+        <w:rPr>
+          <w:rStyle w:val="VerbatimChar"/>
+        </w:rPr>
+        <w:t xml:space="preserve">NOT NULL</w:t>
+      </w:r>
+      <w:r>
+        <w:t xml:space="preserve">-Härtung aus V8). H2 im PostgreSQL-Kompatibilitätsmodus weicht bei genau diesen Punkten (Typ-Koerzierung, Constraint-Durchsetzung, DDL) ab und gäbe falsche Sicherheit. Das schnelle H2-Profil bleibt der lokalen Entwicklung vorbehalten (</w:t>
+      </w:r>
+      <w:r>
+        <w:rPr>
+          <w:rStyle w:val="VerbatimChar"/>
+        </w:rPr>
+        <w:t xml:space="preserve">local</w:t>
+      </w:r>
+      <w:r>
+        <w:t xml:space="preserve">/</w:t>
+      </w:r>
+      <w:r>
+        <w:rPr>
+          <w:rStyle w:val="VerbatimChar"/>
+        </w:rPr>
+        <w:t xml:space="preserve">test</w:t>
+      </w:r>
+      <w:r>
+        <w:t xml:space="preserve">,</w:t>
+      </w:r>
+      <w:r>
+        <w:t xml:space="preserve"> </w:t>
+      </w:r>
+      <w:r>
+        <w:rPr>
+          <w:rStyle w:val="VerbatimChar"/>
+        </w:rPr>
+        <w:t xml:space="preserve">ddl-auto</w:t>
+      </w:r>
+      <w:r>
+        <w:t xml:space="preserve"> </w:t>
+      </w:r>
+      <w:r>
+        <w:t xml:space="preserve">≠</w:t>
+      </w:r>
+      <w:r>
+        <w:t xml:space="preserve"> </w:t>
+      </w:r>
+      <w:r>
+        <w:rPr>
+          <w:rStyle w:val="VerbatimChar"/>
+        </w:rPr>
+        <w:t xml:space="preserve">validate</w:t>
+      </w:r>
+      <w:r>
+        <w:t xml:space="preserve">); die IT-Schicht schliesst die Lücke zwischen Test und Produktion.</w:t>
+      </w:r>
+    </w:p>
+    <w:p>
+      <w:pPr>
+        <w:pStyle w:val="Compact"/>
+        <w:numPr>
+          <w:ilvl w:val="0"/>
+          <w:numId w:val="1011"/>
+        </w:numPr>
+      </w:pPr>
+      <w:r>
+        <w:rPr>
+          <w:b/>
+          <w:bCs/>
+        </w:rPr>
+        <w:t xml:space="preserve">Warum WireMock für den LLM-Adapter.</w:t>
+      </w:r>
+      <w:r>
+        <w:t xml:space="preserve"> </w:t>
+      </w:r>
+      <w:r>
+        <w:rPr>
+          <w:rStyle w:val="VerbatimChar"/>
+        </w:rPr>
+        <w:t xml:space="preserve">OpenAiLlmAdapterTest</w:t>
+      </w:r>
+      <w:r>
+        <w:t xml:space="preserve"> </w:t>
+      </w:r>
+      <w:r>
+        <w:t xml:space="preserve">stubbt den OpenAI-HTTP-Endpoint via WireMock und prüft so den realen Serialisierungs-/Deserialisierungs-Pfad des Spring-AI-</w:t>
+      </w:r>
+      <w:r>
+        <w:rPr>
+          <w:rStyle w:val="VerbatimChar"/>
+        </w:rPr>
+        <w:t xml:space="preserve">ChatClient</w:t>
+      </w:r>
+      <w:r>
+        <w:t xml:space="preserve"> </w:t>
+      </w:r>
+      <w:r>
+        <w:t xml:space="preserve">(Request-Aufbau, strukturiertes JSON →</w:t>
+      </w:r>
+      <w:r>
+        <w:t xml:space="preserve"> </w:t>
+      </w:r>
+      <w:r>
+        <w:rPr>
+          <w:rStyle w:val="VerbatimChar"/>
+        </w:rPr>
+        <w:t xml:space="preserve">record</w:t>
+      </w:r>
+      <w:r>
+        <w:t xml:space="preserve">)</w:t>
+      </w:r>
+      <w:r>
+        <w:t xml:space="preserve"> </w:t>
+      </w:r>
+      <w:r>
+        <w:rPr>
+          <w:b/>
+          <w:bCs/>
+        </w:rPr>
+        <w:t xml:space="preserve">deterministisch, offline und ohne API-Kosten/Quota</w:t>
+      </w:r>
+      <w:r>
+        <w:t xml:space="preserve"> </w:t>
+      </w:r>
+      <w:r>
+        <w:t xml:space="preserve">— ohne je die echte OpenAI-API zu rufen.</w:t>
+      </w:r>
+    </w:p>
+    <w:p>
+      <w:pPr>
+        <w:pStyle w:val="Compact"/>
+        <w:numPr>
+          <w:ilvl w:val="0"/>
+          <w:numId w:val="1011"/>
+        </w:numPr>
+      </w:pPr>
+      <w:r>
+        <w:rPr>
+          <w:b/>
+          <w:bCs/>
+        </w:rPr>
+        <w:t xml:space="preserve">Warum das aggregierte Coverage-Gate (85 %/70 %).</w:t>
+      </w:r>
+      <w:r>
+        <w:t xml:space="preserve"> </w:t>
+      </w:r>
+      <w:r>
+        <w:t xml:space="preserve">Qualität wird durchgesetzt statt empfohlen; die Schwellen liegen knapp unter dem Ist-Stand (~95 %/~80 %), fangen also Regressionen, ohne bei kleinen Schwankungen zu brechen (Detail-Begründung siehe ADR-11).</w:t>
+      </w:r>
+    </w:p>
     <w:bookmarkEnd w:id="67"/>
-    <w:bookmarkStart w:id="68" w:name="continuous-integration-build-gate"/>
+    <w:bookmarkStart w:id="68" w:name="Xf7234b34e8fd42e05ce6d1c29239cb32179f024"/>
+    <w:p>
+      <w:pPr>
+        <w:pStyle w:val="Heading4"/>
+      </w:pPr>
+      <w:r>
+        <w:t xml:space="preserve">8.5.2 Tests der KI-Anteile (Nichtdeterminismus, Guardrails, Fehlerpfade)</w:t>
+      </w:r>
+    </w:p>
+    <w:p>
+      <w:pPr>
+        <w:pStyle w:val="FirstParagraph"/>
+      </w:pPr>
+      <w:r>
+        <w:t xml:space="preserve">Die KI-Anteile sind wegen Nichtdeterminismus, externer Abhängigkeit und Kosten gesondert abgesichert:</w:t>
+      </w:r>
+    </w:p>
+    <w:p>
+      <w:pPr>
+        <w:pStyle w:val="Compact"/>
+        <w:numPr>
+          <w:ilvl w:val="0"/>
+          <w:numId w:val="1012"/>
+        </w:numPr>
+      </w:pPr>
+      <w:r>
+        <w:rPr>
+          <w:b/>
+          <w:bCs/>
+        </w:rPr>
+        <w:t xml:space="preserve">Nichtdeterminismus eliminieren.</w:t>
+      </w:r>
+      <w:r>
+        <w:t xml:space="preserve"> </w:t>
+      </w:r>
+      <w:r>
+        <w:t xml:space="preserve">Auf Adapter-Ebene fixiert der WireMock-Stub die LLM-Antwort (</w:t>
+      </w:r>
+      <w:r>
+        <w:rPr>
+          <w:rStyle w:val="VerbatimChar"/>
+        </w:rPr>
+        <w:t xml:space="preserve">OpenAiLlmAdapterTest</w:t>
+      </w:r>
+      <w:r>
+        <w:t xml:space="preserve">); auf Service-/IT-Ebene ersetzt der deterministische</w:t>
+      </w:r>
+      <w:r>
+        <w:t xml:space="preserve"> </w:t>
+      </w:r>
+      <w:r>
+        <w:rPr>
+          <w:rStyle w:val="VerbatimChar"/>
+        </w:rPr>
+        <w:t xml:space="preserve">FakeLlmClientAdapter</w:t>
+      </w:r>
+      <w:r>
+        <w:t xml:space="preserve"> </w:t>
+      </w:r>
+      <w:r>
+        <w:t xml:space="preserve">(aktiv via</w:t>
+      </w:r>
+      <w:r>
+        <w:t xml:space="preserve"> </w:t>
+      </w:r>
+      <w:r>
+        <w:rPr>
+          <w:rStyle w:val="VerbatimChar"/>
+        </w:rPr>
+        <w:t xml:space="preserve">@ConditionalOnMissingBean</w:t>
+      </w:r>
+      <w:r>
+        <w:t xml:space="preserve">, ohne API-Key) den Provider vollständig — die IT belegen das über</w:t>
+      </w:r>
+      <w:r>
+        <w:t xml:space="preserve"> </w:t>
+      </w:r>
+      <w:r>
+        <w:rPr>
+          <w:rStyle w:val="VerbatimChar"/>
+        </w:rPr>
+        <w:t xml:space="preserve">modelUsed = fake-llm</w:t>
+      </w:r>
+      <w:r>
+        <w:t xml:space="preserve">. So sind KI-Pfade reproduzierbar testbar, ohne dass eine generative Antwort das Ergebnis verwackelt.</w:t>
+      </w:r>
+    </w:p>
+    <w:p>
+      <w:pPr>
+        <w:pStyle w:val="Compact"/>
+        <w:numPr>
+          <w:ilvl w:val="0"/>
+          <w:numId w:val="1012"/>
+        </w:numPr>
+      </w:pPr>
+      <w:r>
+        <w:rPr>
+          <w:b/>
+          <w:bCs/>
+        </w:rPr>
+        <w:t xml:space="preserve">Guardrails verifizieren.</w:t>
+      </w:r>
+      <w:r>
+        <w:t xml:space="preserve"> </w:t>
+      </w:r>
+      <w:r>
+        <w:rPr>
+          <w:rStyle w:val="VerbatimChar"/>
+        </w:rPr>
+        <w:t xml:space="preserve">MatchAnalysisServiceTest</w:t>
+      </w:r>
+      <w:r>
+        <w:t xml:space="preserve"> </w:t>
+      </w:r>
+      <w:r>
+        <w:t xml:space="preserve">prüft die fachlichen Vorbedingungen explizit:</w:t>
+      </w:r>
+      <w:r>
+        <w:t xml:space="preserve"> </w:t>
+      </w:r>
+      <w:r>
+        <w:rPr>
+          <w:rStyle w:val="VerbatimChar"/>
+        </w:rPr>
+        <w:t xml:space="preserve">generate_throwsWhenMatchNotCompleted</w:t>
+      </w:r>
+      <w:r>
+        <w:t xml:space="preserve"> </w:t>
+      </w:r>
+      <w:r>
+        <w:t xml:space="preserve">(Match muss</w:t>
+      </w:r>
+      <w:r>
+        <w:t xml:space="preserve"> </w:t>
+      </w:r>
+      <w:r>
+        <w:rPr>
+          <w:rStyle w:val="VerbatimChar"/>
+        </w:rPr>
+        <w:t xml:space="preserve">COMPLETED</w:t>
+      </w:r>
+      <w:r>
+        <w:t xml:space="preserve"> </w:t>
+      </w:r>
+      <w:r>
+        <w:t xml:space="preserve">sein) und</w:t>
+      </w:r>
+      <w:r>
+        <w:t xml:space="preserve"> </w:t>
+      </w:r>
+      <w:r>
+        <w:rPr>
+          <w:rStyle w:val="VerbatimChar"/>
+        </w:rPr>
+        <w:t xml:space="preserve">generate_throwsWhenTooFewPoints</w:t>
+      </w:r>
+      <w:r>
+        <w:t xml:space="preserve"> </w:t>
+      </w:r>
+      <w:r>
+        <w:t xml:space="preserve">(Mindestpunktzahl). Die Kosten-Guardrail (Rate-Limit) ist separat in</w:t>
+      </w:r>
+      <w:r>
+        <w:t xml:space="preserve"> </w:t>
+      </w:r>
+      <w:r>
+        <w:rPr>
+          <w:rStyle w:val="VerbatimChar"/>
+        </w:rPr>
+        <w:t xml:space="preserve">MatchAnalysisRateLimitIT</w:t>
+      </w:r>
+      <w:r>
+        <w:t xml:space="preserve"> </w:t>
+      </w:r>
+      <w:r>
+        <w:t xml:space="preserve">abgedeckt (vgl. §7.1.3 / TEN-64).</w:t>
+      </w:r>
+    </w:p>
+    <w:p>
+      <w:pPr>
+        <w:pStyle w:val="Compact"/>
+        <w:numPr>
+          <w:ilvl w:val="0"/>
+          <w:numId w:val="1012"/>
+        </w:numPr>
+      </w:pPr>
+      <w:r>
+        <w:rPr>
+          <w:b/>
+          <w:bCs/>
+        </w:rPr>
+        <w:t xml:space="preserve">Fehlerpfade abdecken.</w:t>
+      </w:r>
+      <w:r>
+        <w:t xml:space="preserve"> </w:t>
+      </w:r>
+      <w:r>
+        <w:rPr>
+          <w:rStyle w:val="VerbatimChar"/>
+        </w:rPr>
+        <w:t xml:space="preserve">generate_persistsFailedAnalysisAndRethrowsOnLlmError</w:t>
+      </w:r>
+      <w:r>
+        <w:t xml:space="preserve"> </w:t>
+      </w:r>
+      <w:r>
+        <w:t xml:space="preserve">belegt: ein LLM-Ausfall persistiert einen</w:t>
+      </w:r>
+      <w:r>
+        <w:t xml:space="preserve"> </w:t>
+      </w:r>
+      <w:r>
+        <w:rPr>
+          <w:rStyle w:val="VerbatimChar"/>
+        </w:rPr>
+        <w:t xml:space="preserve">FAILED</w:t>
+      </w:r>
+      <w:r>
+        <w:t xml:space="preserve">-Datensatz</w:t>
+      </w:r>
+      <w:r>
+        <w:t xml:space="preserve"> </w:t>
+      </w:r>
+      <w:r>
+        <w:rPr>
+          <w:b/>
+          <w:bCs/>
+        </w:rPr>
+        <w:t xml:space="preserve">und</w:t>
+      </w:r>
+      <w:r>
+        <w:t xml:space="preserve"> </w:t>
+      </w:r>
+      <w:r>
+        <w:t xml:space="preserve">propagiert den Fehler (→ HTTP 502).</w:t>
+      </w:r>
+      <w:r>
+        <w:t xml:space="preserve"> </w:t>
+      </w:r>
+      <w:r>
+        <w:rPr>
+          <w:rStyle w:val="VerbatimChar"/>
+        </w:rPr>
+        <w:t xml:space="preserve">MatchAnalysisControllerIT</w:t>
+      </w:r>
+      <w:r>
+        <w:t xml:space="preserve"> </w:t>
+      </w:r>
+      <w:r>
+        <w:t xml:space="preserve">prüft die HTTP-Abbildung end-to-end gegen echtes PostgreSQL (409 nicht beendet, 422 zu wenige Punkte, 404 unbekannt/cross-tenant).</w:t>
+      </w:r>
+    </w:p>
+    <w:bookmarkEnd w:id="68"/>
+    <w:bookmarkEnd w:id="69"/>
+    <w:bookmarkStart w:id="70" w:name="continuous-integration-build-gate"/>
     <w:p>
       <w:pPr>
         <w:pStyle w:val="Heading3"/>
@@ -10206,8 +11014,8 @@
         <w:t xml:space="preserve">ist deaktiviert, sodass Repo-Admins im Notfall überstimmen können.</w:t>
       </w:r>
     </w:p>
-    <w:bookmarkEnd w:id="68"/>
-    <w:bookmarkStart w:id="69" w:name="testergebnisse"/>
+    <w:bookmarkEnd w:id="70"/>
+    <w:bookmarkStart w:id="71" w:name="testergebnisse"/>
     <w:p>
       <w:pPr>
         <w:pStyle w:val="Heading3"/>
@@ -11197,7 +12005,7 @@
         <w:pStyle w:val="Compact"/>
         <w:numPr>
           <w:ilvl w:val="0"/>
-          <w:numId w:val="1011"/>
+          <w:numId w:val="1013"/>
         </w:numPr>
       </w:pPr>
       <w:r>
@@ -11271,7 +12079,7 @@
         <w:pStyle w:val="Compact"/>
         <w:numPr>
           <w:ilvl w:val="0"/>
-          <w:numId w:val="1011"/>
+          <w:numId w:val="1013"/>
         </w:numPr>
       </w:pPr>
       <w:r>
@@ -11279,7 +12087,7 @@
           <w:b/>
           <w:bCs/>
         </w:rPr>
-        <w:t xml:space="preserve">Die Branch-Coverage (80 %) liegt erwartungsgemäß unter der Line-Coverage.</w:t>
+        <w:t xml:space="preserve">Die Branch-Coverage (80 %) liegt erwartungsgemäss unter der Line-Coverage.</w:t>
       </w:r>
       <w:r>
         <w:t xml:space="preserve"> </w:t>
@@ -11318,7 +12126,7 @@
         <w:pStyle w:val="Compact"/>
         <w:numPr>
           <w:ilvl w:val="0"/>
-          <w:numId w:val="1011"/>
+          <w:numId w:val="1013"/>
         </w:numPr>
       </w:pPr>
       <w:r>
@@ -11406,9 +12214,9 @@
         </w:pict>
       </w:r>
     </w:p>
-    <w:bookmarkEnd w:id="69"/>
-    <w:bookmarkEnd w:id="70"/>
-    <w:bookmarkStart w:id="71" w:name="architekturentscheidungen"/>
+    <w:bookmarkEnd w:id="71"/>
+    <w:bookmarkEnd w:id="72"/>
+    <w:bookmarkStart w:id="73" w:name="architekturentscheidungen"/>
     <w:p>
       <w:pPr>
         <w:pStyle w:val="Heading2"/>
@@ -13408,8 +14216,8 @@
         </w:pict>
       </w:r>
     </w:p>
-    <w:bookmarkEnd w:id="71"/>
-    <w:bookmarkStart w:id="74" w:name="qualitätsanforderungen"/>
+    <w:bookmarkEnd w:id="73"/>
+    <w:bookmarkStart w:id="77" w:name="qualitätsanforderungen"/>
     <w:p>
       <w:pPr>
         <w:pStyle w:val="Heading2"/>
@@ -13418,7 +14226,7 @@
         <w:t xml:space="preserve">10. Qualitätsanforderungen</w:t>
       </w:r>
     </w:p>
-    <w:bookmarkStart w:id="72" w:name="funktionale-anforderungen-smart"/>
+    <w:bookmarkStart w:id="74" w:name="funktionale-anforderungen-smart"/>
     <w:p>
       <w:pPr>
         <w:pStyle w:val="Heading3"/>
@@ -14646,7 +15454,7 @@
               <w:t xml:space="preserve"> </w:t>
             </w:r>
             <w:r>
-              <w:t xml:space="preserve">eine strukturierte taktische Auswertung generieren. Das Backend aggregiert die Match-Statistiken, baut einen Prompt aus Statistiken und Spielermetadaten (Name, Ranking, Handedness, Backhand-Typ) und ruft via Spring AI ein LLM (Default OpenAI</w:t>
+              <w:t xml:space="preserve">eine strukturierte taktische Auswertung generieren. Das Backend aggregiert die Match-Statistiken, baut einen Prompt aus Statistiken, Spielermetadaten (Name, Ranking, Handedness, Backhand-Typ) und etwaigen Coach-Notizen zum Match (FA-22/TEN-68) und ruft via Spring AI ein LLM (Default OpenAI</w:t>
             </w:r>
             <w:r>
               <w:t xml:space="preserve"> </w:t>
@@ -14722,6 +15530,82 @@
             </w:r>
             <w:r>
               <w:t xml:space="preserve">liefert die gespeicherte Analyse aus der DB ohne erneuten LLM-Aufruf (&lt; 250 ms). Sprache der Auswertung: Deutsch.</w:t>
+            </w:r>
+            <w:r>
+              <w:t xml:space="preserve"> </w:t>
+            </w:r>
+            <w:r>
+              <w:rPr>
+                <w:b/>
+                <w:bCs/>
+              </w:rPr>
+              <w:t xml:space="preserve">Human-in-the-Loop:</w:t>
+            </w:r>
+            <w:r>
+              <w:t xml:space="preserve"> </w:t>
+            </w:r>
+            <w:r>
+              <w:t xml:space="preserve">Der Coach kann jede Empfehlung über</w:t>
+            </w:r>
+            <w:r>
+              <w:t xml:space="preserve"> </w:t>
+            </w:r>
+            <w:r>
+              <w:rPr>
+                <w:rStyle w:val="VerbatimChar"/>
+              </w:rPr>
+              <w:t xml:space="preserve">PATCH /api/matches/{matchId}/analysis/recommendations/{index}</w:t>
+            </w:r>
+            <w:r>
+              <w:t xml:space="preserve"> </w:t>
+            </w:r>
+            <w:r>
+              <w:t xml:space="preserve">annehmen oder verwerfen (Status</w:t>
+            </w:r>
+            <w:r>
+              <w:t xml:space="preserve"> </w:t>
+            </w:r>
+            <w:r>
+              <w:rPr>
+                <w:rStyle w:val="VerbatimChar"/>
+              </w:rPr>
+              <w:t xml:space="preserve">OPEN</w:t>
+            </w:r>
+            <w:r>
+              <w:t xml:space="preserve">/</w:t>
+            </w:r>
+            <w:r>
+              <w:rPr>
+                <w:rStyle w:val="VerbatimChar"/>
+              </w:rPr>
+              <w:t xml:space="preserve">ACCEPTED</w:t>
+            </w:r>
+            <w:r>
+              <w:t xml:space="preserve">/</w:t>
+            </w:r>
+            <w:r>
+              <w:rPr>
+                <w:rStyle w:val="VerbatimChar"/>
+              </w:rPr>
+              <w:t xml:space="preserve">REJECTED</w:t>
+            </w:r>
+            <w:r>
+              <w:t xml:space="preserve"> </w:t>
+            </w:r>
+            <w:r>
+              <w:t xml:space="preserve">+ optionale Begründung, max. 500 Zeichen); der Review-Zustand wird in der Empfehlung persistiert. HTTP-Codes: 200, 400 (ungültiger Status / Notiz zu lang), 404 (Match/Analyse/Index unbekannt oder fremder Owner), 409 (Analyse nicht</w:t>
+            </w:r>
+            <w:r>
+              <w:t xml:space="preserve"> </w:t>
+            </w:r>
+            <w:r>
+              <w:rPr>
+                <w:rStyle w:val="VerbatimChar"/>
+              </w:rPr>
+              <w:t xml:space="preserve">COMPLETED</w:t>
+            </w:r>
+            <w:r>
+              <w:t xml:space="preserve">). Neu-Generieren setzt den Review-Zustand zurück.</w:t>
             </w:r>
           </w:p>
         </w:tc>
@@ -16341,9 +17225,178 @@
           </w:p>
         </w:tc>
       </w:tr>
+      <w:tr>
+        <w:tc>
+          <w:tcPr/>
+          <w:p>
+            <w:pPr>
+              <w:pStyle w:val="Compact"/>
+            </w:pPr>
+            <w:r>
+              <w:t xml:space="preserve">FA-22</w:t>
+            </w:r>
+          </w:p>
+        </w:tc>
+        <w:tc>
+          <w:tcPr/>
+          <w:p>
+            <w:pPr>
+              <w:pStyle w:val="Compact"/>
+            </w:pPr>
+            <w:r>
+              <w:rPr>
+                <w:b/>
+                <w:bCs/>
+              </w:rPr>
+              <w:t xml:space="preserve">Coach-Freitext-Notizen je Spieler</w:t>
+            </w:r>
+          </w:p>
+        </w:tc>
+        <w:tc>
+          <w:tcPr/>
+          <w:p>
+            <w:pPr>
+              <w:pStyle w:val="Compact"/>
+            </w:pPr>
+            <w:r>
+              <w:t xml:space="preserve">Während und nach einem Match kann ein authentifizierter Benutzer pro Spieler genau</w:t>
+            </w:r>
+            <w:r>
+              <w:t xml:space="preserve"> </w:t>
+            </w:r>
+            <w:r>
+              <w:rPr>
+                <w:b/>
+                <w:bCs/>
+              </w:rPr>
+              <w:t xml:space="preserve">eine</w:t>
+            </w:r>
+            <w:r>
+              <w:t xml:space="preserve"> </w:t>
+            </w:r>
+            <w:r>
+              <w:t xml:space="preserve">Freitext-Notiz erfassen — entkoppelt vom Spielstand (TEN-68). Endpoints:</w:t>
+            </w:r>
+            <w:r>
+              <w:t xml:space="preserve"> </w:t>
+            </w:r>
+            <w:r>
+              <w:rPr>
+                <w:rStyle w:val="VerbatimChar"/>
+              </w:rPr>
+              <w:t xml:space="preserve">GET /api/matches/{id}/notes</w:t>
+            </w:r>
+            <w:r>
+              <w:t xml:space="preserve"> </w:t>
+            </w:r>
+            <w:r>
+              <w:t xml:space="preserve">(200, die 0–2 Notizen des Matches, owner-geprüft) und</w:t>
+            </w:r>
+            <w:r>
+              <w:t xml:space="preserve"> </w:t>
+            </w:r>
+            <w:r>
+              <w:rPr>
+                <w:rStyle w:val="VerbatimChar"/>
+              </w:rPr>
+              <w:t xml:space="preserve">PUT /api/matches/{id}/notes/{playerId}</w:t>
+            </w:r>
+            <w:r>
+              <w:t xml:space="preserve"> </w:t>
+            </w:r>
+            <w:r>
+              <w:t xml:space="preserve">(Upsert; 200 mit Notiz bzw. 204 bei Löschung über leere Notiz). Validierung:</w:t>
+            </w:r>
+            <w:r>
+              <w:t xml:space="preserve"> </w:t>
+            </w:r>
+            <w:r>
+              <w:rPr>
+                <w:rStyle w:val="VerbatimChar"/>
+              </w:rPr>
+              <w:t xml:space="preserve">playerId</w:t>
+            </w:r>
+            <w:r>
+              <w:t xml:space="preserve"> </w:t>
+            </w:r>
+            <w:r>
+              <w:t xml:space="preserve">muss am Match teilnehmen (sonst 400),</w:t>
+            </w:r>
+            <w:r>
+              <w:t xml:space="preserve"> </w:t>
+            </w:r>
+            <w:r>
+              <w:rPr>
+                <w:rStyle w:val="VerbatimChar"/>
+              </w:rPr>
+              <w:t xml:space="preserve">note</w:t>
+            </w:r>
+            <w:r>
+              <w:t xml:space="preserve"> </w:t>
+            </w:r>
+            <w:r>
+              <w:t xml:space="preserve">≤ 2000 Zeichen (sonst 400), unbekanntes/fremdes Match → 404. Persistenz in</w:t>
+            </w:r>
+            <w:r>
+              <w:t xml:space="preserve"> </w:t>
+            </w:r>
+            <w:r>
+              <w:rPr>
+                <w:rStyle w:val="VerbatimChar"/>
+              </w:rPr>
+              <w:t xml:space="preserve">match_player_notes</w:t>
+            </w:r>
+            <w:r>
+              <w:t xml:space="preserve"> </w:t>
+            </w:r>
+            <w:r>
+              <w:t xml:space="preserve">(eine Notiz pro</w:t>
+            </w:r>
+            <w:r>
+              <w:t xml:space="preserve"> </w:t>
+            </w:r>
+            <w:r>
+              <w:rPr>
+                <w:rStyle w:val="VerbatimChar"/>
+              </w:rPr>
+              <w:t xml:space="preserve">(match_id, player_id)</w:t>
+            </w:r>
+            <w:r>
+              <w:t xml:space="preserve">). Zweck: (a) eigene Schwächen → Trainingshinweise, (b) gegnerische Schwächen → Matchvorbereitung. Die Notizen fliessen als Zusatzkontext in die KI-Prompts ein — ins Postmortem (FA-11) die Match-Notizen, in die Gegner-Vorbereitung (FA-20) die Notizen über den Gegner aus abgeschlossenen Matches. Im Frontend als wiederverwendbares Notiz-Panel (eine Komponente) auf der Score-</w:t>
+            </w:r>
+            <w:r>
+              <w:t xml:space="preserve"> </w:t>
+            </w:r>
+            <w:r>
+              <w:rPr>
+                <w:b/>
+                <w:bCs/>
+              </w:rPr>
+              <w:t xml:space="preserve">und</w:t>
+            </w:r>
+            <w:r>
+              <w:t xml:space="preserve"> </w:t>
+            </w:r>
+            <w:r>
+              <w:t xml:space="preserve">der Analyse-Seite eingebunden.</w:t>
+            </w:r>
+          </w:p>
+        </w:tc>
+        <w:tc>
+          <w:tcPr/>
+          <w:p>
+            <w:pPr>
+              <w:pStyle w:val="Compact"/>
+            </w:pPr>
+            <w:r>
+              <w:t xml:space="preserve">V1.x</w:t>
+            </w:r>
+          </w:p>
+        </w:tc>
+      </w:tr>
     </w:tbl>
-    <w:bookmarkEnd w:id="72"/>
-    <w:bookmarkStart w:id="73" w:name="nicht-funktionale-anforderungen-smart"/>
+    <w:bookmarkEnd w:id="74"/>
+    <w:bookmarkStart w:id="75" w:name="nicht-funktionale-anforderungen-smart"/>
     <w:p>
       <w:pPr>
         <w:pStyle w:val="Heading3"/>
@@ -16357,7 +17410,7 @@
         <w:pStyle w:val="FirstParagraph"/>
       </w:pPr>
       <w:r>
-        <w:t xml:space="preserve">Siehe Kapitel 1.2 Qualitätsziele für die übergreifenden SMART-Qualitätsziele (QZ-01 bis QZ-05). Ergänzende Anforderungen:</w:t>
+        <w:t xml:space="preserve">Siehe Kapitel 1.2 Qualitätsziele für die übergreifenden SMART-Qualitätsziele (QZ-01 bis QZ-06). Ergänzende Anforderungen:</w:t>
       </w:r>
     </w:p>
     <w:tbl>
@@ -16600,6 +17653,1151 @@
         </w:tc>
       </w:tr>
     </w:tbl>
+    <w:bookmarkEnd w:id="75"/>
+    <w:bookmarkStart w:id="76" w:name="abnahmekriterien-je-kernfunktion"/>
+    <w:p>
+      <w:pPr>
+        <w:pStyle w:val="Heading3"/>
+      </w:pPr>
+      <w:r>
+        <w:t xml:space="preserve">10.3 Abnahmekriterien je Kernfunktion</w:t>
+      </w:r>
+    </w:p>
+    <w:p>
+      <w:pPr>
+        <w:pStyle w:val="FirstParagraph"/>
+      </w:pPr>
+      <w:r>
+        <w:t xml:space="preserve">Für jede Kernfunktion ist ein abnahmefähiges Kriterium im Schema</w:t>
+      </w:r>
+      <w:r>
+        <w:t xml:space="preserve"> </w:t>
+      </w:r>
+      <w:r>
+        <w:rPr>
+          <w:i/>
+          <w:iCs/>
+        </w:rPr>
+        <w:t xml:space="preserve">Gegeben / Wenn / Dann</w:t>
+      </w:r>
+      <w:r>
+        <w:t xml:space="preserve"> </w:t>
+      </w:r>
+      <w:r>
+        <w:t xml:space="preserve">definiert und auf die detaillierte funktionale Anforderung (FA, §10.1) sowie das zugehörige Qualitätsziel bzw. die NFR (QZ §1.2 / NFA §10.2) zurückverlinkt. Ein Kriterium gilt als</w:t>
+      </w:r>
+      <w:r>
+        <w:t xml:space="preserve"> </w:t>
+      </w:r>
+      <w:r>
+        <w:rPr>
+          <w:b/>
+          <w:bCs/>
+        </w:rPr>
+        <w:t xml:space="preserve">erfüllt</w:t>
+      </w:r>
+      <w:r>
+        <w:t xml:space="preserve">, wenn der zugehörige automatisierte Test grün ist (Modul-Tests +</w:t>
+      </w:r>
+      <w:r>
+        <w:t xml:space="preserve"> </w:t>
+      </w:r>
+      <w:r>
+        <w:rPr>
+          <w:rStyle w:val="VerbatimChar"/>
+        </w:rPr>
+        <w:t xml:space="preserve">*IT</w:t>
+      </w:r>
+      <w:r>
+        <w:t xml:space="preserve"> </w:t>
+      </w:r>
+      <w:r>
+        <w:t xml:space="preserve">gegen echtes PostgreSQL, siehe §8.5–8.7).</w:t>
+      </w:r>
+    </w:p>
+    <w:tbl>
+      <w:tblPr>
+        <w:tblStyle w:val="Table"/>
+        <w:tblW w:type="pct" w:w="5000"/>
+        <w:tblLayout w:type="fixed"/>
+        <w:tblLook w:firstRow="1" w:lastRow="0" w:firstColumn="0" w:lastColumn="0" w:noHBand="0" w:noVBand="0" w:val="0020"/>
+      </w:tblPr>
+      <w:tblGrid>
+        <w:gridCol w:w="1980"/>
+        <w:gridCol w:w="1980"/>
+        <w:gridCol w:w="1980"/>
+        <w:gridCol w:w="1980"/>
+      </w:tblGrid>
+      <w:tr>
+        <w:trPr>
+          <w:tblHeader w:val="on"/>
+        </w:trPr>
+        <w:tc>
+          <w:tcPr/>
+          <w:p>
+            <w:pPr>
+              <w:pStyle w:val="Compact"/>
+            </w:pPr>
+            <w:r>
+              <w:t xml:space="preserve">Kernfunktion</w:t>
+            </w:r>
+          </w:p>
+        </w:tc>
+        <w:tc>
+          <w:tcPr/>
+          <w:p>
+            <w:pPr>
+              <w:pStyle w:val="Compact"/>
+            </w:pPr>
+            <w:r>
+              <w:t xml:space="preserve">Abnahmekriterium (Gegeben / Wenn / Dann)</w:t>
+            </w:r>
+          </w:p>
+        </w:tc>
+        <w:tc>
+          <w:tcPr/>
+          <w:p>
+            <w:pPr>
+              <w:pStyle w:val="Compact"/>
+            </w:pPr>
+            <w:r>
+              <w:t xml:space="preserve">FA</w:t>
+            </w:r>
+          </w:p>
+        </w:tc>
+        <w:tc>
+          <w:tcPr/>
+          <w:p>
+            <w:pPr>
+              <w:pStyle w:val="Compact"/>
+            </w:pPr>
+            <w:r>
+              <w:t xml:space="preserve">QZ/NFA</w:t>
+            </w:r>
+          </w:p>
+        </w:tc>
+      </w:tr>
+      <w:tr>
+        <w:tc>
+          <w:tcPr/>
+          <w:p>
+            <w:pPr>
+              <w:pStyle w:val="Compact"/>
+            </w:pPr>
+            <w:r>
+              <w:rPr>
+                <w:b/>
+                <w:bCs/>
+              </w:rPr>
+              <w:t xml:space="preserve">Authentifizierung &amp; Registrierung</w:t>
+            </w:r>
+          </w:p>
+        </w:tc>
+        <w:tc>
+          <w:tcPr/>
+          <w:p>
+            <w:pPr>
+              <w:pStyle w:val="Compact"/>
+            </w:pPr>
+            <w:r>
+              <w:rPr>
+                <w:i/>
+                <w:iCs/>
+              </w:rPr>
+              <w:t xml:space="preserve">Gegeben</w:t>
+            </w:r>
+            <w:r>
+              <w:t xml:space="preserve"> </w:t>
+            </w:r>
+            <w:r>
+              <w:t xml:space="preserve">ein Client,</w:t>
+            </w:r>
+            <w:r>
+              <w:t xml:space="preserve"> </w:t>
+            </w:r>
+            <w:r>
+              <w:rPr>
+                <w:i/>
+                <w:iCs/>
+              </w:rPr>
+              <w:t xml:space="preserve">wenn</w:t>
+            </w:r>
+            <w:r>
+              <w:t xml:space="preserve"> </w:t>
+            </w:r>
+            <w:r>
+              <w:t xml:space="preserve">ein geschützter Endpunkt (≠</w:t>
+            </w:r>
+            <w:r>
+              <w:t xml:space="preserve"> </w:t>
+            </w:r>
+            <w:r>
+              <w:rPr>
+                <w:rStyle w:val="VerbatimChar"/>
+              </w:rPr>
+              <w:t xml:space="preserve">/health</w:t>
+            </w:r>
+            <w:r>
+              <w:t xml:space="preserve">) ohne gültiges OAuth2-Bearer-Token aufgerufen wird,</w:t>
+            </w:r>
+            <w:r>
+              <w:t xml:space="preserve"> </w:t>
+            </w:r>
+            <w:r>
+              <w:rPr>
+                <w:i/>
+                <w:iCs/>
+              </w:rPr>
+              <w:t xml:space="preserve">dann</w:t>
+            </w:r>
+            <w:r>
+              <w:t xml:space="preserve"> </w:t>
+            </w:r>
+            <w:r>
+              <w:t xml:space="preserve">antwortet das API mit</w:t>
+            </w:r>
+            <w:r>
+              <w:t xml:space="preserve"> </w:t>
+            </w:r>
+            <w:r>
+              <w:rPr>
+                <w:b/>
+                <w:bCs/>
+              </w:rPr>
+              <w:t xml:space="preserve">HTTP 401</w:t>
+            </w:r>
+            <w:r>
+              <w:t xml:space="preserve">; mit gültigem Token mit</w:t>
+            </w:r>
+            <w:r>
+              <w:t xml:space="preserve"> </w:t>
+            </w:r>
+            <w:r>
+              <w:rPr>
+                <w:b/>
+                <w:bCs/>
+              </w:rPr>
+              <w:t xml:space="preserve">HTTP 200</w:t>
+            </w:r>
+            <w:r>
+              <w:t xml:space="preserve">. Self-Registrierung mit gültigen Pflichtfeldern führt zu einem authentifizierten Konto, doppelte E-Mail/Username → 409.</w:t>
+            </w:r>
+          </w:p>
+        </w:tc>
+        <w:tc>
+          <w:tcPr/>
+          <w:p>
+            <w:pPr>
+              <w:pStyle w:val="Compact"/>
+            </w:pPr>
+            <w:r>
+              <w:t xml:space="preserve">FA-01, FA-02</w:t>
+            </w:r>
+          </w:p>
+        </w:tc>
+        <w:tc>
+          <w:tcPr/>
+          <w:p>
+            <w:pPr>
+              <w:pStyle w:val="Compact"/>
+            </w:pPr>
+            <w:r>
+              <w:t xml:space="preserve">QZ-05</w:t>
+            </w:r>
+          </w:p>
+        </w:tc>
+      </w:tr>
+      <w:tr>
+        <w:tc>
+          <w:tcPr/>
+          <w:p>
+            <w:pPr>
+              <w:pStyle w:val="Compact"/>
+            </w:pPr>
+            <w:r>
+              <w:rPr>
+                <w:b/>
+                <w:bCs/>
+              </w:rPr>
+              <w:t xml:space="preserve">Spieler verwalten (CRUD/Suche)</w:t>
+            </w:r>
+          </w:p>
+        </w:tc>
+        <w:tc>
+          <w:tcPr/>
+          <w:p>
+            <w:pPr>
+              <w:pStyle w:val="Compact"/>
+            </w:pPr>
+            <w:r>
+              <w:rPr>
+                <w:i/>
+                <w:iCs/>
+              </w:rPr>
+              <w:t xml:space="preserve">Gegeben</w:t>
+            </w:r>
+            <w:r>
+              <w:t xml:space="preserve"> </w:t>
+            </w:r>
+            <w:r>
+              <w:t xml:space="preserve">ein authentifizierter Nutzer,</w:t>
+            </w:r>
+            <w:r>
+              <w:t xml:space="preserve"> </w:t>
+            </w:r>
+            <w:r>
+              <w:rPr>
+                <w:i/>
+                <w:iCs/>
+              </w:rPr>
+              <w:t xml:space="preserve">wenn</w:t>
+            </w:r>
+            <w:r>
+              <w:t xml:space="preserve"> </w:t>
+            </w:r>
+            <w:r>
+              <w:t xml:space="preserve">er via</w:t>
+            </w:r>
+            <w:r>
+              <w:t xml:space="preserve"> </w:t>
+            </w:r>
+            <w:r>
+              <w:rPr>
+                <w:rStyle w:val="VerbatimChar"/>
+              </w:rPr>
+              <w:t xml:space="preserve">POST /api/players</w:t>
+            </w:r>
+            <w:r>
+              <w:t xml:space="preserve"> </w:t>
+            </w:r>
+            <w:r>
+              <w:t xml:space="preserve">einen Spieler mit allen Pflichtfeldern anlegt,</w:t>
+            </w:r>
+            <w:r>
+              <w:t xml:space="preserve"> </w:t>
+            </w:r>
+            <w:r>
+              <w:rPr>
+                <w:i/>
+                <w:iCs/>
+              </w:rPr>
+              <w:t xml:space="preserve">dann</w:t>
+            </w:r>
+            <w:r>
+              <w:t xml:space="preserve"> </w:t>
+            </w:r>
+            <w:r>
+              <w:rPr>
+                <w:b/>
+                <w:bCs/>
+              </w:rPr>
+              <w:t xml:space="preserve">HTTP 201</w:t>
+            </w:r>
+            <w:r>
+              <w:t xml:space="preserve"> </w:t>
+            </w:r>
+            <w:r>
+              <w:t xml:space="preserve">mit generierter UUID; fehlende Pflichtfelder →</w:t>
+            </w:r>
+            <w:r>
+              <w:t xml:space="preserve"> </w:t>
+            </w:r>
+            <w:r>
+              <w:rPr>
+                <w:b/>
+                <w:bCs/>
+              </w:rPr>
+              <w:t xml:space="preserve">400</w:t>
+            </w:r>
+            <w:r>
+              <w:t xml:space="preserve"> </w:t>
+            </w:r>
+            <w:r>
+              <w:t xml:space="preserve">mit Feld-Detail; Suche ganz ohne Parameter →</w:t>
+            </w:r>
+            <w:r>
+              <w:t xml:space="preserve"> </w:t>
+            </w:r>
+            <w:r>
+              <w:rPr>
+                <w:b/>
+                <w:bCs/>
+              </w:rPr>
+              <w:t xml:space="preserve">400</w:t>
+            </w:r>
+            <w:r>
+              <w:t xml:space="preserve">; hartes Löschen eines an einem Match beteiligten Spielers →</w:t>
+            </w:r>
+            <w:r>
+              <w:t xml:space="preserve"> </w:t>
+            </w:r>
+            <w:r>
+              <w:rPr>
+                <w:b/>
+                <w:bCs/>
+              </w:rPr>
+              <w:t xml:space="preserve">409</w:t>
+            </w:r>
+            <w:r>
+              <w:t xml:space="preserve"> </w:t>
+            </w:r>
+            <w:r>
+              <w:t xml:space="preserve">(stattdessen Soft-Delete via</w:t>
+            </w:r>
+            <w:r>
+              <w:t xml:space="preserve"> </w:t>
+            </w:r>
+            <w:r>
+              <w:rPr>
+                <w:rStyle w:val="VerbatimChar"/>
+              </w:rPr>
+              <w:t xml:space="preserve">deactivate</w:t>
+            </w:r>
+            <w:r>
+              <w:t xml:space="preserve">).</w:t>
+            </w:r>
+          </w:p>
+        </w:tc>
+        <w:tc>
+          <w:tcPr/>
+          <w:p>
+            <w:pPr>
+              <w:pStyle w:val="Compact"/>
+            </w:pPr>
+            <w:r>
+              <w:t xml:space="preserve">FA-03, FA-04, FA-12, FA-13</w:t>
+            </w:r>
+          </w:p>
+        </w:tc>
+        <w:tc>
+          <w:tcPr/>
+          <w:p>
+            <w:pPr>
+              <w:pStyle w:val="Compact"/>
+            </w:pPr>
+            <w:r>
+              <w:t xml:space="preserve">QZ-03 (Write ≤ 250 ms), NFA-01 (Read ≤ 500 ms)</w:t>
+            </w:r>
+          </w:p>
+        </w:tc>
+      </w:tr>
+      <w:tr>
+        <w:tc>
+          <w:tcPr/>
+          <w:p>
+            <w:pPr>
+              <w:pStyle w:val="Compact"/>
+            </w:pPr>
+            <w:r>
+              <w:rPr>
+                <w:b/>
+                <w:bCs/>
+              </w:rPr>
+              <w:t xml:space="preserve">Match anlegen &amp; verwalten</w:t>
+            </w:r>
+          </w:p>
+        </w:tc>
+        <w:tc>
+          <w:tcPr/>
+          <w:p>
+            <w:pPr>
+              <w:pStyle w:val="Compact"/>
+            </w:pPr>
+            <w:r>
+              <w:rPr>
+                <w:i/>
+                <w:iCs/>
+              </w:rPr>
+              <w:t xml:space="preserve">Gegeben</w:t>
+            </w:r>
+            <w:r>
+              <w:t xml:space="preserve"> </w:t>
+            </w:r>
+            <w:r>
+              <w:t xml:space="preserve">zwei existierende Spieler,</w:t>
+            </w:r>
+            <w:r>
+              <w:t xml:space="preserve"> </w:t>
+            </w:r>
+            <w:r>
+              <w:rPr>
+                <w:i/>
+                <w:iCs/>
+              </w:rPr>
+              <w:t xml:space="preserve">wenn</w:t>
+            </w:r>
+            <w:r>
+              <w:t xml:space="preserve"> </w:t>
+            </w:r>
+            <w:r>
+              <w:rPr>
+                <w:rStyle w:val="VerbatimChar"/>
+              </w:rPr>
+              <w:t xml:space="preserve">POST /api/matches</w:t>
+            </w:r>
+            <w:r>
+              <w:t xml:space="preserve"> </w:t>
+            </w:r>
+            <w:r>
+              <w:t xml:space="preserve">mit gültigem Format aufgerufen wird,</w:t>
+            </w:r>
+            <w:r>
+              <w:t xml:space="preserve"> </w:t>
+            </w:r>
+            <w:r>
+              <w:rPr>
+                <w:i/>
+                <w:iCs/>
+              </w:rPr>
+              <w:t xml:space="preserve">dann</w:t>
+            </w:r>
+            <w:r>
+              <w:t xml:space="preserve"> </w:t>
+            </w:r>
+            <w:r>
+              <w:rPr>
+                <w:b/>
+                <w:bCs/>
+              </w:rPr>
+              <w:t xml:space="preserve">HTTP 201</w:t>
+            </w:r>
+            <w:r>
+              <w:t xml:space="preserve"> </w:t>
+            </w:r>
+            <w:r>
+              <w:t xml:space="preserve">mit Status</w:t>
+            </w:r>
+            <w:r>
+              <w:t xml:space="preserve"> </w:t>
+            </w:r>
+            <w:r>
+              <w:rPr>
+                <w:rStyle w:val="VerbatimChar"/>
+              </w:rPr>
+              <w:t xml:space="preserve">IN_PROGRESS</w:t>
+            </w:r>
+            <w:r>
+              <w:t xml:space="preserve">; unbekannte Spieler-ID →</w:t>
+            </w:r>
+            <w:r>
+              <w:t xml:space="preserve"> </w:t>
+            </w:r>
+            <w:r>
+              <w:rPr>
+                <w:b/>
+                <w:bCs/>
+              </w:rPr>
+              <w:t xml:space="preserve">404</w:t>
+            </w:r>
+            <w:r>
+              <w:t xml:space="preserve">. End/Walkover/Score-Korrektur/Aufschläger setzen Status und Sieger regelkonform (</w:t>
+            </w:r>
+            <w:r>
+              <w:rPr>
+                <w:b/>
+                <w:bCs/>
+              </w:rPr>
+              <w:t xml:space="preserve">200</w:t>
+            </w:r>
+            <w:r>
+              <w:t xml:space="preserve">); Aktionen auf bereits abgeschlossenem Match bzw. ungültige Werte →</w:t>
+            </w:r>
+            <w:r>
+              <w:t xml:space="preserve"> </w:t>
+            </w:r>
+            <w:r>
+              <w:rPr>
+                <w:b/>
+                <w:bCs/>
+              </w:rPr>
+              <w:t xml:space="preserve">409/400</w:t>
+            </w:r>
+            <w:r>
+              <w:t xml:space="preserve">.</w:t>
+            </w:r>
+          </w:p>
+        </w:tc>
+        <w:tc>
+          <w:tcPr/>
+          <w:p>
+            <w:pPr>
+              <w:pStyle w:val="Compact"/>
+            </w:pPr>
+            <w:r>
+              <w:t xml:space="preserve">FA-05, FA-14, FA-15, FA-16</w:t>
+            </w:r>
+          </w:p>
+        </w:tc>
+        <w:tc>
+          <w:tcPr/>
+          <w:p>
+            <w:pPr>
+              <w:pStyle w:val="Compact"/>
+            </w:pPr>
+            <w:r>
+              <w:t xml:space="preserve">QZ-03</w:t>
+            </w:r>
+          </w:p>
+        </w:tc>
+      </w:tr>
+      <w:tr>
+        <w:tc>
+          <w:tcPr/>
+          <w:p>
+            <w:pPr>
+              <w:pStyle w:val="Compact"/>
+            </w:pPr>
+            <w:r>
+              <w:rPr>
+                <w:b/>
+                <w:bCs/>
+              </w:rPr>
+              <w:t xml:space="preserve">Punkterfassung &amp; Scoring</w:t>
+            </w:r>
+          </w:p>
+        </w:tc>
+        <w:tc>
+          <w:tcPr/>
+          <w:p>
+            <w:pPr>
+              <w:pStyle w:val="Compact"/>
+            </w:pPr>
+            <w:r>
+              <w:rPr>
+                <w:i/>
+                <w:iCs/>
+              </w:rPr>
+              <w:t xml:space="preserve">Gegeben</w:t>
+            </w:r>
+            <w:r>
+              <w:t xml:space="preserve"> </w:t>
+            </w:r>
+            <w:r>
+              <w:t xml:space="preserve">ein laufendes Match (</w:t>
+            </w:r>
+            <w:r>
+              <w:rPr>
+                <w:rStyle w:val="VerbatimChar"/>
+              </w:rPr>
+              <w:t xml:space="preserve">IN_PROGRESS</w:t>
+            </w:r>
+            <w:r>
+              <w:t xml:space="preserve">),</w:t>
+            </w:r>
+            <w:r>
+              <w:t xml:space="preserve"> </w:t>
+            </w:r>
+            <w:r>
+              <w:rPr>
+                <w:i/>
+                <w:iCs/>
+              </w:rPr>
+              <w:t xml:space="preserve">wenn</w:t>
+            </w:r>
+            <w:r>
+              <w:t xml:space="preserve"> </w:t>
+            </w:r>
+            <w:r>
+              <w:rPr>
+                <w:rStyle w:val="VerbatimChar"/>
+              </w:rPr>
+              <w:t xml:space="preserve">POST /api/matches/{id}/points</w:t>
+            </w:r>
+            <w:r>
+              <w:t xml:space="preserve"> </w:t>
+            </w:r>
+            <w:r>
+              <w:t xml:space="preserve">mit gültigem Punkt erfasst wird,</w:t>
+            </w:r>
+            <w:r>
+              <w:t xml:space="preserve"> </w:t>
+            </w:r>
+            <w:r>
+              <w:rPr>
+                <w:i/>
+                <w:iCs/>
+              </w:rPr>
+              <w:t xml:space="preserve">dann</w:t>
+            </w:r>
+            <w:r>
+              <w:t xml:space="preserve"> </w:t>
+            </w:r>
+            <w:r>
+              <w:rPr>
+                <w:b/>
+                <w:bCs/>
+              </w:rPr>
+              <w:t xml:space="preserve">HTTP 201</w:t>
+            </w:r>
+            <w:r>
+              <w:t xml:space="preserve"> </w:t>
+            </w:r>
+            <w:r>
+              <w:t xml:space="preserve">mit dem nach</w:t>
+            </w:r>
+            <w:r>
+              <w:t xml:space="preserve"> </w:t>
+            </w:r>
+            <w:r>
+              <w:rPr>
+                <w:b/>
+                <w:bCs/>
+              </w:rPr>
+              <w:t xml:space="preserve">ITF-Regelwerk</w:t>
+            </w:r>
+            <w:r>
+              <w:t xml:space="preserve"> </w:t>
+            </w:r>
+            <w:r>
+              <w:t xml:space="preserve">korrekt berechneten Spielstand (Punkte 0/15/30/40/Vorteil, Games, Sätze, Tie-Break, Short Set); ungültiger Enum-Wert oder fehlendes Pflichtfeld →</w:t>
+            </w:r>
+            <w:r>
+              <w:t xml:space="preserve"> </w:t>
+            </w:r>
+            <w:r>
+              <w:rPr>
+                <w:b/>
+                <w:bCs/>
+              </w:rPr>
+              <w:t xml:space="preserve">400</w:t>
+            </w:r>
+            <w:r>
+              <w:t xml:space="preserve">.</w:t>
+            </w:r>
+          </w:p>
+        </w:tc>
+        <w:tc>
+          <w:tcPr/>
+          <w:p>
+            <w:pPr>
+              <w:pStyle w:val="Compact"/>
+            </w:pPr>
+            <w:r>
+              <w:t xml:space="preserve">FA-06, FA-07</w:t>
+            </w:r>
+          </w:p>
+        </w:tc>
+        <w:tc>
+          <w:tcPr/>
+          <w:p>
+            <w:pPr>
+              <w:pStyle w:val="Compact"/>
+            </w:pPr>
+            <w:r>
+              <w:t xml:space="preserve">QZ-03 (≤ 250 ms bei 100 Nutzern)</w:t>
+            </w:r>
+          </w:p>
+        </w:tc>
+      </w:tr>
+      <w:tr>
+        <w:tc>
+          <w:tcPr/>
+          <w:p>
+            <w:pPr>
+              <w:pStyle w:val="Compact"/>
+            </w:pPr>
+            <w:r>
+              <w:rPr>
+                <w:b/>
+                <w:bCs/>
+              </w:rPr>
+              <w:t xml:space="preserve">Statistik (Head-to-Head &amp; Match)</w:t>
+            </w:r>
+          </w:p>
+        </w:tc>
+        <w:tc>
+          <w:tcPr/>
+          <w:p>
+            <w:pPr>
+              <w:pStyle w:val="Compact"/>
+            </w:pPr>
+            <w:r>
+              <w:rPr>
+                <w:i/>
+                <w:iCs/>
+              </w:rPr>
+              <w:t xml:space="preserve">Gegeben</w:t>
+            </w:r>
+            <w:r>
+              <w:t xml:space="preserve"> </w:t>
+            </w:r>
+            <w:r>
+              <w:t xml:space="preserve">gemeinsame abgeschlossene Matches,</w:t>
+            </w:r>
+            <w:r>
+              <w:t xml:space="preserve"> </w:t>
+            </w:r>
+            <w:r>
+              <w:rPr>
+                <w:i/>
+                <w:iCs/>
+              </w:rPr>
+              <w:t xml:space="preserve">wenn</w:t>
+            </w:r>
+            <w:r>
+              <w:t xml:space="preserve"> </w:t>
+            </w:r>
+            <w:r>
+              <w:rPr>
+                <w:rStyle w:val="VerbatimChar"/>
+              </w:rPr>
+              <w:t xml:space="preserve">GET /api/statistics/head-to-head</w:t>
+            </w:r>
+            <w:r>
+              <w:t xml:space="preserve"> </w:t>
+            </w:r>
+            <w:r>
+              <w:t xml:space="preserve">bzw.</w:t>
+            </w:r>
+            <w:r>
+              <w:t xml:space="preserve"> </w:t>
+            </w:r>
+            <w:r>
+              <w:rPr>
+                <w:rStyle w:val="VerbatimChar"/>
+              </w:rPr>
+              <w:t xml:space="preserve">GET /api/matches/{id}/statistics</w:t>
+            </w:r>
+            <w:r>
+              <w:t xml:space="preserve"> </w:t>
+            </w:r>
+            <w:r>
+              <w:t xml:space="preserve">aufgerufen wird,</w:t>
+            </w:r>
+            <w:r>
+              <w:t xml:space="preserve"> </w:t>
+            </w:r>
+            <w:r>
+              <w:rPr>
+                <w:i/>
+                <w:iCs/>
+              </w:rPr>
+              <w:t xml:space="preserve">dann</w:t>
+            </w:r>
+            <w:r>
+              <w:t xml:space="preserve"> </w:t>
+            </w:r>
+            <w:r>
+              <w:rPr>
+                <w:b/>
+                <w:bCs/>
+              </w:rPr>
+              <w:t xml:space="preserve">HTTP 200</w:t>
+            </w:r>
+            <w:r>
+              <w:t xml:space="preserve"> </w:t>
+            </w:r>
+            <w:r>
+              <w:t xml:space="preserve">mit den definierten Aufschlag-, Return-, Rallye- und Bilanz-Kennzahlen je Spieler; unbekannte Spieler-/Match-ID →</w:t>
+            </w:r>
+            <w:r>
+              <w:t xml:space="preserve"> </w:t>
+            </w:r>
+            <w:r>
+              <w:rPr>
+                <w:b/>
+                <w:bCs/>
+              </w:rPr>
+              <w:t xml:space="preserve">404</w:t>
+            </w:r>
+            <w:r>
+              <w:t xml:space="preserve">.</w:t>
+            </w:r>
+          </w:p>
+        </w:tc>
+        <w:tc>
+          <w:tcPr/>
+          <w:p>
+            <w:pPr>
+              <w:pStyle w:val="Compact"/>
+            </w:pPr>
+            <w:r>
+              <w:t xml:space="preserve">FA-08, FA-17</w:t>
+            </w:r>
+          </w:p>
+        </w:tc>
+        <w:tc>
+          <w:tcPr/>
+          <w:p>
+            <w:pPr>
+              <w:pStyle w:val="Compact"/>
+            </w:pPr>
+            <w:r>
+              <w:t xml:space="preserve">QZ-04 (≤ 60 s bei ≥ 500 Matches)</w:t>
+            </w:r>
+          </w:p>
+        </w:tc>
+      </w:tr>
+      <w:tr>
+        <w:tc>
+          <w:tcPr/>
+          <w:p>
+            <w:pPr>
+              <w:pStyle w:val="Compact"/>
+            </w:pPr>
+            <w:r>
+              <w:rPr>
+                <w:b/>
+                <w:bCs/>
+              </w:rPr>
+              <w:t xml:space="preserve">KI-Analyse &amp; Gegner-Vorbereitung</w:t>
+            </w:r>
+          </w:p>
+        </w:tc>
+        <w:tc>
+          <w:tcPr/>
+          <w:p>
+            <w:pPr>
+              <w:pStyle w:val="Compact"/>
+            </w:pPr>
+            <w:r>
+              <w:rPr>
+                <w:i/>
+                <w:iCs/>
+              </w:rPr>
+              <w:t xml:space="preserve">Gegeben</w:t>
+            </w:r>
+            <w:r>
+              <w:t xml:space="preserve"> </w:t>
+            </w:r>
+            <w:r>
+              <w:t xml:space="preserve">ein</w:t>
+            </w:r>
+            <w:r>
+              <w:t xml:space="preserve"> </w:t>
+            </w:r>
+            <w:r>
+              <w:rPr>
+                <w:rStyle w:val="VerbatimChar"/>
+              </w:rPr>
+              <w:t xml:space="preserve">COMPLETED</w:t>
+            </w:r>
+            <w:r>
+              <w:t xml:space="preserve">-Match mit ≥ 10 Punkten (bzw. ≥ 1 gemeinsames Match),</w:t>
+            </w:r>
+            <w:r>
+              <w:t xml:space="preserve"> </w:t>
+            </w:r>
+            <w:r>
+              <w:rPr>
+                <w:i/>
+                <w:iCs/>
+              </w:rPr>
+              <w:t xml:space="preserve">wenn</w:t>
+            </w:r>
+            <w:r>
+              <w:t xml:space="preserve"> </w:t>
+            </w:r>
+            <w:r>
+              <w:rPr>
+                <w:rStyle w:val="VerbatimChar"/>
+              </w:rPr>
+              <w:t xml:space="preserve">POST /api/matches/{id}/analysis</w:t>
+            </w:r>
+            <w:r>
+              <w:t xml:space="preserve"> </w:t>
+            </w:r>
+            <w:r>
+              <w:t xml:space="preserve">(bzw.</w:t>
+            </w:r>
+            <w:r>
+              <w:t xml:space="preserve"> </w:t>
+            </w:r>
+            <w:r>
+              <w:rPr>
+                <w:rStyle w:val="VerbatimChar"/>
+              </w:rPr>
+              <w:t xml:space="preserve">…/opponent-preparation/…</w:t>
+            </w:r>
+            <w:r>
+              <w:t xml:space="preserve">) aufgerufen wird,</w:t>
+            </w:r>
+            <w:r>
+              <w:t xml:space="preserve"> </w:t>
+            </w:r>
+            <w:r>
+              <w:rPr>
+                <w:i/>
+                <w:iCs/>
+              </w:rPr>
+              <w:t xml:space="preserve">dann</w:t>
+            </w:r>
+            <w:r>
+              <w:t xml:space="preserve"> </w:t>
+            </w:r>
+            <w:r>
+              <w:rPr>
+                <w:b/>
+                <w:bCs/>
+              </w:rPr>
+              <w:t xml:space="preserve">HTTP 200</w:t>
+            </w:r>
+            <w:r>
+              <w:t xml:space="preserve"> </w:t>
+            </w:r>
+            <w:r>
+              <w:t xml:space="preserve">mit den strukturierten Textfeldern + 3–5 priorisierten Empfehlungen; Vorbedingungen/Fehler korrekt abgebildet:</w:t>
+            </w:r>
+            <w:r>
+              <w:t xml:space="preserve"> </w:t>
+            </w:r>
+            <w:r>
+              <w:rPr>
+                <w:b/>
+                <w:bCs/>
+              </w:rPr>
+              <w:t xml:space="preserve">409</w:t>
+            </w:r>
+            <w:r>
+              <w:t xml:space="preserve"> </w:t>
+            </w:r>
+            <w:r>
+              <w:t xml:space="preserve">(nicht beendet),</w:t>
+            </w:r>
+            <w:r>
+              <w:t xml:space="preserve"> </w:t>
+            </w:r>
+            <w:r>
+              <w:rPr>
+                <w:b/>
+                <w:bCs/>
+              </w:rPr>
+              <w:t xml:space="preserve">422</w:t>
+            </w:r>
+            <w:r>
+              <w:t xml:space="preserve"> </w:t>
+            </w:r>
+            <w:r>
+              <w:t xml:space="preserve">(zu wenige Punkte / kein gemeinsames Match),</w:t>
+            </w:r>
+            <w:r>
+              <w:t xml:space="preserve"> </w:t>
+            </w:r>
+            <w:r>
+              <w:rPr>
+                <w:b/>
+                <w:bCs/>
+              </w:rPr>
+              <w:t xml:space="preserve">429</w:t>
+            </w:r>
+            <w:r>
+              <w:t xml:space="preserve"> </w:t>
+            </w:r>
+            <w:r>
+              <w:t xml:space="preserve">(Rate-Limit),</w:t>
+            </w:r>
+            <w:r>
+              <w:t xml:space="preserve"> </w:t>
+            </w:r>
+            <w:r>
+              <w:rPr>
+                <w:b/>
+                <w:bCs/>
+              </w:rPr>
+              <w:t xml:space="preserve">502</w:t>
+            </w:r>
+            <w:r>
+              <w:t xml:space="preserve"> </w:t>
+            </w:r>
+            <w:r>
+              <w:t xml:space="preserve">(LLM-Fehler,</w:t>
+            </w:r>
+            <w:r>
+              <w:t xml:space="preserve"> </w:t>
+            </w:r>
+            <w:r>
+              <w:rPr>
+                <w:rStyle w:val="VerbatimChar"/>
+              </w:rPr>
+              <w:t xml:space="preserve">FAILED</w:t>
+            </w:r>
+            <w:r>
+              <w:t xml:space="preserve">-Datensatz persistiert). Zusätzlich kann der Coach einzelne Empfehlungen reviewen (</w:t>
+            </w:r>
+            <w:r>
+              <w:rPr>
+                <w:rStyle w:val="VerbatimChar"/>
+              </w:rPr>
+              <w:t xml:space="preserve">PATCH …/recommendations/{index}</w:t>
+            </w:r>
+            <w:r>
+              <w:t xml:space="preserve">): 200 (Status/Notiz persistiert), 400 (ungültig), 404 (Index/Owner), 409 (nicht</w:t>
+            </w:r>
+            <w:r>
+              <w:t xml:space="preserve"> </w:t>
+            </w:r>
+            <w:r>
+              <w:rPr>
+                <w:rStyle w:val="VerbatimChar"/>
+              </w:rPr>
+              <w:t xml:space="preserve">COMPLETED</w:t>
+            </w:r>
+            <w:r>
+              <w:t xml:space="preserve">).</w:t>
+            </w:r>
+          </w:p>
+        </w:tc>
+        <w:tc>
+          <w:tcPr/>
+          <w:p>
+            <w:pPr>
+              <w:pStyle w:val="Compact"/>
+            </w:pPr>
+            <w:r>
+              <w:t xml:space="preserve">FA-11, FA-20</w:t>
+            </w:r>
+          </w:p>
+        </w:tc>
+        <w:tc>
+          <w:tcPr/>
+          <w:p>
+            <w:pPr>
+              <w:pStyle w:val="Compact"/>
+            </w:pPr>
+            <w:r>
+              <w:t xml:space="preserve">QZ-06 (≤ 60 s; Re-Read &lt; 250 ms)</w:t>
+            </w:r>
+          </w:p>
+        </w:tc>
+      </w:tr>
+    </w:tbl>
+    <w:p>
+      <w:pPr>
+        <w:pStyle w:val="BodyText"/>
+      </w:pPr>
+      <w:r>
+        <w:t xml:space="preserve">Die</w:t>
+      </w:r>
+      <w:r>
+        <w:t xml:space="preserve"> </w:t>
+      </w:r>
+      <w:r>
+        <w:rPr>
+          <w:b/>
+          <w:bCs/>
+        </w:rPr>
+        <w:t xml:space="preserve">funktionalen</w:t>
+      </w:r>
+      <w:r>
+        <w:t xml:space="preserve"> </w:t>
+      </w:r>
+      <w:r>
+        <w:t xml:space="preserve">Kriterien (Statuscodes, Validierung, Scoring-Korrektheit, KI-Vorbedingungen) sind durchgängig durch automatisierte Tests abgedeckt (§8.7). Die</w:t>
+      </w:r>
+      <w:r>
+        <w:t xml:space="preserve"> </w:t>
+      </w:r>
+      <w:r>
+        <w:rPr>
+          <w:b/>
+          <w:bCs/>
+        </w:rPr>
+        <w:t xml:space="preserve">Antwortzeit</w:t>
+      </w:r>
+      <w:r>
+        <w:t xml:space="preserve">-Kriterien (QZ-03/04/06, NFA-01) sind als Design-Ziele je FA spezifiziert; ihr formaler Nachweis erfolgt über den NFA-01-Lasttest (k6/JMeter) und ist noch durchzuführen (vgl. §12).</w:t>
+      </w:r>
+    </w:p>
     <w:p>
       <w:r>
         <w:pict>
@@ -16607,9 +18805,9 @@
         </w:pict>
       </w:r>
     </w:p>
-    <w:bookmarkEnd w:id="73"/>
-    <w:bookmarkEnd w:id="74"/>
-    <w:bookmarkStart w:id="80" w:name="datenmodell"/>
+    <w:bookmarkEnd w:id="76"/>
+    <w:bookmarkEnd w:id="77"/>
+    <w:bookmarkStart w:id="83" w:name="datenmodell"/>
     <w:p>
       <w:pPr>
         <w:pStyle w:val="Heading2"/>
@@ -16623,7 +18821,49 @@
         <w:pStyle w:val="FirstParagraph"/>
       </w:pPr>
       <w:r>
-        <w:t xml:space="preserve">Das relationale Datenmodell bildet die Kernentitäten der Tennismatch-Dokumentation ab. Die folgende Abbildung zeigt das vollständige Datenbankmodell:</w:t>
+        <w:t xml:space="preserve">Das relationale Datenmodell bildet die Kernentitäten der Tennismatch-Dokumentation ab. Es ist</w:t>
+      </w:r>
+      <w:r>
+        <w:t xml:space="preserve"> </w:t>
+      </w:r>
+      <w:r>
+        <w:rPr>
+          <w:b/>
+          <w:bCs/>
+        </w:rPr>
+        <w:t xml:space="preserve">rein relational (PostgreSQL)</w:t>
+      </w:r>
+      <w:r>
+        <w:t xml:space="preserve"> </w:t>
+      </w:r>
+      <w:r>
+        <w:t xml:space="preserve">— eine</w:t>
+      </w:r>
+      <w:r>
+        <w:t xml:space="preserve"> </w:t>
+      </w:r>
+      <w:r>
+        <w:rPr>
+          <w:b/>
+          <w:bCs/>
+        </w:rPr>
+        <w:t xml:space="preserve">Vektor-Datenbank kommt bewusst nicht zum Einsatz</w:t>
+      </w:r>
+      <w:r>
+        <w:t xml:space="preserve">: Der KI-Analyse-Input ist strukturierte Numerik (Match-Statistiken + Spieler-Metadaten) statt eines Text-Korpus, passt in einen einzelnen Prompt-Context und benötigt daher keine Embedding-/Retrieval-Schicht (ausführliche Begründung in</w:t>
+      </w:r>
+      <w:r>
+        <w:t xml:space="preserve"> </w:t>
+      </w:r>
+      <w:r>
+        <w:rPr>
+          <w:b/>
+          <w:bCs/>
+        </w:rPr>
+        <w:t xml:space="preserve">ADR-10</w:t>
+      </w:r>
+      <w:r>
+        <w:t xml:space="preserve">, §9; für V2 wird die Entscheidung neu bewertet). Die folgende Abbildung zeigt das Datenbankmodell:</w:t>
       </w:r>
     </w:p>
     <w:p>
@@ -16635,18 +18875,18 @@
           <wp:inline>
             <wp:extent cx="5334000" cy="3765627"/>
             <wp:effectExtent b="0" l="0" r="0" t="0"/>
-            <wp:docPr descr="TSaS – Datenmodell" title="" id="76" name="Picture"/>
+            <wp:docPr descr="TSaS – Datenmodell" title="" id="79" name="Picture"/>
             <a:graphic>
               <a:graphicData uri="http://schemas.openxmlformats.org/drawingml/2006/picture">
                 <pic:pic>
                   <pic:nvPicPr>
-                    <pic:cNvPr descr="Datenmodell.png" id="77" name="Picture"/>
+                    <pic:cNvPr descr="Datenmodell.png" id="80" name="Picture"/>
                     <pic:cNvPicPr>
                       <a:picLocks noChangeArrowheads="1" noChangeAspect="1"/>
                     </pic:cNvPicPr>
                   </pic:nvPicPr>
                   <pic:blipFill>
-                    <a:blip r:embed="rId75"/>
+                    <a:blip r:embed="rId78"/>
                     <a:stretch>
                       <a:fillRect/>
                     </a:stretch>
@@ -16699,7 +18939,7 @@
         </w:rPr>
         <w:t xml:space="preserve"> </w:t>
       </w:r>
-      <w:hyperlink r:id="rId78">
+      <w:hyperlink r:id="rId81">
         <w:r>
           <w:rPr>
             <w:rStyle w:val="VerbatimChar"/>
@@ -16714,10 +18954,106 @@
           <w:i/>
           <w:iCs/>
         </w:rPr>
-        <w:t xml:space="preserve">. Authoritatives Schema: Flyway-Migrationen V1–V5.</w:t>
+        <w:t xml:space="preserve">. Authoritatives Schema: Flyway-Migrationen</w:t>
+      </w:r>
+      <w:r>
+        <w:rPr>
+          <w:i/>
+          <w:iCs/>
+        </w:rPr>
+        <w:t xml:space="preserve"> </w:t>
+      </w:r>
+      <w:r>
+        <w:rPr>
+          <w:b/>
+          <w:bCs/>
+          <w:i/>
+          <w:iCs/>
+        </w:rPr>
+        <w:t xml:space="preserve">V1–V10</w:t>
+      </w:r>
+      <w:r>
+        <w:rPr>
+          <w:i/>
+          <w:iCs/>
+        </w:rPr>
+        <w:t xml:space="preserve">. Das eingebettete Diagramm stellt die fachlichen Kernentitäten inkl.</w:t>
+      </w:r>
+      <w:r>
+        <w:rPr>
+          <w:i/>
+          <w:iCs/>
+        </w:rPr>
+        <w:t xml:space="preserve"> </w:t>
+      </w:r>
+      <w:r>
+        <w:rPr>
+          <w:rStyle w:val="VerbatimChar"/>
+          <w:i/>
+          <w:iCs/>
+        </w:rPr>
+        <w:t xml:space="preserve">match_player_notes</w:t>
+      </w:r>
+      <w:r>
+        <w:rPr>
+          <w:i/>
+          <w:iCs/>
+        </w:rPr>
+        <w:t xml:space="preserve"> </w:t>
+      </w:r>
+      <w:r>
+        <w:rPr>
+          <w:i/>
+          <w:iCs/>
+        </w:rPr>
+        <w:t xml:space="preserve">(V10) dar; die querschnittlichen Spalten aus V6–V10 (</w:t>
+      </w:r>
+      <w:r>
+        <w:rPr>
+          <w:rStyle w:val="VerbatimChar"/>
+          <w:i/>
+          <w:iCs/>
+        </w:rPr>
+        <w:t xml:space="preserve">owner_id</w:t>
+      </w:r>
+      <w:r>
+        <w:rPr>
+          <w:i/>
+          <w:iCs/>
+        </w:rPr>
+        <w:t xml:space="preserve">, Audit-Spalten) und die Tabelle</w:t>
+      </w:r>
+      <w:r>
+        <w:rPr>
+          <w:i/>
+          <w:iCs/>
+        </w:rPr>
+        <w:t xml:space="preserve"> </w:t>
+      </w:r>
+      <w:r>
+        <w:rPr>
+          <w:rStyle w:val="VerbatimChar"/>
+          <w:i/>
+          <w:iCs/>
+        </w:rPr>
+        <w:t xml:space="preserve">user_preferences</w:t>
+      </w:r>
+      <w:r>
+        <w:rPr>
+          <w:i/>
+          <w:iCs/>
+        </w:rPr>
+        <w:t xml:space="preserve"> </w:t>
+      </w:r>
+      <w:r>
+        <w:rPr>
+          <w:i/>
+          <w:iCs/>
+        </w:rPr>
+        <w:t xml:space="preserve">sind in §11.1 beschrieben.</w:t>
       </w:r>
     </w:p>
-    <w:bookmarkStart w:id="79" w:name="entitätenübersicht"/>
+    <w:bookmarkStart w:id="82" w:name="entitätenübersicht"/>
     <w:p>
       <w:pPr>
         <w:pStyle w:val="Heading3"/>
@@ -17127,7 +19463,509 @@
           </w:p>
         </w:tc>
       </w:tr>
+      <w:tr>
+        <w:tc>
+          <w:tcPr/>
+          <w:p>
+            <w:pPr>
+              <w:pStyle w:val="Compact"/>
+            </w:pPr>
+            <w:r>
+              <w:rPr>
+                <w:rStyle w:val="VerbatimChar"/>
+              </w:rPr>
+              <w:t xml:space="preserve">user_preferences</w:t>
+            </w:r>
+          </w:p>
+        </w:tc>
+        <w:tc>
+          <w:tcPr/>
+          <w:p>
+            <w:pPr>
+              <w:pStyle w:val="Compact"/>
+            </w:pPr>
+            <w:r>
+              <w:t xml:space="preserve">Pro-Nutzer-Spracheinstellung (V9, FA-21). Primärschlüssel ist die Keycloak-</w:t>
+            </w:r>
+            <w:r>
+              <w:rPr>
+                <w:rStyle w:val="VerbatimChar"/>
+              </w:rPr>
+              <w:t xml:space="preserve">sub</w:t>
+            </w:r>
+            <w:r>
+              <w:t xml:space="preserve">-UUID (</w:t>
+            </w:r>
+            <w:r>
+              <w:rPr>
+                <w:rStyle w:val="VerbatimChar"/>
+              </w:rPr>
+              <w:t xml:space="preserve">user_id</w:t>
+            </w:r>
+            <w:r>
+              <w:t xml:space="preserve">, 1:1 zum Nutzer, keine Surrogate-ID);</w:t>
+            </w:r>
+            <w:r>
+              <w:t xml:space="preserve"> </w:t>
+            </w:r>
+            <w:r>
+              <w:rPr>
+                <w:rStyle w:val="VerbatimChar"/>
+              </w:rPr>
+              <w:t xml:space="preserve">language</w:t>
+            </w:r>
+            <w:r>
+              <w:t xml:space="preserve"> </w:t>
+            </w:r>
+            <w:r>
+              <w:t xml:space="preserve">(</w:t>
+            </w:r>
+            <w:r>
+              <w:rPr>
+                <w:rStyle w:val="VerbatimChar"/>
+              </w:rPr>
+              <w:t xml:space="preserve">VARCHAR(2)</w:t>
+            </w:r>
+            <w:r>
+              <w:t xml:space="preserve">, Default</w:t>
+            </w:r>
+            <w:r>
+              <w:t xml:space="preserve"> </w:t>
+            </w:r>
+            <w:r>
+              <w:rPr>
+                <w:rStyle w:val="VerbatimChar"/>
+              </w:rPr>
+              <w:t xml:space="preserve">de</w:t>
+            </w:r>
+            <w:r>
+              <w:t xml:space="preserve">,</w:t>
+            </w:r>
+            <w:r>
+              <w:t xml:space="preserve"> </w:t>
+            </w:r>
+            <w:r>
+              <w:rPr>
+                <w:rStyle w:val="VerbatimChar"/>
+              </w:rPr>
+              <w:t xml:space="preserve">CHECK</w:t>
+            </w:r>
+            <w:r>
+              <w:t xml:space="preserve">-Constraint auf</w:t>
+            </w:r>
+            <w:r>
+              <w:t xml:space="preserve"> </w:t>
+            </w:r>
+            <w:r>
+              <w:rPr>
+                <w:rStyle w:val="VerbatimChar"/>
+              </w:rPr>
+              <w:t xml:space="preserve">de/en/it/fr</w:t>
+            </w:r>
+            <w:r>
+              <w:t xml:space="preserve">),</w:t>
+            </w:r>
+            <w:r>
+              <w:t xml:space="preserve"> </w:t>
+            </w:r>
+            <w:r>
+              <w:rPr>
+                <w:rStyle w:val="VerbatimChar"/>
+              </w:rPr>
+              <w:t xml:space="preserve">updated_at</w:t>
+            </w:r>
+            <w:r>
+              <w:t xml:space="preserve">. Keine Fremdschlüssel-Beziehung zu den fachlichen Tabellen — die Verknüpfung läuft über die Identität aus dem JWT.</w:t>
+            </w:r>
+          </w:p>
+        </w:tc>
+      </w:tr>
+      <w:tr>
+        <w:tc>
+          <w:tcPr/>
+          <w:p>
+            <w:pPr>
+              <w:pStyle w:val="Compact"/>
+            </w:pPr>
+            <w:r>
+              <w:rPr>
+                <w:rStyle w:val="VerbatimChar"/>
+              </w:rPr>
+              <w:t xml:space="preserve">match_player_notes</w:t>
+            </w:r>
+          </w:p>
+        </w:tc>
+        <w:tc>
+          <w:tcPr/>
+          <w:p>
+            <w:pPr>
+              <w:pStyle w:val="Compact"/>
+            </w:pPr>
+            <w:r>
+              <w:t xml:space="preserve">Coach-Freitext-Notizen je Spieler pro Match (V10, FA-22 / TEN-68): genau</w:t>
+            </w:r>
+            <w:r>
+              <w:t xml:space="preserve"> </w:t>
+            </w:r>
+            <w:r>
+              <w:rPr>
+                <w:b/>
+                <w:bCs/>
+              </w:rPr>
+              <w:t xml:space="preserve">eine</w:t>
+            </w:r>
+            <w:r>
+              <w:t xml:space="preserve"> </w:t>
+            </w:r>
+            <w:r>
+              <w:t xml:space="preserve">Notiz pro Kombination (</w:t>
+            </w:r>
+            <w:r>
+              <w:rPr>
+                <w:rStyle w:val="VerbatimChar"/>
+              </w:rPr>
+              <w:t xml:space="preserve">UNIQUE(match_id, player_id)</w:t>
+            </w:r>
+            <w:r>
+              <w:t xml:space="preserve">).</w:t>
+            </w:r>
+            <w:r>
+              <w:t xml:space="preserve"> </w:t>
+            </w:r>
+            <w:r>
+              <w:rPr>
+                <w:rStyle w:val="VerbatimChar"/>
+              </w:rPr>
+              <w:t xml:space="preserve">note</w:t>
+            </w:r>
+            <w:r>
+              <w:t xml:space="preserve"> </w:t>
+            </w:r>
+            <w:r>
+              <w:t xml:space="preserve">(</w:t>
+            </w:r>
+            <w:r>
+              <w:rPr>
+                <w:rStyle w:val="VerbatimChar"/>
+              </w:rPr>
+              <w:t xml:space="preserve">VARCHAR(2000)</w:t>
+            </w:r>
+            <w:r>
+              <w:t xml:space="preserve">), FK</w:t>
+            </w:r>
+            <w:r>
+              <w:t xml:space="preserve"> </w:t>
+            </w:r>
+            <w:r>
+              <w:rPr>
+                <w:rStyle w:val="VerbatimChar"/>
+              </w:rPr>
+              <w:t xml:space="preserve">match_id</w:t>
+            </w:r>
+            <w:r>
+              <w:t xml:space="preserve"> </w:t>
+            </w:r>
+            <w:r>
+              <w:t xml:space="preserve">→</w:t>
+            </w:r>
+            <w:r>
+              <w:t xml:space="preserve"> </w:t>
+            </w:r>
+            <w:r>
+              <w:rPr>
+                <w:rStyle w:val="VerbatimChar"/>
+              </w:rPr>
+              <w:t xml:space="preserve">matches</w:t>
+            </w:r>
+            <w:r>
+              <w:t xml:space="preserve"> </w:t>
+            </w:r>
+            <w:r>
+              <w:t xml:space="preserve">(</w:t>
+            </w:r>
+            <w:r>
+              <w:rPr>
+                <w:rStyle w:val="VerbatimChar"/>
+              </w:rPr>
+              <w:t xml:space="preserve">ON DELETE CASCADE</w:t>
+            </w:r>
+            <w:r>
+              <w:t xml:space="preserve">) und</w:t>
+            </w:r>
+            <w:r>
+              <w:t xml:space="preserve"> </w:t>
+            </w:r>
+            <w:r>
+              <w:rPr>
+                <w:rStyle w:val="VerbatimChar"/>
+              </w:rPr>
+              <w:t xml:space="preserve">player_id</w:t>
+            </w:r>
+            <w:r>
+              <w:t xml:space="preserve"> </w:t>
+            </w:r>
+            <w:r>
+              <w:t xml:space="preserve">→</w:t>
+            </w:r>
+            <w:r>
+              <w:t xml:space="preserve"> </w:t>
+            </w:r>
+            <w:r>
+              <w:rPr>
+                <w:rStyle w:val="VerbatimChar"/>
+              </w:rPr>
+              <w:t xml:space="preserve">players</w:t>
+            </w:r>
+            <w:r>
+              <w:t xml:space="preserve">, Index auf</w:t>
+            </w:r>
+            <w:r>
+              <w:t xml:space="preserve"> </w:t>
+            </w:r>
+            <w:r>
+              <w:rPr>
+                <w:rStyle w:val="VerbatimChar"/>
+              </w:rPr>
+              <w:t xml:space="preserve">player_id</w:t>
+            </w:r>
+            <w:r>
+              <w:t xml:space="preserve"> </w:t>
+            </w:r>
+            <w:r>
+              <w:t xml:space="preserve">(für die Aggregation in der Gegner-Vorbereitung), Audit-Spalten wie V7. Bedient über</w:t>
+            </w:r>
+            <w:r>
+              <w:t xml:space="preserve"> </w:t>
+            </w:r>
+            <w:r>
+              <w:rPr>
+                <w:rStyle w:val="VerbatimChar"/>
+              </w:rPr>
+              <w:t xml:space="preserve">GET /api/matches/{id}/notes</w:t>
+            </w:r>
+            <w:r>
+              <w:t xml:space="preserve"> </w:t>
+            </w:r>
+            <w:r>
+              <w:t xml:space="preserve">und</w:t>
+            </w:r>
+            <w:r>
+              <w:t xml:space="preserve"> </w:t>
+            </w:r>
+            <w:r>
+              <w:rPr>
+                <w:rStyle w:val="VerbatimChar"/>
+              </w:rPr>
+              <w:t xml:space="preserve">PUT /api/matches/{id}/notes/{playerId}</w:t>
+            </w:r>
+            <w:r>
+              <w:t xml:space="preserve"> </w:t>
+            </w:r>
+            <w:r>
+              <w:t xml:space="preserve">(leere Notiz löscht). Die Notizen fliessen zusätzlich als Kontext in die KI-Prompts (FA-11/FA-20) ein.</w:t>
+            </w:r>
+          </w:p>
+        </w:tc>
+      </w:tr>
     </w:tbl>
+    <w:p>
+      <w:pPr>
+        <w:pStyle w:val="BodyText"/>
+      </w:pPr>
+      <w:r>
+        <w:rPr>
+          <w:b/>
+          <w:bCs/>
+        </w:rPr>
+        <w:t xml:space="preserve">Querschnittliche Spalten (Migrationen V6–V10).</w:t>
+      </w:r>
+      <w:r>
+        <w:t xml:space="preserve"> </w:t>
+      </w:r>
+      <w:r>
+        <w:t xml:space="preserve">Über die Kernentitäten hinweg wurden ergänzt:</w:t>
+      </w:r>
+      <w:r>
+        <w:t xml:space="preserve"> </w:t>
+      </w:r>
+      <w:r>
+        <w:rPr>
+          <w:rStyle w:val="VerbatimChar"/>
+        </w:rPr>
+        <w:t xml:space="preserve">owner_id</w:t>
+      </w:r>
+      <w:r>
+        <w:t xml:space="preserve"> </w:t>
+      </w:r>
+      <w:r>
+        <w:t xml:space="preserve">auf</w:t>
+      </w:r>
+      <w:r>
+        <w:t xml:space="preserve"> </w:t>
+      </w:r>
+      <w:r>
+        <w:rPr>
+          <w:rStyle w:val="VerbatimChar"/>
+        </w:rPr>
+        <w:t xml:space="preserve">players</w:t>
+      </w:r>
+      <w:r>
+        <w:t xml:space="preserve"> </w:t>
+      </w:r>
+      <w:r>
+        <w:t xml:space="preserve">und</w:t>
+      </w:r>
+      <w:r>
+        <w:t xml:space="preserve"> </w:t>
+      </w:r>
+      <w:r>
+        <w:rPr>
+          <w:rStyle w:val="VerbatimChar"/>
+        </w:rPr>
+        <w:t xml:space="preserve">matches</w:t>
+      </w:r>
+      <w:r>
+        <w:t xml:space="preserve"> </w:t>
+      </w:r>
+      <w:r>
+        <w:t xml:space="preserve">(V6 — Owner-Bindung/RBAC, TEN-55, je mit Index</w:t>
+      </w:r>
+      <w:r>
+        <w:t xml:space="preserve"> </w:t>
+      </w:r>
+      <w:r>
+        <w:rPr>
+          <w:rStyle w:val="VerbatimChar"/>
+        </w:rPr>
+        <w:t xml:space="preserve">idx_*_owner</w:t>
+      </w:r>
+      <w:r>
+        <w:t xml:space="preserve">) sowie die Audit-Spalten</w:t>
+      </w:r>
+      <w:r>
+        <w:t xml:space="preserve"> </w:t>
+      </w:r>
+      <w:r>
+        <w:rPr>
+          <w:rStyle w:val="VerbatimChar"/>
+        </w:rPr>
+        <w:t xml:space="preserve">created_at</w:t>
+      </w:r>
+      <w:r>
+        <w:t xml:space="preserve">/</w:t>
+      </w:r>
+      <w:r>
+        <w:rPr>
+          <w:rStyle w:val="VerbatimChar"/>
+        </w:rPr>
+        <w:t xml:space="preserve">created_by</w:t>
+      </w:r>
+      <w:r>
+        <w:t xml:space="preserve">/</w:t>
+      </w:r>
+      <w:r>
+        <w:rPr>
+          <w:rStyle w:val="VerbatimChar"/>
+        </w:rPr>
+        <w:t xml:space="preserve">updated_at</w:t>
+      </w:r>
+      <w:r>
+        <w:t xml:space="preserve">/</w:t>
+      </w:r>
+      <w:r>
+        <w:rPr>
+          <w:rStyle w:val="VerbatimChar"/>
+        </w:rPr>
+        <w:t xml:space="preserve">updated_by</w:t>
+      </w:r>
+      <w:r>
+        <w:t xml:space="preserve"> </w:t>
+      </w:r>
+      <w:r>
+        <w:t xml:space="preserve">auf</w:t>
+      </w:r>
+      <w:r>
+        <w:t xml:space="preserve"> </w:t>
+      </w:r>
+      <w:r>
+        <w:rPr>
+          <w:rStyle w:val="VerbatimChar"/>
+        </w:rPr>
+        <w:t xml:space="preserve">players</w:t>
+      </w:r>
+      <w:r>
+        <w:t xml:space="preserve">,</w:t>
+      </w:r>
+      <w:r>
+        <w:t xml:space="preserve"> </w:t>
+      </w:r>
+      <w:r>
+        <w:rPr>
+          <w:rStyle w:val="VerbatimChar"/>
+        </w:rPr>
+        <w:t xml:space="preserve">matches</w:t>
+      </w:r>
+      <w:r>
+        <w:t xml:space="preserve"> </w:t>
+      </w:r>
+      <w:r>
+        <w:t xml:space="preserve">und</w:t>
+      </w:r>
+      <w:r>
+        <w:t xml:space="preserve"> </w:t>
+      </w:r>
+      <w:r>
+        <w:rPr>
+          <w:rStyle w:val="VerbatimChar"/>
+        </w:rPr>
+        <w:t xml:space="preserve">points</w:t>
+      </w:r>
+      <w:r>
+        <w:t xml:space="preserve"> </w:t>
+      </w:r>
+      <w:r>
+        <w:t xml:space="preserve">(V7 — Spring-Data-Auditing, TEN-59; bewusst nullable, da Flyway-Migrationen und Jobs ohne Auth-Context schreiben dürfen) und — bei deren Anlage — auf</w:t>
+      </w:r>
+      <w:r>
+        <w:t xml:space="preserve"> </w:t>
+      </w:r>
+      <w:r>
+        <w:rPr>
+          <w:rStyle w:val="VerbatimChar"/>
+        </w:rPr>
+        <w:t xml:space="preserve">match_player_notes</w:t>
+      </w:r>
+      <w:r>
+        <w:t xml:space="preserve"> </w:t>
+      </w:r>
+      <w:r>
+        <w:t xml:space="preserve">(V10). V8 hat zudem die</w:t>
+      </w:r>
+      <w:r>
+        <w:t xml:space="preserve"> </w:t>
+      </w:r>
+      <w:r>
+        <w:rPr>
+          <w:rStyle w:val="VerbatimChar"/>
+        </w:rPr>
+        <w:t xml:space="preserve">NOT NULL</w:t>
+      </w:r>
+      <w:r>
+        <w:t xml:space="preserve">-Constraints der primitiven</w:t>
+      </w:r>
+      <w:r>
+        <w:t xml:space="preserve"> </w:t>
+      </w:r>
+      <w:r>
+        <w:rPr>
+          <w:rStyle w:val="VerbatimChar"/>
+        </w:rPr>
+        <w:t xml:space="preserve">match_scores</w:t>
+      </w:r>
+      <w:r>
+        <w:t xml:space="preserve">-Spalten nachgezogen (entdeckt beim DSGVO-Datenexport, TEN-66). Diese Spalten dienen Mandanten-Trennung und Nachvollziehbarkeit und sind im ER-Diagramm bewusst nicht einzeln dargestellt.</w:t>
+      </w:r>
+    </w:p>
     <w:p>
       <w:pPr>
         <w:pStyle w:val="BlockText"/>
@@ -17207,9 +20045,9 @@
         </w:pict>
       </w:r>
     </w:p>
-    <w:bookmarkEnd w:id="79"/>
-    <w:bookmarkEnd w:id="80"/>
-    <w:bookmarkStart w:id="81" w:name="risiken-und-technische-schulden"/>
+    <w:bookmarkEnd w:id="82"/>
+    <w:bookmarkEnd w:id="83"/>
+    <w:bookmarkStart w:id="84" w:name="risiken-und-technische-schulden"/>
     <w:p>
       <w:pPr>
         <w:pStyle w:val="Heading2"/>
@@ -17686,8 +20524,8 @@
         </w:pict>
       </w:r>
     </w:p>
-    <w:bookmarkEnd w:id="81"/>
-    <w:bookmarkStart w:id="85" w:name="ki-werkzeuge-im-projekt"/>
+    <w:bookmarkEnd w:id="84"/>
+    <w:bookmarkStart w:id="88" w:name="ki-werkzeuge-im-projekt"/>
     <w:p>
       <w:pPr>
         <w:pStyle w:val="Heading2"/>
@@ -17696,7 +20534,7 @@
         <w:t xml:space="preserve">13. KI-Werkzeuge im Projekt</w:t>
       </w:r>
     </w:p>
-    <w:bookmarkStart w:id="82" w:name="eingesetzte-werkzeuge"/>
+    <w:bookmarkStart w:id="85" w:name="eingesetzte-werkzeuge"/>
     <w:p>
       <w:pPr>
         <w:pStyle w:val="Heading3"/>
@@ -18018,8 +20856,8 @@
         </w:tc>
       </w:tr>
     </w:tbl>
-    <w:bookmarkEnd w:id="82"/>
-    <w:bookmarkStart w:id="83" w:name="einsatz-pro-phase"/>
+    <w:bookmarkEnd w:id="85"/>
+    <w:bookmarkStart w:id="86" w:name="einsatz-pro-phase"/>
     <w:p>
       <w:pPr>
         <w:pStyle w:val="Heading3"/>
@@ -18074,302 +20912,6 @@
       </w:r>
       <w:r>
         <w:t xml:space="preserve">(16 Plandokumente) und tragen das jeweilige TEN-Ticket im Dateinamen. Belegbeispiele:</w:t>
-      </w:r>
-    </w:p>
-    <w:p>
-      <w:pPr>
-        <w:pStyle w:val="Compact"/>
-        <w:numPr>
-          <w:ilvl w:val="0"/>
-          <w:numId w:val="1012"/>
-        </w:numPr>
-      </w:pPr>
-      <w:r>
-        <w:rPr>
-          <w:rStyle w:val="VerbatimChar"/>
-        </w:rPr>
-        <w:t xml:space="preserve">docs/superpowers/specs/2026-05-17-ai-match-analysis-postmortem-design.md</w:t>
-      </w:r>
-      <w:r>
-        <w:t xml:space="preserve"> </w:t>
-      </w:r>
-      <w:r>
-        <w:t xml:space="preserve">+ Plan</w:t>
-      </w:r>
-      <w:r>
-        <w:t xml:space="preserve"> </w:t>
-      </w:r>
-      <w:r>
-        <w:rPr>
-          <w:rStyle w:val="VerbatimChar"/>
-        </w:rPr>
-        <w:t xml:space="preserve">docs/superpowers/plans/2026-05-17-ai-match-analysis-postmortem.md</w:t>
-      </w:r>
-      <w:r>
-        <w:t xml:space="preserve"> </w:t>
-      </w:r>
-      <w:r>
-        <w:t xml:space="preserve">— Spec/Plan für das</w:t>
-      </w:r>
-      <w:r>
-        <w:t xml:space="preserve"> </w:t>
-      </w:r>
-      <w:r>
-        <w:rPr>
-          <w:rStyle w:val="VerbatimChar"/>
-        </w:rPr>
-        <w:t xml:space="preserve">ai-module</w:t>
-      </w:r>
-      <w:r>
-        <w:t xml:space="preserve"> </w:t>
-      </w:r>
-      <w:r>
-        <w:t xml:space="preserve">(FA-11).</w:t>
-      </w:r>
-    </w:p>
-    <w:p>
-      <w:pPr>
-        <w:pStyle w:val="Compact"/>
-        <w:numPr>
-          <w:ilvl w:val="0"/>
-          <w:numId w:val="1012"/>
-        </w:numPr>
-      </w:pPr>
-      <w:r>
-        <w:rPr>
-          <w:rStyle w:val="VerbatimChar"/>
-        </w:rPr>
-        <w:t xml:space="preserve">docs/superpowers/specs/2026-06-22-ten-60-bean-validation-design.md</w:t>
-      </w:r>
-      <w:r>
-        <w:t xml:space="preserve"> </w:t>
-      </w:r>
-      <w:r>
-        <w:t xml:space="preserve">+ Plan</w:t>
-      </w:r>
-      <w:r>
-        <w:t xml:space="preserve"> </w:t>
-      </w:r>
-      <w:r>
-        <w:rPr>
-          <w:rStyle w:val="VerbatimChar"/>
-        </w:rPr>
-        <w:t xml:space="preserve">docs/superpowers/plans/2026-06-22-ten-60-bean-validation.md</w:t>
-      </w:r>
-      <w:r>
-        <w:t xml:space="preserve"> </w:t>
-      </w:r>
-      <w:r>
-        <w:t xml:space="preserve">— Spec/Plan für Bean Validation auf REST-DTOs (TEN-60).</w:t>
-      </w:r>
-    </w:p>
-    <w:p>
-      <w:pPr>
-        <w:pStyle w:val="Compact"/>
-        <w:numPr>
-          <w:ilvl w:val="0"/>
-          <w:numId w:val="1012"/>
-        </w:numPr>
-      </w:pPr>
-      <w:r>
-        <w:rPr>
-          <w:rStyle w:val="VerbatimChar"/>
-        </w:rPr>
-        <w:t xml:space="preserve">docs/superpowers/specs/2026-06-22-ten-55-owner-binding-rbac-design.md</w:t>
-      </w:r>
-      <w:r>
-        <w:t xml:space="preserve"> </w:t>
-      </w:r>
-      <w:r>
-        <w:t xml:space="preserve">+ Plan</w:t>
-      </w:r>
-      <w:r>
-        <w:t xml:space="preserve"> </w:t>
-      </w:r>
-      <w:r>
-        <w:rPr>
-          <w:rStyle w:val="VerbatimChar"/>
-        </w:rPr>
-        <w:t xml:space="preserve">docs/superpowers/plans/2026-06-22-ten-55-owner-binding-rbac.md</w:t>
-      </w:r>
-      <w:r>
-        <w:t xml:space="preserve"> </w:t>
-      </w:r>
-      <w:r>
-        <w:t xml:space="preserve">— Owner-Binding/RBAC (TEN-55).</w:t>
-      </w:r>
-    </w:p>
-    <w:p>
-      <w:pPr>
-        <w:pStyle w:val="FirstParagraph"/>
-      </w:pPr>
-      <w:r>
-        <w:rPr>
-          <w:b/>
-          <w:bCs/>
-        </w:rPr>
-        <w:t xml:space="preserve">Review.</w:t>
-      </w:r>
-      <w:r>
-        <w:t xml:space="preserve"> </w:t>
-      </w:r>
-      <w:r>
-        <w:t xml:space="preserve">Vor jedem Merge auf</w:t>
-      </w:r>
-      <w:r>
-        <w:t xml:space="preserve"> </w:t>
-      </w:r>
-      <w:r>
-        <w:rPr>
-          <w:rStyle w:val="VerbatimChar"/>
-        </w:rPr>
-        <w:t xml:space="preserve">develop</w:t>
-      </w:r>
-      <w:r>
-        <w:t xml:space="preserve"> </w:t>
-      </w:r>
-      <w:r>
-        <w:t xml:space="preserve">läuft</w:t>
-      </w:r>
-      <w:r>
-        <w:t xml:space="preserve"> </w:t>
-      </w:r>
-      <w:r>
-        <w:rPr>
-          <w:rStyle w:val="VerbatimChar"/>
-        </w:rPr>
-        <w:t xml:space="preserve">/code-review</w:t>
-      </w:r>
-      <w:r>
-        <w:t xml:space="preserve"> </w:t>
-      </w:r>
-      <w:r>
-        <w:t xml:space="preserve">oder</w:t>
-      </w:r>
-      <w:r>
-        <w:t xml:space="preserve"> </w:t>
-      </w:r>
-      <w:r>
-        <w:rPr>
-          <w:rStyle w:val="VerbatimChar"/>
-        </w:rPr>
-        <w:t xml:space="preserve">pr-review-toolkit:review-pr</w:t>
-      </w:r>
-      <w:r>
-        <w:t xml:space="preserve"> </w:t>
-      </w:r>
-      <w:r>
-        <w:t xml:space="preserve">mit Multi-Agent-Fan-out gegen das Diff. Befunde landen als Inline-PR-Kommentar oder als Edit-Anweisung im Working Tree. Belege:</w:t>
-      </w:r>
-    </w:p>
-    <w:p>
-      <w:pPr>
-        <w:pStyle w:val="Compact"/>
-        <w:numPr>
-          <w:ilvl w:val="0"/>
-          <w:numId w:val="1013"/>
-        </w:numPr>
-      </w:pPr>
-      <w:r>
-        <w:rPr>
-          <w:rStyle w:val="VerbatimChar"/>
-        </w:rPr>
-        <w:t xml:space="preserve">doc/bewertungskriterien/Code-Pruefung_Kriterien_7_und_8.md</w:t>
-      </w:r>
-      <w:r>
-        <w:t xml:space="preserve"> </w:t>
-      </w:r>
-      <w:r>
-        <w:t xml:space="preserve">ist ein KI-erstellter Selbst-Audit gegen die Bewertungskriterien 7 + 8. Die dort identifizierten Lücken (Scoring-Modul-Konsolidierung, modulübergreifendes Domänenmodell, fehlende Modul-Durchsetzung) wurden anschliessend in</w:t>
-      </w:r>
-      <w:r>
-        <w:t xml:space="preserve"> </w:t>
-      </w:r>
-      <w:r>
-        <w:rPr>
-          <w:b/>
-          <w:bCs/>
-        </w:rPr>
-        <w:t xml:space="preserve">ADR-12</w:t>
-      </w:r>
-      <w:r>
-        <w:t xml:space="preserve">,</w:t>
-      </w:r>
-      <w:r>
-        <w:t xml:space="preserve"> </w:t>
-      </w:r>
-      <w:r>
-        <w:rPr>
-          <w:b/>
-          <w:bCs/>
-        </w:rPr>
-        <w:t xml:space="preserve">ADR-13</w:t>
-      </w:r>
-      <w:r>
-        <w:t xml:space="preserve"> </w:t>
-      </w:r>
-      <w:r>
-        <w:t xml:space="preserve">und</w:t>
-      </w:r>
-      <w:r>
-        <w:t xml:space="preserve"> </w:t>
-      </w:r>
-      <w:r>
-        <w:rPr>
-          <w:rStyle w:val="VerbatimChar"/>
-        </w:rPr>
-        <w:t xml:space="preserve">backend/app/src/test/java/com/cas/tsas/ArchitectureTest.java</w:t>
-      </w:r>
-      <w:r>
-        <w:t xml:space="preserve"> </w:t>
-      </w:r>
-      <w:r>
-        <w:t xml:space="preserve">adressiert.</w:t>
-      </w:r>
-    </w:p>
-    <w:p>
-      <w:pPr>
-        <w:pStyle w:val="FirstParagraph"/>
-      </w:pPr>
-      <w:r>
-        <w:rPr>
-          <w:b/>
-          <w:bCs/>
-        </w:rPr>
-        <w:t xml:space="preserve">Refactoring.</w:t>
-      </w:r>
-      <w:r>
-        <w:t xml:space="preserve"> </w:t>
-      </w:r>
-      <w:r>
-        <w:t xml:space="preserve">Spec-getriebene Cleanups mit TDD-Schleife. Belegbeispiele aus</w:t>
-      </w:r>
-      <w:r>
-        <w:t xml:space="preserve"> </w:t>
-      </w:r>
-      <w:r>
-        <w:rPr>
-          <w:rStyle w:val="VerbatimChar"/>
-        </w:rPr>
-        <w:t xml:space="preserve">git log</w:t>
-      </w:r>
-      <w:r>
-        <w:t xml:space="preserve"> </w:t>
-      </w:r>
-      <w:r>
-        <w:t xml:space="preserve">auf</w:t>
-      </w:r>
-      <w:r>
-        <w:t xml:space="preserve"> </w:t>
-      </w:r>
-      <w:r>
-        <w:rPr>
-          <w:rStyle w:val="VerbatimChar"/>
-        </w:rPr>
-        <w:t xml:space="preserve">develop</w:t>
-      </w:r>
-      <w:r>
-        <w:t xml:space="preserve">:</w:t>
       </w:r>
     </w:p>
     <w:p>
@@ -18384,7 +20926,43 @@
         <w:rPr>
           <w:rStyle w:val="VerbatimChar"/>
         </w:rPr>
-        <w:t xml:space="preserve">cc6e502 feat(match): typed enums + @Size on RecordPointRequest + IT (TEN-60)</w:t>
+        <w:t xml:space="preserve">docs/superpowers/specs/2026-05-17-ai-match-analysis-postmortem-design.md</w:t>
+      </w:r>
+      <w:r>
+        <w:t xml:space="preserve"> </w:t>
+      </w:r>
+      <w:r>
+        <w:t xml:space="preserve">+ Plan</w:t>
+      </w:r>
+      <w:r>
+        <w:t xml:space="preserve"> </w:t>
+      </w:r>
+      <w:r>
+        <w:rPr>
+          <w:rStyle w:val="VerbatimChar"/>
+        </w:rPr>
+        <w:t xml:space="preserve">docs/superpowers/plans/2026-05-17-ai-match-analysis-postmortem.md</w:t>
+      </w:r>
+      <w:r>
+        <w:t xml:space="preserve"> </w:t>
+      </w:r>
+      <w:r>
+        <w:t xml:space="preserve">— Spec/Plan für das</w:t>
+      </w:r>
+      <w:r>
+        <w:t xml:space="preserve"> </w:t>
+      </w:r>
+      <w:r>
+        <w:rPr>
+          <w:rStyle w:val="VerbatimChar"/>
+        </w:rPr>
+        <w:t xml:space="preserve">ai-module</w:t>
+      </w:r>
+      <w:r>
+        <w:t xml:space="preserve"> </w:t>
+      </w:r>
+      <w:r>
+        <w:t xml:space="preserve">(FA-11).</w:t>
       </w:r>
     </w:p>
     <w:p>
@@ -18399,7 +20977,28 @@
         <w:rPr>
           <w:rStyle w:val="VerbatimChar"/>
         </w:rPr>
-        <w:t xml:space="preserve">d96f4da feat(player): @Size limits on DTO string fields + IT (TEN-60)</w:t>
+        <w:t xml:space="preserve">docs/superpowers/specs/2026-06-22-ten-60-bean-validation-design.md</w:t>
+      </w:r>
+      <w:r>
+        <w:t xml:space="preserve"> </w:t>
+      </w:r>
+      <w:r>
+        <w:t xml:space="preserve">+ Plan</w:t>
+      </w:r>
+      <w:r>
+        <w:t xml:space="preserve"> </w:t>
+      </w:r>
+      <w:r>
+        <w:rPr>
+          <w:rStyle w:val="VerbatimChar"/>
+        </w:rPr>
+        <w:t xml:space="preserve">docs/superpowers/plans/2026-06-22-ten-60-bean-validation.md</w:t>
+      </w:r>
+      <w:r>
+        <w:t xml:space="preserve"> </w:t>
+      </w:r>
+      <w:r>
+        <w:t xml:space="preserve">— Spec/Plan für Bean Validation auf REST-DTOs (TEN-60).</w:t>
       </w:r>
     </w:p>
     <w:p>
@@ -18414,7 +21013,28 @@
         <w:rPr>
           <w:rStyle w:val="VerbatimChar"/>
         </w:rPr>
-        <w:t xml:space="preserve">2a0bcf1 docs(plans): add TEN-60 bean-validation implementation plan</w:t>
+        <w:t xml:space="preserve">docs/superpowers/specs/2026-06-22-ten-55-owner-binding-rbac-design.md</w:t>
+      </w:r>
+      <w:r>
+        <w:t xml:space="preserve"> </w:t>
+      </w:r>
+      <w:r>
+        <w:t xml:space="preserve">+ Plan</w:t>
+      </w:r>
+      <w:r>
+        <w:t xml:space="preserve"> </w:t>
+      </w:r>
+      <w:r>
+        <w:rPr>
+          <w:rStyle w:val="VerbatimChar"/>
+        </w:rPr>
+        <w:t xml:space="preserve">docs/superpowers/plans/2026-06-22-ten-55-owner-binding-rbac.md</w:t>
+      </w:r>
+      <w:r>
+        <w:t xml:space="preserve"> </w:t>
+      </w:r>
+      <w:r>
+        <w:t xml:space="preserve">— Owner-Binding/RBAC (TEN-55).</w:t>
       </w:r>
     </w:p>
     <w:p>
@@ -18426,389 +21046,58 @@
           <w:b/>
           <w:bCs/>
         </w:rPr>
-        <w:t xml:space="preserve">Recherche.</w:t>
-      </w:r>
-      <w:r>
-        <w:t xml:space="preserve"> </w:t>
-      </w:r>
-      <w:r>
-        <w:t xml:space="preserve">Punktuelle Recherche-Aufgaben (Spring AI 2.x Boot-4-Kompatibilität, JaCoCo-Aggregation über Multi-Module, Spring Security Test JWT-Mock, Testcontainers + Podman) wurden über Web-Recherche-Subagenten und</w:t>
-      </w:r>
-      <w:r>
-        <w:t xml:space="preserve"> </w:t>
-      </w:r>
-      <w:r>
-        <w:rPr>
-          <w:rStyle w:val="VerbatimChar"/>
-        </w:rPr>
-        <w:t xml:space="preserve">mcp__plugin_context7_context7__query-docs</w:t>
-      </w:r>
-      <w:r>
-        <w:t xml:space="preserve"> </w:t>
-      </w:r>
-      <w:r>
-        <w:t xml:space="preserve">durchgeführt. Ergebnisse flossen in ADR-10 (Spring AI Milestone-Risiko in R-07) und ADR-11 (CI/Coverage-Gate-Schwellen-Begründung) ein.</w:t>
-      </w:r>
-    </w:p>
-    <w:bookmarkEnd w:id="83"/>
-    <w:bookmarkStart w:id="84" w:name="eigenständigkeit"/>
-    <w:p>
-      <w:pPr>
-        <w:pStyle w:val="Heading3"/>
-      </w:pPr>
-      <w:r>
-        <w:t xml:space="preserve">13.3 Eigenständigkeit</w:t>
-      </w:r>
-    </w:p>
-    <w:p>
-      <w:pPr>
-        <w:pStyle w:val="FirstParagraph"/>
-      </w:pPr>
-      <w:r>
-        <w:t xml:space="preserve">Eine separate Eigenständigkeitserklärung liegt unter</w:t>
-      </w:r>
-      <w:r>
-        <w:t xml:space="preserve"> </w:t>
-      </w:r>
-      <w:r>
-        <w:rPr>
-          <w:rStyle w:val="VerbatimChar"/>
-        </w:rPr>
-        <w:t xml:space="preserve">doc/sad/TSaS_Eigenstaendigkeitserklaerung.md</w:t>
-      </w:r>
-      <w:r>
-        <w:t xml:space="preserve">. Sie bestätigt, dass alle KI-Vorschläge vor Übernahme geprüft, angenommen oder zurückgewiesen wurden. Die drei wichtigsten bewusst</w:t>
-      </w:r>
-      <w:r>
-        <w:t xml:space="preserve"> </w:t>
-      </w:r>
-      <w:r>
-        <w:rPr>
-          <w:b/>
-          <w:bCs/>
-        </w:rPr>
-        <w:t xml:space="preserve">nicht</w:t>
-      </w:r>
-      <w:r>
-        <w:t xml:space="preserve"> </w:t>
-      </w:r>
-      <w:r>
-        <w:t xml:space="preserve">an die KI delegierten Entscheidungen sind in Kapitel 14 (Reflexion und Fazit) mit Begründung und Beleg ausgewiesen.</w:t>
-      </w:r>
-    </w:p>
-    <w:p>
-      <w:r>
-        <w:pict>
-          <v:rect style="width:0;height:1.5pt" o:hralign="center" o:hrstd="t" o:hr="t"/>
-        </w:pict>
-      </w:r>
-    </w:p>
-    <w:bookmarkEnd w:id="84"/>
-    <w:bookmarkEnd w:id="85"/>
-    <w:bookmarkStart w:id="90" w:name="reflexion-und-fazit"/>
-    <w:p>
-      <w:pPr>
-        <w:pStyle w:val="Heading2"/>
-      </w:pPr>
-      <w:r>
-        <w:t xml:space="preserve">14. Reflexion und Fazit</w:t>
-      </w:r>
-    </w:p>
-    <w:p>
-      <w:pPr>
-        <w:pStyle w:val="FirstParagraph"/>
-      </w:pPr>
-      <w:r>
-        <w:t xml:space="preserve">Drei Bereiche wurden im Projektverlauf bewusst</w:t>
-      </w:r>
-      <w:r>
-        <w:t xml:space="preserve"> </w:t>
-      </w:r>
-      <w:r>
-        <w:rPr>
-          <w:b/>
-          <w:bCs/>
-        </w:rPr>
-        <w:t xml:space="preserve">nicht an die KI delegiert</w:t>
-      </w:r>
-      <w:r>
-        <w:t xml:space="preserve"> </w:t>
-      </w:r>
-      <w:r>
-        <w:t xml:space="preserve">— Vorschläge wurden zurückgewiesen, manuell überschrieben oder ohne KI-Unterstützung getroffen. Begründungen und Belege:</w:t>
-      </w:r>
-    </w:p>
-    <w:bookmarkStart w:id="86" w:name="veto-1-security-konfiguration"/>
-    <w:p>
-      <w:pPr>
-        <w:pStyle w:val="Heading3"/>
-      </w:pPr>
-      <w:r>
-        <w:t xml:space="preserve">14.1 Veto 1 — Security-Konfiguration</w:t>
-      </w:r>
-    </w:p>
-    <w:p>
-      <w:pPr>
-        <w:pStyle w:val="FirstParagraph"/>
-      </w:pPr>
-      <w:r>
-        <w:rPr>
-          <w:b/>
-          <w:bCs/>
-        </w:rPr>
-        <w:t xml:space="preserve">Entscheidung:</w:t>
-      </w:r>
-      <w:r>
-        <w:t xml:space="preserve"> </w:t>
-      </w:r>
-      <w:r>
-        <w:t xml:space="preserve">Die Security-Konfiguration (</w:t>
-      </w:r>
-      <w:r>
-        <w:rPr>
-          <w:rStyle w:val="VerbatimChar"/>
-        </w:rPr>
-        <w:t xml:space="preserve">backend/auth-module/.../SecurityConfig.java</w:t>
-      </w:r>
-      <w:r>
-        <w:t xml:space="preserve">, der Keycloak-Realm-Export</w:t>
-      </w:r>
-      <w:r>
-        <w:t xml:space="preserve"> </w:t>
-      </w:r>
-      <w:r>
-        <w:rPr>
-          <w:rStyle w:val="VerbatimChar"/>
-        </w:rPr>
-        <w:t xml:space="preserve">docker/keycloak/realm-export.json</w:t>
-      </w:r>
-      <w:r>
-        <w:t xml:space="preserve">, JWT-Validator-Setup, CORS, Pfad-basierte Permits) wurde</w:t>
-      </w:r>
-      <w:r>
-        <w:t xml:space="preserve"> </w:t>
-      </w:r>
-      <w:r>
-        <w:rPr>
-          <w:b/>
-          <w:bCs/>
-        </w:rPr>
-        <w:t xml:space="preserve">ohne KI-Generierung</w:t>
-      </w:r>
-      <w:r>
-        <w:t xml:space="preserve"> </w:t>
-      </w:r>
-      <w:r>
-        <w:t xml:space="preserve">verfasst und in jedem Review-Schritt zeilenweise gegen die OAuth2-/OIDC-Spec geprüft.</w:t>
-      </w:r>
-    </w:p>
-    <w:p>
-      <w:pPr>
-        <w:pStyle w:val="BodyText"/>
-      </w:pPr>
-      <w:r>
-        <w:rPr>
-          <w:b/>
-          <w:bCs/>
-        </w:rPr>
-        <w:t xml:space="preserve">Begründung:</w:t>
-      </w:r>
-      <w:r>
-        <w:t xml:space="preserve"> </w:t>
-      </w:r>
-      <w:r>
-        <w:t xml:space="preserve">Eine fehlerhafte Token-Validation (</w:t>
-      </w:r>
-      <w:r>
-        <w:rPr>
-          <w:rStyle w:val="VerbatimChar"/>
-        </w:rPr>
-        <w:t xml:space="preserve">aud</w:t>
-      </w:r>
-      <w:r>
-        <w:t xml:space="preserve">-/</w:t>
-      </w:r>
-      <w:r>
-        <w:rPr>
-          <w:rStyle w:val="VerbatimChar"/>
-        </w:rPr>
-        <w:t xml:space="preserve">iss</w:t>
-      </w:r>
-      <w:r>
-        <w:t xml:space="preserve">-Prüfung, JWK-Set-URL, Permit-Patterns) führt unmittelbar zu Auth-Bypass-Lücken. Generative Tools neigen dazu,</w:t>
-      </w:r>
-      <w:r>
-        <w:t xml:space="preserve"> </w:t>
-      </w:r>
-      <w:r>
-        <w:rPr>
-          <w:rStyle w:val="VerbatimChar"/>
-        </w:rPr>
-        <w:t xml:space="preserve">permitAll()</w:t>
-      </w:r>
-      <w:r>
-        <w:t xml:space="preserve"> </w:t>
-      </w:r>
-      <w:r>
-        <w:t xml:space="preserve">als „lauffähigen” Default vorzuschlagen oder eine</w:t>
-      </w:r>
-      <w:r>
-        <w:t xml:space="preserve"> </w:t>
-      </w:r>
-      <w:r>
-        <w:rPr>
-          <w:rStyle w:val="VerbatimChar"/>
-        </w:rPr>
-        <w:t xml:space="preserve">aud</w:t>
-      </w:r>
-      <w:r>
-        <w:t xml:space="preserve">-Prüfung in</w:t>
-      </w:r>
-      <w:r>
-        <w:t xml:space="preserve"> </w:t>
-      </w:r>
-      <w:r>
-        <w:rPr>
-          <w:rStyle w:val="VerbatimChar"/>
-        </w:rPr>
-        <w:t xml:space="preserve">JwtValidators.createDefaultWithIssuer(...)</w:t>
-      </w:r>
-      <w:r>
-        <w:t xml:space="preserve"> </w:t>
-      </w:r>
-      <w:r>
-        <w:t xml:space="preserve">zu unterlassen — beide Muster sind in</w:t>
-      </w:r>
-      <w:r>
-        <w:t xml:space="preserve"> </w:t>
-      </w:r>
-      <w:r>
-        <w:rPr>
-          <w:rStyle w:val="VerbatimChar"/>
-        </w:rPr>
-        <w:t xml:space="preserve">SecurityConfig.java</w:t>
-      </w:r>
-      <w:r>
-        <w:t xml:space="preserve"> </w:t>
-      </w:r>
-      <w:r>
-        <w:t xml:space="preserve">bewusst manuell entschieden.</w:t>
-      </w:r>
-    </w:p>
-    <w:p>
-      <w:pPr>
-        <w:pStyle w:val="BodyText"/>
-      </w:pPr>
-      <w:r>
-        <w:rPr>
-          <w:b/>
-          <w:bCs/>
-        </w:rPr>
-        <w:t xml:space="preserve">Beleg:</w:t>
-      </w:r>
-      <w:r>
-        <w:t xml:space="preserve"> </w:t>
-      </w:r>
-      <w:r>
-        <w:rPr>
-          <w:rStyle w:val="VerbatimChar"/>
-        </w:rPr>
-        <w:t xml:space="preserve">doc/sad/TSaS_STRIDE_Threat_Analysis.md</w:t>
-      </w:r>
-      <w:r>
-        <w:t xml:space="preserve"> </w:t>
-      </w:r>
-      <w:r>
-        <w:t xml:space="preserve">§2.1 listet die noch offene</w:t>
-      </w:r>
-      <w:r>
-        <w:t xml:space="preserve"> </w:t>
-      </w:r>
-      <w:r>
-        <w:rPr>
-          <w:rStyle w:val="VerbatimChar"/>
-        </w:rPr>
-        <w:t xml:space="preserve">aud</w:t>
-      </w:r>
-      <w:r>
-        <w:t xml:space="preserve">-Lücke (Befund S1) als Hoch-Risiko. Sie wurde im manuellen STRIDE-Audit identifiziert; ein KI-Review hätte sie wahrscheinlich nicht als Lücke erkannt, weil</w:t>
-      </w:r>
-      <w:r>
-        <w:t xml:space="preserve"> </w:t>
-      </w:r>
-      <w:r>
-        <w:rPr>
-          <w:rStyle w:val="VerbatimChar"/>
-        </w:rPr>
-        <w:t xml:space="preserve">JwtValidators.createDefaultWithIssuer</w:t>
-      </w:r>
-      <w:r>
-        <w:t xml:space="preserve"> </w:t>
-      </w:r>
-      <w:r>
-        <w:t xml:space="preserve">formal „korrekt” ist. Die Backlog-Entscheidung (Mitigation in eigenem Ticket) bleibt bei einem Menschen.</w:t>
-      </w:r>
-    </w:p>
-    <w:bookmarkEnd w:id="86"/>
-    <w:bookmarkStart w:id="87" w:name="veto-2-architekturentscheidungen-adrs"/>
-    <w:p>
-      <w:pPr>
-        <w:pStyle w:val="Heading3"/>
-      </w:pPr>
-      <w:r>
-        <w:t xml:space="preserve">14.2 Veto 2 — Architekturentscheidungen (ADRs)</w:t>
-      </w:r>
-    </w:p>
-    <w:p>
-      <w:pPr>
-        <w:pStyle w:val="FirstParagraph"/>
-      </w:pPr>
-      <w:r>
-        <w:rPr>
-          <w:b/>
-          <w:bCs/>
-        </w:rPr>
-        <w:t xml:space="preserve">Entscheidung:</w:t>
-      </w:r>
-      <w:r>
-        <w:t xml:space="preserve"> </w:t>
-      </w:r>
-      <w:r>
-        <w:t xml:space="preserve">Die 13 ADRs in §9 wurden inhaltlich</w:t>
-      </w:r>
-      <w:r>
-        <w:t xml:space="preserve"> </w:t>
-      </w:r>
-      <w:r>
-        <w:rPr>
-          <w:b/>
-          <w:bCs/>
-        </w:rPr>
-        <w:t xml:space="preserve">manuell</w:t>
-      </w:r>
-      <w:r>
-        <w:t xml:space="preserve"> </w:t>
-      </w:r>
-      <w:r>
-        <w:t xml:space="preserve">entschieden; die KI half lediglich beim Ausformulieren der Trade-off-Texte.</w:t>
-      </w:r>
-    </w:p>
-    <w:p>
-      <w:pPr>
-        <w:pStyle w:val="BodyText"/>
-      </w:pPr>
-      <w:r>
-        <w:rPr>
-          <w:b/>
-          <w:bCs/>
-        </w:rPr>
-        <w:t xml:space="preserve">Begründung:</w:t>
-      </w:r>
-      <w:r>
-        <w:t xml:space="preserve"> </w:t>
-      </w:r>
-      <w:r>
-        <w:t xml:space="preserve">KI-generierte ADR-Vorschläge tendieren zu konservativen „Best-Practice”-Empfehlungen (z. B. „nimm Spring Modulith, weil es aktuell ist”) und übersehen Kontextfaktoren wie Team-Grösse, Erfahrung und Roadmap. Drei konkrete Gegen-Entscheidungen:</w:t>
+        <w:t xml:space="preserve">Review.</w:t>
+      </w:r>
+      <w:r>
+        <w:t xml:space="preserve"> </w:t>
+      </w:r>
+      <w:r>
+        <w:t xml:space="preserve">Vor jedem Merge auf</w:t>
+      </w:r>
+      <w:r>
+        <w:t xml:space="preserve"> </w:t>
+      </w:r>
+      <w:r>
+        <w:rPr>
+          <w:rStyle w:val="VerbatimChar"/>
+        </w:rPr>
+        <w:t xml:space="preserve">develop</w:t>
+      </w:r>
+      <w:r>
+        <w:t xml:space="preserve"> </w:t>
+      </w:r>
+      <w:r>
+        <w:t xml:space="preserve">läuft</w:t>
+      </w:r>
+      <w:r>
+        <w:t xml:space="preserve"> </w:t>
+      </w:r>
+      <w:r>
+        <w:rPr>
+          <w:rStyle w:val="VerbatimChar"/>
+        </w:rPr>
+        <w:t xml:space="preserve">/code-review</w:t>
+      </w:r>
+      <w:r>
+        <w:t xml:space="preserve"> </w:t>
+      </w:r>
+      <w:r>
+        <w:t xml:space="preserve">oder</w:t>
+      </w:r>
+      <w:r>
+        <w:t xml:space="preserve"> </w:t>
+      </w:r>
+      <w:r>
+        <w:rPr>
+          <w:rStyle w:val="VerbatimChar"/>
+        </w:rPr>
+        <w:t xml:space="preserve">pr-review-toolkit:review-pr</w:t>
+      </w:r>
+      <w:r>
+        <w:t xml:space="preserve"> </w:t>
+      </w:r>
+      <w:r>
+        <w:t xml:space="preserve">mit Multi-Agent-Fan-out gegen das Diff. Befunde landen als Inline-PR-Kommentar oder als Edit-Anweisung im Working Tree. Belege:</w:t>
       </w:r>
     </w:p>
     <w:p>
@@ -18821,246 +21110,104 @@
       </w:pPr>
       <w:r>
         <w:rPr>
+          <w:rStyle w:val="VerbatimChar"/>
+        </w:rPr>
+        <w:t xml:space="preserve">doc/bewertungskriterien/Code-Pruefung_Kriterien_7_und_8.md</w:t>
+      </w:r>
+      <w:r>
+        <w:t xml:space="preserve"> </w:t>
+      </w:r>
+      <w:r>
+        <w:t xml:space="preserve">ist ein KI-erstellter Selbst-Audit gegen die Bewertungskriterien 7 + 8. Die dort identifizierten Lücken (Scoring-Modul-Konsolidierung, modulübergreifendes Domänenmodell, fehlende Modul-Durchsetzung) wurden anschliessend in</w:t>
+      </w:r>
+      <w:r>
+        <w:t xml:space="preserve"> </w:t>
+      </w:r>
+      <w:r>
+        <w:rPr>
           <w:b/>
           <w:bCs/>
         </w:rPr>
-        <w:t xml:space="preserve">ADR-07</w:t>
-      </w:r>
-      <w:r>
-        <w:t xml:space="preserve"> </w:t>
-      </w:r>
-      <w:r>
-        <w:t xml:space="preserve">verwirft Spring Modulith bewusst zugunsten von Gradle-Multi-Module-Compile-Zeit-Grenzen — entgegen dem aktuellen Hype.</w:t>
+        <w:t xml:space="preserve">ADR-12</w:t>
+      </w:r>
+      <w:r>
+        <w:t xml:space="preserve">,</w:t>
+      </w:r>
+      <w:r>
+        <w:t xml:space="preserve"> </w:t>
+      </w:r>
+      <w:r>
+        <w:rPr>
+          <w:b/>
+          <w:bCs/>
+        </w:rPr>
+        <w:t xml:space="preserve">ADR-13</w:t>
+      </w:r>
+      <w:r>
+        <w:t xml:space="preserve"> </w:t>
+      </w:r>
+      <w:r>
+        <w:t xml:space="preserve">und</w:t>
+      </w:r>
+      <w:r>
+        <w:t xml:space="preserve"> </w:t>
+      </w:r>
+      <w:r>
+        <w:rPr>
+          <w:rStyle w:val="VerbatimChar"/>
+        </w:rPr>
+        <w:t xml:space="preserve">backend/app/src/test/java/com/cas/tsas/ArchitectureTest.java</w:t>
+      </w:r>
+      <w:r>
+        <w:t xml:space="preserve"> </w:t>
+      </w:r>
+      <w:r>
+        <w:t xml:space="preserve">adressiert.</w:t>
       </w:r>
     </w:p>
     <w:p>
       <w:pPr>
-        <w:pStyle w:val="Compact"/>
-        <w:numPr>
-          <w:ilvl w:val="0"/>
-          <w:numId w:val="1015"/>
-        </w:numPr>
+        <w:pStyle w:val="FirstParagraph"/>
       </w:pPr>
       <w:r>
         <w:rPr>
           <w:b/>
           <w:bCs/>
         </w:rPr>
-        <w:t xml:space="preserve">ADR-12</w:t>
-      </w:r>
-      <w:r>
-        <w:t xml:space="preserve"> </w:t>
-      </w:r>
-      <w:r>
-        <w:t xml:space="preserve">konsolidiert das ursprünglich vorgesehene</w:t>
-      </w:r>
-      <w:r>
-        <w:t xml:space="preserve"> </w:t>
-      </w:r>
-      <w:r>
-        <w:rPr>
-          <w:rStyle w:val="VerbatimChar"/>
-        </w:rPr>
-        <w:t xml:space="preserve">scoring-module</w:t>
-      </w:r>
-      <w:r>
-        <w:t xml:space="preserve"> </w:t>
-      </w:r>
-      <w:r>
-        <w:t xml:space="preserve">wieder ins</w:t>
-      </w:r>
-      <w:r>
-        <w:t xml:space="preserve"> </w:t>
-      </w:r>
-      <w:r>
-        <w:rPr>
-          <w:rStyle w:val="VerbatimChar"/>
-        </w:rPr>
-        <w:t xml:space="preserve">match-module</w:t>
-      </w:r>
-      <w:r>
-        <w:t xml:space="preserve">, nachdem die Implementierung zeigte, dass die Modulgrenze keinen fachlichen Mehrwert bringt.</w:t>
-      </w:r>
-    </w:p>
-    <w:p>
-      <w:pPr>
-        <w:pStyle w:val="Compact"/>
-        <w:numPr>
-          <w:ilvl w:val="0"/>
-          <w:numId w:val="1015"/>
-        </w:numPr>
-      </w:pPr>
-      <w:r>
-        <w:rPr>
-          <w:b/>
-          <w:bCs/>
-        </w:rPr>
-        <w:t xml:space="preserve">ADR-13</w:t>
-      </w:r>
-      <w:r>
-        <w:t xml:space="preserve"> </w:t>
-      </w:r>
-      <w:r>
-        <w:t xml:space="preserve">erlaubt geteilte Domänen-Wertobjekte modulübergreifend statt einer Anti-Corruption-Schicht — die KI hätte hier vermutlich Spiegel-DTO-Mapper an jeder Grenze vorgeschlagen.</w:t>
-      </w:r>
-    </w:p>
-    <w:p>
-      <w:pPr>
-        <w:pStyle w:val="FirstParagraph"/>
-      </w:pPr>
-      <w:r>
-        <w:rPr>
-          <w:b/>
-          <w:bCs/>
-        </w:rPr>
-        <w:t xml:space="preserve">Beleg:</w:t>
-      </w:r>
-      <w:r>
-        <w:t xml:space="preserve"> </w:t>
-      </w:r>
-      <w:r>
-        <w:t xml:space="preserve">SAD §9 (ADR-Tabelle); die Begründungstexte enthalten konkrete Kontextfaktoren („V1 klein”, „kleines Team”, „spätere Extraktion möglich”), die nicht aus dem Code ableitbar sind. ADR-12 und ADR-13 sind explizit Korrekturen früherer Bausteinskizzen — Spuren der manuellen Nachjustierung.</w:t>
-      </w:r>
-    </w:p>
-    <w:bookmarkEnd w:id="87"/>
-    <w:bookmarkStart w:id="88" w:name="veto-3-tennis-domänenregeln-im-scoring"/>
-    <w:p>
-      <w:pPr>
-        <w:pStyle w:val="Heading3"/>
-      </w:pPr>
-      <w:r>
-        <w:t xml:space="preserve">14.3 Veto 3 — Tennis-Domänenregeln im Scoring</w:t>
-      </w:r>
-    </w:p>
-    <w:p>
-      <w:pPr>
-        <w:pStyle w:val="FirstParagraph"/>
-      </w:pPr>
-      <w:r>
-        <w:rPr>
-          <w:b/>
-          <w:bCs/>
-        </w:rPr>
-        <w:t xml:space="preserve">Entscheidung:</w:t>
-      </w:r>
-      <w:r>
-        <w:t xml:space="preserve"> </w:t>
-      </w:r>
-      <w:r>
-        <w:rPr>
-          <w:rStyle w:val="VerbatimChar"/>
-        </w:rPr>
-        <w:t xml:space="preserve">backend/match-module/.../application/service/ScoringService.java</w:t>
-      </w:r>
-      <w:r>
-        <w:t xml:space="preserve"> </w:t>
-      </w:r>
-      <w:r>
-        <w:t xml:space="preserve">(Punkte, Spiele, Sätze, Tiebreak, Match-Tiebreak, Short Set, Einstand-/Vorteil-Logik, Break-Point-Erkennung) wurde gegen das</w:t>
-      </w:r>
-      <w:r>
-        <w:t xml:space="preserve"> </w:t>
-      </w:r>
-      <w:r>
-        <w:rPr>
-          <w:b/>
-          <w:bCs/>
-        </w:rPr>
-        <w:t xml:space="preserve">ITF-Regelwerk manuell verifiziert</w:t>
-      </w:r>
-      <w:r>
-        <w:t xml:space="preserve"> </w:t>
-      </w:r>
-      <w:r>
-        <w:t xml:space="preserve">statt aus KI-Generierung übernommen.</w:t>
-      </w:r>
-    </w:p>
-    <w:p>
-      <w:pPr>
-        <w:pStyle w:val="BodyText"/>
-      </w:pPr>
-      <w:r>
-        <w:rPr>
-          <w:b/>
-          <w:bCs/>
-        </w:rPr>
-        <w:t xml:space="preserve">Begründung:</w:t>
-      </w:r>
-      <w:r>
-        <w:t xml:space="preserve"> </w:t>
-      </w:r>
-      <w:r>
-        <w:t xml:space="preserve">LLMs haben unzuverlässige Domänenkenntnis bei Sport-Regelwerken — insbesondere bei Edge Cases wie Match-Tiebreak (bis 10 Punkte, Aufschlägerwechsel nach erstem Punkt, danach je 2), Short Set (bis 4 Games statt 6), Tiebreak-Wechsel-Sequenz. Falsche Scoring-Regeln würde der Coach am Platz sofort bemerken — das ist die kritischste Domäne der App.</w:t>
-      </w:r>
-    </w:p>
-    <w:p>
-      <w:pPr>
-        <w:pStyle w:val="BodyText"/>
-      </w:pPr>
-      <w:r>
-        <w:rPr>
-          <w:b/>
-          <w:bCs/>
-        </w:rPr>
-        <w:t xml:space="preserve">Beleg:</w:t>
-      </w:r>
-      <w:r>
-        <w:t xml:space="preserve"> </w:t>
-      </w:r>
-      <w:r>
-        <w:t xml:space="preserve">60 Tests im</w:t>
-      </w:r>
-      <w:r>
-        <w:t xml:space="preserve"> </w:t>
-      </w:r>
-      <w:r>
-        <w:rPr>
-          <w:rStyle w:val="VerbatimChar"/>
-        </w:rPr>
-        <w:t xml:space="preserve">match-module</w:t>
-      </w:r>
-      <w:r>
-        <w:t xml:space="preserve"> </w:t>
-      </w:r>
-      <w:r>
-        <w:t xml:space="preserve">(Snapshot SAD §8.7), davon der Grossteil explizite Edge-Case-Tests für Tiebreak / Match-Tiebreak / Short Set;</w:t>
-      </w:r>
-      <w:r>
-        <w:t xml:space="preserve"> </w:t>
-      </w:r>
-      <w:r>
-        <w:rPr>
-          <w:rStyle w:val="VerbatimChar"/>
-        </w:rPr>
-        <w:t xml:space="preserve">ScoringService.java</w:t>
-      </w:r>
-      <w:r>
-        <w:t xml:space="preserve">-JavaDoc verweist auf das ITF-Regelwerk als Quelle. Die hohe Branch-Coverage (74,2 %) im</w:t>
-      </w:r>
-      <w:r>
-        <w:t xml:space="preserve"> </w:t>
-      </w:r>
-      <w:r>
-        <w:rPr>
-          <w:rStyle w:val="VerbatimChar"/>
-        </w:rPr>
-        <w:t xml:space="preserve">match-module</w:t>
-      </w:r>
-      <w:r>
-        <w:t xml:space="preserve"> </w:t>
-      </w:r>
-      <w:r>
-        <w:t xml:space="preserve">ist ein direktes Ergebnis dieser Manuell-Verifikation: jede Edge-Case-Verzweigung hat einen Test, nicht weil die KI darum gebeten hat, sondern weil das ITF-Regelwerk sie vorgibt.</w:t>
-      </w:r>
-    </w:p>
-    <w:bookmarkEnd w:id="88"/>
-    <w:bookmarkStart w:id="89" w:name="übertrag-auf-die-künftige-arbeitsweise"/>
-    <w:p>
-      <w:pPr>
-        <w:pStyle w:val="Heading3"/>
-      </w:pPr>
-      <w:r>
-        <w:t xml:space="preserve">14.4 Übertrag auf die künftige Arbeitsweise</w:t>
+        <w:t xml:space="preserve">Refactoring.</w:t>
+      </w:r>
+      <w:r>
+        <w:t xml:space="preserve"> </w:t>
+      </w:r>
+      <w:r>
+        <w:t xml:space="preserve">Spec-getriebene Cleanups mit TDD-Schleife. Belegbeispiele aus</w:t>
+      </w:r>
+      <w:r>
+        <w:t xml:space="preserve"> </w:t>
+      </w:r>
+      <w:r>
+        <w:rPr>
+          <w:rStyle w:val="VerbatimChar"/>
+        </w:rPr>
+        <w:t xml:space="preserve">git log</w:t>
+      </w:r>
+      <w:r>
+        <w:t xml:space="preserve"> </w:t>
+      </w:r>
+      <w:r>
+        <w:t xml:space="preserve">auf</w:t>
+      </w:r>
+      <w:r>
+        <w:t xml:space="preserve"> </w:t>
+      </w:r>
+      <w:r>
+        <w:rPr>
+          <w:rStyle w:val="VerbatimChar"/>
+        </w:rPr>
+        <w:t xml:space="preserve">develop</w:t>
+      </w:r>
+      <w:r>
+        <w:t xml:space="preserve">:</w:t>
       </w:r>
     </w:p>
     <w:p>
@@ -19073,16 +21220,9 @@
       </w:pPr>
       <w:r>
         <w:rPr>
-          <w:b/>
-          <w:bCs/>
-        </w:rPr>
-        <w:t xml:space="preserve">KI als Drafting- und Review-Werkzeug, nicht als Entscheider.</w:t>
-      </w:r>
-      <w:r>
-        <w:t xml:space="preserve"> </w:t>
-      </w:r>
-      <w:r>
-        <w:t xml:space="preserve">Spec, Plan, Code werden generiert — aber Entscheidungen (Stil-Wahl, Trade-offs, Domänenregeln, Security) bleiben beim Menschen.</w:t>
+          <w:rStyle w:val="VerbatimChar"/>
+        </w:rPr>
+        <w:t xml:space="preserve">cc6e502 feat(match): typed enums + @Size on RecordPointRequest + IT (TEN-60)</w:t>
       </w:r>
     </w:p>
     <w:p>
@@ -19095,40 +21235,9 @@
       </w:pPr>
       <w:r>
         <w:rPr>
-          <w:b/>
-          <w:bCs/>
-        </w:rPr>
-        <w:t xml:space="preserve">Adversariales Review als Standard.</w:t>
-      </w:r>
-      <w:r>
-        <w:t xml:space="preserve"> </w:t>
-      </w:r>
-      <w:r>
-        <w:t xml:space="preserve">Ein zweiter, unabhängiger KI-Agent (</w:t>
-      </w:r>
-      <w:r>
-        <w:rPr>
-          <w:rStyle w:val="VerbatimChar"/>
-        </w:rPr>
-        <w:t xml:space="preserve">/code-review ultra</w:t>
-      </w:r>
-      <w:r>
-        <w:t xml:space="preserve"> </w:t>
-      </w:r>
-      <w:r>
-        <w:t xml:space="preserve">oder</w:t>
-      </w:r>
-      <w:r>
-        <w:t xml:space="preserve"> </w:t>
-      </w:r>
-      <w:r>
-        <w:rPr>
-          <w:rStyle w:val="VerbatimChar"/>
-        </w:rPr>
-        <w:t xml:space="preserve">pr-review-toolkit:review-pr</w:t>
-      </w:r>
-      <w:r>
-        <w:t xml:space="preserve">) prüft jeden grösseren Diff — kein einzelnes Modell entscheidet allein.</w:t>
+          <w:rStyle w:val="VerbatimChar"/>
+        </w:rPr>
+        <w:t xml:space="preserve">d96f4da feat(player): @Size limits on DTO string fields + IT (TEN-60)</w:t>
       </w:r>
     </w:p>
     <w:p>
@@ -19141,16 +21250,403 @@
       </w:pPr>
       <w:r>
         <w:rPr>
+          <w:rStyle w:val="VerbatimChar"/>
+        </w:rPr>
+        <w:t xml:space="preserve">2a0bcf1 docs(plans): add TEN-60 bean-validation implementation plan</w:t>
+      </w:r>
+    </w:p>
+    <w:p>
+      <w:pPr>
+        <w:pStyle w:val="FirstParagraph"/>
+      </w:pPr>
+      <w:r>
+        <w:rPr>
           <w:b/>
           <w:bCs/>
         </w:rPr>
-        <w:t xml:space="preserve">Belegpflicht für KI-Vorschläge.</w:t>
-      </w:r>
-      <w:r>
-        <w:t xml:space="preserve"> </w:t>
-      </w:r>
-      <w:r>
-        <w:t xml:space="preserve">Wenn ein Vorschlag übernommen wird, muss er in einer Spec, einem ADR oder einem Commit-Diff nachvollziehbar sein. Ohne Beleg keine Übernahme.</w:t>
+        <w:t xml:space="preserve">Recherche.</w:t>
+      </w:r>
+      <w:r>
+        <w:t xml:space="preserve"> </w:t>
+      </w:r>
+      <w:r>
+        <w:t xml:space="preserve">Punktuelle Recherche-Aufgaben (Spring AI 2.x Boot-4-Kompatibilität, JaCoCo-Aggregation über Multi-Module, Spring Security Test JWT-Mock, Testcontainers + Podman) wurden über Web-Recherche-Subagenten und</w:t>
+      </w:r>
+      <w:r>
+        <w:t xml:space="preserve"> </w:t>
+      </w:r>
+      <w:r>
+        <w:rPr>
+          <w:rStyle w:val="VerbatimChar"/>
+        </w:rPr>
+        <w:t xml:space="preserve">mcp__plugin_context7_context7__query-docs</w:t>
+      </w:r>
+      <w:r>
+        <w:t xml:space="preserve"> </w:t>
+      </w:r>
+      <w:r>
+        <w:t xml:space="preserve">durchgeführt. Ergebnisse flossen in ADR-10 (Spring AI Milestone-Risiko in R-07) und ADR-11 (CI/Coverage-Gate-Schwellen-Begründung) ein.</w:t>
+      </w:r>
+    </w:p>
+    <w:bookmarkEnd w:id="86"/>
+    <w:bookmarkStart w:id="87" w:name="eigenständigkeit"/>
+    <w:p>
+      <w:pPr>
+        <w:pStyle w:val="Heading3"/>
+      </w:pPr>
+      <w:r>
+        <w:t xml:space="preserve">13.3 Eigenständigkeit</w:t>
+      </w:r>
+    </w:p>
+    <w:p>
+      <w:pPr>
+        <w:pStyle w:val="FirstParagraph"/>
+      </w:pPr>
+      <w:r>
+        <w:t xml:space="preserve">Eine separate Eigenständigkeitserklärung liegt unter</w:t>
+      </w:r>
+      <w:r>
+        <w:t xml:space="preserve"> </w:t>
+      </w:r>
+      <w:r>
+        <w:rPr>
+          <w:rStyle w:val="VerbatimChar"/>
+        </w:rPr>
+        <w:t xml:space="preserve">doc/sad/TSaS_Eigenstaendigkeitserklaerung.md</w:t>
+      </w:r>
+      <w:r>
+        <w:t xml:space="preserve">. Sie bestätigt, dass alle KI-Vorschläge vor Übernahme geprüft, angenommen oder zurückgewiesen wurden. Die drei wichtigsten bewusst</w:t>
+      </w:r>
+      <w:r>
+        <w:t xml:space="preserve"> </w:t>
+      </w:r>
+      <w:r>
+        <w:rPr>
+          <w:b/>
+          <w:bCs/>
+        </w:rPr>
+        <w:t xml:space="preserve">nicht</w:t>
+      </w:r>
+      <w:r>
+        <w:t xml:space="preserve"> </w:t>
+      </w:r>
+      <w:r>
+        <w:t xml:space="preserve">an die KI delegierten Entscheidungen sind in Kapitel 14 (Reflexion und Fazit) mit Begründung und Beleg ausgewiesen.</w:t>
+      </w:r>
+    </w:p>
+    <w:p>
+      <w:r>
+        <w:pict>
+          <v:rect style="width:0;height:1.5pt" o:hralign="center" o:hrstd="t" o:hr="t"/>
+        </w:pict>
+      </w:r>
+    </w:p>
+    <w:bookmarkEnd w:id="87"/>
+    <w:bookmarkEnd w:id="88"/>
+    <w:bookmarkStart w:id="94" w:name="reflexion-und-fazit"/>
+    <w:p>
+      <w:pPr>
+        <w:pStyle w:val="Heading2"/>
+      </w:pPr>
+      <w:r>
+        <w:t xml:space="preserve">14. Reflexion und Fazit</w:t>
+      </w:r>
+    </w:p>
+    <w:p>
+      <w:pPr>
+        <w:pStyle w:val="FirstParagraph"/>
+      </w:pPr>
+      <w:r>
+        <w:t xml:space="preserve">Drei Bereiche wurden im Projektverlauf bewusst</w:t>
+      </w:r>
+      <w:r>
+        <w:t xml:space="preserve"> </w:t>
+      </w:r>
+      <w:r>
+        <w:rPr>
+          <w:b/>
+          <w:bCs/>
+        </w:rPr>
+        <w:t xml:space="preserve">nicht an die KI delegiert</w:t>
+      </w:r>
+      <w:r>
+        <w:t xml:space="preserve"> </w:t>
+      </w:r>
+      <w:r>
+        <w:t xml:space="preserve">— Vorschläge wurden zurückgewiesen, manuell überschrieben oder ohne KI-Unterstützung getroffen. Begründungen und Belege:</w:t>
+      </w:r>
+    </w:p>
+    <w:bookmarkStart w:id="89" w:name="veto-1-security-konfiguration"/>
+    <w:p>
+      <w:pPr>
+        <w:pStyle w:val="Heading3"/>
+      </w:pPr>
+      <w:r>
+        <w:t xml:space="preserve">14.1 Veto 1 — Security-Konfiguration</w:t>
+      </w:r>
+    </w:p>
+    <w:p>
+      <w:pPr>
+        <w:pStyle w:val="FirstParagraph"/>
+      </w:pPr>
+      <w:r>
+        <w:rPr>
+          <w:b/>
+          <w:bCs/>
+        </w:rPr>
+        <w:t xml:space="preserve">Entscheidung:</w:t>
+      </w:r>
+      <w:r>
+        <w:t xml:space="preserve"> </w:t>
+      </w:r>
+      <w:r>
+        <w:t xml:space="preserve">Die Security-Konfiguration (</w:t>
+      </w:r>
+      <w:r>
+        <w:rPr>
+          <w:rStyle w:val="VerbatimChar"/>
+        </w:rPr>
+        <w:t xml:space="preserve">backend/auth-module/.../SecurityConfig.java</w:t>
+      </w:r>
+      <w:r>
+        <w:t xml:space="preserve">, der Keycloak-Realm-Export</w:t>
+      </w:r>
+      <w:r>
+        <w:t xml:space="preserve"> </w:t>
+      </w:r>
+      <w:r>
+        <w:rPr>
+          <w:rStyle w:val="VerbatimChar"/>
+        </w:rPr>
+        <w:t xml:space="preserve">docker/keycloak/realm-export.json</w:t>
+      </w:r>
+      <w:r>
+        <w:t xml:space="preserve">, JWT-Validator-Setup, CORS, Pfad-basierte Permits) wurde</w:t>
+      </w:r>
+      <w:r>
+        <w:t xml:space="preserve"> </w:t>
+      </w:r>
+      <w:r>
+        <w:rPr>
+          <w:b/>
+          <w:bCs/>
+        </w:rPr>
+        <w:t xml:space="preserve">ohne KI-Generierung</w:t>
+      </w:r>
+      <w:r>
+        <w:t xml:space="preserve"> </w:t>
+      </w:r>
+      <w:r>
+        <w:t xml:space="preserve">verfasst und in jedem Review-Schritt zeilenweise gegen die OAuth2-/OIDC-Spec geprüft.</w:t>
+      </w:r>
+    </w:p>
+    <w:p>
+      <w:pPr>
+        <w:pStyle w:val="BodyText"/>
+      </w:pPr>
+      <w:r>
+        <w:rPr>
+          <w:b/>
+          <w:bCs/>
+        </w:rPr>
+        <w:t xml:space="preserve">Begründung:</w:t>
+      </w:r>
+      <w:r>
+        <w:t xml:space="preserve"> </w:t>
+      </w:r>
+      <w:r>
+        <w:t xml:space="preserve">Eine fehlerhafte Token-Validation (</w:t>
+      </w:r>
+      <w:r>
+        <w:rPr>
+          <w:rStyle w:val="VerbatimChar"/>
+        </w:rPr>
+        <w:t xml:space="preserve">aud</w:t>
+      </w:r>
+      <w:r>
+        <w:t xml:space="preserve">-/</w:t>
+      </w:r>
+      <w:r>
+        <w:rPr>
+          <w:rStyle w:val="VerbatimChar"/>
+        </w:rPr>
+        <w:t xml:space="preserve">iss</w:t>
+      </w:r>
+      <w:r>
+        <w:t xml:space="preserve">-Prüfung, JWK-Set-URL, Permit-Patterns) führt unmittelbar zu Auth-Bypass-Lücken. Generative Tools neigen dazu,</w:t>
+      </w:r>
+      <w:r>
+        <w:t xml:space="preserve"> </w:t>
+      </w:r>
+      <w:r>
+        <w:rPr>
+          <w:rStyle w:val="VerbatimChar"/>
+        </w:rPr>
+        <w:t xml:space="preserve">permitAll()</w:t>
+      </w:r>
+      <w:r>
+        <w:t xml:space="preserve"> </w:t>
+      </w:r>
+      <w:r>
+        <w:t xml:space="preserve">als „lauffähigen” Default vorzuschlagen oder eine</w:t>
+      </w:r>
+      <w:r>
+        <w:t xml:space="preserve"> </w:t>
+      </w:r>
+      <w:r>
+        <w:rPr>
+          <w:rStyle w:val="VerbatimChar"/>
+        </w:rPr>
+        <w:t xml:space="preserve">aud</w:t>
+      </w:r>
+      <w:r>
+        <w:t xml:space="preserve">-Prüfung in</w:t>
+      </w:r>
+      <w:r>
+        <w:t xml:space="preserve"> </w:t>
+      </w:r>
+      <w:r>
+        <w:rPr>
+          <w:rStyle w:val="VerbatimChar"/>
+        </w:rPr>
+        <w:t xml:space="preserve">JwtValidators.createDefaultWithIssuer(...)</w:t>
+      </w:r>
+      <w:r>
+        <w:t xml:space="preserve"> </w:t>
+      </w:r>
+      <w:r>
+        <w:t xml:space="preserve">zu unterlassen — beide Muster sind in</w:t>
+      </w:r>
+      <w:r>
+        <w:t xml:space="preserve"> </w:t>
+      </w:r>
+      <w:r>
+        <w:rPr>
+          <w:rStyle w:val="VerbatimChar"/>
+        </w:rPr>
+        <w:t xml:space="preserve">SecurityConfig.java</w:t>
+      </w:r>
+      <w:r>
+        <w:t xml:space="preserve"> </w:t>
+      </w:r>
+      <w:r>
+        <w:t xml:space="preserve">bewusst manuell entschieden.</w:t>
+      </w:r>
+    </w:p>
+    <w:p>
+      <w:pPr>
+        <w:pStyle w:val="BodyText"/>
+      </w:pPr>
+      <w:r>
+        <w:rPr>
+          <w:b/>
+          <w:bCs/>
+        </w:rPr>
+        <w:t xml:space="preserve">Beleg:</w:t>
+      </w:r>
+      <w:r>
+        <w:t xml:space="preserve"> </w:t>
+      </w:r>
+      <w:r>
+        <w:rPr>
+          <w:rStyle w:val="VerbatimChar"/>
+        </w:rPr>
+        <w:t xml:space="preserve">doc/sad/TSaS_STRIDE_Threat_Analysis.md</w:t>
+      </w:r>
+      <w:r>
+        <w:t xml:space="preserve"> </w:t>
+      </w:r>
+      <w:r>
+        <w:t xml:space="preserve">§2.1 listet die noch offene</w:t>
+      </w:r>
+      <w:r>
+        <w:t xml:space="preserve"> </w:t>
+      </w:r>
+      <w:r>
+        <w:rPr>
+          <w:rStyle w:val="VerbatimChar"/>
+        </w:rPr>
+        <w:t xml:space="preserve">aud</w:t>
+      </w:r>
+      <w:r>
+        <w:t xml:space="preserve">-Lücke (Befund S1) als Hoch-Risiko. Sie wurde im manuellen STRIDE-Audit identifiziert; ein KI-Review hätte sie wahrscheinlich nicht als Lücke erkannt, weil</w:t>
+      </w:r>
+      <w:r>
+        <w:t xml:space="preserve"> </w:t>
+      </w:r>
+      <w:r>
+        <w:rPr>
+          <w:rStyle w:val="VerbatimChar"/>
+        </w:rPr>
+        <w:t xml:space="preserve">JwtValidators.createDefaultWithIssuer</w:t>
+      </w:r>
+      <w:r>
+        <w:t xml:space="preserve"> </w:t>
+      </w:r>
+      <w:r>
+        <w:t xml:space="preserve">formal „korrekt” ist. Die Backlog-Entscheidung (Mitigation in eigenem Ticket) bleibt bei einem Menschen.</w:t>
+      </w:r>
+    </w:p>
+    <w:bookmarkEnd w:id="89"/>
+    <w:bookmarkStart w:id="90" w:name="veto-2-architekturentscheidungen-adrs"/>
+    <w:p>
+      <w:pPr>
+        <w:pStyle w:val="Heading3"/>
+      </w:pPr>
+      <w:r>
+        <w:t xml:space="preserve">14.2 Veto 2 — Architekturentscheidungen (ADRs)</w:t>
+      </w:r>
+    </w:p>
+    <w:p>
+      <w:pPr>
+        <w:pStyle w:val="FirstParagraph"/>
+      </w:pPr>
+      <w:r>
+        <w:rPr>
+          <w:b/>
+          <w:bCs/>
+        </w:rPr>
+        <w:t xml:space="preserve">Entscheidung:</w:t>
+      </w:r>
+      <w:r>
+        <w:t xml:space="preserve"> </w:t>
+      </w:r>
+      <w:r>
+        <w:t xml:space="preserve">Die 13 ADRs in §9 wurden inhaltlich</w:t>
+      </w:r>
+      <w:r>
+        <w:t xml:space="preserve"> </w:t>
+      </w:r>
+      <w:r>
+        <w:rPr>
+          <w:b/>
+          <w:bCs/>
+        </w:rPr>
+        <w:t xml:space="preserve">manuell</w:t>
+      </w:r>
+      <w:r>
+        <w:t xml:space="preserve"> </w:t>
+      </w:r>
+      <w:r>
+        <w:t xml:space="preserve">entschieden; die KI half lediglich beim Ausformulieren der Trade-off-Texte.</w:t>
+      </w:r>
+    </w:p>
+    <w:p>
+      <w:pPr>
+        <w:pStyle w:val="BodyText"/>
+      </w:pPr>
+      <w:r>
+        <w:rPr>
+          <w:b/>
+          <w:bCs/>
+        </w:rPr>
+        <w:t xml:space="preserve">Begründung:</w:t>
+      </w:r>
+      <w:r>
+        <w:t xml:space="preserve"> </w:t>
+      </w:r>
+      <w:r>
+        <w:t xml:space="preserve">KI-generierte ADR-Vorschläge tendieren zu konservativen „Best-Practice”-Empfehlungen (z. B. „nimm Spring Modulith, weil es aktuell ist”) und übersehen Kontextfaktoren wie Team-Grösse, Erfahrung und Roadmap. Drei konkrete Gegen-Entscheidungen:</w:t>
       </w:r>
     </w:p>
     <w:p>
@@ -19158,7 +21654,388 @@
         <w:pStyle w:val="Compact"/>
         <w:numPr>
           <w:ilvl w:val="0"/>
-          <w:numId w:val="1016"/>
+          <w:numId w:val="1017"/>
+        </w:numPr>
+      </w:pPr>
+      <w:r>
+        <w:rPr>
+          <w:b/>
+          <w:bCs/>
+        </w:rPr>
+        <w:t xml:space="preserve">ADR-07</w:t>
+      </w:r>
+      <w:r>
+        <w:t xml:space="preserve"> </w:t>
+      </w:r>
+      <w:r>
+        <w:t xml:space="preserve">verwirft Spring Modulith bewusst zugunsten von Gradle-Multi-Module-Compile-Zeit-Grenzen — entgegen dem aktuellen Hype.</w:t>
+      </w:r>
+    </w:p>
+    <w:p>
+      <w:pPr>
+        <w:pStyle w:val="Compact"/>
+        <w:numPr>
+          <w:ilvl w:val="0"/>
+          <w:numId w:val="1017"/>
+        </w:numPr>
+      </w:pPr>
+      <w:r>
+        <w:rPr>
+          <w:b/>
+          <w:bCs/>
+        </w:rPr>
+        <w:t xml:space="preserve">ADR-12</w:t>
+      </w:r>
+      <w:r>
+        <w:t xml:space="preserve"> </w:t>
+      </w:r>
+      <w:r>
+        <w:t xml:space="preserve">konsolidiert das ursprünglich vorgesehene</w:t>
+      </w:r>
+      <w:r>
+        <w:t xml:space="preserve"> </w:t>
+      </w:r>
+      <w:r>
+        <w:rPr>
+          <w:rStyle w:val="VerbatimChar"/>
+        </w:rPr>
+        <w:t xml:space="preserve">scoring-module</w:t>
+      </w:r>
+      <w:r>
+        <w:t xml:space="preserve"> </w:t>
+      </w:r>
+      <w:r>
+        <w:t xml:space="preserve">wieder ins</w:t>
+      </w:r>
+      <w:r>
+        <w:t xml:space="preserve"> </w:t>
+      </w:r>
+      <w:r>
+        <w:rPr>
+          <w:rStyle w:val="VerbatimChar"/>
+        </w:rPr>
+        <w:t xml:space="preserve">match-module</w:t>
+      </w:r>
+      <w:r>
+        <w:t xml:space="preserve">, nachdem die Implementierung zeigte, dass die Modulgrenze keinen fachlichen Mehrwert bringt.</w:t>
+      </w:r>
+    </w:p>
+    <w:p>
+      <w:pPr>
+        <w:pStyle w:val="Compact"/>
+        <w:numPr>
+          <w:ilvl w:val="0"/>
+          <w:numId w:val="1017"/>
+        </w:numPr>
+      </w:pPr>
+      <w:r>
+        <w:rPr>
+          <w:b/>
+          <w:bCs/>
+        </w:rPr>
+        <w:t xml:space="preserve">ADR-13</w:t>
+      </w:r>
+      <w:r>
+        <w:t xml:space="preserve"> </w:t>
+      </w:r>
+      <w:r>
+        <w:t xml:space="preserve">erlaubt geteilte Domänen-Wertobjekte modulübergreifend statt einer Anti-Corruption-Schicht — die KI hätte hier vermutlich Spiegel-DTO-Mapper an jeder Grenze vorgeschlagen.</w:t>
+      </w:r>
+    </w:p>
+    <w:p>
+      <w:pPr>
+        <w:pStyle w:val="FirstParagraph"/>
+      </w:pPr>
+      <w:r>
+        <w:rPr>
+          <w:b/>
+          <w:bCs/>
+        </w:rPr>
+        <w:t xml:space="preserve">Beleg:</w:t>
+      </w:r>
+      <w:r>
+        <w:t xml:space="preserve"> </w:t>
+      </w:r>
+      <w:r>
+        <w:t xml:space="preserve">SAD §9 (ADR-Tabelle); die Begründungstexte enthalten konkrete Kontextfaktoren („V1 klein”, „kleines Team”, „spätere Extraktion möglich”), die nicht aus dem Code ableitbar sind. ADR-12 und ADR-13 sind explizit Korrekturen früherer Bausteinskizzen — Spuren der manuellen Nachjustierung.</w:t>
+      </w:r>
+    </w:p>
+    <w:bookmarkEnd w:id="90"/>
+    <w:bookmarkStart w:id="91" w:name="veto-3-tennis-domänenregeln-im-scoring"/>
+    <w:p>
+      <w:pPr>
+        <w:pStyle w:val="Heading3"/>
+      </w:pPr>
+      <w:r>
+        <w:t xml:space="preserve">14.3 Veto 3 — Tennis-Domänenregeln im Scoring</w:t>
+      </w:r>
+    </w:p>
+    <w:p>
+      <w:pPr>
+        <w:pStyle w:val="FirstParagraph"/>
+      </w:pPr>
+      <w:r>
+        <w:rPr>
+          <w:b/>
+          <w:bCs/>
+        </w:rPr>
+        <w:t xml:space="preserve">Entscheidung:</w:t>
+      </w:r>
+      <w:r>
+        <w:t xml:space="preserve"> </w:t>
+      </w:r>
+      <w:r>
+        <w:rPr>
+          <w:rStyle w:val="VerbatimChar"/>
+        </w:rPr>
+        <w:t xml:space="preserve">backend/match-module/.../application/service/ScoringService.java</w:t>
+      </w:r>
+      <w:r>
+        <w:t xml:space="preserve"> </w:t>
+      </w:r>
+      <w:r>
+        <w:t xml:space="preserve">(Punkte, Spiele, Sätze, Tiebreak, Match-Tiebreak, Short Set, Einstand-/Vorteil-Logik, Break-Point-Erkennung) wurde gegen das</w:t>
+      </w:r>
+      <w:r>
+        <w:t xml:space="preserve"> </w:t>
+      </w:r>
+      <w:r>
+        <w:rPr>
+          <w:b/>
+          <w:bCs/>
+        </w:rPr>
+        <w:t xml:space="preserve">ITF-Regelwerk manuell verifiziert</w:t>
+      </w:r>
+      <w:r>
+        <w:t xml:space="preserve"> </w:t>
+      </w:r>
+      <w:r>
+        <w:t xml:space="preserve">statt aus KI-Generierung übernommen.</w:t>
+      </w:r>
+    </w:p>
+    <w:p>
+      <w:pPr>
+        <w:pStyle w:val="BodyText"/>
+      </w:pPr>
+      <w:r>
+        <w:rPr>
+          <w:b/>
+          <w:bCs/>
+        </w:rPr>
+        <w:t xml:space="preserve">Begründung:</w:t>
+      </w:r>
+      <w:r>
+        <w:t xml:space="preserve"> </w:t>
+      </w:r>
+      <w:r>
+        <w:t xml:space="preserve">LLMs haben unzuverlässige Domänenkenntnis bei Sport-Regelwerken — insbesondere bei Edge Cases wie Match-Tiebreak (bis 10 Punkte, Aufschlägerwechsel nach erstem Punkt, danach je 2), Short Set (bis 4 Games statt 6), Tiebreak-Wechsel-Sequenz. Falsche Scoring-Regeln würde der Coach am Platz sofort bemerken — das ist die kritischste Domäne der App.</w:t>
+      </w:r>
+    </w:p>
+    <w:p>
+      <w:pPr>
+        <w:pStyle w:val="BodyText"/>
+      </w:pPr>
+      <w:r>
+        <w:rPr>
+          <w:b/>
+          <w:bCs/>
+        </w:rPr>
+        <w:t xml:space="preserve">Beleg:</w:t>
+      </w:r>
+      <w:r>
+        <w:t xml:space="preserve"> </w:t>
+      </w:r>
+      <w:r>
+        <w:t xml:space="preserve">60 Tests im</w:t>
+      </w:r>
+      <w:r>
+        <w:t xml:space="preserve"> </w:t>
+      </w:r>
+      <w:r>
+        <w:rPr>
+          <w:rStyle w:val="VerbatimChar"/>
+        </w:rPr>
+        <w:t xml:space="preserve">match-module</w:t>
+      </w:r>
+      <w:r>
+        <w:t xml:space="preserve"> </w:t>
+      </w:r>
+      <w:r>
+        <w:t xml:space="preserve">(Snapshot SAD §8.7), davon der Grossteil explizite Edge-Case-Tests für Tiebreak / Match-Tiebreak / Short Set;</w:t>
+      </w:r>
+      <w:r>
+        <w:t xml:space="preserve"> </w:t>
+      </w:r>
+      <w:r>
+        <w:rPr>
+          <w:rStyle w:val="VerbatimChar"/>
+        </w:rPr>
+        <w:t xml:space="preserve">ScoringService.java</w:t>
+      </w:r>
+      <w:r>
+        <w:t xml:space="preserve">-JavaDoc verweist auf das ITF-Regelwerk als Quelle. Die hohe Branch-Coverage (74,2 %) im</w:t>
+      </w:r>
+      <w:r>
+        <w:t xml:space="preserve"> </w:t>
+      </w:r>
+      <w:r>
+        <w:rPr>
+          <w:rStyle w:val="VerbatimChar"/>
+        </w:rPr>
+        <w:t xml:space="preserve">match-module</w:t>
+      </w:r>
+      <w:r>
+        <w:t xml:space="preserve"> </w:t>
+      </w:r>
+      <w:r>
+        <w:t xml:space="preserve">ist ein direktes Ergebnis dieser Manuell-Verifikation: jede Edge-Case-Verzweigung hat einen Test, nicht weil die KI darum gebeten hat, sondern weil das ITF-Regelwerk sie vorgibt.</w:t>
+      </w:r>
+    </w:p>
+    <w:bookmarkEnd w:id="91"/>
+    <w:bookmarkStart w:id="92" w:name="human-in-the-loop-umgesetzt-ten-39"/>
+    <w:p>
+      <w:pPr>
+        <w:pStyle w:val="Heading3"/>
+      </w:pPr>
+      <w:r>
+        <w:t xml:space="preserve">14.4 Human-in-the-Loop (umgesetzt, TEN-39)</w:t>
+      </w:r>
+    </w:p>
+    <w:p>
+      <w:pPr>
+        <w:pStyle w:val="FirstParagraph"/>
+      </w:pPr>
+      <w:r>
+        <w:t xml:space="preserve">Die KI trifft keine endgültigen Entscheidungen: Generierte Empfehlungen einer Match-Analyse sind Vorschläge im Status</w:t>
+      </w:r>
+      <w:r>
+        <w:t xml:space="preserve"> </w:t>
+      </w:r>
+      <w:r>
+        <w:rPr>
+          <w:rStyle w:val="VerbatimChar"/>
+        </w:rPr>
+        <w:t xml:space="preserve">OPEN</w:t>
+      </w:r>
+      <w:r>
+        <w:t xml:space="preserve">; der Coach nimmt sie bewusst an oder verwirft sie (mit Begründung). Damit ist HITL nicht nur Prozess, sondern als Feature im Domänenmodell (</w:t>
+      </w:r>
+      <w:r>
+        <w:rPr>
+          <w:rStyle w:val="VerbatimChar"/>
+        </w:rPr>
+        <w:t xml:space="preserve">Recommendation.status</w:t>
+      </w:r>
+      <w:r>
+        <w:t xml:space="preserve">) und im UI verankert — passend zu Bewertungskriterium 16.</w:t>
+      </w:r>
+    </w:p>
+    <w:bookmarkEnd w:id="92"/>
+    <w:bookmarkStart w:id="93" w:name="übertrag-auf-die-künftige-arbeitsweise"/>
+    <w:p>
+      <w:pPr>
+        <w:pStyle w:val="Heading3"/>
+      </w:pPr>
+      <w:r>
+        <w:t xml:space="preserve">14.5 Übertrag auf die künftige Arbeitsweise</w:t>
+      </w:r>
+    </w:p>
+    <w:p>
+      <w:pPr>
+        <w:pStyle w:val="Compact"/>
+        <w:numPr>
+          <w:ilvl w:val="0"/>
+          <w:numId w:val="1018"/>
+        </w:numPr>
+      </w:pPr>
+      <w:r>
+        <w:rPr>
+          <w:b/>
+          <w:bCs/>
+        </w:rPr>
+        <w:t xml:space="preserve">KI als Drafting- und Review-Werkzeug, nicht als Entscheider.</w:t>
+      </w:r>
+      <w:r>
+        <w:t xml:space="preserve"> </w:t>
+      </w:r>
+      <w:r>
+        <w:t xml:space="preserve">Spec, Plan, Code werden generiert — aber Entscheidungen (Stil-Wahl, Trade-offs, Domänenregeln, Security) bleiben beim Menschen.</w:t>
+      </w:r>
+    </w:p>
+    <w:p>
+      <w:pPr>
+        <w:pStyle w:val="Compact"/>
+        <w:numPr>
+          <w:ilvl w:val="0"/>
+          <w:numId w:val="1018"/>
+        </w:numPr>
+      </w:pPr>
+      <w:r>
+        <w:rPr>
+          <w:b/>
+          <w:bCs/>
+        </w:rPr>
+        <w:t xml:space="preserve">Adversariales Review als Standard.</w:t>
+      </w:r>
+      <w:r>
+        <w:t xml:space="preserve"> </w:t>
+      </w:r>
+      <w:r>
+        <w:t xml:space="preserve">Ein zweiter, unabhängiger KI-Agent (</w:t>
+      </w:r>
+      <w:r>
+        <w:rPr>
+          <w:rStyle w:val="VerbatimChar"/>
+        </w:rPr>
+        <w:t xml:space="preserve">/code-review ultra</w:t>
+      </w:r>
+      <w:r>
+        <w:t xml:space="preserve"> </w:t>
+      </w:r>
+      <w:r>
+        <w:t xml:space="preserve">oder</w:t>
+      </w:r>
+      <w:r>
+        <w:t xml:space="preserve"> </w:t>
+      </w:r>
+      <w:r>
+        <w:rPr>
+          <w:rStyle w:val="VerbatimChar"/>
+        </w:rPr>
+        <w:t xml:space="preserve">pr-review-toolkit:review-pr</w:t>
+      </w:r>
+      <w:r>
+        <w:t xml:space="preserve">) prüft jeden grösseren Diff — kein einzelnes Modell entscheidet allein.</w:t>
+      </w:r>
+    </w:p>
+    <w:p>
+      <w:pPr>
+        <w:pStyle w:val="Compact"/>
+        <w:numPr>
+          <w:ilvl w:val="0"/>
+          <w:numId w:val="1018"/>
+        </w:numPr>
+      </w:pPr>
+      <w:r>
+        <w:rPr>
+          <w:b/>
+          <w:bCs/>
+        </w:rPr>
+        <w:t xml:space="preserve">Belegpflicht für KI-Vorschläge.</w:t>
+      </w:r>
+      <w:r>
+        <w:t xml:space="preserve"> </w:t>
+      </w:r>
+      <w:r>
+        <w:t xml:space="preserve">Wenn ein Vorschlag übernommen wird, muss er in einer Spec, einem ADR oder einem Commit-Diff nachvollziehbar sein. Ohne Beleg keine Übernahme.</w:t>
+      </w:r>
+    </w:p>
+    <w:p>
+      <w:pPr>
+        <w:pStyle w:val="Compact"/>
+        <w:numPr>
+          <w:ilvl w:val="0"/>
+          <w:numId w:val="1018"/>
         </w:numPr>
       </w:pPr>
       <w:r>
@@ -19182,9 +22059,9 @@
         </w:pict>
       </w:r>
     </w:p>
-    <w:bookmarkEnd w:id="89"/>
-    <w:bookmarkEnd w:id="90"/>
-    <w:bookmarkStart w:id="91" w:name="glossar"/>
+    <w:bookmarkEnd w:id="93"/>
+    <w:bookmarkEnd w:id="94"/>
+    <w:bookmarkStart w:id="95" w:name="glossar"/>
     <w:p>
       <w:pPr>
         <w:pStyle w:val="Heading2"/>
@@ -19708,8 +22585,8 @@
         </w:tc>
       </w:tr>
     </w:tbl>
-    <w:bookmarkEnd w:id="91"/>
-    <w:bookmarkEnd w:id="92"/>
+    <w:bookmarkEnd w:id="95"/>
+    <w:bookmarkEnd w:id="96"/>
     <w:sectPr>
       <w:footnotePr>
         <w:numRestart w:val="eachSect"/>
@@ -20165,6 +23042,12 @@
     <w:abstractNumId w:val="991"/>
   </w:num>
   <w:num w:numId="1016">
+    <w:abstractNumId w:val="991"/>
+  </w:num>
+  <w:num w:numId="1017">
+    <w:abstractNumId w:val="991"/>
+  </w:num>
+  <w:num w:numId="1018">
     <w:abstractNumId w:val="991"/>
   </w:num>
 </w:numbering>
